--- a/Stage2_Report.docx
+++ b/Stage2_Report.docx
@@ -10835,11 +10835,7 @@
           </w:tcPr>
           <w:p>
             <w:r>
-              <w:rPr>
-                <w:i/>
-                <w:color w:val="7F7F7F"/>
-              </w:rPr>
-              <w:t>[The concrete design problem in this app that the pattern solves.]</w:t>
+              <w:t>The agent needs a language model, but the Anthropic SDK's request and response types are large, provider-specific and change between SDK versions. Without an adapter every agent class would build SDK objects itself, tests would need a network and an API key, and swapping the model or provider would touch the whole agent package.</w:t>
             </w:r>
           </w:p>
         </w:tc>
@@ -10892,11 +10888,7 @@
           </w:tcPr>
           <w:p>
             <w:r>
-              <w:rPr>
-                <w:i/>
-                <w:color w:val="7F7F7F"/>
-              </w:rPr>
-              <w:t>[Stage 1: Target: LLMClient. Adapter: ClaudeAdapter. Adaptee: the Anthropic Java SDK (Messages API). Clients: StoryAgent, PlotPlanner, MemoryManager, ConsistencyChecker. FakeLLMClient is a second target implementation for tests. Replace with the implemented roles.]</w:t>
+              <w:t>Target: LLMClient (generate(request)). Adapter: ClaudeAdapter. Adaptee: the anthropic-java SDK's AnthropicClient (client.messages().create(params)). Client: the agent classes (StoryAgent and its subsystems, from week 2). Second Target implementation: FakeLLMClient, a scripted client used by the tests. Provider-neutral data: LLMRequest, LLMResponse, LLMMessage, LLMToolCall, LLMToolResult, LLMToolSpec, LLMException.</w:t>
             </w:r>
           </w:p>
         </w:tc>
@@ -10949,11 +10941,19 @@
           </w:tcPr>
           <w:p>
             <w:r>
-              <w:rPr>
-                <w:i/>
-                <w:color w:val="7F7F7F"/>
-              </w:rPr>
-              <w:t>[File paths and the methods where the pattern is visible.]</w:t>
+              <w:t>src/main/java/ca/yorku/storyteller/llm/LLMClient.java: LLMResponse generate(LLMRequest request).</w:t>
+            </w:r>
+          </w:p>
+          <w:p>
+            <w:pPr/>
+            <w:r>
+              <w:t>src/main/java/ca/yorku/storyteller/llm/ClaudeAdapter.java: generate(LLMRequest) calls client.messages().create(toApiBody(request)) and returns fromApiBody(message); MessageCreateParams toApiBody(LLMRequest); LLMResponse fromApiBody(Message); SDK exceptions are mapped to LLMException with a readable message.</w:t>
+            </w:r>
+          </w:p>
+          <w:p>
+            <w:pPr/>
+            <w:r>
+              <w:t>src/main/java/ca/yorku/storyteller/llm/FakeLLMClient.java: enqueue(LLMResponse), enqueueFailure(LLMException), generate(LLMRequest), getRequests().</w:t>
             </w:r>
           </w:p>
         </w:tc>
@@ -11006,11 +11006,7 @@
           </w:tcPr>
           <w:p>
             <w:r>
-              <w:rPr>
-                <w:i/>
-                <w:color w:val="7F7F7F"/>
-              </w:rPr>
-              <w:t>[Why this pattern, and what the code would look like without it.]</w:t>
+              <w:t>The agent's need is one operation (generate a reply to a conversation with tools), while the SDK offers a wide, typed API. The adapter converts between the two in one class: messages with tool calls and tool results, tool schemas, stop reasons, refusals and token usage. Everything else depends only on LLMClient, so tests run against FakeLLMClient with no paid calls, and ClaudeAdapterTest checks the real adapter against a local HTTP server that plays the Messages API. Without the pattern, SDK types would leak into StoryAgent, PlotPlanner, MemoryManager and ConsistencyChecker.</w:t>
             </w:r>
           </w:p>
         </w:tc>
@@ -11063,11 +11059,7 @@
           </w:tcPr>
           <w:p>
             <w:r>
-              <w:rPr>
-                <w:i/>
-                <w:color w:val="7F7F7F"/>
-              </w:rPr>
-              <w:t>[Matches the Stage 1 design / changed (see Section 4).]</w:t>
+              <w:t>Changed in detail (see Section 4): the roles are as designed, but LLMRequest carries structured LLMMessage and LLMToolSpec objects instead of strings, toApiBody/fromApiBody convert to and from the SDK's typed objects instead of JSON strings, and the adaptee is the SDK client rather than a raw createMessage(jsonBody) call.</w:t>
             </w:r>
           </w:p>
         </w:tc>

--- a/Stage2_Report.docx
+++ b/Stage2_Report.docx
@@ -17582,11 +17582,7 @@
           </w:tcPr>
           <w:p>
             <w:r>
-              <w:rPr>
-                <w:i/>
-                <w:color w:val="7F7F7F"/>
-              </w:rPr>
-              <w:t>[Description]</w:t>
+              <w:t>A relationship stored the target's name as typed (for example "guildmaster orrin"), so it did not match the character's real spelling.</w:t>
             </w:r>
           </w:p>
         </w:tc>
@@ -17608,11 +17604,7 @@
           </w:tcPr>
           <w:p>
             <w:r>
-              <w:rPr>
-                <w:i/>
-                <w:color w:val="7F7F7F"/>
-              </w:rPr>
-              <w:t>[Test / manual run]</w:t>
+              <w:t>StoryCLITest.characterAndRelationshipCommands</w:t>
             </w:r>
           </w:p>
         </w:tc>
@@ -17634,11 +17626,7 @@
           </w:tcPr>
           <w:p>
             <w:r>
-              <w:rPr>
-                <w:i/>
-                <w:color w:val="7F7F7F"/>
-              </w:rPr>
-              <w:t>[What was changed]</w:t>
+              <w:t>StorySession now stores the target character's own spelling when a relationship is checked.</w:t>
             </w:r>
           </w:p>
         </w:tc>
@@ -17660,11 +17648,7 @@
           </w:tcPr>
           <w:p>
             <w:r>
-              <w:rPr>
-                <w:i/>
-                <w:color w:val="7F7F7F"/>
-              </w:rPr>
-              <w:t>[Link]</w:t>
+              <w:t>feat(controller): expose lore, characters and save/load in StoryCLI</w:t>
             </w:r>
           </w:p>
         </w:tc>

--- a/Stage2_Report.docx
+++ b/Stage2_Report.docx
@@ -207,11 +207,7 @@
         <w:spacing w:after="120"/>
       </w:pPr>
       <w:r>
-        <w:rPr>
-          <w:i/>
-          <w:color w:val="7F7F7F"/>
-        </w:rPr>
-        <w:t>[One sentence with the count: N of 12 Stage 1 features are fully working end to end from both the GUI and the CLI (at least 10 are required), and what happened to any that are not.]</w:t>
+        <w:t>As of Oct 20, 2026: 3 of 12 Stage 1 features (F02, F03, F11) work end to end from both the GUI and the CLI; the rest are in progress (see the table and docs/feature-map.md).</w:t>
       </w:r>
     </w:p>
     <w:tbl>
@@ -626,6 +622,280 @@
           </w:tcPr>
           <w:p>
             <w:r>
+              <w:t>Done</w:t>
+            </w:r>
+          </w:p>
+        </w:tc>
+        <w:tc>
+          <w:tcPr>
+            <w:tcW w:w="1300" w:type="dxa"/>
+            <w:tcBorders>
+              <w:top w:val="single" w:sz="4" w:space="0" w:color="BFBFBF"/>
+              <w:left w:val="single" w:sz="4" w:space="0" w:color="BFBFBF"/>
+              <w:bottom w:val="single" w:sz="4" w:space="0" w:color="BFBFBF"/>
+              <w:right w:val="single" w:sz="4" w:space="0" w:color="BFBFBF"/>
+            </w:tcBorders>
+            <w:tcMar>
+              <w:top w:w="70" w:type="dxa"/>
+              <w:left w:w="110" w:type="dxa"/>
+              <w:bottom w:w="70" w:type="dxa"/>
+              <w:right w:w="110" w:type="dxa"/>
+            </w:tcMar>
+          </w:tcPr>
+          <w:p>
+            <w:r>
+              <w:t>Yes</w:t>
+            </w:r>
+          </w:p>
+        </w:tc>
+        <w:tc>
+          <w:tcPr>
+            <w:tcW w:w="1300" w:type="dxa"/>
+            <w:tcBorders>
+              <w:top w:val="single" w:sz="4" w:space="0" w:color="BFBFBF"/>
+              <w:left w:val="single" w:sz="4" w:space="0" w:color="BFBFBF"/>
+              <w:bottom w:val="single" w:sz="4" w:space="0" w:color="BFBFBF"/>
+              <w:right w:val="single" w:sz="4" w:space="0" w:color="BFBFBF"/>
+            </w:tcBorders>
+            <w:tcMar>
+              <w:top w:w="70" w:type="dxa"/>
+              <w:left w:w="110" w:type="dxa"/>
+              <w:bottom w:w="70" w:type="dxa"/>
+              <w:right w:w="110" w:type="dxa"/>
+            </w:tcMar>
+          </w:tcPr>
+          <w:p>
+            <w:r>
+              <w:t>Yes</w:t>
+            </w:r>
+          </w:p>
+        </w:tc>
+      </w:tr>
+      <w:tr>
+        <w:trPr>
+          <w:cantSplit/>
+        </w:trPr>
+        <w:tc>
+          <w:tcPr>
+            <w:tcW w:w="700" w:type="dxa"/>
+            <w:tcBorders>
+              <w:top w:val="single" w:sz="4" w:space="0" w:color="BFBFBF"/>
+              <w:left w:val="single" w:sz="4" w:space="0" w:color="BFBFBF"/>
+              <w:bottom w:val="single" w:sz="4" w:space="0" w:color="BFBFBF"/>
+              <w:right w:val="single" w:sz="4" w:space="0" w:color="BFBFBF"/>
+            </w:tcBorders>
+            <w:tcMar>
+              <w:top w:w="70" w:type="dxa"/>
+              <w:left w:w="110" w:type="dxa"/>
+              <w:bottom w:w="70" w:type="dxa"/>
+              <w:right w:w="110" w:type="dxa"/>
+            </w:tcMar>
+          </w:tcPr>
+          <w:p>
+            <w:r>
+              <w:t>F03</w:t>
+            </w:r>
+          </w:p>
+        </w:tc>
+        <w:tc>
+          <w:tcPr>
+            <w:tcW w:w="2900" w:type="dxa"/>
+            <w:tcBorders>
+              <w:top w:val="single" w:sz="4" w:space="0" w:color="BFBFBF"/>
+              <w:left w:val="single" w:sz="4" w:space="0" w:color="BFBFBF"/>
+              <w:bottom w:val="single" w:sz="4" w:space="0" w:color="BFBFBF"/>
+              <w:right w:val="single" w:sz="4" w:space="0" w:color="BFBFBF"/>
+            </w:tcBorders>
+            <w:tcMar>
+              <w:top w:w="70" w:type="dxa"/>
+              <w:left w:w="110" w:type="dxa"/>
+              <w:bottom w:w="70" w:type="dxa"/>
+              <w:right w:w="110" w:type="dxa"/>
+            </w:tcMar>
+          </w:tcPr>
+          <w:p>
+            <w:r>
+              <w:t>Character Management</w:t>
+            </w:r>
+          </w:p>
+        </w:tc>
+        <w:tc>
+          <w:tcPr>
+            <w:tcW w:w="1560" w:type="dxa"/>
+            <w:tcBorders>
+              <w:top w:val="single" w:sz="4" w:space="0" w:color="BFBFBF"/>
+              <w:left w:val="single" w:sz="4" w:space="0" w:color="BFBFBF"/>
+              <w:bottom w:val="single" w:sz="4" w:space="0" w:color="BFBFBF"/>
+              <w:right w:val="single" w:sz="4" w:space="0" w:color="BFBFBF"/>
+            </w:tcBorders>
+            <w:tcMar>
+              <w:top w:w="70" w:type="dxa"/>
+              <w:left w:w="110" w:type="dxa"/>
+              <w:bottom w:w="70" w:type="dxa"/>
+              <w:right w:w="110" w:type="dxa"/>
+            </w:tcMar>
+          </w:tcPr>
+          <w:p>
+            <w:r>
+              <w:t>Deterministic</w:t>
+            </w:r>
+          </w:p>
+        </w:tc>
+        <w:tc>
+          <w:tcPr>
+            <w:tcW w:w="1600" w:type="dxa"/>
+            <w:tcBorders>
+              <w:top w:val="single" w:sz="4" w:space="0" w:color="BFBFBF"/>
+              <w:left w:val="single" w:sz="4" w:space="0" w:color="BFBFBF"/>
+              <w:bottom w:val="single" w:sz="4" w:space="0" w:color="BFBFBF"/>
+              <w:right w:val="single" w:sz="4" w:space="0" w:color="BFBFBF"/>
+            </w:tcBorders>
+            <w:tcMar>
+              <w:top w:w="70" w:type="dxa"/>
+              <w:left w:w="110" w:type="dxa"/>
+              <w:bottom w:w="70" w:type="dxa"/>
+              <w:right w:w="110" w:type="dxa"/>
+            </w:tcMar>
+          </w:tcPr>
+          <w:p>
+            <w:r>
+              <w:t>Done</w:t>
+            </w:r>
+          </w:p>
+        </w:tc>
+        <w:tc>
+          <w:tcPr>
+            <w:tcW w:w="1300" w:type="dxa"/>
+            <w:tcBorders>
+              <w:top w:val="single" w:sz="4" w:space="0" w:color="BFBFBF"/>
+              <w:left w:val="single" w:sz="4" w:space="0" w:color="BFBFBF"/>
+              <w:bottom w:val="single" w:sz="4" w:space="0" w:color="BFBFBF"/>
+              <w:right w:val="single" w:sz="4" w:space="0" w:color="BFBFBF"/>
+            </w:tcBorders>
+            <w:tcMar>
+              <w:top w:w="70" w:type="dxa"/>
+              <w:left w:w="110" w:type="dxa"/>
+              <w:bottom w:w="70" w:type="dxa"/>
+              <w:right w:w="110" w:type="dxa"/>
+            </w:tcMar>
+          </w:tcPr>
+          <w:p>
+            <w:r>
+              <w:t>Yes</w:t>
+            </w:r>
+          </w:p>
+        </w:tc>
+        <w:tc>
+          <w:tcPr>
+            <w:tcW w:w="1300" w:type="dxa"/>
+            <w:tcBorders>
+              <w:top w:val="single" w:sz="4" w:space="0" w:color="BFBFBF"/>
+              <w:left w:val="single" w:sz="4" w:space="0" w:color="BFBFBF"/>
+              <w:bottom w:val="single" w:sz="4" w:space="0" w:color="BFBFBF"/>
+              <w:right w:val="single" w:sz="4" w:space="0" w:color="BFBFBF"/>
+            </w:tcBorders>
+            <w:tcMar>
+              <w:top w:w="70" w:type="dxa"/>
+              <w:left w:w="110" w:type="dxa"/>
+              <w:bottom w:w="70" w:type="dxa"/>
+              <w:right w:w="110" w:type="dxa"/>
+            </w:tcMar>
+          </w:tcPr>
+          <w:p>
+            <w:r>
+              <w:t>Yes</w:t>
+            </w:r>
+          </w:p>
+        </w:tc>
+      </w:tr>
+      <w:tr>
+        <w:trPr>
+          <w:cantSplit/>
+        </w:trPr>
+        <w:tc>
+          <w:tcPr>
+            <w:tcW w:w="700" w:type="dxa"/>
+            <w:tcBorders>
+              <w:top w:val="single" w:sz="4" w:space="0" w:color="BFBFBF"/>
+              <w:left w:val="single" w:sz="4" w:space="0" w:color="BFBFBF"/>
+              <w:bottom w:val="single" w:sz="4" w:space="0" w:color="BFBFBF"/>
+              <w:right w:val="single" w:sz="4" w:space="0" w:color="BFBFBF"/>
+            </w:tcBorders>
+            <w:tcMar>
+              <w:top w:w="70" w:type="dxa"/>
+              <w:left w:w="110" w:type="dxa"/>
+              <w:bottom w:w="70" w:type="dxa"/>
+              <w:right w:w="110" w:type="dxa"/>
+            </w:tcMar>
+          </w:tcPr>
+          <w:p>
+            <w:r>
+              <w:t>F04</w:t>
+            </w:r>
+          </w:p>
+        </w:tc>
+        <w:tc>
+          <w:tcPr>
+            <w:tcW w:w="2900" w:type="dxa"/>
+            <w:tcBorders>
+              <w:top w:val="single" w:sz="4" w:space="0" w:color="BFBFBF"/>
+              <w:left w:val="single" w:sz="4" w:space="0" w:color="BFBFBF"/>
+              <w:bottom w:val="single" w:sz="4" w:space="0" w:color="BFBFBF"/>
+              <w:right w:val="single" w:sz="4" w:space="0" w:color="BFBFBF"/>
+            </w:tcBorders>
+            <w:tcMar>
+              <w:top w:w="70" w:type="dxa"/>
+              <w:left w:w="110" w:type="dxa"/>
+              <w:bottom w:w="70" w:type="dxa"/>
+              <w:right w:w="110" w:type="dxa"/>
+            </w:tcMar>
+          </w:tcPr>
+          <w:p>
+            <w:r>
+              <w:t>Story Turn</w:t>
+            </w:r>
+          </w:p>
+        </w:tc>
+        <w:tc>
+          <w:tcPr>
+            <w:tcW w:w="1560" w:type="dxa"/>
+            <w:tcBorders>
+              <w:top w:val="single" w:sz="4" w:space="0" w:color="BFBFBF"/>
+              <w:left w:val="single" w:sz="4" w:space="0" w:color="BFBFBF"/>
+              <w:bottom w:val="single" w:sz="4" w:space="0" w:color="BFBFBF"/>
+              <w:right w:val="single" w:sz="4" w:space="0" w:color="BFBFBF"/>
+            </w:tcBorders>
+            <w:tcMar>
+              <w:top w:w="70" w:type="dxa"/>
+              <w:left w:w="110" w:type="dxa"/>
+              <w:bottom w:w="70" w:type="dxa"/>
+              <w:right w:w="110" w:type="dxa"/>
+            </w:tcMar>
+          </w:tcPr>
+          <w:p>
+            <w:r>
+              <w:t>Hybrid</w:t>
+            </w:r>
+          </w:p>
+        </w:tc>
+        <w:tc>
+          <w:tcPr>
+            <w:tcW w:w="1600" w:type="dxa"/>
+            <w:tcBorders>
+              <w:top w:val="single" w:sz="4" w:space="0" w:color="BFBFBF"/>
+              <w:left w:val="single" w:sz="4" w:space="0" w:color="BFBFBF"/>
+              <w:bottom w:val="single" w:sz="4" w:space="0" w:color="BFBFBF"/>
+              <w:right w:val="single" w:sz="4" w:space="0" w:color="BFBFBF"/>
+            </w:tcBorders>
+            <w:tcMar>
+              <w:top w:w="70" w:type="dxa"/>
+              <w:left w:w="110" w:type="dxa"/>
+              <w:bottom w:w="70" w:type="dxa"/>
+              <w:right w:w="110" w:type="dxa"/>
+            </w:tcMar>
+          </w:tcPr>
+          <w:p>
+            <w:r>
               <w:rPr>
                 <w:i/>
                 <w:color w:val="7F7F7F"/>
@@ -709,7 +979,7 @@
           </w:tcPr>
           <w:p>
             <w:r>
-              <w:t>F03</w:t>
+              <w:t>F05</w:t>
             </w:r>
           </w:p>
         </w:tc>
@@ -731,7 +1001,7 @@
           </w:tcPr>
           <w:p>
             <w:r>
-              <w:t>Character Management</w:t>
+              <w:t>Pivotal Events</w:t>
             </w:r>
           </w:p>
         </w:tc>
@@ -753,7 +1023,7 @@
           </w:tcPr>
           <w:p>
             <w:r>
-              <w:t>Deterministic</w:t>
+              <w:t>Hybrid</w:t>
             </w:r>
           </w:p>
         </w:tc>
@@ -858,7 +1128,7 @@
           </w:tcPr>
           <w:p>
             <w:r>
-              <w:t>F04</w:t>
+              <w:t>F06</w:t>
             </w:r>
           </w:p>
         </w:tc>
@@ -880,7 +1150,7 @@
           </w:tcPr>
           <w:p>
             <w:r>
-              <w:t>Story Turn</w:t>
+              <w:t>Plot Steering</w:t>
             </w:r>
           </w:p>
         </w:tc>
@@ -902,7 +1172,7 @@
           </w:tcPr>
           <w:p>
             <w:r>
-              <w:t>Hybrid</w:t>
+              <w:t>AI</w:t>
             </w:r>
           </w:p>
         </w:tc>
@@ -1007,7 +1277,7 @@
           </w:tcPr>
           <w:p>
             <w:r>
-              <w:t>F05</w:t>
+              <w:t>F07</w:t>
             </w:r>
           </w:p>
         </w:tc>
@@ -1029,7 +1299,7 @@
           </w:tcPr>
           <w:p>
             <w:r>
-              <w:t>Pivotal Events</w:t>
+              <w:t>Lore Proposals</w:t>
             </w:r>
           </w:p>
         </w:tc>
@@ -1156,7 +1426,7 @@
           </w:tcPr>
           <w:p>
             <w:r>
-              <w:t>F06</w:t>
+              <w:t>F08</w:t>
             </w:r>
           </w:p>
         </w:tc>
@@ -1178,7 +1448,7 @@
           </w:tcPr>
           <w:p>
             <w:r>
-              <w:t>Plot Steering</w:t>
+              <w:t>Consistency Check</w:t>
             </w:r>
           </w:p>
         </w:tc>
@@ -1200,7 +1470,7 @@
           </w:tcPr>
           <w:p>
             <w:r>
-              <w:t>AI</w:t>
+              <w:t>Hybrid</w:t>
             </w:r>
           </w:p>
         </w:tc>
@@ -1305,7 +1575,7 @@
           </w:tcPr>
           <w:p>
             <w:r>
-              <w:t>F07</w:t>
+              <w:t>F09</w:t>
             </w:r>
           </w:p>
         </w:tc>
@@ -1327,7 +1597,7 @@
           </w:tcPr>
           <w:p>
             <w:r>
-              <w:t>Lore Proposals</w:t>
+              <w:t>Story Memory Summarization</w:t>
             </w:r>
           </w:p>
         </w:tc>
@@ -1349,7 +1619,7 @@
           </w:tcPr>
           <w:p>
             <w:r>
-              <w:t>Hybrid</w:t>
+              <w:t>AI</w:t>
             </w:r>
           </w:p>
         </w:tc>
@@ -1454,7 +1724,7 @@
           </w:tcPr>
           <w:p>
             <w:r>
-              <w:t>F08</w:t>
+              <w:t>F10</w:t>
             </w:r>
           </w:p>
         </w:tc>
@@ -1476,7 +1746,7 @@
           </w:tcPr>
           <w:p>
             <w:r>
-              <w:t>Consistency Check</w:t>
+              <w:t>Undo / Retry / Edit Turn</w:t>
             </w:r>
           </w:p>
         </w:tc>
@@ -1603,7 +1873,7 @@
           </w:tcPr>
           <w:p>
             <w:r>
-              <w:t>F09</w:t>
+              <w:t>F11</w:t>
             </w:r>
           </w:p>
         </w:tc>
@@ -1625,7 +1895,7 @@
           </w:tcPr>
           <w:p>
             <w:r>
-              <w:t>Story Memory Summarization</w:t>
+              <w:t>Save and Load Session</w:t>
             </w:r>
           </w:p>
         </w:tc>
@@ -1647,7 +1917,7 @@
           </w:tcPr>
           <w:p>
             <w:r>
-              <w:t>AI</w:t>
+              <w:t>Deterministic</w:t>
             </w:r>
           </w:p>
         </w:tc>
@@ -1669,11 +1939,7 @@
           </w:tcPr>
           <w:p>
             <w:r>
-              <w:rPr>
-                <w:i/>
-                <w:color w:val="7F7F7F"/>
-              </w:rPr>
-              <w:t>[Not started]</w:t>
+              <w:t>Done</w:t>
             </w:r>
           </w:p>
         </w:tc>
@@ -1695,11 +1961,7 @@
           </w:tcPr>
           <w:p>
             <w:r>
-              <w:rPr>
-                <w:i/>
-                <w:color w:val="7F7F7F"/>
-              </w:rPr>
-              <w:t>[-]</w:t>
+              <w:t>Yes</w:t>
             </w:r>
           </w:p>
         </w:tc>
@@ -1721,309 +1983,7 @@
           </w:tcPr>
           <w:p>
             <w:r>
-              <w:rPr>
-                <w:i/>
-                <w:color w:val="7F7F7F"/>
-              </w:rPr>
-              <w:t>[-]</w:t>
-            </w:r>
-          </w:p>
-        </w:tc>
-      </w:tr>
-      <w:tr>
-        <w:trPr>
-          <w:cantSplit/>
-        </w:trPr>
-        <w:tc>
-          <w:tcPr>
-            <w:tcW w:w="700" w:type="dxa"/>
-            <w:tcBorders>
-              <w:top w:val="single" w:sz="4" w:space="0" w:color="BFBFBF"/>
-              <w:left w:val="single" w:sz="4" w:space="0" w:color="BFBFBF"/>
-              <w:bottom w:val="single" w:sz="4" w:space="0" w:color="BFBFBF"/>
-              <w:right w:val="single" w:sz="4" w:space="0" w:color="BFBFBF"/>
-            </w:tcBorders>
-            <w:tcMar>
-              <w:top w:w="70" w:type="dxa"/>
-              <w:left w:w="110" w:type="dxa"/>
-              <w:bottom w:w="70" w:type="dxa"/>
-              <w:right w:w="110" w:type="dxa"/>
-            </w:tcMar>
-          </w:tcPr>
-          <w:p>
-            <w:r>
-              <w:t>F10</w:t>
-            </w:r>
-          </w:p>
-        </w:tc>
-        <w:tc>
-          <w:tcPr>
-            <w:tcW w:w="2900" w:type="dxa"/>
-            <w:tcBorders>
-              <w:top w:val="single" w:sz="4" w:space="0" w:color="BFBFBF"/>
-              <w:left w:val="single" w:sz="4" w:space="0" w:color="BFBFBF"/>
-              <w:bottom w:val="single" w:sz="4" w:space="0" w:color="BFBFBF"/>
-              <w:right w:val="single" w:sz="4" w:space="0" w:color="BFBFBF"/>
-            </w:tcBorders>
-            <w:tcMar>
-              <w:top w:w="70" w:type="dxa"/>
-              <w:left w:w="110" w:type="dxa"/>
-              <w:bottom w:w="70" w:type="dxa"/>
-              <w:right w:w="110" w:type="dxa"/>
-            </w:tcMar>
-          </w:tcPr>
-          <w:p>
-            <w:r>
-              <w:t>Undo / Retry / Edit Turn</w:t>
-            </w:r>
-          </w:p>
-        </w:tc>
-        <w:tc>
-          <w:tcPr>
-            <w:tcW w:w="1560" w:type="dxa"/>
-            <w:tcBorders>
-              <w:top w:val="single" w:sz="4" w:space="0" w:color="BFBFBF"/>
-              <w:left w:val="single" w:sz="4" w:space="0" w:color="BFBFBF"/>
-              <w:bottom w:val="single" w:sz="4" w:space="0" w:color="BFBFBF"/>
-              <w:right w:val="single" w:sz="4" w:space="0" w:color="BFBFBF"/>
-            </w:tcBorders>
-            <w:tcMar>
-              <w:top w:w="70" w:type="dxa"/>
-              <w:left w:w="110" w:type="dxa"/>
-              <w:bottom w:w="70" w:type="dxa"/>
-              <w:right w:w="110" w:type="dxa"/>
-            </w:tcMar>
-          </w:tcPr>
-          <w:p>
-            <w:r>
-              <w:t>Hybrid</w:t>
-            </w:r>
-          </w:p>
-        </w:tc>
-        <w:tc>
-          <w:tcPr>
-            <w:tcW w:w="1600" w:type="dxa"/>
-            <w:tcBorders>
-              <w:top w:val="single" w:sz="4" w:space="0" w:color="BFBFBF"/>
-              <w:left w:val="single" w:sz="4" w:space="0" w:color="BFBFBF"/>
-              <w:bottom w:val="single" w:sz="4" w:space="0" w:color="BFBFBF"/>
-              <w:right w:val="single" w:sz="4" w:space="0" w:color="BFBFBF"/>
-            </w:tcBorders>
-            <w:tcMar>
-              <w:top w:w="70" w:type="dxa"/>
-              <w:left w:w="110" w:type="dxa"/>
-              <w:bottom w:w="70" w:type="dxa"/>
-              <w:right w:w="110" w:type="dxa"/>
-            </w:tcMar>
-          </w:tcPr>
-          <w:p>
-            <w:r>
-              <w:rPr>
-                <w:i/>
-                <w:color w:val="7F7F7F"/>
-              </w:rPr>
-              <w:t>[Not started]</w:t>
-            </w:r>
-          </w:p>
-        </w:tc>
-        <w:tc>
-          <w:tcPr>
-            <w:tcW w:w="1300" w:type="dxa"/>
-            <w:tcBorders>
-              <w:top w:val="single" w:sz="4" w:space="0" w:color="BFBFBF"/>
-              <w:left w:val="single" w:sz="4" w:space="0" w:color="BFBFBF"/>
-              <w:bottom w:val="single" w:sz="4" w:space="0" w:color="BFBFBF"/>
-              <w:right w:val="single" w:sz="4" w:space="0" w:color="BFBFBF"/>
-            </w:tcBorders>
-            <w:tcMar>
-              <w:top w:w="70" w:type="dxa"/>
-              <w:left w:w="110" w:type="dxa"/>
-              <w:bottom w:w="70" w:type="dxa"/>
-              <w:right w:w="110" w:type="dxa"/>
-            </w:tcMar>
-          </w:tcPr>
-          <w:p>
-            <w:r>
-              <w:rPr>
-                <w:i/>
-                <w:color w:val="7F7F7F"/>
-              </w:rPr>
-              <w:t>[-]</w:t>
-            </w:r>
-          </w:p>
-        </w:tc>
-        <w:tc>
-          <w:tcPr>
-            <w:tcW w:w="1300" w:type="dxa"/>
-            <w:tcBorders>
-              <w:top w:val="single" w:sz="4" w:space="0" w:color="BFBFBF"/>
-              <w:left w:val="single" w:sz="4" w:space="0" w:color="BFBFBF"/>
-              <w:bottom w:val="single" w:sz="4" w:space="0" w:color="BFBFBF"/>
-              <w:right w:val="single" w:sz="4" w:space="0" w:color="BFBFBF"/>
-            </w:tcBorders>
-            <w:tcMar>
-              <w:top w:w="70" w:type="dxa"/>
-              <w:left w:w="110" w:type="dxa"/>
-              <w:bottom w:w="70" w:type="dxa"/>
-              <w:right w:w="110" w:type="dxa"/>
-            </w:tcMar>
-          </w:tcPr>
-          <w:p>
-            <w:r>
-              <w:rPr>
-                <w:i/>
-                <w:color w:val="7F7F7F"/>
-              </w:rPr>
-              <w:t>[-]</w:t>
-            </w:r>
-          </w:p>
-        </w:tc>
-      </w:tr>
-      <w:tr>
-        <w:trPr>
-          <w:cantSplit/>
-        </w:trPr>
-        <w:tc>
-          <w:tcPr>
-            <w:tcW w:w="700" w:type="dxa"/>
-            <w:tcBorders>
-              <w:top w:val="single" w:sz="4" w:space="0" w:color="BFBFBF"/>
-              <w:left w:val="single" w:sz="4" w:space="0" w:color="BFBFBF"/>
-              <w:bottom w:val="single" w:sz="4" w:space="0" w:color="BFBFBF"/>
-              <w:right w:val="single" w:sz="4" w:space="0" w:color="BFBFBF"/>
-            </w:tcBorders>
-            <w:tcMar>
-              <w:top w:w="70" w:type="dxa"/>
-              <w:left w:w="110" w:type="dxa"/>
-              <w:bottom w:w="70" w:type="dxa"/>
-              <w:right w:w="110" w:type="dxa"/>
-            </w:tcMar>
-          </w:tcPr>
-          <w:p>
-            <w:r>
-              <w:t>F11</w:t>
-            </w:r>
-          </w:p>
-        </w:tc>
-        <w:tc>
-          <w:tcPr>
-            <w:tcW w:w="2900" w:type="dxa"/>
-            <w:tcBorders>
-              <w:top w:val="single" w:sz="4" w:space="0" w:color="BFBFBF"/>
-              <w:left w:val="single" w:sz="4" w:space="0" w:color="BFBFBF"/>
-              <w:bottom w:val="single" w:sz="4" w:space="0" w:color="BFBFBF"/>
-              <w:right w:val="single" w:sz="4" w:space="0" w:color="BFBFBF"/>
-            </w:tcBorders>
-            <w:tcMar>
-              <w:top w:w="70" w:type="dxa"/>
-              <w:left w:w="110" w:type="dxa"/>
-              <w:bottom w:w="70" w:type="dxa"/>
-              <w:right w:w="110" w:type="dxa"/>
-            </w:tcMar>
-          </w:tcPr>
-          <w:p>
-            <w:r>
-              <w:t>Save and Load Session</w:t>
-            </w:r>
-          </w:p>
-        </w:tc>
-        <w:tc>
-          <w:tcPr>
-            <w:tcW w:w="1560" w:type="dxa"/>
-            <w:tcBorders>
-              <w:top w:val="single" w:sz="4" w:space="0" w:color="BFBFBF"/>
-              <w:left w:val="single" w:sz="4" w:space="0" w:color="BFBFBF"/>
-              <w:bottom w:val="single" w:sz="4" w:space="0" w:color="BFBFBF"/>
-              <w:right w:val="single" w:sz="4" w:space="0" w:color="BFBFBF"/>
-            </w:tcBorders>
-            <w:tcMar>
-              <w:top w:w="70" w:type="dxa"/>
-              <w:left w:w="110" w:type="dxa"/>
-              <w:bottom w:w="70" w:type="dxa"/>
-              <w:right w:w="110" w:type="dxa"/>
-            </w:tcMar>
-          </w:tcPr>
-          <w:p>
-            <w:r>
-              <w:t>Deterministic</w:t>
-            </w:r>
-          </w:p>
-        </w:tc>
-        <w:tc>
-          <w:tcPr>
-            <w:tcW w:w="1600" w:type="dxa"/>
-            <w:tcBorders>
-              <w:top w:val="single" w:sz="4" w:space="0" w:color="BFBFBF"/>
-              <w:left w:val="single" w:sz="4" w:space="0" w:color="BFBFBF"/>
-              <w:bottom w:val="single" w:sz="4" w:space="0" w:color="BFBFBF"/>
-              <w:right w:val="single" w:sz="4" w:space="0" w:color="BFBFBF"/>
-            </w:tcBorders>
-            <w:tcMar>
-              <w:top w:w="70" w:type="dxa"/>
-              <w:left w:w="110" w:type="dxa"/>
-              <w:bottom w:w="70" w:type="dxa"/>
-              <w:right w:w="110" w:type="dxa"/>
-            </w:tcMar>
-          </w:tcPr>
-          <w:p>
-            <w:r>
-              <w:rPr>
-                <w:i/>
-                <w:color w:val="7F7F7F"/>
-              </w:rPr>
-              <w:t>[Not started]</w:t>
-            </w:r>
-          </w:p>
-        </w:tc>
-        <w:tc>
-          <w:tcPr>
-            <w:tcW w:w="1300" w:type="dxa"/>
-            <w:tcBorders>
-              <w:top w:val="single" w:sz="4" w:space="0" w:color="BFBFBF"/>
-              <w:left w:val="single" w:sz="4" w:space="0" w:color="BFBFBF"/>
-              <w:bottom w:val="single" w:sz="4" w:space="0" w:color="BFBFBF"/>
-              <w:right w:val="single" w:sz="4" w:space="0" w:color="BFBFBF"/>
-            </w:tcBorders>
-            <w:tcMar>
-              <w:top w:w="70" w:type="dxa"/>
-              <w:left w:w="110" w:type="dxa"/>
-              <w:bottom w:w="70" w:type="dxa"/>
-              <w:right w:w="110" w:type="dxa"/>
-            </w:tcMar>
-          </w:tcPr>
-          <w:p>
-            <w:r>
-              <w:rPr>
-                <w:i/>
-                <w:color w:val="7F7F7F"/>
-              </w:rPr>
-              <w:t>[-]</w:t>
-            </w:r>
-          </w:p>
-        </w:tc>
-        <w:tc>
-          <w:tcPr>
-            <w:tcW w:w="1300" w:type="dxa"/>
-            <w:tcBorders>
-              <w:top w:val="single" w:sz="4" w:space="0" w:color="BFBFBF"/>
-              <w:left w:val="single" w:sz="4" w:space="0" w:color="BFBFBF"/>
-              <w:bottom w:val="single" w:sz="4" w:space="0" w:color="BFBFBF"/>
-              <w:right w:val="single" w:sz="4" w:space="0" w:color="BFBFBF"/>
-            </w:tcBorders>
-            <w:tcMar>
-              <w:top w:w="70" w:type="dxa"/>
-              <w:left w:w="110" w:type="dxa"/>
-              <w:bottom w:w="70" w:type="dxa"/>
-              <w:right w:w="110" w:type="dxa"/>
-            </w:tcMar>
-          </w:tcPr>
-          <w:p>
-            <w:r>
-              <w:rPr>
-                <w:i/>
-                <w:color w:val="7F7F7F"/>
-              </w:rPr>
-              <w:t>[-]</w:t>
+              <w:t>Yes</w:t>
             </w:r>
           </w:p>
         </w:tc>
@@ -3159,11 +3119,489 @@
           </w:tcPr>
           <w:p>
             <w:r>
+              <w:t>Done. Reachable from the GUI (Lore tab) and the CLI (lore commands).</w:t>
+            </w:r>
+          </w:p>
+        </w:tc>
+      </w:tr>
+      <w:tr>
+        <w:trPr>
+          <w:cantSplit/>
+        </w:trPr>
+        <w:tc>
+          <w:tcPr>
+            <w:tcW w:w="2500" w:type="dxa"/>
+            <w:tcBorders>
+              <w:top w:val="single" w:sz="4" w:space="0" w:color="BFBFBF"/>
+              <w:left w:val="single" w:sz="4" w:space="0" w:color="BFBFBF"/>
+              <w:bottom w:val="single" w:sz="4" w:space="0" w:color="BFBFBF"/>
+              <w:right w:val="single" w:sz="4" w:space="0" w:color="BFBFBF"/>
+            </w:tcBorders>
+            <w:shd w:val="clear" w:color="auto" w:fill="F2F2F2"/>
+            <w:tcMar>
+              <w:top w:w="70" w:type="dxa"/>
+              <w:left w:w="110" w:type="dxa"/>
+              <w:bottom w:w="70" w:type="dxa"/>
+              <w:right w:w="110" w:type="dxa"/>
+            </w:tcMar>
+          </w:tcPr>
+          <w:p>
+            <w:r>
+              <w:rPr>
+                <w:b/>
+              </w:rPr>
+              <w:t>Type</w:t>
+            </w:r>
+          </w:p>
+        </w:tc>
+        <w:tc>
+          <w:tcPr>
+            <w:tcW w:w="6860" w:type="dxa"/>
+            <w:tcBorders>
+              <w:top w:val="single" w:sz="4" w:space="0" w:color="BFBFBF"/>
+              <w:left w:val="single" w:sz="4" w:space="0" w:color="BFBFBF"/>
+              <w:bottom w:val="single" w:sz="4" w:space="0" w:color="BFBFBF"/>
+              <w:right w:val="single" w:sz="4" w:space="0" w:color="BFBFBF"/>
+            </w:tcBorders>
+            <w:tcMar>
+              <w:top w:w="70" w:type="dxa"/>
+              <w:left w:w="110" w:type="dxa"/>
+              <w:bottom w:w="70" w:type="dxa"/>
+              <w:right w:w="110" w:type="dxa"/>
+            </w:tcMar>
+          </w:tcPr>
+          <w:p>
+            <w:r>
+              <w:t>Deterministic, as in Stage 1. No step calls the model.</w:t>
+            </w:r>
+          </w:p>
+        </w:tc>
+      </w:tr>
+      <w:tr>
+        <w:trPr>
+          <w:cantSplit/>
+        </w:trPr>
+        <w:tc>
+          <w:tcPr>
+            <w:tcW w:w="2500" w:type="dxa"/>
+            <w:tcBorders>
+              <w:top w:val="single" w:sz="4" w:space="0" w:color="BFBFBF"/>
+              <w:left w:val="single" w:sz="4" w:space="0" w:color="BFBFBF"/>
+              <w:bottom w:val="single" w:sz="4" w:space="0" w:color="BFBFBF"/>
+              <w:right w:val="single" w:sz="4" w:space="0" w:color="BFBFBF"/>
+            </w:tcBorders>
+            <w:shd w:val="clear" w:color="auto" w:fill="F2F2F2"/>
+            <w:tcMar>
+              <w:top w:w="70" w:type="dxa"/>
+              <w:left w:w="110" w:type="dxa"/>
+              <w:bottom w:w="70" w:type="dxa"/>
+              <w:right w:w="110" w:type="dxa"/>
+            </w:tcMar>
+          </w:tcPr>
+          <w:p>
+            <w:r>
+              <w:rPr>
+                <w:b/>
+              </w:rPr>
+              <w:t>Classes / Files and Responsibilities</w:t>
+            </w:r>
+          </w:p>
+        </w:tc>
+        <w:tc>
+          <w:tcPr>
+            <w:tcW w:w="6860" w:type="dxa"/>
+            <w:tcBorders>
+              <w:top w:val="single" w:sz="4" w:space="0" w:color="BFBFBF"/>
+              <w:left w:val="single" w:sz="4" w:space="0" w:color="BFBFBF"/>
+              <w:bottom w:val="single" w:sz="4" w:space="0" w:color="BFBFBF"/>
+              <w:right w:val="single" w:sz="4" w:space="0" w:color="BFBFBF"/>
+            </w:tcBorders>
+            <w:tcMar>
+              <w:top w:w="70" w:type="dxa"/>
+              <w:left w:w="110" w:type="dxa"/>
+              <w:bottom w:w="70" w:type="dxa"/>
+              <w:right w:w="110" w:type="dxa"/>
+            </w:tcMar>
+          </w:tcPr>
+          <w:p>
+            <w:r>
+              <w:t>StoryGUI (src/main/java/ca/yorku/storyteller/ui/StoryGUI.java): Lore tab with search box, entry list (pinned marked with a star) and entry form.</w:t>
+            </w:r>
+          </w:p>
+          <w:p>
+            <w:pPr/>
+            <w:r>
+              <w:t>StoryCLI (src/main/java/ca/yorku/storyteller/ui/StoryCLI.java): lore list, search, show, add, edit, pin, unpin and remove commands.</w:t>
+            </w:r>
+          </w:p>
+          <w:p>
+            <w:pPr/>
+            <w:r>
+              <w:t>StoryController (src/main/java/ca/yorku/storyteller/controller/StoryController.java): adds or updates an entry, removes, searches and returns copies for editing; notifies observers.</w:t>
+            </w:r>
+          </w:p>
+          <w:p>
+            <w:pPr/>
+            <w:r>
+              <w:t>StorySession (src/main/java/ca/yorku/storyteller/model/StorySession.java): owns the lore book and notifies the front ends.</w:t>
+            </w:r>
+          </w:p>
+          <w:p>
+            <w:pPr/>
+            <w:r>
+              <w:t>LoreBook (src/main/java/ca/yorku/storyteller/model/LoreBook.java): stores entries, assigns ids L1, L2, ..., rejects duplicate ids and titles, searches with pinned entries first, returns the pinned entries.</w:t>
+            </w:r>
+          </w:p>
+          <w:p>
+            <w:pPr/>
+            <w:r>
+              <w:t>LoreEntry (src/main/java/ca/yorku/storyteller/model/LoreEntry.java): one entry; validates title, content and tags; matches(query).</w:t>
+            </w:r>
+          </w:p>
+        </w:tc>
+      </w:tr>
+      <w:tr>
+        <w:trPr>
+          <w:cantSplit/>
+        </w:trPr>
+        <w:tc>
+          <w:tcPr>
+            <w:tcW w:w="2500" w:type="dxa"/>
+            <w:tcBorders>
+              <w:top w:val="single" w:sz="4" w:space="0" w:color="BFBFBF"/>
+              <w:left w:val="single" w:sz="4" w:space="0" w:color="BFBFBF"/>
+              <w:bottom w:val="single" w:sz="4" w:space="0" w:color="BFBFBF"/>
+              <w:right w:val="single" w:sz="4" w:space="0" w:color="BFBFBF"/>
+            </w:tcBorders>
+            <w:shd w:val="clear" w:color="auto" w:fill="F2F2F2"/>
+            <w:tcMar>
+              <w:top w:w="70" w:type="dxa"/>
+              <w:left w:w="110" w:type="dxa"/>
+              <w:bottom w:w="70" w:type="dxa"/>
+              <w:right w:w="110" w:type="dxa"/>
+            </w:tcMar>
+          </w:tcPr>
+          <w:p>
+            <w:r>
+              <w:rPr>
+                <w:b/>
+              </w:rPr>
+              <w:t>Key Methods</w:t>
+            </w:r>
+          </w:p>
+        </w:tc>
+        <w:tc>
+          <w:tcPr>
+            <w:tcW w:w="6860" w:type="dxa"/>
+            <w:tcBorders>
+              <w:top w:val="single" w:sz="4" w:space="0" w:color="BFBFBF"/>
+              <w:left w:val="single" w:sz="4" w:space="0" w:color="BFBFBF"/>
+              <w:bottom w:val="single" w:sz="4" w:space="0" w:color="BFBFBF"/>
+              <w:right w:val="single" w:sz="4" w:space="0" w:color="BFBFBF"/>
+            </w:tcBorders>
+            <w:tcMar>
+              <w:top w:w="70" w:type="dxa"/>
+              <w:left w:w="110" w:type="dxa"/>
+              <w:bottom w:w="70" w:type="dxa"/>
+              <w:right w:w="110" w:type="dxa"/>
+            </w:tcMar>
+          </w:tcPr>
+          <w:p>
+            <w:r>
+              <w:t>StoryController.saveLoreEntry(LoreEntry), StoryController.removeLoreEntry(String), StoryController.searchLore(String), StoryController.getLoreEntry(String), LoreBook.add(LoreEntry), LoreBook.update(LoreEntry), LoreBook.remove(String), LoreBook.search(String), LoreBook.getPinned(), LoreEntry.matches(String), LoreEntry.setTags(List&lt;String&gt;), StorySession.notifyObservers(), StoryObserver.onStoryChanged(StorySession).</w:t>
+            </w:r>
+          </w:p>
+        </w:tc>
+      </w:tr>
+      <w:tr>
+        <w:trPr>
+          <w:cantSplit/>
+        </w:trPr>
+        <w:tc>
+          <w:tcPr>
+            <w:tcW w:w="2500" w:type="dxa"/>
+            <w:tcBorders>
+              <w:top w:val="single" w:sz="4" w:space="0" w:color="BFBFBF"/>
+              <w:left w:val="single" w:sz="4" w:space="0" w:color="BFBFBF"/>
+              <w:bottom w:val="single" w:sz="4" w:space="0" w:color="BFBFBF"/>
+              <w:right w:val="single" w:sz="4" w:space="0" w:color="BFBFBF"/>
+            </w:tcBorders>
+            <w:shd w:val="clear" w:color="auto" w:fill="F2F2F2"/>
+            <w:tcMar>
+              <w:top w:w="70" w:type="dxa"/>
+              <w:left w:w="110" w:type="dxa"/>
+              <w:bottom w:w="70" w:type="dxa"/>
+              <w:right w:w="110" w:type="dxa"/>
+            </w:tcMar>
+          </w:tcPr>
+          <w:p>
+            <w:r>
+              <w:rPr>
+                <w:b/>
+              </w:rPr>
+              <w:t>Design Patterns</w:t>
+            </w:r>
+          </w:p>
+        </w:tc>
+        <w:tc>
+          <w:tcPr>
+            <w:tcW w:w="6860" w:type="dxa"/>
+            <w:tcBorders>
+              <w:top w:val="single" w:sz="4" w:space="0" w:color="BFBFBF"/>
+              <w:left w:val="single" w:sz="4" w:space="0" w:color="BFBFBF"/>
+              <w:bottom w:val="single" w:sz="4" w:space="0" w:color="BFBFBF"/>
+              <w:right w:val="single" w:sz="4" w:space="0" w:color="BFBFBF"/>
+            </w:tcBorders>
+            <w:tcMar>
+              <w:top w:w="70" w:type="dxa"/>
+              <w:left w:w="110" w:type="dxa"/>
+              <w:bottom w:w="70" w:type="dxa"/>
+              <w:right w:w="110" w:type="dxa"/>
+            </w:tcMar>
+          </w:tcPr>
+          <w:p>
+            <w:r>
+              <w:t>MVC: the views build a LoreEntry from the form and call StoryController; LoreBook holds the rules. Observer: after each change StorySession.notifyObservers() refreshes the GUI lists and prints the CLI status line.</w:t>
+            </w:r>
+          </w:p>
+        </w:tc>
+      </w:tr>
+      <w:tr>
+        <w:trPr>
+          <w:cantSplit/>
+        </w:trPr>
+        <w:tc>
+          <w:tcPr>
+            <w:tcW w:w="2500" w:type="dxa"/>
+            <w:tcBorders>
+              <w:top w:val="single" w:sz="4" w:space="0" w:color="BFBFBF"/>
+              <w:left w:val="single" w:sz="4" w:space="0" w:color="BFBFBF"/>
+              <w:bottom w:val="single" w:sz="4" w:space="0" w:color="BFBFBF"/>
+              <w:right w:val="single" w:sz="4" w:space="0" w:color="BFBFBF"/>
+            </w:tcBorders>
+            <w:shd w:val="clear" w:color="auto" w:fill="F2F2F2"/>
+            <w:tcMar>
+              <w:top w:w="70" w:type="dxa"/>
+              <w:left w:w="110" w:type="dxa"/>
+              <w:bottom w:w="70" w:type="dxa"/>
+              <w:right w:w="110" w:type="dxa"/>
+            </w:tcMar>
+          </w:tcPr>
+          <w:p>
+            <w:r>
+              <w:rPr>
+                <w:b/>
+              </w:rPr>
+              <w:t>Collaboration (Input to Result)</w:t>
+            </w:r>
+          </w:p>
+        </w:tc>
+        <w:tc>
+          <w:tcPr>
+            <w:tcW w:w="6860" w:type="dxa"/>
+            <w:tcBorders>
+              <w:top w:val="single" w:sz="4" w:space="0" w:color="BFBFBF"/>
+              <w:left w:val="single" w:sz="4" w:space="0" w:color="BFBFBF"/>
+              <w:bottom w:val="single" w:sz="4" w:space="0" w:color="BFBFBF"/>
+              <w:right w:val="single" w:sz="4" w:space="0" w:color="BFBFBF"/>
+            </w:tcBorders>
+            <w:tcMar>
+              <w:top w:w="70" w:type="dxa"/>
+              <w:left w:w="110" w:type="dxa"/>
+              <w:bottom w:w="70" w:type="dxa"/>
+              <w:right w:w="110" w:type="dxa"/>
+            </w:tcMar>
+          </w:tcPr>
+          <w:p>
+            <w:r>
+              <w:t>1. The user fills the Lore form and clicks Save entry (GUI), or types lore add and answers the prompts (CLI).</w:t>
+            </w:r>
+          </w:p>
+          <w:p>
+            <w:pPr/>
+            <w:r>
+              <w:t>2. The front end builds a LoreEntry (its constructor rejects an empty title or content and invalid tags) and calls StoryController.saveLoreEntry(entry).</w:t>
+            </w:r>
+          </w:p>
+          <w:p>
+            <w:pPr/>
+            <w:r>
+              <w:t>3. The controller calls LoreBook.update(entry) if the id is already stored, otherwise LoreBook.add(entry), which assigns the next id and rejects a duplicate title.</w:t>
+            </w:r>
+          </w:p>
+          <w:p>
+            <w:pPr/>
+            <w:r>
+              <w:t>4. The controller calls StorySession.notifyObservers(); StoryGUI.onStoryChanged re-reads the list through searchLore and StoryCLI.onStoryChanged prints the new counts.</w:t>
+            </w:r>
+          </w:p>
+          <w:p>
+            <w:pPr/>
+            <w:r>
+              <w:t>5. Search: the GUI search box or lore search &lt;words&gt; calls StoryController.searchLore(query); LoreBook.search keeps the entries whose matches(query) is true, pinned first.</w:t>
+            </w:r>
+          </w:p>
+        </w:tc>
+      </w:tr>
+      <w:tr>
+        <w:trPr>
+          <w:cantSplit/>
+        </w:trPr>
+        <w:tc>
+          <w:tcPr>
+            <w:tcW w:w="2500" w:type="dxa"/>
+            <w:tcBorders>
+              <w:top w:val="single" w:sz="4" w:space="0" w:color="BFBFBF"/>
+              <w:left w:val="single" w:sz="4" w:space="0" w:color="BFBFBF"/>
+              <w:bottom w:val="single" w:sz="4" w:space="0" w:color="BFBFBF"/>
+              <w:right w:val="single" w:sz="4" w:space="0" w:color="BFBFBF"/>
+            </w:tcBorders>
+            <w:shd w:val="clear" w:color="auto" w:fill="F2F2F2"/>
+            <w:tcMar>
+              <w:top w:w="70" w:type="dxa"/>
+              <w:left w:w="110" w:type="dxa"/>
+              <w:bottom w:w="70" w:type="dxa"/>
+              <w:right w:w="110" w:type="dxa"/>
+            </w:tcMar>
+          </w:tcPr>
+          <w:p>
+            <w:r>
+              <w:rPr>
+                <w:b/>
+              </w:rPr>
+              <w:t>GUI and CLI Access</w:t>
+            </w:r>
+          </w:p>
+        </w:tc>
+        <w:tc>
+          <w:tcPr>
+            <w:tcW w:w="6860" w:type="dxa"/>
+            <w:tcBorders>
+              <w:top w:val="single" w:sz="4" w:space="0" w:color="BFBFBF"/>
+              <w:left w:val="single" w:sz="4" w:space="0" w:color="BFBFBF"/>
+              <w:bottom w:val="single" w:sz="4" w:space="0" w:color="BFBFBF"/>
+              <w:right w:val="single" w:sz="4" w:space="0" w:color="BFBFBF"/>
+            </w:tcBorders>
+            <w:tcMar>
+              <w:top w:w="70" w:type="dxa"/>
+              <w:left w:w="110" w:type="dxa"/>
+              <w:bottom w:w="70" w:type="dxa"/>
+              <w:right w:w="110" w:type="dxa"/>
+            </w:tcMar>
+          </w:tcPr>
+          <w:p>
+            <w:r>
+              <w:t>GUI: Lore tab (search box, list, Title / Content / Tags / Pinned fields, New entry, Save entry, Delete entry). CLI: lore [list], lore search &lt;words&gt;, lore show &lt;id&gt;, lore add, lore edit &lt;id&gt;, lore pin &lt;id&gt;, lore unpin &lt;id&gt;, lore remove &lt;id&gt;.</w:t>
+            </w:r>
+          </w:p>
+        </w:tc>
+      </w:tr>
+      <w:tr>
+        <w:trPr>
+          <w:cantSplit/>
+        </w:trPr>
+        <w:tc>
+          <w:tcPr>
+            <w:tcW w:w="2500" w:type="dxa"/>
+            <w:tcBorders>
+              <w:top w:val="single" w:sz="4" w:space="0" w:color="BFBFBF"/>
+              <w:left w:val="single" w:sz="4" w:space="0" w:color="BFBFBF"/>
+              <w:bottom w:val="single" w:sz="4" w:space="0" w:color="BFBFBF"/>
+              <w:right w:val="single" w:sz="4" w:space="0" w:color="BFBFBF"/>
+            </w:tcBorders>
+            <w:shd w:val="clear" w:color="auto" w:fill="F2F2F2"/>
+            <w:tcMar>
+              <w:top w:w="70" w:type="dxa"/>
+              <w:left w:w="110" w:type="dxa"/>
+              <w:bottom w:w="70" w:type="dxa"/>
+              <w:right w:w="110" w:type="dxa"/>
+            </w:tcMar>
+          </w:tcPr>
+          <w:p>
+            <w:r>
+              <w:rPr>
+                <w:b/>
+              </w:rPr>
+              <w:t>Error / Alternative Behaviour</w:t>
+            </w:r>
+          </w:p>
+        </w:tc>
+        <w:tc>
+          <w:tcPr>
+            <w:tcW w:w="6860" w:type="dxa"/>
+            <w:tcBorders>
+              <w:top w:val="single" w:sz="4" w:space="0" w:color="BFBFBF"/>
+              <w:left w:val="single" w:sz="4" w:space="0" w:color="BFBFBF"/>
+              <w:bottom w:val="single" w:sz="4" w:space="0" w:color="BFBFBF"/>
+              <w:right w:val="single" w:sz="4" w:space="0" w:color="BFBFBF"/>
+            </w:tcBorders>
+            <w:tcMar>
+              <w:top w:w="70" w:type="dxa"/>
+              <w:left w:w="110" w:type="dxa"/>
+              <w:bottom w:w="70" w:type="dxa"/>
+              <w:right w:w="110" w:type="dxa"/>
+            </w:tcMar>
+          </w:tcPr>
+          <w:p>
+            <w:r>
+              <w:t>An empty title or content, an invalid tag (not one word of letters, digits or hyphens), a duplicate title, an unknown id, or no open story: the model or controller throws with a readable message, nothing is stored, and the GUI shows it in a dialog (showError) while the CLI prints "Error: ...".</w:t>
+            </w:r>
+          </w:p>
+        </w:tc>
+      </w:tr>
+      <w:tr>
+        <w:trPr>
+          <w:cantSplit/>
+        </w:trPr>
+        <w:tc>
+          <w:tcPr>
+            <w:tcW w:w="2500" w:type="dxa"/>
+            <w:tcBorders>
+              <w:top w:val="single" w:sz="4" w:space="0" w:color="BFBFBF"/>
+              <w:left w:val="single" w:sz="4" w:space="0" w:color="BFBFBF"/>
+              <w:bottom w:val="single" w:sz="4" w:space="0" w:color="BFBFBF"/>
+              <w:right w:val="single" w:sz="4" w:space="0" w:color="BFBFBF"/>
+            </w:tcBorders>
+            <w:shd w:val="clear" w:color="auto" w:fill="F2F2F2"/>
+            <w:tcMar>
+              <w:top w:w="70" w:type="dxa"/>
+              <w:left w:w="110" w:type="dxa"/>
+              <w:bottom w:w="70" w:type="dxa"/>
+              <w:right w:w="110" w:type="dxa"/>
+            </w:tcMar>
+          </w:tcPr>
+          <w:p>
+            <w:r>
+              <w:rPr>
+                <w:b/>
+              </w:rPr>
+              <w:t>Video Link and Timestamp</w:t>
+            </w:r>
+          </w:p>
+        </w:tc>
+        <w:tc>
+          <w:tcPr>
+            <w:tcW w:w="6860" w:type="dxa"/>
+            <w:tcBorders>
+              <w:top w:val="single" w:sz="4" w:space="0" w:color="BFBFBF"/>
+              <w:left w:val="single" w:sz="4" w:space="0" w:color="BFBFBF"/>
+              <w:bottom w:val="single" w:sz="4" w:space="0" w:color="BFBFBF"/>
+              <w:right w:val="single" w:sz="4" w:space="0" w:color="BFBFBF"/>
+            </w:tcBorders>
+            <w:tcMar>
+              <w:top w:w="70" w:type="dxa"/>
+              <w:left w:w="110" w:type="dxa"/>
+              <w:bottom w:w="70" w:type="dxa"/>
+              <w:right w:w="110" w:type="dxa"/>
+            </w:tcMar>
+          </w:tcPr>
+          <w:p>
+            <w:r>
               <w:rPr>
                 <w:i/>
                 <w:color w:val="7F7F7F"/>
               </w:rPr>
-              <w:t>[Done / Partial / Changed / Dropped]</w:t>
+              <w:t>[Link and mm:ss, matching Section 7.]</w:t>
             </w:r>
           </w:p>
         </w:tc>
@@ -3194,7 +3632,7 @@
               <w:rPr>
                 <w:b/>
               </w:rPr>
-              <w:t>Type</w:t>
+              <w:t>Changes from Stage 1</w:t>
             </w:r>
           </w:p>
         </w:tc>
@@ -3216,467 +3654,7 @@
           </w:tcPr>
           <w:p>
             <w:r>
-              <w:rPr>
-                <w:i/>
-                <w:color w:val="7F7F7F"/>
-              </w:rPr>
-              <w:t>Deterministic (Stage 1). [Confirm, and say which steps are deterministic code and which call the model.]</w:t>
-            </w:r>
-          </w:p>
-        </w:tc>
-      </w:tr>
-      <w:tr>
-        <w:trPr>
-          <w:cantSplit/>
-        </w:trPr>
-        <w:tc>
-          <w:tcPr>
-            <w:tcW w:w="2500" w:type="dxa"/>
-            <w:tcBorders>
-              <w:top w:val="single" w:sz="4" w:space="0" w:color="BFBFBF"/>
-              <w:left w:val="single" w:sz="4" w:space="0" w:color="BFBFBF"/>
-              <w:bottom w:val="single" w:sz="4" w:space="0" w:color="BFBFBF"/>
-              <w:right w:val="single" w:sz="4" w:space="0" w:color="BFBFBF"/>
-            </w:tcBorders>
-            <w:shd w:val="clear" w:color="auto" w:fill="F2F2F2"/>
-            <w:tcMar>
-              <w:top w:w="70" w:type="dxa"/>
-              <w:left w:w="110" w:type="dxa"/>
-              <w:bottom w:w="70" w:type="dxa"/>
-              <w:right w:w="110" w:type="dxa"/>
-            </w:tcMar>
-          </w:tcPr>
-          <w:p>
-            <w:r>
-              <w:rPr>
-                <w:b/>
-              </w:rPr>
-              <w:t>Classes / Files and Responsibilities</w:t>
-            </w:r>
-          </w:p>
-        </w:tc>
-        <w:tc>
-          <w:tcPr>
-            <w:tcW w:w="6860" w:type="dxa"/>
-            <w:tcBorders>
-              <w:top w:val="single" w:sz="4" w:space="0" w:color="BFBFBF"/>
-              <w:left w:val="single" w:sz="4" w:space="0" w:color="BFBFBF"/>
-              <w:bottom w:val="single" w:sz="4" w:space="0" w:color="BFBFBF"/>
-              <w:right w:val="single" w:sz="4" w:space="0" w:color="BFBFBF"/>
-            </w:tcBorders>
-            <w:tcMar>
-              <w:top w:w="70" w:type="dxa"/>
-              <w:left w:w="110" w:type="dxa"/>
-              <w:bottom w:w="70" w:type="dxa"/>
-              <w:right w:w="110" w:type="dxa"/>
-            </w:tcMar>
-          </w:tcPr>
-          <w:p>
-            <w:r>
-              <w:rPr>
-                <w:i/>
-                <w:color w:val="7F7F7F"/>
-              </w:rPr>
-              <w:t>[One line per class: Class (src/main/java/ca/yorku/storyteller/&lt;package&gt;/Class.java): responsibility. Stage 1 planned: StoryController, LoreBook, LoreEntry, StorySession.]</w:t>
-            </w:r>
-          </w:p>
-        </w:tc>
-      </w:tr>
-      <w:tr>
-        <w:trPr>
-          <w:cantSplit/>
-        </w:trPr>
-        <w:tc>
-          <w:tcPr>
-            <w:tcW w:w="2500" w:type="dxa"/>
-            <w:tcBorders>
-              <w:top w:val="single" w:sz="4" w:space="0" w:color="BFBFBF"/>
-              <w:left w:val="single" w:sz="4" w:space="0" w:color="BFBFBF"/>
-              <w:bottom w:val="single" w:sz="4" w:space="0" w:color="BFBFBF"/>
-              <w:right w:val="single" w:sz="4" w:space="0" w:color="BFBFBF"/>
-            </w:tcBorders>
-            <w:shd w:val="clear" w:color="auto" w:fill="F2F2F2"/>
-            <w:tcMar>
-              <w:top w:w="70" w:type="dxa"/>
-              <w:left w:w="110" w:type="dxa"/>
-              <w:bottom w:w="70" w:type="dxa"/>
-              <w:right w:w="110" w:type="dxa"/>
-            </w:tcMar>
-          </w:tcPr>
-          <w:p>
-            <w:r>
-              <w:rPr>
-                <w:b/>
-              </w:rPr>
-              <w:t>Key Methods</w:t>
-            </w:r>
-          </w:p>
-        </w:tc>
-        <w:tc>
-          <w:tcPr>
-            <w:tcW w:w="6860" w:type="dxa"/>
-            <w:tcBorders>
-              <w:top w:val="single" w:sz="4" w:space="0" w:color="BFBFBF"/>
-              <w:left w:val="single" w:sz="4" w:space="0" w:color="BFBFBF"/>
-              <w:bottom w:val="single" w:sz="4" w:space="0" w:color="BFBFBF"/>
-              <w:right w:val="single" w:sz="4" w:space="0" w:color="BFBFBF"/>
-            </w:tcBorders>
-            <w:tcMar>
-              <w:top w:w="70" w:type="dxa"/>
-              <w:left w:w="110" w:type="dxa"/>
-              <w:bottom w:w="70" w:type="dxa"/>
-              <w:right w:w="110" w:type="dxa"/>
-            </w:tcMar>
-          </w:tcPr>
-          <w:p>
-            <w:r>
-              <w:rPr>
-                <w:i/>
-                <w:color w:val="7F7F7F"/>
-              </w:rPr>
-              <w:t>[The methods that actually carry the feature, as Class.method(params).]</w:t>
-            </w:r>
-          </w:p>
-        </w:tc>
-      </w:tr>
-      <w:tr>
-        <w:trPr>
-          <w:cantSplit/>
-        </w:trPr>
-        <w:tc>
-          <w:tcPr>
-            <w:tcW w:w="2500" w:type="dxa"/>
-            <w:tcBorders>
-              <w:top w:val="single" w:sz="4" w:space="0" w:color="BFBFBF"/>
-              <w:left w:val="single" w:sz="4" w:space="0" w:color="BFBFBF"/>
-              <w:bottom w:val="single" w:sz="4" w:space="0" w:color="BFBFBF"/>
-              <w:right w:val="single" w:sz="4" w:space="0" w:color="BFBFBF"/>
-            </w:tcBorders>
-            <w:shd w:val="clear" w:color="auto" w:fill="F2F2F2"/>
-            <w:tcMar>
-              <w:top w:w="70" w:type="dxa"/>
-              <w:left w:w="110" w:type="dxa"/>
-              <w:bottom w:w="70" w:type="dxa"/>
-              <w:right w:w="110" w:type="dxa"/>
-            </w:tcMar>
-          </w:tcPr>
-          <w:p>
-            <w:r>
-              <w:rPr>
-                <w:b/>
-              </w:rPr>
-              <w:t>Design Patterns</w:t>
-            </w:r>
-          </w:p>
-        </w:tc>
-        <w:tc>
-          <w:tcPr>
-            <w:tcW w:w="6860" w:type="dxa"/>
-            <w:tcBorders>
-              <w:top w:val="single" w:sz="4" w:space="0" w:color="BFBFBF"/>
-              <w:left w:val="single" w:sz="4" w:space="0" w:color="BFBFBF"/>
-              <w:bottom w:val="single" w:sz="4" w:space="0" w:color="BFBFBF"/>
-              <w:right w:val="single" w:sz="4" w:space="0" w:color="BFBFBF"/>
-            </w:tcBorders>
-            <w:tcMar>
-              <w:top w:w="70" w:type="dxa"/>
-              <w:left w:w="110" w:type="dxa"/>
-              <w:bottom w:w="70" w:type="dxa"/>
-              <w:right w:w="110" w:type="dxa"/>
-            </w:tcMar>
-          </w:tcPr>
-          <w:p>
-            <w:r>
-              <w:rPr>
-                <w:i/>
-                <w:color w:val="7F7F7F"/>
-              </w:rPr>
-              <w:t>[Stage 1: MVC, Observer. Confirm against the code.]</w:t>
-            </w:r>
-          </w:p>
-        </w:tc>
-      </w:tr>
-      <w:tr>
-        <w:trPr>
-          <w:cantSplit/>
-        </w:trPr>
-        <w:tc>
-          <w:tcPr>
-            <w:tcW w:w="2500" w:type="dxa"/>
-            <w:tcBorders>
-              <w:top w:val="single" w:sz="4" w:space="0" w:color="BFBFBF"/>
-              <w:left w:val="single" w:sz="4" w:space="0" w:color="BFBFBF"/>
-              <w:bottom w:val="single" w:sz="4" w:space="0" w:color="BFBFBF"/>
-              <w:right w:val="single" w:sz="4" w:space="0" w:color="BFBFBF"/>
-            </w:tcBorders>
-            <w:shd w:val="clear" w:color="auto" w:fill="F2F2F2"/>
-            <w:tcMar>
-              <w:top w:w="70" w:type="dxa"/>
-              <w:left w:w="110" w:type="dxa"/>
-              <w:bottom w:w="70" w:type="dxa"/>
-              <w:right w:w="110" w:type="dxa"/>
-            </w:tcMar>
-          </w:tcPr>
-          <w:p>
-            <w:r>
-              <w:rPr>
-                <w:b/>
-              </w:rPr>
-              <w:t>Collaboration (Input to Result)</w:t>
-            </w:r>
-          </w:p>
-        </w:tc>
-        <w:tc>
-          <w:tcPr>
-            <w:tcW w:w="6860" w:type="dxa"/>
-            <w:tcBorders>
-              <w:top w:val="single" w:sz="4" w:space="0" w:color="BFBFBF"/>
-              <w:left w:val="single" w:sz="4" w:space="0" w:color="BFBFBF"/>
-              <w:bottom w:val="single" w:sz="4" w:space="0" w:color="BFBFBF"/>
-              <w:right w:val="single" w:sz="4" w:space="0" w:color="BFBFBF"/>
-            </w:tcBorders>
-            <w:tcMar>
-              <w:top w:w="70" w:type="dxa"/>
-              <w:left w:w="110" w:type="dxa"/>
-              <w:bottom w:w="70" w:type="dxa"/>
-              <w:right w:w="110" w:type="dxa"/>
-            </w:tcMar>
-          </w:tcPr>
-          <w:p>
-            <w:r>
-              <w:rPr>
-                <w:i/>
-                <w:color w:val="7F7F7F"/>
-              </w:rPr>
-              <w:t>[Numbered walk-through from the user's action in StoryGUI / StoryCLI, through StoryController and the agent, to what the user sees.]</w:t>
-            </w:r>
-          </w:p>
-        </w:tc>
-      </w:tr>
-      <w:tr>
-        <w:trPr>
-          <w:cantSplit/>
-        </w:trPr>
-        <w:tc>
-          <w:tcPr>
-            <w:tcW w:w="2500" w:type="dxa"/>
-            <w:tcBorders>
-              <w:top w:val="single" w:sz="4" w:space="0" w:color="BFBFBF"/>
-              <w:left w:val="single" w:sz="4" w:space="0" w:color="BFBFBF"/>
-              <w:bottom w:val="single" w:sz="4" w:space="0" w:color="BFBFBF"/>
-              <w:right w:val="single" w:sz="4" w:space="0" w:color="BFBFBF"/>
-            </w:tcBorders>
-            <w:shd w:val="clear" w:color="auto" w:fill="F2F2F2"/>
-            <w:tcMar>
-              <w:top w:w="70" w:type="dxa"/>
-              <w:left w:w="110" w:type="dxa"/>
-              <w:bottom w:w="70" w:type="dxa"/>
-              <w:right w:w="110" w:type="dxa"/>
-            </w:tcMar>
-          </w:tcPr>
-          <w:p>
-            <w:r>
-              <w:rPr>
-                <w:b/>
-              </w:rPr>
-              <w:t>GUI and CLI Access</w:t>
-            </w:r>
-          </w:p>
-        </w:tc>
-        <w:tc>
-          <w:tcPr>
-            <w:tcW w:w="6860" w:type="dxa"/>
-            <w:tcBorders>
-              <w:top w:val="single" w:sz="4" w:space="0" w:color="BFBFBF"/>
-              <w:left w:val="single" w:sz="4" w:space="0" w:color="BFBFBF"/>
-              <w:bottom w:val="single" w:sz="4" w:space="0" w:color="BFBFBF"/>
-              <w:right w:val="single" w:sz="4" w:space="0" w:color="BFBFBF"/>
-            </w:tcBorders>
-            <w:tcMar>
-              <w:top w:w="70" w:type="dxa"/>
-              <w:left w:w="110" w:type="dxa"/>
-              <w:bottom w:w="70" w:type="dxa"/>
-              <w:right w:w="110" w:type="dxa"/>
-            </w:tcMar>
-          </w:tcPr>
-          <w:p>
-            <w:r>
-              <w:rPr>
-                <w:i/>
-                <w:color w:val="7F7F7F"/>
-              </w:rPr>
-              <w:t>[GUI: the menu, button or panel. CLI: the command and its arguments.]</w:t>
-            </w:r>
-          </w:p>
-        </w:tc>
-      </w:tr>
-      <w:tr>
-        <w:trPr>
-          <w:cantSplit/>
-        </w:trPr>
-        <w:tc>
-          <w:tcPr>
-            <w:tcW w:w="2500" w:type="dxa"/>
-            <w:tcBorders>
-              <w:top w:val="single" w:sz="4" w:space="0" w:color="BFBFBF"/>
-              <w:left w:val="single" w:sz="4" w:space="0" w:color="BFBFBF"/>
-              <w:bottom w:val="single" w:sz="4" w:space="0" w:color="BFBFBF"/>
-              <w:right w:val="single" w:sz="4" w:space="0" w:color="BFBFBF"/>
-            </w:tcBorders>
-            <w:shd w:val="clear" w:color="auto" w:fill="F2F2F2"/>
-            <w:tcMar>
-              <w:top w:w="70" w:type="dxa"/>
-              <w:left w:w="110" w:type="dxa"/>
-              <w:bottom w:w="70" w:type="dxa"/>
-              <w:right w:w="110" w:type="dxa"/>
-            </w:tcMar>
-          </w:tcPr>
-          <w:p>
-            <w:r>
-              <w:rPr>
-                <w:b/>
-              </w:rPr>
-              <w:t>Error / Alternative Behaviour</w:t>
-            </w:r>
-          </w:p>
-        </w:tc>
-        <w:tc>
-          <w:tcPr>
-            <w:tcW w:w="6860" w:type="dxa"/>
-            <w:tcBorders>
-              <w:top w:val="single" w:sz="4" w:space="0" w:color="BFBFBF"/>
-              <w:left w:val="single" w:sz="4" w:space="0" w:color="BFBFBF"/>
-              <w:bottom w:val="single" w:sz="4" w:space="0" w:color="BFBFBF"/>
-              <w:right w:val="single" w:sz="4" w:space="0" w:color="BFBFBF"/>
-            </w:tcBorders>
-            <w:tcMar>
-              <w:top w:w="70" w:type="dxa"/>
-              <w:left w:w="110" w:type="dxa"/>
-              <w:bottom w:w="70" w:type="dxa"/>
-              <w:right w:w="110" w:type="dxa"/>
-            </w:tcMar>
-          </w:tcPr>
-          <w:p>
-            <w:r>
-              <w:rPr>
-                <w:i/>
-                <w:color w:val="7F7F7F"/>
-              </w:rPr>
-              <w:t>[What happens on invalid input or a model failure, and how it is shown.]</w:t>
-            </w:r>
-          </w:p>
-        </w:tc>
-      </w:tr>
-      <w:tr>
-        <w:trPr>
-          <w:cantSplit/>
-        </w:trPr>
-        <w:tc>
-          <w:tcPr>
-            <w:tcW w:w="2500" w:type="dxa"/>
-            <w:tcBorders>
-              <w:top w:val="single" w:sz="4" w:space="0" w:color="BFBFBF"/>
-              <w:left w:val="single" w:sz="4" w:space="0" w:color="BFBFBF"/>
-              <w:bottom w:val="single" w:sz="4" w:space="0" w:color="BFBFBF"/>
-              <w:right w:val="single" w:sz="4" w:space="0" w:color="BFBFBF"/>
-            </w:tcBorders>
-            <w:shd w:val="clear" w:color="auto" w:fill="F2F2F2"/>
-            <w:tcMar>
-              <w:top w:w="70" w:type="dxa"/>
-              <w:left w:w="110" w:type="dxa"/>
-              <w:bottom w:w="70" w:type="dxa"/>
-              <w:right w:w="110" w:type="dxa"/>
-            </w:tcMar>
-          </w:tcPr>
-          <w:p>
-            <w:r>
-              <w:rPr>
-                <w:b/>
-              </w:rPr>
-              <w:t>Video Link and Timestamp</w:t>
-            </w:r>
-          </w:p>
-        </w:tc>
-        <w:tc>
-          <w:tcPr>
-            <w:tcW w:w="6860" w:type="dxa"/>
-            <w:tcBorders>
-              <w:top w:val="single" w:sz="4" w:space="0" w:color="BFBFBF"/>
-              <w:left w:val="single" w:sz="4" w:space="0" w:color="BFBFBF"/>
-              <w:bottom w:val="single" w:sz="4" w:space="0" w:color="BFBFBF"/>
-              <w:right w:val="single" w:sz="4" w:space="0" w:color="BFBFBF"/>
-            </w:tcBorders>
-            <w:tcMar>
-              <w:top w:w="70" w:type="dxa"/>
-              <w:left w:w="110" w:type="dxa"/>
-              <w:bottom w:w="70" w:type="dxa"/>
-              <w:right w:w="110" w:type="dxa"/>
-            </w:tcMar>
-          </w:tcPr>
-          <w:p>
-            <w:r>
-              <w:rPr>
-                <w:i/>
-                <w:color w:val="7F7F7F"/>
-              </w:rPr>
-              <w:t>[Link and mm:ss, matching Section 7.]</w:t>
-            </w:r>
-          </w:p>
-        </w:tc>
-      </w:tr>
-      <w:tr>
-        <w:trPr>
-          <w:cantSplit/>
-        </w:trPr>
-        <w:tc>
-          <w:tcPr>
-            <w:tcW w:w="2500" w:type="dxa"/>
-            <w:tcBorders>
-              <w:top w:val="single" w:sz="4" w:space="0" w:color="BFBFBF"/>
-              <w:left w:val="single" w:sz="4" w:space="0" w:color="BFBFBF"/>
-              <w:bottom w:val="single" w:sz="4" w:space="0" w:color="BFBFBF"/>
-              <w:right w:val="single" w:sz="4" w:space="0" w:color="BFBFBF"/>
-            </w:tcBorders>
-            <w:shd w:val="clear" w:color="auto" w:fill="F2F2F2"/>
-            <w:tcMar>
-              <w:top w:w="70" w:type="dxa"/>
-              <w:left w:w="110" w:type="dxa"/>
-              <w:bottom w:w="70" w:type="dxa"/>
-              <w:right w:w="110" w:type="dxa"/>
-            </w:tcMar>
-          </w:tcPr>
-          <w:p>
-            <w:r>
-              <w:rPr>
-                <w:b/>
-              </w:rPr>
-              <w:t>Changes from Stage 1</w:t>
-            </w:r>
-          </w:p>
-        </w:tc>
-        <w:tc>
-          <w:tcPr>
-            <w:tcW w:w="6860" w:type="dxa"/>
-            <w:tcBorders>
-              <w:top w:val="single" w:sz="4" w:space="0" w:color="BFBFBF"/>
-              <w:left w:val="single" w:sz="4" w:space="0" w:color="BFBFBF"/>
-              <w:bottom w:val="single" w:sz="4" w:space="0" w:color="BFBFBF"/>
-              <w:right w:val="single" w:sz="4" w:space="0" w:color="BFBFBF"/>
-            </w:tcBorders>
-            <w:tcMar>
-              <w:top w:w="70" w:type="dxa"/>
-              <w:left w:w="110" w:type="dxa"/>
-              <w:bottom w:w="70" w:type="dxa"/>
-              <w:right w:w="110" w:type="dxa"/>
-            </w:tcMar>
-          </w:tcPr>
-          <w:p>
-            <w:r>
-              <w:rPr>
-                <w:i/>
-                <w:color w:val="7F7F7F"/>
-              </w:rPr>
-              <w:t>[None, or a one-line summary with a pointer to the entry in Section 4.]</w:t>
+              <w:t>Errors are returned to the front end as exceptions instead of the controller calling showError; added removeLoreEntry and getLoreEntry (Section 4, "Controller: errors travel as exceptions").</w:t>
             </w:r>
           </w:p>
         </w:tc>
@@ -3859,11 +3837,489 @@
           </w:tcPr>
           <w:p>
             <w:r>
+              <w:t>Done. Reachable from the GUI (Characters tab) and the CLI (char and rel commands).</w:t>
+            </w:r>
+          </w:p>
+        </w:tc>
+      </w:tr>
+      <w:tr>
+        <w:trPr>
+          <w:cantSplit/>
+        </w:trPr>
+        <w:tc>
+          <w:tcPr>
+            <w:tcW w:w="2500" w:type="dxa"/>
+            <w:tcBorders>
+              <w:top w:val="single" w:sz="4" w:space="0" w:color="BFBFBF"/>
+              <w:left w:val="single" w:sz="4" w:space="0" w:color="BFBFBF"/>
+              <w:bottom w:val="single" w:sz="4" w:space="0" w:color="BFBFBF"/>
+              <w:right w:val="single" w:sz="4" w:space="0" w:color="BFBFBF"/>
+            </w:tcBorders>
+            <w:shd w:val="clear" w:color="auto" w:fill="F2F2F2"/>
+            <w:tcMar>
+              <w:top w:w="70" w:type="dxa"/>
+              <w:left w:w="110" w:type="dxa"/>
+              <w:bottom w:w="70" w:type="dxa"/>
+              <w:right w:w="110" w:type="dxa"/>
+            </w:tcMar>
+          </w:tcPr>
+          <w:p>
+            <w:r>
+              <w:rPr>
+                <w:b/>
+              </w:rPr>
+              <w:t>Type</w:t>
+            </w:r>
+          </w:p>
+        </w:tc>
+        <w:tc>
+          <w:tcPr>
+            <w:tcW w:w="6860" w:type="dxa"/>
+            <w:tcBorders>
+              <w:top w:val="single" w:sz="4" w:space="0" w:color="BFBFBF"/>
+              <w:left w:val="single" w:sz="4" w:space="0" w:color="BFBFBF"/>
+              <w:bottom w:val="single" w:sz="4" w:space="0" w:color="BFBFBF"/>
+              <w:right w:val="single" w:sz="4" w:space="0" w:color="BFBFBF"/>
+            </w:tcBorders>
+            <w:tcMar>
+              <w:top w:w="70" w:type="dxa"/>
+              <w:left w:w="110" w:type="dxa"/>
+              <w:bottom w:w="70" w:type="dxa"/>
+              <w:right w:w="110" w:type="dxa"/>
+            </w:tcMar>
+          </w:tcPr>
+          <w:p>
+            <w:r>
+              <w:t>Deterministic, as in Stage 1. No step calls the model.</w:t>
+            </w:r>
+          </w:p>
+        </w:tc>
+      </w:tr>
+      <w:tr>
+        <w:trPr>
+          <w:cantSplit/>
+        </w:trPr>
+        <w:tc>
+          <w:tcPr>
+            <w:tcW w:w="2500" w:type="dxa"/>
+            <w:tcBorders>
+              <w:top w:val="single" w:sz="4" w:space="0" w:color="BFBFBF"/>
+              <w:left w:val="single" w:sz="4" w:space="0" w:color="BFBFBF"/>
+              <w:bottom w:val="single" w:sz="4" w:space="0" w:color="BFBFBF"/>
+              <w:right w:val="single" w:sz="4" w:space="0" w:color="BFBFBF"/>
+            </w:tcBorders>
+            <w:shd w:val="clear" w:color="auto" w:fill="F2F2F2"/>
+            <w:tcMar>
+              <w:top w:w="70" w:type="dxa"/>
+              <w:left w:w="110" w:type="dxa"/>
+              <w:bottom w:w="70" w:type="dxa"/>
+              <w:right w:w="110" w:type="dxa"/>
+            </w:tcMar>
+          </w:tcPr>
+          <w:p>
+            <w:r>
+              <w:rPr>
+                <w:b/>
+              </w:rPr>
+              <w:t>Classes / Files and Responsibilities</w:t>
+            </w:r>
+          </w:p>
+        </w:tc>
+        <w:tc>
+          <w:tcPr>
+            <w:tcW w:w="6860" w:type="dxa"/>
+            <w:tcBorders>
+              <w:top w:val="single" w:sz="4" w:space="0" w:color="BFBFBF"/>
+              <w:left w:val="single" w:sz="4" w:space="0" w:color="BFBFBF"/>
+              <w:bottom w:val="single" w:sz="4" w:space="0" w:color="BFBFBF"/>
+              <w:right w:val="single" w:sz="4" w:space="0" w:color="BFBFBF"/>
+            </w:tcBorders>
+            <w:tcMar>
+              <w:top w:w="70" w:type="dxa"/>
+              <w:left w:w="110" w:type="dxa"/>
+              <w:bottom w:w="70" w:type="dxa"/>
+              <w:right w:w="110" w:type="dxa"/>
+            </w:tcMar>
+          </w:tcPr>
+          <w:p>
+            <w:r>
+              <w:t>StoryGUI (src/main/java/ca/yorku/storyteller/ui/StoryGUI.java): Characters tab with the character list, the form and a relationships section (list, target, type, notes, Add, Remove selected).</w:t>
+            </w:r>
+          </w:p>
+          <w:p>
+            <w:pPr/>
+            <w:r>
+              <w:t>StoryCLI (src/main/java/ca/yorku/storyteller/ui/StoryCLI.java): char list, show, add, edit, remove; rel add, rel remove.</w:t>
+            </w:r>
+          </w:p>
+          <w:p>
+            <w:pPr/>
+            <w:r>
+              <w:t>StoryController (src/main/java/ca/yorku/storyteller/controller/StoryController.java): saves a new or edited character, removes, adds and removes relationships, returns copies for editing.</w:t>
+            </w:r>
+          </w:p>
+          <w:p>
+            <w:pPr/>
+            <w:r>
+              <w:t>StorySession (src/main/java/ca/yorku/storyteller/model/StorySession.java): stores characters, finds them by name ignoring case, rejects duplicates, checks relationship targets, follows renames and removals.</w:t>
+            </w:r>
+          </w:p>
+          <w:p>
+            <w:pPr/>
+            <w:r>
+              <w:t>Character (src/main/java/ca/yorku/storyteller/model/Character.java): name, description, traits, one-way relationships; describe() is the profile the agent will receive.</w:t>
+            </w:r>
+          </w:p>
+          <w:p>
+            <w:pPr/>
+            <w:r>
+              <w:t>Relationship (src/main/java/ca/yorku/storyteller/model/Relationship.java): target name, type and notes.</w:t>
+            </w:r>
+          </w:p>
+        </w:tc>
+      </w:tr>
+      <w:tr>
+        <w:trPr>
+          <w:cantSplit/>
+        </w:trPr>
+        <w:tc>
+          <w:tcPr>
+            <w:tcW w:w="2500" w:type="dxa"/>
+            <w:tcBorders>
+              <w:top w:val="single" w:sz="4" w:space="0" w:color="BFBFBF"/>
+              <w:left w:val="single" w:sz="4" w:space="0" w:color="BFBFBF"/>
+              <w:bottom w:val="single" w:sz="4" w:space="0" w:color="BFBFBF"/>
+              <w:right w:val="single" w:sz="4" w:space="0" w:color="BFBFBF"/>
+            </w:tcBorders>
+            <w:shd w:val="clear" w:color="auto" w:fill="F2F2F2"/>
+            <w:tcMar>
+              <w:top w:w="70" w:type="dxa"/>
+              <w:left w:w="110" w:type="dxa"/>
+              <w:bottom w:w="70" w:type="dxa"/>
+              <w:right w:w="110" w:type="dxa"/>
+            </w:tcMar>
+          </w:tcPr>
+          <w:p>
+            <w:r>
+              <w:rPr>
+                <w:b/>
+              </w:rPr>
+              <w:t>Key Methods</w:t>
+            </w:r>
+          </w:p>
+        </w:tc>
+        <w:tc>
+          <w:tcPr>
+            <w:tcW w:w="6860" w:type="dxa"/>
+            <w:tcBorders>
+              <w:top w:val="single" w:sz="4" w:space="0" w:color="BFBFBF"/>
+              <w:left w:val="single" w:sz="4" w:space="0" w:color="BFBFBF"/>
+              <w:bottom w:val="single" w:sz="4" w:space="0" w:color="BFBFBF"/>
+              <w:right w:val="single" w:sz="4" w:space="0" w:color="BFBFBF"/>
+            </w:tcBorders>
+            <w:tcMar>
+              <w:top w:w="70" w:type="dxa"/>
+              <w:left w:w="110" w:type="dxa"/>
+              <w:bottom w:w="70" w:type="dxa"/>
+              <w:right w:w="110" w:type="dxa"/>
+            </w:tcMar>
+          </w:tcPr>
+          <w:p>
+            <w:r>
+              <w:t>StoryController.saveCharacter(String originalName, Character), StoryController.removeCharacter(String), StoryController.addRelationship(String, String, String, String), StoryController.removeRelationship(String, String), StorySession.addCharacter(Character), StorySession.updateCharacter(String, Character), StorySession.removeCharacter(String), StorySession.addRelationship(String, Relationship), StorySession.findCharacter(String), Character.addRelationship(Relationship), Character.describe().</w:t>
+            </w:r>
+          </w:p>
+        </w:tc>
+      </w:tr>
+      <w:tr>
+        <w:trPr>
+          <w:cantSplit/>
+        </w:trPr>
+        <w:tc>
+          <w:tcPr>
+            <w:tcW w:w="2500" w:type="dxa"/>
+            <w:tcBorders>
+              <w:top w:val="single" w:sz="4" w:space="0" w:color="BFBFBF"/>
+              <w:left w:val="single" w:sz="4" w:space="0" w:color="BFBFBF"/>
+              <w:bottom w:val="single" w:sz="4" w:space="0" w:color="BFBFBF"/>
+              <w:right w:val="single" w:sz="4" w:space="0" w:color="BFBFBF"/>
+            </w:tcBorders>
+            <w:shd w:val="clear" w:color="auto" w:fill="F2F2F2"/>
+            <w:tcMar>
+              <w:top w:w="70" w:type="dxa"/>
+              <w:left w:w="110" w:type="dxa"/>
+              <w:bottom w:w="70" w:type="dxa"/>
+              <w:right w:w="110" w:type="dxa"/>
+            </w:tcMar>
+          </w:tcPr>
+          <w:p>
+            <w:r>
+              <w:rPr>
+                <w:b/>
+              </w:rPr>
+              <w:t>Design Patterns</w:t>
+            </w:r>
+          </w:p>
+        </w:tc>
+        <w:tc>
+          <w:tcPr>
+            <w:tcW w:w="6860" w:type="dxa"/>
+            <w:tcBorders>
+              <w:top w:val="single" w:sz="4" w:space="0" w:color="BFBFBF"/>
+              <w:left w:val="single" w:sz="4" w:space="0" w:color="BFBFBF"/>
+              <w:bottom w:val="single" w:sz="4" w:space="0" w:color="BFBFBF"/>
+              <w:right w:val="single" w:sz="4" w:space="0" w:color="BFBFBF"/>
+            </w:tcBorders>
+            <w:tcMar>
+              <w:top w:w="70" w:type="dxa"/>
+              <w:left w:w="110" w:type="dxa"/>
+              <w:bottom w:w="70" w:type="dxa"/>
+              <w:right w:w="110" w:type="dxa"/>
+            </w:tcMar>
+          </w:tcPr>
+          <w:p>
+            <w:r>
+              <w:t>MVC and Observer, as in Stage 1: the views forward to StoryController, the rules are in StorySession and Character, and notifyObservers() refreshes both front ends.</w:t>
+            </w:r>
+          </w:p>
+        </w:tc>
+      </w:tr>
+      <w:tr>
+        <w:trPr>
+          <w:cantSplit/>
+        </w:trPr>
+        <w:tc>
+          <w:tcPr>
+            <w:tcW w:w="2500" w:type="dxa"/>
+            <w:tcBorders>
+              <w:top w:val="single" w:sz="4" w:space="0" w:color="BFBFBF"/>
+              <w:left w:val="single" w:sz="4" w:space="0" w:color="BFBFBF"/>
+              <w:bottom w:val="single" w:sz="4" w:space="0" w:color="BFBFBF"/>
+              <w:right w:val="single" w:sz="4" w:space="0" w:color="BFBFBF"/>
+            </w:tcBorders>
+            <w:shd w:val="clear" w:color="auto" w:fill="F2F2F2"/>
+            <w:tcMar>
+              <w:top w:w="70" w:type="dxa"/>
+              <w:left w:w="110" w:type="dxa"/>
+              <w:bottom w:w="70" w:type="dxa"/>
+              <w:right w:w="110" w:type="dxa"/>
+            </w:tcMar>
+          </w:tcPr>
+          <w:p>
+            <w:r>
+              <w:rPr>
+                <w:b/>
+              </w:rPr>
+              <w:t>Collaboration (Input to Result)</w:t>
+            </w:r>
+          </w:p>
+        </w:tc>
+        <w:tc>
+          <w:tcPr>
+            <w:tcW w:w="6860" w:type="dxa"/>
+            <w:tcBorders>
+              <w:top w:val="single" w:sz="4" w:space="0" w:color="BFBFBF"/>
+              <w:left w:val="single" w:sz="4" w:space="0" w:color="BFBFBF"/>
+              <w:bottom w:val="single" w:sz="4" w:space="0" w:color="BFBFBF"/>
+              <w:right w:val="single" w:sz="4" w:space="0" w:color="BFBFBF"/>
+            </w:tcBorders>
+            <w:tcMar>
+              <w:top w:w="70" w:type="dxa"/>
+              <w:left w:w="110" w:type="dxa"/>
+              <w:bottom w:w="70" w:type="dxa"/>
+              <w:right w:w="110" w:type="dxa"/>
+            </w:tcMar>
+          </w:tcPr>
+          <w:p>
+            <w:r>
+              <w:t>1. The user fills the character form and clicks Save character (GUI), or types char add / char edit &lt;name&gt; (CLI).</w:t>
+            </w:r>
+          </w:p>
+          <w:p>
+            <w:pPr/>
+            <w:r>
+              <w:t>2. The front end calls StoryController.saveCharacter(originalName, character), with originalName null for a new character.</w:t>
+            </w:r>
+          </w:p>
+          <w:p>
+            <w:pPr/>
+            <w:r>
+              <w:t>3. StorySession.addCharacter or updateCharacter rejects a duplicate name and checks every relationship target; a rename rewrites the relationships that point at the old name.</w:t>
+            </w:r>
+          </w:p>
+          <w:p>
+            <w:pPr/>
+            <w:r>
+              <w:t>4. For a relationship, the front end calls StoryController.addRelationship(from, target, type, notes); StorySession checks the target exists and is not the same character, then Character.addRelationship stores it one way.</w:t>
+            </w:r>
+          </w:p>
+          <w:p>
+            <w:pPr/>
+            <w:r>
+              <w:t>5. The controller calls notifyObservers(); the GUI refreshes the list and relationship targets and the CLI prints the counts.</w:t>
+            </w:r>
+          </w:p>
+        </w:tc>
+      </w:tr>
+      <w:tr>
+        <w:trPr>
+          <w:cantSplit/>
+        </w:trPr>
+        <w:tc>
+          <w:tcPr>
+            <w:tcW w:w="2500" w:type="dxa"/>
+            <w:tcBorders>
+              <w:top w:val="single" w:sz="4" w:space="0" w:color="BFBFBF"/>
+              <w:left w:val="single" w:sz="4" w:space="0" w:color="BFBFBF"/>
+              <w:bottom w:val="single" w:sz="4" w:space="0" w:color="BFBFBF"/>
+              <w:right w:val="single" w:sz="4" w:space="0" w:color="BFBFBF"/>
+            </w:tcBorders>
+            <w:shd w:val="clear" w:color="auto" w:fill="F2F2F2"/>
+            <w:tcMar>
+              <w:top w:w="70" w:type="dxa"/>
+              <w:left w:w="110" w:type="dxa"/>
+              <w:bottom w:w="70" w:type="dxa"/>
+              <w:right w:w="110" w:type="dxa"/>
+            </w:tcMar>
+          </w:tcPr>
+          <w:p>
+            <w:r>
+              <w:rPr>
+                <w:b/>
+              </w:rPr>
+              <w:t>GUI and CLI Access</w:t>
+            </w:r>
+          </w:p>
+        </w:tc>
+        <w:tc>
+          <w:tcPr>
+            <w:tcW w:w="6860" w:type="dxa"/>
+            <w:tcBorders>
+              <w:top w:val="single" w:sz="4" w:space="0" w:color="BFBFBF"/>
+              <w:left w:val="single" w:sz="4" w:space="0" w:color="BFBFBF"/>
+              <w:bottom w:val="single" w:sz="4" w:space="0" w:color="BFBFBF"/>
+              <w:right w:val="single" w:sz="4" w:space="0" w:color="BFBFBF"/>
+            </w:tcBorders>
+            <w:tcMar>
+              <w:top w:w="70" w:type="dxa"/>
+              <w:left w:w="110" w:type="dxa"/>
+              <w:bottom w:w="70" w:type="dxa"/>
+              <w:right w:w="110" w:type="dxa"/>
+            </w:tcMar>
+          </w:tcPr>
+          <w:p>
+            <w:r>
+              <w:t>GUI: Characters tab (list; Name, Description, Traits; Relationships list with To / Type / Notes, Add and Remove selected; New, Save, Delete character). CLI: char [list], char show &lt;name&gt;, char add, char edit &lt;name&gt;, char remove &lt;name&gt;, rel add, rel remove.</w:t>
+            </w:r>
+          </w:p>
+        </w:tc>
+      </w:tr>
+      <w:tr>
+        <w:trPr>
+          <w:cantSplit/>
+        </w:trPr>
+        <w:tc>
+          <w:tcPr>
+            <w:tcW w:w="2500" w:type="dxa"/>
+            <w:tcBorders>
+              <w:top w:val="single" w:sz="4" w:space="0" w:color="BFBFBF"/>
+              <w:left w:val="single" w:sz="4" w:space="0" w:color="BFBFBF"/>
+              <w:bottom w:val="single" w:sz="4" w:space="0" w:color="BFBFBF"/>
+              <w:right w:val="single" w:sz="4" w:space="0" w:color="BFBFBF"/>
+            </w:tcBorders>
+            <w:shd w:val="clear" w:color="auto" w:fill="F2F2F2"/>
+            <w:tcMar>
+              <w:top w:w="70" w:type="dxa"/>
+              <w:left w:w="110" w:type="dxa"/>
+              <w:bottom w:w="70" w:type="dxa"/>
+              <w:right w:w="110" w:type="dxa"/>
+            </w:tcMar>
+          </w:tcPr>
+          <w:p>
+            <w:r>
+              <w:rPr>
+                <w:b/>
+              </w:rPr>
+              <w:t>Error / Alternative Behaviour</w:t>
+            </w:r>
+          </w:p>
+        </w:tc>
+        <w:tc>
+          <w:tcPr>
+            <w:tcW w:w="6860" w:type="dxa"/>
+            <w:tcBorders>
+              <w:top w:val="single" w:sz="4" w:space="0" w:color="BFBFBF"/>
+              <w:left w:val="single" w:sz="4" w:space="0" w:color="BFBFBF"/>
+              <w:bottom w:val="single" w:sz="4" w:space="0" w:color="BFBFBF"/>
+              <w:right w:val="single" w:sz="4" w:space="0" w:color="BFBFBF"/>
+            </w:tcBorders>
+            <w:tcMar>
+              <w:top w:w="70" w:type="dxa"/>
+              <w:left w:w="110" w:type="dxa"/>
+              <w:bottom w:w="70" w:type="dxa"/>
+              <w:right w:w="110" w:type="dxa"/>
+            </w:tcMar>
+          </w:tcPr>
+          <w:p>
+            <w:r>
+              <w:t>Empty name, a name already used by another character, a relationship to a missing character or to itself, or an unknown character: the operation is refused with a message (dialog in the GUI, "Error: ..." in the CLI) and nothing changes. Removing a character also removes relationships pointing at it.</w:t>
+            </w:r>
+          </w:p>
+        </w:tc>
+      </w:tr>
+      <w:tr>
+        <w:trPr>
+          <w:cantSplit/>
+        </w:trPr>
+        <w:tc>
+          <w:tcPr>
+            <w:tcW w:w="2500" w:type="dxa"/>
+            <w:tcBorders>
+              <w:top w:val="single" w:sz="4" w:space="0" w:color="BFBFBF"/>
+              <w:left w:val="single" w:sz="4" w:space="0" w:color="BFBFBF"/>
+              <w:bottom w:val="single" w:sz="4" w:space="0" w:color="BFBFBF"/>
+              <w:right w:val="single" w:sz="4" w:space="0" w:color="BFBFBF"/>
+            </w:tcBorders>
+            <w:shd w:val="clear" w:color="auto" w:fill="F2F2F2"/>
+            <w:tcMar>
+              <w:top w:w="70" w:type="dxa"/>
+              <w:left w:w="110" w:type="dxa"/>
+              <w:bottom w:w="70" w:type="dxa"/>
+              <w:right w:w="110" w:type="dxa"/>
+            </w:tcMar>
+          </w:tcPr>
+          <w:p>
+            <w:r>
+              <w:rPr>
+                <w:b/>
+              </w:rPr>
+              <w:t>Video Link and Timestamp</w:t>
+            </w:r>
+          </w:p>
+        </w:tc>
+        <w:tc>
+          <w:tcPr>
+            <w:tcW w:w="6860" w:type="dxa"/>
+            <w:tcBorders>
+              <w:top w:val="single" w:sz="4" w:space="0" w:color="BFBFBF"/>
+              <w:left w:val="single" w:sz="4" w:space="0" w:color="BFBFBF"/>
+              <w:bottom w:val="single" w:sz="4" w:space="0" w:color="BFBFBF"/>
+              <w:right w:val="single" w:sz="4" w:space="0" w:color="BFBFBF"/>
+            </w:tcBorders>
+            <w:tcMar>
+              <w:top w:w="70" w:type="dxa"/>
+              <w:left w:w="110" w:type="dxa"/>
+              <w:bottom w:w="70" w:type="dxa"/>
+              <w:right w:w="110" w:type="dxa"/>
+            </w:tcMar>
+          </w:tcPr>
+          <w:p>
+            <w:r>
               <w:rPr>
                 <w:i/>
                 <w:color w:val="7F7F7F"/>
               </w:rPr>
-              <w:t>[Done / Partial / Changed / Dropped]</w:t>
+              <w:t>[Link and mm:ss, matching Section 7.]</w:t>
             </w:r>
           </w:p>
         </w:tc>
@@ -3894,7 +4350,7 @@
               <w:rPr>
                 <w:b/>
               </w:rPr>
-              <w:t>Type</w:t>
+              <w:t>Changes from Stage 1</w:t>
             </w:r>
           </w:p>
         </w:tc>
@@ -3916,467 +4372,7 @@
           </w:tcPr>
           <w:p>
             <w:r>
-              <w:rPr>
-                <w:i/>
-                <w:color w:val="7F7F7F"/>
-              </w:rPr>
-              <w:t>Deterministic (Stage 1). [Confirm, and say which steps are deterministic code and which call the model.]</w:t>
-            </w:r>
-          </w:p>
-        </w:tc>
-      </w:tr>
-      <w:tr>
-        <w:trPr>
-          <w:cantSplit/>
-        </w:trPr>
-        <w:tc>
-          <w:tcPr>
-            <w:tcW w:w="2500" w:type="dxa"/>
-            <w:tcBorders>
-              <w:top w:val="single" w:sz="4" w:space="0" w:color="BFBFBF"/>
-              <w:left w:val="single" w:sz="4" w:space="0" w:color="BFBFBF"/>
-              <w:bottom w:val="single" w:sz="4" w:space="0" w:color="BFBFBF"/>
-              <w:right w:val="single" w:sz="4" w:space="0" w:color="BFBFBF"/>
-            </w:tcBorders>
-            <w:shd w:val="clear" w:color="auto" w:fill="F2F2F2"/>
-            <w:tcMar>
-              <w:top w:w="70" w:type="dxa"/>
-              <w:left w:w="110" w:type="dxa"/>
-              <w:bottom w:w="70" w:type="dxa"/>
-              <w:right w:w="110" w:type="dxa"/>
-            </w:tcMar>
-          </w:tcPr>
-          <w:p>
-            <w:r>
-              <w:rPr>
-                <w:b/>
-              </w:rPr>
-              <w:t>Classes / Files and Responsibilities</w:t>
-            </w:r>
-          </w:p>
-        </w:tc>
-        <w:tc>
-          <w:tcPr>
-            <w:tcW w:w="6860" w:type="dxa"/>
-            <w:tcBorders>
-              <w:top w:val="single" w:sz="4" w:space="0" w:color="BFBFBF"/>
-              <w:left w:val="single" w:sz="4" w:space="0" w:color="BFBFBF"/>
-              <w:bottom w:val="single" w:sz="4" w:space="0" w:color="BFBFBF"/>
-              <w:right w:val="single" w:sz="4" w:space="0" w:color="BFBFBF"/>
-            </w:tcBorders>
-            <w:tcMar>
-              <w:top w:w="70" w:type="dxa"/>
-              <w:left w:w="110" w:type="dxa"/>
-              <w:bottom w:w="70" w:type="dxa"/>
-              <w:right w:w="110" w:type="dxa"/>
-            </w:tcMar>
-          </w:tcPr>
-          <w:p>
-            <w:r>
-              <w:rPr>
-                <w:i/>
-                <w:color w:val="7F7F7F"/>
-              </w:rPr>
-              <w:t>[One line per class: Class (src/main/java/ca/yorku/storyteller/&lt;package&gt;/Class.java): responsibility. Stage 1 planned: StoryController, StorySession, Character, Relationship.]</w:t>
-            </w:r>
-          </w:p>
-        </w:tc>
-      </w:tr>
-      <w:tr>
-        <w:trPr>
-          <w:cantSplit/>
-        </w:trPr>
-        <w:tc>
-          <w:tcPr>
-            <w:tcW w:w="2500" w:type="dxa"/>
-            <w:tcBorders>
-              <w:top w:val="single" w:sz="4" w:space="0" w:color="BFBFBF"/>
-              <w:left w:val="single" w:sz="4" w:space="0" w:color="BFBFBF"/>
-              <w:bottom w:val="single" w:sz="4" w:space="0" w:color="BFBFBF"/>
-              <w:right w:val="single" w:sz="4" w:space="0" w:color="BFBFBF"/>
-            </w:tcBorders>
-            <w:shd w:val="clear" w:color="auto" w:fill="F2F2F2"/>
-            <w:tcMar>
-              <w:top w:w="70" w:type="dxa"/>
-              <w:left w:w="110" w:type="dxa"/>
-              <w:bottom w:w="70" w:type="dxa"/>
-              <w:right w:w="110" w:type="dxa"/>
-            </w:tcMar>
-          </w:tcPr>
-          <w:p>
-            <w:r>
-              <w:rPr>
-                <w:b/>
-              </w:rPr>
-              <w:t>Key Methods</w:t>
-            </w:r>
-          </w:p>
-        </w:tc>
-        <w:tc>
-          <w:tcPr>
-            <w:tcW w:w="6860" w:type="dxa"/>
-            <w:tcBorders>
-              <w:top w:val="single" w:sz="4" w:space="0" w:color="BFBFBF"/>
-              <w:left w:val="single" w:sz="4" w:space="0" w:color="BFBFBF"/>
-              <w:bottom w:val="single" w:sz="4" w:space="0" w:color="BFBFBF"/>
-              <w:right w:val="single" w:sz="4" w:space="0" w:color="BFBFBF"/>
-            </w:tcBorders>
-            <w:tcMar>
-              <w:top w:w="70" w:type="dxa"/>
-              <w:left w:w="110" w:type="dxa"/>
-              <w:bottom w:w="70" w:type="dxa"/>
-              <w:right w:w="110" w:type="dxa"/>
-            </w:tcMar>
-          </w:tcPr>
-          <w:p>
-            <w:r>
-              <w:rPr>
-                <w:i/>
-                <w:color w:val="7F7F7F"/>
-              </w:rPr>
-              <w:t>[The methods that actually carry the feature, as Class.method(params).]</w:t>
-            </w:r>
-          </w:p>
-        </w:tc>
-      </w:tr>
-      <w:tr>
-        <w:trPr>
-          <w:cantSplit/>
-        </w:trPr>
-        <w:tc>
-          <w:tcPr>
-            <w:tcW w:w="2500" w:type="dxa"/>
-            <w:tcBorders>
-              <w:top w:val="single" w:sz="4" w:space="0" w:color="BFBFBF"/>
-              <w:left w:val="single" w:sz="4" w:space="0" w:color="BFBFBF"/>
-              <w:bottom w:val="single" w:sz="4" w:space="0" w:color="BFBFBF"/>
-              <w:right w:val="single" w:sz="4" w:space="0" w:color="BFBFBF"/>
-            </w:tcBorders>
-            <w:shd w:val="clear" w:color="auto" w:fill="F2F2F2"/>
-            <w:tcMar>
-              <w:top w:w="70" w:type="dxa"/>
-              <w:left w:w="110" w:type="dxa"/>
-              <w:bottom w:w="70" w:type="dxa"/>
-              <w:right w:w="110" w:type="dxa"/>
-            </w:tcMar>
-          </w:tcPr>
-          <w:p>
-            <w:r>
-              <w:rPr>
-                <w:b/>
-              </w:rPr>
-              <w:t>Design Patterns</w:t>
-            </w:r>
-          </w:p>
-        </w:tc>
-        <w:tc>
-          <w:tcPr>
-            <w:tcW w:w="6860" w:type="dxa"/>
-            <w:tcBorders>
-              <w:top w:val="single" w:sz="4" w:space="0" w:color="BFBFBF"/>
-              <w:left w:val="single" w:sz="4" w:space="0" w:color="BFBFBF"/>
-              <w:bottom w:val="single" w:sz="4" w:space="0" w:color="BFBFBF"/>
-              <w:right w:val="single" w:sz="4" w:space="0" w:color="BFBFBF"/>
-            </w:tcBorders>
-            <w:tcMar>
-              <w:top w:w="70" w:type="dxa"/>
-              <w:left w:w="110" w:type="dxa"/>
-              <w:bottom w:w="70" w:type="dxa"/>
-              <w:right w:w="110" w:type="dxa"/>
-            </w:tcMar>
-          </w:tcPr>
-          <w:p>
-            <w:r>
-              <w:rPr>
-                <w:i/>
-                <w:color w:val="7F7F7F"/>
-              </w:rPr>
-              <w:t>[Stage 1: MVC, Observer. Confirm against the code.]</w:t>
-            </w:r>
-          </w:p>
-        </w:tc>
-      </w:tr>
-      <w:tr>
-        <w:trPr>
-          <w:cantSplit/>
-        </w:trPr>
-        <w:tc>
-          <w:tcPr>
-            <w:tcW w:w="2500" w:type="dxa"/>
-            <w:tcBorders>
-              <w:top w:val="single" w:sz="4" w:space="0" w:color="BFBFBF"/>
-              <w:left w:val="single" w:sz="4" w:space="0" w:color="BFBFBF"/>
-              <w:bottom w:val="single" w:sz="4" w:space="0" w:color="BFBFBF"/>
-              <w:right w:val="single" w:sz="4" w:space="0" w:color="BFBFBF"/>
-            </w:tcBorders>
-            <w:shd w:val="clear" w:color="auto" w:fill="F2F2F2"/>
-            <w:tcMar>
-              <w:top w:w="70" w:type="dxa"/>
-              <w:left w:w="110" w:type="dxa"/>
-              <w:bottom w:w="70" w:type="dxa"/>
-              <w:right w:w="110" w:type="dxa"/>
-            </w:tcMar>
-          </w:tcPr>
-          <w:p>
-            <w:r>
-              <w:rPr>
-                <w:b/>
-              </w:rPr>
-              <w:t>Collaboration (Input to Result)</w:t>
-            </w:r>
-          </w:p>
-        </w:tc>
-        <w:tc>
-          <w:tcPr>
-            <w:tcW w:w="6860" w:type="dxa"/>
-            <w:tcBorders>
-              <w:top w:val="single" w:sz="4" w:space="0" w:color="BFBFBF"/>
-              <w:left w:val="single" w:sz="4" w:space="0" w:color="BFBFBF"/>
-              <w:bottom w:val="single" w:sz="4" w:space="0" w:color="BFBFBF"/>
-              <w:right w:val="single" w:sz="4" w:space="0" w:color="BFBFBF"/>
-            </w:tcBorders>
-            <w:tcMar>
-              <w:top w:w="70" w:type="dxa"/>
-              <w:left w:w="110" w:type="dxa"/>
-              <w:bottom w:w="70" w:type="dxa"/>
-              <w:right w:w="110" w:type="dxa"/>
-            </w:tcMar>
-          </w:tcPr>
-          <w:p>
-            <w:r>
-              <w:rPr>
-                <w:i/>
-                <w:color w:val="7F7F7F"/>
-              </w:rPr>
-              <w:t>[Numbered walk-through from the user's action in StoryGUI / StoryCLI, through StoryController and the agent, to what the user sees.]</w:t>
-            </w:r>
-          </w:p>
-        </w:tc>
-      </w:tr>
-      <w:tr>
-        <w:trPr>
-          <w:cantSplit/>
-        </w:trPr>
-        <w:tc>
-          <w:tcPr>
-            <w:tcW w:w="2500" w:type="dxa"/>
-            <w:tcBorders>
-              <w:top w:val="single" w:sz="4" w:space="0" w:color="BFBFBF"/>
-              <w:left w:val="single" w:sz="4" w:space="0" w:color="BFBFBF"/>
-              <w:bottom w:val="single" w:sz="4" w:space="0" w:color="BFBFBF"/>
-              <w:right w:val="single" w:sz="4" w:space="0" w:color="BFBFBF"/>
-            </w:tcBorders>
-            <w:shd w:val="clear" w:color="auto" w:fill="F2F2F2"/>
-            <w:tcMar>
-              <w:top w:w="70" w:type="dxa"/>
-              <w:left w:w="110" w:type="dxa"/>
-              <w:bottom w:w="70" w:type="dxa"/>
-              <w:right w:w="110" w:type="dxa"/>
-            </w:tcMar>
-          </w:tcPr>
-          <w:p>
-            <w:r>
-              <w:rPr>
-                <w:b/>
-              </w:rPr>
-              <w:t>GUI and CLI Access</w:t>
-            </w:r>
-          </w:p>
-        </w:tc>
-        <w:tc>
-          <w:tcPr>
-            <w:tcW w:w="6860" w:type="dxa"/>
-            <w:tcBorders>
-              <w:top w:val="single" w:sz="4" w:space="0" w:color="BFBFBF"/>
-              <w:left w:val="single" w:sz="4" w:space="0" w:color="BFBFBF"/>
-              <w:bottom w:val="single" w:sz="4" w:space="0" w:color="BFBFBF"/>
-              <w:right w:val="single" w:sz="4" w:space="0" w:color="BFBFBF"/>
-            </w:tcBorders>
-            <w:tcMar>
-              <w:top w:w="70" w:type="dxa"/>
-              <w:left w:w="110" w:type="dxa"/>
-              <w:bottom w:w="70" w:type="dxa"/>
-              <w:right w:w="110" w:type="dxa"/>
-            </w:tcMar>
-          </w:tcPr>
-          <w:p>
-            <w:r>
-              <w:rPr>
-                <w:i/>
-                <w:color w:val="7F7F7F"/>
-              </w:rPr>
-              <w:t>[GUI: the menu, button or panel. CLI: the command and its arguments.]</w:t>
-            </w:r>
-          </w:p>
-        </w:tc>
-      </w:tr>
-      <w:tr>
-        <w:trPr>
-          <w:cantSplit/>
-        </w:trPr>
-        <w:tc>
-          <w:tcPr>
-            <w:tcW w:w="2500" w:type="dxa"/>
-            <w:tcBorders>
-              <w:top w:val="single" w:sz="4" w:space="0" w:color="BFBFBF"/>
-              <w:left w:val="single" w:sz="4" w:space="0" w:color="BFBFBF"/>
-              <w:bottom w:val="single" w:sz="4" w:space="0" w:color="BFBFBF"/>
-              <w:right w:val="single" w:sz="4" w:space="0" w:color="BFBFBF"/>
-            </w:tcBorders>
-            <w:shd w:val="clear" w:color="auto" w:fill="F2F2F2"/>
-            <w:tcMar>
-              <w:top w:w="70" w:type="dxa"/>
-              <w:left w:w="110" w:type="dxa"/>
-              <w:bottom w:w="70" w:type="dxa"/>
-              <w:right w:w="110" w:type="dxa"/>
-            </w:tcMar>
-          </w:tcPr>
-          <w:p>
-            <w:r>
-              <w:rPr>
-                <w:b/>
-              </w:rPr>
-              <w:t>Error / Alternative Behaviour</w:t>
-            </w:r>
-          </w:p>
-        </w:tc>
-        <w:tc>
-          <w:tcPr>
-            <w:tcW w:w="6860" w:type="dxa"/>
-            <w:tcBorders>
-              <w:top w:val="single" w:sz="4" w:space="0" w:color="BFBFBF"/>
-              <w:left w:val="single" w:sz="4" w:space="0" w:color="BFBFBF"/>
-              <w:bottom w:val="single" w:sz="4" w:space="0" w:color="BFBFBF"/>
-              <w:right w:val="single" w:sz="4" w:space="0" w:color="BFBFBF"/>
-            </w:tcBorders>
-            <w:tcMar>
-              <w:top w:w="70" w:type="dxa"/>
-              <w:left w:w="110" w:type="dxa"/>
-              <w:bottom w:w="70" w:type="dxa"/>
-              <w:right w:w="110" w:type="dxa"/>
-            </w:tcMar>
-          </w:tcPr>
-          <w:p>
-            <w:r>
-              <w:rPr>
-                <w:i/>
-                <w:color w:val="7F7F7F"/>
-              </w:rPr>
-              <w:t>[What happens on invalid input or a model failure, and how it is shown.]</w:t>
-            </w:r>
-          </w:p>
-        </w:tc>
-      </w:tr>
-      <w:tr>
-        <w:trPr>
-          <w:cantSplit/>
-        </w:trPr>
-        <w:tc>
-          <w:tcPr>
-            <w:tcW w:w="2500" w:type="dxa"/>
-            <w:tcBorders>
-              <w:top w:val="single" w:sz="4" w:space="0" w:color="BFBFBF"/>
-              <w:left w:val="single" w:sz="4" w:space="0" w:color="BFBFBF"/>
-              <w:bottom w:val="single" w:sz="4" w:space="0" w:color="BFBFBF"/>
-              <w:right w:val="single" w:sz="4" w:space="0" w:color="BFBFBF"/>
-            </w:tcBorders>
-            <w:shd w:val="clear" w:color="auto" w:fill="F2F2F2"/>
-            <w:tcMar>
-              <w:top w:w="70" w:type="dxa"/>
-              <w:left w:w="110" w:type="dxa"/>
-              <w:bottom w:w="70" w:type="dxa"/>
-              <w:right w:w="110" w:type="dxa"/>
-            </w:tcMar>
-          </w:tcPr>
-          <w:p>
-            <w:r>
-              <w:rPr>
-                <w:b/>
-              </w:rPr>
-              <w:t>Video Link and Timestamp</w:t>
-            </w:r>
-          </w:p>
-        </w:tc>
-        <w:tc>
-          <w:tcPr>
-            <w:tcW w:w="6860" w:type="dxa"/>
-            <w:tcBorders>
-              <w:top w:val="single" w:sz="4" w:space="0" w:color="BFBFBF"/>
-              <w:left w:val="single" w:sz="4" w:space="0" w:color="BFBFBF"/>
-              <w:bottom w:val="single" w:sz="4" w:space="0" w:color="BFBFBF"/>
-              <w:right w:val="single" w:sz="4" w:space="0" w:color="BFBFBF"/>
-            </w:tcBorders>
-            <w:tcMar>
-              <w:top w:w="70" w:type="dxa"/>
-              <w:left w:w="110" w:type="dxa"/>
-              <w:bottom w:w="70" w:type="dxa"/>
-              <w:right w:w="110" w:type="dxa"/>
-            </w:tcMar>
-          </w:tcPr>
-          <w:p>
-            <w:r>
-              <w:rPr>
-                <w:i/>
-                <w:color w:val="7F7F7F"/>
-              </w:rPr>
-              <w:t>[Link and mm:ss, matching Section 7.]</w:t>
-            </w:r>
-          </w:p>
-        </w:tc>
-      </w:tr>
-      <w:tr>
-        <w:trPr>
-          <w:cantSplit/>
-        </w:trPr>
-        <w:tc>
-          <w:tcPr>
-            <w:tcW w:w="2500" w:type="dxa"/>
-            <w:tcBorders>
-              <w:top w:val="single" w:sz="4" w:space="0" w:color="BFBFBF"/>
-              <w:left w:val="single" w:sz="4" w:space="0" w:color="BFBFBF"/>
-              <w:bottom w:val="single" w:sz="4" w:space="0" w:color="BFBFBF"/>
-              <w:right w:val="single" w:sz="4" w:space="0" w:color="BFBFBF"/>
-            </w:tcBorders>
-            <w:shd w:val="clear" w:color="auto" w:fill="F2F2F2"/>
-            <w:tcMar>
-              <w:top w:w="70" w:type="dxa"/>
-              <w:left w:w="110" w:type="dxa"/>
-              <w:bottom w:w="70" w:type="dxa"/>
-              <w:right w:w="110" w:type="dxa"/>
-            </w:tcMar>
-          </w:tcPr>
-          <w:p>
-            <w:r>
-              <w:rPr>
-                <w:b/>
-              </w:rPr>
-              <w:t>Changes from Stage 1</w:t>
-            </w:r>
-          </w:p>
-        </w:tc>
-        <w:tc>
-          <w:tcPr>
-            <w:tcW w:w="6860" w:type="dxa"/>
-            <w:tcBorders>
-              <w:top w:val="single" w:sz="4" w:space="0" w:color="BFBFBF"/>
-              <w:left w:val="single" w:sz="4" w:space="0" w:color="BFBFBF"/>
-              <w:bottom w:val="single" w:sz="4" w:space="0" w:color="BFBFBF"/>
-              <w:right w:val="single" w:sz="4" w:space="0" w:color="BFBFBF"/>
-            </w:tcBorders>
-            <w:tcMar>
-              <w:top w:w="70" w:type="dxa"/>
-              <w:left w:w="110" w:type="dxa"/>
-              <w:bottom w:w="70" w:type="dxa"/>
-              <w:right w:w="110" w:type="dxa"/>
-            </w:tcMar>
-          </w:tcPr>
-          <w:p>
-            <w:r>
-              <w:rPr>
-                <w:i/>
-                <w:color w:val="7F7F7F"/>
-              </w:rPr>
-              <w:t>[None, or a one-line summary with a pointer to the entry in Section 4.]</w:t>
+              <w:t>Relationship stores the target by name; StorySession gains updateCharacter, removeCharacter and addRelationship; saveCharacter takes the original name (Section 4, "F03: Relationships point at a character by name" and "Controller").</w:t>
             </w:r>
           </w:p>
         </w:tc>
@@ -9459,11 +9455,483 @@
           </w:tcPr>
           <w:p>
             <w:r>
+              <w:t>Done for save, list and load from both front ends. The recap shown after a load is a short deterministic summary until F09 provides StoryAgent.recap(session).</w:t>
+            </w:r>
+          </w:p>
+        </w:tc>
+      </w:tr>
+      <w:tr>
+        <w:trPr>
+          <w:cantSplit/>
+        </w:trPr>
+        <w:tc>
+          <w:tcPr>
+            <w:tcW w:w="2500" w:type="dxa"/>
+            <w:tcBorders>
+              <w:top w:val="single" w:sz="4" w:space="0" w:color="BFBFBF"/>
+              <w:left w:val="single" w:sz="4" w:space="0" w:color="BFBFBF"/>
+              <w:bottom w:val="single" w:sz="4" w:space="0" w:color="BFBFBF"/>
+              <w:right w:val="single" w:sz="4" w:space="0" w:color="BFBFBF"/>
+            </w:tcBorders>
+            <w:shd w:val="clear" w:color="auto" w:fill="F2F2F2"/>
+            <w:tcMar>
+              <w:top w:w="70" w:type="dxa"/>
+              <w:left w:w="110" w:type="dxa"/>
+              <w:bottom w:w="70" w:type="dxa"/>
+              <w:right w:w="110" w:type="dxa"/>
+            </w:tcMar>
+          </w:tcPr>
+          <w:p>
+            <w:r>
+              <w:rPr>
+                <w:b/>
+              </w:rPr>
+              <w:t>Type</w:t>
+            </w:r>
+          </w:p>
+        </w:tc>
+        <w:tc>
+          <w:tcPr>
+            <w:tcW w:w="6860" w:type="dxa"/>
+            <w:tcBorders>
+              <w:top w:val="single" w:sz="4" w:space="0" w:color="BFBFBF"/>
+              <w:left w:val="single" w:sz="4" w:space="0" w:color="BFBFBF"/>
+              <w:bottom w:val="single" w:sz="4" w:space="0" w:color="BFBFBF"/>
+              <w:right w:val="single" w:sz="4" w:space="0" w:color="BFBFBF"/>
+            </w:tcBorders>
+            <w:tcMar>
+              <w:top w:w="70" w:type="dxa"/>
+              <w:left w:w="110" w:type="dxa"/>
+              <w:bottom w:w="70" w:type="dxa"/>
+              <w:right w:w="110" w:type="dxa"/>
+            </w:tcMar>
+          </w:tcPr>
+          <w:p>
+            <w:r>
+              <w:t>Deterministic, as in Stage 1. Saving and loading never call the model; only the recap (F09) will.</w:t>
+            </w:r>
+          </w:p>
+        </w:tc>
+      </w:tr>
+      <w:tr>
+        <w:trPr>
+          <w:cantSplit/>
+        </w:trPr>
+        <w:tc>
+          <w:tcPr>
+            <w:tcW w:w="2500" w:type="dxa"/>
+            <w:tcBorders>
+              <w:top w:val="single" w:sz="4" w:space="0" w:color="BFBFBF"/>
+              <w:left w:val="single" w:sz="4" w:space="0" w:color="BFBFBF"/>
+              <w:bottom w:val="single" w:sz="4" w:space="0" w:color="BFBFBF"/>
+              <w:right w:val="single" w:sz="4" w:space="0" w:color="BFBFBF"/>
+            </w:tcBorders>
+            <w:shd w:val="clear" w:color="auto" w:fill="F2F2F2"/>
+            <w:tcMar>
+              <w:top w:w="70" w:type="dxa"/>
+              <w:left w:w="110" w:type="dxa"/>
+              <w:bottom w:w="70" w:type="dxa"/>
+              <w:right w:w="110" w:type="dxa"/>
+            </w:tcMar>
+          </w:tcPr>
+          <w:p>
+            <w:r>
+              <w:rPr>
+                <w:b/>
+              </w:rPr>
+              <w:t>Classes / Files and Responsibilities</w:t>
+            </w:r>
+          </w:p>
+        </w:tc>
+        <w:tc>
+          <w:tcPr>
+            <w:tcW w:w="6860" w:type="dxa"/>
+            <w:tcBorders>
+              <w:top w:val="single" w:sz="4" w:space="0" w:color="BFBFBF"/>
+              <w:left w:val="single" w:sz="4" w:space="0" w:color="BFBFBF"/>
+              <w:bottom w:val="single" w:sz="4" w:space="0" w:color="BFBFBF"/>
+              <w:right w:val="single" w:sz="4" w:space="0" w:color="BFBFBF"/>
+            </w:tcBorders>
+            <w:tcMar>
+              <w:top w:w="70" w:type="dxa"/>
+              <w:left w:w="110" w:type="dxa"/>
+              <w:bottom w:w="70" w:type="dxa"/>
+              <w:right w:w="110" w:type="dxa"/>
+            </w:tcMar>
+          </w:tcPr>
+          <w:p>
+            <w:r>
+              <w:t>StoryGUI (src/main/java/ca/yorku/storyteller/ui/StoryGUI.java): Story menu with New, Save and Load... (a list of saved stories, newest first).</w:t>
+            </w:r>
+          </w:p>
+          <w:p>
+            <w:pPr/>
+            <w:r>
+              <w:t>StoryCLI (src/main/java/ca/yorku/storyteller/ui/StoryCLI.java): new, save, load &lt;id&gt;, sessions.</w:t>
+            </w:r>
+          </w:p>
+          <w:p>
+            <w:pPr/>
+            <w:r>
+              <w:t>StoryController (src/main/java/ca/yorku/storyteller/controller/StoryController.java): saves the current session; loads one, moves the observers to it and clears the undo history.</w:t>
+            </w:r>
+          </w:p>
+          <w:p>
+            <w:pPr/>
+            <w:r>
+              <w:t>SessionRepository (src/main/java/ca/yorku/storyteller/persistence/SessionRepository.java): the save / load / list interface.</w:t>
+            </w:r>
+          </w:p>
+          <w:p>
+            <w:pPr/>
+            <w:r>
+              <w:t>JsonSessionRepository (src/main/java/ca/yorku/storyteller/persistence/JsonSessionRepository.java): one JSON file per story in the save directory (STORYTELLER_SAVE_DIR, default saves/), written atomically.</w:t>
+            </w:r>
+          </w:p>
+          <w:p>
+            <w:pPr/>
+            <w:r>
+              <w:t>CommandHistory (src/main/java/ca/yorku/storyteller/controller/CommandHistory.java): cleared on new and load so undo never reaches back past a load.</w:t>
+            </w:r>
+          </w:p>
+        </w:tc>
+      </w:tr>
+      <w:tr>
+        <w:trPr>
+          <w:cantSplit/>
+        </w:trPr>
+        <w:tc>
+          <w:tcPr>
+            <w:tcW w:w="2500" w:type="dxa"/>
+            <w:tcBorders>
+              <w:top w:val="single" w:sz="4" w:space="0" w:color="BFBFBF"/>
+              <w:left w:val="single" w:sz="4" w:space="0" w:color="BFBFBF"/>
+              <w:bottom w:val="single" w:sz="4" w:space="0" w:color="BFBFBF"/>
+              <w:right w:val="single" w:sz="4" w:space="0" w:color="BFBFBF"/>
+            </w:tcBorders>
+            <w:shd w:val="clear" w:color="auto" w:fill="F2F2F2"/>
+            <w:tcMar>
+              <w:top w:w="70" w:type="dxa"/>
+              <w:left w:w="110" w:type="dxa"/>
+              <w:bottom w:w="70" w:type="dxa"/>
+              <w:right w:w="110" w:type="dxa"/>
+            </w:tcMar>
+          </w:tcPr>
+          <w:p>
+            <w:r>
+              <w:rPr>
+                <w:b/>
+              </w:rPr>
+              <w:t>Key Methods</w:t>
+            </w:r>
+          </w:p>
+        </w:tc>
+        <w:tc>
+          <w:tcPr>
+            <w:tcW w:w="6860" w:type="dxa"/>
+            <w:tcBorders>
+              <w:top w:val="single" w:sz="4" w:space="0" w:color="BFBFBF"/>
+              <w:left w:val="single" w:sz="4" w:space="0" w:color="BFBFBF"/>
+              <w:bottom w:val="single" w:sz="4" w:space="0" w:color="BFBFBF"/>
+              <w:right w:val="single" w:sz="4" w:space="0" w:color="BFBFBF"/>
+            </w:tcBorders>
+            <w:tcMar>
+              <w:top w:w="70" w:type="dxa"/>
+              <w:left w:w="110" w:type="dxa"/>
+              <w:bottom w:w="70" w:type="dxa"/>
+              <w:right w:w="110" w:type="dxa"/>
+            </w:tcMar>
+          </w:tcPr>
+          <w:p>
+            <w:r>
+              <w:t>StoryController.saveSession(), StoryController.loadSession(String), StoryController.listSessions(), StoryController.newSession(), SessionRepository.save(StorySession), SessionRepository.load(String), SessionRepository.listSessions(), StorySession.attach(StoryObserver), CommandHistory.clear().</w:t>
+            </w:r>
+          </w:p>
+        </w:tc>
+      </w:tr>
+      <w:tr>
+        <w:trPr>
+          <w:cantSplit/>
+        </w:trPr>
+        <w:tc>
+          <w:tcPr>
+            <w:tcW w:w="2500" w:type="dxa"/>
+            <w:tcBorders>
+              <w:top w:val="single" w:sz="4" w:space="0" w:color="BFBFBF"/>
+              <w:left w:val="single" w:sz="4" w:space="0" w:color="BFBFBF"/>
+              <w:bottom w:val="single" w:sz="4" w:space="0" w:color="BFBFBF"/>
+              <w:right w:val="single" w:sz="4" w:space="0" w:color="BFBFBF"/>
+            </w:tcBorders>
+            <w:shd w:val="clear" w:color="auto" w:fill="F2F2F2"/>
+            <w:tcMar>
+              <w:top w:w="70" w:type="dxa"/>
+              <w:left w:w="110" w:type="dxa"/>
+              <w:bottom w:w="70" w:type="dxa"/>
+              <w:right w:w="110" w:type="dxa"/>
+            </w:tcMar>
+          </w:tcPr>
+          <w:p>
+            <w:r>
+              <w:rPr>
+                <w:b/>
+              </w:rPr>
+              <w:t>Design Patterns</w:t>
+            </w:r>
+          </w:p>
+        </w:tc>
+        <w:tc>
+          <w:tcPr>
+            <w:tcW w:w="6860" w:type="dxa"/>
+            <w:tcBorders>
+              <w:top w:val="single" w:sz="4" w:space="0" w:color="BFBFBF"/>
+              <w:left w:val="single" w:sz="4" w:space="0" w:color="BFBFBF"/>
+              <w:bottom w:val="single" w:sz="4" w:space="0" w:color="BFBFBF"/>
+              <w:right w:val="single" w:sz="4" w:space="0" w:color="BFBFBF"/>
+            </w:tcBorders>
+            <w:tcMar>
+              <w:top w:w="70" w:type="dxa"/>
+              <w:left w:w="110" w:type="dxa"/>
+              <w:bottom w:w="70" w:type="dxa"/>
+              <w:right w:w="110" w:type="dxa"/>
+            </w:tcMar>
+          </w:tcPr>
+          <w:p>
+            <w:r>
+              <w:t>MVC and Observer: the menu and commands forward to StoryController, and after a load the controller attaches the front ends to the loaded session and notifies them. Facade (StoryAgent.recap) arrives with F09.</w:t>
+            </w:r>
+          </w:p>
+        </w:tc>
+      </w:tr>
+      <w:tr>
+        <w:trPr>
+          <w:cantSplit/>
+        </w:trPr>
+        <w:tc>
+          <w:tcPr>
+            <w:tcW w:w="2500" w:type="dxa"/>
+            <w:tcBorders>
+              <w:top w:val="single" w:sz="4" w:space="0" w:color="BFBFBF"/>
+              <w:left w:val="single" w:sz="4" w:space="0" w:color="BFBFBF"/>
+              <w:bottom w:val="single" w:sz="4" w:space="0" w:color="BFBFBF"/>
+              <w:right w:val="single" w:sz="4" w:space="0" w:color="BFBFBF"/>
+            </w:tcBorders>
+            <w:shd w:val="clear" w:color="auto" w:fill="F2F2F2"/>
+            <w:tcMar>
+              <w:top w:w="70" w:type="dxa"/>
+              <w:left w:w="110" w:type="dxa"/>
+              <w:bottom w:w="70" w:type="dxa"/>
+              <w:right w:w="110" w:type="dxa"/>
+            </w:tcMar>
+          </w:tcPr>
+          <w:p>
+            <w:r>
+              <w:rPr>
+                <w:b/>
+              </w:rPr>
+              <w:t>Collaboration (Input to Result)</w:t>
+            </w:r>
+          </w:p>
+        </w:tc>
+        <w:tc>
+          <w:tcPr>
+            <w:tcW w:w="6860" w:type="dxa"/>
+            <w:tcBorders>
+              <w:top w:val="single" w:sz="4" w:space="0" w:color="BFBFBF"/>
+              <w:left w:val="single" w:sz="4" w:space="0" w:color="BFBFBF"/>
+              <w:bottom w:val="single" w:sz="4" w:space="0" w:color="BFBFBF"/>
+              <w:right w:val="single" w:sz="4" w:space="0" w:color="BFBFBF"/>
+            </w:tcBorders>
+            <w:tcMar>
+              <w:top w:w="70" w:type="dxa"/>
+              <w:left w:w="110" w:type="dxa"/>
+              <w:bottom w:w="70" w:type="dxa"/>
+              <w:right w:w="110" w:type="dxa"/>
+            </w:tcMar>
+          </w:tcPr>
+          <w:p>
+            <w:r>
+              <w:t>1. Save: Story &gt; Save or save calls StoryController.saveSession(), which calls SessionRepository.save(session); JsonSessionRepository writes scenario, plot, lore, characters, turns, proposals and summary to &lt;id&gt;.json through a temporary file.</w:t>
+            </w:r>
+          </w:p>
+          <w:p>
+            <w:pPr/>
+            <w:r>
+              <w:t>2. Load: Story &gt; Load... or sessions lists SessionRepository.listSessions(); choosing a story (or load &lt;id&gt;) calls StoryController.loadSession(id).</w:t>
+            </w:r>
+          </w:p>
+          <w:p>
+            <w:pPr/>
+            <w:r>
+              <w:t>3. The controller calls SessionRepository.load(id), detaches the front ends from the old session, makes the loaded one current, clears CommandHistory, attaches the front ends and calls notifyObservers().</w:t>
+            </w:r>
+          </w:p>
+          <w:p>
+            <w:pPr/>
+            <w:r>
+              <w:t>4. Both front ends refresh from the loaded session and show the returned recap.</w:t>
+            </w:r>
+          </w:p>
+        </w:tc>
+      </w:tr>
+      <w:tr>
+        <w:trPr>
+          <w:cantSplit/>
+        </w:trPr>
+        <w:tc>
+          <w:tcPr>
+            <w:tcW w:w="2500" w:type="dxa"/>
+            <w:tcBorders>
+              <w:top w:val="single" w:sz="4" w:space="0" w:color="BFBFBF"/>
+              <w:left w:val="single" w:sz="4" w:space="0" w:color="BFBFBF"/>
+              <w:bottom w:val="single" w:sz="4" w:space="0" w:color="BFBFBF"/>
+              <w:right w:val="single" w:sz="4" w:space="0" w:color="BFBFBF"/>
+            </w:tcBorders>
+            <w:shd w:val="clear" w:color="auto" w:fill="F2F2F2"/>
+            <w:tcMar>
+              <w:top w:w="70" w:type="dxa"/>
+              <w:left w:w="110" w:type="dxa"/>
+              <w:bottom w:w="70" w:type="dxa"/>
+              <w:right w:w="110" w:type="dxa"/>
+            </w:tcMar>
+          </w:tcPr>
+          <w:p>
+            <w:r>
+              <w:rPr>
+                <w:b/>
+              </w:rPr>
+              <w:t>GUI and CLI Access</w:t>
+            </w:r>
+          </w:p>
+        </w:tc>
+        <w:tc>
+          <w:tcPr>
+            <w:tcW w:w="6860" w:type="dxa"/>
+            <w:tcBorders>
+              <w:top w:val="single" w:sz="4" w:space="0" w:color="BFBFBF"/>
+              <w:left w:val="single" w:sz="4" w:space="0" w:color="BFBFBF"/>
+              <w:bottom w:val="single" w:sz="4" w:space="0" w:color="BFBFBF"/>
+              <w:right w:val="single" w:sz="4" w:space="0" w:color="BFBFBF"/>
+            </w:tcBorders>
+            <w:tcMar>
+              <w:top w:w="70" w:type="dxa"/>
+              <w:left w:w="110" w:type="dxa"/>
+              <w:bottom w:w="70" w:type="dxa"/>
+              <w:right w:w="110" w:type="dxa"/>
+            </w:tcMar>
+          </w:tcPr>
+          <w:p>
+            <w:r>
+              <w:t>GUI: Story menu, New / Save / Load... CLI: new, save, sessions, load &lt;id&gt;.</w:t>
+            </w:r>
+          </w:p>
+        </w:tc>
+      </w:tr>
+      <w:tr>
+        <w:trPr>
+          <w:cantSplit/>
+        </w:trPr>
+        <w:tc>
+          <w:tcPr>
+            <w:tcW w:w="2500" w:type="dxa"/>
+            <w:tcBorders>
+              <w:top w:val="single" w:sz="4" w:space="0" w:color="BFBFBF"/>
+              <w:left w:val="single" w:sz="4" w:space="0" w:color="BFBFBF"/>
+              <w:bottom w:val="single" w:sz="4" w:space="0" w:color="BFBFBF"/>
+              <w:right w:val="single" w:sz="4" w:space="0" w:color="BFBFBF"/>
+            </w:tcBorders>
+            <w:shd w:val="clear" w:color="auto" w:fill="F2F2F2"/>
+            <w:tcMar>
+              <w:top w:w="70" w:type="dxa"/>
+              <w:left w:w="110" w:type="dxa"/>
+              <w:bottom w:w="70" w:type="dxa"/>
+              <w:right w:w="110" w:type="dxa"/>
+            </w:tcMar>
+          </w:tcPr>
+          <w:p>
+            <w:r>
+              <w:rPr>
+                <w:b/>
+              </w:rPr>
+              <w:t>Error / Alternative Behaviour</w:t>
+            </w:r>
+          </w:p>
+        </w:tc>
+        <w:tc>
+          <w:tcPr>
+            <w:tcW w:w="6860" w:type="dxa"/>
+            <w:tcBorders>
+              <w:top w:val="single" w:sz="4" w:space="0" w:color="BFBFBF"/>
+              <w:left w:val="single" w:sz="4" w:space="0" w:color="BFBFBF"/>
+              <w:bottom w:val="single" w:sz="4" w:space="0" w:color="BFBFBF"/>
+              <w:right w:val="single" w:sz="4" w:space="0" w:color="BFBFBF"/>
+            </w:tcBorders>
+            <w:tcMar>
+              <w:top w:w="70" w:type="dxa"/>
+              <w:left w:w="110" w:type="dxa"/>
+              <w:bottom w:w="70" w:type="dxa"/>
+              <w:right w:w="110" w:type="dxa"/>
+            </w:tcMar>
+          </w:tcPr>
+          <w:p>
+            <w:r>
+              <w:t>A missing save, a damaged file or a file whose id does not match its name produces a message and the current story stays open. A failed write leaves no partial file and the story stays open. Saving with no story open is refused.</w:t>
+            </w:r>
+          </w:p>
+        </w:tc>
+      </w:tr>
+      <w:tr>
+        <w:trPr>
+          <w:cantSplit/>
+        </w:trPr>
+        <w:tc>
+          <w:tcPr>
+            <w:tcW w:w="2500" w:type="dxa"/>
+            <w:tcBorders>
+              <w:top w:val="single" w:sz="4" w:space="0" w:color="BFBFBF"/>
+              <w:left w:val="single" w:sz="4" w:space="0" w:color="BFBFBF"/>
+              <w:bottom w:val="single" w:sz="4" w:space="0" w:color="BFBFBF"/>
+              <w:right w:val="single" w:sz="4" w:space="0" w:color="BFBFBF"/>
+            </w:tcBorders>
+            <w:shd w:val="clear" w:color="auto" w:fill="F2F2F2"/>
+            <w:tcMar>
+              <w:top w:w="70" w:type="dxa"/>
+              <w:left w:w="110" w:type="dxa"/>
+              <w:bottom w:w="70" w:type="dxa"/>
+              <w:right w:w="110" w:type="dxa"/>
+            </w:tcMar>
+          </w:tcPr>
+          <w:p>
+            <w:r>
+              <w:rPr>
+                <w:b/>
+              </w:rPr>
+              <w:t>Video Link and Timestamp</w:t>
+            </w:r>
+          </w:p>
+        </w:tc>
+        <w:tc>
+          <w:tcPr>
+            <w:tcW w:w="6860" w:type="dxa"/>
+            <w:tcBorders>
+              <w:top w:val="single" w:sz="4" w:space="0" w:color="BFBFBF"/>
+              <w:left w:val="single" w:sz="4" w:space="0" w:color="BFBFBF"/>
+              <w:bottom w:val="single" w:sz="4" w:space="0" w:color="BFBFBF"/>
+              <w:right w:val="single" w:sz="4" w:space="0" w:color="BFBFBF"/>
+            </w:tcBorders>
+            <w:tcMar>
+              <w:top w:w="70" w:type="dxa"/>
+              <w:left w:w="110" w:type="dxa"/>
+              <w:bottom w:w="70" w:type="dxa"/>
+              <w:right w:w="110" w:type="dxa"/>
+            </w:tcMar>
+          </w:tcPr>
+          <w:p>
+            <w:r>
               <w:rPr>
                 <w:i/>
                 <w:color w:val="7F7F7F"/>
               </w:rPr>
-              <w:t>[Done / Partial / Changed / Dropped]</w:t>
+              <w:t>[Link and mm:ss, matching Section 7.]</w:t>
             </w:r>
           </w:p>
         </w:tc>
@@ -9494,7 +9962,7 @@
               <w:rPr>
                 <w:b/>
               </w:rPr>
-              <w:t>Type</w:t>
+              <w:t>Changes from Stage 1</w:t>
             </w:r>
           </w:p>
         </w:tc>
@@ -9516,467 +9984,7 @@
           </w:tcPr>
           <w:p>
             <w:r>
-              <w:rPr>
-                <w:i/>
-                <w:color w:val="7F7F7F"/>
-              </w:rPr>
-              <w:t>Deterministic (Stage 1). [Confirm, and say which steps are deterministic code and which call the model.]</w:t>
-            </w:r>
-          </w:p>
-        </w:tc>
-      </w:tr>
-      <w:tr>
-        <w:trPr>
-          <w:cantSplit/>
-        </w:trPr>
-        <w:tc>
-          <w:tcPr>
-            <w:tcW w:w="2500" w:type="dxa"/>
-            <w:tcBorders>
-              <w:top w:val="single" w:sz="4" w:space="0" w:color="BFBFBF"/>
-              <w:left w:val="single" w:sz="4" w:space="0" w:color="BFBFBF"/>
-              <w:bottom w:val="single" w:sz="4" w:space="0" w:color="BFBFBF"/>
-              <w:right w:val="single" w:sz="4" w:space="0" w:color="BFBFBF"/>
-            </w:tcBorders>
-            <w:shd w:val="clear" w:color="auto" w:fill="F2F2F2"/>
-            <w:tcMar>
-              <w:top w:w="70" w:type="dxa"/>
-              <w:left w:w="110" w:type="dxa"/>
-              <w:bottom w:w="70" w:type="dxa"/>
-              <w:right w:w="110" w:type="dxa"/>
-            </w:tcMar>
-          </w:tcPr>
-          <w:p>
-            <w:r>
-              <w:rPr>
-                <w:b/>
-              </w:rPr>
-              <w:t>Classes / Files and Responsibilities</w:t>
-            </w:r>
-          </w:p>
-        </w:tc>
-        <w:tc>
-          <w:tcPr>
-            <w:tcW w:w="6860" w:type="dxa"/>
-            <w:tcBorders>
-              <w:top w:val="single" w:sz="4" w:space="0" w:color="BFBFBF"/>
-              <w:left w:val="single" w:sz="4" w:space="0" w:color="BFBFBF"/>
-              <w:bottom w:val="single" w:sz="4" w:space="0" w:color="BFBFBF"/>
-              <w:right w:val="single" w:sz="4" w:space="0" w:color="BFBFBF"/>
-            </w:tcBorders>
-            <w:tcMar>
-              <w:top w:w="70" w:type="dxa"/>
-              <w:left w:w="110" w:type="dxa"/>
-              <w:bottom w:w="70" w:type="dxa"/>
-              <w:right w:w="110" w:type="dxa"/>
-            </w:tcMar>
-          </w:tcPr>
-          <w:p>
-            <w:r>
-              <w:rPr>
-                <w:i/>
-                <w:color w:val="7F7F7F"/>
-              </w:rPr>
-              <w:t>[One line per class: Class (src/main/java/ca/yorku/storyteller/&lt;package&gt;/Class.java): responsibility. Stage 1 planned: StoryController, SessionRepository, JsonSessionRepository, StorySession.]</w:t>
-            </w:r>
-          </w:p>
-        </w:tc>
-      </w:tr>
-      <w:tr>
-        <w:trPr>
-          <w:cantSplit/>
-        </w:trPr>
-        <w:tc>
-          <w:tcPr>
-            <w:tcW w:w="2500" w:type="dxa"/>
-            <w:tcBorders>
-              <w:top w:val="single" w:sz="4" w:space="0" w:color="BFBFBF"/>
-              <w:left w:val="single" w:sz="4" w:space="0" w:color="BFBFBF"/>
-              <w:bottom w:val="single" w:sz="4" w:space="0" w:color="BFBFBF"/>
-              <w:right w:val="single" w:sz="4" w:space="0" w:color="BFBFBF"/>
-            </w:tcBorders>
-            <w:shd w:val="clear" w:color="auto" w:fill="F2F2F2"/>
-            <w:tcMar>
-              <w:top w:w="70" w:type="dxa"/>
-              <w:left w:w="110" w:type="dxa"/>
-              <w:bottom w:w="70" w:type="dxa"/>
-              <w:right w:w="110" w:type="dxa"/>
-            </w:tcMar>
-          </w:tcPr>
-          <w:p>
-            <w:r>
-              <w:rPr>
-                <w:b/>
-              </w:rPr>
-              <w:t>Key Methods</w:t>
-            </w:r>
-          </w:p>
-        </w:tc>
-        <w:tc>
-          <w:tcPr>
-            <w:tcW w:w="6860" w:type="dxa"/>
-            <w:tcBorders>
-              <w:top w:val="single" w:sz="4" w:space="0" w:color="BFBFBF"/>
-              <w:left w:val="single" w:sz="4" w:space="0" w:color="BFBFBF"/>
-              <w:bottom w:val="single" w:sz="4" w:space="0" w:color="BFBFBF"/>
-              <w:right w:val="single" w:sz="4" w:space="0" w:color="BFBFBF"/>
-            </w:tcBorders>
-            <w:tcMar>
-              <w:top w:w="70" w:type="dxa"/>
-              <w:left w:w="110" w:type="dxa"/>
-              <w:bottom w:w="70" w:type="dxa"/>
-              <w:right w:w="110" w:type="dxa"/>
-            </w:tcMar>
-          </w:tcPr>
-          <w:p>
-            <w:r>
-              <w:rPr>
-                <w:i/>
-                <w:color w:val="7F7F7F"/>
-              </w:rPr>
-              <w:t>[The methods that actually carry the feature, as Class.method(params).]</w:t>
-            </w:r>
-          </w:p>
-        </w:tc>
-      </w:tr>
-      <w:tr>
-        <w:trPr>
-          <w:cantSplit/>
-        </w:trPr>
-        <w:tc>
-          <w:tcPr>
-            <w:tcW w:w="2500" w:type="dxa"/>
-            <w:tcBorders>
-              <w:top w:val="single" w:sz="4" w:space="0" w:color="BFBFBF"/>
-              <w:left w:val="single" w:sz="4" w:space="0" w:color="BFBFBF"/>
-              <w:bottom w:val="single" w:sz="4" w:space="0" w:color="BFBFBF"/>
-              <w:right w:val="single" w:sz="4" w:space="0" w:color="BFBFBF"/>
-            </w:tcBorders>
-            <w:shd w:val="clear" w:color="auto" w:fill="F2F2F2"/>
-            <w:tcMar>
-              <w:top w:w="70" w:type="dxa"/>
-              <w:left w:w="110" w:type="dxa"/>
-              <w:bottom w:w="70" w:type="dxa"/>
-              <w:right w:w="110" w:type="dxa"/>
-            </w:tcMar>
-          </w:tcPr>
-          <w:p>
-            <w:r>
-              <w:rPr>
-                <w:b/>
-              </w:rPr>
-              <w:t>Design Patterns</w:t>
-            </w:r>
-          </w:p>
-        </w:tc>
-        <w:tc>
-          <w:tcPr>
-            <w:tcW w:w="6860" w:type="dxa"/>
-            <w:tcBorders>
-              <w:top w:val="single" w:sz="4" w:space="0" w:color="BFBFBF"/>
-              <w:left w:val="single" w:sz="4" w:space="0" w:color="BFBFBF"/>
-              <w:bottom w:val="single" w:sz="4" w:space="0" w:color="BFBFBF"/>
-              <w:right w:val="single" w:sz="4" w:space="0" w:color="BFBFBF"/>
-            </w:tcBorders>
-            <w:tcMar>
-              <w:top w:w="70" w:type="dxa"/>
-              <w:left w:w="110" w:type="dxa"/>
-              <w:bottom w:w="70" w:type="dxa"/>
-              <w:right w:w="110" w:type="dxa"/>
-            </w:tcMar>
-          </w:tcPr>
-          <w:p>
-            <w:r>
-              <w:rPr>
-                <w:i/>
-                <w:color w:val="7F7F7F"/>
-              </w:rPr>
-              <w:t>[Stage 1: Facade, MVC, Observer. Confirm against the code.]</w:t>
-            </w:r>
-          </w:p>
-        </w:tc>
-      </w:tr>
-      <w:tr>
-        <w:trPr>
-          <w:cantSplit/>
-        </w:trPr>
-        <w:tc>
-          <w:tcPr>
-            <w:tcW w:w="2500" w:type="dxa"/>
-            <w:tcBorders>
-              <w:top w:val="single" w:sz="4" w:space="0" w:color="BFBFBF"/>
-              <w:left w:val="single" w:sz="4" w:space="0" w:color="BFBFBF"/>
-              <w:bottom w:val="single" w:sz="4" w:space="0" w:color="BFBFBF"/>
-              <w:right w:val="single" w:sz="4" w:space="0" w:color="BFBFBF"/>
-            </w:tcBorders>
-            <w:shd w:val="clear" w:color="auto" w:fill="F2F2F2"/>
-            <w:tcMar>
-              <w:top w:w="70" w:type="dxa"/>
-              <w:left w:w="110" w:type="dxa"/>
-              <w:bottom w:w="70" w:type="dxa"/>
-              <w:right w:w="110" w:type="dxa"/>
-            </w:tcMar>
-          </w:tcPr>
-          <w:p>
-            <w:r>
-              <w:rPr>
-                <w:b/>
-              </w:rPr>
-              <w:t>Collaboration (Input to Result)</w:t>
-            </w:r>
-          </w:p>
-        </w:tc>
-        <w:tc>
-          <w:tcPr>
-            <w:tcW w:w="6860" w:type="dxa"/>
-            <w:tcBorders>
-              <w:top w:val="single" w:sz="4" w:space="0" w:color="BFBFBF"/>
-              <w:left w:val="single" w:sz="4" w:space="0" w:color="BFBFBF"/>
-              <w:bottom w:val="single" w:sz="4" w:space="0" w:color="BFBFBF"/>
-              <w:right w:val="single" w:sz="4" w:space="0" w:color="BFBFBF"/>
-            </w:tcBorders>
-            <w:tcMar>
-              <w:top w:w="70" w:type="dxa"/>
-              <w:left w:w="110" w:type="dxa"/>
-              <w:bottom w:w="70" w:type="dxa"/>
-              <w:right w:w="110" w:type="dxa"/>
-            </w:tcMar>
-          </w:tcPr>
-          <w:p>
-            <w:r>
-              <w:rPr>
-                <w:i/>
-                <w:color w:val="7F7F7F"/>
-              </w:rPr>
-              <w:t>[Numbered walk-through from the user's action in StoryGUI / StoryCLI, through StoryController and the agent, to what the user sees.]</w:t>
-            </w:r>
-          </w:p>
-        </w:tc>
-      </w:tr>
-      <w:tr>
-        <w:trPr>
-          <w:cantSplit/>
-        </w:trPr>
-        <w:tc>
-          <w:tcPr>
-            <w:tcW w:w="2500" w:type="dxa"/>
-            <w:tcBorders>
-              <w:top w:val="single" w:sz="4" w:space="0" w:color="BFBFBF"/>
-              <w:left w:val="single" w:sz="4" w:space="0" w:color="BFBFBF"/>
-              <w:bottom w:val="single" w:sz="4" w:space="0" w:color="BFBFBF"/>
-              <w:right w:val="single" w:sz="4" w:space="0" w:color="BFBFBF"/>
-            </w:tcBorders>
-            <w:shd w:val="clear" w:color="auto" w:fill="F2F2F2"/>
-            <w:tcMar>
-              <w:top w:w="70" w:type="dxa"/>
-              <w:left w:w="110" w:type="dxa"/>
-              <w:bottom w:w="70" w:type="dxa"/>
-              <w:right w:w="110" w:type="dxa"/>
-            </w:tcMar>
-          </w:tcPr>
-          <w:p>
-            <w:r>
-              <w:rPr>
-                <w:b/>
-              </w:rPr>
-              <w:t>GUI and CLI Access</w:t>
-            </w:r>
-          </w:p>
-        </w:tc>
-        <w:tc>
-          <w:tcPr>
-            <w:tcW w:w="6860" w:type="dxa"/>
-            <w:tcBorders>
-              <w:top w:val="single" w:sz="4" w:space="0" w:color="BFBFBF"/>
-              <w:left w:val="single" w:sz="4" w:space="0" w:color="BFBFBF"/>
-              <w:bottom w:val="single" w:sz="4" w:space="0" w:color="BFBFBF"/>
-              <w:right w:val="single" w:sz="4" w:space="0" w:color="BFBFBF"/>
-            </w:tcBorders>
-            <w:tcMar>
-              <w:top w:w="70" w:type="dxa"/>
-              <w:left w:w="110" w:type="dxa"/>
-              <w:bottom w:w="70" w:type="dxa"/>
-              <w:right w:w="110" w:type="dxa"/>
-            </w:tcMar>
-          </w:tcPr>
-          <w:p>
-            <w:r>
-              <w:rPr>
-                <w:i/>
-                <w:color w:val="7F7F7F"/>
-              </w:rPr>
-              <w:t>[GUI: the menu, button or panel. CLI: the command and its arguments.]</w:t>
-            </w:r>
-          </w:p>
-        </w:tc>
-      </w:tr>
-      <w:tr>
-        <w:trPr>
-          <w:cantSplit/>
-        </w:trPr>
-        <w:tc>
-          <w:tcPr>
-            <w:tcW w:w="2500" w:type="dxa"/>
-            <w:tcBorders>
-              <w:top w:val="single" w:sz="4" w:space="0" w:color="BFBFBF"/>
-              <w:left w:val="single" w:sz="4" w:space="0" w:color="BFBFBF"/>
-              <w:bottom w:val="single" w:sz="4" w:space="0" w:color="BFBFBF"/>
-              <w:right w:val="single" w:sz="4" w:space="0" w:color="BFBFBF"/>
-            </w:tcBorders>
-            <w:shd w:val="clear" w:color="auto" w:fill="F2F2F2"/>
-            <w:tcMar>
-              <w:top w:w="70" w:type="dxa"/>
-              <w:left w:w="110" w:type="dxa"/>
-              <w:bottom w:w="70" w:type="dxa"/>
-              <w:right w:w="110" w:type="dxa"/>
-            </w:tcMar>
-          </w:tcPr>
-          <w:p>
-            <w:r>
-              <w:rPr>
-                <w:b/>
-              </w:rPr>
-              <w:t>Error / Alternative Behaviour</w:t>
-            </w:r>
-          </w:p>
-        </w:tc>
-        <w:tc>
-          <w:tcPr>
-            <w:tcW w:w="6860" w:type="dxa"/>
-            <w:tcBorders>
-              <w:top w:val="single" w:sz="4" w:space="0" w:color="BFBFBF"/>
-              <w:left w:val="single" w:sz="4" w:space="0" w:color="BFBFBF"/>
-              <w:bottom w:val="single" w:sz="4" w:space="0" w:color="BFBFBF"/>
-              <w:right w:val="single" w:sz="4" w:space="0" w:color="BFBFBF"/>
-            </w:tcBorders>
-            <w:tcMar>
-              <w:top w:w="70" w:type="dxa"/>
-              <w:left w:w="110" w:type="dxa"/>
-              <w:bottom w:w="70" w:type="dxa"/>
-              <w:right w:w="110" w:type="dxa"/>
-            </w:tcMar>
-          </w:tcPr>
-          <w:p>
-            <w:r>
-              <w:rPr>
-                <w:i/>
-                <w:color w:val="7F7F7F"/>
-              </w:rPr>
-              <w:t>[What happens on invalid input or a model failure, and how it is shown.]</w:t>
-            </w:r>
-          </w:p>
-        </w:tc>
-      </w:tr>
-      <w:tr>
-        <w:trPr>
-          <w:cantSplit/>
-        </w:trPr>
-        <w:tc>
-          <w:tcPr>
-            <w:tcW w:w="2500" w:type="dxa"/>
-            <w:tcBorders>
-              <w:top w:val="single" w:sz="4" w:space="0" w:color="BFBFBF"/>
-              <w:left w:val="single" w:sz="4" w:space="0" w:color="BFBFBF"/>
-              <w:bottom w:val="single" w:sz="4" w:space="0" w:color="BFBFBF"/>
-              <w:right w:val="single" w:sz="4" w:space="0" w:color="BFBFBF"/>
-            </w:tcBorders>
-            <w:shd w:val="clear" w:color="auto" w:fill="F2F2F2"/>
-            <w:tcMar>
-              <w:top w:w="70" w:type="dxa"/>
-              <w:left w:w="110" w:type="dxa"/>
-              <w:bottom w:w="70" w:type="dxa"/>
-              <w:right w:w="110" w:type="dxa"/>
-            </w:tcMar>
-          </w:tcPr>
-          <w:p>
-            <w:r>
-              <w:rPr>
-                <w:b/>
-              </w:rPr>
-              <w:t>Video Link and Timestamp</w:t>
-            </w:r>
-          </w:p>
-        </w:tc>
-        <w:tc>
-          <w:tcPr>
-            <w:tcW w:w="6860" w:type="dxa"/>
-            <w:tcBorders>
-              <w:top w:val="single" w:sz="4" w:space="0" w:color="BFBFBF"/>
-              <w:left w:val="single" w:sz="4" w:space="0" w:color="BFBFBF"/>
-              <w:bottom w:val="single" w:sz="4" w:space="0" w:color="BFBFBF"/>
-              <w:right w:val="single" w:sz="4" w:space="0" w:color="BFBFBF"/>
-            </w:tcBorders>
-            <w:tcMar>
-              <w:top w:w="70" w:type="dxa"/>
-              <w:left w:w="110" w:type="dxa"/>
-              <w:bottom w:w="70" w:type="dxa"/>
-              <w:right w:w="110" w:type="dxa"/>
-            </w:tcMar>
-          </w:tcPr>
-          <w:p>
-            <w:r>
-              <w:rPr>
-                <w:i/>
-                <w:color w:val="7F7F7F"/>
-              </w:rPr>
-              <w:t>[Link and mm:ss, matching Section 7.]</w:t>
-            </w:r>
-          </w:p>
-        </w:tc>
-      </w:tr>
-      <w:tr>
-        <w:trPr>
-          <w:cantSplit/>
-        </w:trPr>
-        <w:tc>
-          <w:tcPr>
-            <w:tcW w:w="2500" w:type="dxa"/>
-            <w:tcBorders>
-              <w:top w:val="single" w:sz="4" w:space="0" w:color="BFBFBF"/>
-              <w:left w:val="single" w:sz="4" w:space="0" w:color="BFBFBF"/>
-              <w:bottom w:val="single" w:sz="4" w:space="0" w:color="BFBFBF"/>
-              <w:right w:val="single" w:sz="4" w:space="0" w:color="BFBFBF"/>
-            </w:tcBorders>
-            <w:shd w:val="clear" w:color="auto" w:fill="F2F2F2"/>
-            <w:tcMar>
-              <w:top w:w="70" w:type="dxa"/>
-              <w:left w:w="110" w:type="dxa"/>
-              <w:bottom w:w="70" w:type="dxa"/>
-              <w:right w:w="110" w:type="dxa"/>
-            </w:tcMar>
-          </w:tcPr>
-          <w:p>
-            <w:r>
-              <w:rPr>
-                <w:b/>
-              </w:rPr>
-              <w:t>Changes from Stage 1</w:t>
-            </w:r>
-          </w:p>
-        </w:tc>
-        <w:tc>
-          <w:tcPr>
-            <w:tcW w:w="6860" w:type="dxa"/>
-            <w:tcBorders>
-              <w:top w:val="single" w:sz="4" w:space="0" w:color="BFBFBF"/>
-              <w:left w:val="single" w:sz="4" w:space="0" w:color="BFBFBF"/>
-              <w:bottom w:val="single" w:sz="4" w:space="0" w:color="BFBFBF"/>
-              <w:right w:val="single" w:sz="4" w:space="0" w:color="BFBFBF"/>
-            </w:tcBorders>
-            <w:tcMar>
-              <w:top w:w="70" w:type="dxa"/>
-              <w:left w:w="110" w:type="dxa"/>
-              <w:bottom w:w="70" w:type="dxa"/>
-              <w:right w:w="110" w:type="dxa"/>
-            </w:tcMar>
-          </w:tcPr>
-          <w:p>
-            <w:r>
-              <w:rPr>
-                <w:i/>
-                <w:color w:val="7F7F7F"/>
-              </w:rPr>
-              <w:t>[None, or a one-line summary with a pointer to the entry in Section 4.]</w:t>
+              <w:t>Save errors are exceptions from the repository; the recap is deterministic until F09 (Section 4, "F11: Save errors are exceptions" and "Controller").</w:t>
             </w:r>
           </w:p>
         </w:tc>
@@ -12084,11 +12092,7 @@
           </w:tcPr>
           <w:p>
             <w:r>
-              <w:rPr>
-                <w:i/>
-                <w:color w:val="7F7F7F"/>
-              </w:rPr>
-              <w:t>[The concrete design problem in this app that the pattern solves.]</w:t>
+              <w:t>The same story must be editable from a Swing GUI and a CLI. Without a separation, each front end would carry its own copy of the validation and storage rules (duplicate names, relationship targets, tag format, save files), and the two would drift apart.</w:t>
             </w:r>
           </w:p>
         </w:tc>
@@ -12141,11 +12145,7 @@
           </w:tcPr>
           <w:p>
             <w:r>
-              <w:rPr>
-                <w:i/>
-                <w:color w:val="7F7F7F"/>
-              </w:rPr>
-              <w:t>[Stage 1: Model: StorySession and what it owns. View: StoryGUI, StoryCLI. Controller: StoryController. Replace with the implemented roles.]</w:t>
+              <w:t>Model: StorySession and what it owns (LoreBook, LoreEntry, Character, Relationship, Turn, Plot, LoreProposal), which hold all the rules. View: StoryGUI and StoryCLI, which only collect input, call the controller and display results. Controller: StoryController, the single entry point both views call.</w:t>
             </w:r>
           </w:p>
         </w:tc>
@@ -12198,11 +12198,25 @@
           </w:tcPr>
           <w:p>
             <w:r>
-              <w:rPr>
-                <w:i/>
-                <w:color w:val="7F7F7F"/>
-              </w:rPr>
-              <w:t>[File paths and the methods where the pattern is visible.]</w:t>
+              <w:t>src/main/java/ca/yorku/storyteller/controller/StoryController.java: saveLoreEntry, removeLoreEntry, searchLore, saveCharacter, removeCharacter, addRelationship, removeRelationship, newSession, saveSession, loadSession, listSessions.</w:t>
+            </w:r>
+          </w:p>
+          <w:p>
+            <w:pPr/>
+            <w:r>
+              <w:t>src/main/java/ca/yorku/storyteller/ui/StoryGUI.java: saveLoreEntry(), saveCharacter(), addRelationship(), save(), load() each build input and call the controller.</w:t>
+            </w:r>
+          </w:p>
+          <w:p>
+            <w:pPr/>
+            <w:r>
+              <w:t>src/main/java/ca/yorku/storyteller/ui/StoryCLI.java: handleCommand(String) dispatches each command to the controller.</w:t>
+            </w:r>
+          </w:p>
+          <w:p>
+            <w:pPr/>
+            <w:r>
+              <w:t>src/main/java/ca/yorku/storyteller/model/: the validation in LoreEntry, LoreBook, StorySession and Character.</w:t>
             </w:r>
           </w:p>
         </w:tc>
@@ -12255,11 +12269,7 @@
           </w:tcPr>
           <w:p>
             <w:r>
-              <w:rPr>
-                <w:i/>
-                <w:color w:val="7F7F7F"/>
-              </w:rPr>
-              <w:t>[Why this pattern, and what the code would look like without it.]</w:t>
+              <w:t>Both views call exactly the same controller methods, so an action behaves the same in both, and the tests drive the controller and the CLI directly (StoryControllerTest, StoryCLITest, StoryGUITest). Without MVC, the CLI and GUI would each need their own copy of the lore and character rules.</w:t>
             </w:r>
           </w:p>
         </w:tc>
@@ -12312,11 +12322,7 @@
           </w:tcPr>
           <w:p>
             <w:r>
-              <w:rPr>
-                <w:i/>
-                <w:color w:val="7F7F7F"/>
-              </w:rPr>
-              <w:t>[Matches the Stage 1 design / changed (see Section 4).]</w:t>
+              <w:t>Matches the Stage 1 roles. The controller returns errors as exceptions for the view to show instead of calling showError itself, and has extra edit and remove methods (Section 4).</w:t>
             </w:r>
           </w:p>
         </w:tc>
@@ -12503,11 +12509,7 @@
           </w:tcPr>
           <w:p>
             <w:r>
-              <w:rPr>
-                <w:i/>
-                <w:color w:val="7F7F7F"/>
-              </w:rPr>
-              <w:t>[The concrete design problem in this app that the pattern solves.]</w:t>
+              <w:t>When the story changes (a lore entry is saved, a story is loaded), every open front end must show the new state, but the model should not know whether a GUI, a CLI or both are attached.</w:t>
             </w:r>
           </w:p>
         </w:tc>
@@ -12560,11 +12562,7 @@
           </w:tcPr>
           <w:p>
             <w:r>
-              <w:rPr>
-                <w:i/>
-                <w:color w:val="7F7F7F"/>
-              </w:rPr>
-              <w:t>[Stage 1: Subject: StorySession. Observer: StoryObserver. Concrete observers: StoryGUI, StoryCLI. Replace with the implemented roles.]</w:t>
+              <w:t>Subject: StorySession (attach, detach, notifyObservers). Observer: StoryObserver (onStoryChanged). Concrete observers: StoryGUI (refreshes its lists and status bar) and StoryCLI (prints a status line). StoryController registers the front ends with addObserver and moves them to each new or loaded session.</w:t>
             </w:r>
           </w:p>
         </w:tc>
@@ -12617,11 +12615,31 @@
           </w:tcPr>
           <w:p>
             <w:r>
-              <w:rPr>
-                <w:i/>
-                <w:color w:val="7F7F7F"/>
-              </w:rPr>
-              <w:t>[File paths and the methods where the pattern is visible.]</w:t>
+              <w:t>src/main/java/ca/yorku/storyteller/model/StorySession.java: attach(StoryObserver), detach(StoryObserver), notifyObservers(); the observers field is transient so it is never saved.</w:t>
+            </w:r>
+          </w:p>
+          <w:p>
+            <w:pPr/>
+            <w:r>
+              <w:t>src/main/java/ca/yorku/storyteller/ui/StoryObserver.java: onStoryChanged(StorySession).</w:t>
+            </w:r>
+          </w:p>
+          <w:p>
+            <w:pPr/>
+            <w:r>
+              <w:t>src/main/java/ca/yorku/storyteller/ui/StoryGUI.java: onStoryChanged re-reads lore, characters and the status bar on the Swing thread.</w:t>
+            </w:r>
+          </w:p>
+          <w:p>
+            <w:pPr/>
+            <w:r>
+              <w:t>src/main/java/ca/yorku/storyteller/ui/StoryCLI.java: onStoryChanged prints the counts.</w:t>
+            </w:r>
+          </w:p>
+          <w:p>
+            <w:pPr/>
+            <w:r>
+              <w:t>src/main/java/ca/yorku/storyteller/controller/StoryController.java: addObserver, and switchTo on new or load.</w:t>
             </w:r>
           </w:p>
         </w:tc>
@@ -12674,11 +12692,7 @@
           </w:tcPr>
           <w:p>
             <w:r>
-              <w:rPr>
-                <w:i/>
-                <w:color w:val="7F7F7F"/>
-              </w:rPr>
-              <w:t>[Why this pattern, and what the code would look like without it.]</w:t>
+              <w:t>The controller notifies once per user action and each view decides how to refresh itself. Without the pattern the controller would have to call refresh methods on specific view classes, coupling it to the GUI and CLI and breaking when only one is open. StorySessionTest checks notification with a recording observer, and a loaded session accepts new observers.</w:t>
             </w:r>
           </w:p>
         </w:tc>
@@ -12731,11 +12745,7 @@
           </w:tcPr>
           <w:p>
             <w:r>
-              <w:rPr>
-                <w:i/>
-                <w:color w:val="7F7F7F"/>
-              </w:rPr>
-              <w:t>[Matches the Stage 1 design / changed (see Section 4).]</w:t>
+              <w:t>Matches the Stage 1 design, with detach(observer) added so a front end can be moved from the old session to a loaded one.</w:t>
             </w:r>
           </w:p>
         </w:tc>
@@ -14665,11 +14675,7 @@
           </w:tcPr>
           <w:p>
             <w:r>
-              <w:rPr>
-                <w:i/>
-                <w:color w:val="7F7F7F"/>
-              </w:rPr>
-              <w:t>[Feature / class / pattern]</w:t>
+              <w:t>F03</w:t>
             </w:r>
           </w:p>
         </w:tc>
@@ -14691,11 +14697,7 @@
           </w:tcPr>
           <w:p>
             <w:r>
-              <w:rPr>
-                <w:i/>
-                <w:color w:val="7F7F7F"/>
-              </w:rPr>
-              <w:t>[What was built instead]</w:t>
+              <w:t>Relationship stores the target name; StorySession gains update, remove and addRelationship</w:t>
             </w:r>
           </w:p>
         </w:tc>
@@ -14717,11 +14719,7 @@
           </w:tcPr>
           <w:p>
             <w:r>
-              <w:rPr>
-                <w:i/>
-                <w:color w:val="7F7F7F"/>
-              </w:rPr>
-              <w:t>[Why]</w:t>
+              <w:t>Save files without cycles; edit and remove were implied by UC03</w:t>
             </w:r>
           </w:p>
         </w:tc>
@@ -14743,11 +14741,379 @@
           </w:tcPr>
           <w:p>
             <w:r>
-              <w:rPr>
-                <w:i/>
-                <w:color w:val="7F7F7F"/>
-              </w:rPr>
-              <w:t>[Use cases, classes, patterns affected]</w:t>
+              <w:t>UC03; Relationship, Character, StorySession</w:t>
+            </w:r>
+          </w:p>
+        </w:tc>
+      </w:tr>
+      <w:tr>
+        <w:trPr>
+          <w:cantSplit/>
+        </w:trPr>
+        <w:tc>
+          <w:tcPr>
+            <w:tcW w:w="1900" w:type="dxa"/>
+            <w:tcBorders>
+              <w:top w:val="single" w:sz="4" w:space="0" w:color="BFBFBF"/>
+              <w:left w:val="single" w:sz="4" w:space="0" w:color="BFBFBF"/>
+              <w:bottom w:val="single" w:sz="4" w:space="0" w:color="BFBFBF"/>
+              <w:right w:val="single" w:sz="4" w:space="0" w:color="BFBFBF"/>
+            </w:tcBorders>
+            <w:tcMar>
+              <w:top w:w="70" w:type="dxa"/>
+              <w:left w:w="110" w:type="dxa"/>
+              <w:bottom w:w="70" w:type="dxa"/>
+              <w:right w:w="110" w:type="dxa"/>
+            </w:tcMar>
+          </w:tcPr>
+          <w:p>
+            <w:r>
+              <w:t>Model</w:t>
+            </w:r>
+          </w:p>
+        </w:tc>
+        <w:tc>
+          <w:tcPr>
+            <w:tcW w:w="2500" w:type="dxa"/>
+            <w:tcBorders>
+              <w:top w:val="single" w:sz="4" w:space="0" w:color="BFBFBF"/>
+              <w:left w:val="single" w:sz="4" w:space="0" w:color="BFBFBF"/>
+              <w:bottom w:val="single" w:sz="4" w:space="0" w:color="BFBFBF"/>
+              <w:right w:val="single" w:sz="4" w:space="0" w:color="BFBFBF"/>
+            </w:tcBorders>
+            <w:tcMar>
+              <w:top w:w="70" w:type="dxa"/>
+              <w:left w:w="110" w:type="dxa"/>
+              <w:bottom w:w="70" w:type="dxa"/>
+              <w:right w:w="110" w:type="dxa"/>
+            </w:tcMar>
+          </w:tcPr>
+          <w:p>
+            <w:r>
+              <w:t>Optional returns, detach, rejectProposal, setSummary; dropped events kept</w:t>
+            </w:r>
+          </w:p>
+        </w:tc>
+        <w:tc>
+          <w:tcPr>
+            <w:tcW w:w="2480" w:type="dxa"/>
+            <w:tcBorders>
+              <w:top w:val="single" w:sz="4" w:space="0" w:color="BFBFBF"/>
+              <w:left w:val="single" w:sz="4" w:space="0" w:color="BFBFBF"/>
+              <w:bottom w:val="single" w:sz="4" w:space="0" w:color="BFBFBF"/>
+              <w:right w:val="single" w:sz="4" w:space="0" w:color="BFBFBF"/>
+            </w:tcBorders>
+            <w:tcMar>
+              <w:top w:w="70" w:type="dxa"/>
+              <w:left w:w="110" w:type="dxa"/>
+              <w:bottom w:w="70" w:type="dxa"/>
+              <w:right w:w="110" w:type="dxa"/>
+            </w:tcMar>
+          </w:tcPr>
+          <w:p>
+            <w:r>
+              <w:t>Explicit empty cases and the counterparts F07 and F09 need</w:t>
+            </w:r>
+          </w:p>
+        </w:tc>
+        <w:tc>
+          <w:tcPr>
+            <w:tcW w:w="2480" w:type="dxa"/>
+            <w:tcBorders>
+              <w:top w:val="single" w:sz="4" w:space="0" w:color="BFBFBF"/>
+              <w:left w:val="single" w:sz="4" w:space="0" w:color="BFBFBF"/>
+              <w:bottom w:val="single" w:sz="4" w:space="0" w:color="BFBFBF"/>
+              <w:right w:val="single" w:sz="4" w:space="0" w:color="BFBFBF"/>
+            </w:tcBorders>
+            <w:tcMar>
+              <w:top w:w="70" w:type="dxa"/>
+              <w:left w:w="110" w:type="dxa"/>
+              <w:bottom w:w="70" w:type="dxa"/>
+              <w:right w:w="110" w:type="dxa"/>
+            </w:tcMar>
+          </w:tcPr>
+          <w:p>
+            <w:r>
+              <w:t>UC04 to UC06; StorySession, Plot, LoreProposal; Observer</w:t>
+            </w:r>
+          </w:p>
+        </w:tc>
+      </w:tr>
+      <w:tr>
+        <w:trPr>
+          <w:cantSplit/>
+        </w:trPr>
+        <w:tc>
+          <w:tcPr>
+            <w:tcW w:w="1900" w:type="dxa"/>
+            <w:tcBorders>
+              <w:top w:val="single" w:sz="4" w:space="0" w:color="BFBFBF"/>
+              <w:left w:val="single" w:sz="4" w:space="0" w:color="BFBFBF"/>
+              <w:bottom w:val="single" w:sz="4" w:space="0" w:color="BFBFBF"/>
+              <w:right w:val="single" w:sz="4" w:space="0" w:color="BFBFBF"/>
+            </w:tcBorders>
+            <w:tcMar>
+              <w:top w:w="70" w:type="dxa"/>
+              <w:left w:w="110" w:type="dxa"/>
+              <w:bottom w:w="70" w:type="dxa"/>
+              <w:right w:w="110" w:type="dxa"/>
+            </w:tcMar>
+          </w:tcPr>
+          <w:p>
+            <w:r>
+              <w:t>F11</w:t>
+            </w:r>
+          </w:p>
+        </w:tc>
+        <w:tc>
+          <w:tcPr>
+            <w:tcW w:w="2500" w:type="dxa"/>
+            <w:tcBorders>
+              <w:top w:val="single" w:sz="4" w:space="0" w:color="BFBFBF"/>
+              <w:left w:val="single" w:sz="4" w:space="0" w:color="BFBFBF"/>
+              <w:bottom w:val="single" w:sz="4" w:space="0" w:color="BFBFBF"/>
+              <w:right w:val="single" w:sz="4" w:space="0" w:color="BFBFBF"/>
+            </w:tcBorders>
+            <w:tcMar>
+              <w:top w:w="70" w:type="dxa"/>
+              <w:left w:w="110" w:type="dxa"/>
+              <w:bottom w:w="70" w:type="dxa"/>
+              <w:right w:w="110" w:type="dxa"/>
+            </w:tcMar>
+          </w:tcPr>
+          <w:p>
+            <w:r>
+              <w:t>Missing, damaged and unwritable saves reported as exceptions; atomic writes</w:t>
+            </w:r>
+          </w:p>
+        </w:tc>
+        <w:tc>
+          <w:tcPr>
+            <w:tcW w:w="2480" w:type="dxa"/>
+            <w:tcBorders>
+              <w:top w:val="single" w:sz="4" w:space="0" w:color="BFBFBF"/>
+              <w:left w:val="single" w:sz="4" w:space="0" w:color="BFBFBF"/>
+              <w:bottom w:val="single" w:sz="4" w:space="0" w:color="BFBFBF"/>
+              <w:right w:val="single" w:sz="4" w:space="0" w:color="BFBFBF"/>
+            </w:tcBorders>
+            <w:tcMar>
+              <w:top w:w="70" w:type="dxa"/>
+              <w:left w:w="110" w:type="dxa"/>
+              <w:bottom w:w="70" w:type="dxa"/>
+              <w:right w:w="110" w:type="dxa"/>
+            </w:tcMar>
+          </w:tcPr>
+          <w:p>
+            <w:r>
+              <w:t>The design did not say how errors travel</w:t>
+            </w:r>
+          </w:p>
+        </w:tc>
+        <w:tc>
+          <w:tcPr>
+            <w:tcW w:w="2480" w:type="dxa"/>
+            <w:tcBorders>
+              <w:top w:val="single" w:sz="4" w:space="0" w:color="BFBFBF"/>
+              <w:left w:val="single" w:sz="4" w:space="0" w:color="BFBFBF"/>
+              <w:bottom w:val="single" w:sz="4" w:space="0" w:color="BFBFBF"/>
+              <w:right w:val="single" w:sz="4" w:space="0" w:color="BFBFBF"/>
+            </w:tcBorders>
+            <w:tcMar>
+              <w:top w:w="70" w:type="dxa"/>
+              <w:left w:w="110" w:type="dxa"/>
+              <w:bottom w:w="70" w:type="dxa"/>
+              <w:right w:w="110" w:type="dxa"/>
+            </w:tcMar>
+          </w:tcPr>
+          <w:p>
+            <w:r>
+              <w:t>UC07; SessionRepository, JsonSessionRepository</w:t>
+            </w:r>
+          </w:p>
+        </w:tc>
+      </w:tr>
+      <w:tr>
+        <w:trPr>
+          <w:cantSplit/>
+        </w:trPr>
+        <w:tc>
+          <w:tcPr>
+            <w:tcW w:w="1900" w:type="dxa"/>
+            <w:tcBorders>
+              <w:top w:val="single" w:sz="4" w:space="0" w:color="BFBFBF"/>
+              <w:left w:val="single" w:sz="4" w:space="0" w:color="BFBFBF"/>
+              <w:bottom w:val="single" w:sz="4" w:space="0" w:color="BFBFBF"/>
+              <w:right w:val="single" w:sz="4" w:space="0" w:color="BFBFBF"/>
+            </w:tcBorders>
+            <w:tcMar>
+              <w:top w:w="70" w:type="dxa"/>
+              <w:left w:w="110" w:type="dxa"/>
+              <w:bottom w:w="70" w:type="dxa"/>
+              <w:right w:w="110" w:type="dxa"/>
+            </w:tcMar>
+          </w:tcPr>
+          <w:p>
+            <w:r>
+              <w:t>Adapter</w:t>
+            </w:r>
+          </w:p>
+        </w:tc>
+        <w:tc>
+          <w:tcPr>
+            <w:tcW w:w="2500" w:type="dxa"/>
+            <w:tcBorders>
+              <w:top w:val="single" w:sz="4" w:space="0" w:color="BFBFBF"/>
+              <w:left w:val="single" w:sz="4" w:space="0" w:color="BFBFBF"/>
+              <w:bottom w:val="single" w:sz="4" w:space="0" w:color="BFBFBF"/>
+              <w:right w:val="single" w:sz="4" w:space="0" w:color="BFBFBF"/>
+            </w:tcBorders>
+            <w:tcMar>
+              <w:top w:w="70" w:type="dxa"/>
+              <w:left w:w="110" w:type="dxa"/>
+              <w:bottom w:w="70" w:type="dxa"/>
+              <w:right w:w="110" w:type="dxa"/>
+            </w:tcMar>
+          </w:tcPr>
+          <w:p>
+            <w:r>
+              <w:t>LLMRequest/LLMResponse carry LLMMessage, LLMToolCall, LLMToolResult, LLMToolSpec; SDK types instead of JSON strings</w:t>
+            </w:r>
+          </w:p>
+        </w:tc>
+        <w:tc>
+          <w:tcPr>
+            <w:tcW w:w="2480" w:type="dxa"/>
+            <w:tcBorders>
+              <w:top w:val="single" w:sz="4" w:space="0" w:color="BFBFBF"/>
+              <w:left w:val="single" w:sz="4" w:space="0" w:color="BFBFBF"/>
+              <w:bottom w:val="single" w:sz="4" w:space="0" w:color="BFBFBF"/>
+              <w:right w:val="single" w:sz="4" w:space="0" w:color="BFBFBF"/>
+            </w:tcBorders>
+            <w:tcMar>
+              <w:top w:w="70" w:type="dxa"/>
+              <w:left w:w="110" w:type="dxa"/>
+              <w:bottom w:w="70" w:type="dxa"/>
+              <w:right w:w="110" w:type="dxa"/>
+            </w:tcMar>
+          </w:tcPr>
+          <w:p>
+            <w:r>
+              <w:t>A tool-use loop needs roles, tool calls and results; thinking blocks must round-trip</w:t>
+            </w:r>
+          </w:p>
+        </w:tc>
+        <w:tc>
+          <w:tcPr>
+            <w:tcW w:w="2480" w:type="dxa"/>
+            <w:tcBorders>
+              <w:top w:val="single" w:sz="4" w:space="0" w:color="BFBFBF"/>
+              <w:left w:val="single" w:sz="4" w:space="0" w:color="BFBFBF"/>
+              <w:bottom w:val="single" w:sz="4" w:space="0" w:color="BFBFBF"/>
+              <w:right w:val="single" w:sz="4" w:space="0" w:color="BFBFBF"/>
+            </w:tcBorders>
+            <w:tcMar>
+              <w:top w:w="70" w:type="dxa"/>
+              <w:left w:w="110" w:type="dxa"/>
+              <w:bottom w:w="70" w:type="dxa"/>
+              <w:right w:w="110" w:type="dxa"/>
+            </w:tcMar>
+          </w:tcPr>
+          <w:p>
+            <w:r>
+              <w:t>UC01, UC04 to UC08; llm package; Adapter</w:t>
+            </w:r>
+          </w:p>
+        </w:tc>
+      </w:tr>
+      <w:tr>
+        <w:trPr>
+          <w:cantSplit/>
+        </w:trPr>
+        <w:tc>
+          <w:tcPr>
+            <w:tcW w:w="1900" w:type="dxa"/>
+            <w:tcBorders>
+              <w:top w:val="single" w:sz="4" w:space="0" w:color="BFBFBF"/>
+              <w:left w:val="single" w:sz="4" w:space="0" w:color="BFBFBF"/>
+              <w:bottom w:val="single" w:sz="4" w:space="0" w:color="BFBFBF"/>
+              <w:right w:val="single" w:sz="4" w:space="0" w:color="BFBFBF"/>
+            </w:tcBorders>
+            <w:tcMar>
+              <w:top w:w="70" w:type="dxa"/>
+              <w:left w:w="110" w:type="dxa"/>
+              <w:bottom w:w="70" w:type="dxa"/>
+              <w:right w:w="110" w:type="dxa"/>
+            </w:tcMar>
+          </w:tcPr>
+          <w:p>
+            <w:r>
+              <w:t>Controller</w:t>
+            </w:r>
+          </w:p>
+        </w:tc>
+        <w:tc>
+          <w:tcPr>
+            <w:tcW w:w="2500" w:type="dxa"/>
+            <w:tcBorders>
+              <w:top w:val="single" w:sz="4" w:space="0" w:color="BFBFBF"/>
+              <w:left w:val="single" w:sz="4" w:space="0" w:color="BFBFBF"/>
+              <w:bottom w:val="single" w:sz="4" w:space="0" w:color="BFBFBF"/>
+              <w:right w:val="single" w:sz="4" w:space="0" w:color="BFBFBF"/>
+            </w:tcBorders>
+            <w:tcMar>
+              <w:top w:w="70" w:type="dxa"/>
+              <w:left w:w="110" w:type="dxa"/>
+              <w:bottom w:w="70" w:type="dxa"/>
+              <w:right w:w="110" w:type="dxa"/>
+            </w:tcMar>
+          </w:tcPr>
+          <w:p>
+            <w:r>
+              <w:t>Exceptions shown by the view; saveCharacter(originalName, c); edit/remove methods</w:t>
+            </w:r>
+          </w:p>
+        </w:tc>
+        <w:tc>
+          <w:tcPr>
+            <w:tcW w:w="2480" w:type="dxa"/>
+            <w:tcBorders>
+              <w:top w:val="single" w:sz="4" w:space="0" w:color="BFBFBF"/>
+              <w:left w:val="single" w:sz="4" w:space="0" w:color="BFBFBF"/>
+              <w:bottom w:val="single" w:sz="4" w:space="0" w:color="BFBFBF"/>
+              <w:right w:val="single" w:sz="4" w:space="0" w:color="BFBFBF"/>
+            </w:tcBorders>
+            <w:tcMar>
+              <w:top w:w="70" w:type="dxa"/>
+              <w:left w:w="110" w:type="dxa"/>
+              <w:bottom w:w="70" w:type="dxa"/>
+              <w:right w:w="110" w:type="dxa"/>
+            </w:tcMar>
+          </w:tcPr>
+          <w:p>
+            <w:r>
+              <w:t>Two views can be open; UC02/UC03 needed edit and remove</w:t>
+            </w:r>
+          </w:p>
+        </w:tc>
+        <w:tc>
+          <w:tcPr>
+            <w:tcW w:w="2480" w:type="dxa"/>
+            <w:tcBorders>
+              <w:top w:val="single" w:sz="4" w:space="0" w:color="BFBFBF"/>
+              <w:left w:val="single" w:sz="4" w:space="0" w:color="BFBFBF"/>
+              <w:bottom w:val="single" w:sz="4" w:space="0" w:color="BFBFBF"/>
+              <w:right w:val="single" w:sz="4" w:space="0" w:color="BFBFBF"/>
+            </w:tcBorders>
+            <w:tcMar>
+              <w:top w:w="70" w:type="dxa"/>
+              <w:left w:w="110" w:type="dxa"/>
+              <w:bottom w:w="70" w:type="dxa"/>
+              <w:right w:w="110" w:type="dxa"/>
+            </w:tcMar>
+          </w:tcPr>
+          <w:p>
+            <w:r>
+              <w:t>UC02, UC03, UC07; StoryController, StoryCLI, StoryGUI; MVC</w:t>
             </w:r>
           </w:p>
         </w:tc>
@@ -14772,11 +15138,7 @@
         <w:spacing w:after="120"/>
       </w:pPr>
       <w:r>
-        <w:rPr>
-          <w:i/>
-          <w:color w:val="7F7F7F"/>
-        </w:rPr>
-        <w:t>[One table per change, copied from docs/changes-from-stage1.md. If nothing changed, replace this section with a sentence saying the implementation follows the Stage 1 design.]</w:t>
+        <w:t>One table per change, copied from docs/changes-from-stage1.md.</w:t>
       </w:r>
     </w:p>
     <w:tbl>
@@ -14836,11 +15198,7 @@
           </w:tcPr>
           <w:p>
             <w:r>
-              <w:rPr>
-                <w:i/>
-                <w:color w:val="7F7F7F"/>
-              </w:rPr>
-              <w:t>[F04 / class / pattern]</w:t>
+              <w:t>F03: Relationships point at a character by name</w:t>
             </w:r>
           </w:p>
         </w:tc>
@@ -14893,11 +15251,7 @@
           </w:tcPr>
           <w:p>
             <w:r>
-              <w:rPr>
-                <w:i/>
-                <w:color w:val="7F7F7F"/>
-              </w:rPr>
-              <w:t>[What Stage 1 specified]</w:t>
+              <w:t>Relationship has an association to its target Character; StorySession has addCharacter and findCharacter, and the controller checks each relationship's target before calling Character.addRelationship(r).</w:t>
             </w:r>
           </w:p>
         </w:tc>
@@ -14950,11 +15304,7 @@
           </w:tcPr>
           <w:p>
             <w:r>
-              <w:rPr>
-                <w:i/>
-                <w:color w:val="7F7F7F"/>
-              </w:rPr>
-              <w:t>[What was built]</w:t>
+              <w:t>Relationship stores targetName (a String) instead of a Character reference. StorySession gains updateCharacter(originalName, character), removeCharacter(name) and addRelationship(fromName, r); the target checks (target exists, not itself) live in StorySession so every caller gets them.</w:t>
             </w:r>
           </w:p>
         </w:tc>
@@ -15007,11 +15357,7 @@
           </w:tcPr>
           <w:p>
             <w:r>
-              <w:rPr>
-                <w:i/>
-                <w:color w:val="7F7F7F"/>
-              </w:rPr>
-              <w:t>[]</w:t>
+              <w:t>a name reference has no cycles, so a session saves to JSON (F11) without object-identity bookkeeping. Edit and remove were implied by "manage characters" (UC03) but had no methods in the class diagram. When a character is renamed, updateCharacter rewrites the relationships that point at the old name; when one is removed, relationships pointing at it are removed too.</w:t>
             </w:r>
           </w:p>
         </w:tc>
@@ -15064,11 +15410,7 @@
           </w:tcPr>
           <w:p>
             <w:r>
-              <w:rPr>
-                <w:i/>
-                <w:color w:val="7F7F7F"/>
-              </w:rPr>
-              <w:t>[]</w:t>
+              <w:t>the user still adds, edits and removes characters and one-way relationships, with the same validation (empty name, duplicate name, missing target, self-relationship).</w:t>
             </w:r>
           </w:p>
         </w:tc>
@@ -15121,11 +15463,7 @@
           </w:tcPr>
           <w:p>
             <w:r>
-              <w:rPr>
-                <w:i/>
-                <w:color w:val="7F7F7F"/>
-              </w:rPr>
-              <w:t>[]</w:t>
+              <w:t>UC03; Relationship, Character, StorySession; MVC model only.</w:t>
             </w:r>
           </w:p>
         </w:tc>
@@ -15178,11 +15516,7 @@
           </w:tcPr>
           <w:p>
             <w:r>
-              <w:rPr>
-                <w:i/>
-                <w:color w:val="7F7F7F"/>
-              </w:rPr>
-              <w:t>[Figure numbers in Section 3]</w:t>
+              <w:t>figures/class-diagram/05-model-characters-and-events.png (Relationship field, StorySession methods). (to be redrawn under figures/stage2/ before submission)</w:t>
             </w:r>
           </w:p>
         </w:tc>
@@ -15235,11 +15569,1747 @@
           </w:tcPr>
           <w:p>
             <w:r>
-              <w:rPr>
-                <w:i/>
-                <w:color w:val="7F7F7F"/>
-              </w:rPr>
-              <w:t>[Links]</w:t>
+              <w:t>a80fa3a (https://github.com/Polarralop/EECS3311Project/commit/a80fa3a): feat(model): manage characters and relationships in StorySession</w:t>
+            </w:r>
+          </w:p>
+        </w:tc>
+      </w:tr>
+    </w:tbl>
+    <w:p/>
+    <w:tbl>
+      <w:tblPr>
+        <w:tblLook w:firstColumn="1" w:firstRow="1" w:lastColumn="0" w:lastRow="0" w:noHBand="0" w:noVBand="1" w:val="04A0"/>
+        <w:tblW w:w="9360" w:type="dxa"/>
+      </w:tblPr>
+      <w:tblGrid>
+        <w:gridCol w:w="2500"/>
+        <w:gridCol w:w="6860"/>
+      </w:tblGrid>
+      <w:tr>
+        <w:trPr>
+          <w:cantSplit/>
+        </w:trPr>
+        <w:tc>
+          <w:tcPr>
+            <w:tcW w:w="2500" w:type="dxa"/>
+            <w:tcBorders>
+              <w:top w:val="single" w:sz="4" w:space="0" w:color="BFBFBF"/>
+              <w:left w:val="single" w:sz="4" w:space="0" w:color="BFBFBF"/>
+              <w:bottom w:val="single" w:sz="4" w:space="0" w:color="BFBFBF"/>
+              <w:right w:val="single" w:sz="4" w:space="0" w:color="BFBFBF"/>
+            </w:tcBorders>
+            <w:shd w:val="clear" w:color="auto" w:fill="F2F2F2"/>
+            <w:tcMar>
+              <w:top w:w="70" w:type="dxa"/>
+              <w:left w:w="110" w:type="dxa"/>
+              <w:bottom w:w="70" w:type="dxa"/>
+              <w:right w:w="110" w:type="dxa"/>
+            </w:tcMar>
+          </w:tcPr>
+          <w:p>
+            <w:r>
+              <w:rPr>
+                <w:b/>
+              </w:rPr>
+              <w:t>Original ID</w:t>
+            </w:r>
+          </w:p>
+        </w:tc>
+        <w:tc>
+          <w:tcPr>
+            <w:tcW w:w="6860" w:type="dxa"/>
+            <w:tcBorders>
+              <w:top w:val="single" w:sz="4" w:space="0" w:color="BFBFBF"/>
+              <w:left w:val="single" w:sz="4" w:space="0" w:color="BFBFBF"/>
+              <w:bottom w:val="single" w:sz="4" w:space="0" w:color="BFBFBF"/>
+              <w:right w:val="single" w:sz="4" w:space="0" w:color="BFBFBF"/>
+            </w:tcBorders>
+            <w:tcMar>
+              <w:top w:w="70" w:type="dxa"/>
+              <w:left w:w="110" w:type="dxa"/>
+              <w:bottom w:w="70" w:type="dxa"/>
+              <w:right w:w="110" w:type="dxa"/>
+            </w:tcMar>
+          </w:tcPr>
+          <w:p>
+            <w:r>
+              <w:t>Model: small additions to the Stage 1 model classes</w:t>
+            </w:r>
+          </w:p>
+        </w:tc>
+      </w:tr>
+      <w:tr>
+        <w:trPr>
+          <w:cantSplit/>
+        </w:trPr>
+        <w:tc>
+          <w:tcPr>
+            <w:tcW w:w="2500" w:type="dxa"/>
+            <w:tcBorders>
+              <w:top w:val="single" w:sz="4" w:space="0" w:color="BFBFBF"/>
+              <w:left w:val="single" w:sz="4" w:space="0" w:color="BFBFBF"/>
+              <w:bottom w:val="single" w:sz="4" w:space="0" w:color="BFBFBF"/>
+              <w:right w:val="single" w:sz="4" w:space="0" w:color="BFBFBF"/>
+            </w:tcBorders>
+            <w:shd w:val="clear" w:color="auto" w:fill="F2F2F2"/>
+            <w:tcMar>
+              <w:top w:w="70" w:type="dxa"/>
+              <w:left w:w="110" w:type="dxa"/>
+              <w:bottom w:w="70" w:type="dxa"/>
+              <w:right w:w="110" w:type="dxa"/>
+            </w:tcMar>
+          </w:tcPr>
+          <w:p>
+            <w:r>
+              <w:rPr>
+                <w:b/>
+              </w:rPr>
+              <w:t>Original (Stage 1)</w:t>
+            </w:r>
+          </w:p>
+        </w:tc>
+        <w:tc>
+          <w:tcPr>
+            <w:tcW w:w="6860" w:type="dxa"/>
+            <w:tcBorders>
+              <w:top w:val="single" w:sz="4" w:space="0" w:color="BFBFBF"/>
+              <w:left w:val="single" w:sz="4" w:space="0" w:color="BFBFBF"/>
+              <w:bottom w:val="single" w:sz="4" w:space="0" w:color="BFBFBF"/>
+              <w:right w:val="single" w:sz="4" w:space="0" w:color="BFBFBF"/>
+            </w:tcBorders>
+            <w:tcMar>
+              <w:top w:w="70" w:type="dxa"/>
+              <w:left w:w="110" w:type="dxa"/>
+              <w:bottom w:w="70" w:type="dxa"/>
+              <w:right w:w="110" w:type="dxa"/>
+            </w:tcMar>
+          </w:tcPr>
+          <w:p>
+            <w:r>
+              <w:t>StorySession has addTurn, removeLastTurn(): Turn, lastTurn(): Turn, addProposal, approveProposal, attach, notifyObservers; Plot.nextPending(): PivotalEvent.</w:t>
+            </w:r>
+          </w:p>
+        </w:tc>
+      </w:tr>
+      <w:tr>
+        <w:trPr>
+          <w:cantSplit/>
+        </w:trPr>
+        <w:tc>
+          <w:tcPr>
+            <w:tcW w:w="2500" w:type="dxa"/>
+            <w:tcBorders>
+              <w:top w:val="single" w:sz="4" w:space="0" w:color="BFBFBF"/>
+              <w:left w:val="single" w:sz="4" w:space="0" w:color="BFBFBF"/>
+              <w:bottom w:val="single" w:sz="4" w:space="0" w:color="BFBFBF"/>
+              <w:right w:val="single" w:sz="4" w:space="0" w:color="BFBFBF"/>
+            </w:tcBorders>
+            <w:shd w:val="clear" w:color="auto" w:fill="F2F2F2"/>
+            <w:tcMar>
+              <w:top w:w="70" w:type="dxa"/>
+              <w:left w:w="110" w:type="dxa"/>
+              <w:bottom w:w="70" w:type="dxa"/>
+              <w:right w:w="110" w:type="dxa"/>
+            </w:tcMar>
+          </w:tcPr>
+          <w:p>
+            <w:r>
+              <w:rPr>
+                <w:b/>
+              </w:rPr>
+              <w:t>Implemented</w:t>
+            </w:r>
+          </w:p>
+        </w:tc>
+        <w:tc>
+          <w:tcPr>
+            <w:tcW w:w="6860" w:type="dxa"/>
+            <w:tcBorders>
+              <w:top w:val="single" w:sz="4" w:space="0" w:color="BFBFBF"/>
+              <w:left w:val="single" w:sz="4" w:space="0" w:color="BFBFBF"/>
+              <w:bottom w:val="single" w:sz="4" w:space="0" w:color="BFBFBF"/>
+              <w:right w:val="single" w:sz="4" w:space="0" w:color="BFBFBF"/>
+            </w:tcBorders>
+            <w:tcMar>
+              <w:top w:w="70" w:type="dxa"/>
+              <w:left w:w="110" w:type="dxa"/>
+              <w:bottom w:w="70" w:type="dxa"/>
+              <w:right w:w="110" w:type="dxa"/>
+            </w:tcMar>
+          </w:tcPr>
+          <w:p>
+            <w:r>
+              <w:t>lastTurn() and Plot.nextPending() return Optional (there may be no turn or no pending event). StorySession also has detach(observer), rejectProposal(id), getPendingProposals(), setSummary(text, upTo) and nextTurnNumber(). Lore and proposal ids are assigned by the owning collection (L1, P1, ...). Plot.replacePending marks the old pending events DROPPED rather than deleting them.</w:t>
+            </w:r>
+          </w:p>
+        </w:tc>
+      </w:tr>
+      <w:tr>
+        <w:trPr>
+          <w:cantSplit/>
+        </w:trPr>
+        <w:tc>
+          <w:tcPr>
+            <w:tcW w:w="2500" w:type="dxa"/>
+            <w:tcBorders>
+              <w:top w:val="single" w:sz="4" w:space="0" w:color="BFBFBF"/>
+              <w:left w:val="single" w:sz="4" w:space="0" w:color="BFBFBF"/>
+              <w:bottom w:val="single" w:sz="4" w:space="0" w:color="BFBFBF"/>
+              <w:right w:val="single" w:sz="4" w:space="0" w:color="BFBFBF"/>
+            </w:tcBorders>
+            <w:shd w:val="clear" w:color="auto" w:fill="F2F2F2"/>
+            <w:tcMar>
+              <w:top w:w="70" w:type="dxa"/>
+              <w:left w:w="110" w:type="dxa"/>
+              <w:bottom w:w="70" w:type="dxa"/>
+              <w:right w:w="110" w:type="dxa"/>
+            </w:tcMar>
+          </w:tcPr>
+          <w:p>
+            <w:r>
+              <w:rPr>
+                <w:b/>
+              </w:rPr>
+              <w:t>What Changed and Why</w:t>
+            </w:r>
+          </w:p>
+        </w:tc>
+        <w:tc>
+          <w:tcPr>
+            <w:tcW w:w="6860" w:type="dxa"/>
+            <w:tcBorders>
+              <w:top w:val="single" w:sz="4" w:space="0" w:color="BFBFBF"/>
+              <w:left w:val="single" w:sz="4" w:space="0" w:color="BFBFBF"/>
+              <w:bottom w:val="single" w:sz="4" w:space="0" w:color="BFBFBF"/>
+              <w:right w:val="single" w:sz="4" w:space="0" w:color="BFBFBF"/>
+            </w:tcBorders>
+            <w:tcMar>
+              <w:top w:w="70" w:type="dxa"/>
+              <w:left w:w="110" w:type="dxa"/>
+              <w:bottom w:w="70" w:type="dxa"/>
+              <w:right w:w="110" w:type="dxa"/>
+            </w:tcMar>
+          </w:tcPr>
+          <w:p>
+            <w:r>
+              <w:t>Optional makes the empty case explicit instead of returning null. The extra methods are the obvious counterparts the features need (a rejected proposal in F07, the summary in F09). Keeping dropped events lets the plan's history be saved and inspected in tests.</w:t>
+            </w:r>
+          </w:p>
+        </w:tc>
+      </w:tr>
+      <w:tr>
+        <w:trPr>
+          <w:cantSplit/>
+        </w:trPr>
+        <w:tc>
+          <w:tcPr>
+            <w:tcW w:w="2500" w:type="dxa"/>
+            <w:tcBorders>
+              <w:top w:val="single" w:sz="4" w:space="0" w:color="BFBFBF"/>
+              <w:left w:val="single" w:sz="4" w:space="0" w:color="BFBFBF"/>
+              <w:bottom w:val="single" w:sz="4" w:space="0" w:color="BFBFBF"/>
+              <w:right w:val="single" w:sz="4" w:space="0" w:color="BFBFBF"/>
+            </w:tcBorders>
+            <w:shd w:val="clear" w:color="auto" w:fill="F2F2F2"/>
+            <w:tcMar>
+              <w:top w:w="70" w:type="dxa"/>
+              <w:left w:w="110" w:type="dxa"/>
+              <w:bottom w:w="70" w:type="dxa"/>
+              <w:right w:w="110" w:type="dxa"/>
+            </w:tcMar>
+          </w:tcPr>
+          <w:p>
+            <w:r>
+              <w:rPr>
+                <w:b/>
+              </w:rPr>
+              <w:t>How the User Need Is Still Met</w:t>
+            </w:r>
+          </w:p>
+        </w:tc>
+        <w:tc>
+          <w:tcPr>
+            <w:tcW w:w="6860" w:type="dxa"/>
+            <w:tcBorders>
+              <w:top w:val="single" w:sz="4" w:space="0" w:color="BFBFBF"/>
+              <w:left w:val="single" w:sz="4" w:space="0" w:color="BFBFBF"/>
+              <w:bottom w:val="single" w:sz="4" w:space="0" w:color="BFBFBF"/>
+              <w:right w:val="single" w:sz="4" w:space="0" w:color="BFBFBF"/>
+            </w:tcBorders>
+            <w:tcMar>
+              <w:top w:w="70" w:type="dxa"/>
+              <w:left w:w="110" w:type="dxa"/>
+              <w:bottom w:w="70" w:type="dxa"/>
+              <w:right w:w="110" w:type="dxa"/>
+            </w:tcMar>
+          </w:tcPr>
+          <w:p>
+            <w:r>
+              <w:t>no behaviour visible to the user changes.</w:t>
+            </w:r>
+          </w:p>
+        </w:tc>
+      </w:tr>
+      <w:tr>
+        <w:trPr>
+          <w:cantSplit/>
+        </w:trPr>
+        <w:tc>
+          <w:tcPr>
+            <w:tcW w:w="2500" w:type="dxa"/>
+            <w:tcBorders>
+              <w:top w:val="single" w:sz="4" w:space="0" w:color="BFBFBF"/>
+              <w:left w:val="single" w:sz="4" w:space="0" w:color="BFBFBF"/>
+              <w:bottom w:val="single" w:sz="4" w:space="0" w:color="BFBFBF"/>
+              <w:right w:val="single" w:sz="4" w:space="0" w:color="BFBFBF"/>
+            </w:tcBorders>
+            <w:shd w:val="clear" w:color="auto" w:fill="F2F2F2"/>
+            <w:tcMar>
+              <w:top w:w="70" w:type="dxa"/>
+              <w:left w:w="110" w:type="dxa"/>
+              <w:bottom w:w="70" w:type="dxa"/>
+              <w:right w:w="110" w:type="dxa"/>
+            </w:tcMar>
+          </w:tcPr>
+          <w:p>
+            <w:r>
+              <w:rPr>
+                <w:b/>
+              </w:rPr>
+              <w:t>Affected Use Cases / Classes / Methods / Patterns</w:t>
+            </w:r>
+          </w:p>
+        </w:tc>
+        <w:tc>
+          <w:tcPr>
+            <w:tcW w:w="6860" w:type="dxa"/>
+            <w:tcBorders>
+              <w:top w:val="single" w:sz="4" w:space="0" w:color="BFBFBF"/>
+              <w:left w:val="single" w:sz="4" w:space="0" w:color="BFBFBF"/>
+              <w:bottom w:val="single" w:sz="4" w:space="0" w:color="BFBFBF"/>
+              <w:right w:val="single" w:sz="4" w:space="0" w:color="BFBFBF"/>
+            </w:tcBorders>
+            <w:tcMar>
+              <w:top w:w="70" w:type="dxa"/>
+              <w:left w:w="110" w:type="dxa"/>
+              <w:bottom w:w="70" w:type="dxa"/>
+              <w:right w:w="110" w:type="dxa"/>
+            </w:tcMar>
+          </w:tcPr>
+          <w:p>
+            <w:r>
+              <w:t>UC04, UC05, UC06; StorySession, Plot, LoreProposal; Observer (subject gains detach).</w:t>
+            </w:r>
+          </w:p>
+        </w:tc>
+      </w:tr>
+      <w:tr>
+        <w:trPr>
+          <w:cantSplit/>
+        </w:trPr>
+        <w:tc>
+          <w:tcPr>
+            <w:tcW w:w="2500" w:type="dxa"/>
+            <w:tcBorders>
+              <w:top w:val="single" w:sz="4" w:space="0" w:color="BFBFBF"/>
+              <w:left w:val="single" w:sz="4" w:space="0" w:color="BFBFBF"/>
+              <w:bottom w:val="single" w:sz="4" w:space="0" w:color="BFBFBF"/>
+              <w:right w:val="single" w:sz="4" w:space="0" w:color="BFBFBF"/>
+            </w:tcBorders>
+            <w:shd w:val="clear" w:color="auto" w:fill="F2F2F2"/>
+            <w:tcMar>
+              <w:top w:w="70" w:type="dxa"/>
+              <w:left w:w="110" w:type="dxa"/>
+              <w:bottom w:w="70" w:type="dxa"/>
+              <w:right w:w="110" w:type="dxa"/>
+            </w:tcMar>
+          </w:tcPr>
+          <w:p>
+            <w:r>
+              <w:rPr>
+                <w:b/>
+              </w:rPr>
+              <w:t>Diagrams Updated</w:t>
+            </w:r>
+          </w:p>
+        </w:tc>
+        <w:tc>
+          <w:tcPr>
+            <w:tcW w:w="6860" w:type="dxa"/>
+            <w:tcBorders>
+              <w:top w:val="single" w:sz="4" w:space="0" w:color="BFBFBF"/>
+              <w:left w:val="single" w:sz="4" w:space="0" w:color="BFBFBF"/>
+              <w:bottom w:val="single" w:sz="4" w:space="0" w:color="BFBFBF"/>
+              <w:right w:val="single" w:sz="4" w:space="0" w:color="BFBFBF"/>
+            </w:tcBorders>
+            <w:tcMar>
+              <w:top w:w="70" w:type="dxa"/>
+              <w:left w:w="110" w:type="dxa"/>
+              <w:bottom w:w="70" w:type="dxa"/>
+              <w:right w:w="110" w:type="dxa"/>
+            </w:tcMar>
+          </w:tcPr>
+          <w:p>
+            <w:r>
+              <w:t>figures/class-diagram/04-model-story-and-lore.png, 05-model-characters-and-events.png. (to be redrawn under figures/stage2/ before submission)</w:t>
+            </w:r>
+          </w:p>
+        </w:tc>
+      </w:tr>
+      <w:tr>
+        <w:trPr>
+          <w:cantSplit/>
+        </w:trPr>
+        <w:tc>
+          <w:tcPr>
+            <w:tcW w:w="2500" w:type="dxa"/>
+            <w:tcBorders>
+              <w:top w:val="single" w:sz="4" w:space="0" w:color="BFBFBF"/>
+              <w:left w:val="single" w:sz="4" w:space="0" w:color="BFBFBF"/>
+              <w:bottom w:val="single" w:sz="4" w:space="0" w:color="BFBFBF"/>
+              <w:right w:val="single" w:sz="4" w:space="0" w:color="BFBFBF"/>
+            </w:tcBorders>
+            <w:shd w:val="clear" w:color="auto" w:fill="F2F2F2"/>
+            <w:tcMar>
+              <w:top w:w="70" w:type="dxa"/>
+              <w:left w:w="110" w:type="dxa"/>
+              <w:bottom w:w="70" w:type="dxa"/>
+              <w:right w:w="110" w:type="dxa"/>
+            </w:tcMar>
+          </w:tcPr>
+          <w:p>
+            <w:r>
+              <w:rPr>
+                <w:b/>
+              </w:rPr>
+              <w:t>Commit(s)</w:t>
+            </w:r>
+          </w:p>
+        </w:tc>
+        <w:tc>
+          <w:tcPr>
+            <w:tcW w:w="6860" w:type="dxa"/>
+            <w:tcBorders>
+              <w:top w:val="single" w:sz="4" w:space="0" w:color="BFBFBF"/>
+              <w:left w:val="single" w:sz="4" w:space="0" w:color="BFBFBF"/>
+              <w:bottom w:val="single" w:sz="4" w:space="0" w:color="BFBFBF"/>
+              <w:right w:val="single" w:sz="4" w:space="0" w:color="BFBFBF"/>
+            </w:tcBorders>
+            <w:tcMar>
+              <w:top w:w="70" w:type="dxa"/>
+              <w:left w:w="110" w:type="dxa"/>
+              <w:bottom w:w="70" w:type="dxa"/>
+              <w:right w:w="110" w:type="dxa"/>
+            </w:tcMar>
+          </w:tcPr>
+          <w:p>
+            <w:r>
+              <w:t>957b423 (https://github.com/Polarralop/EECS3311Project/commit/957b423): feat(model): notify StoryObserver on session changes</w:t>
+            </w:r>
+          </w:p>
+        </w:tc>
+      </w:tr>
+    </w:tbl>
+    <w:p/>
+    <w:tbl>
+      <w:tblPr>
+        <w:tblLook w:firstColumn="1" w:firstRow="1" w:lastColumn="0" w:lastRow="0" w:noHBand="0" w:noVBand="1" w:val="04A0"/>
+        <w:tblW w:w="9360" w:type="dxa"/>
+      </w:tblPr>
+      <w:tblGrid>
+        <w:gridCol w:w="2500"/>
+        <w:gridCol w:w="6860"/>
+      </w:tblGrid>
+      <w:tr>
+        <w:trPr>
+          <w:cantSplit/>
+        </w:trPr>
+        <w:tc>
+          <w:tcPr>
+            <w:tcW w:w="2500" w:type="dxa"/>
+            <w:tcBorders>
+              <w:top w:val="single" w:sz="4" w:space="0" w:color="BFBFBF"/>
+              <w:left w:val="single" w:sz="4" w:space="0" w:color="BFBFBF"/>
+              <w:bottom w:val="single" w:sz="4" w:space="0" w:color="BFBFBF"/>
+              <w:right w:val="single" w:sz="4" w:space="0" w:color="BFBFBF"/>
+            </w:tcBorders>
+            <w:shd w:val="clear" w:color="auto" w:fill="F2F2F2"/>
+            <w:tcMar>
+              <w:top w:w="70" w:type="dxa"/>
+              <w:left w:w="110" w:type="dxa"/>
+              <w:bottom w:w="70" w:type="dxa"/>
+              <w:right w:w="110" w:type="dxa"/>
+            </w:tcMar>
+          </w:tcPr>
+          <w:p>
+            <w:r>
+              <w:rPr>
+                <w:b/>
+              </w:rPr>
+              <w:t>Original ID</w:t>
+            </w:r>
+          </w:p>
+        </w:tc>
+        <w:tc>
+          <w:tcPr>
+            <w:tcW w:w="6860" w:type="dxa"/>
+            <w:tcBorders>
+              <w:top w:val="single" w:sz="4" w:space="0" w:color="BFBFBF"/>
+              <w:left w:val="single" w:sz="4" w:space="0" w:color="BFBFBF"/>
+              <w:bottom w:val="single" w:sz="4" w:space="0" w:color="BFBFBF"/>
+              <w:right w:val="single" w:sz="4" w:space="0" w:color="BFBFBF"/>
+            </w:tcBorders>
+            <w:tcMar>
+              <w:top w:w="70" w:type="dxa"/>
+              <w:left w:w="110" w:type="dxa"/>
+              <w:bottom w:w="70" w:type="dxa"/>
+              <w:right w:w="110" w:type="dxa"/>
+            </w:tcMar>
+          </w:tcPr>
+          <w:p>
+            <w:r>
+              <w:t>F11: Save errors are exceptions from the repository</w:t>
+            </w:r>
+          </w:p>
+        </w:tc>
+      </w:tr>
+      <w:tr>
+        <w:trPr>
+          <w:cantSplit/>
+        </w:trPr>
+        <w:tc>
+          <w:tcPr>
+            <w:tcW w:w="2500" w:type="dxa"/>
+            <w:tcBorders>
+              <w:top w:val="single" w:sz="4" w:space="0" w:color="BFBFBF"/>
+              <w:left w:val="single" w:sz="4" w:space="0" w:color="BFBFBF"/>
+              <w:bottom w:val="single" w:sz="4" w:space="0" w:color="BFBFBF"/>
+              <w:right w:val="single" w:sz="4" w:space="0" w:color="BFBFBF"/>
+            </w:tcBorders>
+            <w:shd w:val="clear" w:color="auto" w:fill="F2F2F2"/>
+            <w:tcMar>
+              <w:top w:w="70" w:type="dxa"/>
+              <w:left w:w="110" w:type="dxa"/>
+              <w:bottom w:w="70" w:type="dxa"/>
+              <w:right w:w="110" w:type="dxa"/>
+            </w:tcMar>
+          </w:tcPr>
+          <w:p>
+            <w:r>
+              <w:rPr>
+                <w:b/>
+              </w:rPr>
+              <w:t>Original (Stage 1)</w:t>
+            </w:r>
+          </w:p>
+        </w:tc>
+        <w:tc>
+          <w:tcPr>
+            <w:tcW w:w="6860" w:type="dxa"/>
+            <w:tcBorders>
+              <w:top w:val="single" w:sz="4" w:space="0" w:color="BFBFBF"/>
+              <w:left w:val="single" w:sz="4" w:space="0" w:color="BFBFBF"/>
+              <w:bottom w:val="single" w:sz="4" w:space="0" w:color="BFBFBF"/>
+              <w:right w:val="single" w:sz="4" w:space="0" w:color="BFBFBF"/>
+            </w:tcBorders>
+            <w:tcMar>
+              <w:top w:w="70" w:type="dxa"/>
+              <w:left w:w="110" w:type="dxa"/>
+              <w:bottom w:w="70" w:type="dxa"/>
+              <w:right w:w="110" w:type="dxa"/>
+            </w:tcMar>
+          </w:tcPr>
+          <w:p>
+            <w:r>
+              <w:t>SessionRepository.save/load/listSessions with no error type; "a missing or damaged file produces an error message".</w:t>
+            </w:r>
+          </w:p>
+        </w:tc>
+      </w:tr>
+      <w:tr>
+        <w:trPr>
+          <w:cantSplit/>
+        </w:trPr>
+        <w:tc>
+          <w:tcPr>
+            <w:tcW w:w="2500" w:type="dxa"/>
+            <w:tcBorders>
+              <w:top w:val="single" w:sz="4" w:space="0" w:color="BFBFBF"/>
+              <w:left w:val="single" w:sz="4" w:space="0" w:color="BFBFBF"/>
+              <w:bottom w:val="single" w:sz="4" w:space="0" w:color="BFBFBF"/>
+              <w:right w:val="single" w:sz="4" w:space="0" w:color="BFBFBF"/>
+            </w:tcBorders>
+            <w:shd w:val="clear" w:color="auto" w:fill="F2F2F2"/>
+            <w:tcMar>
+              <w:top w:w="70" w:type="dxa"/>
+              <w:left w:w="110" w:type="dxa"/>
+              <w:bottom w:w="70" w:type="dxa"/>
+              <w:right w:w="110" w:type="dxa"/>
+            </w:tcMar>
+          </w:tcPr>
+          <w:p>
+            <w:r>
+              <w:rPr>
+                <w:b/>
+              </w:rPr>
+              <w:t>Implemented</w:t>
+            </w:r>
+          </w:p>
+        </w:tc>
+        <w:tc>
+          <w:tcPr>
+            <w:tcW w:w="6860" w:type="dxa"/>
+            <w:tcBorders>
+              <w:top w:val="single" w:sz="4" w:space="0" w:color="BFBFBF"/>
+              <w:left w:val="single" w:sz="4" w:space="0" w:color="BFBFBF"/>
+              <w:bottom w:val="single" w:sz="4" w:space="0" w:color="BFBFBF"/>
+              <w:right w:val="single" w:sz="4" w:space="0" w:color="BFBFBF"/>
+            </w:tcBorders>
+            <w:tcMar>
+              <w:top w:w="70" w:type="dxa"/>
+              <w:left w:w="110" w:type="dxa"/>
+              <w:bottom w:w="70" w:type="dxa"/>
+              <w:right w:w="110" w:type="dxa"/>
+            </w:tcMar>
+          </w:tcPr>
+          <w:p>
+            <w:r>
+              <w:t>load throws IllegalArgumentException for a missing save and UncheckedIOException for an unreadable or damaged one (including a file whose stored id does not match its name); save throws UncheckedIOException and writes through a temporary file so a failed save never leaves a half-written story. Ids are limited to letters, digits, - and _ because they become file names.</w:t>
+            </w:r>
+          </w:p>
+        </w:tc>
+      </w:tr>
+      <w:tr>
+        <w:trPr>
+          <w:cantSplit/>
+        </w:trPr>
+        <w:tc>
+          <w:tcPr>
+            <w:tcW w:w="2500" w:type="dxa"/>
+            <w:tcBorders>
+              <w:top w:val="single" w:sz="4" w:space="0" w:color="BFBFBF"/>
+              <w:left w:val="single" w:sz="4" w:space="0" w:color="BFBFBF"/>
+              <w:bottom w:val="single" w:sz="4" w:space="0" w:color="BFBFBF"/>
+              <w:right w:val="single" w:sz="4" w:space="0" w:color="BFBFBF"/>
+            </w:tcBorders>
+            <w:shd w:val="clear" w:color="auto" w:fill="F2F2F2"/>
+            <w:tcMar>
+              <w:top w:w="70" w:type="dxa"/>
+              <w:left w:w="110" w:type="dxa"/>
+              <w:bottom w:w="70" w:type="dxa"/>
+              <w:right w:w="110" w:type="dxa"/>
+            </w:tcMar>
+          </w:tcPr>
+          <w:p>
+            <w:r>
+              <w:rPr>
+                <w:b/>
+              </w:rPr>
+              <w:t>What Changed and Why</w:t>
+            </w:r>
+          </w:p>
+        </w:tc>
+        <w:tc>
+          <w:tcPr>
+            <w:tcW w:w="6860" w:type="dxa"/>
+            <w:tcBorders>
+              <w:top w:val="single" w:sz="4" w:space="0" w:color="BFBFBF"/>
+              <w:left w:val="single" w:sz="4" w:space="0" w:color="BFBFBF"/>
+              <w:bottom w:val="single" w:sz="4" w:space="0" w:color="BFBFBF"/>
+              <w:right w:val="single" w:sz="4" w:space="0" w:color="BFBFBF"/>
+            </w:tcBorders>
+            <w:tcMar>
+              <w:top w:w="70" w:type="dxa"/>
+              <w:left w:w="110" w:type="dxa"/>
+              <w:bottom w:w="70" w:type="dxa"/>
+              <w:right w:w="110" w:type="dxa"/>
+            </w:tcMar>
+          </w:tcPr>
+          <w:p>
+            <w:r>
+              <w:t>the design did not say how errors travel; standard unchecked exceptions keep the interface signatures as designed while letting the controller turn them into a message.</w:t>
+            </w:r>
+          </w:p>
+        </w:tc>
+      </w:tr>
+      <w:tr>
+        <w:trPr>
+          <w:cantSplit/>
+        </w:trPr>
+        <w:tc>
+          <w:tcPr>
+            <w:tcW w:w="2500" w:type="dxa"/>
+            <w:tcBorders>
+              <w:top w:val="single" w:sz="4" w:space="0" w:color="BFBFBF"/>
+              <w:left w:val="single" w:sz="4" w:space="0" w:color="BFBFBF"/>
+              <w:bottom w:val="single" w:sz="4" w:space="0" w:color="BFBFBF"/>
+              <w:right w:val="single" w:sz="4" w:space="0" w:color="BFBFBF"/>
+            </w:tcBorders>
+            <w:shd w:val="clear" w:color="auto" w:fill="F2F2F2"/>
+            <w:tcMar>
+              <w:top w:w="70" w:type="dxa"/>
+              <w:left w:w="110" w:type="dxa"/>
+              <w:bottom w:w="70" w:type="dxa"/>
+              <w:right w:w="110" w:type="dxa"/>
+            </w:tcMar>
+          </w:tcPr>
+          <w:p>
+            <w:r>
+              <w:rPr>
+                <w:b/>
+              </w:rPr>
+              <w:t>How the User Need Is Still Met</w:t>
+            </w:r>
+          </w:p>
+        </w:tc>
+        <w:tc>
+          <w:tcPr>
+            <w:tcW w:w="6860" w:type="dxa"/>
+            <w:tcBorders>
+              <w:top w:val="single" w:sz="4" w:space="0" w:color="BFBFBF"/>
+              <w:left w:val="single" w:sz="4" w:space="0" w:color="BFBFBF"/>
+              <w:bottom w:val="single" w:sz="4" w:space="0" w:color="BFBFBF"/>
+              <w:right w:val="single" w:sz="4" w:space="0" w:color="BFBFBF"/>
+            </w:tcBorders>
+            <w:tcMar>
+              <w:top w:w="70" w:type="dxa"/>
+              <w:left w:w="110" w:type="dxa"/>
+              <w:bottom w:w="70" w:type="dxa"/>
+              <w:right w:w="110" w:type="dxa"/>
+            </w:tcMar>
+          </w:tcPr>
+          <w:p>
+            <w:r>
+              <w:t>the user still gets an error message and stays where they were.</w:t>
+            </w:r>
+          </w:p>
+        </w:tc>
+      </w:tr>
+      <w:tr>
+        <w:trPr>
+          <w:cantSplit/>
+        </w:trPr>
+        <w:tc>
+          <w:tcPr>
+            <w:tcW w:w="2500" w:type="dxa"/>
+            <w:tcBorders>
+              <w:top w:val="single" w:sz="4" w:space="0" w:color="BFBFBF"/>
+              <w:left w:val="single" w:sz="4" w:space="0" w:color="BFBFBF"/>
+              <w:bottom w:val="single" w:sz="4" w:space="0" w:color="BFBFBF"/>
+              <w:right w:val="single" w:sz="4" w:space="0" w:color="BFBFBF"/>
+            </w:tcBorders>
+            <w:shd w:val="clear" w:color="auto" w:fill="F2F2F2"/>
+            <w:tcMar>
+              <w:top w:w="70" w:type="dxa"/>
+              <w:left w:w="110" w:type="dxa"/>
+              <w:bottom w:w="70" w:type="dxa"/>
+              <w:right w:w="110" w:type="dxa"/>
+            </w:tcMar>
+          </w:tcPr>
+          <w:p>
+            <w:r>
+              <w:rPr>
+                <w:b/>
+              </w:rPr>
+              <w:t>Affected Use Cases / Classes / Methods / Patterns</w:t>
+            </w:r>
+          </w:p>
+        </w:tc>
+        <w:tc>
+          <w:tcPr>
+            <w:tcW w:w="6860" w:type="dxa"/>
+            <w:tcBorders>
+              <w:top w:val="single" w:sz="4" w:space="0" w:color="BFBFBF"/>
+              <w:left w:val="single" w:sz="4" w:space="0" w:color="BFBFBF"/>
+              <w:bottom w:val="single" w:sz="4" w:space="0" w:color="BFBFBF"/>
+              <w:right w:val="single" w:sz="4" w:space="0" w:color="BFBFBF"/>
+            </w:tcBorders>
+            <w:tcMar>
+              <w:top w:w="70" w:type="dxa"/>
+              <w:left w:w="110" w:type="dxa"/>
+              <w:bottom w:w="70" w:type="dxa"/>
+              <w:right w:w="110" w:type="dxa"/>
+            </w:tcMar>
+          </w:tcPr>
+          <w:p>
+            <w:r>
+              <w:t>UC07; SessionRepository, JsonSessionRepository.</w:t>
+            </w:r>
+          </w:p>
+        </w:tc>
+      </w:tr>
+      <w:tr>
+        <w:trPr>
+          <w:cantSplit/>
+        </w:trPr>
+        <w:tc>
+          <w:tcPr>
+            <w:tcW w:w="2500" w:type="dxa"/>
+            <w:tcBorders>
+              <w:top w:val="single" w:sz="4" w:space="0" w:color="BFBFBF"/>
+              <w:left w:val="single" w:sz="4" w:space="0" w:color="BFBFBF"/>
+              <w:bottom w:val="single" w:sz="4" w:space="0" w:color="BFBFBF"/>
+              <w:right w:val="single" w:sz="4" w:space="0" w:color="BFBFBF"/>
+            </w:tcBorders>
+            <w:shd w:val="clear" w:color="auto" w:fill="F2F2F2"/>
+            <w:tcMar>
+              <w:top w:w="70" w:type="dxa"/>
+              <w:left w:w="110" w:type="dxa"/>
+              <w:bottom w:w="70" w:type="dxa"/>
+              <w:right w:w="110" w:type="dxa"/>
+            </w:tcMar>
+          </w:tcPr>
+          <w:p>
+            <w:r>
+              <w:rPr>
+                <w:b/>
+              </w:rPr>
+              <w:t>Diagrams Updated</w:t>
+            </w:r>
+          </w:p>
+        </w:tc>
+        <w:tc>
+          <w:tcPr>
+            <w:tcW w:w="6860" w:type="dxa"/>
+            <w:tcBorders>
+              <w:top w:val="single" w:sz="4" w:space="0" w:color="BFBFBF"/>
+              <w:left w:val="single" w:sz="4" w:space="0" w:color="BFBFBF"/>
+              <w:bottom w:val="single" w:sz="4" w:space="0" w:color="BFBFBF"/>
+              <w:right w:val="single" w:sz="4" w:space="0" w:color="BFBFBF"/>
+            </w:tcBorders>
+            <w:tcMar>
+              <w:top w:w="70" w:type="dxa"/>
+              <w:left w:w="110" w:type="dxa"/>
+              <w:bottom w:w="70" w:type="dxa"/>
+              <w:right w:w="110" w:type="dxa"/>
+            </w:tcMar>
+          </w:tcPr>
+          <w:p>
+            <w:r>
+              <w:t>none (signatures unchanged). (to be redrawn under figures/stage2/ before submission)</w:t>
+            </w:r>
+          </w:p>
+        </w:tc>
+      </w:tr>
+      <w:tr>
+        <w:trPr>
+          <w:cantSplit/>
+        </w:trPr>
+        <w:tc>
+          <w:tcPr>
+            <w:tcW w:w="2500" w:type="dxa"/>
+            <w:tcBorders>
+              <w:top w:val="single" w:sz="4" w:space="0" w:color="BFBFBF"/>
+              <w:left w:val="single" w:sz="4" w:space="0" w:color="BFBFBF"/>
+              <w:bottom w:val="single" w:sz="4" w:space="0" w:color="BFBFBF"/>
+              <w:right w:val="single" w:sz="4" w:space="0" w:color="BFBFBF"/>
+            </w:tcBorders>
+            <w:shd w:val="clear" w:color="auto" w:fill="F2F2F2"/>
+            <w:tcMar>
+              <w:top w:w="70" w:type="dxa"/>
+              <w:left w:w="110" w:type="dxa"/>
+              <w:bottom w:w="70" w:type="dxa"/>
+              <w:right w:w="110" w:type="dxa"/>
+            </w:tcMar>
+          </w:tcPr>
+          <w:p>
+            <w:r>
+              <w:rPr>
+                <w:b/>
+              </w:rPr>
+              <w:t>Commit(s)</w:t>
+            </w:r>
+          </w:p>
+        </w:tc>
+        <w:tc>
+          <w:tcPr>
+            <w:tcW w:w="6860" w:type="dxa"/>
+            <w:tcBorders>
+              <w:top w:val="single" w:sz="4" w:space="0" w:color="BFBFBF"/>
+              <w:left w:val="single" w:sz="4" w:space="0" w:color="BFBFBF"/>
+              <w:bottom w:val="single" w:sz="4" w:space="0" w:color="BFBFBF"/>
+              <w:right w:val="single" w:sz="4" w:space="0" w:color="BFBFBF"/>
+            </w:tcBorders>
+            <w:tcMar>
+              <w:top w:w="70" w:type="dxa"/>
+              <w:left w:w="110" w:type="dxa"/>
+              <w:bottom w:w="70" w:type="dxa"/>
+              <w:right w:w="110" w:type="dxa"/>
+            </w:tcMar>
+          </w:tcPr>
+          <w:p>
+            <w:r>
+              <w:t>0913872 (https://github.com/Polarralop/EECS3311Project/commit/0913872): feat(persistence): save and load sessions as JSON</w:t>
+            </w:r>
+          </w:p>
+        </w:tc>
+      </w:tr>
+    </w:tbl>
+    <w:p/>
+    <w:tbl>
+      <w:tblPr>
+        <w:tblLook w:firstColumn="1" w:firstRow="1" w:lastColumn="0" w:lastRow="0" w:noHBand="0" w:noVBand="1" w:val="04A0"/>
+        <w:tblW w:w="9360" w:type="dxa"/>
+      </w:tblPr>
+      <w:tblGrid>
+        <w:gridCol w:w="2500"/>
+        <w:gridCol w:w="6860"/>
+      </w:tblGrid>
+      <w:tr>
+        <w:trPr>
+          <w:cantSplit/>
+        </w:trPr>
+        <w:tc>
+          <w:tcPr>
+            <w:tcW w:w="2500" w:type="dxa"/>
+            <w:tcBorders>
+              <w:top w:val="single" w:sz="4" w:space="0" w:color="BFBFBF"/>
+              <w:left w:val="single" w:sz="4" w:space="0" w:color="BFBFBF"/>
+              <w:bottom w:val="single" w:sz="4" w:space="0" w:color="BFBFBF"/>
+              <w:right w:val="single" w:sz="4" w:space="0" w:color="BFBFBF"/>
+            </w:tcBorders>
+            <w:shd w:val="clear" w:color="auto" w:fill="F2F2F2"/>
+            <w:tcMar>
+              <w:top w:w="70" w:type="dxa"/>
+              <w:left w:w="110" w:type="dxa"/>
+              <w:bottom w:w="70" w:type="dxa"/>
+              <w:right w:w="110" w:type="dxa"/>
+            </w:tcMar>
+          </w:tcPr>
+          <w:p>
+            <w:r>
+              <w:rPr>
+                <w:b/>
+              </w:rPr>
+              <w:t>Original ID</w:t>
+            </w:r>
+          </w:p>
+        </w:tc>
+        <w:tc>
+          <w:tcPr>
+            <w:tcW w:w="6860" w:type="dxa"/>
+            <w:tcBorders>
+              <w:top w:val="single" w:sz="4" w:space="0" w:color="BFBFBF"/>
+              <w:left w:val="single" w:sz="4" w:space="0" w:color="BFBFBF"/>
+              <w:bottom w:val="single" w:sz="4" w:space="0" w:color="BFBFBF"/>
+              <w:right w:val="single" w:sz="4" w:space="0" w:color="BFBFBF"/>
+            </w:tcBorders>
+            <w:tcMar>
+              <w:top w:w="70" w:type="dxa"/>
+              <w:left w:w="110" w:type="dxa"/>
+              <w:bottom w:w="70" w:type="dxa"/>
+              <w:right w:w="110" w:type="dxa"/>
+            </w:tcMar>
+          </w:tcPr>
+          <w:p>
+            <w:r>
+              <w:t>Adapter: structured messages and tool calls in the llm package</w:t>
+            </w:r>
+          </w:p>
+        </w:tc>
+      </w:tr>
+      <w:tr>
+        <w:trPr>
+          <w:cantSplit/>
+        </w:trPr>
+        <w:tc>
+          <w:tcPr>
+            <w:tcW w:w="2500" w:type="dxa"/>
+            <w:tcBorders>
+              <w:top w:val="single" w:sz="4" w:space="0" w:color="BFBFBF"/>
+              <w:left w:val="single" w:sz="4" w:space="0" w:color="BFBFBF"/>
+              <w:bottom w:val="single" w:sz="4" w:space="0" w:color="BFBFBF"/>
+              <w:right w:val="single" w:sz="4" w:space="0" w:color="BFBFBF"/>
+            </w:tcBorders>
+            <w:shd w:val="clear" w:color="auto" w:fill="F2F2F2"/>
+            <w:tcMar>
+              <w:top w:w="70" w:type="dxa"/>
+              <w:left w:w="110" w:type="dxa"/>
+              <w:bottom w:w="70" w:type="dxa"/>
+              <w:right w:w="110" w:type="dxa"/>
+            </w:tcMar>
+          </w:tcPr>
+          <w:p>
+            <w:r>
+              <w:rPr>
+                <w:b/>
+              </w:rPr>
+              <w:t>Original (Stage 1)</w:t>
+            </w:r>
+          </w:p>
+        </w:tc>
+        <w:tc>
+          <w:tcPr>
+            <w:tcW w:w="6860" w:type="dxa"/>
+            <w:tcBorders>
+              <w:top w:val="single" w:sz="4" w:space="0" w:color="BFBFBF"/>
+              <w:left w:val="single" w:sz="4" w:space="0" w:color="BFBFBF"/>
+              <w:bottom w:val="single" w:sz="4" w:space="0" w:color="BFBFBF"/>
+              <w:right w:val="single" w:sz="4" w:space="0" w:color="BFBFBF"/>
+            </w:tcBorders>
+            <w:tcMar>
+              <w:top w:w="70" w:type="dxa"/>
+              <w:left w:w="110" w:type="dxa"/>
+              <w:bottom w:w="70" w:type="dxa"/>
+              <w:right w:w="110" w:type="dxa"/>
+            </w:tcMar>
+          </w:tcPr>
+          <w:p>
+            <w:r>
+              <w:t>LLMRequest(systemPrompt, messages: List&lt;String&gt;, toolSchemas: List&lt;String&gt;), LLMResponse(text, refused) with hasToolCalls(); ClaudeAdapter.toApiBody(request): String, fromApiBody(json: String) and an external AnthropicApi.createMessage(jsonBody).</w:t>
+            </w:r>
+          </w:p>
+        </w:tc>
+      </w:tr>
+      <w:tr>
+        <w:trPr>
+          <w:cantSplit/>
+        </w:trPr>
+        <w:tc>
+          <w:tcPr>
+            <w:tcW w:w="2500" w:type="dxa"/>
+            <w:tcBorders>
+              <w:top w:val="single" w:sz="4" w:space="0" w:color="BFBFBF"/>
+              <w:left w:val="single" w:sz="4" w:space="0" w:color="BFBFBF"/>
+              <w:bottom w:val="single" w:sz="4" w:space="0" w:color="BFBFBF"/>
+              <w:right w:val="single" w:sz="4" w:space="0" w:color="BFBFBF"/>
+            </w:tcBorders>
+            <w:shd w:val="clear" w:color="auto" w:fill="F2F2F2"/>
+            <w:tcMar>
+              <w:top w:w="70" w:type="dxa"/>
+              <w:left w:w="110" w:type="dxa"/>
+              <w:bottom w:w="70" w:type="dxa"/>
+              <w:right w:w="110" w:type="dxa"/>
+            </w:tcMar>
+          </w:tcPr>
+          <w:p>
+            <w:r>
+              <w:rPr>
+                <w:b/>
+              </w:rPr>
+              <w:t>Implemented</w:t>
+            </w:r>
+          </w:p>
+        </w:tc>
+        <w:tc>
+          <w:tcPr>
+            <w:tcW w:w="6860" w:type="dxa"/>
+            <w:tcBorders>
+              <w:top w:val="single" w:sz="4" w:space="0" w:color="BFBFBF"/>
+              <w:left w:val="single" w:sz="4" w:space="0" w:color="BFBFBF"/>
+              <w:bottom w:val="single" w:sz="4" w:space="0" w:color="BFBFBF"/>
+              <w:right w:val="single" w:sz="4" w:space="0" w:color="BFBFBF"/>
+            </w:tcBorders>
+            <w:tcMar>
+              <w:top w:w="70" w:type="dxa"/>
+              <w:left w:w="110" w:type="dxa"/>
+              <w:bottom w:w="70" w:type="dxa"/>
+              <w:right w:w="110" w:type="dxa"/>
+            </w:tcMar>
+          </w:tcPr>
+          <w:p>
+            <w:r>
+              <w:t>LLMRequest holds List&lt;LLMMessage&gt; and List&lt;LLMToolSpec&gt; plus maxTokens; LLMResponse adds toolCalls, stopReason, token usage and the assistant message to append. New value types LLMMessage, LLMToolCall, LLMToolResult, LLMToolSpec, and LLMException for failures. toApiBody builds the SDK's MessageCreateParams and fromApiBody reads the SDK's Message; the adaptee is the anthropic-java SDK (client.messages().create). FakeLLMClient can also script failures and records requests.</w:t>
+            </w:r>
+          </w:p>
+        </w:tc>
+      </w:tr>
+      <w:tr>
+        <w:trPr>
+          <w:cantSplit/>
+        </w:trPr>
+        <w:tc>
+          <w:tcPr>
+            <w:tcW w:w="2500" w:type="dxa"/>
+            <w:tcBorders>
+              <w:top w:val="single" w:sz="4" w:space="0" w:color="BFBFBF"/>
+              <w:left w:val="single" w:sz="4" w:space="0" w:color="BFBFBF"/>
+              <w:bottom w:val="single" w:sz="4" w:space="0" w:color="BFBFBF"/>
+              <w:right w:val="single" w:sz="4" w:space="0" w:color="BFBFBF"/>
+            </w:tcBorders>
+            <w:shd w:val="clear" w:color="auto" w:fill="F2F2F2"/>
+            <w:tcMar>
+              <w:top w:w="70" w:type="dxa"/>
+              <w:left w:w="110" w:type="dxa"/>
+              <w:bottom w:w="70" w:type="dxa"/>
+              <w:right w:w="110" w:type="dxa"/>
+            </w:tcMar>
+          </w:tcPr>
+          <w:p>
+            <w:r>
+              <w:rPr>
+                <w:b/>
+              </w:rPr>
+              <w:t>What Changed and Why</w:t>
+            </w:r>
+          </w:p>
+        </w:tc>
+        <w:tc>
+          <w:tcPr>
+            <w:tcW w:w="6860" w:type="dxa"/>
+            <w:tcBorders>
+              <w:top w:val="single" w:sz="4" w:space="0" w:color="BFBFBF"/>
+              <w:left w:val="single" w:sz="4" w:space="0" w:color="BFBFBF"/>
+              <w:bottom w:val="single" w:sz="4" w:space="0" w:color="BFBFBF"/>
+              <w:right w:val="single" w:sz="4" w:space="0" w:color="BFBFBF"/>
+            </w:tcBorders>
+            <w:tcMar>
+              <w:top w:w="70" w:type="dxa"/>
+              <w:left w:w="110" w:type="dxa"/>
+              <w:bottom w:w="70" w:type="dxa"/>
+              <w:right w:w="110" w:type="dxa"/>
+            </w:tcMar>
+          </w:tcPr>
+          <w:p>
+            <w:r>
+              <w:t>a tool-use loop (F04) needs messages with roles, tool calls and tool results, which a list of strings cannot carry. The typed SDK replaces hand-written JSON, so the adapter converts between two object models rather than to and from strings. Each assistant reply keeps the SDK's own copy (opaque to everything but the adapter) so Claude's thinking blocks are sent back unchanged during a tool loop, as the API requires. These types live in llm so that package does not depend on agent.tools; the agent maps LLMToolCall to ToolCall.</w:t>
+            </w:r>
+          </w:p>
+        </w:tc>
+      </w:tr>
+      <w:tr>
+        <w:trPr>
+          <w:cantSplit/>
+        </w:trPr>
+        <w:tc>
+          <w:tcPr>
+            <w:tcW w:w="2500" w:type="dxa"/>
+            <w:tcBorders>
+              <w:top w:val="single" w:sz="4" w:space="0" w:color="BFBFBF"/>
+              <w:left w:val="single" w:sz="4" w:space="0" w:color="BFBFBF"/>
+              <w:bottom w:val="single" w:sz="4" w:space="0" w:color="BFBFBF"/>
+              <w:right w:val="single" w:sz="4" w:space="0" w:color="BFBFBF"/>
+            </w:tcBorders>
+            <w:shd w:val="clear" w:color="auto" w:fill="F2F2F2"/>
+            <w:tcMar>
+              <w:top w:w="70" w:type="dxa"/>
+              <w:left w:w="110" w:type="dxa"/>
+              <w:bottom w:w="70" w:type="dxa"/>
+              <w:right w:w="110" w:type="dxa"/>
+            </w:tcMar>
+          </w:tcPr>
+          <w:p>
+            <w:r>
+              <w:rPr>
+                <w:b/>
+              </w:rPr>
+              <w:t>How the User Need Is Still Met</w:t>
+            </w:r>
+          </w:p>
+        </w:tc>
+        <w:tc>
+          <w:tcPr>
+            <w:tcW w:w="6860" w:type="dxa"/>
+            <w:tcBorders>
+              <w:top w:val="single" w:sz="4" w:space="0" w:color="BFBFBF"/>
+              <w:left w:val="single" w:sz="4" w:space="0" w:color="BFBFBF"/>
+              <w:bottom w:val="single" w:sz="4" w:space="0" w:color="BFBFBF"/>
+              <w:right w:val="single" w:sz="4" w:space="0" w:color="BFBFBF"/>
+            </w:tcBorders>
+            <w:tcMar>
+              <w:top w:w="70" w:type="dxa"/>
+              <w:left w:w="110" w:type="dxa"/>
+              <w:bottom w:w="70" w:type="dxa"/>
+              <w:right w:w="110" w:type="dxa"/>
+            </w:tcMar>
+          </w:tcPr>
+          <w:p>
+            <w:r>
+              <w:t>the agent still talks to one LLMClient interface, and only ClaudeAdapter knows about Anthropic.</w:t>
+            </w:r>
+          </w:p>
+        </w:tc>
+      </w:tr>
+      <w:tr>
+        <w:trPr>
+          <w:cantSplit/>
+        </w:trPr>
+        <w:tc>
+          <w:tcPr>
+            <w:tcW w:w="2500" w:type="dxa"/>
+            <w:tcBorders>
+              <w:top w:val="single" w:sz="4" w:space="0" w:color="BFBFBF"/>
+              <w:left w:val="single" w:sz="4" w:space="0" w:color="BFBFBF"/>
+              <w:bottom w:val="single" w:sz="4" w:space="0" w:color="BFBFBF"/>
+              <w:right w:val="single" w:sz="4" w:space="0" w:color="BFBFBF"/>
+            </w:tcBorders>
+            <w:shd w:val="clear" w:color="auto" w:fill="F2F2F2"/>
+            <w:tcMar>
+              <w:top w:w="70" w:type="dxa"/>
+              <w:left w:w="110" w:type="dxa"/>
+              <w:bottom w:w="70" w:type="dxa"/>
+              <w:right w:w="110" w:type="dxa"/>
+            </w:tcMar>
+          </w:tcPr>
+          <w:p>
+            <w:r>
+              <w:rPr>
+                <w:b/>
+              </w:rPr>
+              <w:t>Affected Use Cases / Classes / Methods / Patterns</w:t>
+            </w:r>
+          </w:p>
+        </w:tc>
+        <w:tc>
+          <w:tcPr>
+            <w:tcW w:w="6860" w:type="dxa"/>
+            <w:tcBorders>
+              <w:top w:val="single" w:sz="4" w:space="0" w:color="BFBFBF"/>
+              <w:left w:val="single" w:sz="4" w:space="0" w:color="BFBFBF"/>
+              <w:bottom w:val="single" w:sz="4" w:space="0" w:color="BFBFBF"/>
+              <w:right w:val="single" w:sz="4" w:space="0" w:color="BFBFBF"/>
+            </w:tcBorders>
+            <w:tcMar>
+              <w:top w:w="70" w:type="dxa"/>
+              <w:left w:w="110" w:type="dxa"/>
+              <w:bottom w:w="70" w:type="dxa"/>
+              <w:right w:w="110" w:type="dxa"/>
+            </w:tcMar>
+          </w:tcPr>
+          <w:p>
+            <w:r>
+              <w:t>UC01, UC04 to UC08; LLMRequest, LLMResponse, ClaudeAdapter, FakeLLMClient, new LLMMessage, LLMToolCall, LLMToolResult, LLMToolSpec, LLMException; Adapter.</w:t>
+            </w:r>
+          </w:p>
+        </w:tc>
+      </w:tr>
+      <w:tr>
+        <w:trPr>
+          <w:cantSplit/>
+        </w:trPr>
+        <w:tc>
+          <w:tcPr>
+            <w:tcW w:w="2500" w:type="dxa"/>
+            <w:tcBorders>
+              <w:top w:val="single" w:sz="4" w:space="0" w:color="BFBFBF"/>
+              <w:left w:val="single" w:sz="4" w:space="0" w:color="BFBFBF"/>
+              <w:bottom w:val="single" w:sz="4" w:space="0" w:color="BFBFBF"/>
+              <w:right w:val="single" w:sz="4" w:space="0" w:color="BFBFBF"/>
+            </w:tcBorders>
+            <w:shd w:val="clear" w:color="auto" w:fill="F2F2F2"/>
+            <w:tcMar>
+              <w:top w:w="70" w:type="dxa"/>
+              <w:left w:w="110" w:type="dxa"/>
+              <w:bottom w:w="70" w:type="dxa"/>
+              <w:right w:w="110" w:type="dxa"/>
+            </w:tcMar>
+          </w:tcPr>
+          <w:p>
+            <w:r>
+              <w:rPr>
+                <w:b/>
+              </w:rPr>
+              <w:t>Diagrams Updated</w:t>
+            </w:r>
+          </w:p>
+        </w:tc>
+        <w:tc>
+          <w:tcPr>
+            <w:tcW w:w="6860" w:type="dxa"/>
+            <w:tcBorders>
+              <w:top w:val="single" w:sz="4" w:space="0" w:color="BFBFBF"/>
+              <w:left w:val="single" w:sz="4" w:space="0" w:color="BFBFBF"/>
+              <w:bottom w:val="single" w:sz="4" w:space="0" w:color="BFBFBF"/>
+              <w:right w:val="single" w:sz="4" w:space="0" w:color="BFBFBF"/>
+            </w:tcBorders>
+            <w:tcMar>
+              <w:top w:w="70" w:type="dxa"/>
+              <w:left w:w="110" w:type="dxa"/>
+              <w:bottom w:w="70" w:type="dxa"/>
+              <w:right w:w="110" w:type="dxa"/>
+            </w:tcMar>
+          </w:tcPr>
+          <w:p>
+            <w:r>
+              <w:t>figures/class-diagram/08-llm.png. (to be redrawn under figures/stage2/ before submission)</w:t>
+            </w:r>
+          </w:p>
+        </w:tc>
+      </w:tr>
+      <w:tr>
+        <w:trPr>
+          <w:cantSplit/>
+        </w:trPr>
+        <w:tc>
+          <w:tcPr>
+            <w:tcW w:w="2500" w:type="dxa"/>
+            <w:tcBorders>
+              <w:top w:val="single" w:sz="4" w:space="0" w:color="BFBFBF"/>
+              <w:left w:val="single" w:sz="4" w:space="0" w:color="BFBFBF"/>
+              <w:bottom w:val="single" w:sz="4" w:space="0" w:color="BFBFBF"/>
+              <w:right w:val="single" w:sz="4" w:space="0" w:color="BFBFBF"/>
+            </w:tcBorders>
+            <w:shd w:val="clear" w:color="auto" w:fill="F2F2F2"/>
+            <w:tcMar>
+              <w:top w:w="70" w:type="dxa"/>
+              <w:left w:w="110" w:type="dxa"/>
+              <w:bottom w:w="70" w:type="dxa"/>
+              <w:right w:w="110" w:type="dxa"/>
+            </w:tcMar>
+          </w:tcPr>
+          <w:p>
+            <w:r>
+              <w:rPr>
+                <w:b/>
+              </w:rPr>
+              <w:t>Commit(s)</w:t>
+            </w:r>
+          </w:p>
+        </w:tc>
+        <w:tc>
+          <w:tcPr>
+            <w:tcW w:w="6860" w:type="dxa"/>
+            <w:tcBorders>
+              <w:top w:val="single" w:sz="4" w:space="0" w:color="BFBFBF"/>
+              <w:left w:val="single" w:sz="4" w:space="0" w:color="BFBFBF"/>
+              <w:bottom w:val="single" w:sz="4" w:space="0" w:color="BFBFBF"/>
+              <w:right w:val="single" w:sz="4" w:space="0" w:color="BFBFBF"/>
+            </w:tcBorders>
+            <w:tcMar>
+              <w:top w:w="70" w:type="dxa"/>
+              <w:left w:w="110" w:type="dxa"/>
+              <w:bottom w:w="70" w:type="dxa"/>
+              <w:right w:w="110" w:type="dxa"/>
+            </w:tcMar>
+          </w:tcPr>
+          <w:p>
+            <w:r>
+              <w:t>cee9994 (https://github.com/Polarralop/EECS3311Project/commit/cee9994): feat(llm): send requests through ClaudeAdapter with tool-use support</w:t>
+            </w:r>
+          </w:p>
+        </w:tc>
+      </w:tr>
+    </w:tbl>
+    <w:p/>
+    <w:tbl>
+      <w:tblPr>
+        <w:tblLook w:firstColumn="1" w:firstRow="1" w:lastColumn="0" w:lastRow="0" w:noHBand="0" w:noVBand="1" w:val="04A0"/>
+        <w:tblW w:w="9360" w:type="dxa"/>
+      </w:tblPr>
+      <w:tblGrid>
+        <w:gridCol w:w="2500"/>
+        <w:gridCol w:w="6860"/>
+      </w:tblGrid>
+      <w:tr>
+        <w:trPr>
+          <w:cantSplit/>
+        </w:trPr>
+        <w:tc>
+          <w:tcPr>
+            <w:tcW w:w="2500" w:type="dxa"/>
+            <w:tcBorders>
+              <w:top w:val="single" w:sz="4" w:space="0" w:color="BFBFBF"/>
+              <w:left w:val="single" w:sz="4" w:space="0" w:color="BFBFBF"/>
+              <w:bottom w:val="single" w:sz="4" w:space="0" w:color="BFBFBF"/>
+              <w:right w:val="single" w:sz="4" w:space="0" w:color="BFBFBF"/>
+            </w:tcBorders>
+            <w:shd w:val="clear" w:color="auto" w:fill="F2F2F2"/>
+            <w:tcMar>
+              <w:top w:w="70" w:type="dxa"/>
+              <w:left w:w="110" w:type="dxa"/>
+              <w:bottom w:w="70" w:type="dxa"/>
+              <w:right w:w="110" w:type="dxa"/>
+            </w:tcMar>
+          </w:tcPr>
+          <w:p>
+            <w:r>
+              <w:rPr>
+                <w:b/>
+              </w:rPr>
+              <w:t>Original ID</w:t>
+            </w:r>
+          </w:p>
+        </w:tc>
+        <w:tc>
+          <w:tcPr>
+            <w:tcW w:w="6860" w:type="dxa"/>
+            <w:tcBorders>
+              <w:top w:val="single" w:sz="4" w:space="0" w:color="BFBFBF"/>
+              <w:left w:val="single" w:sz="4" w:space="0" w:color="BFBFBF"/>
+              <w:bottom w:val="single" w:sz="4" w:space="0" w:color="BFBFBF"/>
+              <w:right w:val="single" w:sz="4" w:space="0" w:color="BFBFBF"/>
+            </w:tcBorders>
+            <w:tcMar>
+              <w:top w:w="70" w:type="dxa"/>
+              <w:left w:w="110" w:type="dxa"/>
+              <w:bottom w:w="70" w:type="dxa"/>
+              <w:right w:w="110" w:type="dxa"/>
+            </w:tcMar>
+          </w:tcPr>
+          <w:p>
+            <w:r>
+              <w:t>Controller: errors travel as exceptions, and extra management methods</w:t>
+            </w:r>
+          </w:p>
+        </w:tc>
+      </w:tr>
+      <w:tr>
+        <w:trPr>
+          <w:cantSplit/>
+        </w:trPr>
+        <w:tc>
+          <w:tcPr>
+            <w:tcW w:w="2500" w:type="dxa"/>
+            <w:tcBorders>
+              <w:top w:val="single" w:sz="4" w:space="0" w:color="BFBFBF"/>
+              <w:left w:val="single" w:sz="4" w:space="0" w:color="BFBFBF"/>
+              <w:bottom w:val="single" w:sz="4" w:space="0" w:color="BFBFBF"/>
+              <w:right w:val="single" w:sz="4" w:space="0" w:color="BFBFBF"/>
+            </w:tcBorders>
+            <w:shd w:val="clear" w:color="auto" w:fill="F2F2F2"/>
+            <w:tcMar>
+              <w:top w:w="70" w:type="dxa"/>
+              <w:left w:w="110" w:type="dxa"/>
+              <w:bottom w:w="70" w:type="dxa"/>
+              <w:right w:w="110" w:type="dxa"/>
+            </w:tcMar>
+          </w:tcPr>
+          <w:p>
+            <w:r>
+              <w:rPr>
+                <w:b/>
+              </w:rPr>
+              <w:t>Original (Stage 1)</w:t>
+            </w:r>
+          </w:p>
+        </w:tc>
+        <w:tc>
+          <w:tcPr>
+            <w:tcW w:w="6860" w:type="dxa"/>
+            <w:tcBorders>
+              <w:top w:val="single" w:sz="4" w:space="0" w:color="BFBFBF"/>
+              <w:left w:val="single" w:sz="4" w:space="0" w:color="BFBFBF"/>
+              <w:bottom w:val="single" w:sz="4" w:space="0" w:color="BFBFBF"/>
+              <w:right w:val="single" w:sz="4" w:space="0" w:color="BFBFBF"/>
+            </w:tcBorders>
+            <w:tcMar>
+              <w:top w:w="70" w:type="dxa"/>
+              <w:left w:w="110" w:type="dxa"/>
+              <w:bottom w:w="70" w:type="dxa"/>
+              <w:right w:w="110" w:type="dxa"/>
+            </w:tcMar>
+          </w:tcPr>
+          <w:p>
+            <w:r>
+              <w:t>on invalid input the controller "calls showError(message)" on the front end; saveCharacter(character) covers add and edit; the controller lists only the methods named in the sequence diagrams.</w:t>
+            </w:r>
+          </w:p>
+        </w:tc>
+      </w:tr>
+      <w:tr>
+        <w:trPr>
+          <w:cantSplit/>
+        </w:trPr>
+        <w:tc>
+          <w:tcPr>
+            <w:tcW w:w="2500" w:type="dxa"/>
+            <w:tcBorders>
+              <w:top w:val="single" w:sz="4" w:space="0" w:color="BFBFBF"/>
+              <w:left w:val="single" w:sz="4" w:space="0" w:color="BFBFBF"/>
+              <w:bottom w:val="single" w:sz="4" w:space="0" w:color="BFBFBF"/>
+              <w:right w:val="single" w:sz="4" w:space="0" w:color="BFBFBF"/>
+            </w:tcBorders>
+            <w:shd w:val="clear" w:color="auto" w:fill="F2F2F2"/>
+            <w:tcMar>
+              <w:top w:w="70" w:type="dxa"/>
+              <w:left w:w="110" w:type="dxa"/>
+              <w:bottom w:w="70" w:type="dxa"/>
+              <w:right w:w="110" w:type="dxa"/>
+            </w:tcMar>
+          </w:tcPr>
+          <w:p>
+            <w:r>
+              <w:rPr>
+                <w:b/>
+              </w:rPr>
+              <w:t>Implemented</w:t>
+            </w:r>
+          </w:p>
+        </w:tc>
+        <w:tc>
+          <w:tcPr>
+            <w:tcW w:w="6860" w:type="dxa"/>
+            <w:tcBorders>
+              <w:top w:val="single" w:sz="4" w:space="0" w:color="BFBFBF"/>
+              <w:left w:val="single" w:sz="4" w:space="0" w:color="BFBFBF"/>
+              <w:bottom w:val="single" w:sz="4" w:space="0" w:color="BFBFBF"/>
+              <w:right w:val="single" w:sz="4" w:space="0" w:color="BFBFBF"/>
+            </w:tcBorders>
+            <w:tcMar>
+              <w:top w:w="70" w:type="dxa"/>
+              <w:left w:w="110" w:type="dxa"/>
+              <w:bottom w:w="70" w:type="dxa"/>
+              <w:right w:w="110" w:type="dxa"/>
+            </w:tcMar>
+          </w:tcPr>
+          <w:p>
+            <w:r>
+              <w:t>controller methods throw IllegalArgumentException / IllegalStateException (or UncheckedIOException for save files) with a readable message and change nothing; the front end catches it and shows it (StoryCLI.printError, StoryGUI.showError). Validation rules live in the model classes, so every caller gets them. saveCharacter(originalName, character) takes the name being edited (null for a new character) so a rename can be told apart from a new character. Added: addObserver, newSession, getLoreEntry, removeLoreEntry, getCharacter, listCharacters, removeCharacter, addRelationship, removeRelationship, listSessions, canUndo. Until F09 lands, loadSession returns a short deterministic recap (counts of lore, characters and turns) instead of StoryAgent.recap(session).</w:t>
+            </w:r>
+          </w:p>
+        </w:tc>
+      </w:tr>
+      <w:tr>
+        <w:trPr>
+          <w:cantSplit/>
+        </w:trPr>
+        <w:tc>
+          <w:tcPr>
+            <w:tcW w:w="2500" w:type="dxa"/>
+            <w:tcBorders>
+              <w:top w:val="single" w:sz="4" w:space="0" w:color="BFBFBF"/>
+              <w:left w:val="single" w:sz="4" w:space="0" w:color="BFBFBF"/>
+              <w:bottom w:val="single" w:sz="4" w:space="0" w:color="BFBFBF"/>
+              <w:right w:val="single" w:sz="4" w:space="0" w:color="BFBFBF"/>
+            </w:tcBorders>
+            <w:shd w:val="clear" w:color="auto" w:fill="F2F2F2"/>
+            <w:tcMar>
+              <w:top w:w="70" w:type="dxa"/>
+              <w:left w:w="110" w:type="dxa"/>
+              <w:bottom w:w="70" w:type="dxa"/>
+              <w:right w:w="110" w:type="dxa"/>
+            </w:tcMar>
+          </w:tcPr>
+          <w:p>
+            <w:r>
+              <w:rPr>
+                <w:b/>
+              </w:rPr>
+              <w:t>What Changed and Why</w:t>
+            </w:r>
+          </w:p>
+        </w:tc>
+        <w:tc>
+          <w:tcPr>
+            <w:tcW w:w="6860" w:type="dxa"/>
+            <w:tcBorders>
+              <w:top w:val="single" w:sz="4" w:space="0" w:color="BFBFBF"/>
+              <w:left w:val="single" w:sz="4" w:space="0" w:color="BFBFBF"/>
+              <w:bottom w:val="single" w:sz="4" w:space="0" w:color="BFBFBF"/>
+              <w:right w:val="single" w:sz="4" w:space="0" w:color="BFBFBF"/>
+            </w:tcBorders>
+            <w:tcMar>
+              <w:top w:w="70" w:type="dxa"/>
+              <w:left w:w="110" w:type="dxa"/>
+              <w:bottom w:w="70" w:type="dxa"/>
+              <w:right w:w="110" w:type="dxa"/>
+            </w:tcMar>
+          </w:tcPr>
+          <w:p>
+            <w:r>
+              <w:t>the controller does not hold a reference to a particular front end (two can be open), so returning the error to the caller is simpler than calling back into one view. Edit and remove were part of UC02 and UC03 but had no controller methods.</w:t>
+            </w:r>
+          </w:p>
+        </w:tc>
+      </w:tr>
+      <w:tr>
+        <w:trPr>
+          <w:cantSplit/>
+        </w:trPr>
+        <w:tc>
+          <w:tcPr>
+            <w:tcW w:w="2500" w:type="dxa"/>
+            <w:tcBorders>
+              <w:top w:val="single" w:sz="4" w:space="0" w:color="BFBFBF"/>
+              <w:left w:val="single" w:sz="4" w:space="0" w:color="BFBFBF"/>
+              <w:bottom w:val="single" w:sz="4" w:space="0" w:color="BFBFBF"/>
+              <w:right w:val="single" w:sz="4" w:space="0" w:color="BFBFBF"/>
+            </w:tcBorders>
+            <w:shd w:val="clear" w:color="auto" w:fill="F2F2F2"/>
+            <w:tcMar>
+              <w:top w:w="70" w:type="dxa"/>
+              <w:left w:w="110" w:type="dxa"/>
+              <w:bottom w:w="70" w:type="dxa"/>
+              <w:right w:w="110" w:type="dxa"/>
+            </w:tcMar>
+          </w:tcPr>
+          <w:p>
+            <w:r>
+              <w:rPr>
+                <w:b/>
+              </w:rPr>
+              <w:t>How the User Need Is Still Met</w:t>
+            </w:r>
+          </w:p>
+        </w:tc>
+        <w:tc>
+          <w:tcPr>
+            <w:tcW w:w="6860" w:type="dxa"/>
+            <w:tcBorders>
+              <w:top w:val="single" w:sz="4" w:space="0" w:color="BFBFBF"/>
+              <w:left w:val="single" w:sz="4" w:space="0" w:color="BFBFBF"/>
+              <w:bottom w:val="single" w:sz="4" w:space="0" w:color="BFBFBF"/>
+              <w:right w:val="single" w:sz="4" w:space="0" w:color="BFBFBF"/>
+            </w:tcBorders>
+            <w:tcMar>
+              <w:top w:w="70" w:type="dxa"/>
+              <w:left w:w="110" w:type="dxa"/>
+              <w:bottom w:w="70" w:type="dxa"/>
+              <w:right w:w="110" w:type="dxa"/>
+            </w:tcMar>
+          </w:tcPr>
+          <w:p>
+            <w:r>
+              <w:t>the user sees the same error messages and nothing changes on an error.</w:t>
+            </w:r>
+          </w:p>
+        </w:tc>
+      </w:tr>
+      <w:tr>
+        <w:trPr>
+          <w:cantSplit/>
+        </w:trPr>
+        <w:tc>
+          <w:tcPr>
+            <w:tcW w:w="2500" w:type="dxa"/>
+            <w:tcBorders>
+              <w:top w:val="single" w:sz="4" w:space="0" w:color="BFBFBF"/>
+              <w:left w:val="single" w:sz="4" w:space="0" w:color="BFBFBF"/>
+              <w:bottom w:val="single" w:sz="4" w:space="0" w:color="BFBFBF"/>
+              <w:right w:val="single" w:sz="4" w:space="0" w:color="BFBFBF"/>
+            </w:tcBorders>
+            <w:shd w:val="clear" w:color="auto" w:fill="F2F2F2"/>
+            <w:tcMar>
+              <w:top w:w="70" w:type="dxa"/>
+              <w:left w:w="110" w:type="dxa"/>
+              <w:bottom w:w="70" w:type="dxa"/>
+              <w:right w:w="110" w:type="dxa"/>
+            </w:tcMar>
+          </w:tcPr>
+          <w:p>
+            <w:r>
+              <w:rPr>
+                <w:b/>
+              </w:rPr>
+              <w:t>Affected Use Cases / Classes / Methods / Patterns</w:t>
+            </w:r>
+          </w:p>
+        </w:tc>
+        <w:tc>
+          <w:tcPr>
+            <w:tcW w:w="6860" w:type="dxa"/>
+            <w:tcBorders>
+              <w:top w:val="single" w:sz="4" w:space="0" w:color="BFBFBF"/>
+              <w:left w:val="single" w:sz="4" w:space="0" w:color="BFBFBF"/>
+              <w:bottom w:val="single" w:sz="4" w:space="0" w:color="BFBFBF"/>
+              <w:right w:val="single" w:sz="4" w:space="0" w:color="BFBFBF"/>
+            </w:tcBorders>
+            <w:tcMar>
+              <w:top w:w="70" w:type="dxa"/>
+              <w:left w:w="110" w:type="dxa"/>
+              <w:bottom w:w="70" w:type="dxa"/>
+              <w:right w:w="110" w:type="dxa"/>
+            </w:tcMar>
+          </w:tcPr>
+          <w:p>
+            <w:r>
+              <w:t>UC02, UC03, UC07; StoryController, StoryCLI; MVC.</w:t>
+            </w:r>
+          </w:p>
+        </w:tc>
+      </w:tr>
+      <w:tr>
+        <w:trPr>
+          <w:cantSplit/>
+        </w:trPr>
+        <w:tc>
+          <w:tcPr>
+            <w:tcW w:w="2500" w:type="dxa"/>
+            <w:tcBorders>
+              <w:top w:val="single" w:sz="4" w:space="0" w:color="BFBFBF"/>
+              <w:left w:val="single" w:sz="4" w:space="0" w:color="BFBFBF"/>
+              <w:bottom w:val="single" w:sz="4" w:space="0" w:color="BFBFBF"/>
+              <w:right w:val="single" w:sz="4" w:space="0" w:color="BFBFBF"/>
+            </w:tcBorders>
+            <w:shd w:val="clear" w:color="auto" w:fill="F2F2F2"/>
+            <w:tcMar>
+              <w:top w:w="70" w:type="dxa"/>
+              <w:left w:w="110" w:type="dxa"/>
+              <w:bottom w:w="70" w:type="dxa"/>
+              <w:right w:w="110" w:type="dxa"/>
+            </w:tcMar>
+          </w:tcPr>
+          <w:p>
+            <w:r>
+              <w:rPr>
+                <w:b/>
+              </w:rPr>
+              <w:t>Diagrams Updated</w:t>
+            </w:r>
+          </w:p>
+        </w:tc>
+        <w:tc>
+          <w:tcPr>
+            <w:tcW w:w="6860" w:type="dxa"/>
+            <w:tcBorders>
+              <w:top w:val="single" w:sz="4" w:space="0" w:color="BFBFBF"/>
+              <w:left w:val="single" w:sz="4" w:space="0" w:color="BFBFBF"/>
+              <w:bottom w:val="single" w:sz="4" w:space="0" w:color="BFBFBF"/>
+              <w:right w:val="single" w:sz="4" w:space="0" w:color="BFBFBF"/>
+            </w:tcBorders>
+            <w:tcMar>
+              <w:top w:w="70" w:type="dxa"/>
+              <w:left w:w="110" w:type="dxa"/>
+              <w:bottom w:w="70" w:type="dxa"/>
+              <w:right w:w="110" w:type="dxa"/>
+            </w:tcMar>
+          </w:tcPr>
+          <w:p>
+            <w:r>
+              <w:t>figures/class-diagram/03-controller.png; SD03 and SD09 show showError called by the controller. (to be redrawn under figures/stage2/ before submission)</w:t>
+            </w:r>
+          </w:p>
+        </w:tc>
+      </w:tr>
+      <w:tr>
+        <w:trPr>
+          <w:cantSplit/>
+        </w:trPr>
+        <w:tc>
+          <w:tcPr>
+            <w:tcW w:w="2500" w:type="dxa"/>
+            <w:tcBorders>
+              <w:top w:val="single" w:sz="4" w:space="0" w:color="BFBFBF"/>
+              <w:left w:val="single" w:sz="4" w:space="0" w:color="BFBFBF"/>
+              <w:bottom w:val="single" w:sz="4" w:space="0" w:color="BFBFBF"/>
+              <w:right w:val="single" w:sz="4" w:space="0" w:color="BFBFBF"/>
+            </w:tcBorders>
+            <w:shd w:val="clear" w:color="auto" w:fill="F2F2F2"/>
+            <w:tcMar>
+              <w:top w:w="70" w:type="dxa"/>
+              <w:left w:w="110" w:type="dxa"/>
+              <w:bottom w:w="70" w:type="dxa"/>
+              <w:right w:w="110" w:type="dxa"/>
+            </w:tcMar>
+          </w:tcPr>
+          <w:p>
+            <w:r>
+              <w:rPr>
+                <w:b/>
+              </w:rPr>
+              <w:t>Commit(s)</w:t>
+            </w:r>
+          </w:p>
+        </w:tc>
+        <w:tc>
+          <w:tcPr>
+            <w:tcW w:w="6860" w:type="dxa"/>
+            <w:tcBorders>
+              <w:top w:val="single" w:sz="4" w:space="0" w:color="BFBFBF"/>
+              <w:left w:val="single" w:sz="4" w:space="0" w:color="BFBFBF"/>
+              <w:bottom w:val="single" w:sz="4" w:space="0" w:color="BFBFBF"/>
+              <w:right w:val="single" w:sz="4" w:space="0" w:color="BFBFBF"/>
+            </w:tcBorders>
+            <w:tcMar>
+              <w:top w:w="70" w:type="dxa"/>
+              <w:left w:w="110" w:type="dxa"/>
+              <w:bottom w:w="70" w:type="dxa"/>
+              <w:right w:w="110" w:type="dxa"/>
+            </w:tcMar>
+          </w:tcPr>
+          <w:p>
+            <w:r>
+              <w:t>c749429 (https://github.com/Polarralop/EECS3311Project/commit/c749429): feat(controller): expose lore, characters and save/load in StoryCLI</w:t>
             </w:r>
           </w:p>
         </w:tc>
@@ -15502,17 +17572,7 @@
           </w:tcPr>
           <w:p>
             <w:r>
-              <w:rPr>
-                <w:i w:val="0"/>
-              </w:rPr>
-              <w:t xml:space="preserve">Project scaffolding (Maven build, class skeletons, AGENTS.md, docs logs); Stage 2 report scaffold; </w:t>
-            </w:r>
-            <w:r>
-              <w:rPr>
-                <w:i/>
-                <w:color w:val="7F7F7F"/>
-              </w:rPr>
-              <w:t>[features and classes as they are built]</w:t>
+              <w:t>Project scaffolding; Stage 2 report scaffold; week 1 implementation (model, F02, F03, F11, ClaudeAdapter, controller, CLI and GUI tabs, with tests and docs)</w:t>
             </w:r>
           </w:p>
         </w:tc>
@@ -15534,11 +17594,7 @@
           </w:tcPr>
           <w:p>
             <w:r>
-              <w:rPr>
-                <w:i/>
-                <w:color w:val="7F7F7F"/>
-              </w:rPr>
-              <w:t>[Total]</w:t>
+              <w:t>~11.6M input incl. cache reads, ~145K output (three sessions to Oct 20)</w:t>
             </w:r>
           </w:p>
         </w:tc>
@@ -15560,11 +17616,7 @@
           </w:tcPr>
           <w:p>
             <w:r>
-              <w:rPr>
-                <w:i/>
-                <w:color w:val="7F7F7F"/>
-              </w:rPr>
-              <w:t>[Total]</w:t>
+              <w:t>~$7.00</w:t>
             </w:r>
           </w:p>
         </w:tc>
@@ -16286,11 +18338,7 @@
           </w:tcPr>
           <w:p>
             <w:r>
-              <w:rPr>
-                <w:i/>
-                <w:color w:val="7F7F7F"/>
-              </w:rPr>
-              <w:t>[short hash, linked]</w:t>
+              <w:t>64aa840 (https://github.com/Polarralop/EECS3311Project/commit/64aa840)</w:t>
             </w:r>
           </w:p>
         </w:tc>
@@ -16312,11 +18360,7 @@
           </w:tcPr>
           <w:p>
             <w:r>
-              <w:rPr>
-                <w:i/>
-                <w:color w:val="7F7F7F"/>
-              </w:rPr>
-              <w:t>[Conventional Commit description]</w:t>
+              <w:t>feat(model): add lore entries with tag, search and pin in LoreBook</w:t>
             </w:r>
           </w:p>
         </w:tc>
@@ -16338,11 +18382,472 @@
           </w:tcPr>
           <w:p>
             <w:r>
-              <w:rPr>
-                <w:i/>
-                <w:color w:val="7F7F7F"/>
-              </w:rPr>
-              <w:t>[F04]</w:t>
+              <w:t>F02</w:t>
+            </w:r>
+          </w:p>
+        </w:tc>
+      </w:tr>
+      <w:tr>
+        <w:trPr>
+          <w:cantSplit/>
+        </w:trPr>
+        <w:tc>
+          <w:tcPr>
+            <w:tcW w:w="600" w:type="dxa"/>
+            <w:tcBorders>
+              <w:top w:val="single" w:sz="4" w:space="0" w:color="BFBFBF"/>
+              <w:left w:val="single" w:sz="4" w:space="0" w:color="BFBFBF"/>
+              <w:bottom w:val="single" w:sz="4" w:space="0" w:color="BFBFBF"/>
+              <w:right w:val="single" w:sz="4" w:space="0" w:color="BFBFBF"/>
+            </w:tcBorders>
+            <w:tcMar>
+              <w:top w:w="70" w:type="dxa"/>
+              <w:left w:w="110" w:type="dxa"/>
+              <w:bottom w:w="70" w:type="dxa"/>
+              <w:right w:w="110" w:type="dxa"/>
+            </w:tcMar>
+          </w:tcPr>
+          <w:p>
+            <w:r>
+              <w:t>2</w:t>
+            </w:r>
+          </w:p>
+        </w:tc>
+        <w:tc>
+          <w:tcPr>
+            <w:tcW w:w="2000" w:type="dxa"/>
+            <w:tcBorders>
+              <w:top w:val="single" w:sz="4" w:space="0" w:color="BFBFBF"/>
+              <w:left w:val="single" w:sz="4" w:space="0" w:color="BFBFBF"/>
+              <w:bottom w:val="single" w:sz="4" w:space="0" w:color="BFBFBF"/>
+              <w:right w:val="single" w:sz="4" w:space="0" w:color="BFBFBF"/>
+            </w:tcBorders>
+            <w:tcMar>
+              <w:top w:w="70" w:type="dxa"/>
+              <w:left w:w="110" w:type="dxa"/>
+              <w:bottom w:w="70" w:type="dxa"/>
+              <w:right w:w="110" w:type="dxa"/>
+            </w:tcMar>
+          </w:tcPr>
+          <w:p>
+            <w:r>
+              <w:t>a80fa3a (https://github.com/Polarralop/EECS3311Project/commit/a80fa3a)</w:t>
+            </w:r>
+          </w:p>
+        </w:tc>
+        <w:tc>
+          <w:tcPr>
+            <w:tcW w:w="5160" w:type="dxa"/>
+            <w:tcBorders>
+              <w:top w:val="single" w:sz="4" w:space="0" w:color="BFBFBF"/>
+              <w:left w:val="single" w:sz="4" w:space="0" w:color="BFBFBF"/>
+              <w:bottom w:val="single" w:sz="4" w:space="0" w:color="BFBFBF"/>
+              <w:right w:val="single" w:sz="4" w:space="0" w:color="BFBFBF"/>
+            </w:tcBorders>
+            <w:tcMar>
+              <w:top w:w="70" w:type="dxa"/>
+              <w:left w:w="110" w:type="dxa"/>
+              <w:bottom w:w="70" w:type="dxa"/>
+              <w:right w:w="110" w:type="dxa"/>
+            </w:tcMar>
+          </w:tcPr>
+          <w:p>
+            <w:r>
+              <w:t>feat(model): manage characters and relationships in StorySession</w:t>
+            </w:r>
+          </w:p>
+        </w:tc>
+        <w:tc>
+          <w:tcPr>
+            <w:tcW w:w="1600" w:type="dxa"/>
+            <w:tcBorders>
+              <w:top w:val="single" w:sz="4" w:space="0" w:color="BFBFBF"/>
+              <w:left w:val="single" w:sz="4" w:space="0" w:color="BFBFBF"/>
+              <w:bottom w:val="single" w:sz="4" w:space="0" w:color="BFBFBF"/>
+              <w:right w:val="single" w:sz="4" w:space="0" w:color="BFBFBF"/>
+            </w:tcBorders>
+            <w:tcMar>
+              <w:top w:w="70" w:type="dxa"/>
+              <w:left w:w="110" w:type="dxa"/>
+              <w:bottom w:w="70" w:type="dxa"/>
+              <w:right w:w="110" w:type="dxa"/>
+            </w:tcMar>
+          </w:tcPr>
+          <w:p>
+            <w:r>
+              <w:t>F03</w:t>
+            </w:r>
+          </w:p>
+        </w:tc>
+      </w:tr>
+      <w:tr>
+        <w:trPr>
+          <w:cantSplit/>
+        </w:trPr>
+        <w:tc>
+          <w:tcPr>
+            <w:tcW w:w="600" w:type="dxa"/>
+            <w:tcBorders>
+              <w:top w:val="single" w:sz="4" w:space="0" w:color="BFBFBF"/>
+              <w:left w:val="single" w:sz="4" w:space="0" w:color="BFBFBF"/>
+              <w:bottom w:val="single" w:sz="4" w:space="0" w:color="BFBFBF"/>
+              <w:right w:val="single" w:sz="4" w:space="0" w:color="BFBFBF"/>
+            </w:tcBorders>
+            <w:tcMar>
+              <w:top w:w="70" w:type="dxa"/>
+              <w:left w:w="110" w:type="dxa"/>
+              <w:bottom w:w="70" w:type="dxa"/>
+              <w:right w:w="110" w:type="dxa"/>
+            </w:tcMar>
+          </w:tcPr>
+          <w:p>
+            <w:r>
+              <w:t>3</w:t>
+            </w:r>
+          </w:p>
+        </w:tc>
+        <w:tc>
+          <w:tcPr>
+            <w:tcW w:w="2000" w:type="dxa"/>
+            <w:tcBorders>
+              <w:top w:val="single" w:sz="4" w:space="0" w:color="BFBFBF"/>
+              <w:left w:val="single" w:sz="4" w:space="0" w:color="BFBFBF"/>
+              <w:bottom w:val="single" w:sz="4" w:space="0" w:color="BFBFBF"/>
+              <w:right w:val="single" w:sz="4" w:space="0" w:color="BFBFBF"/>
+            </w:tcBorders>
+            <w:tcMar>
+              <w:top w:w="70" w:type="dxa"/>
+              <w:left w:w="110" w:type="dxa"/>
+              <w:bottom w:w="70" w:type="dxa"/>
+              <w:right w:w="110" w:type="dxa"/>
+            </w:tcMar>
+          </w:tcPr>
+          <w:p>
+            <w:r>
+              <w:t>957b423 (https://github.com/Polarralop/EECS3311Project/commit/957b423)</w:t>
+            </w:r>
+          </w:p>
+        </w:tc>
+        <w:tc>
+          <w:tcPr>
+            <w:tcW w:w="5160" w:type="dxa"/>
+            <w:tcBorders>
+              <w:top w:val="single" w:sz="4" w:space="0" w:color="BFBFBF"/>
+              <w:left w:val="single" w:sz="4" w:space="0" w:color="BFBFBF"/>
+              <w:bottom w:val="single" w:sz="4" w:space="0" w:color="BFBFBF"/>
+              <w:right w:val="single" w:sz="4" w:space="0" w:color="BFBFBF"/>
+            </w:tcBorders>
+            <w:tcMar>
+              <w:top w:w="70" w:type="dxa"/>
+              <w:left w:w="110" w:type="dxa"/>
+              <w:bottom w:w="70" w:type="dxa"/>
+              <w:right w:w="110" w:type="dxa"/>
+            </w:tcMar>
+          </w:tcPr>
+          <w:p>
+            <w:r>
+              <w:t>feat(model): notify StoryObserver on session changes</w:t>
+            </w:r>
+          </w:p>
+        </w:tc>
+        <w:tc>
+          <w:tcPr>
+            <w:tcW w:w="1600" w:type="dxa"/>
+            <w:tcBorders>
+              <w:top w:val="single" w:sz="4" w:space="0" w:color="BFBFBF"/>
+              <w:left w:val="single" w:sz="4" w:space="0" w:color="BFBFBF"/>
+              <w:bottom w:val="single" w:sz="4" w:space="0" w:color="BFBFBF"/>
+              <w:right w:val="single" w:sz="4" w:space="0" w:color="BFBFBF"/>
+            </w:tcBorders>
+            <w:tcMar>
+              <w:top w:w="70" w:type="dxa"/>
+              <w:left w:w="110" w:type="dxa"/>
+              <w:bottom w:w="70" w:type="dxa"/>
+              <w:right w:w="110" w:type="dxa"/>
+            </w:tcMar>
+          </w:tcPr>
+          <w:p>
+            <w:r>
+              <w:t>F04, F05, F07, F09, F10 (model, Observer)</w:t>
+            </w:r>
+          </w:p>
+        </w:tc>
+      </w:tr>
+      <w:tr>
+        <w:trPr>
+          <w:cantSplit/>
+        </w:trPr>
+        <w:tc>
+          <w:tcPr>
+            <w:tcW w:w="600" w:type="dxa"/>
+            <w:tcBorders>
+              <w:top w:val="single" w:sz="4" w:space="0" w:color="BFBFBF"/>
+              <w:left w:val="single" w:sz="4" w:space="0" w:color="BFBFBF"/>
+              <w:bottom w:val="single" w:sz="4" w:space="0" w:color="BFBFBF"/>
+              <w:right w:val="single" w:sz="4" w:space="0" w:color="BFBFBF"/>
+            </w:tcBorders>
+            <w:tcMar>
+              <w:top w:w="70" w:type="dxa"/>
+              <w:left w:w="110" w:type="dxa"/>
+              <w:bottom w:w="70" w:type="dxa"/>
+              <w:right w:w="110" w:type="dxa"/>
+            </w:tcMar>
+          </w:tcPr>
+          <w:p>
+            <w:r>
+              <w:t>4</w:t>
+            </w:r>
+          </w:p>
+        </w:tc>
+        <w:tc>
+          <w:tcPr>
+            <w:tcW w:w="2000" w:type="dxa"/>
+            <w:tcBorders>
+              <w:top w:val="single" w:sz="4" w:space="0" w:color="BFBFBF"/>
+              <w:left w:val="single" w:sz="4" w:space="0" w:color="BFBFBF"/>
+              <w:bottom w:val="single" w:sz="4" w:space="0" w:color="BFBFBF"/>
+              <w:right w:val="single" w:sz="4" w:space="0" w:color="BFBFBF"/>
+            </w:tcBorders>
+            <w:tcMar>
+              <w:top w:w="70" w:type="dxa"/>
+              <w:left w:w="110" w:type="dxa"/>
+              <w:bottom w:w="70" w:type="dxa"/>
+              <w:right w:w="110" w:type="dxa"/>
+            </w:tcMar>
+          </w:tcPr>
+          <w:p>
+            <w:r>
+              <w:t>0913872 (https://github.com/Polarralop/EECS3311Project/commit/0913872)</w:t>
+            </w:r>
+          </w:p>
+        </w:tc>
+        <w:tc>
+          <w:tcPr>
+            <w:tcW w:w="5160" w:type="dxa"/>
+            <w:tcBorders>
+              <w:top w:val="single" w:sz="4" w:space="0" w:color="BFBFBF"/>
+              <w:left w:val="single" w:sz="4" w:space="0" w:color="BFBFBF"/>
+              <w:bottom w:val="single" w:sz="4" w:space="0" w:color="BFBFBF"/>
+              <w:right w:val="single" w:sz="4" w:space="0" w:color="BFBFBF"/>
+            </w:tcBorders>
+            <w:tcMar>
+              <w:top w:w="70" w:type="dxa"/>
+              <w:left w:w="110" w:type="dxa"/>
+              <w:bottom w:w="70" w:type="dxa"/>
+              <w:right w:w="110" w:type="dxa"/>
+            </w:tcMar>
+          </w:tcPr>
+          <w:p>
+            <w:r>
+              <w:t>feat(persistence): save and load sessions as JSON</w:t>
+            </w:r>
+          </w:p>
+        </w:tc>
+        <w:tc>
+          <w:tcPr>
+            <w:tcW w:w="1600" w:type="dxa"/>
+            <w:tcBorders>
+              <w:top w:val="single" w:sz="4" w:space="0" w:color="BFBFBF"/>
+              <w:left w:val="single" w:sz="4" w:space="0" w:color="BFBFBF"/>
+              <w:bottom w:val="single" w:sz="4" w:space="0" w:color="BFBFBF"/>
+              <w:right w:val="single" w:sz="4" w:space="0" w:color="BFBFBF"/>
+            </w:tcBorders>
+            <w:tcMar>
+              <w:top w:w="70" w:type="dxa"/>
+              <w:left w:w="110" w:type="dxa"/>
+              <w:bottom w:w="70" w:type="dxa"/>
+              <w:right w:w="110" w:type="dxa"/>
+            </w:tcMar>
+          </w:tcPr>
+          <w:p>
+            <w:r>
+              <w:t>F11</w:t>
+            </w:r>
+          </w:p>
+        </w:tc>
+      </w:tr>
+      <w:tr>
+        <w:trPr>
+          <w:cantSplit/>
+        </w:trPr>
+        <w:tc>
+          <w:tcPr>
+            <w:tcW w:w="600" w:type="dxa"/>
+            <w:tcBorders>
+              <w:top w:val="single" w:sz="4" w:space="0" w:color="BFBFBF"/>
+              <w:left w:val="single" w:sz="4" w:space="0" w:color="BFBFBF"/>
+              <w:bottom w:val="single" w:sz="4" w:space="0" w:color="BFBFBF"/>
+              <w:right w:val="single" w:sz="4" w:space="0" w:color="BFBFBF"/>
+            </w:tcBorders>
+            <w:tcMar>
+              <w:top w:w="70" w:type="dxa"/>
+              <w:left w:w="110" w:type="dxa"/>
+              <w:bottom w:w="70" w:type="dxa"/>
+              <w:right w:w="110" w:type="dxa"/>
+            </w:tcMar>
+          </w:tcPr>
+          <w:p>
+            <w:r>
+              <w:t>5</w:t>
+            </w:r>
+          </w:p>
+        </w:tc>
+        <w:tc>
+          <w:tcPr>
+            <w:tcW w:w="2000" w:type="dxa"/>
+            <w:tcBorders>
+              <w:top w:val="single" w:sz="4" w:space="0" w:color="BFBFBF"/>
+              <w:left w:val="single" w:sz="4" w:space="0" w:color="BFBFBF"/>
+              <w:bottom w:val="single" w:sz="4" w:space="0" w:color="BFBFBF"/>
+              <w:right w:val="single" w:sz="4" w:space="0" w:color="BFBFBF"/>
+            </w:tcBorders>
+            <w:tcMar>
+              <w:top w:w="70" w:type="dxa"/>
+              <w:left w:w="110" w:type="dxa"/>
+              <w:bottom w:w="70" w:type="dxa"/>
+              <w:right w:w="110" w:type="dxa"/>
+            </w:tcMar>
+          </w:tcPr>
+          <w:p>
+            <w:r>
+              <w:t>cee9994 (https://github.com/Polarralop/EECS3311Project/commit/cee9994)</w:t>
+            </w:r>
+          </w:p>
+        </w:tc>
+        <w:tc>
+          <w:tcPr>
+            <w:tcW w:w="5160" w:type="dxa"/>
+            <w:tcBorders>
+              <w:top w:val="single" w:sz="4" w:space="0" w:color="BFBFBF"/>
+              <w:left w:val="single" w:sz="4" w:space="0" w:color="BFBFBF"/>
+              <w:bottom w:val="single" w:sz="4" w:space="0" w:color="BFBFBF"/>
+              <w:right w:val="single" w:sz="4" w:space="0" w:color="BFBFBF"/>
+            </w:tcBorders>
+            <w:tcMar>
+              <w:top w:w="70" w:type="dxa"/>
+              <w:left w:w="110" w:type="dxa"/>
+              <w:bottom w:w="70" w:type="dxa"/>
+              <w:right w:w="110" w:type="dxa"/>
+            </w:tcMar>
+          </w:tcPr>
+          <w:p>
+            <w:r>
+              <w:t>feat(llm): send requests through ClaudeAdapter with tool-use support</w:t>
+            </w:r>
+          </w:p>
+        </w:tc>
+        <w:tc>
+          <w:tcPr>
+            <w:tcW w:w="1600" w:type="dxa"/>
+            <w:tcBorders>
+              <w:top w:val="single" w:sz="4" w:space="0" w:color="BFBFBF"/>
+              <w:left w:val="single" w:sz="4" w:space="0" w:color="BFBFBF"/>
+              <w:bottom w:val="single" w:sz="4" w:space="0" w:color="BFBFBF"/>
+              <w:right w:val="single" w:sz="4" w:space="0" w:color="BFBFBF"/>
+            </w:tcBorders>
+            <w:tcMar>
+              <w:top w:w="70" w:type="dxa"/>
+              <w:left w:w="110" w:type="dxa"/>
+              <w:bottom w:w="70" w:type="dxa"/>
+              <w:right w:w="110" w:type="dxa"/>
+            </w:tcMar>
+          </w:tcPr>
+          <w:p>
+            <w:r>
+              <w:t>F04 (Adapter)</w:t>
+            </w:r>
+          </w:p>
+        </w:tc>
+      </w:tr>
+      <w:tr>
+        <w:trPr>
+          <w:cantSplit/>
+        </w:trPr>
+        <w:tc>
+          <w:tcPr>
+            <w:tcW w:w="600" w:type="dxa"/>
+            <w:tcBorders>
+              <w:top w:val="single" w:sz="4" w:space="0" w:color="BFBFBF"/>
+              <w:left w:val="single" w:sz="4" w:space="0" w:color="BFBFBF"/>
+              <w:bottom w:val="single" w:sz="4" w:space="0" w:color="BFBFBF"/>
+              <w:right w:val="single" w:sz="4" w:space="0" w:color="BFBFBF"/>
+            </w:tcBorders>
+            <w:tcMar>
+              <w:top w:w="70" w:type="dxa"/>
+              <w:left w:w="110" w:type="dxa"/>
+              <w:bottom w:w="70" w:type="dxa"/>
+              <w:right w:w="110" w:type="dxa"/>
+            </w:tcMar>
+          </w:tcPr>
+          <w:p>
+            <w:r>
+              <w:t>6</w:t>
+            </w:r>
+          </w:p>
+        </w:tc>
+        <w:tc>
+          <w:tcPr>
+            <w:tcW w:w="2000" w:type="dxa"/>
+            <w:tcBorders>
+              <w:top w:val="single" w:sz="4" w:space="0" w:color="BFBFBF"/>
+              <w:left w:val="single" w:sz="4" w:space="0" w:color="BFBFBF"/>
+              <w:bottom w:val="single" w:sz="4" w:space="0" w:color="BFBFBF"/>
+              <w:right w:val="single" w:sz="4" w:space="0" w:color="BFBFBF"/>
+            </w:tcBorders>
+            <w:tcMar>
+              <w:top w:w="70" w:type="dxa"/>
+              <w:left w:w="110" w:type="dxa"/>
+              <w:bottom w:w="70" w:type="dxa"/>
+              <w:right w:w="110" w:type="dxa"/>
+            </w:tcMar>
+          </w:tcPr>
+          <w:p>
+            <w:r>
+              <w:t>c749429 (https://github.com/Polarralop/EECS3311Project/commit/c749429)</w:t>
+            </w:r>
+          </w:p>
+        </w:tc>
+        <w:tc>
+          <w:tcPr>
+            <w:tcW w:w="5160" w:type="dxa"/>
+            <w:tcBorders>
+              <w:top w:val="single" w:sz="4" w:space="0" w:color="BFBFBF"/>
+              <w:left w:val="single" w:sz="4" w:space="0" w:color="BFBFBF"/>
+              <w:bottom w:val="single" w:sz="4" w:space="0" w:color="BFBFBF"/>
+              <w:right w:val="single" w:sz="4" w:space="0" w:color="BFBFBF"/>
+            </w:tcBorders>
+            <w:tcMar>
+              <w:top w:w="70" w:type="dxa"/>
+              <w:left w:w="110" w:type="dxa"/>
+              <w:bottom w:w="70" w:type="dxa"/>
+              <w:right w:w="110" w:type="dxa"/>
+            </w:tcMar>
+          </w:tcPr>
+          <w:p>
+            <w:r>
+              <w:t>feat(controller): expose lore, characters and save/load in StoryCLI</w:t>
+            </w:r>
+          </w:p>
+        </w:tc>
+        <w:tc>
+          <w:tcPr>
+            <w:tcW w:w="1600" w:type="dxa"/>
+            <w:tcBorders>
+              <w:top w:val="single" w:sz="4" w:space="0" w:color="BFBFBF"/>
+              <w:left w:val="single" w:sz="4" w:space="0" w:color="BFBFBF"/>
+              <w:bottom w:val="single" w:sz="4" w:space="0" w:color="BFBFBF"/>
+              <w:right w:val="single" w:sz="4" w:space="0" w:color="BFBFBF"/>
+            </w:tcBorders>
+            <w:tcMar>
+              <w:top w:w="70" w:type="dxa"/>
+              <w:left w:w="110" w:type="dxa"/>
+              <w:bottom w:w="70" w:type="dxa"/>
+              <w:right w:w="110" w:type="dxa"/>
+            </w:tcMar>
+          </w:tcPr>
+          <w:p>
+            <w:r>
+              <w:t>F02, F03, F11 (MVC)</w:t>
             </w:r>
           </w:p>
         </w:tc>
@@ -16358,11 +18863,7 @@
         <w:spacing w:after="120"/>
       </w:pPr>
       <w:r>
-        <w:rPr>
-          <w:i/>
-          <w:color w:val="7F7F7F"/>
-        </w:rPr>
-        <w:t>[Count: N meaningful code commits.]</w:t>
+        <w:t>Count so far: 6 meaningful code commits on Oct 20 (the GUI commit that adds this table is the 7th and is logged in the next commit).</w:t>
       </w:r>
     </w:p>
     <w:p>
@@ -17040,11 +19541,82 @@
           </w:tcPr>
           <w:p>
             <w:r>
+              <w:t>91 tests, all passing (Oct 20, 2026). ClaudeAdapterTest runs the adapter against a local HTTP server that plays the Messages API; no test makes a paid call.</w:t>
+            </w:r>
+          </w:p>
+        </w:tc>
+      </w:tr>
+      <w:tr>
+        <w:trPr>
+          <w:cantSplit/>
+        </w:trPr>
+        <w:tc>
+          <w:tcPr>
+            <w:tcW w:w="2300" w:type="dxa"/>
+            <w:tcBorders>
+              <w:top w:val="single" w:sz="4" w:space="0" w:color="BFBFBF"/>
+              <w:left w:val="single" w:sz="4" w:space="0" w:color="BFBFBF"/>
+              <w:bottom w:val="single" w:sz="4" w:space="0" w:color="BFBFBF"/>
+              <w:right w:val="single" w:sz="4" w:space="0" w:color="BFBFBF"/>
+            </w:tcBorders>
+            <w:tcMar>
+              <w:top w:w="70" w:type="dxa"/>
+              <w:left w:w="110" w:type="dxa"/>
+              <w:bottom w:w="70" w:type="dxa"/>
+              <w:right w:w="110" w:type="dxa"/>
+            </w:tcMar>
+          </w:tcPr>
+          <w:p>
+            <w:r>
+              <w:t>Build from a fresh clone</w:t>
+            </w:r>
+          </w:p>
+        </w:tc>
+        <w:tc>
+          <w:tcPr>
+            <w:tcW w:w="4160" w:type="dxa"/>
+            <w:tcBorders>
+              <w:top w:val="single" w:sz="4" w:space="0" w:color="BFBFBF"/>
+              <w:left w:val="single" w:sz="4" w:space="0" w:color="BFBFBF"/>
+              <w:bottom w:val="single" w:sz="4" w:space="0" w:color="BFBFBF"/>
+              <w:right w:val="single" w:sz="4" w:space="0" w:color="BFBFBF"/>
+            </w:tcBorders>
+            <w:tcMar>
+              <w:top w:w="70" w:type="dxa"/>
+              <w:left w:w="110" w:type="dxa"/>
+              <w:bottom w:w="70" w:type="dxa"/>
+              <w:right w:w="110" w:type="dxa"/>
+            </w:tcMar>
+          </w:tcPr>
+          <w:p>
+            <w:r>
+              <w:t>Follow README.md on a clean checkout</w:t>
+            </w:r>
+          </w:p>
+        </w:tc>
+        <w:tc>
+          <w:tcPr>
+            <w:tcW w:w="2900" w:type="dxa"/>
+            <w:tcBorders>
+              <w:top w:val="single" w:sz="4" w:space="0" w:color="BFBFBF"/>
+              <w:left w:val="single" w:sz="4" w:space="0" w:color="BFBFBF"/>
+              <w:bottom w:val="single" w:sz="4" w:space="0" w:color="BFBFBF"/>
+              <w:right w:val="single" w:sz="4" w:space="0" w:color="BFBFBF"/>
+            </w:tcBorders>
+            <w:tcMar>
+              <w:top w:w="70" w:type="dxa"/>
+              <w:left w:w="110" w:type="dxa"/>
+              <w:bottom w:w="70" w:type="dxa"/>
+              <w:right w:w="110" w:type="dxa"/>
+            </w:tcMar>
+          </w:tcPr>
+          <w:p>
+            <w:r>
               <w:rPr>
                 <w:i/>
                 <w:color w:val="7F7F7F"/>
               </w:rPr>
-              <w:t>[N tests, all passing]</w:t>
+              <w:t>[]</w:t>
             </w:r>
           </w:p>
         </w:tc>
@@ -17071,7 +19643,7 @@
           </w:tcPr>
           <w:p>
             <w:r>
-              <w:t>Build from a fresh clone</w:t>
+              <w:t>GUI walk-through</w:t>
             </w:r>
           </w:p>
         </w:tc>
@@ -17093,7 +19665,7 @@
           </w:tcPr>
           <w:p>
             <w:r>
-              <w:t>Follow README.md on a clean checkout</w:t>
+              <w:t>mvn compile exec:java@gui, every feature</w:t>
             </w:r>
           </w:p>
         </w:tc>
@@ -17115,11 +19687,7 @@
           </w:tcPr>
           <w:p>
             <w:r>
-              <w:rPr>
-                <w:i/>
-                <w:color w:val="7F7F7F"/>
-              </w:rPr>
-              <w:t>[]</w:t>
+              <w:t>Oct 20: Lore and Characters tabs checked on screen with the sample story (samples/sample-ashfall.json); StoryGUITest drives the forms and buttons headless. Story turns not built yet.</w:t>
             </w:r>
           </w:p>
         </w:tc>
@@ -17146,7 +19714,7 @@
           </w:tcPr>
           <w:p>
             <w:r>
-              <w:t>GUI walk-through</w:t>
+              <w:t>CLI walk-through</w:t>
             </w:r>
           </w:p>
         </w:tc>
@@ -17168,7 +19736,7 @@
           </w:tcPr>
           <w:p>
             <w:r>
-              <w:t>mvn compile exec:java@gui, every feature</w:t>
+              <w:t>mvn compile exec:java@cli, every feature</w:t>
             </w:r>
           </w:p>
         </w:tc>
@@ -17190,86 +19758,7 @@
           </w:tcPr>
           <w:p>
             <w:r>
-              <w:rPr>
-                <w:i/>
-                <w:color w:val="7F7F7F"/>
-              </w:rPr>
-              <w:t>[]</w:t>
-            </w:r>
-          </w:p>
-        </w:tc>
-      </w:tr>
-      <w:tr>
-        <w:trPr>
-          <w:cantSplit/>
-        </w:trPr>
-        <w:tc>
-          <w:tcPr>
-            <w:tcW w:w="2300" w:type="dxa"/>
-            <w:tcBorders>
-              <w:top w:val="single" w:sz="4" w:space="0" w:color="BFBFBF"/>
-              <w:left w:val="single" w:sz="4" w:space="0" w:color="BFBFBF"/>
-              <w:bottom w:val="single" w:sz="4" w:space="0" w:color="BFBFBF"/>
-              <w:right w:val="single" w:sz="4" w:space="0" w:color="BFBFBF"/>
-            </w:tcBorders>
-            <w:tcMar>
-              <w:top w:w="70" w:type="dxa"/>
-              <w:left w:w="110" w:type="dxa"/>
-              <w:bottom w:w="70" w:type="dxa"/>
-              <w:right w:w="110" w:type="dxa"/>
-            </w:tcMar>
-          </w:tcPr>
-          <w:p>
-            <w:r>
-              <w:t>CLI walk-through</w:t>
-            </w:r>
-          </w:p>
-        </w:tc>
-        <w:tc>
-          <w:tcPr>
-            <w:tcW w:w="4160" w:type="dxa"/>
-            <w:tcBorders>
-              <w:top w:val="single" w:sz="4" w:space="0" w:color="BFBFBF"/>
-              <w:left w:val="single" w:sz="4" w:space="0" w:color="BFBFBF"/>
-              <w:bottom w:val="single" w:sz="4" w:space="0" w:color="BFBFBF"/>
-              <w:right w:val="single" w:sz="4" w:space="0" w:color="BFBFBF"/>
-            </w:tcBorders>
-            <w:tcMar>
-              <w:top w:w="70" w:type="dxa"/>
-              <w:left w:w="110" w:type="dxa"/>
-              <w:bottom w:w="70" w:type="dxa"/>
-              <w:right w:w="110" w:type="dxa"/>
-            </w:tcMar>
-          </w:tcPr>
-          <w:p>
-            <w:r>
-              <w:t>mvn compile exec:java@cli, every feature</w:t>
-            </w:r>
-          </w:p>
-        </w:tc>
-        <w:tc>
-          <w:tcPr>
-            <w:tcW w:w="2900" w:type="dxa"/>
-            <w:tcBorders>
-              <w:top w:val="single" w:sz="4" w:space="0" w:color="BFBFBF"/>
-              <w:left w:val="single" w:sz="4" w:space="0" w:color="BFBFBF"/>
-              <w:bottom w:val="single" w:sz="4" w:space="0" w:color="BFBFBF"/>
-              <w:right w:val="single" w:sz="4" w:space="0" w:color="BFBFBF"/>
-            </w:tcBorders>
-            <w:tcMar>
-              <w:top w:w="70" w:type="dxa"/>
-              <w:left w:w="110" w:type="dxa"/>
-              <w:bottom w:w="70" w:type="dxa"/>
-              <w:right w:w="110" w:type="dxa"/>
-            </w:tcMar>
-          </w:tcPr>
-          <w:p>
-            <w:r>
-              <w:rPr>
-                <w:i/>
-                <w:color w:val="7F7F7F"/>
-              </w:rPr>
-              <w:t>[]</w:t>
+              <w:t>Oct 20: new, lore add/list, save and sessions run through mvn compile exec:java@cli; StoryCLITest scripts every F02, F03 and F11 command. Story turns not built yet.</w:t>
             </w:r>
           </w:p>
         </w:tc>
@@ -17648,7 +20137,7 @@
           </w:tcPr>
           <w:p>
             <w:r>
-              <w:t>feat(controller): expose lore, characters and save/load in StoryCLI</w:t>
+              <w:t>c749429 (https://github.com/Polarralop/EECS3311Project/commit/c749429)</w:t>
             </w:r>
           </w:p>
         </w:tc>

--- a/Stage2_Report.docx
+++ b/Stage2_Report.docx
@@ -896,11 +896,8 @@
           </w:tcPr>
           <w:p>
             <w:r>
-              <w:rPr>
-                <w:i/>
-                <w:color w:val="7F7F7F"/>
-              </w:rPr>
-              <w:t>[Not started]</w:t>
+              <w:rPr/>
+              <w:t>In progress (tools done)</w:t>
             </w:r>
           </w:p>
         </w:tc>
@@ -922,11 +919,8 @@
           </w:tcPr>
           <w:p>
             <w:r>
-              <w:rPr>
-                <w:i/>
-                <w:color w:val="7F7F7F"/>
-              </w:rPr>
-              <w:t>[-]</w:t>
+              <w:rPr/>
+              <w:t>-</w:t>
             </w:r>
           </w:p>
         </w:tc>
@@ -948,11 +942,8 @@
           </w:tcPr>
           <w:p>
             <w:r>
-              <w:rPr>
-                <w:i/>
-                <w:color w:val="7F7F7F"/>
-              </w:rPr>
-              <w:t>[-]</w:t>
+              <w:rPr/>
+              <w:t>-</w:t>
             </w:r>
           </w:p>
         </w:tc>
@@ -15118,6 +15109,99 @@
           </w:p>
         </w:tc>
       </w:tr>
+      <w:tr>
+        <w:trPr>
+          <w:cantSplit/>
+        </w:trPr>
+        <w:tc>
+          <w:tcPr>
+            <w:tcW w:w="1900" w:type="dxa"/>
+            <w:tcBorders>
+              <w:top w:val="single" w:sz="4" w:space="0" w:color="BFBFBF"/>
+              <w:left w:val="single" w:sz="4" w:space="0" w:color="BFBFBF"/>
+              <w:bottom w:val="single" w:sz="4" w:space="0" w:color="BFBFBF"/>
+              <w:right w:val="single" w:sz="4" w:space="0" w:color="BFBFBF"/>
+            </w:tcBorders>
+            <w:tcMar>
+              <w:top w:w="70" w:type="dxa"/>
+              <w:left w:w="110" w:type="dxa"/>
+              <w:bottom w:w="70" w:type="dxa"/>
+              <w:right w:w="110" w:type="dxa"/>
+            </w:tcMar>
+          </w:tcPr>
+          <w:p>
+            <w:r>
+              <w:t>F04</w:t>
+            </w:r>
+          </w:p>
+        </w:tc>
+        <w:tc>
+          <w:tcPr>
+            <w:tcW w:w="2500" w:type="dxa"/>
+            <w:tcBorders>
+              <w:top w:val="single" w:sz="4" w:space="0" w:color="BFBFBF"/>
+              <w:left w:val="single" w:sz="4" w:space="0" w:color="BFBFBF"/>
+              <w:bottom w:val="single" w:sz="4" w:space="0" w:color="BFBFBF"/>
+              <w:right w:val="single" w:sz="4" w:space="0" w:color="BFBFBF"/>
+            </w:tcBorders>
+            <w:tcMar>
+              <w:top w:w="70" w:type="dxa"/>
+              <w:left w:w="110" w:type="dxa"/>
+              <w:bottom w:w="70" w:type="dxa"/>
+              <w:right w:w="110" w:type="dxa"/>
+            </w:tcMar>
+          </w:tcPr>
+          <w:p>
+            <w:r>
+              <w:t>AgentTool gains getDescription; ToolCall gains id; ToolResult gains loreIds; schemas() returns LLMToolSpec</w:t>
+            </w:r>
+          </w:p>
+        </w:tc>
+        <w:tc>
+          <w:tcPr>
+            <w:tcW w:w="2480" w:type="dxa"/>
+            <w:tcBorders>
+              <w:top w:val="single" w:sz="4" w:space="0" w:color="BFBFBF"/>
+              <w:left w:val="single" w:sz="4" w:space="0" w:color="BFBFBF"/>
+              <w:bottom w:val="single" w:sz="4" w:space="0" w:color="BFBFBF"/>
+              <w:right w:val="single" w:sz="4" w:space="0" w:color="BFBFBF"/>
+            </w:tcBorders>
+            <w:tcMar>
+              <w:top w:w="70" w:type="dxa"/>
+              <w:left w:w="110" w:type="dxa"/>
+              <w:bottom w:w="70" w:type="dxa"/>
+              <w:right w:w="110" w:type="dxa"/>
+            </w:tcMar>
+          </w:tcPr>
+          <w:p>
+            <w:r>
+              <w:t>The API needs descriptions and call ids; the turn must record the lore it used</w:t>
+            </w:r>
+          </w:p>
+        </w:tc>
+        <w:tc>
+          <w:tcPr>
+            <w:tcW w:w="2480" w:type="dxa"/>
+            <w:tcBorders>
+              <w:top w:val="single" w:sz="4" w:space="0" w:color="BFBFBF"/>
+              <w:left w:val="single" w:sz="4" w:space="0" w:color="BFBFBF"/>
+              <w:bottom w:val="single" w:sz="4" w:space="0" w:color="BFBFBF"/>
+              <w:right w:val="single" w:sz="4" w:space="0" w:color="BFBFBF"/>
+            </w:tcBorders>
+            <w:tcMar>
+              <w:top w:w="70" w:type="dxa"/>
+              <w:left w:w="110" w:type="dxa"/>
+              <w:bottom w:w="70" w:type="dxa"/>
+              <w:right w:w="110" w:type="dxa"/>
+            </w:tcMar>
+          </w:tcPr>
+          <w:p>
+            <w:r>
+              <w:t>UC04; agent.tools; Facade</w:t>
+            </w:r>
+          </w:p>
+        </w:tc>
+      </w:tr>
     </w:tbl>
     <w:p>
       <w:pPr>
@@ -17310,6 +17394,445 @@
           <w:p>
             <w:r>
               <w:t>c749429 (https://github.com/Polarralop/EECS3311Project/commit/c749429): feat(controller): expose lore, characters and save/load in StoryCLI</w:t>
+            </w:r>
+          </w:p>
+        </w:tc>
+      </w:tr>
+    </w:tbl>
+    <w:p>
+      <w:pPr>
+        <w:spacing w:after="0"/>
+      </w:pPr>
+    </w:p>
+    <w:tbl>
+      <w:tblPr>
+        <w:tblLook w:firstColumn="1" w:firstRow="1" w:lastColumn="0" w:lastRow="0" w:noHBand="0" w:noVBand="1" w:val="04A0"/>
+        <w:tblW w:w="9360" w:type="dxa"/>
+      </w:tblPr>
+      <w:tblGrid>
+        <w:gridCol w:w="2500"/>
+        <w:gridCol w:w="6860"/>
+      </w:tblGrid>
+      <w:tr>
+        <w:trPr>
+          <w:cantSplit/>
+        </w:trPr>
+        <w:tc>
+          <w:tcPr>
+            <w:tcW w:w="2500" w:type="dxa"/>
+            <w:tcBorders>
+              <w:top w:val="single" w:sz="4" w:space="0" w:color="BFBFBF"/>
+              <w:left w:val="single" w:sz="4" w:space="0" w:color="BFBFBF"/>
+              <w:bottom w:val="single" w:sz="4" w:space="0" w:color="BFBFBF"/>
+              <w:right w:val="single" w:sz="4" w:space="0" w:color="BFBFBF"/>
+            </w:tcBorders>
+            <w:shd w:val="clear" w:color="auto" w:fill="F2F2F2"/>
+            <w:tcMar>
+              <w:top w:w="70" w:type="dxa"/>
+              <w:left w:w="110" w:type="dxa"/>
+              <w:bottom w:w="70" w:type="dxa"/>
+              <w:right w:w="110" w:type="dxa"/>
+            </w:tcMar>
+          </w:tcPr>
+          <w:p>
+            <w:r>
+              <w:rPr>
+                <w:b/>
+              </w:rPr>
+              <w:t>Original ID</w:t>
+            </w:r>
+          </w:p>
+        </w:tc>
+        <w:tc>
+          <w:tcPr>
+            <w:tcW w:w="6860" w:type="dxa"/>
+            <w:tcBorders>
+              <w:top w:val="single" w:sz="4" w:space="0" w:color="BFBFBF"/>
+              <w:left w:val="single" w:sz="4" w:space="0" w:color="BFBFBF"/>
+              <w:bottom w:val="single" w:sz="4" w:space="0" w:color="BFBFBF"/>
+              <w:right w:val="single" w:sz="4" w:space="0" w:color="BFBFBF"/>
+            </w:tcBorders>
+            <w:tcMar>
+              <w:top w:w="70" w:type="dxa"/>
+              <w:left w:w="110" w:type="dxa"/>
+              <w:bottom w:w="70" w:type="dxa"/>
+              <w:right w:w="110" w:type="dxa"/>
+            </w:tcMar>
+          </w:tcPr>
+          <w:p>
+            <w:r>
+              <w:t>F04: Tool types carry what the agent loop needs</w:t>
+            </w:r>
+          </w:p>
+        </w:tc>
+      </w:tr>
+      <w:tr>
+        <w:trPr>
+          <w:cantSplit/>
+        </w:trPr>
+        <w:tc>
+          <w:tcPr>
+            <w:tcW w:w="2500" w:type="dxa"/>
+            <w:tcBorders>
+              <w:top w:val="single" w:sz="4" w:space="0" w:color="BFBFBF"/>
+              <w:left w:val="single" w:sz="4" w:space="0" w:color="BFBFBF"/>
+              <w:bottom w:val="single" w:sz="4" w:space="0" w:color="BFBFBF"/>
+              <w:right w:val="single" w:sz="4" w:space="0" w:color="BFBFBF"/>
+            </w:tcBorders>
+            <w:shd w:val="clear" w:color="auto" w:fill="F2F2F2"/>
+            <w:tcMar>
+              <w:top w:w="70" w:type="dxa"/>
+              <w:left w:w="110" w:type="dxa"/>
+              <w:bottom w:w="70" w:type="dxa"/>
+              <w:right w:w="110" w:type="dxa"/>
+            </w:tcMar>
+          </w:tcPr>
+          <w:p>
+            <w:r>
+              <w:rPr>
+                <w:b/>
+              </w:rPr>
+              <w:t>Original (Stage 1)</w:t>
+            </w:r>
+          </w:p>
+        </w:tc>
+        <w:tc>
+          <w:tcPr>
+            <w:tcW w:w="6860" w:type="dxa"/>
+            <w:tcBorders>
+              <w:top w:val="single" w:sz="4" w:space="0" w:color="BFBFBF"/>
+              <w:left w:val="single" w:sz="4" w:space="0" w:color="BFBFBF"/>
+              <w:bottom w:val="single" w:sz="4" w:space="0" w:color="BFBFBF"/>
+              <w:right w:val="single" w:sz="4" w:space="0" w:color="BFBFBF"/>
+            </w:tcBorders>
+            <w:tcMar>
+              <w:top w:w="70" w:type="dxa"/>
+              <w:left w:w="110" w:type="dxa"/>
+              <w:bottom w:w="70" w:type="dxa"/>
+              <w:right w:w="110" w:type="dxa"/>
+            </w:tcMar>
+          </w:tcPr>
+          <w:p>
+            <w:r>
+              <w:t>AgentTool has getName(), getSchema() and execute(args, session); ToolCall(toolName, arguments); ToolResult(success, content); ToolRegistry.schemas(): List&lt;String&gt;.</w:t>
+            </w:r>
+          </w:p>
+        </w:tc>
+      </w:tr>
+      <w:tr>
+        <w:trPr>
+          <w:cantSplit/>
+        </w:trPr>
+        <w:tc>
+          <w:tcPr>
+            <w:tcW w:w="2500" w:type="dxa"/>
+            <w:tcBorders>
+              <w:top w:val="single" w:sz="4" w:space="0" w:color="BFBFBF"/>
+              <w:left w:val="single" w:sz="4" w:space="0" w:color="BFBFBF"/>
+              <w:bottom w:val="single" w:sz="4" w:space="0" w:color="BFBFBF"/>
+              <w:right w:val="single" w:sz="4" w:space="0" w:color="BFBFBF"/>
+            </w:tcBorders>
+            <w:shd w:val="clear" w:color="auto" w:fill="F2F2F2"/>
+            <w:tcMar>
+              <w:top w:w="70" w:type="dxa"/>
+              <w:left w:w="110" w:type="dxa"/>
+              <w:bottom w:w="70" w:type="dxa"/>
+              <w:right w:w="110" w:type="dxa"/>
+            </w:tcMar>
+          </w:tcPr>
+          <w:p>
+            <w:r>
+              <w:rPr>
+                <w:b/>
+              </w:rPr>
+              <w:t>Implemented</w:t>
+            </w:r>
+          </w:p>
+        </w:tc>
+        <w:tc>
+          <w:tcPr>
+            <w:tcW w:w="6860" w:type="dxa"/>
+            <w:tcBorders>
+              <w:top w:val="single" w:sz="4" w:space="0" w:color="BFBFBF"/>
+              <w:left w:val="single" w:sz="4" w:space="0" w:color="BFBFBF"/>
+              <w:bottom w:val="single" w:sz="4" w:space="0" w:color="BFBFBF"/>
+              <w:right w:val="single" w:sz="4" w:space="0" w:color="BFBFBF"/>
+            </w:tcBorders>
+            <w:tcMar>
+              <w:top w:w="70" w:type="dxa"/>
+              <w:left w:w="110" w:type="dxa"/>
+              <w:bottom w:w="70" w:type="dxa"/>
+              <w:right w:w="110" w:type="dxa"/>
+            </w:tcMar>
+          </w:tcPr>
+          <w:p>
+            <w:r>
+              <w:t>AgentTool also has getDescription(). ToolCall is a record with the model's call id as well. ToolResult is a record with loreIds, the lore entries the result showed the model. ToolRegistry.schemas() returns List&lt;LLMToolSpec&gt;. The registry reads each tool's required arguments from its schema and rejects a call missing one before the tool runs; an unknown tool or a tool that throws becomes a failed ToolResult.</w:t>
+            </w:r>
+          </w:p>
+        </w:tc>
+      </w:tr>
+      <w:tr>
+        <w:trPr>
+          <w:cantSplit/>
+        </w:trPr>
+        <w:tc>
+          <w:tcPr>
+            <w:tcW w:w="2500" w:type="dxa"/>
+            <w:tcBorders>
+              <w:top w:val="single" w:sz="4" w:space="0" w:color="BFBFBF"/>
+              <w:left w:val="single" w:sz="4" w:space="0" w:color="BFBFBF"/>
+              <w:bottom w:val="single" w:sz="4" w:space="0" w:color="BFBFBF"/>
+              <w:right w:val="single" w:sz="4" w:space="0" w:color="BFBFBF"/>
+            </w:tcBorders>
+            <w:shd w:val="clear" w:color="auto" w:fill="F2F2F2"/>
+            <w:tcMar>
+              <w:top w:w="70" w:type="dxa"/>
+              <w:left w:w="110" w:type="dxa"/>
+              <w:bottom w:w="70" w:type="dxa"/>
+              <w:right w:w="110" w:type="dxa"/>
+            </w:tcMar>
+          </w:tcPr>
+          <w:p>
+            <w:r>
+              <w:rPr>
+                <w:b/>
+              </w:rPr>
+              <w:t>What Changed and Why</w:t>
+            </w:r>
+          </w:p>
+        </w:tc>
+        <w:tc>
+          <w:tcPr>
+            <w:tcW w:w="6860" w:type="dxa"/>
+            <w:tcBorders>
+              <w:top w:val="single" w:sz="4" w:space="0" w:color="BFBFBF"/>
+              <w:left w:val="single" w:sz="4" w:space="0" w:color="BFBFBF"/>
+              <w:bottom w:val="single" w:sz="4" w:space="0" w:color="BFBFBF"/>
+              <w:right w:val="single" w:sz="4" w:space="0" w:color="BFBFBF"/>
+            </w:tcBorders>
+            <w:tcMar>
+              <w:top w:w="70" w:type="dxa"/>
+              <w:left w:w="110" w:type="dxa"/>
+              <w:bottom w:w="70" w:type="dxa"/>
+              <w:right w:w="110" w:type="dxa"/>
+            </w:tcMar>
+          </w:tcPr>
+          <w:p>
+            <w:r>
+              <w:t>The Messages API needs a description and an id per tool call, and F04's "record of which lore entries were used" needs the tool result to say which entries it returned.</w:t>
+            </w:r>
+          </w:p>
+        </w:tc>
+      </w:tr>
+      <w:tr>
+        <w:trPr>
+          <w:cantSplit/>
+        </w:trPr>
+        <w:tc>
+          <w:tcPr>
+            <w:tcW w:w="2500" w:type="dxa"/>
+            <w:tcBorders>
+              <w:top w:val="single" w:sz="4" w:space="0" w:color="BFBFBF"/>
+              <w:left w:val="single" w:sz="4" w:space="0" w:color="BFBFBF"/>
+              <w:bottom w:val="single" w:sz="4" w:space="0" w:color="BFBFBF"/>
+              <w:right w:val="single" w:sz="4" w:space="0" w:color="BFBFBF"/>
+            </w:tcBorders>
+            <w:shd w:val="clear" w:color="auto" w:fill="F2F2F2"/>
+            <w:tcMar>
+              <w:top w:w="70" w:type="dxa"/>
+              <w:left w:w="110" w:type="dxa"/>
+              <w:bottom w:w="70" w:type="dxa"/>
+              <w:right w:w="110" w:type="dxa"/>
+            </w:tcMar>
+          </w:tcPr>
+          <w:p>
+            <w:r>
+              <w:rPr>
+                <w:b/>
+              </w:rPr>
+              <w:t>How the User Need Is Still Met</w:t>
+            </w:r>
+          </w:p>
+        </w:tc>
+        <w:tc>
+          <w:tcPr>
+            <w:tcW w:w="6860" w:type="dxa"/>
+            <w:tcBorders>
+              <w:top w:val="single" w:sz="4" w:space="0" w:color="BFBFBF"/>
+              <w:left w:val="single" w:sz="4" w:space="0" w:color="BFBFBF"/>
+              <w:bottom w:val="single" w:sz="4" w:space="0" w:color="BFBFBF"/>
+              <w:right w:val="single" w:sz="4" w:space="0" w:color="BFBFBF"/>
+            </w:tcBorders>
+            <w:tcMar>
+              <w:top w:w="70" w:type="dxa"/>
+              <w:left w:w="110" w:type="dxa"/>
+              <w:bottom w:w="70" w:type="dxa"/>
+              <w:right w:w="110" w:type="dxa"/>
+            </w:tcMar>
+          </w:tcPr>
+          <w:p>
+            <w:r>
+              <w:t>The agent still reaches the story only through validated tool calls, and an invalid request is reported back to the agent while the turn continues (UC04 4b).</w:t>
+            </w:r>
+          </w:p>
+        </w:tc>
+      </w:tr>
+      <w:tr>
+        <w:trPr>
+          <w:cantSplit/>
+        </w:trPr>
+        <w:tc>
+          <w:tcPr>
+            <w:tcW w:w="2500" w:type="dxa"/>
+            <w:tcBorders>
+              <w:top w:val="single" w:sz="4" w:space="0" w:color="BFBFBF"/>
+              <w:left w:val="single" w:sz="4" w:space="0" w:color="BFBFBF"/>
+              <w:bottom w:val="single" w:sz="4" w:space="0" w:color="BFBFBF"/>
+              <w:right w:val="single" w:sz="4" w:space="0" w:color="BFBFBF"/>
+            </w:tcBorders>
+            <w:shd w:val="clear" w:color="auto" w:fill="F2F2F2"/>
+            <w:tcMar>
+              <w:top w:w="70" w:type="dxa"/>
+              <w:left w:w="110" w:type="dxa"/>
+              <w:bottom w:w="70" w:type="dxa"/>
+              <w:right w:w="110" w:type="dxa"/>
+            </w:tcMar>
+          </w:tcPr>
+          <w:p>
+            <w:r>
+              <w:rPr>
+                <w:b/>
+              </w:rPr>
+              <w:t>Affected Use Cases / Classes / Methods / Patterns</w:t>
+            </w:r>
+          </w:p>
+        </w:tc>
+        <w:tc>
+          <w:tcPr>
+            <w:tcW w:w="6860" w:type="dxa"/>
+            <w:tcBorders>
+              <w:top w:val="single" w:sz="4" w:space="0" w:color="BFBFBF"/>
+              <w:left w:val="single" w:sz="4" w:space="0" w:color="BFBFBF"/>
+              <w:bottom w:val="single" w:sz="4" w:space="0" w:color="BFBFBF"/>
+              <w:right w:val="single" w:sz="4" w:space="0" w:color="BFBFBF"/>
+            </w:tcBorders>
+            <w:tcMar>
+              <w:top w:w="70" w:type="dxa"/>
+              <w:left w:w="110" w:type="dxa"/>
+              <w:bottom w:w="70" w:type="dxa"/>
+              <w:right w:w="110" w:type="dxa"/>
+            </w:tcMar>
+          </w:tcPr>
+          <w:p>
+            <w:r>
+              <w:t>UC04; AgentTool, ToolCall, ToolResult, ToolRegistry, SearchLoreTool, GetCharacterTool; Facade (subsystem).</w:t>
+            </w:r>
+          </w:p>
+        </w:tc>
+      </w:tr>
+      <w:tr>
+        <w:trPr>
+          <w:cantSplit/>
+        </w:trPr>
+        <w:tc>
+          <w:tcPr>
+            <w:tcW w:w="2500" w:type="dxa"/>
+            <w:tcBorders>
+              <w:top w:val="single" w:sz="4" w:space="0" w:color="BFBFBF"/>
+              <w:left w:val="single" w:sz="4" w:space="0" w:color="BFBFBF"/>
+              <w:bottom w:val="single" w:sz="4" w:space="0" w:color="BFBFBF"/>
+              <w:right w:val="single" w:sz="4" w:space="0" w:color="BFBFBF"/>
+            </w:tcBorders>
+            <w:shd w:val="clear" w:color="auto" w:fill="F2F2F2"/>
+            <w:tcMar>
+              <w:top w:w="70" w:type="dxa"/>
+              <w:left w:w="110" w:type="dxa"/>
+              <w:bottom w:w="70" w:type="dxa"/>
+              <w:right w:w="110" w:type="dxa"/>
+            </w:tcMar>
+          </w:tcPr>
+          <w:p>
+            <w:r>
+              <w:rPr>
+                <w:b/>
+              </w:rPr>
+              <w:t>Diagrams Updated</w:t>
+            </w:r>
+          </w:p>
+        </w:tc>
+        <w:tc>
+          <w:tcPr>
+            <w:tcW w:w="6860" w:type="dxa"/>
+            <w:tcBorders>
+              <w:top w:val="single" w:sz="4" w:space="0" w:color="BFBFBF"/>
+              <w:left w:val="single" w:sz="4" w:space="0" w:color="BFBFBF"/>
+              <w:bottom w:val="single" w:sz="4" w:space="0" w:color="BFBFBF"/>
+              <w:right w:val="single" w:sz="4" w:space="0" w:color="BFBFBF"/>
+            </w:tcBorders>
+            <w:tcMar>
+              <w:top w:w="70" w:type="dxa"/>
+              <w:left w:w="110" w:type="dxa"/>
+              <w:bottom w:w="70" w:type="dxa"/>
+              <w:right w:w="110" w:type="dxa"/>
+            </w:tcMar>
+          </w:tcPr>
+          <w:p>
+            <w:r>
+              <w:t>figures/class-diagram/07-agent-tools.png (redrawn under figures/stage2/).</w:t>
+            </w:r>
+          </w:p>
+        </w:tc>
+      </w:tr>
+      <w:tr>
+        <w:trPr>
+          <w:cantSplit/>
+        </w:trPr>
+        <w:tc>
+          <w:tcPr>
+            <w:tcW w:w="2500" w:type="dxa"/>
+            <w:tcBorders>
+              <w:top w:val="single" w:sz="4" w:space="0" w:color="BFBFBF"/>
+              <w:left w:val="single" w:sz="4" w:space="0" w:color="BFBFBF"/>
+              <w:bottom w:val="single" w:sz="4" w:space="0" w:color="BFBFBF"/>
+              <w:right w:val="single" w:sz="4" w:space="0" w:color="BFBFBF"/>
+            </w:tcBorders>
+            <w:shd w:val="clear" w:color="auto" w:fill="F2F2F2"/>
+            <w:tcMar>
+              <w:top w:w="70" w:type="dxa"/>
+              <w:left w:w="110" w:type="dxa"/>
+              <w:bottom w:w="70" w:type="dxa"/>
+              <w:right w:w="110" w:type="dxa"/>
+            </w:tcMar>
+          </w:tcPr>
+          <w:p>
+            <w:r>
+              <w:rPr>
+                <w:b/>
+              </w:rPr>
+              <w:t>Commit(s)</w:t>
+            </w:r>
+          </w:p>
+        </w:tc>
+        <w:tc>
+          <w:tcPr>
+            <w:tcW w:w="6860" w:type="dxa"/>
+            <w:tcBorders>
+              <w:top w:val="single" w:sz="4" w:space="0" w:color="BFBFBF"/>
+              <w:left w:val="single" w:sz="4" w:space="0" w:color="BFBFBF"/>
+              <w:bottom w:val="single" w:sz="4" w:space="0" w:color="BFBFBF"/>
+              <w:right w:val="single" w:sz="4" w:space="0" w:color="BFBFBF"/>
+            </w:tcBorders>
+            <w:tcMar>
+              <w:top w:w="70" w:type="dxa"/>
+              <w:left w:w="110" w:type="dxa"/>
+              <w:bottom w:w="70" w:type="dxa"/>
+              <w:right w:w="110" w:type="dxa"/>
+            </w:tcMar>
+          </w:tcPr>
+          <w:p>
+            <w:r>
+              <w:t>feat(tools): register SearchLoreTool and GetCharacterTool in ToolRegistry</w:t>
             </w:r>
           </w:p>
         </w:tc>
@@ -18852,6 +19375,99 @@
           </w:p>
         </w:tc>
       </w:tr>
+      <w:tr>
+        <w:trPr>
+          <w:cantSplit/>
+        </w:trPr>
+        <w:tc>
+          <w:tcPr>
+            <w:tcW w:w="600" w:type="dxa"/>
+            <w:tcBorders>
+              <w:top w:val="single" w:sz="4" w:space="0" w:color="BFBFBF"/>
+              <w:left w:val="single" w:sz="4" w:space="0" w:color="BFBFBF"/>
+              <w:bottom w:val="single" w:sz="4" w:space="0" w:color="BFBFBF"/>
+              <w:right w:val="single" w:sz="4" w:space="0" w:color="BFBFBF"/>
+            </w:tcBorders>
+            <w:tcMar>
+              <w:top w:w="70" w:type="dxa"/>
+              <w:left w:w="110" w:type="dxa"/>
+              <w:bottom w:w="70" w:type="dxa"/>
+              <w:right w:w="110" w:type="dxa"/>
+            </w:tcMar>
+          </w:tcPr>
+          <w:p>
+            <w:r>
+              <w:t>7</w:t>
+            </w:r>
+          </w:p>
+        </w:tc>
+        <w:tc>
+          <w:tcPr>
+            <w:tcW w:w="2000" w:type="dxa"/>
+            <w:tcBorders>
+              <w:top w:val="single" w:sz="4" w:space="0" w:color="BFBFBF"/>
+              <w:left w:val="single" w:sz="4" w:space="0" w:color="BFBFBF"/>
+              <w:bottom w:val="single" w:sz="4" w:space="0" w:color="BFBFBF"/>
+              <w:right w:val="single" w:sz="4" w:space="0" w:color="BFBFBF"/>
+            </w:tcBorders>
+            <w:tcMar>
+              <w:top w:w="70" w:type="dxa"/>
+              <w:left w:w="110" w:type="dxa"/>
+              <w:bottom w:w="70" w:type="dxa"/>
+              <w:right w:w="110" w:type="dxa"/>
+            </w:tcMar>
+          </w:tcPr>
+          <w:p>
+            <w:r>
+              <w:t>2990b8f (https://github.com/Polarralop/EECS3311Project/commit/2990b8f)</w:t>
+            </w:r>
+          </w:p>
+        </w:tc>
+        <w:tc>
+          <w:tcPr>
+            <w:tcW w:w="5160" w:type="dxa"/>
+            <w:tcBorders>
+              <w:top w:val="single" w:sz="4" w:space="0" w:color="BFBFBF"/>
+              <w:left w:val="single" w:sz="4" w:space="0" w:color="BFBFBF"/>
+              <w:bottom w:val="single" w:sz="4" w:space="0" w:color="BFBFBF"/>
+              <w:right w:val="single" w:sz="4" w:space="0" w:color="BFBFBF"/>
+            </w:tcBorders>
+            <w:tcMar>
+              <w:top w:w="70" w:type="dxa"/>
+              <w:left w:w="110" w:type="dxa"/>
+              <w:bottom w:w="70" w:type="dxa"/>
+              <w:right w:w="110" w:type="dxa"/>
+            </w:tcMar>
+          </w:tcPr>
+          <w:p>
+            <w:r>
+              <w:t>feat(ui): manage lore, characters and saves in StoryGUI</w:t>
+            </w:r>
+          </w:p>
+        </w:tc>
+        <w:tc>
+          <w:tcPr>
+            <w:tcW w:w="1600" w:type="dxa"/>
+            <w:tcBorders>
+              <w:top w:val="single" w:sz="4" w:space="0" w:color="BFBFBF"/>
+              <w:left w:val="single" w:sz="4" w:space="0" w:color="BFBFBF"/>
+              <w:bottom w:val="single" w:sz="4" w:space="0" w:color="BFBFBF"/>
+              <w:right w:val="single" w:sz="4" w:space="0" w:color="BFBFBF"/>
+            </w:tcBorders>
+            <w:tcMar>
+              <w:top w:w="70" w:type="dxa"/>
+              <w:left w:w="110" w:type="dxa"/>
+              <w:bottom w:w="70" w:type="dxa"/>
+              <w:right w:w="110" w:type="dxa"/>
+            </w:tcMar>
+          </w:tcPr>
+          <w:p>
+            <w:r>
+              <w:t>F02, F03, F11 (MVC, Observer)</w:t>
+            </w:r>
+          </w:p>
+        </w:tc>
+      </w:tr>
     </w:tbl>
     <w:p>
       <w:pPr>
@@ -18863,7 +19479,7 @@
         <w:spacing w:after="120"/>
       </w:pPr>
       <w:r>
-        <w:t>Count so far: 6 meaningful code commits on Oct 20 (the GUI commit that adds this table is the 7th and is logged in the next commit).</w:t>
+        <w:t>Count: 7 meaningful code commits, all on Oct 20.</w:t>
       </w:r>
     </w:p>
     <w:p>

--- a/Stage2_Report.docx
+++ b/Stage2_Report.docx
@@ -897,7 +897,7 @@
           <w:p>
             <w:r>
               <w:rPr/>
-              <w:t>In progress (tools done)</w:t>
+              <w:t>In progress (agent loop done)</w:t>
             </w:r>
           </w:p>
         </w:tc>
@@ -12923,11 +12923,8 @@
           </w:tcPr>
           <w:p>
             <w:r>
-              <w:rPr>
-                <w:i/>
-                <w:color w:val="7F7F7F"/>
-              </w:rPr>
-              <w:t>[The concrete design problem in this app that the pattern solves.]</w:t>
+              <w:rPr/>
+              <w:t>Do, Say and Story input go through exactly the same turn (context, plot guidance, tool loop, narration); only the way the input is worded for the model differs, and the user picks the mode again on every turn.</w:t>
             </w:r>
           </w:p>
         </w:tc>
@@ -12980,11 +12977,8 @@
           </w:tcPr>
           <w:p>
             <w:r>
-              <w:rPr>
-                <w:i/>
-                <w:color w:val="7F7F7F"/>
-              </w:rPr>
-              <w:t>[Stage 1: Strategy: InputModeStrategy. Concrete strategies: DoModeStrategy, SayModeStrategy, StoryModeStrategy. Context: StoryAgent; StoryController selects the strategy by mode. Replace with the implemented roles.]</w:t>
+              <w:rPr/>
+              <w:t>Strategy: InputModeStrategy (getName, frame). Concrete strategies: DoModeStrategy, SayModeStrategy, StoryModeStrategy. Context: StoryAgent, whose takeTurn(session, input, mode) calls mode.frame(input) and stores mode.getName() on the Turn. Client: StoryController, which picks the strategy from the mode name the user chose.</w:t>
             </w:r>
           </w:p>
         </w:tc>
@@ -13037,11 +13031,8 @@
           </w:tcPr>
           <w:p>
             <w:r>
-              <w:rPr>
-                <w:i/>
-                <w:color w:val="7F7F7F"/>
-              </w:rPr>
-              <w:t>[File paths and the methods where the pattern is visible.]</w:t>
+              <w:rPr/>
+              <w:t>src/main/java/ca/yorku/storyteller/agent/InputModeStrategy.java: String getName(), String frame(String input). DoModeStrategy.java, SayModeStrategy.java, StoryModeStrategy.java: frame(input). src/main/java/ca/yorku/storyteller/agent/StoryAgent.java: takeTurn(StorySession, String, InputModeStrategy), buildTurnPrompt(...).</w:t>
             </w:r>
           </w:p>
         </w:tc>
@@ -13094,11 +13085,8 @@
           </w:tcPr>
           <w:p>
             <w:r>
-              <w:rPr>
-                <w:i/>
-                <w:color w:val="7F7F7F"/>
-              </w:rPr>
-              <w:t>[Why this pattern, and what the code would look like without it.]</w:t>
+              <w:rPr/>
+              <w:t>Each mode is a small object with one varying step, so takeTurn has no branch on the mode name and a new mode is one new class. Without it, StoryAgent would switch on "Do"/"Say"/"Story" wherever the input is worded, and the retry in F10 would have to remember a string and repeat the switch.</w:t>
             </w:r>
           </w:p>
         </w:tc>
@@ -13151,11 +13139,8 @@
           </w:tcPr>
           <w:p>
             <w:r>
-              <w:rPr>
-                <w:i/>
-                <w:color w:val="7F7F7F"/>
-              </w:rPr>
-              <w:t>[Matches the Stage 1 design / changed (see Section 4).]</w:t>
+              <w:rPr/>
+              <w:t>Matches the Stage 1 design (getName and frame as in the agent class diagram).</w:t>
             </w:r>
           </w:p>
         </w:tc>
@@ -15202,6 +15187,192 @@
           </w:p>
         </w:tc>
       </w:tr>
+      <w:tr>
+        <w:trPr>
+          <w:cantSplit/>
+        </w:trPr>
+        <w:tc>
+          <w:tcPr>
+            <w:tcW w:w="1900" w:type="dxa"/>
+            <w:tcBorders>
+              <w:top w:val="single" w:sz="4" w:space="0" w:color="BFBFBF"/>
+              <w:left w:val="single" w:sz="4" w:space="0" w:color="BFBFBF"/>
+              <w:bottom w:val="single" w:sz="4" w:space="0" w:color="BFBFBF"/>
+              <w:right w:val="single" w:sz="4" w:space="0" w:color="BFBFBF"/>
+            </w:tcBorders>
+            <w:tcMar>
+              <w:top w:w="70" w:type="dxa"/>
+              <w:left w:w="110" w:type="dxa"/>
+              <w:bottom w:w="70" w:type="dxa"/>
+              <w:right w:w="110" w:type="dxa"/>
+            </w:tcMar>
+          </w:tcPr>
+          <w:p>
+            <w:r>
+              <w:t>F04/F06</w:t>
+            </w:r>
+          </w:p>
+        </w:tc>
+        <w:tc>
+          <w:tcPr>
+            <w:tcW w:w="2500" w:type="dxa"/>
+            <w:tcBorders>
+              <w:top w:val="single" w:sz="4" w:space="0" w:color="BFBFBF"/>
+              <w:left w:val="single" w:sz="4" w:space="0" w:color="BFBFBF"/>
+              <w:bottom w:val="single" w:sz="4" w:space="0" w:color="BFBFBF"/>
+              <w:right w:val="single" w:sz="4" w:space="0" w:color="BFBFBF"/>
+            </w:tcBorders>
+            <w:tcMar>
+              <w:top w:w="70" w:type="dxa"/>
+              <w:left w:w="110" w:type="dxa"/>
+              <w:bottom w:w="70" w:type="dxa"/>
+              <w:right w:w="110" w:type="dxa"/>
+            </w:tcMar>
+          </w:tcPr>
+          <w:p>
+            <w:r>
+              <w:t>PlotPlanner.planStep builds the guidance from the plot; no second model call</w:t>
+            </w:r>
+          </w:p>
+        </w:tc>
+        <w:tc>
+          <w:tcPr>
+            <w:tcW w:w="2480" w:type="dxa"/>
+            <w:tcBorders>
+              <w:top w:val="single" w:sz="4" w:space="0" w:color="BFBFBF"/>
+              <w:left w:val="single" w:sz="4" w:space="0" w:color="BFBFBF"/>
+              <w:bottom w:val="single" w:sz="4" w:space="0" w:color="BFBFBF"/>
+              <w:right w:val="single" w:sz="4" w:space="0" w:color="BFBFBF"/>
+            </w:tcBorders>
+            <w:tcMar>
+              <w:top w:w="70" w:type="dxa"/>
+              <w:left w:w="110" w:type="dxa"/>
+              <w:bottom w:w="70" w:type="dxa"/>
+              <w:right w:w="110" w:type="dxa"/>
+            </w:tcMar>
+          </w:tcPr>
+          <w:p>
+            <w:r>
+              <w:t>Halves the cost and latency of each turn; the narrating model still decides</w:t>
+            </w:r>
+          </w:p>
+        </w:tc>
+        <w:tc>
+          <w:tcPr>
+            <w:tcW w:w="2480" w:type="dxa"/>
+            <w:tcBorders>
+              <w:top w:val="single" w:sz="4" w:space="0" w:color="BFBFBF"/>
+              <w:left w:val="single" w:sz="4" w:space="0" w:color="BFBFBF"/>
+              <w:bottom w:val="single" w:sz="4" w:space="0" w:color="BFBFBF"/>
+              <w:right w:val="single" w:sz="4" w:space="0" w:color="BFBFBF"/>
+            </w:tcBorders>
+            <w:tcMar>
+              <w:top w:w="70" w:type="dxa"/>
+              <w:left w:w="110" w:type="dxa"/>
+              <w:bottom w:w="70" w:type="dxa"/>
+              <w:right w:w="110" w:type="dxa"/>
+            </w:tcMar>
+          </w:tcPr>
+          <w:p>
+            <w:r>
+              <w:t>UC04; PlotPlanner, StoryAgent; SD05</w:t>
+            </w:r>
+          </w:p>
+        </w:tc>
+      </w:tr>
+      <w:tr>
+        <w:trPr>
+          <w:cantSplit/>
+        </w:trPr>
+        <w:tc>
+          <w:tcPr>
+            <w:tcW w:w="1900" w:type="dxa"/>
+            <w:tcBorders>
+              <w:top w:val="single" w:sz="4" w:space="0" w:color="BFBFBF"/>
+              <w:left w:val="single" w:sz="4" w:space="0" w:color="BFBFBF"/>
+              <w:bottom w:val="single" w:sz="4" w:space="0" w:color="BFBFBF"/>
+              <w:right w:val="single" w:sz="4" w:space="0" w:color="BFBFBF"/>
+            </w:tcBorders>
+            <w:tcMar>
+              <w:top w:w="70" w:type="dxa"/>
+              <w:left w:w="110" w:type="dxa"/>
+              <w:bottom w:w="70" w:type="dxa"/>
+              <w:right w:w="110" w:type="dxa"/>
+            </w:tcMar>
+          </w:tcPr>
+          <w:p>
+            <w:r>
+              <w:t>F04</w:t>
+            </w:r>
+          </w:p>
+        </w:tc>
+        <w:tc>
+          <w:tcPr>
+            <w:tcW w:w="2500" w:type="dxa"/>
+            <w:tcBorders>
+              <w:top w:val="single" w:sz="4" w:space="0" w:color="BFBFBF"/>
+              <w:left w:val="single" w:sz="4" w:space="0" w:color="BFBFBF"/>
+              <w:bottom w:val="single" w:sz="4" w:space="0" w:color="BFBFBF"/>
+              <w:right w:val="single" w:sz="4" w:space="0" w:color="BFBFBF"/>
+            </w:tcBorders>
+            <w:tcMar>
+              <w:top w:w="70" w:type="dxa"/>
+              <w:left w:w="110" w:type="dxa"/>
+              <w:bottom w:w="70" w:type="dxa"/>
+              <w:right w:w="110" w:type="dxa"/>
+            </w:tcMar>
+          </w:tcPr>
+          <w:p>
+            <w:r>
+              <w:t>StoryAgent(llm, tools, planner, memory) and create(llm); runToolLoop capped at 8 calls and records lore used</w:t>
+            </w:r>
+          </w:p>
+        </w:tc>
+        <w:tc>
+          <w:tcPr>
+            <w:tcW w:w="2480" w:type="dxa"/>
+            <w:tcBorders>
+              <w:top w:val="single" w:sz="4" w:space="0" w:color="BFBFBF"/>
+              <w:left w:val="single" w:sz="4" w:space="0" w:color="BFBFBF"/>
+              <w:bottom w:val="single" w:sz="4" w:space="0" w:color="BFBFBF"/>
+              <w:right w:val="single" w:sz="4" w:space="0" w:color="BFBFBF"/>
+            </w:tcBorders>
+            <w:tcMar>
+              <w:top w:w="70" w:type="dxa"/>
+              <w:left w:w="110" w:type="dxa"/>
+              <w:bottom w:w="70" w:type="dxa"/>
+              <w:right w:w="110" w:type="dxa"/>
+            </w:tcMar>
+          </w:tcPr>
+          <w:p>
+            <w:r>
+              <w:t>A loop needs a bound; F04 records the lore used</w:t>
+            </w:r>
+          </w:p>
+        </w:tc>
+        <w:tc>
+          <w:tcPr>
+            <w:tcW w:w="2480" w:type="dxa"/>
+            <w:tcBorders>
+              <w:top w:val="single" w:sz="4" w:space="0" w:color="BFBFBF"/>
+              <w:left w:val="single" w:sz="4" w:space="0" w:color="BFBFBF"/>
+              <w:bottom w:val="single" w:sz="4" w:space="0" w:color="BFBFBF"/>
+              <w:right w:val="single" w:sz="4" w:space="0" w:color="BFBFBF"/>
+            </w:tcBorders>
+            <w:tcMar>
+              <w:top w:w="70" w:type="dxa"/>
+              <w:left w:w="110" w:type="dxa"/>
+              <w:bottom w:w="70" w:type="dxa"/>
+              <w:right w:w="110" w:type="dxa"/>
+            </w:tcMar>
+          </w:tcPr>
+          <w:p>
+            <w:r>
+              <w:t>UC04; StoryAgent; Facade, Strategy</w:t>
+            </w:r>
+          </w:p>
+        </w:tc>
+      </w:tr>
     </w:tbl>
     <w:p>
       <w:pPr>
@@ -17833,6 +18004,884 @@
           <w:p>
             <w:r>
               <w:t>feat(tools): register SearchLoreTool and GetCharacterTool in ToolRegistry</w:t>
+            </w:r>
+          </w:p>
+        </w:tc>
+      </w:tr>
+    </w:tbl>
+    <w:p>
+      <w:pPr>
+        <w:spacing w:after="0"/>
+      </w:pPr>
+    </w:p>
+    <w:tbl>
+      <w:tblPr>
+        <w:tblLook w:firstColumn="1" w:firstRow="1" w:lastColumn="0" w:lastRow="0" w:noHBand="0" w:noVBand="1" w:val="04A0"/>
+        <w:tblW w:w="9360" w:type="dxa"/>
+      </w:tblPr>
+      <w:tblGrid>
+        <w:gridCol w:w="2500"/>
+        <w:gridCol w:w="6860"/>
+      </w:tblGrid>
+      <w:tr>
+        <w:trPr>
+          <w:cantSplit/>
+        </w:trPr>
+        <w:tc>
+          <w:tcPr>
+            <w:tcW w:w="2500" w:type="dxa"/>
+            <w:tcBorders>
+              <w:top w:val="single" w:sz="4" w:space="0" w:color="BFBFBF"/>
+              <w:left w:val="single" w:sz="4" w:space="0" w:color="BFBFBF"/>
+              <w:bottom w:val="single" w:sz="4" w:space="0" w:color="BFBFBF"/>
+              <w:right w:val="single" w:sz="4" w:space="0" w:color="BFBFBF"/>
+            </w:tcBorders>
+            <w:shd w:val="clear" w:color="auto" w:fill="F2F2F2"/>
+            <w:tcMar>
+              <w:top w:w="70" w:type="dxa"/>
+              <w:left w:w="110" w:type="dxa"/>
+              <w:bottom w:w="70" w:type="dxa"/>
+              <w:right w:w="110" w:type="dxa"/>
+            </w:tcMar>
+          </w:tcPr>
+          <w:p>
+            <w:r>
+              <w:rPr>
+                <w:b/>
+              </w:rPr>
+              <w:t>Original ID</w:t>
+            </w:r>
+          </w:p>
+        </w:tc>
+        <w:tc>
+          <w:tcPr>
+            <w:tcW w:w="6860" w:type="dxa"/>
+            <w:tcBorders>
+              <w:top w:val="single" w:sz="4" w:space="0" w:color="BFBFBF"/>
+              <w:left w:val="single" w:sz="4" w:space="0" w:color="BFBFBF"/>
+              <w:bottom w:val="single" w:sz="4" w:space="0" w:color="BFBFBF"/>
+              <w:right w:val="single" w:sz="4" w:space="0" w:color="BFBFBF"/>
+            </w:tcBorders>
+            <w:tcMar>
+              <w:top w:w="70" w:type="dxa"/>
+              <w:left w:w="110" w:type="dxa"/>
+              <w:bottom w:w="70" w:type="dxa"/>
+              <w:right w:w="110" w:type="dxa"/>
+            </w:tcMar>
+          </w:tcPr>
+          <w:p>
+            <w:r>
+              <w:t>F04/F06: Steering guidance is built without a separate model call</w:t>
+            </w:r>
+          </w:p>
+        </w:tc>
+      </w:tr>
+      <w:tr>
+        <w:trPr>
+          <w:cantSplit/>
+        </w:trPr>
+        <w:tc>
+          <w:tcPr>
+            <w:tcW w:w="2500" w:type="dxa"/>
+            <w:tcBorders>
+              <w:top w:val="single" w:sz="4" w:space="0" w:color="BFBFBF"/>
+              <w:left w:val="single" w:sz="4" w:space="0" w:color="BFBFBF"/>
+              <w:bottom w:val="single" w:sz="4" w:space="0" w:color="BFBFBF"/>
+              <w:right w:val="single" w:sz="4" w:space="0" w:color="BFBFBF"/>
+            </w:tcBorders>
+            <w:shd w:val="clear" w:color="auto" w:fill="F2F2F2"/>
+            <w:tcMar>
+              <w:top w:w="70" w:type="dxa"/>
+              <w:left w:w="110" w:type="dxa"/>
+              <w:bottom w:w="70" w:type="dxa"/>
+              <w:right w:w="110" w:type="dxa"/>
+            </w:tcMar>
+          </w:tcPr>
+          <w:p>
+            <w:r>
+              <w:rPr>
+                <w:b/>
+              </w:rPr>
+              <w:t>Original (Stage 1)</w:t>
+            </w:r>
+          </w:p>
+        </w:tc>
+        <w:tc>
+          <w:tcPr>
+            <w:tcW w:w="6860" w:type="dxa"/>
+            <w:tcBorders>
+              <w:top w:val="single" w:sz="4" w:space="0" w:color="BFBFBF"/>
+              <w:left w:val="single" w:sz="4" w:space="0" w:color="BFBFBF"/>
+              <w:bottom w:val="single" w:sz="4" w:space="0" w:color="BFBFBF"/>
+              <w:right w:val="single" w:sz="4" w:space="0" w:color="BFBFBF"/>
+            </w:tcBorders>
+            <w:tcMar>
+              <w:top w:w="70" w:type="dxa"/>
+              <w:left w:w="110" w:type="dxa"/>
+              <w:bottom w:w="70" w:type="dxa"/>
+              <w:right w:w="110" w:type="dxa"/>
+            </w:tcMar>
+          </w:tcPr>
+          <w:p>
+            <w:r>
+              <w:t>During a turn, PlotPlanner.planStep(session, input) sends the input, the recent story and the next pending event to the model and returns guidance, which then goes into the narration request.</w:t>
+            </w:r>
+          </w:p>
+        </w:tc>
+      </w:tr>
+      <w:tr>
+        <w:trPr>
+          <w:cantSplit/>
+        </w:trPr>
+        <w:tc>
+          <w:tcPr>
+            <w:tcW w:w="2500" w:type="dxa"/>
+            <w:tcBorders>
+              <w:top w:val="single" w:sz="4" w:space="0" w:color="BFBFBF"/>
+              <w:left w:val="single" w:sz="4" w:space="0" w:color="BFBFBF"/>
+              <w:bottom w:val="single" w:sz="4" w:space="0" w:color="BFBFBF"/>
+              <w:right w:val="single" w:sz="4" w:space="0" w:color="BFBFBF"/>
+            </w:tcBorders>
+            <w:shd w:val="clear" w:color="auto" w:fill="F2F2F2"/>
+            <w:tcMar>
+              <w:top w:w="70" w:type="dxa"/>
+              <w:left w:w="110" w:type="dxa"/>
+              <w:bottom w:w="70" w:type="dxa"/>
+              <w:right w:w="110" w:type="dxa"/>
+            </w:tcMar>
+          </w:tcPr>
+          <w:p>
+            <w:r>
+              <w:rPr>
+                <w:b/>
+              </w:rPr>
+              <w:t>Implemented</w:t>
+            </w:r>
+          </w:p>
+        </w:tc>
+        <w:tc>
+          <w:tcPr>
+            <w:tcW w:w="6860" w:type="dxa"/>
+            <w:tcBorders>
+              <w:top w:val="single" w:sz="4" w:space="0" w:color="BFBFBF"/>
+              <w:left w:val="single" w:sz="4" w:space="0" w:color="BFBFBF"/>
+              <w:bottom w:val="single" w:sz="4" w:space="0" w:color="BFBFBF"/>
+              <w:right w:val="single" w:sz="4" w:space="0" w:color="BFBFBF"/>
+            </w:tcBorders>
+            <w:tcMar>
+              <w:top w:w="70" w:type="dxa"/>
+              <w:left w:w="110" w:type="dxa"/>
+              <w:bottom w:w="70" w:type="dxa"/>
+              <w:right w:w="110" w:type="dxa"/>
+            </w:tcMar>
+          </w:tcPr>
+          <w:p>
+            <w:r>
+              <w:t>planStep builds the guidance from the plot itself: how many events are reached, the next pending event and an instruction to nudge back gradually; empty when there is no plan. The narration call receives it in a section marked hidden and decides whether to continue, nudge or (with UpdatePlotTool, F06) revise.</w:t>
+            </w:r>
+          </w:p>
+        </w:tc>
+      </w:tr>
+      <w:tr>
+        <w:trPr>
+          <w:cantSplit/>
+        </w:trPr>
+        <w:tc>
+          <w:tcPr>
+            <w:tcW w:w="2500" w:type="dxa"/>
+            <w:tcBorders>
+              <w:top w:val="single" w:sz="4" w:space="0" w:color="BFBFBF"/>
+              <w:left w:val="single" w:sz="4" w:space="0" w:color="BFBFBF"/>
+              <w:bottom w:val="single" w:sz="4" w:space="0" w:color="BFBFBF"/>
+              <w:right w:val="single" w:sz="4" w:space="0" w:color="BFBFBF"/>
+            </w:tcBorders>
+            <w:shd w:val="clear" w:color="auto" w:fill="F2F2F2"/>
+            <w:tcMar>
+              <w:top w:w="70" w:type="dxa"/>
+              <w:left w:w="110" w:type="dxa"/>
+              <w:bottom w:w="70" w:type="dxa"/>
+              <w:right w:w="110" w:type="dxa"/>
+            </w:tcMar>
+          </w:tcPr>
+          <w:p>
+            <w:r>
+              <w:rPr>
+                <w:b/>
+              </w:rPr>
+              <w:t>What Changed and Why</w:t>
+            </w:r>
+          </w:p>
+        </w:tc>
+        <w:tc>
+          <w:tcPr>
+            <w:tcW w:w="6860" w:type="dxa"/>
+            <w:tcBorders>
+              <w:top w:val="single" w:sz="4" w:space="0" w:color="BFBFBF"/>
+              <w:left w:val="single" w:sz="4" w:space="0" w:color="BFBFBF"/>
+              <w:bottom w:val="single" w:sz="4" w:space="0" w:color="BFBFBF"/>
+              <w:right w:val="single" w:sz="4" w:space="0" w:color="BFBFBF"/>
+            </w:tcBorders>
+            <w:tcMar>
+              <w:top w:w="70" w:type="dxa"/>
+              <w:left w:w="110" w:type="dxa"/>
+              <w:bottom w:w="70" w:type="dxa"/>
+              <w:right w:w="110" w:type="dxa"/>
+            </w:tcMar>
+          </w:tcPr>
+          <w:p>
+            <w:r>
+              <w:t>A second model call per turn would double the cost and latency of every turn for a decision the narrating model can make while it already has the guidance, the input and the story. The decision is still the model's, so F06 stays an AI feature.</w:t>
+            </w:r>
+          </w:p>
+        </w:tc>
+      </w:tr>
+      <w:tr>
+        <w:trPr>
+          <w:cantSplit/>
+        </w:trPr>
+        <w:tc>
+          <w:tcPr>
+            <w:tcW w:w="2500" w:type="dxa"/>
+            <w:tcBorders>
+              <w:top w:val="single" w:sz="4" w:space="0" w:color="BFBFBF"/>
+              <w:left w:val="single" w:sz="4" w:space="0" w:color="BFBFBF"/>
+              <w:bottom w:val="single" w:sz="4" w:space="0" w:color="BFBFBF"/>
+              <w:right w:val="single" w:sz="4" w:space="0" w:color="BFBFBF"/>
+            </w:tcBorders>
+            <w:shd w:val="clear" w:color="auto" w:fill="F2F2F2"/>
+            <w:tcMar>
+              <w:top w:w="70" w:type="dxa"/>
+              <w:left w:w="110" w:type="dxa"/>
+              <w:bottom w:w="70" w:type="dxa"/>
+              <w:right w:w="110" w:type="dxa"/>
+            </w:tcMar>
+          </w:tcPr>
+          <w:p>
+            <w:r>
+              <w:rPr>
+                <w:b/>
+              </w:rPr>
+              <w:t>How the User Need Is Still Met</w:t>
+            </w:r>
+          </w:p>
+        </w:tc>
+        <w:tc>
+          <w:tcPr>
+            <w:tcW w:w="6860" w:type="dxa"/>
+            <w:tcBorders>
+              <w:top w:val="single" w:sz="4" w:space="0" w:color="BFBFBF"/>
+              <w:left w:val="single" w:sz="4" w:space="0" w:color="BFBFBF"/>
+              <w:bottom w:val="single" w:sz="4" w:space="0" w:color="BFBFBF"/>
+              <w:right w:val="single" w:sz="4" w:space="0" w:color="BFBFBF"/>
+            </w:tcBorders>
+            <w:tcMar>
+              <w:top w:w="70" w:type="dxa"/>
+              <w:left w:w="110" w:type="dxa"/>
+              <w:bottom w:w="70" w:type="dxa"/>
+              <w:right w:w="110" w:type="dxa"/>
+            </w:tcMar>
+          </w:tcPr>
+          <w:p>
+            <w:r>
+              <w:t>The story is still steered towards the hidden events, and the events are never shown to the user.</w:t>
+            </w:r>
+          </w:p>
+        </w:tc>
+      </w:tr>
+      <w:tr>
+        <w:trPr>
+          <w:cantSplit/>
+        </w:trPr>
+        <w:tc>
+          <w:tcPr>
+            <w:tcW w:w="2500" w:type="dxa"/>
+            <w:tcBorders>
+              <w:top w:val="single" w:sz="4" w:space="0" w:color="BFBFBF"/>
+              <w:left w:val="single" w:sz="4" w:space="0" w:color="BFBFBF"/>
+              <w:bottom w:val="single" w:sz="4" w:space="0" w:color="BFBFBF"/>
+              <w:right w:val="single" w:sz="4" w:space="0" w:color="BFBFBF"/>
+            </w:tcBorders>
+            <w:shd w:val="clear" w:color="auto" w:fill="F2F2F2"/>
+            <w:tcMar>
+              <w:top w:w="70" w:type="dxa"/>
+              <w:left w:w="110" w:type="dxa"/>
+              <w:bottom w:w="70" w:type="dxa"/>
+              <w:right w:w="110" w:type="dxa"/>
+            </w:tcMar>
+          </w:tcPr>
+          <w:p>
+            <w:r>
+              <w:rPr>
+                <w:b/>
+              </w:rPr>
+              <w:t>Affected Use Cases / Classes / Methods / Patterns</w:t>
+            </w:r>
+          </w:p>
+        </w:tc>
+        <w:tc>
+          <w:tcPr>
+            <w:tcW w:w="6860" w:type="dxa"/>
+            <w:tcBorders>
+              <w:top w:val="single" w:sz="4" w:space="0" w:color="BFBFBF"/>
+              <w:left w:val="single" w:sz="4" w:space="0" w:color="BFBFBF"/>
+              <w:bottom w:val="single" w:sz="4" w:space="0" w:color="BFBFBF"/>
+              <w:right w:val="single" w:sz="4" w:space="0" w:color="BFBFBF"/>
+            </w:tcBorders>
+            <w:tcMar>
+              <w:top w:w="70" w:type="dxa"/>
+              <w:left w:w="110" w:type="dxa"/>
+              <w:bottom w:w="70" w:type="dxa"/>
+              <w:right w:w="110" w:type="dxa"/>
+            </w:tcMar>
+          </w:tcPr>
+          <w:p>
+            <w:r>
+              <w:t>UC04 step 6; PlotPlanner.planStep, StoryAgent.takeTurn; Facade.</w:t>
+            </w:r>
+          </w:p>
+        </w:tc>
+      </w:tr>
+      <w:tr>
+        <w:trPr>
+          <w:cantSplit/>
+        </w:trPr>
+        <w:tc>
+          <w:tcPr>
+            <w:tcW w:w="2500" w:type="dxa"/>
+            <w:tcBorders>
+              <w:top w:val="single" w:sz="4" w:space="0" w:color="BFBFBF"/>
+              <w:left w:val="single" w:sz="4" w:space="0" w:color="BFBFBF"/>
+              <w:bottom w:val="single" w:sz="4" w:space="0" w:color="BFBFBF"/>
+              <w:right w:val="single" w:sz="4" w:space="0" w:color="BFBFBF"/>
+            </w:tcBorders>
+            <w:shd w:val="clear" w:color="auto" w:fill="F2F2F2"/>
+            <w:tcMar>
+              <w:top w:w="70" w:type="dxa"/>
+              <w:left w:w="110" w:type="dxa"/>
+              <w:bottom w:w="70" w:type="dxa"/>
+              <w:right w:w="110" w:type="dxa"/>
+            </w:tcMar>
+          </w:tcPr>
+          <w:p>
+            <w:r>
+              <w:rPr>
+                <w:b/>
+              </w:rPr>
+              <w:t>Diagrams Updated</w:t>
+            </w:r>
+          </w:p>
+        </w:tc>
+        <w:tc>
+          <w:tcPr>
+            <w:tcW w:w="6860" w:type="dxa"/>
+            <w:tcBorders>
+              <w:top w:val="single" w:sz="4" w:space="0" w:color="BFBFBF"/>
+              <w:left w:val="single" w:sz="4" w:space="0" w:color="BFBFBF"/>
+              <w:bottom w:val="single" w:sz="4" w:space="0" w:color="BFBFBF"/>
+              <w:right w:val="single" w:sz="4" w:space="0" w:color="BFBFBF"/>
+            </w:tcBorders>
+            <w:tcMar>
+              <w:top w:w="70" w:type="dxa"/>
+              <w:left w:w="110" w:type="dxa"/>
+              <w:bottom w:w="70" w:type="dxa"/>
+              <w:right w:w="110" w:type="dxa"/>
+            </w:tcMar>
+          </w:tcPr>
+          <w:p>
+            <w:r>
+              <w:t>SD05 (no model call inside planStep).</w:t>
+            </w:r>
+          </w:p>
+        </w:tc>
+      </w:tr>
+      <w:tr>
+        <w:trPr>
+          <w:cantSplit/>
+        </w:trPr>
+        <w:tc>
+          <w:tcPr>
+            <w:tcW w:w="2500" w:type="dxa"/>
+            <w:tcBorders>
+              <w:top w:val="single" w:sz="4" w:space="0" w:color="BFBFBF"/>
+              <w:left w:val="single" w:sz="4" w:space="0" w:color="BFBFBF"/>
+              <w:bottom w:val="single" w:sz="4" w:space="0" w:color="BFBFBF"/>
+              <w:right w:val="single" w:sz="4" w:space="0" w:color="BFBFBF"/>
+            </w:tcBorders>
+            <w:shd w:val="clear" w:color="auto" w:fill="F2F2F2"/>
+            <w:tcMar>
+              <w:top w:w="70" w:type="dxa"/>
+              <w:left w:w="110" w:type="dxa"/>
+              <w:bottom w:w="70" w:type="dxa"/>
+              <w:right w:w="110" w:type="dxa"/>
+            </w:tcMar>
+          </w:tcPr>
+          <w:p>
+            <w:r>
+              <w:rPr>
+                <w:b/>
+              </w:rPr>
+              <w:t>Commit(s)</w:t>
+            </w:r>
+          </w:p>
+        </w:tc>
+        <w:tc>
+          <w:tcPr>
+            <w:tcW w:w="6860" w:type="dxa"/>
+            <w:tcBorders>
+              <w:top w:val="single" w:sz="4" w:space="0" w:color="BFBFBF"/>
+              <w:left w:val="single" w:sz="4" w:space="0" w:color="BFBFBF"/>
+              <w:bottom w:val="single" w:sz="4" w:space="0" w:color="BFBFBF"/>
+              <w:right w:val="single" w:sz="4" w:space="0" w:color="BFBFBF"/>
+            </w:tcBorders>
+            <w:tcMar>
+              <w:top w:w="70" w:type="dxa"/>
+              <w:left w:w="110" w:type="dxa"/>
+              <w:bottom w:w="70" w:type="dxa"/>
+              <w:right w:w="110" w:type="dxa"/>
+            </w:tcMar>
+          </w:tcPr>
+          <w:p>
+            <w:r>
+              <w:t>feat(agent): run the tool-use loop in StoryAgent.takeTurn</w:t>
+            </w:r>
+          </w:p>
+        </w:tc>
+      </w:tr>
+    </w:tbl>
+    <w:p>
+      <w:pPr>
+        <w:spacing w:after="0"/>
+      </w:pPr>
+    </w:p>
+    <w:tbl>
+      <w:tblPr>
+        <w:tblLook w:firstColumn="1" w:firstRow="1" w:lastColumn="0" w:lastRow="0" w:noHBand="0" w:noVBand="1" w:val="04A0"/>
+        <w:tblW w:w="9360" w:type="dxa"/>
+      </w:tblPr>
+      <w:tblGrid>
+        <w:gridCol w:w="2500"/>
+        <w:gridCol w:w="6860"/>
+      </w:tblGrid>
+      <w:tr>
+        <w:trPr>
+          <w:cantSplit/>
+        </w:trPr>
+        <w:tc>
+          <w:tcPr>
+            <w:tcW w:w="2500" w:type="dxa"/>
+            <w:tcBorders>
+              <w:top w:val="single" w:sz="4" w:space="0" w:color="BFBFBF"/>
+              <w:left w:val="single" w:sz="4" w:space="0" w:color="BFBFBF"/>
+              <w:bottom w:val="single" w:sz="4" w:space="0" w:color="BFBFBF"/>
+              <w:right w:val="single" w:sz="4" w:space="0" w:color="BFBFBF"/>
+            </w:tcBorders>
+            <w:shd w:val="clear" w:color="auto" w:fill="F2F2F2"/>
+            <w:tcMar>
+              <w:top w:w="70" w:type="dxa"/>
+              <w:left w:w="110" w:type="dxa"/>
+              <w:bottom w:w="70" w:type="dxa"/>
+              <w:right w:w="110" w:type="dxa"/>
+            </w:tcMar>
+          </w:tcPr>
+          <w:p>
+            <w:r>
+              <w:rPr>
+                <w:b/>
+              </w:rPr>
+              <w:t>Original ID</w:t>
+            </w:r>
+          </w:p>
+        </w:tc>
+        <w:tc>
+          <w:tcPr>
+            <w:tcW w:w="6860" w:type="dxa"/>
+            <w:tcBorders>
+              <w:top w:val="single" w:sz="4" w:space="0" w:color="BFBFBF"/>
+              <w:left w:val="single" w:sz="4" w:space="0" w:color="BFBFBF"/>
+              <w:bottom w:val="single" w:sz="4" w:space="0" w:color="BFBFBF"/>
+              <w:right w:val="single" w:sz="4" w:space="0" w:color="BFBFBF"/>
+            </w:tcBorders>
+            <w:tcMar>
+              <w:top w:w="70" w:type="dxa"/>
+              <w:left w:w="110" w:type="dxa"/>
+              <w:bottom w:w="70" w:type="dxa"/>
+              <w:right w:w="110" w:type="dxa"/>
+            </w:tcMar>
+          </w:tcPr>
+          <w:p>
+            <w:r>
+              <w:t>F04: StoryAgent wiring and the turn loop limit</w:t>
+            </w:r>
+          </w:p>
+        </w:tc>
+      </w:tr>
+      <w:tr>
+        <w:trPr>
+          <w:cantSplit/>
+        </w:trPr>
+        <w:tc>
+          <w:tcPr>
+            <w:tcW w:w="2500" w:type="dxa"/>
+            <w:tcBorders>
+              <w:top w:val="single" w:sz="4" w:space="0" w:color="BFBFBF"/>
+              <w:left w:val="single" w:sz="4" w:space="0" w:color="BFBFBF"/>
+              <w:bottom w:val="single" w:sz="4" w:space="0" w:color="BFBFBF"/>
+              <w:right w:val="single" w:sz="4" w:space="0" w:color="BFBFBF"/>
+            </w:tcBorders>
+            <w:shd w:val="clear" w:color="auto" w:fill="F2F2F2"/>
+            <w:tcMar>
+              <w:top w:w="70" w:type="dxa"/>
+              <w:left w:w="110" w:type="dxa"/>
+              <w:bottom w:w="70" w:type="dxa"/>
+              <w:right w:w="110" w:type="dxa"/>
+            </w:tcMar>
+          </w:tcPr>
+          <w:p>
+            <w:r>
+              <w:rPr>
+                <w:b/>
+              </w:rPr>
+              <w:t>Original (Stage 1)</w:t>
+            </w:r>
+          </w:p>
+        </w:tc>
+        <w:tc>
+          <w:tcPr>
+            <w:tcW w:w="6860" w:type="dxa"/>
+            <w:tcBorders>
+              <w:top w:val="single" w:sz="4" w:space="0" w:color="BFBFBF"/>
+              <w:left w:val="single" w:sz="4" w:space="0" w:color="BFBFBF"/>
+              <w:bottom w:val="single" w:sz="4" w:space="0" w:color="BFBFBF"/>
+              <w:right w:val="single" w:sz="4" w:space="0" w:color="BFBFBF"/>
+            </w:tcBorders>
+            <w:tcMar>
+              <w:top w:w="70" w:type="dxa"/>
+              <w:left w:w="110" w:type="dxa"/>
+              <w:bottom w:w="70" w:type="dxa"/>
+              <w:right w:w="110" w:type="dxa"/>
+            </w:tcMar>
+          </w:tcPr>
+          <w:p>
+            <w:r>
+              <w:t>StoryAgent composes PlotPlanner, ConsistencyChecker and MemoryManager and uses ToolRegistry and LLMClient; runToolLoop(request, session): LLMResponse repeats while the response has tool calls.</w:t>
+            </w:r>
+          </w:p>
+        </w:tc>
+      </w:tr>
+      <w:tr>
+        <w:trPr>
+          <w:cantSplit/>
+        </w:trPr>
+        <w:tc>
+          <w:tcPr>
+            <w:tcW w:w="2500" w:type="dxa"/>
+            <w:tcBorders>
+              <w:top w:val="single" w:sz="4" w:space="0" w:color="BFBFBF"/>
+              <w:left w:val="single" w:sz="4" w:space="0" w:color="BFBFBF"/>
+              <w:bottom w:val="single" w:sz="4" w:space="0" w:color="BFBFBF"/>
+              <w:right w:val="single" w:sz="4" w:space="0" w:color="BFBFBF"/>
+            </w:tcBorders>
+            <w:shd w:val="clear" w:color="auto" w:fill="F2F2F2"/>
+            <w:tcMar>
+              <w:top w:w="70" w:type="dxa"/>
+              <w:left w:w="110" w:type="dxa"/>
+              <w:bottom w:w="70" w:type="dxa"/>
+              <w:right w:w="110" w:type="dxa"/>
+            </w:tcMar>
+          </w:tcPr>
+          <w:p>
+            <w:r>
+              <w:rPr>
+                <w:b/>
+              </w:rPr>
+              <w:t>Implemented</w:t>
+            </w:r>
+          </w:p>
+        </w:tc>
+        <w:tc>
+          <w:tcPr>
+            <w:tcW w:w="6860" w:type="dxa"/>
+            <w:tcBorders>
+              <w:top w:val="single" w:sz="4" w:space="0" w:color="BFBFBF"/>
+              <w:left w:val="single" w:sz="4" w:space="0" w:color="BFBFBF"/>
+              <w:bottom w:val="single" w:sz="4" w:space="0" w:color="BFBFBF"/>
+              <w:right w:val="single" w:sz="4" w:space="0" w:color="BFBFBF"/>
+            </w:tcBorders>
+            <w:tcMar>
+              <w:top w:w="70" w:type="dxa"/>
+              <w:left w:w="110" w:type="dxa"/>
+              <w:bottom w:w="70" w:type="dxa"/>
+              <w:right w:w="110" w:type="dxa"/>
+            </w:tcMar>
+          </w:tcPr>
+          <w:p>
+            <w:r>
+              <w:t>StoryAgent(llm, tools, planner, memory) plus StoryAgent.create(llm), which registers the standard tools. runToolLoop(request, session, usedLore) collects the lore ids of successful lookups and stops after 8 model calls with an error. The system prompt is read from src/main/resources/prompts/system.txt. ConsistencyChecker joins the constructor with F08.</w:t>
+            </w:r>
+          </w:p>
+        </w:tc>
+      </w:tr>
+      <w:tr>
+        <w:trPr>
+          <w:cantSplit/>
+        </w:trPr>
+        <w:tc>
+          <w:tcPr>
+            <w:tcW w:w="2500" w:type="dxa"/>
+            <w:tcBorders>
+              <w:top w:val="single" w:sz="4" w:space="0" w:color="BFBFBF"/>
+              <w:left w:val="single" w:sz="4" w:space="0" w:color="BFBFBF"/>
+              <w:bottom w:val="single" w:sz="4" w:space="0" w:color="BFBFBF"/>
+              <w:right w:val="single" w:sz="4" w:space="0" w:color="BFBFBF"/>
+            </w:tcBorders>
+            <w:shd w:val="clear" w:color="auto" w:fill="F2F2F2"/>
+            <w:tcMar>
+              <w:top w:w="70" w:type="dxa"/>
+              <w:left w:w="110" w:type="dxa"/>
+              <w:bottom w:w="70" w:type="dxa"/>
+              <w:right w:w="110" w:type="dxa"/>
+            </w:tcMar>
+          </w:tcPr>
+          <w:p>
+            <w:r>
+              <w:rPr>
+                <w:b/>
+              </w:rPr>
+              <w:t>What Changed and Why</w:t>
+            </w:r>
+          </w:p>
+        </w:tc>
+        <w:tc>
+          <w:tcPr>
+            <w:tcW w:w="6860" w:type="dxa"/>
+            <w:tcBorders>
+              <w:top w:val="single" w:sz="4" w:space="0" w:color="BFBFBF"/>
+              <w:left w:val="single" w:sz="4" w:space="0" w:color="BFBFBF"/>
+              <w:bottom w:val="single" w:sz="4" w:space="0" w:color="BFBFBF"/>
+              <w:right w:val="single" w:sz="4" w:space="0" w:color="BFBFBF"/>
+            </w:tcBorders>
+            <w:tcMar>
+              <w:top w:w="70" w:type="dxa"/>
+              <w:left w:w="110" w:type="dxa"/>
+              <w:bottom w:w="70" w:type="dxa"/>
+              <w:right w:w="110" w:type="dxa"/>
+            </w:tcMar>
+          </w:tcPr>
+          <w:p>
+            <w:r>
+              <w:t>The loop needs a bound; recording the lore used is the F04 output "a record on the turn of which lore entries were used".</w:t>
+            </w:r>
+          </w:p>
+        </w:tc>
+      </w:tr>
+      <w:tr>
+        <w:trPr>
+          <w:cantSplit/>
+        </w:trPr>
+        <w:tc>
+          <w:tcPr>
+            <w:tcW w:w="2500" w:type="dxa"/>
+            <w:tcBorders>
+              <w:top w:val="single" w:sz="4" w:space="0" w:color="BFBFBF"/>
+              <w:left w:val="single" w:sz="4" w:space="0" w:color="BFBFBF"/>
+              <w:bottom w:val="single" w:sz="4" w:space="0" w:color="BFBFBF"/>
+              <w:right w:val="single" w:sz="4" w:space="0" w:color="BFBFBF"/>
+            </w:tcBorders>
+            <w:shd w:val="clear" w:color="auto" w:fill="F2F2F2"/>
+            <w:tcMar>
+              <w:top w:w="70" w:type="dxa"/>
+              <w:left w:w="110" w:type="dxa"/>
+              <w:bottom w:w="70" w:type="dxa"/>
+              <w:right w:w="110" w:type="dxa"/>
+            </w:tcMar>
+          </w:tcPr>
+          <w:p>
+            <w:r>
+              <w:rPr>
+                <w:b/>
+              </w:rPr>
+              <w:t>How the User Need Is Still Met</w:t>
+            </w:r>
+          </w:p>
+        </w:tc>
+        <w:tc>
+          <w:tcPr>
+            <w:tcW w:w="6860" w:type="dxa"/>
+            <w:tcBorders>
+              <w:top w:val="single" w:sz="4" w:space="0" w:color="BFBFBF"/>
+              <w:left w:val="single" w:sz="4" w:space="0" w:color="BFBFBF"/>
+              <w:bottom w:val="single" w:sz="4" w:space="0" w:color="BFBFBF"/>
+              <w:right w:val="single" w:sz="4" w:space="0" w:color="BFBFBF"/>
+            </w:tcBorders>
+            <w:tcMar>
+              <w:top w:w="70" w:type="dxa"/>
+              <w:left w:w="110" w:type="dxa"/>
+              <w:bottom w:w="70" w:type="dxa"/>
+              <w:right w:w="110" w:type="dxa"/>
+            </w:tcMar>
+          </w:tcPr>
+          <w:p>
+            <w:r>
+              <w:t>As designed; a turn that cannot finish shows a message and adds nothing (UC04 7a).</w:t>
+            </w:r>
+          </w:p>
+        </w:tc>
+      </w:tr>
+      <w:tr>
+        <w:trPr>
+          <w:cantSplit/>
+        </w:trPr>
+        <w:tc>
+          <w:tcPr>
+            <w:tcW w:w="2500" w:type="dxa"/>
+            <w:tcBorders>
+              <w:top w:val="single" w:sz="4" w:space="0" w:color="BFBFBF"/>
+              <w:left w:val="single" w:sz="4" w:space="0" w:color="BFBFBF"/>
+              <w:bottom w:val="single" w:sz="4" w:space="0" w:color="BFBFBF"/>
+              <w:right w:val="single" w:sz="4" w:space="0" w:color="BFBFBF"/>
+            </w:tcBorders>
+            <w:shd w:val="clear" w:color="auto" w:fill="F2F2F2"/>
+            <w:tcMar>
+              <w:top w:w="70" w:type="dxa"/>
+              <w:left w:w="110" w:type="dxa"/>
+              <w:bottom w:w="70" w:type="dxa"/>
+              <w:right w:w="110" w:type="dxa"/>
+            </w:tcMar>
+          </w:tcPr>
+          <w:p>
+            <w:r>
+              <w:rPr>
+                <w:b/>
+              </w:rPr>
+              <w:t>Affected Use Cases / Classes / Methods / Patterns</w:t>
+            </w:r>
+          </w:p>
+        </w:tc>
+        <w:tc>
+          <w:tcPr>
+            <w:tcW w:w="6860" w:type="dxa"/>
+            <w:tcBorders>
+              <w:top w:val="single" w:sz="4" w:space="0" w:color="BFBFBF"/>
+              <w:left w:val="single" w:sz="4" w:space="0" w:color="BFBFBF"/>
+              <w:bottom w:val="single" w:sz="4" w:space="0" w:color="BFBFBF"/>
+              <w:right w:val="single" w:sz="4" w:space="0" w:color="BFBFBF"/>
+            </w:tcBorders>
+            <w:tcMar>
+              <w:top w:w="70" w:type="dxa"/>
+              <w:left w:w="110" w:type="dxa"/>
+              <w:bottom w:w="70" w:type="dxa"/>
+              <w:right w:w="110" w:type="dxa"/>
+            </w:tcMar>
+          </w:tcPr>
+          <w:p>
+            <w:r>
+              <w:t>UC04; StoryAgent; Facade, Strategy.</w:t>
+            </w:r>
+          </w:p>
+        </w:tc>
+      </w:tr>
+      <w:tr>
+        <w:trPr>
+          <w:cantSplit/>
+        </w:trPr>
+        <w:tc>
+          <w:tcPr>
+            <w:tcW w:w="2500" w:type="dxa"/>
+            <w:tcBorders>
+              <w:top w:val="single" w:sz="4" w:space="0" w:color="BFBFBF"/>
+              <w:left w:val="single" w:sz="4" w:space="0" w:color="BFBFBF"/>
+              <w:bottom w:val="single" w:sz="4" w:space="0" w:color="BFBFBF"/>
+              <w:right w:val="single" w:sz="4" w:space="0" w:color="BFBFBF"/>
+            </w:tcBorders>
+            <w:shd w:val="clear" w:color="auto" w:fill="F2F2F2"/>
+            <w:tcMar>
+              <w:top w:w="70" w:type="dxa"/>
+              <w:left w:w="110" w:type="dxa"/>
+              <w:bottom w:w="70" w:type="dxa"/>
+              <w:right w:w="110" w:type="dxa"/>
+            </w:tcMar>
+          </w:tcPr>
+          <w:p>
+            <w:r>
+              <w:rPr>
+                <w:b/>
+              </w:rPr>
+              <w:t>Diagrams Updated</w:t>
+            </w:r>
+          </w:p>
+        </w:tc>
+        <w:tc>
+          <w:tcPr>
+            <w:tcW w:w="6860" w:type="dxa"/>
+            <w:tcBorders>
+              <w:top w:val="single" w:sz="4" w:space="0" w:color="BFBFBF"/>
+              <w:left w:val="single" w:sz="4" w:space="0" w:color="BFBFBF"/>
+              <w:bottom w:val="single" w:sz="4" w:space="0" w:color="BFBFBF"/>
+              <w:right w:val="single" w:sz="4" w:space="0" w:color="BFBFBF"/>
+            </w:tcBorders>
+            <w:tcMar>
+              <w:top w:w="70" w:type="dxa"/>
+              <w:left w:w="110" w:type="dxa"/>
+              <w:bottom w:w="70" w:type="dxa"/>
+              <w:right w:w="110" w:type="dxa"/>
+            </w:tcMar>
+          </w:tcPr>
+          <w:p>
+            <w:r>
+              <w:t>figures/class-diagram/06-agent.png (redrawn under figures/stage2/).</w:t>
+            </w:r>
+          </w:p>
+        </w:tc>
+      </w:tr>
+      <w:tr>
+        <w:trPr>
+          <w:cantSplit/>
+        </w:trPr>
+        <w:tc>
+          <w:tcPr>
+            <w:tcW w:w="2500" w:type="dxa"/>
+            <w:tcBorders>
+              <w:top w:val="single" w:sz="4" w:space="0" w:color="BFBFBF"/>
+              <w:left w:val="single" w:sz="4" w:space="0" w:color="BFBFBF"/>
+              <w:bottom w:val="single" w:sz="4" w:space="0" w:color="BFBFBF"/>
+              <w:right w:val="single" w:sz="4" w:space="0" w:color="BFBFBF"/>
+            </w:tcBorders>
+            <w:shd w:val="clear" w:color="auto" w:fill="F2F2F2"/>
+            <w:tcMar>
+              <w:top w:w="70" w:type="dxa"/>
+              <w:left w:w="110" w:type="dxa"/>
+              <w:bottom w:w="70" w:type="dxa"/>
+              <w:right w:w="110" w:type="dxa"/>
+            </w:tcMar>
+          </w:tcPr>
+          <w:p>
+            <w:r>
+              <w:rPr>
+                <w:b/>
+              </w:rPr>
+              <w:t>Commit(s)</w:t>
+            </w:r>
+          </w:p>
+        </w:tc>
+        <w:tc>
+          <w:tcPr>
+            <w:tcW w:w="6860" w:type="dxa"/>
+            <w:tcBorders>
+              <w:top w:val="single" w:sz="4" w:space="0" w:color="BFBFBF"/>
+              <w:left w:val="single" w:sz="4" w:space="0" w:color="BFBFBF"/>
+              <w:bottom w:val="single" w:sz="4" w:space="0" w:color="BFBFBF"/>
+              <w:right w:val="single" w:sz="4" w:space="0" w:color="BFBFBF"/>
+            </w:tcBorders>
+            <w:tcMar>
+              <w:top w:w="70" w:type="dxa"/>
+              <w:left w:w="110" w:type="dxa"/>
+              <w:bottom w:w="70" w:type="dxa"/>
+              <w:right w:w="110" w:type="dxa"/>
+            </w:tcMar>
+          </w:tcPr>
+          <w:p>
+            <w:r>
+              <w:t>feat(agent): run the tool-use loop in StoryAgent.takeTurn</w:t>
             </w:r>
           </w:p>
         </w:tc>

--- a/Stage2_Report.docx
+++ b/Stage2_Report.docx
@@ -473,11 +473,8 @@
           </w:tcPr>
           <w:p>
             <w:r>
-              <w:rPr>
-                <w:i/>
-                <w:color w:val="7F7F7F"/>
-              </w:rPr>
-              <w:t>[Not started]</w:t>
+              <w:rPr/>
+              <w:t>In progress (manual scenario done)</w:t>
             </w:r>
           </w:p>
         </w:tc>
@@ -499,11 +496,8 @@
           </w:tcPr>
           <w:p>
             <w:r>
-              <w:rPr>
-                <w:i/>
-                <w:color w:val="7F7F7F"/>
-              </w:rPr>
-              <w:t>[-]</w:t>
+              <w:rPr/>
+              <w:t>-</w:t>
             </w:r>
           </w:p>
         </w:tc>
@@ -525,11 +519,8 @@
           </w:tcPr>
           <w:p>
             <w:r>
-              <w:rPr>
-                <w:i/>
-                <w:color w:val="7F7F7F"/>
-              </w:rPr>
-              <w:t>[-]</w:t>
+              <w:rPr/>
+              <w:t>Yes (start)</w:t>
             </w:r>
           </w:p>
         </w:tc>
@@ -1036,11 +1027,8 @@
           </w:tcPr>
           <w:p>
             <w:r>
-              <w:rPr>
-                <w:i/>
-                <w:color w:val="7F7F7F"/>
-              </w:rPr>
-              <w:t>[Not started]</w:t>
+              <w:rPr/>
+              <w:t>Partial (CLI done; GUI form next)</w:t>
             </w:r>
           </w:p>
         </w:tc>
@@ -1062,11 +1050,8 @@
           </w:tcPr>
           <w:p>
             <w:r>
-              <w:rPr>
-                <w:i/>
-                <w:color w:val="7F7F7F"/>
-              </w:rPr>
-              <w:t>[-]</w:t>
+              <w:rPr/>
+              <w:t>-</w:t>
             </w:r>
           </w:p>
         </w:tc>
@@ -1088,11 +1073,8 @@
           </w:tcPr>
           <w:p>
             <w:r>
-              <w:rPr>
-                <w:i/>
-                <w:color w:val="7F7F7F"/>
-              </w:rPr>
-              <w:t>[-]</w:t>
+              <w:rPr/>
+              <w:t>Yes</w:t>
             </w:r>
           </w:p>
         </w:tc>
@@ -5246,11 +5228,515 @@
           </w:tcPr>
           <w:p>
             <w:r>
+              <w:rPr/>
+              <w:t>Partial: planning and the hidden plan work end to end from the CLI (start); the GUI new-story form follows in the GUI slice this week.</w:t>
+            </w:r>
+          </w:p>
+        </w:tc>
+      </w:tr>
+      <w:tr>
+        <w:trPr>
+          <w:cantSplit/>
+        </w:trPr>
+        <w:tc>
+          <w:tcPr>
+            <w:tcW w:w="2500" w:type="dxa"/>
+            <w:tcBorders>
+              <w:top w:val="single" w:sz="4" w:space="0" w:color="BFBFBF"/>
+              <w:left w:val="single" w:sz="4" w:space="0" w:color="BFBFBF"/>
+              <w:bottom w:val="single" w:sz="4" w:space="0" w:color="BFBFBF"/>
+              <w:right w:val="single" w:sz="4" w:space="0" w:color="BFBFBF"/>
+            </w:tcBorders>
+            <w:shd w:val="clear" w:color="auto" w:fill="F2F2F2"/>
+            <w:tcMar>
+              <w:top w:w="70" w:type="dxa"/>
+              <w:left w:w="110" w:type="dxa"/>
+              <w:bottom w:w="70" w:type="dxa"/>
+              <w:right w:w="110" w:type="dxa"/>
+            </w:tcMar>
+          </w:tcPr>
+          <w:p>
+            <w:r>
+              <w:rPr>
+                <w:b/>
+              </w:rPr>
+              <w:t>Type</w:t>
+            </w:r>
+          </w:p>
+        </w:tc>
+        <w:tc>
+          <w:tcPr>
+            <w:tcW w:w="6860" w:type="dxa"/>
+            <w:tcBorders>
+              <w:top w:val="single" w:sz="4" w:space="0" w:color="BFBFBF"/>
+              <w:left w:val="single" w:sz="4" w:space="0" w:color="BFBFBF"/>
+              <w:bottom w:val="single" w:sz="4" w:space="0" w:color="BFBFBF"/>
+              <w:right w:val="single" w:sz="4" w:space="0" w:color="BFBFBF"/>
+            </w:tcBorders>
+            <w:tcMar>
+              <w:top w:w="70" w:type="dxa"/>
+              <w:left w:w="110" w:type="dxa"/>
+              <w:bottom w:w="70" w:type="dxa"/>
+              <w:right w:w="110" w:type="dxa"/>
+            </w:tcMar>
+          </w:tcPr>
+          <w:p>
+            <w:r>
+              <w:rPr/>
+              <w:t>Hybrid, as in Stage 1. The model writes the events (PlotPlanner.createPlot); code validates the scenario first, parses the JSON reply, numbers the events E1, E2, ... as PENDING, caps the plan at 8 and stores it on the session.</w:t>
+            </w:r>
+          </w:p>
+        </w:tc>
+      </w:tr>
+      <w:tr>
+        <w:trPr>
+          <w:cantSplit/>
+        </w:trPr>
+        <w:tc>
+          <w:tcPr>
+            <w:tcW w:w="2500" w:type="dxa"/>
+            <w:tcBorders>
+              <w:top w:val="single" w:sz="4" w:space="0" w:color="BFBFBF"/>
+              <w:left w:val="single" w:sz="4" w:space="0" w:color="BFBFBF"/>
+              <w:bottom w:val="single" w:sz="4" w:space="0" w:color="BFBFBF"/>
+              <w:right w:val="single" w:sz="4" w:space="0" w:color="BFBFBF"/>
+            </w:tcBorders>
+            <w:shd w:val="clear" w:color="auto" w:fill="F2F2F2"/>
+            <w:tcMar>
+              <w:top w:w="70" w:type="dxa"/>
+              <w:left w:w="110" w:type="dxa"/>
+              <w:bottom w:w="70" w:type="dxa"/>
+              <w:right w:w="110" w:type="dxa"/>
+            </w:tcMar>
+          </w:tcPr>
+          <w:p>
+            <w:r>
+              <w:rPr>
+                <w:b/>
+              </w:rPr>
+              <w:t>Classes / Files and Responsibilities</w:t>
+            </w:r>
+          </w:p>
+        </w:tc>
+        <w:tc>
+          <w:tcPr>
+            <w:tcW w:w="6860" w:type="dxa"/>
+            <w:tcBorders>
+              <w:top w:val="single" w:sz="4" w:space="0" w:color="BFBFBF"/>
+              <w:left w:val="single" w:sz="4" w:space="0" w:color="BFBFBF"/>
+              <w:bottom w:val="single" w:sz="4" w:space="0" w:color="BFBFBF"/>
+              <w:right w:val="single" w:sz="4" w:space="0" w:color="BFBFBF"/>
+            </w:tcBorders>
+            <w:tcMar>
+              <w:top w:w="70" w:type="dxa"/>
+              <w:left w:w="110" w:type="dxa"/>
+              <w:bottom w:w="70" w:type="dxa"/>
+              <w:right w:w="110" w:type="dxa"/>
+            </w:tcMar>
+          </w:tcPr>
+          <w:p>
+            <w:r>
+              <w:rPr/>
+              <w:t>StoryController (src/main/java/ca/yorku/storyteller/controller/StoryController.java): startStory validates, asks the agent for the plan and opens the story.</w:t>
+            </w:r>
+          </w:p>
+          <w:p>
+            <w:r>
+              <w:rPr/>
+              <w:t>StoryAgent (src/main/java/ca/yorku/storyteller/agent/StoryAgent.java): planPlot delegates to the planner (Facade).</w:t>
+            </w:r>
+          </w:p>
+          <w:p>
+            <w:r>
+              <w:rPr/>
+              <w:t>PlotPlanner (src/main/java/ca/yorku/storyteller/agent/PlotPlanner.java): createPlot builds the request from Scenario.describe() and the basis, parses the reply; planStep turns the next pending event into hidden guidance for each turn.</w:t>
+            </w:r>
+          </w:p>
+          <w:p>
+            <w:r>
+              <w:rPr/>
+              <w:t>Plot, PivotalEvent, EventStatus (src/main/java/ca/yorku/storyteller/model/): the hidden ordered events.</w:t>
+            </w:r>
+          </w:p>
+          <w:p>
+            <w:r>
+              <w:rPr/>
+              <w:t>Scenario (src/main/java/ca/yorku/storyteller/model/Scenario.java): readyToStart checks mandatory fields.</w:t>
+            </w:r>
+          </w:p>
+          <w:p>
+            <w:r>
+              <w:rPr/>
+              <w:t>prompts/plot-planner.txt (src/main/resources/prompts/plot-planner.txt): the planning instructions.</w:t>
+            </w:r>
+          </w:p>
+          <w:p>
+            <w:r>
+              <w:rPr/>
+              <w:t>StoryCLI (src/main/java/ca/yorku/storyteller/ui/StoryCLI.java): the start command.</w:t>
+            </w:r>
+          </w:p>
+        </w:tc>
+      </w:tr>
+      <w:tr>
+        <w:trPr>
+          <w:cantSplit/>
+        </w:trPr>
+        <w:tc>
+          <w:tcPr>
+            <w:tcW w:w="2500" w:type="dxa"/>
+            <w:tcBorders>
+              <w:top w:val="single" w:sz="4" w:space="0" w:color="BFBFBF"/>
+              <w:left w:val="single" w:sz="4" w:space="0" w:color="BFBFBF"/>
+              <w:bottom w:val="single" w:sz="4" w:space="0" w:color="BFBFBF"/>
+              <w:right w:val="single" w:sz="4" w:space="0" w:color="BFBFBF"/>
+            </w:tcBorders>
+            <w:shd w:val="clear" w:color="auto" w:fill="F2F2F2"/>
+            <w:tcMar>
+              <w:top w:w="70" w:type="dxa"/>
+              <w:left w:w="110" w:type="dxa"/>
+              <w:bottom w:w="70" w:type="dxa"/>
+              <w:right w:w="110" w:type="dxa"/>
+            </w:tcMar>
+          </w:tcPr>
+          <w:p>
+            <w:r>
+              <w:rPr>
+                <w:b/>
+              </w:rPr>
+              <w:t>Key Methods</w:t>
+            </w:r>
+          </w:p>
+        </w:tc>
+        <w:tc>
+          <w:tcPr>
+            <w:tcW w:w="6860" w:type="dxa"/>
+            <w:tcBorders>
+              <w:top w:val="single" w:sz="4" w:space="0" w:color="BFBFBF"/>
+              <w:left w:val="single" w:sz="4" w:space="0" w:color="BFBFBF"/>
+              <w:bottom w:val="single" w:sz="4" w:space="0" w:color="BFBFBF"/>
+              <w:right w:val="single" w:sz="4" w:space="0" w:color="BFBFBF"/>
+            </w:tcBorders>
+            <w:tcMar>
+              <w:top w:w="70" w:type="dxa"/>
+              <w:left w:w="110" w:type="dxa"/>
+              <w:bottom w:w="70" w:type="dxa"/>
+              <w:right w:w="110" w:type="dxa"/>
+            </w:tcMar>
+          </w:tcPr>
+          <w:p>
+            <w:r>
+              <w:rPr/>
+              <w:t>StoryController.startStory(Scenario, String), Scenario.readyToStart(), StoryAgent.planPlot(Scenario, String), PlotPlanner.createPlot(Scenario, String), PlotPlanner.parseEvents(String), PlotPlanner.planStep(StorySession, String), Plot.nextPending().</w:t>
+            </w:r>
+          </w:p>
+        </w:tc>
+      </w:tr>
+      <w:tr>
+        <w:trPr>
+          <w:cantSplit/>
+        </w:trPr>
+        <w:tc>
+          <w:tcPr>
+            <w:tcW w:w="2500" w:type="dxa"/>
+            <w:tcBorders>
+              <w:top w:val="single" w:sz="4" w:space="0" w:color="BFBFBF"/>
+              <w:left w:val="single" w:sz="4" w:space="0" w:color="BFBFBF"/>
+              <w:bottom w:val="single" w:sz="4" w:space="0" w:color="BFBFBF"/>
+              <w:right w:val="single" w:sz="4" w:space="0" w:color="BFBFBF"/>
+            </w:tcBorders>
+            <w:shd w:val="clear" w:color="auto" w:fill="F2F2F2"/>
+            <w:tcMar>
+              <w:top w:w="70" w:type="dxa"/>
+              <w:left w:w="110" w:type="dxa"/>
+              <w:bottom w:w="70" w:type="dxa"/>
+              <w:right w:w="110" w:type="dxa"/>
+            </w:tcMar>
+          </w:tcPr>
+          <w:p>
+            <w:r>
+              <w:rPr>
+                <w:b/>
+              </w:rPr>
+              <w:t>Design Patterns</w:t>
+            </w:r>
+          </w:p>
+        </w:tc>
+        <w:tc>
+          <w:tcPr>
+            <w:tcW w:w="6860" w:type="dxa"/>
+            <w:tcBorders>
+              <w:top w:val="single" w:sz="4" w:space="0" w:color="BFBFBF"/>
+              <w:left w:val="single" w:sz="4" w:space="0" w:color="BFBFBF"/>
+              <w:bottom w:val="single" w:sz="4" w:space="0" w:color="BFBFBF"/>
+              <w:right w:val="single" w:sz="4" w:space="0" w:color="BFBFBF"/>
+            </w:tcBorders>
+            <w:tcMar>
+              <w:top w:w="70" w:type="dxa"/>
+              <w:left w:w="110" w:type="dxa"/>
+              <w:bottom w:w="70" w:type="dxa"/>
+              <w:right w:w="110" w:type="dxa"/>
+            </w:tcMar>
+          </w:tcPr>
+          <w:p>
+            <w:r>
+              <w:rPr/>
+              <w:t>Facade: the controller only calls StoryAgent.planPlot. Adapter: the request goes through LLMClient. MVC: the CLI collects the fields and calls the controller; the plan never reaches a view.</w:t>
+            </w:r>
+          </w:p>
+        </w:tc>
+      </w:tr>
+      <w:tr>
+        <w:trPr>
+          <w:cantSplit/>
+        </w:trPr>
+        <w:tc>
+          <w:tcPr>
+            <w:tcW w:w="2500" w:type="dxa"/>
+            <w:tcBorders>
+              <w:top w:val="single" w:sz="4" w:space="0" w:color="BFBFBF"/>
+              <w:left w:val="single" w:sz="4" w:space="0" w:color="BFBFBF"/>
+              <w:bottom w:val="single" w:sz="4" w:space="0" w:color="BFBFBF"/>
+              <w:right w:val="single" w:sz="4" w:space="0" w:color="BFBFBF"/>
+            </w:tcBorders>
+            <w:shd w:val="clear" w:color="auto" w:fill="F2F2F2"/>
+            <w:tcMar>
+              <w:top w:w="70" w:type="dxa"/>
+              <w:left w:w="110" w:type="dxa"/>
+              <w:bottom w:w="70" w:type="dxa"/>
+              <w:right w:w="110" w:type="dxa"/>
+            </w:tcMar>
+          </w:tcPr>
+          <w:p>
+            <w:r>
+              <w:rPr>
+                <w:b/>
+              </w:rPr>
+              <w:t>Collaboration (Input to Result)</w:t>
+            </w:r>
+          </w:p>
+        </w:tc>
+        <w:tc>
+          <w:tcPr>
+            <w:tcW w:w="6860" w:type="dxa"/>
+            <w:tcBorders>
+              <w:top w:val="single" w:sz="4" w:space="0" w:color="BFBFBF"/>
+              <w:left w:val="single" w:sz="4" w:space="0" w:color="BFBFBF"/>
+              <w:bottom w:val="single" w:sz="4" w:space="0" w:color="BFBFBF"/>
+              <w:right w:val="single" w:sz="4" w:space="0" w:color="BFBFBF"/>
+            </w:tcBorders>
+            <w:tcMar>
+              <w:top w:w="70" w:type="dxa"/>
+              <w:left w:w="110" w:type="dxa"/>
+              <w:bottom w:w="70" w:type="dxa"/>
+              <w:right w:w="110" w:type="dxa"/>
+            </w:tcMar>
+          </w:tcPr>
+          <w:p>
+            <w:r>
+              <w:rPr/>
+              <w:t>1. The user types start and answers the scenario questions, ending with an optional plot basis.</w:t>
+            </w:r>
+          </w:p>
+          <w:p>
+            <w:r>
+              <w:rPr/>
+              <w:t>2. StoryCLI builds a Scenario and calls StoryController.startStory(scenario, basis).</w:t>
+            </w:r>
+          </w:p>
+          <w:p>
+            <w:r>
+              <w:rPr/>
+              <w:t>3. The controller calls scenario.readyToStart() (premise and setting are required; a title is made if missing).</w:t>
+            </w:r>
+          </w:p>
+          <w:p>
+            <w:r>
+              <w:rPr/>
+              <w:t>4. The controller calls StoryAgent.planPlot, which calls PlotPlanner.createPlot.</w:t>
+            </w:r>
+          </w:p>
+          <w:p>
+            <w:r>
+              <w:rPr/>
+              <w:t>5. The planner sends the scenario and the basis with the planning prompt through LLMClient.generate and parses {"events": [...]} from the reply into PivotalEvents E1..En, all PENDING.</w:t>
+            </w:r>
+          </w:p>
+          <w:p>
+            <w:r>
+              <w:rPr/>
+              <w:t>6. The controller puts the scenario and the Plot on the session (the open empty one, or a new one) and notifies the observers; the CLI prints only that the story has begun.</w:t>
+            </w:r>
+          </w:p>
+          <w:p>
+            <w:r>
+              <w:rPr/>
+              <w:t>7. On every later turn PlotPlanner.planStep sends the next pending event to the narrator in a hidden section.</w:t>
+            </w:r>
+          </w:p>
+        </w:tc>
+      </w:tr>
+      <w:tr>
+        <w:trPr>
+          <w:cantSplit/>
+        </w:trPr>
+        <w:tc>
+          <w:tcPr>
+            <w:tcW w:w="2500" w:type="dxa"/>
+            <w:tcBorders>
+              <w:top w:val="single" w:sz="4" w:space="0" w:color="BFBFBF"/>
+              <w:left w:val="single" w:sz="4" w:space="0" w:color="BFBFBF"/>
+              <w:bottom w:val="single" w:sz="4" w:space="0" w:color="BFBFBF"/>
+              <w:right w:val="single" w:sz="4" w:space="0" w:color="BFBFBF"/>
+            </w:tcBorders>
+            <w:shd w:val="clear" w:color="auto" w:fill="F2F2F2"/>
+            <w:tcMar>
+              <w:top w:w="70" w:type="dxa"/>
+              <w:left w:w="110" w:type="dxa"/>
+              <w:bottom w:w="70" w:type="dxa"/>
+              <w:right w:w="110" w:type="dxa"/>
+            </w:tcMar>
+          </w:tcPr>
+          <w:p>
+            <w:r>
+              <w:rPr>
+                <w:b/>
+              </w:rPr>
+              <w:t>GUI and CLI Access</w:t>
+            </w:r>
+          </w:p>
+        </w:tc>
+        <w:tc>
+          <w:tcPr>
+            <w:tcW w:w="6860" w:type="dxa"/>
+            <w:tcBorders>
+              <w:top w:val="single" w:sz="4" w:space="0" w:color="BFBFBF"/>
+              <w:left w:val="single" w:sz="4" w:space="0" w:color="BFBFBF"/>
+              <w:bottom w:val="single" w:sz="4" w:space="0" w:color="BFBFBF"/>
+              <w:right w:val="single" w:sz="4" w:space="0" w:color="BFBFBF"/>
+            </w:tcBorders>
+            <w:tcMar>
+              <w:top w:w="70" w:type="dxa"/>
+              <w:left w:w="110" w:type="dxa"/>
+              <w:bottom w:w="70" w:type="dxa"/>
+              <w:right w:w="110" w:type="dxa"/>
+            </w:tcMar>
+          </w:tcPr>
+          <w:p>
+            <w:r>
+              <w:rPr/>
+              <w:t>CLI: start (Title, Premise, Tone, Setting, Opening situation, Plot basis). GUI: the new-story form arrives with the GUI slice this week.</w:t>
+            </w:r>
+          </w:p>
+        </w:tc>
+      </w:tr>
+      <w:tr>
+        <w:trPr>
+          <w:cantSplit/>
+        </w:trPr>
+        <w:tc>
+          <w:tcPr>
+            <w:tcW w:w="2500" w:type="dxa"/>
+            <w:tcBorders>
+              <w:top w:val="single" w:sz="4" w:space="0" w:color="BFBFBF"/>
+              <w:left w:val="single" w:sz="4" w:space="0" w:color="BFBFBF"/>
+              <w:bottom w:val="single" w:sz="4" w:space="0" w:color="BFBFBF"/>
+              <w:right w:val="single" w:sz="4" w:space="0" w:color="BFBFBF"/>
+            </w:tcBorders>
+            <w:shd w:val="clear" w:color="auto" w:fill="F2F2F2"/>
+            <w:tcMar>
+              <w:top w:w="70" w:type="dxa"/>
+              <w:left w:w="110" w:type="dxa"/>
+              <w:bottom w:w="70" w:type="dxa"/>
+              <w:right w:w="110" w:type="dxa"/>
+            </w:tcMar>
+          </w:tcPr>
+          <w:p>
+            <w:r>
+              <w:rPr>
+                <w:b/>
+              </w:rPr>
+              <w:t>Error / Alternative Behaviour</w:t>
+            </w:r>
+          </w:p>
+        </w:tc>
+        <w:tc>
+          <w:tcPr>
+            <w:tcW w:w="6860" w:type="dxa"/>
+            <w:tcBorders>
+              <w:top w:val="single" w:sz="4" w:space="0" w:color="BFBFBF"/>
+              <w:left w:val="single" w:sz="4" w:space="0" w:color="BFBFBF"/>
+              <w:bottom w:val="single" w:sz="4" w:space="0" w:color="BFBFBF"/>
+              <w:right w:val="single" w:sz="4" w:space="0" w:color="BFBFBF"/>
+            </w:tcBorders>
+            <w:tcMar>
+              <w:top w:w="70" w:type="dxa"/>
+              <w:left w:w="110" w:type="dxa"/>
+              <w:bottom w:w="70" w:type="dxa"/>
+              <w:right w:w="110" w:type="dxa"/>
+            </w:tcMar>
+          </w:tcPr>
+          <w:p>
+            <w:r>
+              <w:rPr/>
+              <w:t>Empty premise or setting: a message, and no model call. Claude declines, the call fails, or the reply has no events: an error message ("Claude did not return any pivotal events. Try starting the story again.") and no story is started; the open session is unchanged.</w:t>
+            </w:r>
+          </w:p>
+        </w:tc>
+      </w:tr>
+      <w:tr>
+        <w:trPr>
+          <w:cantSplit/>
+        </w:trPr>
+        <w:tc>
+          <w:tcPr>
+            <w:tcW w:w="2500" w:type="dxa"/>
+            <w:tcBorders>
+              <w:top w:val="single" w:sz="4" w:space="0" w:color="BFBFBF"/>
+              <w:left w:val="single" w:sz="4" w:space="0" w:color="BFBFBF"/>
+              <w:bottom w:val="single" w:sz="4" w:space="0" w:color="BFBFBF"/>
+              <w:right w:val="single" w:sz="4" w:space="0" w:color="BFBFBF"/>
+            </w:tcBorders>
+            <w:shd w:val="clear" w:color="auto" w:fill="F2F2F2"/>
+            <w:tcMar>
+              <w:top w:w="70" w:type="dxa"/>
+              <w:left w:w="110" w:type="dxa"/>
+              <w:bottom w:w="70" w:type="dxa"/>
+              <w:right w:w="110" w:type="dxa"/>
+            </w:tcMar>
+          </w:tcPr>
+          <w:p>
+            <w:r>
+              <w:rPr>
+                <w:b/>
+              </w:rPr>
+              <w:t>Video Link and Timestamp</w:t>
+            </w:r>
+          </w:p>
+        </w:tc>
+        <w:tc>
+          <w:tcPr>
+            <w:tcW w:w="6860" w:type="dxa"/>
+            <w:tcBorders>
+              <w:top w:val="single" w:sz="4" w:space="0" w:color="BFBFBF"/>
+              <w:left w:val="single" w:sz="4" w:space="0" w:color="BFBFBF"/>
+              <w:bottom w:val="single" w:sz="4" w:space="0" w:color="BFBFBF"/>
+              <w:right w:val="single" w:sz="4" w:space="0" w:color="BFBFBF"/>
+            </w:tcBorders>
+            <w:tcMar>
+              <w:top w:w="70" w:type="dxa"/>
+              <w:left w:w="110" w:type="dxa"/>
+              <w:bottom w:w="70" w:type="dxa"/>
+              <w:right w:w="110" w:type="dxa"/>
+            </w:tcMar>
+          </w:tcPr>
+          <w:p>
+            <w:r>
               <w:rPr>
                 <w:i/>
                 <w:color w:val="7F7F7F"/>
               </w:rPr>
-              <w:t>[Done / Partial / Changed / Dropped]</w:t>
+              <w:t>[Link and mm:ss, matching Section 7.]</w:t>
             </w:r>
           </w:p>
         </w:tc>
@@ -5281,7 +5767,7 @@
               <w:rPr>
                 <w:b/>
               </w:rPr>
-              <w:t>Type</w:t>
+              <w:t>Changes from Stage 1</w:t>
             </w:r>
           </w:p>
         </w:tc>
@@ -5303,467 +5789,8 @@
           </w:tcPr>
           <w:p>
             <w:r>
-              <w:rPr>
-                <w:i/>
-                <w:color w:val="7F7F7F"/>
-              </w:rPr>
-              <w:t>Hybrid (Stage 1). [Confirm, and say which steps are deterministic code and which call the model.]</w:t>
-            </w:r>
-          </w:p>
-        </w:tc>
-      </w:tr>
-      <w:tr>
-        <w:trPr>
-          <w:cantSplit/>
-        </w:trPr>
-        <w:tc>
-          <w:tcPr>
-            <w:tcW w:w="2500" w:type="dxa"/>
-            <w:tcBorders>
-              <w:top w:val="single" w:sz="4" w:space="0" w:color="BFBFBF"/>
-              <w:left w:val="single" w:sz="4" w:space="0" w:color="BFBFBF"/>
-              <w:bottom w:val="single" w:sz="4" w:space="0" w:color="BFBFBF"/>
-              <w:right w:val="single" w:sz="4" w:space="0" w:color="BFBFBF"/>
-            </w:tcBorders>
-            <w:shd w:val="clear" w:color="auto" w:fill="F2F2F2"/>
-            <w:tcMar>
-              <w:top w:w="70" w:type="dxa"/>
-              <w:left w:w="110" w:type="dxa"/>
-              <w:bottom w:w="70" w:type="dxa"/>
-              <w:right w:w="110" w:type="dxa"/>
-            </w:tcMar>
-          </w:tcPr>
-          <w:p>
-            <w:r>
-              <w:rPr>
-                <w:b/>
-              </w:rPr>
-              <w:t>Classes / Files and Responsibilities</w:t>
-            </w:r>
-          </w:p>
-        </w:tc>
-        <w:tc>
-          <w:tcPr>
-            <w:tcW w:w="6860" w:type="dxa"/>
-            <w:tcBorders>
-              <w:top w:val="single" w:sz="4" w:space="0" w:color="BFBFBF"/>
-              <w:left w:val="single" w:sz="4" w:space="0" w:color="BFBFBF"/>
-              <w:bottom w:val="single" w:sz="4" w:space="0" w:color="BFBFBF"/>
-              <w:right w:val="single" w:sz="4" w:space="0" w:color="BFBFBF"/>
-            </w:tcBorders>
-            <w:tcMar>
-              <w:top w:w="70" w:type="dxa"/>
-              <w:left w:w="110" w:type="dxa"/>
-              <w:bottom w:w="70" w:type="dxa"/>
-              <w:right w:w="110" w:type="dxa"/>
-            </w:tcMar>
-          </w:tcPr>
-          <w:p>
-            <w:r>
-              <w:rPr>
-                <w:i/>
-                <w:color w:val="7F7F7F"/>
-              </w:rPr>
-              <w:t>[One line per class: Class (src/main/java/ca/yorku/storyteller/&lt;package&gt;/Class.java): responsibility. Stage 1 planned: StoryController, StoryAgent, PlotPlanner, Plot, PivotalEvent, EventStatus.]</w:t>
-            </w:r>
-          </w:p>
-        </w:tc>
-      </w:tr>
-      <w:tr>
-        <w:trPr>
-          <w:cantSplit/>
-        </w:trPr>
-        <w:tc>
-          <w:tcPr>
-            <w:tcW w:w="2500" w:type="dxa"/>
-            <w:tcBorders>
-              <w:top w:val="single" w:sz="4" w:space="0" w:color="BFBFBF"/>
-              <w:left w:val="single" w:sz="4" w:space="0" w:color="BFBFBF"/>
-              <w:bottom w:val="single" w:sz="4" w:space="0" w:color="BFBFBF"/>
-              <w:right w:val="single" w:sz="4" w:space="0" w:color="BFBFBF"/>
-            </w:tcBorders>
-            <w:shd w:val="clear" w:color="auto" w:fill="F2F2F2"/>
-            <w:tcMar>
-              <w:top w:w="70" w:type="dxa"/>
-              <w:left w:w="110" w:type="dxa"/>
-              <w:bottom w:w="70" w:type="dxa"/>
-              <w:right w:w="110" w:type="dxa"/>
-            </w:tcMar>
-          </w:tcPr>
-          <w:p>
-            <w:r>
-              <w:rPr>
-                <w:b/>
-              </w:rPr>
-              <w:t>Key Methods</w:t>
-            </w:r>
-          </w:p>
-        </w:tc>
-        <w:tc>
-          <w:tcPr>
-            <w:tcW w:w="6860" w:type="dxa"/>
-            <w:tcBorders>
-              <w:top w:val="single" w:sz="4" w:space="0" w:color="BFBFBF"/>
-              <w:left w:val="single" w:sz="4" w:space="0" w:color="BFBFBF"/>
-              <w:bottom w:val="single" w:sz="4" w:space="0" w:color="BFBFBF"/>
-              <w:right w:val="single" w:sz="4" w:space="0" w:color="BFBFBF"/>
-            </w:tcBorders>
-            <w:tcMar>
-              <w:top w:w="70" w:type="dxa"/>
-              <w:left w:w="110" w:type="dxa"/>
-              <w:bottom w:w="70" w:type="dxa"/>
-              <w:right w:w="110" w:type="dxa"/>
-            </w:tcMar>
-          </w:tcPr>
-          <w:p>
-            <w:r>
-              <w:rPr>
-                <w:i/>
-                <w:color w:val="7F7F7F"/>
-              </w:rPr>
-              <w:t>[The methods that actually carry the feature, as Class.method(params).]</w:t>
-            </w:r>
-          </w:p>
-        </w:tc>
-      </w:tr>
-      <w:tr>
-        <w:trPr>
-          <w:cantSplit/>
-        </w:trPr>
-        <w:tc>
-          <w:tcPr>
-            <w:tcW w:w="2500" w:type="dxa"/>
-            <w:tcBorders>
-              <w:top w:val="single" w:sz="4" w:space="0" w:color="BFBFBF"/>
-              <w:left w:val="single" w:sz="4" w:space="0" w:color="BFBFBF"/>
-              <w:bottom w:val="single" w:sz="4" w:space="0" w:color="BFBFBF"/>
-              <w:right w:val="single" w:sz="4" w:space="0" w:color="BFBFBF"/>
-            </w:tcBorders>
-            <w:shd w:val="clear" w:color="auto" w:fill="F2F2F2"/>
-            <w:tcMar>
-              <w:top w:w="70" w:type="dxa"/>
-              <w:left w:w="110" w:type="dxa"/>
-              <w:bottom w:w="70" w:type="dxa"/>
-              <w:right w:w="110" w:type="dxa"/>
-            </w:tcMar>
-          </w:tcPr>
-          <w:p>
-            <w:r>
-              <w:rPr>
-                <w:b/>
-              </w:rPr>
-              <w:t>Design Patterns</w:t>
-            </w:r>
-          </w:p>
-        </w:tc>
-        <w:tc>
-          <w:tcPr>
-            <w:tcW w:w="6860" w:type="dxa"/>
-            <w:tcBorders>
-              <w:top w:val="single" w:sz="4" w:space="0" w:color="BFBFBF"/>
-              <w:left w:val="single" w:sz="4" w:space="0" w:color="BFBFBF"/>
-              <w:bottom w:val="single" w:sz="4" w:space="0" w:color="BFBFBF"/>
-              <w:right w:val="single" w:sz="4" w:space="0" w:color="BFBFBF"/>
-            </w:tcBorders>
-            <w:tcMar>
-              <w:top w:w="70" w:type="dxa"/>
-              <w:left w:w="110" w:type="dxa"/>
-              <w:bottom w:w="70" w:type="dxa"/>
-              <w:right w:w="110" w:type="dxa"/>
-            </w:tcMar>
-          </w:tcPr>
-          <w:p>
-            <w:r>
-              <w:rPr>
-                <w:i/>
-                <w:color w:val="7F7F7F"/>
-              </w:rPr>
-              <w:t>[Stage 1: Adapter, Facade, MVC. Confirm against the code.]</w:t>
-            </w:r>
-          </w:p>
-        </w:tc>
-      </w:tr>
-      <w:tr>
-        <w:trPr>
-          <w:cantSplit/>
-        </w:trPr>
-        <w:tc>
-          <w:tcPr>
-            <w:tcW w:w="2500" w:type="dxa"/>
-            <w:tcBorders>
-              <w:top w:val="single" w:sz="4" w:space="0" w:color="BFBFBF"/>
-              <w:left w:val="single" w:sz="4" w:space="0" w:color="BFBFBF"/>
-              <w:bottom w:val="single" w:sz="4" w:space="0" w:color="BFBFBF"/>
-              <w:right w:val="single" w:sz="4" w:space="0" w:color="BFBFBF"/>
-            </w:tcBorders>
-            <w:shd w:val="clear" w:color="auto" w:fill="F2F2F2"/>
-            <w:tcMar>
-              <w:top w:w="70" w:type="dxa"/>
-              <w:left w:w="110" w:type="dxa"/>
-              <w:bottom w:w="70" w:type="dxa"/>
-              <w:right w:w="110" w:type="dxa"/>
-            </w:tcMar>
-          </w:tcPr>
-          <w:p>
-            <w:r>
-              <w:rPr>
-                <w:b/>
-              </w:rPr>
-              <w:t>Collaboration (Input to Result)</w:t>
-            </w:r>
-          </w:p>
-        </w:tc>
-        <w:tc>
-          <w:tcPr>
-            <w:tcW w:w="6860" w:type="dxa"/>
-            <w:tcBorders>
-              <w:top w:val="single" w:sz="4" w:space="0" w:color="BFBFBF"/>
-              <w:left w:val="single" w:sz="4" w:space="0" w:color="BFBFBF"/>
-              <w:bottom w:val="single" w:sz="4" w:space="0" w:color="BFBFBF"/>
-              <w:right w:val="single" w:sz="4" w:space="0" w:color="BFBFBF"/>
-            </w:tcBorders>
-            <w:tcMar>
-              <w:top w:w="70" w:type="dxa"/>
-              <w:left w:w="110" w:type="dxa"/>
-              <w:bottom w:w="70" w:type="dxa"/>
-              <w:right w:w="110" w:type="dxa"/>
-            </w:tcMar>
-          </w:tcPr>
-          <w:p>
-            <w:r>
-              <w:rPr>
-                <w:i/>
-                <w:color w:val="7F7F7F"/>
-              </w:rPr>
-              <w:t>[Numbered walk-through from the user's action in StoryGUI / StoryCLI, through StoryController and the agent, to what the user sees.]</w:t>
-            </w:r>
-          </w:p>
-        </w:tc>
-      </w:tr>
-      <w:tr>
-        <w:trPr>
-          <w:cantSplit/>
-        </w:trPr>
-        <w:tc>
-          <w:tcPr>
-            <w:tcW w:w="2500" w:type="dxa"/>
-            <w:tcBorders>
-              <w:top w:val="single" w:sz="4" w:space="0" w:color="BFBFBF"/>
-              <w:left w:val="single" w:sz="4" w:space="0" w:color="BFBFBF"/>
-              <w:bottom w:val="single" w:sz="4" w:space="0" w:color="BFBFBF"/>
-              <w:right w:val="single" w:sz="4" w:space="0" w:color="BFBFBF"/>
-            </w:tcBorders>
-            <w:shd w:val="clear" w:color="auto" w:fill="F2F2F2"/>
-            <w:tcMar>
-              <w:top w:w="70" w:type="dxa"/>
-              <w:left w:w="110" w:type="dxa"/>
-              <w:bottom w:w="70" w:type="dxa"/>
-              <w:right w:w="110" w:type="dxa"/>
-            </w:tcMar>
-          </w:tcPr>
-          <w:p>
-            <w:r>
-              <w:rPr>
-                <w:b/>
-              </w:rPr>
-              <w:t>GUI and CLI Access</w:t>
-            </w:r>
-          </w:p>
-        </w:tc>
-        <w:tc>
-          <w:tcPr>
-            <w:tcW w:w="6860" w:type="dxa"/>
-            <w:tcBorders>
-              <w:top w:val="single" w:sz="4" w:space="0" w:color="BFBFBF"/>
-              <w:left w:val="single" w:sz="4" w:space="0" w:color="BFBFBF"/>
-              <w:bottom w:val="single" w:sz="4" w:space="0" w:color="BFBFBF"/>
-              <w:right w:val="single" w:sz="4" w:space="0" w:color="BFBFBF"/>
-            </w:tcBorders>
-            <w:tcMar>
-              <w:top w:w="70" w:type="dxa"/>
-              <w:left w:w="110" w:type="dxa"/>
-              <w:bottom w:w="70" w:type="dxa"/>
-              <w:right w:w="110" w:type="dxa"/>
-            </w:tcMar>
-          </w:tcPr>
-          <w:p>
-            <w:r>
-              <w:rPr>
-                <w:i/>
-                <w:color w:val="7F7F7F"/>
-              </w:rPr>
-              <w:t>[GUI: the menu, button or panel. CLI: the command and its arguments.]</w:t>
-            </w:r>
-          </w:p>
-        </w:tc>
-      </w:tr>
-      <w:tr>
-        <w:trPr>
-          <w:cantSplit/>
-        </w:trPr>
-        <w:tc>
-          <w:tcPr>
-            <w:tcW w:w="2500" w:type="dxa"/>
-            <w:tcBorders>
-              <w:top w:val="single" w:sz="4" w:space="0" w:color="BFBFBF"/>
-              <w:left w:val="single" w:sz="4" w:space="0" w:color="BFBFBF"/>
-              <w:bottom w:val="single" w:sz="4" w:space="0" w:color="BFBFBF"/>
-              <w:right w:val="single" w:sz="4" w:space="0" w:color="BFBFBF"/>
-            </w:tcBorders>
-            <w:shd w:val="clear" w:color="auto" w:fill="F2F2F2"/>
-            <w:tcMar>
-              <w:top w:w="70" w:type="dxa"/>
-              <w:left w:w="110" w:type="dxa"/>
-              <w:bottom w:w="70" w:type="dxa"/>
-              <w:right w:w="110" w:type="dxa"/>
-            </w:tcMar>
-          </w:tcPr>
-          <w:p>
-            <w:r>
-              <w:rPr>
-                <w:b/>
-              </w:rPr>
-              <w:t>Error / Alternative Behaviour</w:t>
-            </w:r>
-          </w:p>
-        </w:tc>
-        <w:tc>
-          <w:tcPr>
-            <w:tcW w:w="6860" w:type="dxa"/>
-            <w:tcBorders>
-              <w:top w:val="single" w:sz="4" w:space="0" w:color="BFBFBF"/>
-              <w:left w:val="single" w:sz="4" w:space="0" w:color="BFBFBF"/>
-              <w:bottom w:val="single" w:sz="4" w:space="0" w:color="BFBFBF"/>
-              <w:right w:val="single" w:sz="4" w:space="0" w:color="BFBFBF"/>
-            </w:tcBorders>
-            <w:tcMar>
-              <w:top w:w="70" w:type="dxa"/>
-              <w:left w:w="110" w:type="dxa"/>
-              <w:bottom w:w="70" w:type="dxa"/>
-              <w:right w:w="110" w:type="dxa"/>
-            </w:tcMar>
-          </w:tcPr>
-          <w:p>
-            <w:r>
-              <w:rPr>
-                <w:i/>
-                <w:color w:val="7F7F7F"/>
-              </w:rPr>
-              <w:t>[What happens on invalid input or a model failure, and how it is shown.]</w:t>
-            </w:r>
-          </w:p>
-        </w:tc>
-      </w:tr>
-      <w:tr>
-        <w:trPr>
-          <w:cantSplit/>
-        </w:trPr>
-        <w:tc>
-          <w:tcPr>
-            <w:tcW w:w="2500" w:type="dxa"/>
-            <w:tcBorders>
-              <w:top w:val="single" w:sz="4" w:space="0" w:color="BFBFBF"/>
-              <w:left w:val="single" w:sz="4" w:space="0" w:color="BFBFBF"/>
-              <w:bottom w:val="single" w:sz="4" w:space="0" w:color="BFBFBF"/>
-              <w:right w:val="single" w:sz="4" w:space="0" w:color="BFBFBF"/>
-            </w:tcBorders>
-            <w:shd w:val="clear" w:color="auto" w:fill="F2F2F2"/>
-            <w:tcMar>
-              <w:top w:w="70" w:type="dxa"/>
-              <w:left w:w="110" w:type="dxa"/>
-              <w:bottom w:w="70" w:type="dxa"/>
-              <w:right w:w="110" w:type="dxa"/>
-            </w:tcMar>
-          </w:tcPr>
-          <w:p>
-            <w:r>
-              <w:rPr>
-                <w:b/>
-              </w:rPr>
-              <w:t>Video Link and Timestamp</w:t>
-            </w:r>
-          </w:p>
-        </w:tc>
-        <w:tc>
-          <w:tcPr>
-            <w:tcW w:w="6860" w:type="dxa"/>
-            <w:tcBorders>
-              <w:top w:val="single" w:sz="4" w:space="0" w:color="BFBFBF"/>
-              <w:left w:val="single" w:sz="4" w:space="0" w:color="BFBFBF"/>
-              <w:bottom w:val="single" w:sz="4" w:space="0" w:color="BFBFBF"/>
-              <w:right w:val="single" w:sz="4" w:space="0" w:color="BFBFBF"/>
-            </w:tcBorders>
-            <w:tcMar>
-              <w:top w:w="70" w:type="dxa"/>
-              <w:left w:w="110" w:type="dxa"/>
-              <w:bottom w:w="70" w:type="dxa"/>
-              <w:right w:w="110" w:type="dxa"/>
-            </w:tcMar>
-          </w:tcPr>
-          <w:p>
-            <w:r>
-              <w:rPr>
-                <w:i/>
-                <w:color w:val="7F7F7F"/>
-              </w:rPr>
-              <w:t>[Link and mm:ss, matching Section 7.]</w:t>
-            </w:r>
-          </w:p>
-        </w:tc>
-      </w:tr>
-      <w:tr>
-        <w:trPr>
-          <w:cantSplit/>
-        </w:trPr>
-        <w:tc>
-          <w:tcPr>
-            <w:tcW w:w="2500" w:type="dxa"/>
-            <w:tcBorders>
-              <w:top w:val="single" w:sz="4" w:space="0" w:color="BFBFBF"/>
-              <w:left w:val="single" w:sz="4" w:space="0" w:color="BFBFBF"/>
-              <w:bottom w:val="single" w:sz="4" w:space="0" w:color="BFBFBF"/>
-              <w:right w:val="single" w:sz="4" w:space="0" w:color="BFBFBF"/>
-            </w:tcBorders>
-            <w:shd w:val="clear" w:color="auto" w:fill="F2F2F2"/>
-            <w:tcMar>
-              <w:top w:w="70" w:type="dxa"/>
-              <w:left w:w="110" w:type="dxa"/>
-              <w:bottom w:w="70" w:type="dxa"/>
-              <w:right w:w="110" w:type="dxa"/>
-            </w:tcMar>
-          </w:tcPr>
-          <w:p>
-            <w:r>
-              <w:rPr>
-                <w:b/>
-              </w:rPr>
-              <w:t>Changes from Stage 1</w:t>
-            </w:r>
-          </w:p>
-        </w:tc>
-        <w:tc>
-          <w:tcPr>
-            <w:tcW w:w="6860" w:type="dxa"/>
-            <w:tcBorders>
-              <w:top w:val="single" w:sz="4" w:space="0" w:color="BFBFBF"/>
-              <w:left w:val="single" w:sz="4" w:space="0" w:color="BFBFBF"/>
-              <w:bottom w:val="single" w:sz="4" w:space="0" w:color="BFBFBF"/>
-              <w:right w:val="single" w:sz="4" w:space="0" w:color="BFBFBF"/>
-            </w:tcBorders>
-            <w:tcMar>
-              <w:top w:w="70" w:type="dxa"/>
-              <w:left w:w="110" w:type="dxa"/>
-              <w:bottom w:w="70" w:type="dxa"/>
-              <w:right w:w="110" w:type="dxa"/>
-            </w:tcMar>
-          </w:tcPr>
-          <w:p>
-            <w:r>
-              <w:rPr>
-                <w:i/>
-                <w:color w:val="7F7F7F"/>
-              </w:rPr>
-              <w:t>[None, or a one-line summary with a pointer to the entry in Section 4.]</w:t>
+              <w:rPr/>
+              <w:t>planStep builds the guidance without a second model call; starting keeps lore prepared beforehand (Section 4).</w:t>
             </w:r>
           </w:p>
         </w:tc>
@@ -15373,6 +15400,99 @@
           </w:p>
         </w:tc>
       </w:tr>
+      <w:tr>
+        <w:trPr>
+          <w:cantSplit/>
+        </w:trPr>
+        <w:tc>
+          <w:tcPr>
+            <w:tcW w:w="1900" w:type="dxa"/>
+            <w:tcBorders>
+              <w:top w:val="single" w:sz="4" w:space="0" w:color="BFBFBF"/>
+              <w:left w:val="single" w:sz="4" w:space="0" w:color="BFBFBF"/>
+              <w:bottom w:val="single" w:sz="4" w:space="0" w:color="BFBFBF"/>
+              <w:right w:val="single" w:sz="4" w:space="0" w:color="BFBFBF"/>
+            </w:tcBorders>
+            <w:tcMar>
+              <w:top w:w="70" w:type="dxa"/>
+              <w:left w:w="110" w:type="dxa"/>
+              <w:bottom w:w="70" w:type="dxa"/>
+              <w:right w:w="110" w:type="dxa"/>
+            </w:tcMar>
+          </w:tcPr>
+          <w:p>
+            <w:r>
+              <w:t>F01/F05</w:t>
+            </w:r>
+          </w:p>
+        </w:tc>
+        <w:tc>
+          <w:tcPr>
+            <w:tcW w:w="2500" w:type="dxa"/>
+            <w:tcBorders>
+              <w:top w:val="single" w:sz="4" w:space="0" w:color="BFBFBF"/>
+              <w:left w:val="single" w:sz="4" w:space="0" w:color="BFBFBF"/>
+              <w:bottom w:val="single" w:sz="4" w:space="0" w:color="BFBFBF"/>
+              <w:right w:val="single" w:sz="4" w:space="0" w:color="BFBFBF"/>
+            </w:tcBorders>
+            <w:tcMar>
+              <w:top w:w="70" w:type="dxa"/>
+              <w:left w:w="110" w:type="dxa"/>
+              <w:bottom w:w="70" w:type="dxa"/>
+              <w:right w:w="110" w:type="dxa"/>
+            </w:tcMar>
+          </w:tcPr>
+          <w:p>
+            <w:r>
+              <w:t>startStory plans first, keeps lore prepared in an empty session; Scenario.readyToStart; controller takes the agent</w:t>
+            </w:r>
+          </w:p>
+        </w:tc>
+        <w:tc>
+          <w:tcPr>
+            <w:tcW w:w="2480" w:type="dxa"/>
+            <w:tcBorders>
+              <w:top w:val="single" w:sz="4" w:space="0" w:color="BFBFBF"/>
+              <w:left w:val="single" w:sz="4" w:space="0" w:color="BFBFBF"/>
+              <w:bottom w:val="single" w:sz="4" w:space="0" w:color="BFBFBF"/>
+              <w:right w:val="single" w:sz="4" w:space="0" w:color="BFBFBF"/>
+            </w:tcBorders>
+            <w:tcMar>
+              <w:top w:w="70" w:type="dxa"/>
+              <w:left w:w="110" w:type="dxa"/>
+              <w:bottom w:w="70" w:type="dxa"/>
+              <w:right w:w="110" w:type="dxa"/>
+            </w:tcMar>
+          </w:tcPr>
+          <w:p>
+            <w:r>
+              <w:t>Lore and characters can be prepared before a scenario; a failed plan must change nothing</w:t>
+            </w:r>
+          </w:p>
+        </w:tc>
+        <w:tc>
+          <w:tcPr>
+            <w:tcW w:w="2480" w:type="dxa"/>
+            <w:tcBorders>
+              <w:top w:val="single" w:sz="4" w:space="0" w:color="BFBFBF"/>
+              <w:left w:val="single" w:sz="4" w:space="0" w:color="BFBFBF"/>
+              <w:bottom w:val="single" w:sz="4" w:space="0" w:color="BFBFBF"/>
+              <w:right w:val="single" w:sz="4" w:space="0" w:color="BFBFBF"/>
+            </w:tcBorders>
+            <w:tcMar>
+              <w:top w:w="70" w:type="dxa"/>
+              <w:left w:w="110" w:type="dxa"/>
+              <w:bottom w:w="70" w:type="dxa"/>
+              <w:right w:w="110" w:type="dxa"/>
+            </w:tcMar>
+          </w:tcPr>
+          <w:p>
+            <w:r>
+              <w:t>UC01; StoryController, Scenario, StoryAgent; SD02</w:t>
+            </w:r>
+          </w:p>
+        </w:tc>
+      </w:tr>
     </w:tbl>
     <w:p>
       <w:pPr>
@@ -18882,6 +19002,445 @@
           <w:p>
             <w:r>
               <w:t>feat(agent): run the tool-use loop in StoryAgent.takeTurn</w:t>
+            </w:r>
+          </w:p>
+        </w:tc>
+      </w:tr>
+    </w:tbl>
+    <w:p>
+      <w:pPr>
+        <w:spacing w:after="0"/>
+      </w:pPr>
+    </w:p>
+    <w:tbl>
+      <w:tblPr>
+        <w:tblLook w:firstColumn="1" w:firstRow="1" w:lastColumn="0" w:lastRow="0" w:noHBand="0" w:noVBand="1" w:val="04A0"/>
+        <w:tblW w:w="9360" w:type="dxa"/>
+      </w:tblPr>
+      <w:tblGrid>
+        <w:gridCol w:w="2500"/>
+        <w:gridCol w:w="6860"/>
+      </w:tblGrid>
+      <w:tr>
+        <w:trPr>
+          <w:cantSplit/>
+        </w:trPr>
+        <w:tc>
+          <w:tcPr>
+            <w:tcW w:w="2500" w:type="dxa"/>
+            <w:tcBorders>
+              <w:top w:val="single" w:sz="4" w:space="0" w:color="BFBFBF"/>
+              <w:left w:val="single" w:sz="4" w:space="0" w:color="BFBFBF"/>
+              <w:bottom w:val="single" w:sz="4" w:space="0" w:color="BFBFBF"/>
+              <w:right w:val="single" w:sz="4" w:space="0" w:color="BFBFBF"/>
+            </w:tcBorders>
+            <w:shd w:val="clear" w:color="auto" w:fill="F2F2F2"/>
+            <w:tcMar>
+              <w:top w:w="70" w:type="dxa"/>
+              <w:left w:w="110" w:type="dxa"/>
+              <w:bottom w:w="70" w:type="dxa"/>
+              <w:right w:w="110" w:type="dxa"/>
+            </w:tcMar>
+          </w:tcPr>
+          <w:p>
+            <w:r>
+              <w:rPr>
+                <w:b/>
+              </w:rPr>
+              <w:t>Original ID</w:t>
+            </w:r>
+          </w:p>
+        </w:tc>
+        <w:tc>
+          <w:tcPr>
+            <w:tcW w:w="6860" w:type="dxa"/>
+            <w:tcBorders>
+              <w:top w:val="single" w:sz="4" w:space="0" w:color="BFBFBF"/>
+              <w:left w:val="single" w:sz="4" w:space="0" w:color="BFBFBF"/>
+              <w:bottom w:val="single" w:sz="4" w:space="0" w:color="BFBFBF"/>
+              <w:right w:val="single" w:sz="4" w:space="0" w:color="BFBFBF"/>
+            </w:tcBorders>
+            <w:tcMar>
+              <w:top w:w="70" w:type="dxa"/>
+              <w:left w:w="110" w:type="dxa"/>
+              <w:bottom w:w="70" w:type="dxa"/>
+              <w:right w:w="110" w:type="dxa"/>
+            </w:tcMar>
+          </w:tcPr>
+          <w:p>
+            <w:r>
+              <w:t>F01/F05: Starting a story keeps lore prepared beforehand</w:t>
+            </w:r>
+          </w:p>
+        </w:tc>
+      </w:tr>
+      <w:tr>
+        <w:trPr>
+          <w:cantSplit/>
+        </w:trPr>
+        <w:tc>
+          <w:tcPr>
+            <w:tcW w:w="2500" w:type="dxa"/>
+            <w:tcBorders>
+              <w:top w:val="single" w:sz="4" w:space="0" w:color="BFBFBF"/>
+              <w:left w:val="single" w:sz="4" w:space="0" w:color="BFBFBF"/>
+              <w:bottom w:val="single" w:sz="4" w:space="0" w:color="BFBFBF"/>
+              <w:right w:val="single" w:sz="4" w:space="0" w:color="BFBFBF"/>
+            </w:tcBorders>
+            <w:shd w:val="clear" w:color="auto" w:fill="F2F2F2"/>
+            <w:tcMar>
+              <w:top w:w="70" w:type="dxa"/>
+              <w:left w:w="110" w:type="dxa"/>
+              <w:bottom w:w="70" w:type="dxa"/>
+              <w:right w:w="110" w:type="dxa"/>
+            </w:tcMar>
+          </w:tcPr>
+          <w:p>
+            <w:r>
+              <w:rPr>
+                <w:b/>
+              </w:rPr>
+              <w:t>Original (Stage 1)</w:t>
+            </w:r>
+          </w:p>
+        </w:tc>
+        <w:tc>
+          <w:tcPr>
+            <w:tcW w:w="6860" w:type="dxa"/>
+            <w:tcBorders>
+              <w:top w:val="single" w:sz="4" w:space="0" w:color="BFBFBF"/>
+              <w:left w:val="single" w:sz="4" w:space="0" w:color="BFBFBF"/>
+              <w:bottom w:val="single" w:sz="4" w:space="0" w:color="BFBFBF"/>
+              <w:right w:val="single" w:sz="4" w:space="0" w:color="BFBFBF"/>
+            </w:tcBorders>
+            <w:tcMar>
+              <w:top w:w="70" w:type="dxa"/>
+              <w:left w:w="110" w:type="dxa"/>
+              <w:bottom w:w="70" w:type="dxa"/>
+              <w:right w:w="110" w:type="dxa"/>
+            </w:tcMar>
+          </w:tcPr>
+          <w:p>
+            <w:r>
+              <w:t>StoryController.startStory(scenario, plotBasis) checks the mandatory fields, has the events planned and creates the StorySession that holds the scenario.</w:t>
+            </w:r>
+          </w:p>
+        </w:tc>
+      </w:tr>
+      <w:tr>
+        <w:trPr>
+          <w:cantSplit/>
+        </w:trPr>
+        <w:tc>
+          <w:tcPr>
+            <w:tcW w:w="2500" w:type="dxa"/>
+            <w:tcBorders>
+              <w:top w:val="single" w:sz="4" w:space="0" w:color="BFBFBF"/>
+              <w:left w:val="single" w:sz="4" w:space="0" w:color="BFBFBF"/>
+              <w:bottom w:val="single" w:sz="4" w:space="0" w:color="BFBFBF"/>
+              <w:right w:val="single" w:sz="4" w:space="0" w:color="BFBFBF"/>
+            </w:tcBorders>
+            <w:shd w:val="clear" w:color="auto" w:fill="F2F2F2"/>
+            <w:tcMar>
+              <w:top w:w="70" w:type="dxa"/>
+              <w:left w:w="110" w:type="dxa"/>
+              <w:bottom w:w="70" w:type="dxa"/>
+              <w:right w:w="110" w:type="dxa"/>
+            </w:tcMar>
+          </w:tcPr>
+          <w:p>
+            <w:r>
+              <w:rPr>
+                <w:b/>
+              </w:rPr>
+              <w:t>Implemented</w:t>
+            </w:r>
+          </w:p>
+        </w:tc>
+        <w:tc>
+          <w:tcPr>
+            <w:tcW w:w="6860" w:type="dxa"/>
+            <w:tcBorders>
+              <w:top w:val="single" w:sz="4" w:space="0" w:color="BFBFBF"/>
+              <w:left w:val="single" w:sz="4" w:space="0" w:color="BFBFBF"/>
+              <w:bottom w:val="single" w:sz="4" w:space="0" w:color="BFBFBF"/>
+              <w:right w:val="single" w:sz="4" w:space="0" w:color="BFBFBF"/>
+            </w:tcBorders>
+            <w:tcMar>
+              <w:top w:w="70" w:type="dxa"/>
+              <w:left w:w="110" w:type="dxa"/>
+              <w:bottom w:w="70" w:type="dxa"/>
+              <w:right w:w="110" w:type="dxa"/>
+            </w:tcMar>
+          </w:tcPr>
+          <w:p>
+            <w:r>
+              <w:t>startStory calls Scenario.readyToStart() (premise and setting mandatory; an empty title becomes the first words of the premise), then StoryAgent.planPlot, and only then changes anything. An empty, unstarted open session receives the scenario and plot; otherwise a new session is created. StoryController takes the StoryAgent in its constructor; isStarted() tells the front ends whether turns are possible. StoryCLI.createController() reads .env; without an API key the app opens and model features report the missing key.</w:t>
+            </w:r>
+          </w:p>
+        </w:tc>
+      </w:tr>
+      <w:tr>
+        <w:trPr>
+          <w:cantSplit/>
+        </w:trPr>
+        <w:tc>
+          <w:tcPr>
+            <w:tcW w:w="2500" w:type="dxa"/>
+            <w:tcBorders>
+              <w:top w:val="single" w:sz="4" w:space="0" w:color="BFBFBF"/>
+              <w:left w:val="single" w:sz="4" w:space="0" w:color="BFBFBF"/>
+              <w:bottom w:val="single" w:sz="4" w:space="0" w:color="BFBFBF"/>
+              <w:right w:val="single" w:sz="4" w:space="0" w:color="BFBFBF"/>
+            </w:tcBorders>
+            <w:shd w:val="clear" w:color="auto" w:fill="F2F2F2"/>
+            <w:tcMar>
+              <w:top w:w="70" w:type="dxa"/>
+              <w:left w:w="110" w:type="dxa"/>
+              <w:bottom w:w="70" w:type="dxa"/>
+              <w:right w:w="110" w:type="dxa"/>
+            </w:tcMar>
+          </w:tcPr>
+          <w:p>
+            <w:r>
+              <w:rPr>
+                <w:b/>
+              </w:rPr>
+              <w:t>What Changed and Why</w:t>
+            </w:r>
+          </w:p>
+        </w:tc>
+        <w:tc>
+          <w:tcPr>
+            <w:tcW w:w="6860" w:type="dxa"/>
+            <w:tcBorders>
+              <w:top w:val="single" w:sz="4" w:space="0" w:color="BFBFBF"/>
+              <w:left w:val="single" w:sz="4" w:space="0" w:color="BFBFBF"/>
+              <w:bottom w:val="single" w:sz="4" w:space="0" w:color="BFBFBF"/>
+              <w:right w:val="single" w:sz="4" w:space="0" w:color="BFBFBF"/>
+            </w:tcBorders>
+            <w:tcMar>
+              <w:top w:w="70" w:type="dxa"/>
+              <w:left w:w="110" w:type="dxa"/>
+              <w:bottom w:w="70" w:type="dxa"/>
+              <w:right w:w="110" w:type="dxa"/>
+            </w:tcMar>
+          </w:tcPr>
+          <w:p>
+            <w:r>
+              <w:t>F02 and F03 already let the user prepare lore and characters before any scenario exists, so starting must not throw that away. Planning before any change means a failed plan leaves everything as it was.</w:t>
+            </w:r>
+          </w:p>
+        </w:tc>
+      </w:tr>
+      <w:tr>
+        <w:trPr>
+          <w:cantSplit/>
+        </w:trPr>
+        <w:tc>
+          <w:tcPr>
+            <w:tcW w:w="2500" w:type="dxa"/>
+            <w:tcBorders>
+              <w:top w:val="single" w:sz="4" w:space="0" w:color="BFBFBF"/>
+              <w:left w:val="single" w:sz="4" w:space="0" w:color="BFBFBF"/>
+              <w:bottom w:val="single" w:sz="4" w:space="0" w:color="BFBFBF"/>
+              <w:right w:val="single" w:sz="4" w:space="0" w:color="BFBFBF"/>
+            </w:tcBorders>
+            <w:shd w:val="clear" w:color="auto" w:fill="F2F2F2"/>
+            <w:tcMar>
+              <w:top w:w="70" w:type="dxa"/>
+              <w:left w:w="110" w:type="dxa"/>
+              <w:bottom w:w="70" w:type="dxa"/>
+              <w:right w:w="110" w:type="dxa"/>
+            </w:tcMar>
+          </w:tcPr>
+          <w:p>
+            <w:r>
+              <w:rPr>
+                <w:b/>
+              </w:rPr>
+              <w:t>How the User Need Is Still Met</w:t>
+            </w:r>
+          </w:p>
+        </w:tc>
+        <w:tc>
+          <w:tcPr>
+            <w:tcW w:w="6860" w:type="dxa"/>
+            <w:tcBorders>
+              <w:top w:val="single" w:sz="4" w:space="0" w:color="BFBFBF"/>
+              <w:left w:val="single" w:sz="4" w:space="0" w:color="BFBFBF"/>
+              <w:bottom w:val="single" w:sz="4" w:space="0" w:color="BFBFBF"/>
+              <w:right w:val="single" w:sz="4" w:space="0" w:color="BFBFBF"/>
+            </w:tcBorders>
+            <w:tcMar>
+              <w:top w:w="70" w:type="dxa"/>
+              <w:left w:w="110" w:type="dxa"/>
+              <w:bottom w:w="70" w:type="dxa"/>
+              <w:right w:w="110" w:type="dxa"/>
+            </w:tcMar>
+          </w:tcPr>
+          <w:p>
+            <w:r>
+              <w:t>The user still writes the scenario, optionally a plot basis, and starts; the plan stays hidden.</w:t>
+            </w:r>
+          </w:p>
+        </w:tc>
+      </w:tr>
+      <w:tr>
+        <w:trPr>
+          <w:cantSplit/>
+        </w:trPr>
+        <w:tc>
+          <w:tcPr>
+            <w:tcW w:w="2500" w:type="dxa"/>
+            <w:tcBorders>
+              <w:top w:val="single" w:sz="4" w:space="0" w:color="BFBFBF"/>
+              <w:left w:val="single" w:sz="4" w:space="0" w:color="BFBFBF"/>
+              <w:bottom w:val="single" w:sz="4" w:space="0" w:color="BFBFBF"/>
+              <w:right w:val="single" w:sz="4" w:space="0" w:color="BFBFBF"/>
+            </w:tcBorders>
+            <w:shd w:val="clear" w:color="auto" w:fill="F2F2F2"/>
+            <w:tcMar>
+              <w:top w:w="70" w:type="dxa"/>
+              <w:left w:w="110" w:type="dxa"/>
+              <w:bottom w:w="70" w:type="dxa"/>
+              <w:right w:w="110" w:type="dxa"/>
+            </w:tcMar>
+          </w:tcPr>
+          <w:p>
+            <w:r>
+              <w:rPr>
+                <w:b/>
+              </w:rPr>
+              <w:t>Affected Use Cases / Classes / Methods / Patterns</w:t>
+            </w:r>
+          </w:p>
+        </w:tc>
+        <w:tc>
+          <w:tcPr>
+            <w:tcW w:w="6860" w:type="dxa"/>
+            <w:tcBorders>
+              <w:top w:val="single" w:sz="4" w:space="0" w:color="BFBFBF"/>
+              <w:left w:val="single" w:sz="4" w:space="0" w:color="BFBFBF"/>
+              <w:bottom w:val="single" w:sz="4" w:space="0" w:color="BFBFBF"/>
+              <w:right w:val="single" w:sz="4" w:space="0" w:color="BFBFBF"/>
+            </w:tcBorders>
+            <w:tcMar>
+              <w:top w:w="70" w:type="dxa"/>
+              <w:left w:w="110" w:type="dxa"/>
+              <w:bottom w:w="70" w:type="dxa"/>
+              <w:right w:w="110" w:type="dxa"/>
+            </w:tcMar>
+          </w:tcPr>
+          <w:p>
+            <w:r>
+              <w:t>UC01; StoryController, Scenario, StoryAgent, PlotPlanner, StoryCLI, StoryGUI; Facade, MVC.</w:t>
+            </w:r>
+          </w:p>
+        </w:tc>
+      </w:tr>
+      <w:tr>
+        <w:trPr>
+          <w:cantSplit/>
+        </w:trPr>
+        <w:tc>
+          <w:tcPr>
+            <w:tcW w:w="2500" w:type="dxa"/>
+            <w:tcBorders>
+              <w:top w:val="single" w:sz="4" w:space="0" w:color="BFBFBF"/>
+              <w:left w:val="single" w:sz="4" w:space="0" w:color="BFBFBF"/>
+              <w:bottom w:val="single" w:sz="4" w:space="0" w:color="BFBFBF"/>
+              <w:right w:val="single" w:sz="4" w:space="0" w:color="BFBFBF"/>
+            </w:tcBorders>
+            <w:shd w:val="clear" w:color="auto" w:fill="F2F2F2"/>
+            <w:tcMar>
+              <w:top w:w="70" w:type="dxa"/>
+              <w:left w:w="110" w:type="dxa"/>
+              <w:bottom w:w="70" w:type="dxa"/>
+              <w:right w:w="110" w:type="dxa"/>
+            </w:tcMar>
+          </w:tcPr>
+          <w:p>
+            <w:r>
+              <w:rPr>
+                <w:b/>
+              </w:rPr>
+              <w:t>Diagrams Updated</w:t>
+            </w:r>
+          </w:p>
+        </w:tc>
+        <w:tc>
+          <w:tcPr>
+            <w:tcW w:w="6860" w:type="dxa"/>
+            <w:tcBorders>
+              <w:top w:val="single" w:sz="4" w:space="0" w:color="BFBFBF"/>
+              <w:left w:val="single" w:sz="4" w:space="0" w:color="BFBFBF"/>
+              <w:bottom w:val="single" w:sz="4" w:space="0" w:color="BFBFBF"/>
+              <w:right w:val="single" w:sz="4" w:space="0" w:color="BFBFBF"/>
+            </w:tcBorders>
+            <w:tcMar>
+              <w:top w:w="70" w:type="dxa"/>
+              <w:left w:w="110" w:type="dxa"/>
+              <w:bottom w:w="70" w:type="dxa"/>
+              <w:right w:w="110" w:type="dxa"/>
+            </w:tcMar>
+          </w:tcPr>
+          <w:p>
+            <w:r>
+              <w:t>03-controller.png, 04-model-story-and-lore.png; SD02.</w:t>
+            </w:r>
+          </w:p>
+        </w:tc>
+      </w:tr>
+      <w:tr>
+        <w:trPr>
+          <w:cantSplit/>
+        </w:trPr>
+        <w:tc>
+          <w:tcPr>
+            <w:tcW w:w="2500" w:type="dxa"/>
+            <w:tcBorders>
+              <w:top w:val="single" w:sz="4" w:space="0" w:color="BFBFBF"/>
+              <w:left w:val="single" w:sz="4" w:space="0" w:color="BFBFBF"/>
+              <w:bottom w:val="single" w:sz="4" w:space="0" w:color="BFBFBF"/>
+              <w:right w:val="single" w:sz="4" w:space="0" w:color="BFBFBF"/>
+            </w:tcBorders>
+            <w:shd w:val="clear" w:color="auto" w:fill="F2F2F2"/>
+            <w:tcMar>
+              <w:top w:w="70" w:type="dxa"/>
+              <w:left w:w="110" w:type="dxa"/>
+              <w:bottom w:w="70" w:type="dxa"/>
+              <w:right w:w="110" w:type="dxa"/>
+            </w:tcMar>
+          </w:tcPr>
+          <w:p>
+            <w:r>
+              <w:rPr>
+                <w:b/>
+              </w:rPr>
+              <w:t>Commit(s)</w:t>
+            </w:r>
+          </w:p>
+        </w:tc>
+        <w:tc>
+          <w:tcPr>
+            <w:tcW w:w="6860" w:type="dxa"/>
+            <w:tcBorders>
+              <w:top w:val="single" w:sz="4" w:space="0" w:color="BFBFBF"/>
+              <w:left w:val="single" w:sz="4" w:space="0" w:color="BFBFBF"/>
+              <w:bottom w:val="single" w:sz="4" w:space="0" w:color="BFBFBF"/>
+              <w:right w:val="single" w:sz="4" w:space="0" w:color="BFBFBF"/>
+            </w:tcBorders>
+            <w:tcMar>
+              <w:top w:w="70" w:type="dxa"/>
+              <w:left w:w="110" w:type="dxa"/>
+              <w:bottom w:w="70" w:type="dxa"/>
+              <w:right w:w="110" w:type="dxa"/>
+            </w:tcMar>
+          </w:tcPr>
+          <w:p>
+            <w:r>
+              <w:t>feat(agent): plan hidden pivotal events before the story starts</w:t>
             </w:r>
           </w:p>
         </w:tc>

--- a/Stage2_Report.docx
+++ b/Stage2_Report.docx
@@ -474,7 +474,7 @@
           <w:p>
             <w:r>
               <w:rPr/>
-              <w:t>In progress (manual scenario done)</w:t>
+              <w:t>Partial (CLI done; GUI form next)</w:t>
             </w:r>
           </w:p>
         </w:tc>
@@ -520,7 +520,7 @@
           <w:p>
             <w:r>
               <w:rPr/>
-              <w:t>Yes (start)</w:t>
+              <w:t>Yes</w:t>
             </w:r>
           </w:p>
         </w:tc>
@@ -21264,11 +21264,8 @@
           </w:tcPr>
           <w:p>
             <w:r>
-              <w:rPr>
-                <w:i/>
-                <w:color w:val="7F7F7F"/>
-              </w:rPr>
-              <w:t>[short hash, linked]</w:t>
+              <w:rPr/>
+              <w:t>2f31992 (https://github.com/Polarralop/EECS3311Project/commit/2f31992)</w:t>
             </w:r>
           </w:p>
         </w:tc>
@@ -21290,11 +21287,8 @@
           </w:tcPr>
           <w:p>
             <w:r>
-              <w:rPr>
-                <w:i/>
-                <w:color w:val="7F7F7F"/>
-              </w:rPr>
-              <w:t>[Conventional Commit description]</w:t>
+              <w:rPr/>
+              <w:t>feat(tools): register SearchLoreTool and GetCharacterTool in ToolRegistry</w:t>
             </w:r>
           </w:p>
         </w:tc>
@@ -21316,11 +21310,200 @@
           </w:tcPr>
           <w:p>
             <w:r>
-              <w:rPr>
-                <w:i/>
-                <w:color w:val="7F7F7F"/>
-              </w:rPr>
-              <w:t>[F04]</w:t>
+              <w:rPr/>
+              <w:t>F04 (tools)</w:t>
+            </w:r>
+          </w:p>
+        </w:tc>
+      </w:tr>
+      <w:tr>
+        <w:trPr>
+          <w:cantSplit/>
+        </w:trPr>
+        <w:tc>
+          <w:tcPr>
+            <w:tcW w:w="600" w:type="dxa"/>
+            <w:tcBorders>
+              <w:top w:val="single" w:sz="4" w:space="0" w:color="BFBFBF"/>
+              <w:left w:val="single" w:sz="4" w:space="0" w:color="BFBFBF"/>
+              <w:bottom w:val="single" w:sz="4" w:space="0" w:color="BFBFBF"/>
+              <w:right w:val="single" w:sz="4" w:space="0" w:color="BFBFBF"/>
+            </w:tcBorders>
+            <w:tcMar>
+              <w:top w:w="70" w:type="dxa"/>
+              <w:left w:w="110" w:type="dxa"/>
+              <w:bottom w:w="70" w:type="dxa"/>
+              <w:right w:w="110" w:type="dxa"/>
+            </w:tcMar>
+          </w:tcPr>
+          <w:p>
+            <w:r>
+              <w:t>2</w:t>
+            </w:r>
+          </w:p>
+        </w:tc>
+        <w:tc>
+          <w:tcPr>
+            <w:tcW w:w="2000" w:type="dxa"/>
+            <w:tcBorders>
+              <w:top w:val="single" w:sz="4" w:space="0" w:color="BFBFBF"/>
+              <w:left w:val="single" w:sz="4" w:space="0" w:color="BFBFBF"/>
+              <w:bottom w:val="single" w:sz="4" w:space="0" w:color="BFBFBF"/>
+              <w:right w:val="single" w:sz="4" w:space="0" w:color="BFBFBF"/>
+            </w:tcBorders>
+            <w:tcMar>
+              <w:top w:w="70" w:type="dxa"/>
+              <w:left w:w="110" w:type="dxa"/>
+              <w:bottom w:w="70" w:type="dxa"/>
+              <w:right w:w="110" w:type="dxa"/>
+            </w:tcMar>
+          </w:tcPr>
+          <w:p>
+            <w:r>
+              <w:rPr/>
+              <w:t>139c4c0 (https://github.com/Polarralop/EECS3311Project/commit/139c4c0)</w:t>
+            </w:r>
+          </w:p>
+        </w:tc>
+        <w:tc>
+          <w:tcPr>
+            <w:tcW w:w="5160" w:type="dxa"/>
+            <w:tcBorders>
+              <w:top w:val="single" w:sz="4" w:space="0" w:color="BFBFBF"/>
+              <w:left w:val="single" w:sz="4" w:space="0" w:color="BFBFBF"/>
+              <w:bottom w:val="single" w:sz="4" w:space="0" w:color="BFBFBF"/>
+              <w:right w:val="single" w:sz="4" w:space="0" w:color="BFBFBF"/>
+            </w:tcBorders>
+            <w:tcMar>
+              <w:top w:w="70" w:type="dxa"/>
+              <w:left w:w="110" w:type="dxa"/>
+              <w:bottom w:w="70" w:type="dxa"/>
+              <w:right w:w="110" w:type="dxa"/>
+            </w:tcMar>
+          </w:tcPr>
+          <w:p>
+            <w:r>
+              <w:rPr/>
+              <w:t>feat(agent): run the tool-use loop in StoryAgent.takeTurn</w:t>
+            </w:r>
+          </w:p>
+        </w:tc>
+        <w:tc>
+          <w:tcPr>
+            <w:tcW w:w="1600" w:type="dxa"/>
+            <w:tcBorders>
+              <w:top w:val="single" w:sz="4" w:space="0" w:color="BFBFBF"/>
+              <w:left w:val="single" w:sz="4" w:space="0" w:color="BFBFBF"/>
+              <w:bottom w:val="single" w:sz="4" w:space="0" w:color="BFBFBF"/>
+              <w:right w:val="single" w:sz="4" w:space="0" w:color="BFBFBF"/>
+            </w:tcBorders>
+            <w:tcMar>
+              <w:top w:w="70" w:type="dxa"/>
+              <w:left w:w="110" w:type="dxa"/>
+              <w:bottom w:w="70" w:type="dxa"/>
+              <w:right w:w="110" w:type="dxa"/>
+            </w:tcMar>
+          </w:tcPr>
+          <w:p>
+            <w:r>
+              <w:rPr/>
+              <w:t>F04, F06 (Facade, Strategy)</w:t>
+            </w:r>
+          </w:p>
+        </w:tc>
+      </w:tr>
+      <w:tr>
+        <w:trPr>
+          <w:cantSplit/>
+        </w:trPr>
+        <w:tc>
+          <w:tcPr>
+            <w:tcW w:w="600" w:type="dxa"/>
+            <w:tcBorders>
+              <w:top w:val="single" w:sz="4" w:space="0" w:color="BFBFBF"/>
+              <w:left w:val="single" w:sz="4" w:space="0" w:color="BFBFBF"/>
+              <w:bottom w:val="single" w:sz="4" w:space="0" w:color="BFBFBF"/>
+              <w:right w:val="single" w:sz="4" w:space="0" w:color="BFBFBF"/>
+            </w:tcBorders>
+            <w:tcMar>
+              <w:top w:w="70" w:type="dxa"/>
+              <w:left w:w="110" w:type="dxa"/>
+              <w:bottom w:w="70" w:type="dxa"/>
+              <w:right w:w="110" w:type="dxa"/>
+            </w:tcMar>
+          </w:tcPr>
+          <w:p>
+            <w:r>
+              <w:t>3</w:t>
+            </w:r>
+          </w:p>
+        </w:tc>
+        <w:tc>
+          <w:tcPr>
+            <w:tcW w:w="2000" w:type="dxa"/>
+            <w:tcBorders>
+              <w:top w:val="single" w:sz="4" w:space="0" w:color="BFBFBF"/>
+              <w:left w:val="single" w:sz="4" w:space="0" w:color="BFBFBF"/>
+              <w:bottom w:val="single" w:sz="4" w:space="0" w:color="BFBFBF"/>
+              <w:right w:val="single" w:sz="4" w:space="0" w:color="BFBFBF"/>
+            </w:tcBorders>
+            <w:tcMar>
+              <w:top w:w="70" w:type="dxa"/>
+              <w:left w:w="110" w:type="dxa"/>
+              <w:bottom w:w="70" w:type="dxa"/>
+              <w:right w:w="110" w:type="dxa"/>
+            </w:tcMar>
+          </w:tcPr>
+          <w:p>
+            <w:r>
+              <w:rPr/>
+              <w:t>569e476 (https://github.com/Polarralop/EECS3311Project/commit/569e476)</w:t>
+            </w:r>
+          </w:p>
+        </w:tc>
+        <w:tc>
+          <w:tcPr>
+            <w:tcW w:w="5160" w:type="dxa"/>
+            <w:tcBorders>
+              <w:top w:val="single" w:sz="4" w:space="0" w:color="BFBFBF"/>
+              <w:left w:val="single" w:sz="4" w:space="0" w:color="BFBFBF"/>
+              <w:bottom w:val="single" w:sz="4" w:space="0" w:color="BFBFBF"/>
+              <w:right w:val="single" w:sz="4" w:space="0" w:color="BFBFBF"/>
+            </w:tcBorders>
+            <w:tcMar>
+              <w:top w:w="70" w:type="dxa"/>
+              <w:left w:w="110" w:type="dxa"/>
+              <w:bottom w:w="70" w:type="dxa"/>
+              <w:right w:w="110" w:type="dxa"/>
+            </w:tcMar>
+          </w:tcPr>
+          <w:p>
+            <w:r>
+              <w:rPr/>
+              <w:t>feat(agent): plan hidden pivotal events before the story starts</w:t>
+            </w:r>
+          </w:p>
+        </w:tc>
+        <w:tc>
+          <w:tcPr>
+            <w:tcW w:w="1600" w:type="dxa"/>
+            <w:tcBorders>
+              <w:top w:val="single" w:sz="4" w:space="0" w:color="BFBFBF"/>
+              <w:left w:val="single" w:sz="4" w:space="0" w:color="BFBFBF"/>
+              <w:bottom w:val="single" w:sz="4" w:space="0" w:color="BFBFBF"/>
+              <w:right w:val="single" w:sz="4" w:space="0" w:color="BFBFBF"/>
+            </w:tcBorders>
+            <w:tcMar>
+              <w:top w:w="70" w:type="dxa"/>
+              <w:left w:w="110" w:type="dxa"/>
+              <w:bottom w:w="70" w:type="dxa"/>
+              <w:right w:w="110" w:type="dxa"/>
+            </w:tcMar>
+          </w:tcPr>
+          <w:p>
+            <w:r>
+              <w:rPr/>
+              <w:t>F01, F05</w:t>
             </w:r>
           </w:p>
         </w:tc>
@@ -21336,11 +21519,8 @@
         <w:spacing w:after="120"/>
       </w:pPr>
       <w:r>
-        <w:rPr>
-          <w:i/>
-          <w:color w:val="7F7F7F"/>
-        </w:rPr>
-        <w:t>[Count: N meaningful code commits.]</w:t>
+        <w:rPr/>
+        <w:t>Count so far (period 2): 3 meaningful code commits, all on Oct 27 (each later commit logs the ones before it).</w:t>
       </w:r>
     </w:p>
     <w:p>

--- a/Stage2_Report.docx
+++ b/Stage2_Report.docx
@@ -888,7 +888,7 @@
           <w:p>
             <w:r>
               <w:rPr/>
-              <w:t>In progress (agent loop done)</w:t>
+              <w:t>Partial (CLI done; GUI story tab next)</w:t>
             </w:r>
           </w:p>
         </w:tc>
@@ -934,7 +934,7 @@
           <w:p>
             <w:r>
               <w:rPr/>
-              <w:t>-</w:t>
+              <w:t>Yes</w:t>
             </w:r>
           </w:p>
         </w:tc>
@@ -1763,11 +1763,8 @@
           </w:tcPr>
           <w:p>
             <w:r>
-              <w:rPr>
-                <w:i/>
-                <w:color w:val="7F7F7F"/>
-              </w:rPr>
-              <w:t>[Not started]</w:t>
+              <w:rPr/>
+              <w:t>In progress (undo, retry in CLI)</w:t>
             </w:r>
           </w:p>
         </w:tc>
@@ -1789,11 +1786,8 @@
           </w:tcPr>
           <w:p>
             <w:r>
-              <w:rPr>
-                <w:i/>
-                <w:color w:val="7F7F7F"/>
-              </w:rPr>
-              <w:t>[-]</w:t>
+              <w:rPr/>
+              <w:t>-</w:t>
             </w:r>
           </w:p>
         </w:tc>
@@ -1815,11 +1809,8 @@
           </w:tcPr>
           <w:p>
             <w:r>
-              <w:rPr>
-                <w:i/>
-                <w:color w:val="7F7F7F"/>
-              </w:rPr>
-              <w:t>[-]</w:t>
+              <w:rPr/>
+              <w:t>Partial</w:t>
             </w:r>
           </w:p>
         </w:tc>
@@ -15493,6 +15484,99 @@
           </w:p>
         </w:tc>
       </w:tr>
+      <w:tr>
+        <w:trPr>
+          <w:cantSplit/>
+        </w:trPr>
+        <w:tc>
+          <w:tcPr>
+            <w:tcW w:w="1900" w:type="dxa"/>
+            <w:tcBorders>
+              <w:top w:val="single" w:sz="4" w:space="0" w:color="BFBFBF"/>
+              <w:left w:val="single" w:sz="4" w:space="0" w:color="BFBFBF"/>
+              <w:bottom w:val="single" w:sz="4" w:space="0" w:color="BFBFBF"/>
+              <w:right w:val="single" w:sz="4" w:space="0" w:color="BFBFBF"/>
+            </w:tcBorders>
+            <w:tcMar>
+              <w:top w:w="70" w:type="dxa"/>
+              <w:left w:w="110" w:type="dxa"/>
+              <w:bottom w:w="70" w:type="dxa"/>
+              <w:right w:w="110" w:type="dxa"/>
+            </w:tcMar>
+          </w:tcPr>
+          <w:p>
+            <w:r>
+              <w:t>F04/F10</w:t>
+            </w:r>
+          </w:p>
+        </w:tc>
+        <w:tc>
+          <w:tcPr>
+            <w:tcW w:w="2500" w:type="dxa"/>
+            <w:tcBorders>
+              <w:top w:val="single" w:sz="4" w:space="0" w:color="BFBFBF"/>
+              <w:left w:val="single" w:sz="4" w:space="0" w:color="BFBFBF"/>
+              <w:bottom w:val="single" w:sz="4" w:space="0" w:color="BFBFBF"/>
+              <w:right w:val="single" w:sz="4" w:space="0" w:color="BFBFBF"/>
+            </w:tcBorders>
+            <w:tcMar>
+              <w:top w:w="70" w:type="dxa"/>
+              <w:left w:w="110" w:type="dxa"/>
+              <w:bottom w:w="70" w:type="dxa"/>
+              <w:right w:w="110" w:type="dxa"/>
+            </w:tcMar>
+          </w:tcPr>
+          <w:p>
+            <w:r>
+              <w:t>SubmitTurnCommand restores the plot on failure, has getMode/getResult; retry undoes edits first; CommandHistory.latest/peekLast</w:t>
+            </w:r>
+          </w:p>
+        </w:tc>
+        <w:tc>
+          <w:tcPr>
+            <w:tcW w:w="2480" w:type="dxa"/>
+            <w:tcBorders>
+              <w:top w:val="single" w:sz="4" w:space="0" w:color="BFBFBF"/>
+              <w:left w:val="single" w:sz="4" w:space="0" w:color="BFBFBF"/>
+              <w:bottom w:val="single" w:sz="4" w:space="0" w:color="BFBFBF"/>
+              <w:right w:val="single" w:sz="4" w:space="0" w:color="BFBFBF"/>
+            </w:tcBorders>
+            <w:tcMar>
+              <w:top w:w="70" w:type="dxa"/>
+              <w:left w:w="110" w:type="dxa"/>
+              <w:bottom w:w="70" w:type="dxa"/>
+              <w:right w:w="110" w:type="dxa"/>
+            </w:tcMar>
+          </w:tcPr>
+          <w:p>
+            <w:r>
+              <w:t>After an edit the last command is not the turn; retry reuses the strategy</w:t>
+            </w:r>
+          </w:p>
+        </w:tc>
+        <w:tc>
+          <w:tcPr>
+            <w:tcW w:w="2480" w:type="dxa"/>
+            <w:tcBorders>
+              <w:top w:val="single" w:sz="4" w:space="0" w:color="BFBFBF"/>
+              <w:left w:val="single" w:sz="4" w:space="0" w:color="BFBFBF"/>
+              <w:bottom w:val="single" w:sz="4" w:space="0" w:color="BFBFBF"/>
+              <w:right w:val="single" w:sz="4" w:space="0" w:color="BFBFBF"/>
+            </w:tcBorders>
+            <w:tcMar>
+              <w:top w:w="70" w:type="dxa"/>
+              <w:left w:w="110" w:type="dxa"/>
+              <w:bottom w:w="70" w:type="dxa"/>
+              <w:right w:w="110" w:type="dxa"/>
+            </w:tcMar>
+          </w:tcPr>
+          <w:p>
+            <w:r>
+              <w:t>UC04, UC06; controller; Command; SD08</w:t>
+            </w:r>
+          </w:p>
+        </w:tc>
+      </w:tr>
     </w:tbl>
     <w:p>
       <w:pPr>
@@ -19441,6 +19525,445 @@
           <w:p>
             <w:r>
               <w:t>feat(agent): plan hidden pivotal events before the story starts</w:t>
+            </w:r>
+          </w:p>
+        </w:tc>
+      </w:tr>
+    </w:tbl>
+    <w:p>
+      <w:pPr>
+        <w:spacing w:after="0"/>
+      </w:pPr>
+    </w:p>
+    <w:tbl>
+      <w:tblPr>
+        <w:tblLook w:firstColumn="1" w:firstRow="1" w:lastColumn="0" w:lastRow="0" w:noHBand="0" w:noVBand="1" w:val="04A0"/>
+        <w:tblW w:w="9360" w:type="dxa"/>
+      </w:tblPr>
+      <w:tblGrid>
+        <w:gridCol w:w="2500"/>
+        <w:gridCol w:w="6860"/>
+      </w:tblGrid>
+      <w:tr>
+        <w:trPr>
+          <w:cantSplit/>
+        </w:trPr>
+        <w:tc>
+          <w:tcPr>
+            <w:tcW w:w="2500" w:type="dxa"/>
+            <w:tcBorders>
+              <w:top w:val="single" w:sz="4" w:space="0" w:color="BFBFBF"/>
+              <w:left w:val="single" w:sz="4" w:space="0" w:color="BFBFBF"/>
+              <w:bottom w:val="single" w:sz="4" w:space="0" w:color="BFBFBF"/>
+              <w:right w:val="single" w:sz="4" w:space="0" w:color="BFBFBF"/>
+            </w:tcBorders>
+            <w:shd w:val="clear" w:color="auto" w:fill="F2F2F2"/>
+            <w:tcMar>
+              <w:top w:w="70" w:type="dxa"/>
+              <w:left w:w="110" w:type="dxa"/>
+              <w:bottom w:w="70" w:type="dxa"/>
+              <w:right w:w="110" w:type="dxa"/>
+            </w:tcMar>
+          </w:tcPr>
+          <w:p>
+            <w:r>
+              <w:rPr>
+                <w:b/>
+              </w:rPr>
+              <w:t>Original ID</w:t>
+            </w:r>
+          </w:p>
+        </w:tc>
+        <w:tc>
+          <w:tcPr>
+            <w:tcW w:w="6860" w:type="dxa"/>
+            <w:tcBorders>
+              <w:top w:val="single" w:sz="4" w:space="0" w:color="BFBFBF"/>
+              <w:left w:val="single" w:sz="4" w:space="0" w:color="BFBFBF"/>
+              <w:bottom w:val="single" w:sz="4" w:space="0" w:color="BFBFBF"/>
+              <w:right w:val="single" w:sz="4" w:space="0" w:color="BFBFBF"/>
+            </w:tcBorders>
+            <w:tcMar>
+              <w:top w:w="70" w:type="dxa"/>
+              <w:left w:w="110" w:type="dxa"/>
+              <w:bottom w:w="70" w:type="dxa"/>
+              <w:right w:w="110" w:type="dxa"/>
+            </w:tcMar>
+          </w:tcPr>
+          <w:p>
+            <w:r>
+              <w:t>F04/F10: Turn commands and retry details</w:t>
+            </w:r>
+          </w:p>
+        </w:tc>
+      </w:tr>
+      <w:tr>
+        <w:trPr>
+          <w:cantSplit/>
+        </w:trPr>
+        <w:tc>
+          <w:tcPr>
+            <w:tcW w:w="2500" w:type="dxa"/>
+            <w:tcBorders>
+              <w:top w:val="single" w:sz="4" w:space="0" w:color="BFBFBF"/>
+              <w:left w:val="single" w:sz="4" w:space="0" w:color="BFBFBF"/>
+              <w:bottom w:val="single" w:sz="4" w:space="0" w:color="BFBFBF"/>
+              <w:right w:val="single" w:sz="4" w:space="0" w:color="BFBFBF"/>
+            </w:tcBorders>
+            <w:shd w:val="clear" w:color="auto" w:fill="F2F2F2"/>
+            <w:tcMar>
+              <w:top w:w="70" w:type="dxa"/>
+              <w:left w:w="110" w:type="dxa"/>
+              <w:bottom w:w="70" w:type="dxa"/>
+              <w:right w:w="110" w:type="dxa"/>
+            </w:tcMar>
+          </w:tcPr>
+          <w:p>
+            <w:r>
+              <w:rPr>
+                <w:b/>
+              </w:rPr>
+              <w:t>Original (Stage 1)</w:t>
+            </w:r>
+          </w:p>
+        </w:tc>
+        <w:tc>
+          <w:tcPr>
+            <w:tcW w:w="6860" w:type="dxa"/>
+            <w:tcBorders>
+              <w:top w:val="single" w:sz="4" w:space="0" w:color="BFBFBF"/>
+              <w:left w:val="single" w:sz="4" w:space="0" w:color="BFBFBF"/>
+              <w:bottom w:val="single" w:sz="4" w:space="0" w:color="BFBFBF"/>
+              <w:right w:val="single" w:sz="4" w:space="0" w:color="BFBFBF"/>
+            </w:tcBorders>
+            <w:tcMar>
+              <w:top w:w="70" w:type="dxa"/>
+              <w:left w:w="110" w:type="dxa"/>
+              <w:bottom w:w="70" w:type="dxa"/>
+              <w:right w:w="110" w:type="dxa"/>
+            </w:tcMar>
+          </w:tcPr>
+          <w:p>
+            <w:r>
+              <w:t>SubmitTurnCommand(input, mode, plotBefore, result) with execute, undo, getInput; CommandHistory.run/undoLast/canUndo; StoryController.retryTurn() calls undoLast(), reads the input and runs a new command.</w:t>
+            </w:r>
+          </w:p>
+        </w:tc>
+      </w:tr>
+      <w:tr>
+        <w:trPr>
+          <w:cantSplit/>
+        </w:trPr>
+        <w:tc>
+          <w:tcPr>
+            <w:tcW w:w="2500" w:type="dxa"/>
+            <w:tcBorders>
+              <w:top w:val="single" w:sz="4" w:space="0" w:color="BFBFBF"/>
+              <w:left w:val="single" w:sz="4" w:space="0" w:color="BFBFBF"/>
+              <w:bottom w:val="single" w:sz="4" w:space="0" w:color="BFBFBF"/>
+              <w:right w:val="single" w:sz="4" w:space="0" w:color="BFBFBF"/>
+            </w:tcBorders>
+            <w:shd w:val="clear" w:color="auto" w:fill="F2F2F2"/>
+            <w:tcMar>
+              <w:top w:w="70" w:type="dxa"/>
+              <w:left w:w="110" w:type="dxa"/>
+              <w:bottom w:w="70" w:type="dxa"/>
+              <w:right w:w="110" w:type="dxa"/>
+            </w:tcMar>
+          </w:tcPr>
+          <w:p>
+            <w:r>
+              <w:rPr>
+                <w:b/>
+              </w:rPr>
+              <w:t>Implemented</w:t>
+            </w:r>
+          </w:p>
+        </w:tc>
+        <w:tc>
+          <w:tcPr>
+            <w:tcW w:w="6860" w:type="dxa"/>
+            <w:tcBorders>
+              <w:top w:val="single" w:sz="4" w:space="0" w:color="BFBFBF"/>
+              <w:left w:val="single" w:sz="4" w:space="0" w:color="BFBFBF"/>
+              <w:bottom w:val="single" w:sz="4" w:space="0" w:color="BFBFBF"/>
+              <w:right w:val="single" w:sz="4" w:space="0" w:color="BFBFBF"/>
+            </w:tcBorders>
+            <w:tcMar>
+              <w:top w:w="70" w:type="dxa"/>
+              <w:left w:w="110" w:type="dxa"/>
+              <w:bottom w:w="70" w:type="dxa"/>
+              <w:right w:w="110" w:type="dxa"/>
+            </w:tcMar>
+          </w:tcPr>
+          <w:p>
+            <w:r>
+              <w:t>SubmitTurnCommand(session, agent, input, mode) also has getMode() and getResult(), and puts the plot copy back if the agent fails. CommandHistory gains latest(type) and peekLast(). retryTurn() finds the latest SubmitTurnCommand, undoes any edits of that turn, undoes the turn and runs a new command with the same input and mode; observers are notified even when the retry fails. StoryController gains modeNames() and isStarted(); turns need a started story.</w:t>
+            </w:r>
+          </w:p>
+        </w:tc>
+      </w:tr>
+      <w:tr>
+        <w:trPr>
+          <w:cantSplit/>
+        </w:trPr>
+        <w:tc>
+          <w:tcPr>
+            <w:tcW w:w="2500" w:type="dxa"/>
+            <w:tcBorders>
+              <w:top w:val="single" w:sz="4" w:space="0" w:color="BFBFBF"/>
+              <w:left w:val="single" w:sz="4" w:space="0" w:color="BFBFBF"/>
+              <w:bottom w:val="single" w:sz="4" w:space="0" w:color="BFBFBF"/>
+              <w:right w:val="single" w:sz="4" w:space="0" w:color="BFBFBF"/>
+            </w:tcBorders>
+            <w:shd w:val="clear" w:color="auto" w:fill="F2F2F2"/>
+            <w:tcMar>
+              <w:top w:w="70" w:type="dxa"/>
+              <w:left w:w="110" w:type="dxa"/>
+              <w:bottom w:w="70" w:type="dxa"/>
+              <w:right w:w="110" w:type="dxa"/>
+            </w:tcMar>
+          </w:tcPr>
+          <w:p>
+            <w:r>
+              <w:rPr>
+                <w:b/>
+              </w:rPr>
+              <w:t>What Changed and Why</w:t>
+            </w:r>
+          </w:p>
+        </w:tc>
+        <w:tc>
+          <w:tcPr>
+            <w:tcW w:w="6860" w:type="dxa"/>
+            <w:tcBorders>
+              <w:top w:val="single" w:sz="4" w:space="0" w:color="BFBFBF"/>
+              <w:left w:val="single" w:sz="4" w:space="0" w:color="BFBFBF"/>
+              <w:bottom w:val="single" w:sz="4" w:space="0" w:color="BFBFBF"/>
+              <w:right w:val="single" w:sz="4" w:space="0" w:color="BFBFBF"/>
+            </w:tcBorders>
+            <w:tcMar>
+              <w:top w:w="70" w:type="dxa"/>
+              <w:left w:w="110" w:type="dxa"/>
+              <w:bottom w:w="70" w:type="dxa"/>
+              <w:right w:w="110" w:type="dxa"/>
+            </w:tcMar>
+          </w:tcPr>
+          <w:p>
+            <w:r>
+              <w:t>Stage 1 assumed the last command is always the turn, but after an edit the last command is the EditTurnCommand; regenerating the turn must discard the edit too. getMode() is how retry reuses the same strategy.</w:t>
+            </w:r>
+          </w:p>
+        </w:tc>
+      </w:tr>
+      <w:tr>
+        <w:trPr>
+          <w:cantSplit/>
+        </w:trPr>
+        <w:tc>
+          <w:tcPr>
+            <w:tcW w:w="2500" w:type="dxa"/>
+            <w:tcBorders>
+              <w:top w:val="single" w:sz="4" w:space="0" w:color="BFBFBF"/>
+              <w:left w:val="single" w:sz="4" w:space="0" w:color="BFBFBF"/>
+              <w:bottom w:val="single" w:sz="4" w:space="0" w:color="BFBFBF"/>
+              <w:right w:val="single" w:sz="4" w:space="0" w:color="BFBFBF"/>
+            </w:tcBorders>
+            <w:shd w:val="clear" w:color="auto" w:fill="F2F2F2"/>
+            <w:tcMar>
+              <w:top w:w="70" w:type="dxa"/>
+              <w:left w:w="110" w:type="dxa"/>
+              <w:bottom w:w="70" w:type="dxa"/>
+              <w:right w:w="110" w:type="dxa"/>
+            </w:tcMar>
+          </w:tcPr>
+          <w:p>
+            <w:r>
+              <w:rPr>
+                <w:b/>
+              </w:rPr>
+              <w:t>How the User Need Is Still Met</w:t>
+            </w:r>
+          </w:p>
+        </w:tc>
+        <w:tc>
+          <w:tcPr>
+            <w:tcW w:w="6860" w:type="dxa"/>
+            <w:tcBorders>
+              <w:top w:val="single" w:sz="4" w:space="0" w:color="BFBFBF"/>
+              <w:left w:val="single" w:sz="4" w:space="0" w:color="BFBFBF"/>
+              <w:bottom w:val="single" w:sz="4" w:space="0" w:color="BFBFBF"/>
+              <w:right w:val="single" w:sz="4" w:space="0" w:color="BFBFBF"/>
+            </w:tcBorders>
+            <w:tcMar>
+              <w:top w:w="70" w:type="dxa"/>
+              <w:left w:w="110" w:type="dxa"/>
+              <w:bottom w:w="70" w:type="dxa"/>
+              <w:right w:w="110" w:type="dxa"/>
+            </w:tcMar>
+          </w:tcPr>
+          <w:p>
+            <w:r>
+              <w:t>Undo removes the turn and restores the events; retry regenerates it from the same input; a failed retry leaves the turn undone and the input is shown again.</w:t>
+            </w:r>
+          </w:p>
+        </w:tc>
+      </w:tr>
+      <w:tr>
+        <w:trPr>
+          <w:cantSplit/>
+        </w:trPr>
+        <w:tc>
+          <w:tcPr>
+            <w:tcW w:w="2500" w:type="dxa"/>
+            <w:tcBorders>
+              <w:top w:val="single" w:sz="4" w:space="0" w:color="BFBFBF"/>
+              <w:left w:val="single" w:sz="4" w:space="0" w:color="BFBFBF"/>
+              <w:bottom w:val="single" w:sz="4" w:space="0" w:color="BFBFBF"/>
+              <w:right w:val="single" w:sz="4" w:space="0" w:color="BFBFBF"/>
+            </w:tcBorders>
+            <w:shd w:val="clear" w:color="auto" w:fill="F2F2F2"/>
+            <w:tcMar>
+              <w:top w:w="70" w:type="dxa"/>
+              <w:left w:w="110" w:type="dxa"/>
+              <w:bottom w:w="70" w:type="dxa"/>
+              <w:right w:w="110" w:type="dxa"/>
+            </w:tcMar>
+          </w:tcPr>
+          <w:p>
+            <w:r>
+              <w:rPr>
+                <w:b/>
+              </w:rPr>
+              <w:t>Affected Use Cases / Classes / Methods / Patterns</w:t>
+            </w:r>
+          </w:p>
+        </w:tc>
+        <w:tc>
+          <w:tcPr>
+            <w:tcW w:w="6860" w:type="dxa"/>
+            <w:tcBorders>
+              <w:top w:val="single" w:sz="4" w:space="0" w:color="BFBFBF"/>
+              <w:left w:val="single" w:sz="4" w:space="0" w:color="BFBFBF"/>
+              <w:bottom w:val="single" w:sz="4" w:space="0" w:color="BFBFBF"/>
+              <w:right w:val="single" w:sz="4" w:space="0" w:color="BFBFBF"/>
+            </w:tcBorders>
+            <w:tcMar>
+              <w:top w:w="70" w:type="dxa"/>
+              <w:left w:w="110" w:type="dxa"/>
+              <w:bottom w:w="70" w:type="dxa"/>
+              <w:right w:w="110" w:type="dxa"/>
+            </w:tcMar>
+          </w:tcPr>
+          <w:p>
+            <w:r>
+              <w:t>UC04, UC06; SubmitTurnCommand, CommandHistory, StoryController, StoryCLI; Command, Strategy.</w:t>
+            </w:r>
+          </w:p>
+        </w:tc>
+      </w:tr>
+      <w:tr>
+        <w:trPr>
+          <w:cantSplit/>
+        </w:trPr>
+        <w:tc>
+          <w:tcPr>
+            <w:tcW w:w="2500" w:type="dxa"/>
+            <w:tcBorders>
+              <w:top w:val="single" w:sz="4" w:space="0" w:color="BFBFBF"/>
+              <w:left w:val="single" w:sz="4" w:space="0" w:color="BFBFBF"/>
+              <w:bottom w:val="single" w:sz="4" w:space="0" w:color="BFBFBF"/>
+              <w:right w:val="single" w:sz="4" w:space="0" w:color="BFBFBF"/>
+            </w:tcBorders>
+            <w:shd w:val="clear" w:color="auto" w:fill="F2F2F2"/>
+            <w:tcMar>
+              <w:top w:w="70" w:type="dxa"/>
+              <w:left w:w="110" w:type="dxa"/>
+              <w:bottom w:w="70" w:type="dxa"/>
+              <w:right w:w="110" w:type="dxa"/>
+            </w:tcMar>
+          </w:tcPr>
+          <w:p>
+            <w:r>
+              <w:rPr>
+                <w:b/>
+              </w:rPr>
+              <w:t>Diagrams Updated</w:t>
+            </w:r>
+          </w:p>
+        </w:tc>
+        <w:tc>
+          <w:tcPr>
+            <w:tcW w:w="6860" w:type="dxa"/>
+            <w:tcBorders>
+              <w:top w:val="single" w:sz="4" w:space="0" w:color="BFBFBF"/>
+              <w:left w:val="single" w:sz="4" w:space="0" w:color="BFBFBF"/>
+              <w:bottom w:val="single" w:sz="4" w:space="0" w:color="BFBFBF"/>
+              <w:right w:val="single" w:sz="4" w:space="0" w:color="BFBFBF"/>
+            </w:tcBorders>
+            <w:tcMar>
+              <w:top w:w="70" w:type="dxa"/>
+              <w:left w:w="110" w:type="dxa"/>
+              <w:bottom w:w="70" w:type="dxa"/>
+              <w:right w:w="110" w:type="dxa"/>
+            </w:tcMar>
+          </w:tcPr>
+          <w:p>
+            <w:r>
+              <w:t>03-controller.png; SD08.</w:t>
+            </w:r>
+          </w:p>
+        </w:tc>
+      </w:tr>
+      <w:tr>
+        <w:trPr>
+          <w:cantSplit/>
+        </w:trPr>
+        <w:tc>
+          <w:tcPr>
+            <w:tcW w:w="2500" w:type="dxa"/>
+            <w:tcBorders>
+              <w:top w:val="single" w:sz="4" w:space="0" w:color="BFBFBF"/>
+              <w:left w:val="single" w:sz="4" w:space="0" w:color="BFBFBF"/>
+              <w:bottom w:val="single" w:sz="4" w:space="0" w:color="BFBFBF"/>
+              <w:right w:val="single" w:sz="4" w:space="0" w:color="BFBFBF"/>
+            </w:tcBorders>
+            <w:shd w:val="clear" w:color="auto" w:fill="F2F2F2"/>
+            <w:tcMar>
+              <w:top w:w="70" w:type="dxa"/>
+              <w:left w:w="110" w:type="dxa"/>
+              <w:bottom w:w="70" w:type="dxa"/>
+              <w:right w:w="110" w:type="dxa"/>
+            </w:tcMar>
+          </w:tcPr>
+          <w:p>
+            <w:r>
+              <w:rPr>
+                <w:b/>
+              </w:rPr>
+              <w:t>Commit(s)</w:t>
+            </w:r>
+          </w:p>
+        </w:tc>
+        <w:tc>
+          <w:tcPr>
+            <w:tcW w:w="6860" w:type="dxa"/>
+            <w:tcBorders>
+              <w:top w:val="single" w:sz="4" w:space="0" w:color="BFBFBF"/>
+              <w:left w:val="single" w:sz="4" w:space="0" w:color="BFBFBF"/>
+              <w:bottom w:val="single" w:sz="4" w:space="0" w:color="BFBFBF"/>
+              <w:right w:val="single" w:sz="4" w:space="0" w:color="BFBFBF"/>
+            </w:tcBorders>
+            <w:tcMar>
+              <w:top w:w="70" w:type="dxa"/>
+              <w:left w:w="110" w:type="dxa"/>
+              <w:bottom w:w="70" w:type="dxa"/>
+              <w:right w:w="110" w:type="dxa"/>
+            </w:tcMar>
+          </w:tcPr>
+          <w:p>
+            <w:r>
+              <w:t>feat(controller): submit turns through SubmitTurnCommand and CommandHistory</w:t>
             </w:r>
           </w:p>
         </w:tc>
@@ -21508,6 +22031,102 @@
           </w:p>
         </w:tc>
       </w:tr>
+      <w:tr>
+        <w:trPr>
+          <w:cantSplit/>
+        </w:trPr>
+        <w:tc>
+          <w:tcPr>
+            <w:tcW w:w="600" w:type="dxa"/>
+            <w:tcBorders>
+              <w:top w:val="single" w:sz="4" w:space="0" w:color="BFBFBF"/>
+              <w:left w:val="single" w:sz="4" w:space="0" w:color="BFBFBF"/>
+              <w:bottom w:val="single" w:sz="4" w:space="0" w:color="BFBFBF"/>
+              <w:right w:val="single" w:sz="4" w:space="0" w:color="BFBFBF"/>
+            </w:tcBorders>
+            <w:tcMar>
+              <w:top w:w="70" w:type="dxa"/>
+              <w:left w:w="110" w:type="dxa"/>
+              <w:bottom w:w="70" w:type="dxa"/>
+              <w:right w:w="110" w:type="dxa"/>
+            </w:tcMar>
+          </w:tcPr>
+          <w:p>
+            <w:r>
+              <w:t>4</w:t>
+            </w:r>
+          </w:p>
+        </w:tc>
+        <w:tc>
+          <w:tcPr>
+            <w:tcW w:w="2000" w:type="dxa"/>
+            <w:tcBorders>
+              <w:top w:val="single" w:sz="4" w:space="0" w:color="BFBFBF"/>
+              <w:left w:val="single" w:sz="4" w:space="0" w:color="BFBFBF"/>
+              <w:bottom w:val="single" w:sz="4" w:space="0" w:color="BFBFBF"/>
+              <w:right w:val="single" w:sz="4" w:space="0" w:color="BFBFBF"/>
+            </w:tcBorders>
+            <w:tcMar>
+              <w:top w:w="70" w:type="dxa"/>
+              <w:left w:w="110" w:type="dxa"/>
+              <w:bottom w:w="70" w:type="dxa"/>
+              <w:right w:w="110" w:type="dxa"/>
+            </w:tcMar>
+          </w:tcPr>
+          <w:p>
+            <w:r>
+              <w:rPr/>
+              <w:t>c5a57de (https://github.com/Polarralop/EECS3311Project/commit/c5a57de)</w:t>
+            </w:r>
+          </w:p>
+        </w:tc>
+        <w:tc>
+          <w:tcPr>
+            <w:tcW w:w="5160" w:type="dxa"/>
+            <w:tcBorders>
+              <w:top w:val="single" w:sz="4" w:space="0" w:color="BFBFBF"/>
+              <w:left w:val="single" w:sz="4" w:space="0" w:color="BFBFBF"/>
+              <w:bottom w:val="single" w:sz="4" w:space="0" w:color="BFBFBF"/>
+              <w:right w:val="single" w:sz="4" w:space="0" w:color="BFBFBF"/>
+            </w:tcBorders>
+            <w:tcMar>
+              <w:top w:w="70" w:type="dxa"/>
+              <w:left w:w="110" w:type="dxa"/>
+              <w:bottom w:w="70" w:type="dxa"/>
+              <w:right w:w="110" w:type="dxa"/>
+            </w:tcMar>
+          </w:tcPr>
+          <w:p>
+            <w:r>
+              <w:rPr/>
+              <w:t>feat(agent): draft a scenario from a short prompt</w:t>
+            </w:r>
+          </w:p>
+        </w:tc>
+        <w:tc>
+          <w:tcPr>
+            <w:tcW w:w="1600" w:type="dxa"/>
+            <w:tcBorders>
+              <w:top w:val="single" w:sz="4" w:space="0" w:color="BFBFBF"/>
+              <w:left w:val="single" w:sz="4" w:space="0" w:color="BFBFBF"/>
+              <w:bottom w:val="single" w:sz="4" w:space="0" w:color="BFBFBF"/>
+              <w:right w:val="single" w:sz="4" w:space="0" w:color="BFBFBF"/>
+            </w:tcBorders>
+            <w:tcMar>
+              <w:top w:w="70" w:type="dxa"/>
+              <w:left w:w="110" w:type="dxa"/>
+              <w:bottom w:w="70" w:type="dxa"/>
+              <w:right w:w="110" w:type="dxa"/>
+            </w:tcMar>
+          </w:tcPr>
+          <w:p>
+            <w:r>
+              <w:rPr/>
+              <w:t>F01</w:t>
+            </w:r>
+          </w:p>
+        </w:tc>
+      </w:tr>
     </w:tbl>
     <w:p>
       <w:pPr>
@@ -21520,7 +22139,7 @@
       </w:pPr>
       <w:r>
         <w:rPr/>
-        <w:t>Count so far (period 2): 3 meaningful code commits, all on Oct 27 (each later commit logs the ones before it).</w:t>
+        <w:t>Count so far (period 2): 4 meaningful code commits, all on Oct 27 (each later commit logs the ones before it).</w:t>
       </w:r>
     </w:p>
     <w:p>

--- a/Stage2_Report.docx
+++ b/Stage2_Report.docx
@@ -1764,7 +1764,7 @@
           <w:p>
             <w:r>
               <w:rPr/>
-              <w:t>In progress (undo, retry in CLI)</w:t>
+              <w:t>Partial (CLI done; GUI buttons next)</w:t>
             </w:r>
           </w:p>
         </w:tc>
@@ -1810,7 +1810,7 @@
           <w:p>
             <w:r>
               <w:rPr/>
-              <w:t>Partial</w:t>
+              <w:t>Yes</w:t>
             </w:r>
           </w:p>
         </w:tc>
@@ -11263,11 +11263,8 @@
           </w:tcPr>
           <w:p>
             <w:r>
-              <w:rPr>
-                <w:i/>
-                <w:color w:val="7F7F7F"/>
-              </w:rPr>
-              <w:t>[The concrete design problem in this app that the pattern solves.]</w:t>
+              <w:rPr/>
+              <w:t>The most recent turn must be undoable, retryable and editable, and undoing a turn must also put the hidden pivotal events back as they were before it, even though the turn may have changed them through tool calls.</w:t>
             </w:r>
           </w:p>
         </w:tc>
@@ -11320,11 +11317,8 @@
           </w:tcPr>
           <w:p>
             <w:r>
-              <w:rPr>
-                <w:i/>
-                <w:color w:val="7F7F7F"/>
-              </w:rPr>
-              <w:t>[Stage 1: Command: StoryCommand. Concrete commands: SubmitTurnCommand, EditTurnCommand. Invoker: CommandHistory. Client: StoryController. Receivers: StorySession, StoryAgent. Replace with the implemented roles.]</w:t>
+              <w:rPr/>
+              <w:t>Command: StoryCommand (execute, undo). Concrete commands: SubmitTurnCommand (keeps input, mode, plotBefore and the resulting Turn), EditTurnCommand (keeps the turn and oldNarration). Invoker: CommandHistory (run, undoLast, canUndo, latest, peekLast, clear). Client: StoryController (submitTurn, undoTurn, retryTurn, editTurn). Receivers: StorySession, Turn, and StoryAgent (called by SubmitTurnCommand.execute).</w:t>
             </w:r>
           </w:p>
         </w:tc>
@@ -11377,11 +11371,8 @@
           </w:tcPr>
           <w:p>
             <w:r>
-              <w:rPr>
-                <w:i/>
-                <w:color w:val="7F7F7F"/>
-              </w:rPr>
-              <w:t>[File paths and the methods where the pattern is visible.]</w:t>
+              <w:rPr/>
+              <w:t>src/main/java/ca/yorku/storyteller/controller/StoryCommand.java: execute(), undo(). SubmitTurnCommand.java: execute() copies the plot and calls StoryAgent.takeTurn, undo() calls StorySession.removeLastTurn() and setPlot(plotBefore), getInput(), getMode(). EditTurnCommand.java: execute() swaps the narration, undo() restores it. CommandHistory.java: run(command), undoLast(), latest(type). StoryController.java: submitTurn, undoTurn, retryTurn, editTurn.</w:t>
             </w:r>
           </w:p>
         </w:tc>
@@ -11434,11 +11425,8 @@
           </w:tcPr>
           <w:p>
             <w:r>
-              <w:rPr>
-                <w:i/>
-                <w:color w:val="7F7F7F"/>
-              </w:rPr>
-              <w:t>[Why this pattern, and what the code would look like without it.]</w:t>
+              <w:rPr/>
+              <w:t>Each action knows exactly what it changed, so undo needs no knowledge of what kind of action came last, and retry is just "undo, then run a new command with the same input and mode". Without it, the controller would need its own records of every turn's plot and narration and separate undo code for each action. The history is not saved, so a load starts with nothing to undo.</w:t>
             </w:r>
           </w:p>
         </w:tc>
@@ -11491,11 +11479,8 @@
           </w:tcPr>
           <w:p>
             <w:r>
-              <w:rPr>
-                <w:i/>
-                <w:color w:val="7F7F7F"/>
-              </w:rPr>
-              <w:t>[Matches the Stage 1 design / changed (see Section 4).]</w:t>
+              <w:rPr/>
+              <w:t>Matches the Stage 1 roles. Additions: getMode()/getResult(), latest/peekLast on the history, retry undoes edits of the turn first, and edit works after a load (Section 4).</w:t>
             </w:r>
           </w:p>
         </w:tc>
@@ -15577,6 +15562,99 @@
           </w:p>
         </w:tc>
       </w:tr>
+      <w:tr>
+        <w:trPr>
+          <w:cantSplit/>
+        </w:trPr>
+        <w:tc>
+          <w:tcPr>
+            <w:tcW w:w="1900" w:type="dxa"/>
+            <w:tcBorders>
+              <w:top w:val="single" w:sz="4" w:space="0" w:color="BFBFBF"/>
+              <w:left w:val="single" w:sz="4" w:space="0" w:color="BFBFBF"/>
+              <w:bottom w:val="single" w:sz="4" w:space="0" w:color="BFBFBF"/>
+              <w:right w:val="single" w:sz="4" w:space="0" w:color="BFBFBF"/>
+            </w:tcBorders>
+            <w:tcMar>
+              <w:top w:w="70" w:type="dxa"/>
+              <w:left w:w="110" w:type="dxa"/>
+              <w:bottom w:w="70" w:type="dxa"/>
+              <w:right w:w="110" w:type="dxa"/>
+            </w:tcMar>
+          </w:tcPr>
+          <w:p>
+            <w:r>
+              <w:t>F10</w:t>
+            </w:r>
+          </w:p>
+        </w:tc>
+        <w:tc>
+          <w:tcPr>
+            <w:tcW w:w="2500" w:type="dxa"/>
+            <w:tcBorders>
+              <w:top w:val="single" w:sz="4" w:space="0" w:color="BFBFBF"/>
+              <w:left w:val="single" w:sz="4" w:space="0" w:color="BFBFBF"/>
+              <w:bottom w:val="single" w:sz="4" w:space="0" w:color="BFBFBF"/>
+              <w:right w:val="single" w:sz="4" w:space="0" w:color="BFBFBF"/>
+            </w:tcBorders>
+            <w:tcMar>
+              <w:top w:w="70" w:type="dxa"/>
+              <w:left w:w="110" w:type="dxa"/>
+              <w:bottom w:w="70" w:type="dxa"/>
+              <w:right w:w="110" w:type="dxa"/>
+            </w:tcMar>
+          </w:tcPr>
+          <w:p>
+            <w:r>
+              <w:t>Edit works whenever there is a turn, including after a load</w:t>
+            </w:r>
+          </w:p>
+        </w:tc>
+        <w:tc>
+          <w:tcPr>
+            <w:tcW w:w="2480" w:type="dxa"/>
+            <w:tcBorders>
+              <w:top w:val="single" w:sz="4" w:space="0" w:color="BFBFBF"/>
+              <w:left w:val="single" w:sz="4" w:space="0" w:color="BFBFBF"/>
+              <w:bottom w:val="single" w:sz="4" w:space="0" w:color="BFBFBF"/>
+              <w:right w:val="single" w:sz="4" w:space="0" w:color="BFBFBF"/>
+            </w:tcBorders>
+            <w:tcMar>
+              <w:top w:w="70" w:type="dxa"/>
+              <w:left w:w="110" w:type="dxa"/>
+              <w:bottom w:w="70" w:type="dxa"/>
+              <w:right w:w="110" w:type="dxa"/>
+            </w:tcMar>
+          </w:tcPr>
+          <w:p>
+            <w:r>
+              <w:t>Replacing text needs nothing lost at load time</w:t>
+            </w:r>
+          </w:p>
+        </w:tc>
+        <w:tc>
+          <w:tcPr>
+            <w:tcW w:w="2480" w:type="dxa"/>
+            <w:tcBorders>
+              <w:top w:val="single" w:sz="4" w:space="0" w:color="BFBFBF"/>
+              <w:left w:val="single" w:sz="4" w:space="0" w:color="BFBFBF"/>
+              <w:bottom w:val="single" w:sz="4" w:space="0" w:color="BFBFBF"/>
+              <w:right w:val="single" w:sz="4" w:space="0" w:color="BFBFBF"/>
+            </w:tcBorders>
+            <w:tcMar>
+              <w:top w:w="70" w:type="dxa"/>
+              <w:left w:w="110" w:type="dxa"/>
+              <w:bottom w:w="70" w:type="dxa"/>
+              <w:right w:w="110" w:type="dxa"/>
+            </w:tcMar>
+          </w:tcPr>
+          <w:p>
+            <w:r>
+              <w:t>UC06; EditTurnCommand, StoryController; Command</w:t>
+            </w:r>
+          </w:p>
+        </w:tc>
+      </w:tr>
     </w:tbl>
     <w:p>
       <w:pPr>
@@ -19964,6 +20042,445 @@
           <w:p>
             <w:r>
               <w:t>feat(controller): submit turns through SubmitTurnCommand and CommandHistory</w:t>
+            </w:r>
+          </w:p>
+        </w:tc>
+      </w:tr>
+    </w:tbl>
+    <w:p>
+      <w:pPr>
+        <w:spacing w:after="0"/>
+      </w:pPr>
+    </w:p>
+    <w:tbl>
+      <w:tblPr>
+        <w:tblLook w:firstColumn="1" w:firstRow="1" w:lastColumn="0" w:lastRow="0" w:noHBand="0" w:noVBand="1" w:val="04A0"/>
+        <w:tblW w:w="9360" w:type="dxa"/>
+      </w:tblPr>
+      <w:tblGrid>
+        <w:gridCol w:w="2500"/>
+        <w:gridCol w:w="6860"/>
+      </w:tblGrid>
+      <w:tr>
+        <w:trPr>
+          <w:cantSplit/>
+        </w:trPr>
+        <w:tc>
+          <w:tcPr>
+            <w:tcW w:w="2500" w:type="dxa"/>
+            <w:tcBorders>
+              <w:top w:val="single" w:sz="4" w:space="0" w:color="BFBFBF"/>
+              <w:left w:val="single" w:sz="4" w:space="0" w:color="BFBFBF"/>
+              <w:bottom w:val="single" w:sz="4" w:space="0" w:color="BFBFBF"/>
+              <w:right w:val="single" w:sz="4" w:space="0" w:color="BFBFBF"/>
+            </w:tcBorders>
+            <w:shd w:val="clear" w:color="auto" w:fill="F2F2F2"/>
+            <w:tcMar>
+              <w:top w:w="70" w:type="dxa"/>
+              <w:left w:w="110" w:type="dxa"/>
+              <w:bottom w:w="70" w:type="dxa"/>
+              <w:right w:w="110" w:type="dxa"/>
+            </w:tcMar>
+          </w:tcPr>
+          <w:p>
+            <w:r>
+              <w:rPr>
+                <w:b/>
+              </w:rPr>
+              <w:t>Original ID</w:t>
+            </w:r>
+          </w:p>
+        </w:tc>
+        <w:tc>
+          <w:tcPr>
+            <w:tcW w:w="6860" w:type="dxa"/>
+            <w:tcBorders>
+              <w:top w:val="single" w:sz="4" w:space="0" w:color="BFBFBF"/>
+              <w:left w:val="single" w:sz="4" w:space="0" w:color="BFBFBF"/>
+              <w:bottom w:val="single" w:sz="4" w:space="0" w:color="BFBFBF"/>
+              <w:right w:val="single" w:sz="4" w:space="0" w:color="BFBFBF"/>
+            </w:tcBorders>
+            <w:tcMar>
+              <w:top w:w="70" w:type="dxa"/>
+              <w:left w:w="110" w:type="dxa"/>
+              <w:bottom w:w="70" w:type="dxa"/>
+              <w:right w:w="110" w:type="dxa"/>
+            </w:tcMar>
+          </w:tcPr>
+          <w:p>
+            <w:r>
+              <w:t>F10: A loaded turn can be edited</w:t>
+            </w:r>
+          </w:p>
+        </w:tc>
+      </w:tr>
+      <w:tr>
+        <w:trPr>
+          <w:cantSplit/>
+        </w:trPr>
+        <w:tc>
+          <w:tcPr>
+            <w:tcW w:w="2500" w:type="dxa"/>
+            <w:tcBorders>
+              <w:top w:val="single" w:sz="4" w:space="0" w:color="BFBFBF"/>
+              <w:left w:val="single" w:sz="4" w:space="0" w:color="BFBFBF"/>
+              <w:bottom w:val="single" w:sz="4" w:space="0" w:color="BFBFBF"/>
+              <w:right w:val="single" w:sz="4" w:space="0" w:color="BFBFBF"/>
+            </w:tcBorders>
+            <w:shd w:val="clear" w:color="auto" w:fill="F2F2F2"/>
+            <w:tcMar>
+              <w:top w:w="70" w:type="dxa"/>
+              <w:left w:w="110" w:type="dxa"/>
+              <w:bottom w:w="70" w:type="dxa"/>
+              <w:right w:w="110" w:type="dxa"/>
+            </w:tcMar>
+          </w:tcPr>
+          <w:p>
+            <w:r>
+              <w:rPr>
+                <w:b/>
+              </w:rPr>
+              <w:t>Original (Stage 1)</w:t>
+            </w:r>
+          </w:p>
+        </w:tc>
+        <w:tc>
+          <w:tcPr>
+            <w:tcW w:w="6860" w:type="dxa"/>
+            <w:tcBorders>
+              <w:top w:val="single" w:sz="4" w:space="0" w:color="BFBFBF"/>
+              <w:left w:val="single" w:sz="4" w:space="0" w:color="BFBFBF"/>
+              <w:bottom w:val="single" w:sz="4" w:space="0" w:color="BFBFBF"/>
+              <w:right w:val="single" w:sz="4" w:space="0" w:color="BFBFBF"/>
+            </w:tcBorders>
+            <w:tcMar>
+              <w:top w:w="70" w:type="dxa"/>
+              <w:left w:w="110" w:type="dxa"/>
+              <w:bottom w:w="70" w:type="dxa"/>
+              <w:right w:w="110" w:type="dxa"/>
+            </w:tcMar>
+          </w:tcPr>
+          <w:p>
+            <w:r>
+              <w:t>The Undo, Retry and Edit buttons are available only while CommandHistory.canUndo() is true; EditTurnCommand(newNarration, oldNarration).</w:t>
+            </w:r>
+          </w:p>
+        </w:tc>
+      </w:tr>
+      <w:tr>
+        <w:trPr>
+          <w:cantSplit/>
+        </w:trPr>
+        <w:tc>
+          <w:tcPr>
+            <w:tcW w:w="2500" w:type="dxa"/>
+            <w:tcBorders>
+              <w:top w:val="single" w:sz="4" w:space="0" w:color="BFBFBF"/>
+              <w:left w:val="single" w:sz="4" w:space="0" w:color="BFBFBF"/>
+              <w:bottom w:val="single" w:sz="4" w:space="0" w:color="BFBFBF"/>
+              <w:right w:val="single" w:sz="4" w:space="0" w:color="BFBFBF"/>
+            </w:tcBorders>
+            <w:shd w:val="clear" w:color="auto" w:fill="F2F2F2"/>
+            <w:tcMar>
+              <w:top w:w="70" w:type="dxa"/>
+              <w:left w:w="110" w:type="dxa"/>
+              <w:bottom w:w="70" w:type="dxa"/>
+              <w:right w:w="110" w:type="dxa"/>
+            </w:tcMar>
+          </w:tcPr>
+          <w:p>
+            <w:r>
+              <w:rPr>
+                <w:b/>
+              </w:rPr>
+              <w:t>Implemented</w:t>
+            </w:r>
+          </w:p>
+        </w:tc>
+        <w:tc>
+          <w:tcPr>
+            <w:tcW w:w="6860" w:type="dxa"/>
+            <w:tcBorders>
+              <w:top w:val="single" w:sz="4" w:space="0" w:color="BFBFBF"/>
+              <w:left w:val="single" w:sz="4" w:space="0" w:color="BFBFBF"/>
+              <w:bottom w:val="single" w:sz="4" w:space="0" w:color="BFBFBF"/>
+              <w:right w:val="single" w:sz="4" w:space="0" w:color="BFBFBF"/>
+            </w:tcBorders>
+            <w:tcMar>
+              <w:top w:w="70" w:type="dxa"/>
+              <w:left w:w="110" w:type="dxa"/>
+              <w:bottom w:w="70" w:type="dxa"/>
+              <w:right w:w="110" w:type="dxa"/>
+            </w:tcMar>
+          </w:tcPr>
+          <w:p>
+            <w:r>
+              <w:t>StoryController.editTurn(newNarration) works whenever the story has a turn, including right after a load; the edit is then in the history and can be undone. Undo and retry still need a turn taken since the story was opened. EditTurnCommand(session, newNarration) keeps the edited Turn and its oldNarration.</w:t>
+            </w:r>
+          </w:p>
+        </w:tc>
+      </w:tr>
+      <w:tr>
+        <w:trPr>
+          <w:cantSplit/>
+        </w:trPr>
+        <w:tc>
+          <w:tcPr>
+            <w:tcW w:w="2500" w:type="dxa"/>
+            <w:tcBorders>
+              <w:top w:val="single" w:sz="4" w:space="0" w:color="BFBFBF"/>
+              <w:left w:val="single" w:sz="4" w:space="0" w:color="BFBFBF"/>
+              <w:bottom w:val="single" w:sz="4" w:space="0" w:color="BFBFBF"/>
+              <w:right w:val="single" w:sz="4" w:space="0" w:color="BFBFBF"/>
+            </w:tcBorders>
+            <w:shd w:val="clear" w:color="auto" w:fill="F2F2F2"/>
+            <w:tcMar>
+              <w:top w:w="70" w:type="dxa"/>
+              <w:left w:w="110" w:type="dxa"/>
+              <w:bottom w:w="70" w:type="dxa"/>
+              <w:right w:w="110" w:type="dxa"/>
+            </w:tcMar>
+          </w:tcPr>
+          <w:p>
+            <w:r>
+              <w:rPr>
+                <w:b/>
+              </w:rPr>
+              <w:t>What Changed and Why</w:t>
+            </w:r>
+          </w:p>
+        </w:tc>
+        <w:tc>
+          <w:tcPr>
+            <w:tcW w:w="6860" w:type="dxa"/>
+            <w:tcBorders>
+              <w:top w:val="single" w:sz="4" w:space="0" w:color="BFBFBF"/>
+              <w:left w:val="single" w:sz="4" w:space="0" w:color="BFBFBF"/>
+              <w:bottom w:val="single" w:sz="4" w:space="0" w:color="BFBFBF"/>
+              <w:right w:val="single" w:sz="4" w:space="0" w:color="BFBFBF"/>
+            </w:tcBorders>
+            <w:tcMar>
+              <w:top w:w="70" w:type="dxa"/>
+              <w:left w:w="110" w:type="dxa"/>
+              <w:bottom w:w="70" w:type="dxa"/>
+              <w:right w:w="110" w:type="dxa"/>
+            </w:tcMar>
+          </w:tcPr>
+          <w:p>
+            <w:r>
+              <w:t>Replacing text needs nothing that was lost at load time (no plot copy, no original input), so there is no reason to forbid it.</w:t>
+            </w:r>
+          </w:p>
+        </w:tc>
+      </w:tr>
+      <w:tr>
+        <w:trPr>
+          <w:cantSplit/>
+        </w:trPr>
+        <w:tc>
+          <w:tcPr>
+            <w:tcW w:w="2500" w:type="dxa"/>
+            <w:tcBorders>
+              <w:top w:val="single" w:sz="4" w:space="0" w:color="BFBFBF"/>
+              <w:left w:val="single" w:sz="4" w:space="0" w:color="BFBFBF"/>
+              <w:bottom w:val="single" w:sz="4" w:space="0" w:color="BFBFBF"/>
+              <w:right w:val="single" w:sz="4" w:space="0" w:color="BFBFBF"/>
+            </w:tcBorders>
+            <w:shd w:val="clear" w:color="auto" w:fill="F2F2F2"/>
+            <w:tcMar>
+              <w:top w:w="70" w:type="dxa"/>
+              <w:left w:w="110" w:type="dxa"/>
+              <w:bottom w:w="70" w:type="dxa"/>
+              <w:right w:w="110" w:type="dxa"/>
+            </w:tcMar>
+          </w:tcPr>
+          <w:p>
+            <w:r>
+              <w:rPr>
+                <w:b/>
+              </w:rPr>
+              <w:t>How the User Need Is Still Met</w:t>
+            </w:r>
+          </w:p>
+        </w:tc>
+        <w:tc>
+          <w:tcPr>
+            <w:tcW w:w="6860" w:type="dxa"/>
+            <w:tcBorders>
+              <w:top w:val="single" w:sz="4" w:space="0" w:color="BFBFBF"/>
+              <w:left w:val="single" w:sz="4" w:space="0" w:color="BFBFBF"/>
+              <w:bottom w:val="single" w:sz="4" w:space="0" w:color="BFBFBF"/>
+              <w:right w:val="single" w:sz="4" w:space="0" w:color="BFBFBF"/>
+            </w:tcBorders>
+            <w:tcMar>
+              <w:top w:w="70" w:type="dxa"/>
+              <w:left w:w="110" w:type="dxa"/>
+              <w:bottom w:w="70" w:type="dxa"/>
+              <w:right w:w="110" w:type="dxa"/>
+            </w:tcMar>
+          </w:tcPr>
+          <w:p>
+            <w:r>
+              <w:t>Edit, undo of the edit, and the empty-text and cancel cases behave as in UC06.</w:t>
+            </w:r>
+          </w:p>
+        </w:tc>
+      </w:tr>
+      <w:tr>
+        <w:trPr>
+          <w:cantSplit/>
+        </w:trPr>
+        <w:tc>
+          <w:tcPr>
+            <w:tcW w:w="2500" w:type="dxa"/>
+            <w:tcBorders>
+              <w:top w:val="single" w:sz="4" w:space="0" w:color="BFBFBF"/>
+              <w:left w:val="single" w:sz="4" w:space="0" w:color="BFBFBF"/>
+              <w:bottom w:val="single" w:sz="4" w:space="0" w:color="BFBFBF"/>
+              <w:right w:val="single" w:sz="4" w:space="0" w:color="BFBFBF"/>
+            </w:tcBorders>
+            <w:shd w:val="clear" w:color="auto" w:fill="F2F2F2"/>
+            <w:tcMar>
+              <w:top w:w="70" w:type="dxa"/>
+              <w:left w:w="110" w:type="dxa"/>
+              <w:bottom w:w="70" w:type="dxa"/>
+              <w:right w:w="110" w:type="dxa"/>
+            </w:tcMar>
+          </w:tcPr>
+          <w:p>
+            <w:r>
+              <w:rPr>
+                <w:b/>
+              </w:rPr>
+              <w:t>Affected Use Cases / Classes / Methods / Patterns</w:t>
+            </w:r>
+          </w:p>
+        </w:tc>
+        <w:tc>
+          <w:tcPr>
+            <w:tcW w:w="6860" w:type="dxa"/>
+            <w:tcBorders>
+              <w:top w:val="single" w:sz="4" w:space="0" w:color="BFBFBF"/>
+              <w:left w:val="single" w:sz="4" w:space="0" w:color="BFBFBF"/>
+              <w:bottom w:val="single" w:sz="4" w:space="0" w:color="BFBFBF"/>
+              <w:right w:val="single" w:sz="4" w:space="0" w:color="BFBFBF"/>
+            </w:tcBorders>
+            <w:tcMar>
+              <w:top w:w="70" w:type="dxa"/>
+              <w:left w:w="110" w:type="dxa"/>
+              <w:bottom w:w="70" w:type="dxa"/>
+              <w:right w:w="110" w:type="dxa"/>
+            </w:tcMar>
+          </w:tcPr>
+          <w:p>
+            <w:r>
+              <w:t>UC06; EditTurnCommand, StoryController, StoryCLI; Command.</w:t>
+            </w:r>
+          </w:p>
+        </w:tc>
+      </w:tr>
+      <w:tr>
+        <w:trPr>
+          <w:cantSplit/>
+        </w:trPr>
+        <w:tc>
+          <w:tcPr>
+            <w:tcW w:w="2500" w:type="dxa"/>
+            <w:tcBorders>
+              <w:top w:val="single" w:sz="4" w:space="0" w:color="BFBFBF"/>
+              <w:left w:val="single" w:sz="4" w:space="0" w:color="BFBFBF"/>
+              <w:bottom w:val="single" w:sz="4" w:space="0" w:color="BFBFBF"/>
+              <w:right w:val="single" w:sz="4" w:space="0" w:color="BFBFBF"/>
+            </w:tcBorders>
+            <w:shd w:val="clear" w:color="auto" w:fill="F2F2F2"/>
+            <w:tcMar>
+              <w:top w:w="70" w:type="dxa"/>
+              <w:left w:w="110" w:type="dxa"/>
+              <w:bottom w:w="70" w:type="dxa"/>
+              <w:right w:w="110" w:type="dxa"/>
+            </w:tcMar>
+          </w:tcPr>
+          <w:p>
+            <w:r>
+              <w:rPr>
+                <w:b/>
+              </w:rPr>
+              <w:t>Diagrams Updated</w:t>
+            </w:r>
+          </w:p>
+        </w:tc>
+        <w:tc>
+          <w:tcPr>
+            <w:tcW w:w="6860" w:type="dxa"/>
+            <w:tcBorders>
+              <w:top w:val="single" w:sz="4" w:space="0" w:color="BFBFBF"/>
+              <w:left w:val="single" w:sz="4" w:space="0" w:color="BFBFBF"/>
+              <w:bottom w:val="single" w:sz="4" w:space="0" w:color="BFBFBF"/>
+              <w:right w:val="single" w:sz="4" w:space="0" w:color="BFBFBF"/>
+            </w:tcBorders>
+            <w:tcMar>
+              <w:top w:w="70" w:type="dxa"/>
+              <w:left w:w="110" w:type="dxa"/>
+              <w:bottom w:w="70" w:type="dxa"/>
+              <w:right w:w="110" w:type="dxa"/>
+            </w:tcMar>
+          </w:tcPr>
+          <w:p>
+            <w:r>
+              <w:t>03-controller.png.</w:t>
+            </w:r>
+          </w:p>
+        </w:tc>
+      </w:tr>
+      <w:tr>
+        <w:trPr>
+          <w:cantSplit/>
+        </w:trPr>
+        <w:tc>
+          <w:tcPr>
+            <w:tcW w:w="2500" w:type="dxa"/>
+            <w:tcBorders>
+              <w:top w:val="single" w:sz="4" w:space="0" w:color="BFBFBF"/>
+              <w:left w:val="single" w:sz="4" w:space="0" w:color="BFBFBF"/>
+              <w:bottom w:val="single" w:sz="4" w:space="0" w:color="BFBFBF"/>
+              <w:right w:val="single" w:sz="4" w:space="0" w:color="BFBFBF"/>
+            </w:tcBorders>
+            <w:shd w:val="clear" w:color="auto" w:fill="F2F2F2"/>
+            <w:tcMar>
+              <w:top w:w="70" w:type="dxa"/>
+              <w:left w:w="110" w:type="dxa"/>
+              <w:bottom w:w="70" w:type="dxa"/>
+              <w:right w:w="110" w:type="dxa"/>
+            </w:tcMar>
+          </w:tcPr>
+          <w:p>
+            <w:r>
+              <w:rPr>
+                <w:b/>
+              </w:rPr>
+              <w:t>Commit(s)</w:t>
+            </w:r>
+          </w:p>
+        </w:tc>
+        <w:tc>
+          <w:tcPr>
+            <w:tcW w:w="6860" w:type="dxa"/>
+            <w:tcBorders>
+              <w:top w:val="single" w:sz="4" w:space="0" w:color="BFBFBF"/>
+              <w:left w:val="single" w:sz="4" w:space="0" w:color="BFBFBF"/>
+              <w:bottom w:val="single" w:sz="4" w:space="0" w:color="BFBFBF"/>
+              <w:right w:val="single" w:sz="4" w:space="0" w:color="BFBFBF"/>
+            </w:tcBorders>
+            <w:tcMar>
+              <w:top w:w="70" w:type="dxa"/>
+              <w:left w:w="110" w:type="dxa"/>
+              <w:bottom w:w="70" w:type="dxa"/>
+              <w:right w:w="110" w:type="dxa"/>
+            </w:tcMar>
+          </w:tcPr>
+          <w:p>
+            <w:r>
+              <w:t>feat(controller): edit a past turn with EditTurnCommand</w:t>
             </w:r>
           </w:p>
         </w:tc>
@@ -22127,6 +22644,102 @@
           </w:p>
         </w:tc>
       </w:tr>
+      <w:tr>
+        <w:trPr>
+          <w:cantSplit/>
+        </w:trPr>
+        <w:tc>
+          <w:tcPr>
+            <w:tcW w:w="600" w:type="dxa"/>
+            <w:tcBorders>
+              <w:top w:val="single" w:sz="4" w:space="0" w:color="BFBFBF"/>
+              <w:left w:val="single" w:sz="4" w:space="0" w:color="BFBFBF"/>
+              <w:bottom w:val="single" w:sz="4" w:space="0" w:color="BFBFBF"/>
+              <w:right w:val="single" w:sz="4" w:space="0" w:color="BFBFBF"/>
+            </w:tcBorders>
+            <w:tcMar>
+              <w:top w:w="70" w:type="dxa"/>
+              <w:left w:w="110" w:type="dxa"/>
+              <w:bottom w:w="70" w:type="dxa"/>
+              <w:right w:w="110" w:type="dxa"/>
+            </w:tcMar>
+          </w:tcPr>
+          <w:p>
+            <w:r>
+              <w:t>5</w:t>
+            </w:r>
+          </w:p>
+        </w:tc>
+        <w:tc>
+          <w:tcPr>
+            <w:tcW w:w="2000" w:type="dxa"/>
+            <w:tcBorders>
+              <w:top w:val="single" w:sz="4" w:space="0" w:color="BFBFBF"/>
+              <w:left w:val="single" w:sz="4" w:space="0" w:color="BFBFBF"/>
+              <w:bottom w:val="single" w:sz="4" w:space="0" w:color="BFBFBF"/>
+              <w:right w:val="single" w:sz="4" w:space="0" w:color="BFBFBF"/>
+            </w:tcBorders>
+            <w:tcMar>
+              <w:top w:w="70" w:type="dxa"/>
+              <w:left w:w="110" w:type="dxa"/>
+              <w:bottom w:w="70" w:type="dxa"/>
+              <w:right w:w="110" w:type="dxa"/>
+            </w:tcMar>
+          </w:tcPr>
+          <w:p>
+            <w:r>
+              <w:rPr/>
+              <w:t>912b3d0 (https://github.com/Polarralop/EECS3311Project/commit/912b3d0)</w:t>
+            </w:r>
+          </w:p>
+        </w:tc>
+        <w:tc>
+          <w:tcPr>
+            <w:tcW w:w="5160" w:type="dxa"/>
+            <w:tcBorders>
+              <w:top w:val="single" w:sz="4" w:space="0" w:color="BFBFBF"/>
+              <w:left w:val="single" w:sz="4" w:space="0" w:color="BFBFBF"/>
+              <w:bottom w:val="single" w:sz="4" w:space="0" w:color="BFBFBF"/>
+              <w:right w:val="single" w:sz="4" w:space="0" w:color="BFBFBF"/>
+            </w:tcBorders>
+            <w:tcMar>
+              <w:top w:w="70" w:type="dxa"/>
+              <w:left w:w="110" w:type="dxa"/>
+              <w:bottom w:w="70" w:type="dxa"/>
+              <w:right w:w="110" w:type="dxa"/>
+            </w:tcMar>
+          </w:tcPr>
+          <w:p>
+            <w:r>
+              <w:rPr/>
+              <w:t>feat(controller): submit turns through SubmitTurnCommand and CommandHistory</w:t>
+            </w:r>
+          </w:p>
+        </w:tc>
+        <w:tc>
+          <w:tcPr>
+            <w:tcW w:w="1600" w:type="dxa"/>
+            <w:tcBorders>
+              <w:top w:val="single" w:sz="4" w:space="0" w:color="BFBFBF"/>
+              <w:left w:val="single" w:sz="4" w:space="0" w:color="BFBFBF"/>
+              <w:bottom w:val="single" w:sz="4" w:space="0" w:color="BFBFBF"/>
+              <w:right w:val="single" w:sz="4" w:space="0" w:color="BFBFBF"/>
+            </w:tcBorders>
+            <w:tcMar>
+              <w:top w:w="70" w:type="dxa"/>
+              <w:left w:w="110" w:type="dxa"/>
+              <w:bottom w:w="70" w:type="dxa"/>
+              <w:right w:w="110" w:type="dxa"/>
+            </w:tcMar>
+          </w:tcPr>
+          <w:p>
+            <w:r>
+              <w:rPr/>
+              <w:t>F04, F10 (Command)</w:t>
+            </w:r>
+          </w:p>
+        </w:tc>
+      </w:tr>
     </w:tbl>
     <w:p>
       <w:pPr>
@@ -22139,7 +22752,7 @@
       </w:pPr>
       <w:r>
         <w:rPr/>
-        <w:t>Count so far (period 2): 4 meaningful code commits, all on Oct 27 (each later commit logs the ones before it).</w:t>
+        <w:t>Count so far (period 2): 5 meaningful code commits, all on Oct 27 (each later commit logs the ones before it).</w:t>
       </w:r>
     </w:p>
     <w:p>

--- a/Stage2_Report.docx
+++ b/Stage2_Report.docx
@@ -1316,11 +1316,8 @@
           </w:tcPr>
           <w:p>
             <w:r>
-              <w:rPr>
-                <w:i/>
-                <w:color w:val="7F7F7F"/>
-              </w:rPr>
-              <w:t>[Not started]</w:t>
+              <w:rPr/>
+              <w:t>Partial (CLI done; GUI list next)</w:t>
             </w:r>
           </w:p>
         </w:tc>
@@ -1342,11 +1339,8 @@
           </w:tcPr>
           <w:p>
             <w:r>
-              <w:rPr>
-                <w:i/>
-                <w:color w:val="7F7F7F"/>
-              </w:rPr>
-              <w:t>[-]</w:t>
+              <w:rPr/>
+              <w:t>-</w:t>
             </w:r>
           </w:p>
         </w:tc>
@@ -1368,11 +1362,8 @@
           </w:tcPr>
           <w:p>
             <w:r>
-              <w:rPr>
-                <w:i/>
-                <w:color w:val="7F7F7F"/>
-              </w:rPr>
-              <w:t>[-]</w:t>
+              <w:rPr/>
+              <w:t>Yes</w:t>
             </w:r>
           </w:p>
         </w:tc>
@@ -15655,6 +15646,99 @@
           </w:p>
         </w:tc>
       </w:tr>
+      <w:tr>
+        <w:trPr>
+          <w:cantSplit/>
+        </w:trPr>
+        <w:tc>
+          <w:tcPr>
+            <w:tcW w:w="1900" w:type="dxa"/>
+            <w:tcBorders>
+              <w:top w:val="single" w:sz="4" w:space="0" w:color="BFBFBF"/>
+              <w:left w:val="single" w:sz="4" w:space="0" w:color="BFBFBF"/>
+              <w:bottom w:val="single" w:sz="4" w:space="0" w:color="BFBFBF"/>
+              <w:right w:val="single" w:sz="4" w:space="0" w:color="BFBFBF"/>
+            </w:tcBorders>
+            <w:tcMar>
+              <w:top w:w="70" w:type="dxa"/>
+              <w:left w:w="110" w:type="dxa"/>
+              <w:bottom w:w="70" w:type="dxa"/>
+              <w:right w:w="110" w:type="dxa"/>
+            </w:tcMar>
+          </w:tcPr>
+          <w:p>
+            <w:r>
+              <w:t>F07</w:t>
+            </w:r>
+          </w:p>
+        </w:tc>
+        <w:tc>
+          <w:tcPr>
+            <w:tcW w:w="2500" w:type="dxa"/>
+            <w:tcBorders>
+              <w:top w:val="single" w:sz="4" w:space="0" w:color="BFBFBF"/>
+              <w:left w:val="single" w:sz="4" w:space="0" w:color="BFBFBF"/>
+              <w:bottom w:val="single" w:sz="4" w:space="0" w:color="BFBFBF"/>
+              <w:right w:val="single" w:sz="4" w:space="0" w:color="BFBFBF"/>
+            </w:tcBorders>
+            <w:tcMar>
+              <w:top w:w="70" w:type="dxa"/>
+              <w:left w:w="110" w:type="dxa"/>
+              <w:bottom w:w="70" w:type="dxa"/>
+              <w:right w:w="110" w:type="dxa"/>
+            </w:tcMar>
+          </w:tcPr>
+          <w:p>
+            <w:r>
+              <w:t>ProposeLoreTool refuses titles already in the lore book or pending; listPendingProposals; lists redrawn on notify</w:t>
+            </w:r>
+          </w:p>
+        </w:tc>
+        <w:tc>
+          <w:tcPr>
+            <w:tcW w:w="2480" w:type="dxa"/>
+            <w:tcBorders>
+              <w:top w:val="single" w:sz="4" w:space="0" w:color="BFBFBF"/>
+              <w:left w:val="single" w:sz="4" w:space="0" w:color="BFBFBF"/>
+              <w:bottom w:val="single" w:sz="4" w:space="0" w:color="BFBFBF"/>
+              <w:right w:val="single" w:sz="4" w:space="0" w:color="BFBFBF"/>
+            </w:tcBorders>
+            <w:tcMar>
+              <w:top w:w="70" w:type="dxa"/>
+              <w:left w:w="110" w:type="dxa"/>
+              <w:bottom w:w="70" w:type="dxa"/>
+              <w:right w:w="110" w:type="dxa"/>
+            </w:tcMar>
+          </w:tcPr>
+          <w:p>
+            <w:r>
+              <w:t>Avoids re-proposing known facts; same refresh path as every other list</w:t>
+            </w:r>
+          </w:p>
+        </w:tc>
+        <w:tc>
+          <w:tcPr>
+            <w:tcW w:w="2480" w:type="dxa"/>
+            <w:tcBorders>
+              <w:top w:val="single" w:sz="4" w:space="0" w:color="BFBFBF"/>
+              <w:left w:val="single" w:sz="4" w:space="0" w:color="BFBFBF"/>
+              <w:bottom w:val="single" w:sz="4" w:space="0" w:color="BFBFBF"/>
+              <w:right w:val="single" w:sz="4" w:space="0" w:color="BFBFBF"/>
+            </w:tcBorders>
+            <w:tcMar>
+              <w:top w:w="70" w:type="dxa"/>
+              <w:left w:w="110" w:type="dxa"/>
+              <w:bottom w:w="70" w:type="dxa"/>
+              <w:right w:w="110" w:type="dxa"/>
+            </w:tcMar>
+          </w:tcPr>
+          <w:p>
+            <w:r>
+              <w:t>UC05; ProposeLoreTool, StoryController; SD07</w:t>
+            </w:r>
+          </w:p>
+        </w:tc>
+      </w:tr>
     </w:tbl>
     <w:p>
       <w:pPr>
@@ -19776,7 +19860,7 @@
           </w:tcPr>
           <w:p>
             <w:r>
-              <w:t>SubmitTurnCommand(session, agent, input, mode) also has getMode() and getResult(), and puts the plot copy back if the agent fails. CommandHistory gains latest(type) and peekLast(). retryTurn() finds the latest SubmitTurnCommand, undoes any edits of that turn, undoes the turn and runs a new command with the same input and mode; observers are notified even when the retry fails. StoryController gains modeNames() and isStarted(); turns need a started story.</w:t>
+              <w:t>SubmitTurnCommand(session, agent, input, mode) also has getMode() and getResult(), and puts the plot copy back if the agent fails (lore proposals it raised stay pending, as for an undone turn). CommandHistory gains latest(type) and peekLast(). retryTurn() finds the latest SubmitTurnCommand, undoes any edits of that turn, undoes the turn and runs a new command with the same input and mode; observers are notified even when the retry fails. StoryController gains modeNames() and isStarted(); turns need a started story.</w:t>
             </w:r>
           </w:p>
         </w:tc>
@@ -20481,6 +20565,445 @@
           <w:p>
             <w:r>
               <w:t>feat(controller): edit a past turn with EditTurnCommand</w:t>
+            </w:r>
+          </w:p>
+        </w:tc>
+      </w:tr>
+    </w:tbl>
+    <w:p>
+      <w:pPr>
+        <w:spacing w:after="0"/>
+      </w:pPr>
+    </w:p>
+    <w:tbl>
+      <w:tblPr>
+        <w:tblLook w:firstColumn="1" w:firstRow="1" w:lastColumn="0" w:lastRow="0" w:noHBand="0" w:noVBand="1" w:val="04A0"/>
+        <w:tblW w:w="9360" w:type="dxa"/>
+      </w:tblPr>
+      <w:tblGrid>
+        <w:gridCol w:w="2500"/>
+        <w:gridCol w:w="6860"/>
+      </w:tblGrid>
+      <w:tr>
+        <w:trPr>
+          <w:cantSplit/>
+        </w:trPr>
+        <w:tc>
+          <w:tcPr>
+            <w:tcW w:w="2500" w:type="dxa"/>
+            <w:tcBorders>
+              <w:top w:val="single" w:sz="4" w:space="0" w:color="BFBFBF"/>
+              <w:left w:val="single" w:sz="4" w:space="0" w:color="BFBFBF"/>
+              <w:bottom w:val="single" w:sz="4" w:space="0" w:color="BFBFBF"/>
+              <w:right w:val="single" w:sz="4" w:space="0" w:color="BFBFBF"/>
+            </w:tcBorders>
+            <w:shd w:val="clear" w:color="auto" w:fill="F2F2F2"/>
+            <w:tcMar>
+              <w:top w:w="70" w:type="dxa"/>
+              <w:left w:w="110" w:type="dxa"/>
+              <w:bottom w:w="70" w:type="dxa"/>
+              <w:right w:w="110" w:type="dxa"/>
+            </w:tcMar>
+          </w:tcPr>
+          <w:p>
+            <w:r>
+              <w:rPr>
+                <w:b/>
+              </w:rPr>
+              <w:t>Original ID</w:t>
+            </w:r>
+          </w:p>
+        </w:tc>
+        <w:tc>
+          <w:tcPr>
+            <w:tcW w:w="6860" w:type="dxa"/>
+            <w:tcBorders>
+              <w:top w:val="single" w:sz="4" w:space="0" w:color="BFBFBF"/>
+              <w:left w:val="single" w:sz="4" w:space="0" w:color="BFBFBF"/>
+              <w:bottom w:val="single" w:sz="4" w:space="0" w:color="BFBFBF"/>
+              <w:right w:val="single" w:sz="4" w:space="0" w:color="BFBFBF"/>
+            </w:tcBorders>
+            <w:tcMar>
+              <w:top w:w="70" w:type="dxa"/>
+              <w:left w:w="110" w:type="dxa"/>
+              <w:bottom w:w="70" w:type="dxa"/>
+              <w:right w:w="110" w:type="dxa"/>
+            </w:tcMar>
+          </w:tcPr>
+          <w:p>
+            <w:r>
+              <w:t>F07: Proposal checks and the pending list</w:t>
+            </w:r>
+          </w:p>
+        </w:tc>
+      </w:tr>
+      <w:tr>
+        <w:trPr>
+          <w:cantSplit/>
+        </w:trPr>
+        <w:tc>
+          <w:tcPr>
+            <w:tcW w:w="2500" w:type="dxa"/>
+            <w:tcBorders>
+              <w:top w:val="single" w:sz="4" w:space="0" w:color="BFBFBF"/>
+              <w:left w:val="single" w:sz="4" w:space="0" w:color="BFBFBF"/>
+              <w:bottom w:val="single" w:sz="4" w:space="0" w:color="BFBFBF"/>
+              <w:right w:val="single" w:sz="4" w:space="0" w:color="BFBFBF"/>
+            </w:tcBorders>
+            <w:shd w:val="clear" w:color="auto" w:fill="F2F2F2"/>
+            <w:tcMar>
+              <w:top w:w="70" w:type="dxa"/>
+              <w:left w:w="110" w:type="dxa"/>
+              <w:bottom w:w="70" w:type="dxa"/>
+              <w:right w:w="110" w:type="dxa"/>
+            </w:tcMar>
+          </w:tcPr>
+          <w:p>
+            <w:r>
+              <w:rPr>
+                <w:b/>
+              </w:rPr>
+              <w:t>Original (Stage 1)</w:t>
+            </w:r>
+          </w:p>
+        </w:tc>
+        <w:tc>
+          <w:tcPr>
+            <w:tcW w:w="6860" w:type="dxa"/>
+            <w:tcBorders>
+              <w:top w:val="single" w:sz="4" w:space="0" w:color="BFBFBF"/>
+              <w:left w:val="single" w:sz="4" w:space="0" w:color="BFBFBF"/>
+              <w:bottom w:val="single" w:sz="4" w:space="0" w:color="BFBFBF"/>
+              <w:right w:val="single" w:sz="4" w:space="0" w:color="BFBFBF"/>
+            </w:tcBorders>
+            <w:tcMar>
+              <w:top w:w="70" w:type="dxa"/>
+              <w:left w:w="110" w:type="dxa"/>
+              <w:bottom w:w="70" w:type="dxa"/>
+              <w:right w:w="110" w:type="dxa"/>
+            </w:tcMar>
+          </w:tcPr>
+          <w:p>
+            <w:r>
+              <w:t>ProposeLoreTool.execute(args, session) checks that the title and content are present and calls StorySession.addProposal; StoryController.resolveProposal(id, approved); the front end calls showProposal(proposal).</w:t>
+            </w:r>
+          </w:p>
+        </w:tc>
+      </w:tr>
+      <w:tr>
+        <w:trPr>
+          <w:cantSplit/>
+        </w:trPr>
+        <w:tc>
+          <w:tcPr>
+            <w:tcW w:w="2500" w:type="dxa"/>
+            <w:tcBorders>
+              <w:top w:val="single" w:sz="4" w:space="0" w:color="BFBFBF"/>
+              <w:left w:val="single" w:sz="4" w:space="0" w:color="BFBFBF"/>
+              <w:bottom w:val="single" w:sz="4" w:space="0" w:color="BFBFBF"/>
+              <w:right w:val="single" w:sz="4" w:space="0" w:color="BFBFBF"/>
+            </w:tcBorders>
+            <w:shd w:val="clear" w:color="auto" w:fill="F2F2F2"/>
+            <w:tcMar>
+              <w:top w:w="70" w:type="dxa"/>
+              <w:left w:w="110" w:type="dxa"/>
+              <w:bottom w:w="70" w:type="dxa"/>
+              <w:right w:w="110" w:type="dxa"/>
+            </w:tcMar>
+          </w:tcPr>
+          <w:p>
+            <w:r>
+              <w:rPr>
+                <w:b/>
+              </w:rPr>
+              <w:t>Implemented</w:t>
+            </w:r>
+          </w:p>
+        </w:tc>
+        <w:tc>
+          <w:tcPr>
+            <w:tcW w:w="6860" w:type="dxa"/>
+            <w:tcBorders>
+              <w:top w:val="single" w:sz="4" w:space="0" w:color="BFBFBF"/>
+              <w:left w:val="single" w:sz="4" w:space="0" w:color="BFBFBF"/>
+              <w:bottom w:val="single" w:sz="4" w:space="0" w:color="BFBFBF"/>
+              <w:right w:val="single" w:sz="4" w:space="0" w:color="BFBFBF"/>
+            </w:tcBorders>
+            <w:tcMar>
+              <w:top w:w="70" w:type="dxa"/>
+              <w:left w:w="110" w:type="dxa"/>
+              <w:bottom w:w="70" w:type="dxa"/>
+              <w:right w:w="110" w:type="dxa"/>
+            </w:tcMar>
+          </w:tcPr>
+          <w:p>
+            <w:r>
+              <w:t>As designed, plus: the tool refuses a title that the lore book or another pending proposal already has, and StoryController.listPendingProposals() gives the front ends the list. A proposal raised before a failed model call still triggers a notification so it appears. The front ends redraw the list in onStoryChanged instead of a separate showProposal call.</w:t>
+            </w:r>
+          </w:p>
+        </w:tc>
+      </w:tr>
+      <w:tr>
+        <w:trPr>
+          <w:cantSplit/>
+        </w:trPr>
+        <w:tc>
+          <w:tcPr>
+            <w:tcW w:w="2500" w:type="dxa"/>
+            <w:tcBorders>
+              <w:top w:val="single" w:sz="4" w:space="0" w:color="BFBFBF"/>
+              <w:left w:val="single" w:sz="4" w:space="0" w:color="BFBFBF"/>
+              <w:bottom w:val="single" w:sz="4" w:space="0" w:color="BFBFBF"/>
+              <w:right w:val="single" w:sz="4" w:space="0" w:color="BFBFBF"/>
+            </w:tcBorders>
+            <w:shd w:val="clear" w:color="auto" w:fill="F2F2F2"/>
+            <w:tcMar>
+              <w:top w:w="70" w:type="dxa"/>
+              <w:left w:w="110" w:type="dxa"/>
+              <w:bottom w:w="70" w:type="dxa"/>
+              <w:right w:w="110" w:type="dxa"/>
+            </w:tcMar>
+          </w:tcPr>
+          <w:p>
+            <w:r>
+              <w:rPr>
+                <w:b/>
+              </w:rPr>
+              <w:t>What Changed and Why</w:t>
+            </w:r>
+          </w:p>
+        </w:tc>
+        <w:tc>
+          <w:tcPr>
+            <w:tcW w:w="6860" w:type="dxa"/>
+            <w:tcBorders>
+              <w:top w:val="single" w:sz="4" w:space="0" w:color="BFBFBF"/>
+              <w:left w:val="single" w:sz="4" w:space="0" w:color="BFBFBF"/>
+              <w:bottom w:val="single" w:sz="4" w:space="0" w:color="BFBFBF"/>
+              <w:right w:val="single" w:sz="4" w:space="0" w:color="BFBFBF"/>
+            </w:tcBorders>
+            <w:tcMar>
+              <w:top w:w="70" w:type="dxa"/>
+              <w:left w:w="110" w:type="dxa"/>
+              <w:bottom w:w="70" w:type="dxa"/>
+              <w:right w:w="110" w:type="dxa"/>
+            </w:tcMar>
+          </w:tcPr>
+          <w:p>
+            <w:r>
+              <w:t>Without the title check the model tends to re-propose facts it has just looked up, and approval would fail on the lore book's duplicate-title rule anyway. Redrawing from the session is how every other list already works (Observer).</w:t>
+            </w:r>
+          </w:p>
+        </w:tc>
+      </w:tr>
+      <w:tr>
+        <w:trPr>
+          <w:cantSplit/>
+        </w:trPr>
+        <w:tc>
+          <w:tcPr>
+            <w:tcW w:w="2500" w:type="dxa"/>
+            <w:tcBorders>
+              <w:top w:val="single" w:sz="4" w:space="0" w:color="BFBFBF"/>
+              <w:left w:val="single" w:sz="4" w:space="0" w:color="BFBFBF"/>
+              <w:bottom w:val="single" w:sz="4" w:space="0" w:color="BFBFBF"/>
+              <w:right w:val="single" w:sz="4" w:space="0" w:color="BFBFBF"/>
+            </w:tcBorders>
+            <w:shd w:val="clear" w:color="auto" w:fill="F2F2F2"/>
+            <w:tcMar>
+              <w:top w:w="70" w:type="dxa"/>
+              <w:left w:w="110" w:type="dxa"/>
+              <w:bottom w:w="70" w:type="dxa"/>
+              <w:right w:w="110" w:type="dxa"/>
+            </w:tcMar>
+          </w:tcPr>
+          <w:p>
+            <w:r>
+              <w:rPr>
+                <w:b/>
+              </w:rPr>
+              <w:t>How the User Need Is Still Met</w:t>
+            </w:r>
+          </w:p>
+        </w:tc>
+        <w:tc>
+          <w:tcPr>
+            <w:tcW w:w="6860" w:type="dxa"/>
+            <w:tcBorders>
+              <w:top w:val="single" w:sz="4" w:space="0" w:color="BFBFBF"/>
+              <w:left w:val="single" w:sz="4" w:space="0" w:color="BFBFBF"/>
+              <w:bottom w:val="single" w:sz="4" w:space="0" w:color="BFBFBF"/>
+              <w:right w:val="single" w:sz="4" w:space="0" w:color="BFBFBF"/>
+            </w:tcBorders>
+            <w:tcMar>
+              <w:top w:w="70" w:type="dxa"/>
+              <w:left w:w="110" w:type="dxa"/>
+              <w:bottom w:w="70" w:type="dxa"/>
+              <w:right w:w="110" w:type="dxa"/>
+            </w:tcMar>
+          </w:tcPr>
+          <w:p>
+            <w:r>
+              <w:t>The agent proposes, the user approves or rejects each proposal, and only approved proposals become lore.</w:t>
+            </w:r>
+          </w:p>
+        </w:tc>
+      </w:tr>
+      <w:tr>
+        <w:trPr>
+          <w:cantSplit/>
+        </w:trPr>
+        <w:tc>
+          <w:tcPr>
+            <w:tcW w:w="2500" w:type="dxa"/>
+            <w:tcBorders>
+              <w:top w:val="single" w:sz="4" w:space="0" w:color="BFBFBF"/>
+              <w:left w:val="single" w:sz="4" w:space="0" w:color="BFBFBF"/>
+              <w:bottom w:val="single" w:sz="4" w:space="0" w:color="BFBFBF"/>
+              <w:right w:val="single" w:sz="4" w:space="0" w:color="BFBFBF"/>
+            </w:tcBorders>
+            <w:shd w:val="clear" w:color="auto" w:fill="F2F2F2"/>
+            <w:tcMar>
+              <w:top w:w="70" w:type="dxa"/>
+              <w:left w:w="110" w:type="dxa"/>
+              <w:bottom w:w="70" w:type="dxa"/>
+              <w:right w:w="110" w:type="dxa"/>
+            </w:tcMar>
+          </w:tcPr>
+          <w:p>
+            <w:r>
+              <w:rPr>
+                <w:b/>
+              </w:rPr>
+              <w:t>Affected Use Cases / Classes / Methods / Patterns</w:t>
+            </w:r>
+          </w:p>
+        </w:tc>
+        <w:tc>
+          <w:tcPr>
+            <w:tcW w:w="6860" w:type="dxa"/>
+            <w:tcBorders>
+              <w:top w:val="single" w:sz="4" w:space="0" w:color="BFBFBF"/>
+              <w:left w:val="single" w:sz="4" w:space="0" w:color="BFBFBF"/>
+              <w:bottom w:val="single" w:sz="4" w:space="0" w:color="BFBFBF"/>
+              <w:right w:val="single" w:sz="4" w:space="0" w:color="BFBFBF"/>
+            </w:tcBorders>
+            <w:tcMar>
+              <w:top w:w="70" w:type="dxa"/>
+              <w:left w:w="110" w:type="dxa"/>
+              <w:bottom w:w="70" w:type="dxa"/>
+              <w:right w:w="110" w:type="dxa"/>
+            </w:tcMar>
+          </w:tcPr>
+          <w:p>
+            <w:r>
+              <w:t>UC05; ProposeLoreTool, StoryController, StoryCLI; Observer, MVC.</w:t>
+            </w:r>
+          </w:p>
+        </w:tc>
+      </w:tr>
+      <w:tr>
+        <w:trPr>
+          <w:cantSplit/>
+        </w:trPr>
+        <w:tc>
+          <w:tcPr>
+            <w:tcW w:w="2500" w:type="dxa"/>
+            <w:tcBorders>
+              <w:top w:val="single" w:sz="4" w:space="0" w:color="BFBFBF"/>
+              <w:left w:val="single" w:sz="4" w:space="0" w:color="BFBFBF"/>
+              <w:bottom w:val="single" w:sz="4" w:space="0" w:color="BFBFBF"/>
+              <w:right w:val="single" w:sz="4" w:space="0" w:color="BFBFBF"/>
+            </w:tcBorders>
+            <w:shd w:val="clear" w:color="auto" w:fill="F2F2F2"/>
+            <w:tcMar>
+              <w:top w:w="70" w:type="dxa"/>
+              <w:left w:w="110" w:type="dxa"/>
+              <w:bottom w:w="70" w:type="dxa"/>
+              <w:right w:w="110" w:type="dxa"/>
+            </w:tcMar>
+          </w:tcPr>
+          <w:p>
+            <w:r>
+              <w:rPr>
+                <w:b/>
+              </w:rPr>
+              <w:t>Diagrams Updated</w:t>
+            </w:r>
+          </w:p>
+        </w:tc>
+        <w:tc>
+          <w:tcPr>
+            <w:tcW w:w="6860" w:type="dxa"/>
+            <w:tcBorders>
+              <w:top w:val="single" w:sz="4" w:space="0" w:color="BFBFBF"/>
+              <w:left w:val="single" w:sz="4" w:space="0" w:color="BFBFBF"/>
+              <w:bottom w:val="single" w:sz="4" w:space="0" w:color="BFBFBF"/>
+              <w:right w:val="single" w:sz="4" w:space="0" w:color="BFBFBF"/>
+            </w:tcBorders>
+            <w:tcMar>
+              <w:top w:w="70" w:type="dxa"/>
+              <w:left w:w="110" w:type="dxa"/>
+              <w:bottom w:w="70" w:type="dxa"/>
+              <w:right w:w="110" w:type="dxa"/>
+            </w:tcMar>
+          </w:tcPr>
+          <w:p>
+            <w:r>
+              <w:t>SD07.</w:t>
+            </w:r>
+          </w:p>
+        </w:tc>
+      </w:tr>
+      <w:tr>
+        <w:trPr>
+          <w:cantSplit/>
+        </w:trPr>
+        <w:tc>
+          <w:tcPr>
+            <w:tcW w:w="2500" w:type="dxa"/>
+            <w:tcBorders>
+              <w:top w:val="single" w:sz="4" w:space="0" w:color="BFBFBF"/>
+              <w:left w:val="single" w:sz="4" w:space="0" w:color="BFBFBF"/>
+              <w:bottom w:val="single" w:sz="4" w:space="0" w:color="BFBFBF"/>
+              <w:right w:val="single" w:sz="4" w:space="0" w:color="BFBFBF"/>
+            </w:tcBorders>
+            <w:shd w:val="clear" w:color="auto" w:fill="F2F2F2"/>
+            <w:tcMar>
+              <w:top w:w="70" w:type="dxa"/>
+              <w:left w:w="110" w:type="dxa"/>
+              <w:bottom w:w="70" w:type="dxa"/>
+              <w:right w:w="110" w:type="dxa"/>
+            </w:tcMar>
+          </w:tcPr>
+          <w:p>
+            <w:r>
+              <w:rPr>
+                <w:b/>
+              </w:rPr>
+              <w:t>Commit(s)</w:t>
+            </w:r>
+          </w:p>
+        </w:tc>
+        <w:tc>
+          <w:tcPr>
+            <w:tcW w:w="6860" w:type="dxa"/>
+            <w:tcBorders>
+              <w:top w:val="single" w:sz="4" w:space="0" w:color="BFBFBF"/>
+              <w:left w:val="single" w:sz="4" w:space="0" w:color="BFBFBF"/>
+              <w:bottom w:val="single" w:sz="4" w:space="0" w:color="BFBFBF"/>
+              <w:right w:val="single" w:sz="4" w:space="0" w:color="BFBFBF"/>
+            </w:tcBorders>
+            <w:tcMar>
+              <w:top w:w="70" w:type="dxa"/>
+              <w:left w:w="110" w:type="dxa"/>
+              <w:bottom w:w="70" w:type="dxa"/>
+              <w:right w:w="110" w:type="dxa"/>
+            </w:tcMar>
+          </w:tcPr>
+          <w:p>
+            <w:r>
+              <w:t>feat(tools): raise lore proposals and resolve them in StoryController</w:t>
             </w:r>
           </w:p>
         </w:tc>
@@ -22740,6 +23263,102 @@
           </w:p>
         </w:tc>
       </w:tr>
+      <w:tr>
+        <w:trPr>
+          <w:cantSplit/>
+        </w:trPr>
+        <w:tc>
+          <w:tcPr>
+            <w:tcW w:w="600" w:type="dxa"/>
+            <w:tcBorders>
+              <w:top w:val="single" w:sz="4" w:space="0" w:color="BFBFBF"/>
+              <w:left w:val="single" w:sz="4" w:space="0" w:color="BFBFBF"/>
+              <w:bottom w:val="single" w:sz="4" w:space="0" w:color="BFBFBF"/>
+              <w:right w:val="single" w:sz="4" w:space="0" w:color="BFBFBF"/>
+            </w:tcBorders>
+            <w:tcMar>
+              <w:top w:w="70" w:type="dxa"/>
+              <w:left w:w="110" w:type="dxa"/>
+              <w:bottom w:w="70" w:type="dxa"/>
+              <w:right w:w="110" w:type="dxa"/>
+            </w:tcMar>
+          </w:tcPr>
+          <w:p>
+            <w:r>
+              <w:t>6</w:t>
+            </w:r>
+          </w:p>
+        </w:tc>
+        <w:tc>
+          <w:tcPr>
+            <w:tcW w:w="2000" w:type="dxa"/>
+            <w:tcBorders>
+              <w:top w:val="single" w:sz="4" w:space="0" w:color="BFBFBF"/>
+              <w:left w:val="single" w:sz="4" w:space="0" w:color="BFBFBF"/>
+              <w:bottom w:val="single" w:sz="4" w:space="0" w:color="BFBFBF"/>
+              <w:right w:val="single" w:sz="4" w:space="0" w:color="BFBFBF"/>
+            </w:tcBorders>
+            <w:tcMar>
+              <w:top w:w="70" w:type="dxa"/>
+              <w:left w:w="110" w:type="dxa"/>
+              <w:bottom w:w="70" w:type="dxa"/>
+              <w:right w:w="110" w:type="dxa"/>
+            </w:tcMar>
+          </w:tcPr>
+          <w:p>
+            <w:r>
+              <w:rPr/>
+              <w:t>f260c7f (https://github.com/Polarralop/EECS3311Project/commit/f260c7f)</w:t>
+            </w:r>
+          </w:p>
+        </w:tc>
+        <w:tc>
+          <w:tcPr>
+            <w:tcW w:w="5160" w:type="dxa"/>
+            <w:tcBorders>
+              <w:top w:val="single" w:sz="4" w:space="0" w:color="BFBFBF"/>
+              <w:left w:val="single" w:sz="4" w:space="0" w:color="BFBFBF"/>
+              <w:bottom w:val="single" w:sz="4" w:space="0" w:color="BFBFBF"/>
+              <w:right w:val="single" w:sz="4" w:space="0" w:color="BFBFBF"/>
+            </w:tcBorders>
+            <w:tcMar>
+              <w:top w:w="70" w:type="dxa"/>
+              <w:left w:w="110" w:type="dxa"/>
+              <w:bottom w:w="70" w:type="dxa"/>
+              <w:right w:w="110" w:type="dxa"/>
+            </w:tcMar>
+          </w:tcPr>
+          <w:p>
+            <w:r>
+              <w:rPr/>
+              <w:t>feat(controller): edit a past turn with EditTurnCommand</w:t>
+            </w:r>
+          </w:p>
+        </w:tc>
+        <w:tc>
+          <w:tcPr>
+            <w:tcW w:w="1600" w:type="dxa"/>
+            <w:tcBorders>
+              <w:top w:val="single" w:sz="4" w:space="0" w:color="BFBFBF"/>
+              <w:left w:val="single" w:sz="4" w:space="0" w:color="BFBFBF"/>
+              <w:bottom w:val="single" w:sz="4" w:space="0" w:color="BFBFBF"/>
+              <w:right w:val="single" w:sz="4" w:space="0" w:color="BFBFBF"/>
+            </w:tcBorders>
+            <w:tcMar>
+              <w:top w:w="70" w:type="dxa"/>
+              <w:left w:w="110" w:type="dxa"/>
+              <w:bottom w:w="70" w:type="dxa"/>
+              <w:right w:w="110" w:type="dxa"/>
+            </w:tcMar>
+          </w:tcPr>
+          <w:p>
+            <w:r>
+              <w:rPr/>
+              <w:t>F10 (Command)</w:t>
+            </w:r>
+          </w:p>
+        </w:tc>
+      </w:tr>
     </w:tbl>
     <w:p>
       <w:pPr>
@@ -22752,7 +23371,7 @@
       </w:pPr>
       <w:r>
         <w:rPr/>
-        <w:t>Count so far (period 2): 5 meaningful code commits, all on Oct 27 (each later commit logs the ones before it).</w:t>
+        <w:t>Count so far (period 2): 6 meaningful code commits, all on Oct 27 (each later commit logs the ones before it).</w:t>
       </w:r>
     </w:p>
     <w:p>

--- a/Stage2_Report.docx
+++ b/Stage2_Report.docx
@@ -207,7 +207,7 @@
         <w:spacing w:after="120"/>
       </w:pPr>
       <w:r>
-        <w:t>As of Oct 20, 2026: 3 of 12 Stage 1 features (F02, F03, F11) work end to end from both the GUI and the CLI; the rest are in progress (see the table and docs/feature-map.md).</w:t>
+        <w:t>As of Oct 27, 2026: 8 of 12 Stage 1 features (F01, F02, F03, F04, F05, F07, F10, F11) work end to end from both the GUI and the CLI; F06, F08, F09 and F12 are planned for Nov 3 to 9 (see the table and docs/feature-map.md).</w:t>
       </w:r>
     </w:p>
     <w:tbl>
@@ -474,30 +474,7 @@
           <w:p>
             <w:r>
               <w:rPr/>
-              <w:t>Partial (CLI done; GUI form next)</w:t>
-            </w:r>
-          </w:p>
-        </w:tc>
-        <w:tc>
-          <w:tcPr>
-            <w:tcW w:w="1300" w:type="dxa"/>
-            <w:tcBorders>
-              <w:top w:val="single" w:sz="4" w:space="0" w:color="BFBFBF"/>
-              <w:left w:val="single" w:sz="4" w:space="0" w:color="BFBFBF"/>
-              <w:bottom w:val="single" w:sz="4" w:space="0" w:color="BFBFBF"/>
-              <w:right w:val="single" w:sz="4" w:space="0" w:color="BFBFBF"/>
-            </w:tcBorders>
-            <w:tcMar>
-              <w:top w:w="70" w:type="dxa"/>
-              <w:left w:w="110" w:type="dxa"/>
-              <w:bottom w:w="70" w:type="dxa"/>
-              <w:right w:w="110" w:type="dxa"/>
-            </w:tcMar>
-          </w:tcPr>
-          <w:p>
-            <w:r>
-              <w:rPr/>
-              <w:t>-</w:t>
+              <w:t>Done</w:t>
             </w:r>
           </w:p>
         </w:tc>
@@ -524,397 +501,6 @@
             </w:r>
           </w:p>
         </w:tc>
-      </w:tr>
-      <w:tr>
-        <w:trPr>
-          <w:cantSplit/>
-        </w:trPr>
-        <w:tc>
-          <w:tcPr>
-            <w:tcW w:w="700" w:type="dxa"/>
-            <w:tcBorders>
-              <w:top w:val="single" w:sz="4" w:space="0" w:color="BFBFBF"/>
-              <w:left w:val="single" w:sz="4" w:space="0" w:color="BFBFBF"/>
-              <w:bottom w:val="single" w:sz="4" w:space="0" w:color="BFBFBF"/>
-              <w:right w:val="single" w:sz="4" w:space="0" w:color="BFBFBF"/>
-            </w:tcBorders>
-            <w:tcMar>
-              <w:top w:w="70" w:type="dxa"/>
-              <w:left w:w="110" w:type="dxa"/>
-              <w:bottom w:w="70" w:type="dxa"/>
-              <w:right w:w="110" w:type="dxa"/>
-            </w:tcMar>
-          </w:tcPr>
-          <w:p>
-            <w:r>
-              <w:t>F02</w:t>
-            </w:r>
-          </w:p>
-        </w:tc>
-        <w:tc>
-          <w:tcPr>
-            <w:tcW w:w="2900" w:type="dxa"/>
-            <w:tcBorders>
-              <w:top w:val="single" w:sz="4" w:space="0" w:color="BFBFBF"/>
-              <w:left w:val="single" w:sz="4" w:space="0" w:color="BFBFBF"/>
-              <w:bottom w:val="single" w:sz="4" w:space="0" w:color="BFBFBF"/>
-              <w:right w:val="single" w:sz="4" w:space="0" w:color="BFBFBF"/>
-            </w:tcBorders>
-            <w:tcMar>
-              <w:top w:w="70" w:type="dxa"/>
-              <w:left w:w="110" w:type="dxa"/>
-              <w:bottom w:w="70" w:type="dxa"/>
-              <w:right w:w="110" w:type="dxa"/>
-            </w:tcMar>
-          </w:tcPr>
-          <w:p>
-            <w:r>
-              <w:t>Lore Entry Management</w:t>
-            </w:r>
-          </w:p>
-        </w:tc>
-        <w:tc>
-          <w:tcPr>
-            <w:tcW w:w="1560" w:type="dxa"/>
-            <w:tcBorders>
-              <w:top w:val="single" w:sz="4" w:space="0" w:color="BFBFBF"/>
-              <w:left w:val="single" w:sz="4" w:space="0" w:color="BFBFBF"/>
-              <w:bottom w:val="single" w:sz="4" w:space="0" w:color="BFBFBF"/>
-              <w:right w:val="single" w:sz="4" w:space="0" w:color="BFBFBF"/>
-            </w:tcBorders>
-            <w:tcMar>
-              <w:top w:w="70" w:type="dxa"/>
-              <w:left w:w="110" w:type="dxa"/>
-              <w:bottom w:w="70" w:type="dxa"/>
-              <w:right w:w="110" w:type="dxa"/>
-            </w:tcMar>
-          </w:tcPr>
-          <w:p>
-            <w:r>
-              <w:t>Deterministic</w:t>
-            </w:r>
-          </w:p>
-        </w:tc>
-        <w:tc>
-          <w:tcPr>
-            <w:tcW w:w="1600" w:type="dxa"/>
-            <w:tcBorders>
-              <w:top w:val="single" w:sz="4" w:space="0" w:color="BFBFBF"/>
-              <w:left w:val="single" w:sz="4" w:space="0" w:color="BFBFBF"/>
-              <w:bottom w:val="single" w:sz="4" w:space="0" w:color="BFBFBF"/>
-              <w:right w:val="single" w:sz="4" w:space="0" w:color="BFBFBF"/>
-            </w:tcBorders>
-            <w:tcMar>
-              <w:top w:w="70" w:type="dxa"/>
-              <w:left w:w="110" w:type="dxa"/>
-              <w:bottom w:w="70" w:type="dxa"/>
-              <w:right w:w="110" w:type="dxa"/>
-            </w:tcMar>
-          </w:tcPr>
-          <w:p>
-            <w:r>
-              <w:t>Done</w:t>
-            </w:r>
-          </w:p>
-        </w:tc>
-        <w:tc>
-          <w:tcPr>
-            <w:tcW w:w="1300" w:type="dxa"/>
-            <w:tcBorders>
-              <w:top w:val="single" w:sz="4" w:space="0" w:color="BFBFBF"/>
-              <w:left w:val="single" w:sz="4" w:space="0" w:color="BFBFBF"/>
-              <w:bottom w:val="single" w:sz="4" w:space="0" w:color="BFBFBF"/>
-              <w:right w:val="single" w:sz="4" w:space="0" w:color="BFBFBF"/>
-            </w:tcBorders>
-            <w:tcMar>
-              <w:top w:w="70" w:type="dxa"/>
-              <w:left w:w="110" w:type="dxa"/>
-              <w:bottom w:w="70" w:type="dxa"/>
-              <w:right w:w="110" w:type="dxa"/>
-            </w:tcMar>
-          </w:tcPr>
-          <w:p>
-            <w:r>
-              <w:t>Yes</w:t>
-            </w:r>
-          </w:p>
-        </w:tc>
-        <w:tc>
-          <w:tcPr>
-            <w:tcW w:w="1300" w:type="dxa"/>
-            <w:tcBorders>
-              <w:top w:val="single" w:sz="4" w:space="0" w:color="BFBFBF"/>
-              <w:left w:val="single" w:sz="4" w:space="0" w:color="BFBFBF"/>
-              <w:bottom w:val="single" w:sz="4" w:space="0" w:color="BFBFBF"/>
-              <w:right w:val="single" w:sz="4" w:space="0" w:color="BFBFBF"/>
-            </w:tcBorders>
-            <w:tcMar>
-              <w:top w:w="70" w:type="dxa"/>
-              <w:left w:w="110" w:type="dxa"/>
-              <w:bottom w:w="70" w:type="dxa"/>
-              <w:right w:w="110" w:type="dxa"/>
-            </w:tcMar>
-          </w:tcPr>
-          <w:p>
-            <w:r>
-              <w:t>Yes</w:t>
-            </w:r>
-          </w:p>
-        </w:tc>
-      </w:tr>
-      <w:tr>
-        <w:trPr>
-          <w:cantSplit/>
-        </w:trPr>
-        <w:tc>
-          <w:tcPr>
-            <w:tcW w:w="700" w:type="dxa"/>
-            <w:tcBorders>
-              <w:top w:val="single" w:sz="4" w:space="0" w:color="BFBFBF"/>
-              <w:left w:val="single" w:sz="4" w:space="0" w:color="BFBFBF"/>
-              <w:bottom w:val="single" w:sz="4" w:space="0" w:color="BFBFBF"/>
-              <w:right w:val="single" w:sz="4" w:space="0" w:color="BFBFBF"/>
-            </w:tcBorders>
-            <w:tcMar>
-              <w:top w:w="70" w:type="dxa"/>
-              <w:left w:w="110" w:type="dxa"/>
-              <w:bottom w:w="70" w:type="dxa"/>
-              <w:right w:w="110" w:type="dxa"/>
-            </w:tcMar>
-          </w:tcPr>
-          <w:p>
-            <w:r>
-              <w:t>F03</w:t>
-            </w:r>
-          </w:p>
-        </w:tc>
-        <w:tc>
-          <w:tcPr>
-            <w:tcW w:w="2900" w:type="dxa"/>
-            <w:tcBorders>
-              <w:top w:val="single" w:sz="4" w:space="0" w:color="BFBFBF"/>
-              <w:left w:val="single" w:sz="4" w:space="0" w:color="BFBFBF"/>
-              <w:bottom w:val="single" w:sz="4" w:space="0" w:color="BFBFBF"/>
-              <w:right w:val="single" w:sz="4" w:space="0" w:color="BFBFBF"/>
-            </w:tcBorders>
-            <w:tcMar>
-              <w:top w:w="70" w:type="dxa"/>
-              <w:left w:w="110" w:type="dxa"/>
-              <w:bottom w:w="70" w:type="dxa"/>
-              <w:right w:w="110" w:type="dxa"/>
-            </w:tcMar>
-          </w:tcPr>
-          <w:p>
-            <w:r>
-              <w:t>Character Management</w:t>
-            </w:r>
-          </w:p>
-        </w:tc>
-        <w:tc>
-          <w:tcPr>
-            <w:tcW w:w="1560" w:type="dxa"/>
-            <w:tcBorders>
-              <w:top w:val="single" w:sz="4" w:space="0" w:color="BFBFBF"/>
-              <w:left w:val="single" w:sz="4" w:space="0" w:color="BFBFBF"/>
-              <w:bottom w:val="single" w:sz="4" w:space="0" w:color="BFBFBF"/>
-              <w:right w:val="single" w:sz="4" w:space="0" w:color="BFBFBF"/>
-            </w:tcBorders>
-            <w:tcMar>
-              <w:top w:w="70" w:type="dxa"/>
-              <w:left w:w="110" w:type="dxa"/>
-              <w:bottom w:w="70" w:type="dxa"/>
-              <w:right w:w="110" w:type="dxa"/>
-            </w:tcMar>
-          </w:tcPr>
-          <w:p>
-            <w:r>
-              <w:t>Deterministic</w:t>
-            </w:r>
-          </w:p>
-        </w:tc>
-        <w:tc>
-          <w:tcPr>
-            <w:tcW w:w="1600" w:type="dxa"/>
-            <w:tcBorders>
-              <w:top w:val="single" w:sz="4" w:space="0" w:color="BFBFBF"/>
-              <w:left w:val="single" w:sz="4" w:space="0" w:color="BFBFBF"/>
-              <w:bottom w:val="single" w:sz="4" w:space="0" w:color="BFBFBF"/>
-              <w:right w:val="single" w:sz="4" w:space="0" w:color="BFBFBF"/>
-            </w:tcBorders>
-            <w:tcMar>
-              <w:top w:w="70" w:type="dxa"/>
-              <w:left w:w="110" w:type="dxa"/>
-              <w:bottom w:w="70" w:type="dxa"/>
-              <w:right w:w="110" w:type="dxa"/>
-            </w:tcMar>
-          </w:tcPr>
-          <w:p>
-            <w:r>
-              <w:t>Done</w:t>
-            </w:r>
-          </w:p>
-        </w:tc>
-        <w:tc>
-          <w:tcPr>
-            <w:tcW w:w="1300" w:type="dxa"/>
-            <w:tcBorders>
-              <w:top w:val="single" w:sz="4" w:space="0" w:color="BFBFBF"/>
-              <w:left w:val="single" w:sz="4" w:space="0" w:color="BFBFBF"/>
-              <w:bottom w:val="single" w:sz="4" w:space="0" w:color="BFBFBF"/>
-              <w:right w:val="single" w:sz="4" w:space="0" w:color="BFBFBF"/>
-            </w:tcBorders>
-            <w:tcMar>
-              <w:top w:w="70" w:type="dxa"/>
-              <w:left w:w="110" w:type="dxa"/>
-              <w:bottom w:w="70" w:type="dxa"/>
-              <w:right w:w="110" w:type="dxa"/>
-            </w:tcMar>
-          </w:tcPr>
-          <w:p>
-            <w:r>
-              <w:t>Yes</w:t>
-            </w:r>
-          </w:p>
-        </w:tc>
-        <w:tc>
-          <w:tcPr>
-            <w:tcW w:w="1300" w:type="dxa"/>
-            <w:tcBorders>
-              <w:top w:val="single" w:sz="4" w:space="0" w:color="BFBFBF"/>
-              <w:left w:val="single" w:sz="4" w:space="0" w:color="BFBFBF"/>
-              <w:bottom w:val="single" w:sz="4" w:space="0" w:color="BFBFBF"/>
-              <w:right w:val="single" w:sz="4" w:space="0" w:color="BFBFBF"/>
-            </w:tcBorders>
-            <w:tcMar>
-              <w:top w:w="70" w:type="dxa"/>
-              <w:left w:w="110" w:type="dxa"/>
-              <w:bottom w:w="70" w:type="dxa"/>
-              <w:right w:w="110" w:type="dxa"/>
-            </w:tcMar>
-          </w:tcPr>
-          <w:p>
-            <w:r>
-              <w:t>Yes</w:t>
-            </w:r>
-          </w:p>
-        </w:tc>
-      </w:tr>
-      <w:tr>
-        <w:trPr>
-          <w:cantSplit/>
-        </w:trPr>
-        <w:tc>
-          <w:tcPr>
-            <w:tcW w:w="700" w:type="dxa"/>
-            <w:tcBorders>
-              <w:top w:val="single" w:sz="4" w:space="0" w:color="BFBFBF"/>
-              <w:left w:val="single" w:sz="4" w:space="0" w:color="BFBFBF"/>
-              <w:bottom w:val="single" w:sz="4" w:space="0" w:color="BFBFBF"/>
-              <w:right w:val="single" w:sz="4" w:space="0" w:color="BFBFBF"/>
-            </w:tcBorders>
-            <w:tcMar>
-              <w:top w:w="70" w:type="dxa"/>
-              <w:left w:w="110" w:type="dxa"/>
-              <w:bottom w:w="70" w:type="dxa"/>
-              <w:right w:w="110" w:type="dxa"/>
-            </w:tcMar>
-          </w:tcPr>
-          <w:p>
-            <w:r>
-              <w:t>F04</w:t>
-            </w:r>
-          </w:p>
-        </w:tc>
-        <w:tc>
-          <w:tcPr>
-            <w:tcW w:w="2900" w:type="dxa"/>
-            <w:tcBorders>
-              <w:top w:val="single" w:sz="4" w:space="0" w:color="BFBFBF"/>
-              <w:left w:val="single" w:sz="4" w:space="0" w:color="BFBFBF"/>
-              <w:bottom w:val="single" w:sz="4" w:space="0" w:color="BFBFBF"/>
-              <w:right w:val="single" w:sz="4" w:space="0" w:color="BFBFBF"/>
-            </w:tcBorders>
-            <w:tcMar>
-              <w:top w:w="70" w:type="dxa"/>
-              <w:left w:w="110" w:type="dxa"/>
-              <w:bottom w:w="70" w:type="dxa"/>
-              <w:right w:w="110" w:type="dxa"/>
-            </w:tcMar>
-          </w:tcPr>
-          <w:p>
-            <w:r>
-              <w:t>Story Turn</w:t>
-            </w:r>
-          </w:p>
-        </w:tc>
-        <w:tc>
-          <w:tcPr>
-            <w:tcW w:w="1560" w:type="dxa"/>
-            <w:tcBorders>
-              <w:top w:val="single" w:sz="4" w:space="0" w:color="BFBFBF"/>
-              <w:left w:val="single" w:sz="4" w:space="0" w:color="BFBFBF"/>
-              <w:bottom w:val="single" w:sz="4" w:space="0" w:color="BFBFBF"/>
-              <w:right w:val="single" w:sz="4" w:space="0" w:color="BFBFBF"/>
-            </w:tcBorders>
-            <w:tcMar>
-              <w:top w:w="70" w:type="dxa"/>
-              <w:left w:w="110" w:type="dxa"/>
-              <w:bottom w:w="70" w:type="dxa"/>
-              <w:right w:w="110" w:type="dxa"/>
-            </w:tcMar>
-          </w:tcPr>
-          <w:p>
-            <w:r>
-              <w:t>Hybrid</w:t>
-            </w:r>
-          </w:p>
-        </w:tc>
-        <w:tc>
-          <w:tcPr>
-            <w:tcW w:w="1600" w:type="dxa"/>
-            <w:tcBorders>
-              <w:top w:val="single" w:sz="4" w:space="0" w:color="BFBFBF"/>
-              <w:left w:val="single" w:sz="4" w:space="0" w:color="BFBFBF"/>
-              <w:bottom w:val="single" w:sz="4" w:space="0" w:color="BFBFBF"/>
-              <w:right w:val="single" w:sz="4" w:space="0" w:color="BFBFBF"/>
-            </w:tcBorders>
-            <w:tcMar>
-              <w:top w:w="70" w:type="dxa"/>
-              <w:left w:w="110" w:type="dxa"/>
-              <w:bottom w:w="70" w:type="dxa"/>
-              <w:right w:w="110" w:type="dxa"/>
-            </w:tcMar>
-          </w:tcPr>
-          <w:p>
-            <w:r>
-              <w:rPr/>
-              <w:t>Partial (CLI done; GUI story tab next)</w:t>
-            </w:r>
-          </w:p>
-        </w:tc>
-        <w:tc>
-          <w:tcPr>
-            <w:tcW w:w="1300" w:type="dxa"/>
-            <w:tcBorders>
-              <w:top w:val="single" w:sz="4" w:space="0" w:color="BFBFBF"/>
-              <w:left w:val="single" w:sz="4" w:space="0" w:color="BFBFBF"/>
-              <w:bottom w:val="single" w:sz="4" w:space="0" w:color="BFBFBF"/>
-              <w:right w:val="single" w:sz="4" w:space="0" w:color="BFBFBF"/>
-            </w:tcBorders>
-            <w:tcMar>
-              <w:top w:w="70" w:type="dxa"/>
-              <w:left w:w="110" w:type="dxa"/>
-              <w:bottom w:w="70" w:type="dxa"/>
-              <w:right w:w="110" w:type="dxa"/>
-            </w:tcMar>
-          </w:tcPr>
-          <w:p>
-            <w:r>
-              <w:rPr/>
-              <w:t>-</w:t>
-            </w:r>
-          </w:p>
-        </w:tc>
         <w:tc>
           <w:tcPr>
             <w:tcW w:w="1300" w:type="dxa"/>
@@ -961,7 +547,7 @@
           </w:tcPr>
           <w:p>
             <w:r>
-              <w:t>F05</w:t>
+              <w:t>F02</w:t>
             </w:r>
           </w:p>
         </w:tc>
@@ -983,7 +569,7 @@
           </w:tcPr>
           <w:p>
             <w:r>
-              <w:t>Pivotal Events</w:t>
+              <w:t>Lore Entry Management</w:t>
             </w:r>
           </w:p>
         </w:tc>
@@ -1005,6 +591,280 @@
           </w:tcPr>
           <w:p>
             <w:r>
+              <w:t>Deterministic</w:t>
+            </w:r>
+          </w:p>
+        </w:tc>
+        <w:tc>
+          <w:tcPr>
+            <w:tcW w:w="1600" w:type="dxa"/>
+            <w:tcBorders>
+              <w:top w:val="single" w:sz="4" w:space="0" w:color="BFBFBF"/>
+              <w:left w:val="single" w:sz="4" w:space="0" w:color="BFBFBF"/>
+              <w:bottom w:val="single" w:sz="4" w:space="0" w:color="BFBFBF"/>
+              <w:right w:val="single" w:sz="4" w:space="0" w:color="BFBFBF"/>
+            </w:tcBorders>
+            <w:tcMar>
+              <w:top w:w="70" w:type="dxa"/>
+              <w:left w:w="110" w:type="dxa"/>
+              <w:bottom w:w="70" w:type="dxa"/>
+              <w:right w:w="110" w:type="dxa"/>
+            </w:tcMar>
+          </w:tcPr>
+          <w:p>
+            <w:r>
+              <w:t>Done</w:t>
+            </w:r>
+          </w:p>
+        </w:tc>
+        <w:tc>
+          <w:tcPr>
+            <w:tcW w:w="1300" w:type="dxa"/>
+            <w:tcBorders>
+              <w:top w:val="single" w:sz="4" w:space="0" w:color="BFBFBF"/>
+              <w:left w:val="single" w:sz="4" w:space="0" w:color="BFBFBF"/>
+              <w:bottom w:val="single" w:sz="4" w:space="0" w:color="BFBFBF"/>
+              <w:right w:val="single" w:sz="4" w:space="0" w:color="BFBFBF"/>
+            </w:tcBorders>
+            <w:tcMar>
+              <w:top w:w="70" w:type="dxa"/>
+              <w:left w:w="110" w:type="dxa"/>
+              <w:bottom w:w="70" w:type="dxa"/>
+              <w:right w:w="110" w:type="dxa"/>
+            </w:tcMar>
+          </w:tcPr>
+          <w:p>
+            <w:r>
+              <w:t>Yes</w:t>
+            </w:r>
+          </w:p>
+        </w:tc>
+        <w:tc>
+          <w:tcPr>
+            <w:tcW w:w="1300" w:type="dxa"/>
+            <w:tcBorders>
+              <w:top w:val="single" w:sz="4" w:space="0" w:color="BFBFBF"/>
+              <w:left w:val="single" w:sz="4" w:space="0" w:color="BFBFBF"/>
+              <w:bottom w:val="single" w:sz="4" w:space="0" w:color="BFBFBF"/>
+              <w:right w:val="single" w:sz="4" w:space="0" w:color="BFBFBF"/>
+            </w:tcBorders>
+            <w:tcMar>
+              <w:top w:w="70" w:type="dxa"/>
+              <w:left w:w="110" w:type="dxa"/>
+              <w:bottom w:w="70" w:type="dxa"/>
+              <w:right w:w="110" w:type="dxa"/>
+            </w:tcMar>
+          </w:tcPr>
+          <w:p>
+            <w:r>
+              <w:t>Yes</w:t>
+            </w:r>
+          </w:p>
+        </w:tc>
+      </w:tr>
+      <w:tr>
+        <w:trPr>
+          <w:cantSplit/>
+        </w:trPr>
+        <w:tc>
+          <w:tcPr>
+            <w:tcW w:w="700" w:type="dxa"/>
+            <w:tcBorders>
+              <w:top w:val="single" w:sz="4" w:space="0" w:color="BFBFBF"/>
+              <w:left w:val="single" w:sz="4" w:space="0" w:color="BFBFBF"/>
+              <w:bottom w:val="single" w:sz="4" w:space="0" w:color="BFBFBF"/>
+              <w:right w:val="single" w:sz="4" w:space="0" w:color="BFBFBF"/>
+            </w:tcBorders>
+            <w:tcMar>
+              <w:top w:w="70" w:type="dxa"/>
+              <w:left w:w="110" w:type="dxa"/>
+              <w:bottom w:w="70" w:type="dxa"/>
+              <w:right w:w="110" w:type="dxa"/>
+            </w:tcMar>
+          </w:tcPr>
+          <w:p>
+            <w:r>
+              <w:t>F03</w:t>
+            </w:r>
+          </w:p>
+        </w:tc>
+        <w:tc>
+          <w:tcPr>
+            <w:tcW w:w="2900" w:type="dxa"/>
+            <w:tcBorders>
+              <w:top w:val="single" w:sz="4" w:space="0" w:color="BFBFBF"/>
+              <w:left w:val="single" w:sz="4" w:space="0" w:color="BFBFBF"/>
+              <w:bottom w:val="single" w:sz="4" w:space="0" w:color="BFBFBF"/>
+              <w:right w:val="single" w:sz="4" w:space="0" w:color="BFBFBF"/>
+            </w:tcBorders>
+            <w:tcMar>
+              <w:top w:w="70" w:type="dxa"/>
+              <w:left w:w="110" w:type="dxa"/>
+              <w:bottom w:w="70" w:type="dxa"/>
+              <w:right w:w="110" w:type="dxa"/>
+            </w:tcMar>
+          </w:tcPr>
+          <w:p>
+            <w:r>
+              <w:t>Character Management</w:t>
+            </w:r>
+          </w:p>
+        </w:tc>
+        <w:tc>
+          <w:tcPr>
+            <w:tcW w:w="1560" w:type="dxa"/>
+            <w:tcBorders>
+              <w:top w:val="single" w:sz="4" w:space="0" w:color="BFBFBF"/>
+              <w:left w:val="single" w:sz="4" w:space="0" w:color="BFBFBF"/>
+              <w:bottom w:val="single" w:sz="4" w:space="0" w:color="BFBFBF"/>
+              <w:right w:val="single" w:sz="4" w:space="0" w:color="BFBFBF"/>
+            </w:tcBorders>
+            <w:tcMar>
+              <w:top w:w="70" w:type="dxa"/>
+              <w:left w:w="110" w:type="dxa"/>
+              <w:bottom w:w="70" w:type="dxa"/>
+              <w:right w:w="110" w:type="dxa"/>
+            </w:tcMar>
+          </w:tcPr>
+          <w:p>
+            <w:r>
+              <w:t>Deterministic</w:t>
+            </w:r>
+          </w:p>
+        </w:tc>
+        <w:tc>
+          <w:tcPr>
+            <w:tcW w:w="1600" w:type="dxa"/>
+            <w:tcBorders>
+              <w:top w:val="single" w:sz="4" w:space="0" w:color="BFBFBF"/>
+              <w:left w:val="single" w:sz="4" w:space="0" w:color="BFBFBF"/>
+              <w:bottom w:val="single" w:sz="4" w:space="0" w:color="BFBFBF"/>
+              <w:right w:val="single" w:sz="4" w:space="0" w:color="BFBFBF"/>
+            </w:tcBorders>
+            <w:tcMar>
+              <w:top w:w="70" w:type="dxa"/>
+              <w:left w:w="110" w:type="dxa"/>
+              <w:bottom w:w="70" w:type="dxa"/>
+              <w:right w:w="110" w:type="dxa"/>
+            </w:tcMar>
+          </w:tcPr>
+          <w:p>
+            <w:r>
+              <w:t>Done</w:t>
+            </w:r>
+          </w:p>
+        </w:tc>
+        <w:tc>
+          <w:tcPr>
+            <w:tcW w:w="1300" w:type="dxa"/>
+            <w:tcBorders>
+              <w:top w:val="single" w:sz="4" w:space="0" w:color="BFBFBF"/>
+              <w:left w:val="single" w:sz="4" w:space="0" w:color="BFBFBF"/>
+              <w:bottom w:val="single" w:sz="4" w:space="0" w:color="BFBFBF"/>
+              <w:right w:val="single" w:sz="4" w:space="0" w:color="BFBFBF"/>
+            </w:tcBorders>
+            <w:tcMar>
+              <w:top w:w="70" w:type="dxa"/>
+              <w:left w:w="110" w:type="dxa"/>
+              <w:bottom w:w="70" w:type="dxa"/>
+              <w:right w:w="110" w:type="dxa"/>
+            </w:tcMar>
+          </w:tcPr>
+          <w:p>
+            <w:r>
+              <w:t>Yes</w:t>
+            </w:r>
+          </w:p>
+        </w:tc>
+        <w:tc>
+          <w:tcPr>
+            <w:tcW w:w="1300" w:type="dxa"/>
+            <w:tcBorders>
+              <w:top w:val="single" w:sz="4" w:space="0" w:color="BFBFBF"/>
+              <w:left w:val="single" w:sz="4" w:space="0" w:color="BFBFBF"/>
+              <w:bottom w:val="single" w:sz="4" w:space="0" w:color="BFBFBF"/>
+              <w:right w:val="single" w:sz="4" w:space="0" w:color="BFBFBF"/>
+            </w:tcBorders>
+            <w:tcMar>
+              <w:top w:w="70" w:type="dxa"/>
+              <w:left w:w="110" w:type="dxa"/>
+              <w:bottom w:w="70" w:type="dxa"/>
+              <w:right w:w="110" w:type="dxa"/>
+            </w:tcMar>
+          </w:tcPr>
+          <w:p>
+            <w:r>
+              <w:t>Yes</w:t>
+            </w:r>
+          </w:p>
+        </w:tc>
+      </w:tr>
+      <w:tr>
+        <w:trPr>
+          <w:cantSplit/>
+        </w:trPr>
+        <w:tc>
+          <w:tcPr>
+            <w:tcW w:w="700" w:type="dxa"/>
+            <w:tcBorders>
+              <w:top w:val="single" w:sz="4" w:space="0" w:color="BFBFBF"/>
+              <w:left w:val="single" w:sz="4" w:space="0" w:color="BFBFBF"/>
+              <w:bottom w:val="single" w:sz="4" w:space="0" w:color="BFBFBF"/>
+              <w:right w:val="single" w:sz="4" w:space="0" w:color="BFBFBF"/>
+            </w:tcBorders>
+            <w:tcMar>
+              <w:top w:w="70" w:type="dxa"/>
+              <w:left w:w="110" w:type="dxa"/>
+              <w:bottom w:w="70" w:type="dxa"/>
+              <w:right w:w="110" w:type="dxa"/>
+            </w:tcMar>
+          </w:tcPr>
+          <w:p>
+            <w:r>
+              <w:t>F04</w:t>
+            </w:r>
+          </w:p>
+        </w:tc>
+        <w:tc>
+          <w:tcPr>
+            <w:tcW w:w="2900" w:type="dxa"/>
+            <w:tcBorders>
+              <w:top w:val="single" w:sz="4" w:space="0" w:color="BFBFBF"/>
+              <w:left w:val="single" w:sz="4" w:space="0" w:color="BFBFBF"/>
+              <w:bottom w:val="single" w:sz="4" w:space="0" w:color="BFBFBF"/>
+              <w:right w:val="single" w:sz="4" w:space="0" w:color="BFBFBF"/>
+            </w:tcBorders>
+            <w:tcMar>
+              <w:top w:w="70" w:type="dxa"/>
+              <w:left w:w="110" w:type="dxa"/>
+              <w:bottom w:w="70" w:type="dxa"/>
+              <w:right w:w="110" w:type="dxa"/>
+            </w:tcMar>
+          </w:tcPr>
+          <w:p>
+            <w:r>
+              <w:t>Story Turn</w:t>
+            </w:r>
+          </w:p>
+        </w:tc>
+        <w:tc>
+          <w:tcPr>
+            <w:tcW w:w="1560" w:type="dxa"/>
+            <w:tcBorders>
+              <w:top w:val="single" w:sz="4" w:space="0" w:color="BFBFBF"/>
+              <w:left w:val="single" w:sz="4" w:space="0" w:color="BFBFBF"/>
+              <w:bottom w:val="single" w:sz="4" w:space="0" w:color="BFBFBF"/>
+              <w:right w:val="single" w:sz="4" w:space="0" w:color="BFBFBF"/>
+            </w:tcBorders>
+            <w:tcMar>
+              <w:top w:w="70" w:type="dxa"/>
+              <w:left w:w="110" w:type="dxa"/>
+              <w:bottom w:w="70" w:type="dxa"/>
+              <w:right w:w="110" w:type="dxa"/>
+            </w:tcMar>
+          </w:tcPr>
+          <w:p>
+            <w:r>
               <w:t>Hybrid</w:t>
             </w:r>
           </w:p>
@@ -1028,30 +888,7 @@
           <w:p>
             <w:r>
               <w:rPr/>
-              <w:t>Partial (CLI done; GUI form next)</w:t>
-            </w:r>
-          </w:p>
-        </w:tc>
-        <w:tc>
-          <w:tcPr>
-            <w:tcW w:w="1300" w:type="dxa"/>
-            <w:tcBorders>
-              <w:top w:val="single" w:sz="4" w:space="0" w:color="BFBFBF"/>
-              <w:left w:val="single" w:sz="4" w:space="0" w:color="BFBFBF"/>
-              <w:bottom w:val="single" w:sz="4" w:space="0" w:color="BFBFBF"/>
-              <w:right w:val="single" w:sz="4" w:space="0" w:color="BFBFBF"/>
-            </w:tcBorders>
-            <w:tcMar>
-              <w:top w:w="70" w:type="dxa"/>
-              <w:left w:w="110" w:type="dxa"/>
-              <w:bottom w:w="70" w:type="dxa"/>
-              <w:right w:w="110" w:type="dxa"/>
-            </w:tcMar>
-          </w:tcPr>
-          <w:p>
-            <w:r>
-              <w:rPr/>
-              <w:t>-</w:t>
+              <w:t>Done</w:t>
             </w:r>
           </w:p>
         </w:tc>
@@ -1078,6 +915,169 @@
             </w:r>
           </w:p>
         </w:tc>
+        <w:tc>
+          <w:tcPr>
+            <w:tcW w:w="1300" w:type="dxa"/>
+            <w:tcBorders>
+              <w:top w:val="single" w:sz="4" w:space="0" w:color="BFBFBF"/>
+              <w:left w:val="single" w:sz="4" w:space="0" w:color="BFBFBF"/>
+              <w:bottom w:val="single" w:sz="4" w:space="0" w:color="BFBFBF"/>
+              <w:right w:val="single" w:sz="4" w:space="0" w:color="BFBFBF"/>
+            </w:tcBorders>
+            <w:tcMar>
+              <w:top w:w="70" w:type="dxa"/>
+              <w:left w:w="110" w:type="dxa"/>
+              <w:bottom w:w="70" w:type="dxa"/>
+              <w:right w:w="110" w:type="dxa"/>
+            </w:tcMar>
+          </w:tcPr>
+          <w:p>
+            <w:r>
+              <w:rPr/>
+              <w:t>Yes</w:t>
+            </w:r>
+          </w:p>
+        </w:tc>
+      </w:tr>
+      <w:tr>
+        <w:trPr>
+          <w:cantSplit/>
+        </w:trPr>
+        <w:tc>
+          <w:tcPr>
+            <w:tcW w:w="700" w:type="dxa"/>
+            <w:tcBorders>
+              <w:top w:val="single" w:sz="4" w:space="0" w:color="BFBFBF"/>
+              <w:left w:val="single" w:sz="4" w:space="0" w:color="BFBFBF"/>
+              <w:bottom w:val="single" w:sz="4" w:space="0" w:color="BFBFBF"/>
+              <w:right w:val="single" w:sz="4" w:space="0" w:color="BFBFBF"/>
+            </w:tcBorders>
+            <w:tcMar>
+              <w:top w:w="70" w:type="dxa"/>
+              <w:left w:w="110" w:type="dxa"/>
+              <w:bottom w:w="70" w:type="dxa"/>
+              <w:right w:w="110" w:type="dxa"/>
+            </w:tcMar>
+          </w:tcPr>
+          <w:p>
+            <w:r>
+              <w:t>F05</w:t>
+            </w:r>
+          </w:p>
+        </w:tc>
+        <w:tc>
+          <w:tcPr>
+            <w:tcW w:w="2900" w:type="dxa"/>
+            <w:tcBorders>
+              <w:top w:val="single" w:sz="4" w:space="0" w:color="BFBFBF"/>
+              <w:left w:val="single" w:sz="4" w:space="0" w:color="BFBFBF"/>
+              <w:bottom w:val="single" w:sz="4" w:space="0" w:color="BFBFBF"/>
+              <w:right w:val="single" w:sz="4" w:space="0" w:color="BFBFBF"/>
+            </w:tcBorders>
+            <w:tcMar>
+              <w:top w:w="70" w:type="dxa"/>
+              <w:left w:w="110" w:type="dxa"/>
+              <w:bottom w:w="70" w:type="dxa"/>
+              <w:right w:w="110" w:type="dxa"/>
+            </w:tcMar>
+          </w:tcPr>
+          <w:p>
+            <w:r>
+              <w:t>Pivotal Events</w:t>
+            </w:r>
+          </w:p>
+        </w:tc>
+        <w:tc>
+          <w:tcPr>
+            <w:tcW w:w="1560" w:type="dxa"/>
+            <w:tcBorders>
+              <w:top w:val="single" w:sz="4" w:space="0" w:color="BFBFBF"/>
+              <w:left w:val="single" w:sz="4" w:space="0" w:color="BFBFBF"/>
+              <w:bottom w:val="single" w:sz="4" w:space="0" w:color="BFBFBF"/>
+              <w:right w:val="single" w:sz="4" w:space="0" w:color="BFBFBF"/>
+            </w:tcBorders>
+            <w:tcMar>
+              <w:top w:w="70" w:type="dxa"/>
+              <w:left w:w="110" w:type="dxa"/>
+              <w:bottom w:w="70" w:type="dxa"/>
+              <w:right w:w="110" w:type="dxa"/>
+            </w:tcMar>
+          </w:tcPr>
+          <w:p>
+            <w:r>
+              <w:t>Hybrid</w:t>
+            </w:r>
+          </w:p>
+        </w:tc>
+        <w:tc>
+          <w:tcPr>
+            <w:tcW w:w="1600" w:type="dxa"/>
+            <w:tcBorders>
+              <w:top w:val="single" w:sz="4" w:space="0" w:color="BFBFBF"/>
+              <w:left w:val="single" w:sz="4" w:space="0" w:color="BFBFBF"/>
+              <w:bottom w:val="single" w:sz="4" w:space="0" w:color="BFBFBF"/>
+              <w:right w:val="single" w:sz="4" w:space="0" w:color="BFBFBF"/>
+            </w:tcBorders>
+            <w:tcMar>
+              <w:top w:w="70" w:type="dxa"/>
+              <w:left w:w="110" w:type="dxa"/>
+              <w:bottom w:w="70" w:type="dxa"/>
+              <w:right w:w="110" w:type="dxa"/>
+            </w:tcMar>
+          </w:tcPr>
+          <w:p>
+            <w:r>
+              <w:rPr/>
+              <w:t>Done</w:t>
+            </w:r>
+          </w:p>
+        </w:tc>
+        <w:tc>
+          <w:tcPr>
+            <w:tcW w:w="1300" w:type="dxa"/>
+            <w:tcBorders>
+              <w:top w:val="single" w:sz="4" w:space="0" w:color="BFBFBF"/>
+              <w:left w:val="single" w:sz="4" w:space="0" w:color="BFBFBF"/>
+              <w:bottom w:val="single" w:sz="4" w:space="0" w:color="BFBFBF"/>
+              <w:right w:val="single" w:sz="4" w:space="0" w:color="BFBFBF"/>
+            </w:tcBorders>
+            <w:tcMar>
+              <w:top w:w="70" w:type="dxa"/>
+              <w:left w:w="110" w:type="dxa"/>
+              <w:bottom w:w="70" w:type="dxa"/>
+              <w:right w:w="110" w:type="dxa"/>
+            </w:tcMar>
+          </w:tcPr>
+          <w:p>
+            <w:r>
+              <w:rPr/>
+              <w:t>Yes</w:t>
+            </w:r>
+          </w:p>
+        </w:tc>
+        <w:tc>
+          <w:tcPr>
+            <w:tcW w:w="1300" w:type="dxa"/>
+            <w:tcBorders>
+              <w:top w:val="single" w:sz="4" w:space="0" w:color="BFBFBF"/>
+              <w:left w:val="single" w:sz="4" w:space="0" w:color="BFBFBF"/>
+              <w:bottom w:val="single" w:sz="4" w:space="0" w:color="BFBFBF"/>
+              <w:right w:val="single" w:sz="4" w:space="0" w:color="BFBFBF"/>
+            </w:tcBorders>
+            <w:tcMar>
+              <w:top w:w="70" w:type="dxa"/>
+              <w:left w:w="110" w:type="dxa"/>
+              <w:bottom w:w="70" w:type="dxa"/>
+              <w:right w:w="110" w:type="dxa"/>
+            </w:tcMar>
+          </w:tcPr>
+          <w:p>
+            <w:r>
+              <w:rPr/>
+              <w:t>Yes</w:t>
+            </w:r>
+          </w:p>
+        </w:tc>
       </w:tr>
       <w:tr>
         <w:trPr>
@@ -1317,30 +1317,7 @@
           <w:p>
             <w:r>
               <w:rPr/>
-              <w:t>Partial (CLI done; GUI list next)</w:t>
-            </w:r>
-          </w:p>
-        </w:tc>
-        <w:tc>
-          <w:tcPr>
-            <w:tcW w:w="1300" w:type="dxa"/>
-            <w:tcBorders>
-              <w:top w:val="single" w:sz="4" w:space="0" w:color="BFBFBF"/>
-              <w:left w:val="single" w:sz="4" w:space="0" w:color="BFBFBF"/>
-              <w:bottom w:val="single" w:sz="4" w:space="0" w:color="BFBFBF"/>
-              <w:right w:val="single" w:sz="4" w:space="0" w:color="BFBFBF"/>
-            </w:tcBorders>
-            <w:tcMar>
-              <w:top w:w="70" w:type="dxa"/>
-              <w:left w:w="110" w:type="dxa"/>
-              <w:bottom w:w="70" w:type="dxa"/>
-              <w:right w:w="110" w:type="dxa"/>
-            </w:tcMar>
-          </w:tcPr>
-          <w:p>
-            <w:r>
-              <w:rPr/>
-              <w:t>-</w:t>
+              <w:t>Done</w:t>
             </w:r>
           </w:p>
         </w:tc>
@@ -1367,6 +1344,29 @@
             </w:r>
           </w:p>
         </w:tc>
+        <w:tc>
+          <w:tcPr>
+            <w:tcW w:w="1300" w:type="dxa"/>
+            <w:tcBorders>
+              <w:top w:val="single" w:sz="4" w:space="0" w:color="BFBFBF"/>
+              <w:left w:val="single" w:sz="4" w:space="0" w:color="BFBFBF"/>
+              <w:bottom w:val="single" w:sz="4" w:space="0" w:color="BFBFBF"/>
+              <w:right w:val="single" w:sz="4" w:space="0" w:color="BFBFBF"/>
+            </w:tcBorders>
+            <w:tcMar>
+              <w:top w:w="70" w:type="dxa"/>
+              <w:left w:w="110" w:type="dxa"/>
+              <w:bottom w:w="70" w:type="dxa"/>
+              <w:right w:w="110" w:type="dxa"/>
+            </w:tcMar>
+          </w:tcPr>
+          <w:p>
+            <w:r>
+              <w:rPr/>
+              <w:t>Yes</w:t>
+            </w:r>
+          </w:p>
+        </w:tc>
       </w:tr>
       <w:tr>
         <w:trPr>
@@ -1755,7 +1755,7 @@
           <w:p>
             <w:r>
               <w:rPr/>
-              <w:t>Partial (CLI done; GUI buttons next)</w:t>
+              <w:t>Done</w:t>
             </w:r>
           </w:p>
         </w:tc>
@@ -1778,7 +1778,7 @@
           <w:p>
             <w:r>
               <w:rPr/>
-              <w:t>-</w:t>
+              <w:t>Yes</w:t>
             </w:r>
           </w:p>
         </w:tc>
@@ -2374,11 +2374,503 @@
           </w:tcPr>
           <w:p>
             <w:r>
+              <w:rPr/>
+              <w:t>Done. Reachable from the GUI (Story &gt; Start story...) and the CLI (start).</w:t>
+            </w:r>
+          </w:p>
+        </w:tc>
+      </w:tr>
+      <w:tr>
+        <w:trPr>
+          <w:cantSplit/>
+        </w:trPr>
+        <w:tc>
+          <w:tcPr>
+            <w:tcW w:w="2500" w:type="dxa"/>
+            <w:tcBorders>
+              <w:top w:val="single" w:sz="4" w:space="0" w:color="BFBFBF"/>
+              <w:left w:val="single" w:sz="4" w:space="0" w:color="BFBFBF"/>
+              <w:bottom w:val="single" w:sz="4" w:space="0" w:color="BFBFBF"/>
+              <w:right w:val="single" w:sz="4" w:space="0" w:color="BFBFBF"/>
+            </w:tcBorders>
+            <w:shd w:val="clear" w:color="auto" w:fill="F2F2F2"/>
+            <w:tcMar>
+              <w:top w:w="70" w:type="dxa"/>
+              <w:left w:w="110" w:type="dxa"/>
+              <w:bottom w:w="70" w:type="dxa"/>
+              <w:right w:w="110" w:type="dxa"/>
+            </w:tcMar>
+          </w:tcPr>
+          <w:p>
+            <w:r>
+              <w:rPr>
+                <w:b/>
+              </w:rPr>
+              <w:t>Type</w:t>
+            </w:r>
+          </w:p>
+        </w:tc>
+        <w:tc>
+          <w:tcPr>
+            <w:tcW w:w="6860" w:type="dxa"/>
+            <w:tcBorders>
+              <w:top w:val="single" w:sz="4" w:space="0" w:color="BFBFBF"/>
+              <w:left w:val="single" w:sz="4" w:space="0" w:color="BFBFBF"/>
+              <w:bottom w:val="single" w:sz="4" w:space="0" w:color="BFBFBF"/>
+              <w:right w:val="single" w:sz="4" w:space="0" w:color="BFBFBF"/>
+            </w:tcBorders>
+            <w:tcMar>
+              <w:top w:w="70" w:type="dxa"/>
+              <w:left w:w="110" w:type="dxa"/>
+              <w:bottom w:w="70" w:type="dxa"/>
+              <w:right w:w="110" w:type="dxa"/>
+            </w:tcMar>
+          </w:tcPr>
+          <w:p>
+            <w:r>
+              <w:rPr/>
+              <w:t>Hybrid, as in Stage 1. Drafting calls the model (StoryAgent.generateScenario); checking the fields, filling in a missing title and creating the story are deterministic code (Scenario.readyToStart, StoryController.startStory).</w:t>
+            </w:r>
+          </w:p>
+        </w:tc>
+      </w:tr>
+      <w:tr>
+        <w:trPr>
+          <w:cantSplit/>
+        </w:trPr>
+        <w:tc>
+          <w:tcPr>
+            <w:tcW w:w="2500" w:type="dxa"/>
+            <w:tcBorders>
+              <w:top w:val="single" w:sz="4" w:space="0" w:color="BFBFBF"/>
+              <w:left w:val="single" w:sz="4" w:space="0" w:color="BFBFBF"/>
+              <w:bottom w:val="single" w:sz="4" w:space="0" w:color="BFBFBF"/>
+              <w:right w:val="single" w:sz="4" w:space="0" w:color="BFBFBF"/>
+            </w:tcBorders>
+            <w:shd w:val="clear" w:color="auto" w:fill="F2F2F2"/>
+            <w:tcMar>
+              <w:top w:w="70" w:type="dxa"/>
+              <w:left w:w="110" w:type="dxa"/>
+              <w:bottom w:w="70" w:type="dxa"/>
+              <w:right w:w="110" w:type="dxa"/>
+            </w:tcMar>
+          </w:tcPr>
+          <w:p>
+            <w:r>
+              <w:rPr>
+                <w:b/>
+              </w:rPr>
+              <w:t>Classes / Files and Responsibilities</w:t>
+            </w:r>
+          </w:p>
+        </w:tc>
+        <w:tc>
+          <w:tcPr>
+            <w:tcW w:w="6860" w:type="dxa"/>
+            <w:tcBorders>
+              <w:top w:val="single" w:sz="4" w:space="0" w:color="BFBFBF"/>
+              <w:left w:val="single" w:sz="4" w:space="0" w:color="BFBFBF"/>
+              <w:bottom w:val="single" w:sz="4" w:space="0" w:color="BFBFBF"/>
+              <w:right w:val="single" w:sz="4" w:space="0" w:color="BFBFBF"/>
+            </w:tcBorders>
+            <w:tcMar>
+              <w:top w:w="70" w:type="dxa"/>
+              <w:left w:w="110" w:type="dxa"/>
+              <w:bottom w:w="70" w:type="dxa"/>
+              <w:right w:w="110" w:type="dxa"/>
+            </w:tcMar>
+          </w:tcPr>
+          <w:p>
+            <w:r>
+              <w:rPr/>
+              <w:t>StoryGUI (src/main/java/ca/yorku/storyteller/ui/StoryGUI.java): Start story form with idea + Generate draft, Title, Premise, Tone, Setting, Opening situation, Plot basis and Start story; runs model calls in a SwingWorker.</w:t>
+            </w:r>
+          </w:p>
+          <w:p>
+            <w:r>
+              <w:rPr/>
+              <w:t>StoryCLI (src/main/java/ca/yorku/storyteller/ui/StoryCLI.java): start asks for an idea, shows the draft, then asks for each field with the draft as the default.</w:t>
+            </w:r>
+          </w:p>
+          <w:p>
+            <w:r>
+              <w:rPr/>
+              <w:t>StoryController (src/main/java/ca/yorku/storyteller/controller/StoryController.java): generateScenario returns a draft without changing anything; startStory validates, plans (F05) and opens the story.</w:t>
+            </w:r>
+          </w:p>
+          <w:p>
+            <w:r>
+              <w:rPr/>
+              <w:t>StoryAgent (src/main/java/ca/yorku/storyteller/agent/StoryAgent.java): generateScenario sends the idea with prompts/scenario.txt and reads the JSON reply (jsonObjectIn).</w:t>
+            </w:r>
+          </w:p>
+          <w:p>
+            <w:r>
+              <w:rPr/>
+              <w:t>Scenario (src/main/java/ca/yorku/storyteller/model/Scenario.java): the five fields; readyToStart checks premise and setting and makes a title from the premise.</w:t>
+            </w:r>
+          </w:p>
+          <w:p>
+            <w:r>
+              <w:rPr/>
+              <w:t>LLMClient, ClaudeAdapter (src/main/java/ca/yorku/storyteller/llm/): carry the call to Claude.</w:t>
+            </w:r>
+          </w:p>
+        </w:tc>
+      </w:tr>
+      <w:tr>
+        <w:trPr>
+          <w:cantSplit/>
+        </w:trPr>
+        <w:tc>
+          <w:tcPr>
+            <w:tcW w:w="2500" w:type="dxa"/>
+            <w:tcBorders>
+              <w:top w:val="single" w:sz="4" w:space="0" w:color="BFBFBF"/>
+              <w:left w:val="single" w:sz="4" w:space="0" w:color="BFBFBF"/>
+              <w:bottom w:val="single" w:sz="4" w:space="0" w:color="BFBFBF"/>
+              <w:right w:val="single" w:sz="4" w:space="0" w:color="BFBFBF"/>
+            </w:tcBorders>
+            <w:shd w:val="clear" w:color="auto" w:fill="F2F2F2"/>
+            <w:tcMar>
+              <w:top w:w="70" w:type="dxa"/>
+              <w:left w:w="110" w:type="dxa"/>
+              <w:bottom w:w="70" w:type="dxa"/>
+              <w:right w:w="110" w:type="dxa"/>
+            </w:tcMar>
+          </w:tcPr>
+          <w:p>
+            <w:r>
+              <w:rPr>
+                <w:b/>
+              </w:rPr>
+              <w:t>Key Methods</w:t>
+            </w:r>
+          </w:p>
+        </w:tc>
+        <w:tc>
+          <w:tcPr>
+            <w:tcW w:w="6860" w:type="dxa"/>
+            <w:tcBorders>
+              <w:top w:val="single" w:sz="4" w:space="0" w:color="BFBFBF"/>
+              <w:left w:val="single" w:sz="4" w:space="0" w:color="BFBFBF"/>
+              <w:bottom w:val="single" w:sz="4" w:space="0" w:color="BFBFBF"/>
+              <w:right w:val="single" w:sz="4" w:space="0" w:color="BFBFBF"/>
+            </w:tcBorders>
+            <w:tcMar>
+              <w:top w:w="70" w:type="dxa"/>
+              <w:left w:w="110" w:type="dxa"/>
+              <w:bottom w:w="70" w:type="dxa"/>
+              <w:right w:w="110" w:type="dxa"/>
+            </w:tcMar>
+          </w:tcPr>
+          <w:p>
+            <w:r>
+              <w:rPr/>
+              <w:t>StoryController.generateScenario(String), StoryAgent.generateScenario(String), StoryAgent.jsonObjectIn(String), StoryController.startStory(Scenario, String), Scenario.readyToStart(), Scenario.describe(), StoryGUI.generateDraft(), StoryGUI.startStory().</w:t>
+            </w:r>
+          </w:p>
+        </w:tc>
+      </w:tr>
+      <w:tr>
+        <w:trPr>
+          <w:cantSplit/>
+        </w:trPr>
+        <w:tc>
+          <w:tcPr>
+            <w:tcW w:w="2500" w:type="dxa"/>
+            <w:tcBorders>
+              <w:top w:val="single" w:sz="4" w:space="0" w:color="BFBFBF"/>
+              <w:left w:val="single" w:sz="4" w:space="0" w:color="BFBFBF"/>
+              <w:bottom w:val="single" w:sz="4" w:space="0" w:color="BFBFBF"/>
+              <w:right w:val="single" w:sz="4" w:space="0" w:color="BFBFBF"/>
+            </w:tcBorders>
+            <w:shd w:val="clear" w:color="auto" w:fill="F2F2F2"/>
+            <w:tcMar>
+              <w:top w:w="70" w:type="dxa"/>
+              <w:left w:w="110" w:type="dxa"/>
+              <w:bottom w:w="70" w:type="dxa"/>
+              <w:right w:w="110" w:type="dxa"/>
+            </w:tcMar>
+          </w:tcPr>
+          <w:p>
+            <w:r>
+              <w:rPr>
+                <w:b/>
+              </w:rPr>
+              <w:t>Design Patterns</w:t>
+            </w:r>
+          </w:p>
+        </w:tc>
+        <w:tc>
+          <w:tcPr>
+            <w:tcW w:w="6860" w:type="dxa"/>
+            <w:tcBorders>
+              <w:top w:val="single" w:sz="4" w:space="0" w:color="BFBFBF"/>
+              <w:left w:val="single" w:sz="4" w:space="0" w:color="BFBFBF"/>
+              <w:bottom w:val="single" w:sz="4" w:space="0" w:color="BFBFBF"/>
+              <w:right w:val="single" w:sz="4" w:space="0" w:color="BFBFBF"/>
+            </w:tcBorders>
+            <w:tcMar>
+              <w:top w:w="70" w:type="dxa"/>
+              <w:left w:w="110" w:type="dxa"/>
+              <w:bottom w:w="70" w:type="dxa"/>
+              <w:right w:w="110" w:type="dxa"/>
+            </w:tcMar>
+          </w:tcPr>
+          <w:p>
+            <w:r>
+              <w:rPr/>
+              <w:t>MVC: the form and the CLI collect fields and call the controller. Facade: the controller only calls StoryAgent. Adapter: the draft request goes through LLMClient. Observer: the views refresh when the story opens.</w:t>
+            </w:r>
+          </w:p>
+        </w:tc>
+      </w:tr>
+      <w:tr>
+        <w:trPr>
+          <w:cantSplit/>
+        </w:trPr>
+        <w:tc>
+          <w:tcPr>
+            <w:tcW w:w="2500" w:type="dxa"/>
+            <w:tcBorders>
+              <w:top w:val="single" w:sz="4" w:space="0" w:color="BFBFBF"/>
+              <w:left w:val="single" w:sz="4" w:space="0" w:color="BFBFBF"/>
+              <w:bottom w:val="single" w:sz="4" w:space="0" w:color="BFBFBF"/>
+              <w:right w:val="single" w:sz="4" w:space="0" w:color="BFBFBF"/>
+            </w:tcBorders>
+            <w:shd w:val="clear" w:color="auto" w:fill="F2F2F2"/>
+            <w:tcMar>
+              <w:top w:w="70" w:type="dxa"/>
+              <w:left w:w="110" w:type="dxa"/>
+              <w:bottom w:w="70" w:type="dxa"/>
+              <w:right w:w="110" w:type="dxa"/>
+            </w:tcMar>
+          </w:tcPr>
+          <w:p>
+            <w:r>
+              <w:rPr>
+                <w:b/>
+              </w:rPr>
+              <w:t>Collaboration (Input to Result)</w:t>
+            </w:r>
+          </w:p>
+        </w:tc>
+        <w:tc>
+          <w:tcPr>
+            <w:tcW w:w="6860" w:type="dxa"/>
+            <w:tcBorders>
+              <w:top w:val="single" w:sz="4" w:space="0" w:color="BFBFBF"/>
+              <w:left w:val="single" w:sz="4" w:space="0" w:color="BFBFBF"/>
+              <w:bottom w:val="single" w:sz="4" w:space="0" w:color="BFBFBF"/>
+              <w:right w:val="single" w:sz="4" w:space="0" w:color="BFBFBF"/>
+            </w:tcBorders>
+            <w:tcMar>
+              <w:top w:w="70" w:type="dxa"/>
+              <w:left w:w="110" w:type="dxa"/>
+              <w:bottom w:w="70" w:type="dxa"/>
+              <w:right w:w="110" w:type="dxa"/>
+            </w:tcMar>
+          </w:tcPr>
+          <w:p>
+            <w:r>
+              <w:rPr/>
+              <w:t>1. GUI: the user types an idea and clicks Generate draft (CLI: start, then the idea).</w:t>
+            </w:r>
+          </w:p>
+          <w:p>
+            <w:r>
+              <w:rPr/>
+              <w:t>2. The view calls StoryController.generateScenario(idea), which calls StoryAgent.generateScenario(idea).</w:t>
+            </w:r>
+          </w:p>
+          <w:p>
+            <w:r>
+              <w:rPr/>
+              <w:t>3. The agent sends the idea with the scenario prompt through LLMClient.generate and reads title, premise, tone, setting and openingSituation from the JSON reply into a Scenario.</w:t>
+            </w:r>
+          </w:p>
+          <w:p>
+            <w:r>
+              <w:rPr/>
+              <w:t>4. The draft fills the form (CLI: is printed and each field is asked again with the draft as the default); the user edits it, or writes everything by hand without a draft.</w:t>
+            </w:r>
+          </w:p>
+          <w:p>
+            <w:r>
+              <w:rPr/>
+              <w:t>5. The user clicks Start story; the view builds a Scenario and calls StoryController.startStory(scenario, plotBasis).</w:t>
+            </w:r>
+          </w:p>
+          <w:p>
+            <w:r>
+              <w:rPr/>
+              <w:t>6. The controller calls scenario.readyToStart(), has the plan made (F05), puts the scenario on the open empty session or a new one, and notifies the observers; the Story tab opens on the title and opening situation.</w:t>
+            </w:r>
+          </w:p>
+        </w:tc>
+      </w:tr>
+      <w:tr>
+        <w:trPr>
+          <w:cantSplit/>
+        </w:trPr>
+        <w:tc>
+          <w:tcPr>
+            <w:tcW w:w="2500" w:type="dxa"/>
+            <w:tcBorders>
+              <w:top w:val="single" w:sz="4" w:space="0" w:color="BFBFBF"/>
+              <w:left w:val="single" w:sz="4" w:space="0" w:color="BFBFBF"/>
+              <w:bottom w:val="single" w:sz="4" w:space="0" w:color="BFBFBF"/>
+              <w:right w:val="single" w:sz="4" w:space="0" w:color="BFBFBF"/>
+            </w:tcBorders>
+            <w:shd w:val="clear" w:color="auto" w:fill="F2F2F2"/>
+            <w:tcMar>
+              <w:top w:w="70" w:type="dxa"/>
+              <w:left w:w="110" w:type="dxa"/>
+              <w:bottom w:w="70" w:type="dxa"/>
+              <w:right w:w="110" w:type="dxa"/>
+            </w:tcMar>
+          </w:tcPr>
+          <w:p>
+            <w:r>
+              <w:rPr>
+                <w:b/>
+              </w:rPr>
+              <w:t>GUI and CLI Access</w:t>
+            </w:r>
+          </w:p>
+        </w:tc>
+        <w:tc>
+          <w:tcPr>
+            <w:tcW w:w="6860" w:type="dxa"/>
+            <w:tcBorders>
+              <w:top w:val="single" w:sz="4" w:space="0" w:color="BFBFBF"/>
+              <w:left w:val="single" w:sz="4" w:space="0" w:color="BFBFBF"/>
+              <w:bottom w:val="single" w:sz="4" w:space="0" w:color="BFBFBF"/>
+              <w:right w:val="single" w:sz="4" w:space="0" w:color="BFBFBF"/>
+            </w:tcBorders>
+            <w:tcMar>
+              <w:top w:w="70" w:type="dxa"/>
+              <w:left w:w="110" w:type="dxa"/>
+              <w:bottom w:w="70" w:type="dxa"/>
+              <w:right w:w="110" w:type="dxa"/>
+            </w:tcMar>
+          </w:tcPr>
+          <w:p>
+            <w:r>
+              <w:rPr/>
+              <w:t>GUI: Story &gt; Start story... (form window). CLI: start.</w:t>
+            </w:r>
+          </w:p>
+        </w:tc>
+      </w:tr>
+      <w:tr>
+        <w:trPr>
+          <w:cantSplit/>
+        </w:trPr>
+        <w:tc>
+          <w:tcPr>
+            <w:tcW w:w="2500" w:type="dxa"/>
+            <w:tcBorders>
+              <w:top w:val="single" w:sz="4" w:space="0" w:color="BFBFBF"/>
+              <w:left w:val="single" w:sz="4" w:space="0" w:color="BFBFBF"/>
+              <w:bottom w:val="single" w:sz="4" w:space="0" w:color="BFBFBF"/>
+              <w:right w:val="single" w:sz="4" w:space="0" w:color="BFBFBF"/>
+            </w:tcBorders>
+            <w:shd w:val="clear" w:color="auto" w:fill="F2F2F2"/>
+            <w:tcMar>
+              <w:top w:w="70" w:type="dxa"/>
+              <w:left w:w="110" w:type="dxa"/>
+              <w:bottom w:w="70" w:type="dxa"/>
+              <w:right w:w="110" w:type="dxa"/>
+            </w:tcMar>
+          </w:tcPr>
+          <w:p>
+            <w:r>
+              <w:rPr>
+                <w:b/>
+              </w:rPr>
+              <w:t>Error / Alternative Behaviour</w:t>
+            </w:r>
+          </w:p>
+        </w:tc>
+        <w:tc>
+          <w:tcPr>
+            <w:tcW w:w="6860" w:type="dxa"/>
+            <w:tcBorders>
+              <w:top w:val="single" w:sz="4" w:space="0" w:color="BFBFBF"/>
+              <w:left w:val="single" w:sz="4" w:space="0" w:color="BFBFBF"/>
+              <w:bottom w:val="single" w:sz="4" w:space="0" w:color="BFBFBF"/>
+              <w:right w:val="single" w:sz="4" w:space="0" w:color="BFBFBF"/>
+            </w:tcBorders>
+            <w:tcMar>
+              <w:top w:w="70" w:type="dxa"/>
+              <w:left w:w="110" w:type="dxa"/>
+              <w:bottom w:w="70" w:type="dxa"/>
+              <w:right w:w="110" w:type="dxa"/>
+            </w:tcMar>
+          </w:tcPr>
+          <w:p>
+            <w:r>
+              <w:rPr/>
+              <w:t>Empty idea: "Describe the story you want in a few words first." Claude declines: a message to rephrase or write it by hand. Failed call or a draft without premise or setting: a message; the form keeps what was typed. Empty premise or setting at start: "A story needs a premise." / "A story needs a setting.", no model call. Draft not wanted: the user edits it or asks again (GUI), or answers n (CLI).</w:t>
+            </w:r>
+          </w:p>
+        </w:tc>
+      </w:tr>
+      <w:tr>
+        <w:trPr>
+          <w:cantSplit/>
+        </w:trPr>
+        <w:tc>
+          <w:tcPr>
+            <w:tcW w:w="2500" w:type="dxa"/>
+            <w:tcBorders>
+              <w:top w:val="single" w:sz="4" w:space="0" w:color="BFBFBF"/>
+              <w:left w:val="single" w:sz="4" w:space="0" w:color="BFBFBF"/>
+              <w:bottom w:val="single" w:sz="4" w:space="0" w:color="BFBFBF"/>
+              <w:right w:val="single" w:sz="4" w:space="0" w:color="BFBFBF"/>
+            </w:tcBorders>
+            <w:shd w:val="clear" w:color="auto" w:fill="F2F2F2"/>
+            <w:tcMar>
+              <w:top w:w="70" w:type="dxa"/>
+              <w:left w:w="110" w:type="dxa"/>
+              <w:bottom w:w="70" w:type="dxa"/>
+              <w:right w:w="110" w:type="dxa"/>
+            </w:tcMar>
+          </w:tcPr>
+          <w:p>
+            <w:r>
+              <w:rPr>
+                <w:b/>
+              </w:rPr>
+              <w:t>Video Link and Timestamp</w:t>
+            </w:r>
+          </w:p>
+        </w:tc>
+        <w:tc>
+          <w:tcPr>
+            <w:tcW w:w="6860" w:type="dxa"/>
+            <w:tcBorders>
+              <w:top w:val="single" w:sz="4" w:space="0" w:color="BFBFBF"/>
+              <w:left w:val="single" w:sz="4" w:space="0" w:color="BFBFBF"/>
+              <w:bottom w:val="single" w:sz="4" w:space="0" w:color="BFBFBF"/>
+              <w:right w:val="single" w:sz="4" w:space="0" w:color="BFBFBF"/>
+            </w:tcBorders>
+            <w:tcMar>
+              <w:top w:w="70" w:type="dxa"/>
+              <w:left w:w="110" w:type="dxa"/>
+              <w:bottom w:w="70" w:type="dxa"/>
+              <w:right w:w="110" w:type="dxa"/>
+            </w:tcMar>
+          </w:tcPr>
+          <w:p>
+            <w:r>
               <w:rPr>
                 <w:i/>
                 <w:color w:val="7F7F7F"/>
               </w:rPr>
-              <w:t>[Done / Partial / Changed / Dropped]</w:t>
+              <w:t>[Link and mm:ss, matching Section 7.]</w:t>
             </w:r>
           </w:p>
         </w:tc>
@@ -2409,7 +2901,7 @@
               <w:rPr>
                 <w:b/>
               </w:rPr>
-              <w:t>Type</w:t>
+              <w:t>Changes from Stage 1</w:t>
             </w:r>
           </w:p>
         </w:tc>
@@ -2431,467 +2923,8 @@
           </w:tcPr>
           <w:p>
             <w:r>
-              <w:rPr>
-                <w:i/>
-                <w:color w:val="7F7F7F"/>
-              </w:rPr>
-              <w:t>Hybrid (Stage 1). [Confirm, and say which steps are deterministic code and which call the model.]</w:t>
-            </w:r>
-          </w:p>
-        </w:tc>
-      </w:tr>
-      <w:tr>
-        <w:trPr>
-          <w:cantSplit/>
-        </w:trPr>
-        <w:tc>
-          <w:tcPr>
-            <w:tcW w:w="2500" w:type="dxa"/>
-            <w:tcBorders>
-              <w:top w:val="single" w:sz="4" w:space="0" w:color="BFBFBF"/>
-              <w:left w:val="single" w:sz="4" w:space="0" w:color="BFBFBF"/>
-              <w:bottom w:val="single" w:sz="4" w:space="0" w:color="BFBFBF"/>
-              <w:right w:val="single" w:sz="4" w:space="0" w:color="BFBFBF"/>
-            </w:tcBorders>
-            <w:shd w:val="clear" w:color="auto" w:fill="F2F2F2"/>
-            <w:tcMar>
-              <w:top w:w="70" w:type="dxa"/>
-              <w:left w:w="110" w:type="dxa"/>
-              <w:bottom w:w="70" w:type="dxa"/>
-              <w:right w:w="110" w:type="dxa"/>
-            </w:tcMar>
-          </w:tcPr>
-          <w:p>
-            <w:r>
-              <w:rPr>
-                <w:b/>
-              </w:rPr>
-              <w:t>Classes / Files and Responsibilities</w:t>
-            </w:r>
-          </w:p>
-        </w:tc>
-        <w:tc>
-          <w:tcPr>
-            <w:tcW w:w="6860" w:type="dxa"/>
-            <w:tcBorders>
-              <w:top w:val="single" w:sz="4" w:space="0" w:color="BFBFBF"/>
-              <w:left w:val="single" w:sz="4" w:space="0" w:color="BFBFBF"/>
-              <w:bottom w:val="single" w:sz="4" w:space="0" w:color="BFBFBF"/>
-              <w:right w:val="single" w:sz="4" w:space="0" w:color="BFBFBF"/>
-            </w:tcBorders>
-            <w:tcMar>
-              <w:top w:w="70" w:type="dxa"/>
-              <w:left w:w="110" w:type="dxa"/>
-              <w:bottom w:w="70" w:type="dxa"/>
-              <w:right w:w="110" w:type="dxa"/>
-            </w:tcMar>
-          </w:tcPr>
-          <w:p>
-            <w:r>
-              <w:rPr>
-                <w:i/>
-                <w:color w:val="7F7F7F"/>
-              </w:rPr>
-              <w:t>[One line per class: Class (src/main/java/ca/yorku/storyteller/&lt;package&gt;/Class.java): responsibility. Stage 1 planned: StoryController, StoryAgent, Scenario, StorySession.]</w:t>
-            </w:r>
-          </w:p>
-        </w:tc>
-      </w:tr>
-      <w:tr>
-        <w:trPr>
-          <w:cantSplit/>
-        </w:trPr>
-        <w:tc>
-          <w:tcPr>
-            <w:tcW w:w="2500" w:type="dxa"/>
-            <w:tcBorders>
-              <w:top w:val="single" w:sz="4" w:space="0" w:color="BFBFBF"/>
-              <w:left w:val="single" w:sz="4" w:space="0" w:color="BFBFBF"/>
-              <w:bottom w:val="single" w:sz="4" w:space="0" w:color="BFBFBF"/>
-              <w:right w:val="single" w:sz="4" w:space="0" w:color="BFBFBF"/>
-            </w:tcBorders>
-            <w:shd w:val="clear" w:color="auto" w:fill="F2F2F2"/>
-            <w:tcMar>
-              <w:top w:w="70" w:type="dxa"/>
-              <w:left w:w="110" w:type="dxa"/>
-              <w:bottom w:w="70" w:type="dxa"/>
-              <w:right w:w="110" w:type="dxa"/>
-            </w:tcMar>
-          </w:tcPr>
-          <w:p>
-            <w:r>
-              <w:rPr>
-                <w:b/>
-              </w:rPr>
-              <w:t>Key Methods</w:t>
-            </w:r>
-          </w:p>
-        </w:tc>
-        <w:tc>
-          <w:tcPr>
-            <w:tcW w:w="6860" w:type="dxa"/>
-            <w:tcBorders>
-              <w:top w:val="single" w:sz="4" w:space="0" w:color="BFBFBF"/>
-              <w:left w:val="single" w:sz="4" w:space="0" w:color="BFBFBF"/>
-              <w:bottom w:val="single" w:sz="4" w:space="0" w:color="BFBFBF"/>
-              <w:right w:val="single" w:sz="4" w:space="0" w:color="BFBFBF"/>
-            </w:tcBorders>
-            <w:tcMar>
-              <w:top w:w="70" w:type="dxa"/>
-              <w:left w:w="110" w:type="dxa"/>
-              <w:bottom w:w="70" w:type="dxa"/>
-              <w:right w:w="110" w:type="dxa"/>
-            </w:tcMar>
-          </w:tcPr>
-          <w:p>
-            <w:r>
-              <w:rPr>
-                <w:i/>
-                <w:color w:val="7F7F7F"/>
-              </w:rPr>
-              <w:t>[The methods that actually carry the feature, as Class.method(params).]</w:t>
-            </w:r>
-          </w:p>
-        </w:tc>
-      </w:tr>
-      <w:tr>
-        <w:trPr>
-          <w:cantSplit/>
-        </w:trPr>
-        <w:tc>
-          <w:tcPr>
-            <w:tcW w:w="2500" w:type="dxa"/>
-            <w:tcBorders>
-              <w:top w:val="single" w:sz="4" w:space="0" w:color="BFBFBF"/>
-              <w:left w:val="single" w:sz="4" w:space="0" w:color="BFBFBF"/>
-              <w:bottom w:val="single" w:sz="4" w:space="0" w:color="BFBFBF"/>
-              <w:right w:val="single" w:sz="4" w:space="0" w:color="BFBFBF"/>
-            </w:tcBorders>
-            <w:shd w:val="clear" w:color="auto" w:fill="F2F2F2"/>
-            <w:tcMar>
-              <w:top w:w="70" w:type="dxa"/>
-              <w:left w:w="110" w:type="dxa"/>
-              <w:bottom w:w="70" w:type="dxa"/>
-              <w:right w:w="110" w:type="dxa"/>
-            </w:tcMar>
-          </w:tcPr>
-          <w:p>
-            <w:r>
-              <w:rPr>
-                <w:b/>
-              </w:rPr>
-              <w:t>Design Patterns</w:t>
-            </w:r>
-          </w:p>
-        </w:tc>
-        <w:tc>
-          <w:tcPr>
-            <w:tcW w:w="6860" w:type="dxa"/>
-            <w:tcBorders>
-              <w:top w:val="single" w:sz="4" w:space="0" w:color="BFBFBF"/>
-              <w:left w:val="single" w:sz="4" w:space="0" w:color="BFBFBF"/>
-              <w:bottom w:val="single" w:sz="4" w:space="0" w:color="BFBFBF"/>
-              <w:right w:val="single" w:sz="4" w:space="0" w:color="BFBFBF"/>
-            </w:tcBorders>
-            <w:tcMar>
-              <w:top w:w="70" w:type="dxa"/>
-              <w:left w:w="110" w:type="dxa"/>
-              <w:bottom w:w="70" w:type="dxa"/>
-              <w:right w:w="110" w:type="dxa"/>
-            </w:tcMar>
-          </w:tcPr>
-          <w:p>
-            <w:r>
-              <w:rPr>
-                <w:i/>
-                <w:color w:val="7F7F7F"/>
-              </w:rPr>
-              <w:t>[Stage 1: Adapter, Facade, MVC. Confirm against the code.]</w:t>
-            </w:r>
-          </w:p>
-        </w:tc>
-      </w:tr>
-      <w:tr>
-        <w:trPr>
-          <w:cantSplit/>
-        </w:trPr>
-        <w:tc>
-          <w:tcPr>
-            <w:tcW w:w="2500" w:type="dxa"/>
-            <w:tcBorders>
-              <w:top w:val="single" w:sz="4" w:space="0" w:color="BFBFBF"/>
-              <w:left w:val="single" w:sz="4" w:space="0" w:color="BFBFBF"/>
-              <w:bottom w:val="single" w:sz="4" w:space="0" w:color="BFBFBF"/>
-              <w:right w:val="single" w:sz="4" w:space="0" w:color="BFBFBF"/>
-            </w:tcBorders>
-            <w:shd w:val="clear" w:color="auto" w:fill="F2F2F2"/>
-            <w:tcMar>
-              <w:top w:w="70" w:type="dxa"/>
-              <w:left w:w="110" w:type="dxa"/>
-              <w:bottom w:w="70" w:type="dxa"/>
-              <w:right w:w="110" w:type="dxa"/>
-            </w:tcMar>
-          </w:tcPr>
-          <w:p>
-            <w:r>
-              <w:rPr>
-                <w:b/>
-              </w:rPr>
-              <w:t>Collaboration (Input to Result)</w:t>
-            </w:r>
-          </w:p>
-        </w:tc>
-        <w:tc>
-          <w:tcPr>
-            <w:tcW w:w="6860" w:type="dxa"/>
-            <w:tcBorders>
-              <w:top w:val="single" w:sz="4" w:space="0" w:color="BFBFBF"/>
-              <w:left w:val="single" w:sz="4" w:space="0" w:color="BFBFBF"/>
-              <w:bottom w:val="single" w:sz="4" w:space="0" w:color="BFBFBF"/>
-              <w:right w:val="single" w:sz="4" w:space="0" w:color="BFBFBF"/>
-            </w:tcBorders>
-            <w:tcMar>
-              <w:top w:w="70" w:type="dxa"/>
-              <w:left w:w="110" w:type="dxa"/>
-              <w:bottom w:w="70" w:type="dxa"/>
-              <w:right w:w="110" w:type="dxa"/>
-            </w:tcMar>
-          </w:tcPr>
-          <w:p>
-            <w:r>
-              <w:rPr>
-                <w:i/>
-                <w:color w:val="7F7F7F"/>
-              </w:rPr>
-              <w:t>[Numbered walk-through from the user's action in StoryGUI / StoryCLI, through StoryController and the agent, to what the user sees.]</w:t>
-            </w:r>
-          </w:p>
-        </w:tc>
-      </w:tr>
-      <w:tr>
-        <w:trPr>
-          <w:cantSplit/>
-        </w:trPr>
-        <w:tc>
-          <w:tcPr>
-            <w:tcW w:w="2500" w:type="dxa"/>
-            <w:tcBorders>
-              <w:top w:val="single" w:sz="4" w:space="0" w:color="BFBFBF"/>
-              <w:left w:val="single" w:sz="4" w:space="0" w:color="BFBFBF"/>
-              <w:bottom w:val="single" w:sz="4" w:space="0" w:color="BFBFBF"/>
-              <w:right w:val="single" w:sz="4" w:space="0" w:color="BFBFBF"/>
-            </w:tcBorders>
-            <w:shd w:val="clear" w:color="auto" w:fill="F2F2F2"/>
-            <w:tcMar>
-              <w:top w:w="70" w:type="dxa"/>
-              <w:left w:w="110" w:type="dxa"/>
-              <w:bottom w:w="70" w:type="dxa"/>
-              <w:right w:w="110" w:type="dxa"/>
-            </w:tcMar>
-          </w:tcPr>
-          <w:p>
-            <w:r>
-              <w:rPr>
-                <w:b/>
-              </w:rPr>
-              <w:t>GUI and CLI Access</w:t>
-            </w:r>
-          </w:p>
-        </w:tc>
-        <w:tc>
-          <w:tcPr>
-            <w:tcW w:w="6860" w:type="dxa"/>
-            <w:tcBorders>
-              <w:top w:val="single" w:sz="4" w:space="0" w:color="BFBFBF"/>
-              <w:left w:val="single" w:sz="4" w:space="0" w:color="BFBFBF"/>
-              <w:bottom w:val="single" w:sz="4" w:space="0" w:color="BFBFBF"/>
-              <w:right w:val="single" w:sz="4" w:space="0" w:color="BFBFBF"/>
-            </w:tcBorders>
-            <w:tcMar>
-              <w:top w:w="70" w:type="dxa"/>
-              <w:left w:w="110" w:type="dxa"/>
-              <w:bottom w:w="70" w:type="dxa"/>
-              <w:right w:w="110" w:type="dxa"/>
-            </w:tcMar>
-          </w:tcPr>
-          <w:p>
-            <w:r>
-              <w:rPr>
-                <w:i/>
-                <w:color w:val="7F7F7F"/>
-              </w:rPr>
-              <w:t>[GUI: the menu, button or panel. CLI: the command and its arguments.]</w:t>
-            </w:r>
-          </w:p>
-        </w:tc>
-      </w:tr>
-      <w:tr>
-        <w:trPr>
-          <w:cantSplit/>
-        </w:trPr>
-        <w:tc>
-          <w:tcPr>
-            <w:tcW w:w="2500" w:type="dxa"/>
-            <w:tcBorders>
-              <w:top w:val="single" w:sz="4" w:space="0" w:color="BFBFBF"/>
-              <w:left w:val="single" w:sz="4" w:space="0" w:color="BFBFBF"/>
-              <w:bottom w:val="single" w:sz="4" w:space="0" w:color="BFBFBF"/>
-              <w:right w:val="single" w:sz="4" w:space="0" w:color="BFBFBF"/>
-            </w:tcBorders>
-            <w:shd w:val="clear" w:color="auto" w:fill="F2F2F2"/>
-            <w:tcMar>
-              <w:top w:w="70" w:type="dxa"/>
-              <w:left w:w="110" w:type="dxa"/>
-              <w:bottom w:w="70" w:type="dxa"/>
-              <w:right w:w="110" w:type="dxa"/>
-            </w:tcMar>
-          </w:tcPr>
-          <w:p>
-            <w:r>
-              <w:rPr>
-                <w:b/>
-              </w:rPr>
-              <w:t>Error / Alternative Behaviour</w:t>
-            </w:r>
-          </w:p>
-        </w:tc>
-        <w:tc>
-          <w:tcPr>
-            <w:tcW w:w="6860" w:type="dxa"/>
-            <w:tcBorders>
-              <w:top w:val="single" w:sz="4" w:space="0" w:color="BFBFBF"/>
-              <w:left w:val="single" w:sz="4" w:space="0" w:color="BFBFBF"/>
-              <w:bottom w:val="single" w:sz="4" w:space="0" w:color="BFBFBF"/>
-              <w:right w:val="single" w:sz="4" w:space="0" w:color="BFBFBF"/>
-            </w:tcBorders>
-            <w:tcMar>
-              <w:top w:w="70" w:type="dxa"/>
-              <w:left w:w="110" w:type="dxa"/>
-              <w:bottom w:w="70" w:type="dxa"/>
-              <w:right w:w="110" w:type="dxa"/>
-            </w:tcMar>
-          </w:tcPr>
-          <w:p>
-            <w:r>
-              <w:rPr>
-                <w:i/>
-                <w:color w:val="7F7F7F"/>
-              </w:rPr>
-              <w:t>[What happens on invalid input or a model failure, and how it is shown.]</w:t>
-            </w:r>
-          </w:p>
-        </w:tc>
-      </w:tr>
-      <w:tr>
-        <w:trPr>
-          <w:cantSplit/>
-        </w:trPr>
-        <w:tc>
-          <w:tcPr>
-            <w:tcW w:w="2500" w:type="dxa"/>
-            <w:tcBorders>
-              <w:top w:val="single" w:sz="4" w:space="0" w:color="BFBFBF"/>
-              <w:left w:val="single" w:sz="4" w:space="0" w:color="BFBFBF"/>
-              <w:bottom w:val="single" w:sz="4" w:space="0" w:color="BFBFBF"/>
-              <w:right w:val="single" w:sz="4" w:space="0" w:color="BFBFBF"/>
-            </w:tcBorders>
-            <w:shd w:val="clear" w:color="auto" w:fill="F2F2F2"/>
-            <w:tcMar>
-              <w:top w:w="70" w:type="dxa"/>
-              <w:left w:w="110" w:type="dxa"/>
-              <w:bottom w:w="70" w:type="dxa"/>
-              <w:right w:w="110" w:type="dxa"/>
-            </w:tcMar>
-          </w:tcPr>
-          <w:p>
-            <w:r>
-              <w:rPr>
-                <w:b/>
-              </w:rPr>
-              <w:t>Video Link and Timestamp</w:t>
-            </w:r>
-          </w:p>
-        </w:tc>
-        <w:tc>
-          <w:tcPr>
-            <w:tcW w:w="6860" w:type="dxa"/>
-            <w:tcBorders>
-              <w:top w:val="single" w:sz="4" w:space="0" w:color="BFBFBF"/>
-              <w:left w:val="single" w:sz="4" w:space="0" w:color="BFBFBF"/>
-              <w:bottom w:val="single" w:sz="4" w:space="0" w:color="BFBFBF"/>
-              <w:right w:val="single" w:sz="4" w:space="0" w:color="BFBFBF"/>
-            </w:tcBorders>
-            <w:tcMar>
-              <w:top w:w="70" w:type="dxa"/>
-              <w:left w:w="110" w:type="dxa"/>
-              <w:bottom w:w="70" w:type="dxa"/>
-              <w:right w:w="110" w:type="dxa"/>
-            </w:tcMar>
-          </w:tcPr>
-          <w:p>
-            <w:r>
-              <w:rPr>
-                <w:i/>
-                <w:color w:val="7F7F7F"/>
-              </w:rPr>
-              <w:t>[Link and mm:ss, matching Section 7.]</w:t>
-            </w:r>
-          </w:p>
-        </w:tc>
-      </w:tr>
-      <w:tr>
-        <w:trPr>
-          <w:cantSplit/>
-        </w:trPr>
-        <w:tc>
-          <w:tcPr>
-            <w:tcW w:w="2500" w:type="dxa"/>
-            <w:tcBorders>
-              <w:top w:val="single" w:sz="4" w:space="0" w:color="BFBFBF"/>
-              <w:left w:val="single" w:sz="4" w:space="0" w:color="BFBFBF"/>
-              <w:bottom w:val="single" w:sz="4" w:space="0" w:color="BFBFBF"/>
-              <w:right w:val="single" w:sz="4" w:space="0" w:color="BFBFBF"/>
-            </w:tcBorders>
-            <w:shd w:val="clear" w:color="auto" w:fill="F2F2F2"/>
-            <w:tcMar>
-              <w:top w:w="70" w:type="dxa"/>
-              <w:left w:w="110" w:type="dxa"/>
-              <w:bottom w:w="70" w:type="dxa"/>
-              <w:right w:w="110" w:type="dxa"/>
-            </w:tcMar>
-          </w:tcPr>
-          <w:p>
-            <w:r>
-              <w:rPr>
-                <w:b/>
-              </w:rPr>
-              <w:t>Changes from Stage 1</w:t>
-            </w:r>
-          </w:p>
-        </w:tc>
-        <w:tc>
-          <w:tcPr>
-            <w:tcW w:w="6860" w:type="dxa"/>
-            <w:tcBorders>
-              <w:top w:val="single" w:sz="4" w:space="0" w:color="BFBFBF"/>
-              <w:left w:val="single" w:sz="4" w:space="0" w:color="BFBFBF"/>
-              <w:bottom w:val="single" w:sz="4" w:space="0" w:color="BFBFBF"/>
-              <w:right w:val="single" w:sz="4" w:space="0" w:color="BFBFBF"/>
-            </w:tcBorders>
-            <w:tcMar>
-              <w:top w:w="70" w:type="dxa"/>
-              <w:left w:w="110" w:type="dxa"/>
-              <w:bottom w:w="70" w:type="dxa"/>
-              <w:right w:w="110" w:type="dxa"/>
-            </w:tcMar>
-          </w:tcPr>
-          <w:p>
-            <w:r>
-              <w:rPr>
-                <w:i/>
-                <w:color w:val="7F7F7F"/>
-              </w:rPr>
-              <w:t>[None, or a one-line summary with a pointer to the entry in Section 4.]</w:t>
+              <w:rPr/>
+              <w:t>Starting keeps lore and characters prepared in an empty session; the controller takes the agent (Section 4).</w:t>
             </w:r>
           </w:p>
         </w:tc>
@@ -4510,11 +4543,539 @@
           </w:tcPr>
           <w:p>
             <w:r>
+              <w:rPr/>
+              <w:t>Done. Reachable from the GUI (Story tab) and the CLI (do, say, story).</w:t>
+            </w:r>
+          </w:p>
+        </w:tc>
+      </w:tr>
+      <w:tr>
+        <w:trPr>
+          <w:cantSplit/>
+        </w:trPr>
+        <w:tc>
+          <w:tcPr>
+            <w:tcW w:w="2500" w:type="dxa"/>
+            <w:tcBorders>
+              <w:top w:val="single" w:sz="4" w:space="0" w:color="BFBFBF"/>
+              <w:left w:val="single" w:sz="4" w:space="0" w:color="BFBFBF"/>
+              <w:bottom w:val="single" w:sz="4" w:space="0" w:color="BFBFBF"/>
+              <w:right w:val="single" w:sz="4" w:space="0" w:color="BFBFBF"/>
+            </w:tcBorders>
+            <w:shd w:val="clear" w:color="auto" w:fill="F2F2F2"/>
+            <w:tcMar>
+              <w:top w:w="70" w:type="dxa"/>
+              <w:left w:w="110" w:type="dxa"/>
+              <w:bottom w:w="70" w:type="dxa"/>
+              <w:right w:w="110" w:type="dxa"/>
+            </w:tcMar>
+          </w:tcPr>
+          <w:p>
+            <w:r>
+              <w:rPr>
+                <w:b/>
+              </w:rPr>
+              <w:t>Type</w:t>
+            </w:r>
+          </w:p>
+        </w:tc>
+        <w:tc>
+          <w:tcPr>
+            <w:tcW w:w="6860" w:type="dxa"/>
+            <w:tcBorders>
+              <w:top w:val="single" w:sz="4" w:space="0" w:color="BFBFBF"/>
+              <w:left w:val="single" w:sz="4" w:space="0" w:color="BFBFBF"/>
+              <w:bottom w:val="single" w:sz="4" w:space="0" w:color="BFBFBF"/>
+              <w:right w:val="single" w:sz="4" w:space="0" w:color="BFBFBF"/>
+            </w:tcBorders>
+            <w:tcMar>
+              <w:top w:w="70" w:type="dxa"/>
+              <w:left w:w="110" w:type="dxa"/>
+              <w:bottom w:w="70" w:type="dxa"/>
+              <w:right w:w="110" w:type="dxa"/>
+            </w:tcMar>
+          </w:tcPr>
+          <w:p>
+            <w:r>
+              <w:rPr/>
+              <w:t>Hybrid, as in Stage 1. The narration and the choice of lookups come from the model; framing the input, building the context, validating and running every tool call, recording the lore used and adding the turn are deterministic code.</w:t>
+            </w:r>
+          </w:p>
+        </w:tc>
+      </w:tr>
+      <w:tr>
+        <w:trPr>
+          <w:cantSplit/>
+        </w:trPr>
+        <w:tc>
+          <w:tcPr>
+            <w:tcW w:w="2500" w:type="dxa"/>
+            <w:tcBorders>
+              <w:top w:val="single" w:sz="4" w:space="0" w:color="BFBFBF"/>
+              <w:left w:val="single" w:sz="4" w:space="0" w:color="BFBFBF"/>
+              <w:bottom w:val="single" w:sz="4" w:space="0" w:color="BFBFBF"/>
+              <w:right w:val="single" w:sz="4" w:space="0" w:color="BFBFBF"/>
+            </w:tcBorders>
+            <w:shd w:val="clear" w:color="auto" w:fill="F2F2F2"/>
+            <w:tcMar>
+              <w:top w:w="70" w:type="dxa"/>
+              <w:left w:w="110" w:type="dxa"/>
+              <w:bottom w:w="70" w:type="dxa"/>
+              <w:right w:w="110" w:type="dxa"/>
+            </w:tcMar>
+          </w:tcPr>
+          <w:p>
+            <w:r>
+              <w:rPr>
+                <w:b/>
+              </w:rPr>
+              <w:t>Classes / Files and Responsibilities</w:t>
+            </w:r>
+          </w:p>
+        </w:tc>
+        <w:tc>
+          <w:tcPr>
+            <w:tcW w:w="6860" w:type="dxa"/>
+            <w:tcBorders>
+              <w:top w:val="single" w:sz="4" w:space="0" w:color="BFBFBF"/>
+              <w:left w:val="single" w:sz="4" w:space="0" w:color="BFBFBF"/>
+              <w:bottom w:val="single" w:sz="4" w:space="0" w:color="BFBFBF"/>
+              <w:right w:val="single" w:sz="4" w:space="0" w:color="BFBFBF"/>
+            </w:tcBorders>
+            <w:tcMar>
+              <w:top w:w="70" w:type="dxa"/>
+              <w:left w:w="110" w:type="dxa"/>
+              <w:bottom w:w="70" w:type="dxa"/>
+              <w:right w:w="110" w:type="dxa"/>
+            </w:tcMar>
+          </w:tcPr>
+          <w:p>
+            <w:r>
+              <w:rPr/>
+              <w:t>StoryGUI (src/main/java/ca/yorku/storyteller/ui/StoryGUI.java): Story tab with the transcript, mode selector, input box and Send, and the "Lore used in the last turn" list; the turn runs in a SwingWorker.</w:t>
+            </w:r>
+          </w:p>
+          <w:p>
+            <w:r>
+              <w:rPr/>
+              <w:t>StoryCLI (src/main/java/ca/yorku/storyteller/ui/StoryCLI.java): do / say / story &lt;text&gt;, turns; prints the narration and "(Lore used: ...)".</w:t>
+            </w:r>
+          </w:p>
+          <w:p>
+            <w:r>
+              <w:rPr/>
+              <w:t>StoryController (src/main/java/ca/yorku/storyteller/controller/StoryController.java): submitTurn picks the InputModeStrategy by name and runs a SubmitTurnCommand.</w:t>
+            </w:r>
+          </w:p>
+          <w:p>
+            <w:r>
+              <w:rPr/>
+              <w:t>CommandHistory, SubmitTurnCommand (src/main/java/ca/yorku/storyteller/controller/): run the turn as an undoable command.</w:t>
+            </w:r>
+          </w:p>
+          <w:p>
+            <w:r>
+              <w:rPr/>
+              <w:t>InputModeStrategy, DoModeStrategy, SayModeStrategy, StoryModeStrategy (src/main/java/ca/yorku/storyteller/agent/): frame the input.</w:t>
+            </w:r>
+          </w:p>
+          <w:p>
+            <w:r>
+              <w:rPr/>
+              <w:t>StoryAgent (src/main/java/ca/yorku/storyteller/agent/StoryAgent.java): takeTurn builds the prompt and runs runToolLoop.</w:t>
+            </w:r>
+          </w:p>
+          <w:p>
+            <w:r>
+              <w:rPr/>
+              <w:t>MemoryManager (src/main/java/ca/yorku/storyteller/agent/MemoryManager.java): buildContext (summary + last 8 turns).</w:t>
+            </w:r>
+          </w:p>
+          <w:p>
+            <w:r>
+              <w:rPr/>
+              <w:t>PlotPlanner (src/main/java/ca/yorku/storyteller/agent/PlotPlanner.java): planStep (next pending event as hidden guidance).</w:t>
+            </w:r>
+          </w:p>
+          <w:p>
+            <w:r>
+              <w:rPr/>
+              <w:t>ToolRegistry, AgentTool, ToolCall, ToolResult, SearchLoreTool, GetCharacterTool, ProposeLoreTool (src/main/java/ca/yorku/storyteller/agent/tools/): validate and run the tool calls.</w:t>
+            </w:r>
+          </w:p>
+          <w:p>
+            <w:r>
+              <w:rPr/>
+              <w:t>prompts/system.txt (src/main/resources/prompts/system.txt): the narrator instructions.</w:t>
+            </w:r>
+          </w:p>
+          <w:p>
+            <w:r>
+              <w:rPr/>
+              <w:t>StorySession, Turn (src/main/java/ca/yorku/storyteller/model/): hold the result.</w:t>
+            </w:r>
+          </w:p>
+        </w:tc>
+      </w:tr>
+      <w:tr>
+        <w:trPr>
+          <w:cantSplit/>
+        </w:trPr>
+        <w:tc>
+          <w:tcPr>
+            <w:tcW w:w="2500" w:type="dxa"/>
+            <w:tcBorders>
+              <w:top w:val="single" w:sz="4" w:space="0" w:color="BFBFBF"/>
+              <w:left w:val="single" w:sz="4" w:space="0" w:color="BFBFBF"/>
+              <w:bottom w:val="single" w:sz="4" w:space="0" w:color="BFBFBF"/>
+              <w:right w:val="single" w:sz="4" w:space="0" w:color="BFBFBF"/>
+            </w:tcBorders>
+            <w:shd w:val="clear" w:color="auto" w:fill="F2F2F2"/>
+            <w:tcMar>
+              <w:top w:w="70" w:type="dxa"/>
+              <w:left w:w="110" w:type="dxa"/>
+              <w:bottom w:w="70" w:type="dxa"/>
+              <w:right w:w="110" w:type="dxa"/>
+            </w:tcMar>
+          </w:tcPr>
+          <w:p>
+            <w:r>
+              <w:rPr>
+                <w:b/>
+              </w:rPr>
+              <w:t>Key Methods</w:t>
+            </w:r>
+          </w:p>
+        </w:tc>
+        <w:tc>
+          <w:tcPr>
+            <w:tcW w:w="6860" w:type="dxa"/>
+            <w:tcBorders>
+              <w:top w:val="single" w:sz="4" w:space="0" w:color="BFBFBF"/>
+              <w:left w:val="single" w:sz="4" w:space="0" w:color="BFBFBF"/>
+              <w:bottom w:val="single" w:sz="4" w:space="0" w:color="BFBFBF"/>
+              <w:right w:val="single" w:sz="4" w:space="0" w:color="BFBFBF"/>
+            </w:tcBorders>
+            <w:tcMar>
+              <w:top w:w="70" w:type="dxa"/>
+              <w:left w:w="110" w:type="dxa"/>
+              <w:bottom w:w="70" w:type="dxa"/>
+              <w:right w:w="110" w:type="dxa"/>
+            </w:tcMar>
+          </w:tcPr>
+          <w:p>
+            <w:r>
+              <w:rPr/>
+              <w:t>StoryController.submitTurn(String, String), CommandHistory.run(StoryCommand), SubmitTurnCommand.execute(), StoryAgent.takeTurn(StorySession, String, InputModeStrategy), InputModeStrategy.frame(String), MemoryManager.buildContext(StorySession), PlotPlanner.planStep(StorySession, String), StoryAgent.runToolLoop(LLMRequest, StorySession, Set&lt;String&gt;), LLMClient.generate(LLMRequest), ToolRegistry.execute(ToolCall, StorySession), AgentTool.execute(Map, StorySession), StorySession.addTurn(Turn), StoryGUI.submitInput().</w:t>
+            </w:r>
+          </w:p>
+        </w:tc>
+      </w:tr>
+      <w:tr>
+        <w:trPr>
+          <w:cantSplit/>
+        </w:trPr>
+        <w:tc>
+          <w:tcPr>
+            <w:tcW w:w="2500" w:type="dxa"/>
+            <w:tcBorders>
+              <w:top w:val="single" w:sz="4" w:space="0" w:color="BFBFBF"/>
+              <w:left w:val="single" w:sz="4" w:space="0" w:color="BFBFBF"/>
+              <w:bottom w:val="single" w:sz="4" w:space="0" w:color="BFBFBF"/>
+              <w:right w:val="single" w:sz="4" w:space="0" w:color="BFBFBF"/>
+            </w:tcBorders>
+            <w:shd w:val="clear" w:color="auto" w:fill="F2F2F2"/>
+            <w:tcMar>
+              <w:top w:w="70" w:type="dxa"/>
+              <w:left w:w="110" w:type="dxa"/>
+              <w:bottom w:w="70" w:type="dxa"/>
+              <w:right w:w="110" w:type="dxa"/>
+            </w:tcMar>
+          </w:tcPr>
+          <w:p>
+            <w:r>
+              <w:rPr>
+                <w:b/>
+              </w:rPr>
+              <w:t>Design Patterns</w:t>
+            </w:r>
+          </w:p>
+        </w:tc>
+        <w:tc>
+          <w:tcPr>
+            <w:tcW w:w="6860" w:type="dxa"/>
+            <w:tcBorders>
+              <w:top w:val="single" w:sz="4" w:space="0" w:color="BFBFBF"/>
+              <w:left w:val="single" w:sz="4" w:space="0" w:color="BFBFBF"/>
+              <w:bottom w:val="single" w:sz="4" w:space="0" w:color="BFBFBF"/>
+              <w:right w:val="single" w:sz="4" w:space="0" w:color="BFBFBF"/>
+            </w:tcBorders>
+            <w:tcMar>
+              <w:top w:w="70" w:type="dxa"/>
+              <w:left w:w="110" w:type="dxa"/>
+              <w:bottom w:w="70" w:type="dxa"/>
+              <w:right w:w="110" w:type="dxa"/>
+            </w:tcMar>
+          </w:tcPr>
+          <w:p>
+            <w:r>
+              <w:rPr/>
+              <w:t>All six, as in Stage 1. Strategy: the mode object frames the input. Command: the turn is a SubmitTurnCommand run by CommandHistory. Facade: StoryAgent hides the planner, memory, tools and model. Adapter: every model call goes through LLMClient. MVC: the views only forward and display. Observer: StorySession notifies the views after the turn.</w:t>
+            </w:r>
+          </w:p>
+        </w:tc>
+      </w:tr>
+      <w:tr>
+        <w:trPr>
+          <w:cantSplit/>
+        </w:trPr>
+        <w:tc>
+          <w:tcPr>
+            <w:tcW w:w="2500" w:type="dxa"/>
+            <w:tcBorders>
+              <w:top w:val="single" w:sz="4" w:space="0" w:color="BFBFBF"/>
+              <w:left w:val="single" w:sz="4" w:space="0" w:color="BFBFBF"/>
+              <w:bottom w:val="single" w:sz="4" w:space="0" w:color="BFBFBF"/>
+              <w:right w:val="single" w:sz="4" w:space="0" w:color="BFBFBF"/>
+            </w:tcBorders>
+            <w:shd w:val="clear" w:color="auto" w:fill="F2F2F2"/>
+            <w:tcMar>
+              <w:top w:w="70" w:type="dxa"/>
+              <w:left w:w="110" w:type="dxa"/>
+              <w:bottom w:w="70" w:type="dxa"/>
+              <w:right w:w="110" w:type="dxa"/>
+            </w:tcMar>
+          </w:tcPr>
+          <w:p>
+            <w:r>
+              <w:rPr>
+                <w:b/>
+              </w:rPr>
+              <w:t>Collaboration (Input to Result)</w:t>
+            </w:r>
+          </w:p>
+        </w:tc>
+        <w:tc>
+          <w:tcPr>
+            <w:tcW w:w="6860" w:type="dxa"/>
+            <w:tcBorders>
+              <w:top w:val="single" w:sz="4" w:space="0" w:color="BFBFBF"/>
+              <w:left w:val="single" w:sz="4" w:space="0" w:color="BFBFBF"/>
+              <w:bottom w:val="single" w:sz="4" w:space="0" w:color="BFBFBF"/>
+              <w:right w:val="single" w:sz="4" w:space="0" w:color="BFBFBF"/>
+            </w:tcBorders>
+            <w:tcMar>
+              <w:top w:w="70" w:type="dxa"/>
+              <w:left w:w="110" w:type="dxa"/>
+              <w:bottom w:w="70" w:type="dxa"/>
+              <w:right w:w="110" w:type="dxa"/>
+            </w:tcMar>
+          </w:tcPr>
+          <w:p>
+            <w:r>
+              <w:rPr/>
+              <w:t>1. The user picks Do, Say or Story, types the input and clicks Send (CLI: do / say / story &lt;text&gt;).</w:t>
+            </w:r>
+          </w:p>
+          <w:p>
+            <w:r>
+              <w:rPr/>
+              <w:t>2. The view calls StoryController.submitTurn(input, modeName); the controller selects the InputModeStrategy and runs a SubmitTurnCommand through CommandHistory.run.</w:t>
+            </w:r>
+          </w:p>
+          <w:p>
+            <w:r>
+              <w:rPr/>
+              <w:t>3. SubmitTurnCommand.execute copies the plot and calls StoryAgent.takeTurn(session, input, mode).</w:t>
+            </w:r>
+          </w:p>
+          <w:p>
+            <w:r>
+              <w:rPr/>
+              <w:t>4. The agent frames the input with mode.frame(input) and adds the scenario, the known character names, MemoryManager.buildContext(session) and the hidden guidance from PlotPlanner.planStep.</w:t>
+            </w:r>
+          </w:p>
+          <w:p>
+            <w:r>
+              <w:rPr/>
+              <w:t>5. runToolLoop calls LLMClient.generate with the search_lore, get_character and propose_lore tools. While the reply has tool calls, each becomes a ToolCall run by ToolRegistry.execute, and the ToolResults go back to the model; lore ids from successful lookups are collected.</w:t>
+            </w:r>
+          </w:p>
+          <w:p>
+            <w:r>
+              <w:rPr/>
+              <w:t>6. When the model answers with text, the agent returns a Turn holding the input, mode, narration and lore used.</w:t>
+            </w:r>
+          </w:p>
+          <w:p>
+            <w:r>
+              <w:rPr/>
+              <w:t>7. The command adds it with StorySession.addTurn, the controller notifies the observers, and the views show the narration and the lore used.</w:t>
+            </w:r>
+          </w:p>
+        </w:tc>
+      </w:tr>
+      <w:tr>
+        <w:trPr>
+          <w:cantSplit/>
+        </w:trPr>
+        <w:tc>
+          <w:tcPr>
+            <w:tcW w:w="2500" w:type="dxa"/>
+            <w:tcBorders>
+              <w:top w:val="single" w:sz="4" w:space="0" w:color="BFBFBF"/>
+              <w:left w:val="single" w:sz="4" w:space="0" w:color="BFBFBF"/>
+              <w:bottom w:val="single" w:sz="4" w:space="0" w:color="BFBFBF"/>
+              <w:right w:val="single" w:sz="4" w:space="0" w:color="BFBFBF"/>
+            </w:tcBorders>
+            <w:shd w:val="clear" w:color="auto" w:fill="F2F2F2"/>
+            <w:tcMar>
+              <w:top w:w="70" w:type="dxa"/>
+              <w:left w:w="110" w:type="dxa"/>
+              <w:bottom w:w="70" w:type="dxa"/>
+              <w:right w:w="110" w:type="dxa"/>
+            </w:tcMar>
+          </w:tcPr>
+          <w:p>
+            <w:r>
+              <w:rPr>
+                <w:b/>
+              </w:rPr>
+              <w:t>GUI and CLI Access</w:t>
+            </w:r>
+          </w:p>
+        </w:tc>
+        <w:tc>
+          <w:tcPr>
+            <w:tcW w:w="6860" w:type="dxa"/>
+            <w:tcBorders>
+              <w:top w:val="single" w:sz="4" w:space="0" w:color="BFBFBF"/>
+              <w:left w:val="single" w:sz="4" w:space="0" w:color="BFBFBF"/>
+              <w:bottom w:val="single" w:sz="4" w:space="0" w:color="BFBFBF"/>
+              <w:right w:val="single" w:sz="4" w:space="0" w:color="BFBFBF"/>
+            </w:tcBorders>
+            <w:tcMar>
+              <w:top w:w="70" w:type="dxa"/>
+              <w:left w:w="110" w:type="dxa"/>
+              <w:bottom w:w="70" w:type="dxa"/>
+              <w:right w:w="110" w:type="dxa"/>
+            </w:tcMar>
+          </w:tcPr>
+          <w:p>
+            <w:r>
+              <w:rPr/>
+              <w:t>GUI: Story tab (mode selector, input box, Send; double-click a "Lore used" entry to open it in the Lore tab). CLI: do &lt;action&gt;, say &lt;words&gt;, story &lt;text&gt;; turns prints the story so far.</w:t>
+            </w:r>
+          </w:p>
+        </w:tc>
+      </w:tr>
+      <w:tr>
+        <w:trPr>
+          <w:cantSplit/>
+        </w:trPr>
+        <w:tc>
+          <w:tcPr>
+            <w:tcW w:w="2500" w:type="dxa"/>
+            <w:tcBorders>
+              <w:top w:val="single" w:sz="4" w:space="0" w:color="BFBFBF"/>
+              <w:left w:val="single" w:sz="4" w:space="0" w:color="BFBFBF"/>
+              <w:bottom w:val="single" w:sz="4" w:space="0" w:color="BFBFBF"/>
+              <w:right w:val="single" w:sz="4" w:space="0" w:color="BFBFBF"/>
+            </w:tcBorders>
+            <w:shd w:val="clear" w:color="auto" w:fill="F2F2F2"/>
+            <w:tcMar>
+              <w:top w:w="70" w:type="dxa"/>
+              <w:left w:w="110" w:type="dxa"/>
+              <w:bottom w:w="70" w:type="dxa"/>
+              <w:right w:w="110" w:type="dxa"/>
+            </w:tcMar>
+          </w:tcPr>
+          <w:p>
+            <w:r>
+              <w:rPr>
+                <w:b/>
+              </w:rPr>
+              <w:t>Error / Alternative Behaviour</w:t>
+            </w:r>
+          </w:p>
+        </w:tc>
+        <w:tc>
+          <w:tcPr>
+            <w:tcW w:w="6860" w:type="dxa"/>
+            <w:tcBorders>
+              <w:top w:val="single" w:sz="4" w:space="0" w:color="BFBFBF"/>
+              <w:left w:val="single" w:sz="4" w:space="0" w:color="BFBFBF"/>
+              <w:bottom w:val="single" w:sz="4" w:space="0" w:color="BFBFBF"/>
+              <w:right w:val="single" w:sz="4" w:space="0" w:color="BFBFBF"/>
+            </w:tcBorders>
+            <w:tcMar>
+              <w:top w:w="70" w:type="dxa"/>
+              <w:left w:w="110" w:type="dxa"/>
+              <w:bottom w:w="70" w:type="dxa"/>
+              <w:right w:w="110" w:type="dxa"/>
+            </w:tcMar>
+          </w:tcPr>
+          <w:p>
+            <w:r>
+              <w:rPr/>
+              <w:t>Empty input: a message, nothing sent. No story started: the input box and Send are disabled (CLI: "Start the story first."). Claude declines, the call fails, the narration is empty or the model keeps calling tools for 8 rounds: a message, no turn is added, the plot is put back and the input stays in the box. Invalid tool request (unknown tool, missing argument, unknown character): a failed ToolResult goes back to the model and the turn continues. No relevant lore: the turn continues and the lore-used list is empty.</w:t>
+            </w:r>
+          </w:p>
+        </w:tc>
+      </w:tr>
+      <w:tr>
+        <w:trPr>
+          <w:cantSplit/>
+        </w:trPr>
+        <w:tc>
+          <w:tcPr>
+            <w:tcW w:w="2500" w:type="dxa"/>
+            <w:tcBorders>
+              <w:top w:val="single" w:sz="4" w:space="0" w:color="BFBFBF"/>
+              <w:left w:val="single" w:sz="4" w:space="0" w:color="BFBFBF"/>
+              <w:bottom w:val="single" w:sz="4" w:space="0" w:color="BFBFBF"/>
+              <w:right w:val="single" w:sz="4" w:space="0" w:color="BFBFBF"/>
+            </w:tcBorders>
+            <w:shd w:val="clear" w:color="auto" w:fill="F2F2F2"/>
+            <w:tcMar>
+              <w:top w:w="70" w:type="dxa"/>
+              <w:left w:w="110" w:type="dxa"/>
+              <w:bottom w:w="70" w:type="dxa"/>
+              <w:right w:w="110" w:type="dxa"/>
+            </w:tcMar>
+          </w:tcPr>
+          <w:p>
+            <w:r>
+              <w:rPr>
+                <w:b/>
+              </w:rPr>
+              <w:t>Video Link and Timestamp</w:t>
+            </w:r>
+          </w:p>
+        </w:tc>
+        <w:tc>
+          <w:tcPr>
+            <w:tcW w:w="6860" w:type="dxa"/>
+            <w:tcBorders>
+              <w:top w:val="single" w:sz="4" w:space="0" w:color="BFBFBF"/>
+              <w:left w:val="single" w:sz="4" w:space="0" w:color="BFBFBF"/>
+              <w:bottom w:val="single" w:sz="4" w:space="0" w:color="BFBFBF"/>
+              <w:right w:val="single" w:sz="4" w:space="0" w:color="BFBFBF"/>
+            </w:tcBorders>
+            <w:tcMar>
+              <w:top w:w="70" w:type="dxa"/>
+              <w:left w:w="110" w:type="dxa"/>
+              <w:bottom w:w="70" w:type="dxa"/>
+              <w:right w:w="110" w:type="dxa"/>
+            </w:tcMar>
+          </w:tcPr>
+          <w:p>
+            <w:r>
               <w:rPr>
                 <w:i/>
                 <w:color w:val="7F7F7F"/>
               </w:rPr>
-              <w:t>[Done / Partial / Changed / Dropped]</w:t>
+              <w:t>[Link and mm:ss, matching Section 7.]</w:t>
             </w:r>
           </w:p>
         </w:tc>
@@ -4545,7 +5106,7 @@
               <w:rPr>
                 <w:b/>
               </w:rPr>
-              <w:t>Type</w:t>
+              <w:t>Changes from Stage 1</w:t>
             </w:r>
           </w:p>
         </w:tc>
@@ -4567,467 +5128,8 @@
           </w:tcPr>
           <w:p>
             <w:r>
-              <w:rPr>
-                <w:i/>
-                <w:color w:val="7F7F7F"/>
-              </w:rPr>
-              <w:t>Hybrid (Stage 1). [Confirm, and say which steps are deterministic code and which call the model.]</w:t>
-            </w:r>
-          </w:p>
-        </w:tc>
-      </w:tr>
-      <w:tr>
-        <w:trPr>
-          <w:cantSplit/>
-        </w:trPr>
-        <w:tc>
-          <w:tcPr>
-            <w:tcW w:w="2500" w:type="dxa"/>
-            <w:tcBorders>
-              <w:top w:val="single" w:sz="4" w:space="0" w:color="BFBFBF"/>
-              <w:left w:val="single" w:sz="4" w:space="0" w:color="BFBFBF"/>
-              <w:bottom w:val="single" w:sz="4" w:space="0" w:color="BFBFBF"/>
-              <w:right w:val="single" w:sz="4" w:space="0" w:color="BFBFBF"/>
-            </w:tcBorders>
-            <w:shd w:val="clear" w:color="auto" w:fill="F2F2F2"/>
-            <w:tcMar>
-              <w:top w:w="70" w:type="dxa"/>
-              <w:left w:w="110" w:type="dxa"/>
-              <w:bottom w:w="70" w:type="dxa"/>
-              <w:right w:w="110" w:type="dxa"/>
-            </w:tcMar>
-          </w:tcPr>
-          <w:p>
-            <w:r>
-              <w:rPr>
-                <w:b/>
-              </w:rPr>
-              <w:t>Classes / Files and Responsibilities</w:t>
-            </w:r>
-          </w:p>
-        </w:tc>
-        <w:tc>
-          <w:tcPr>
-            <w:tcW w:w="6860" w:type="dxa"/>
-            <w:tcBorders>
-              <w:top w:val="single" w:sz="4" w:space="0" w:color="BFBFBF"/>
-              <w:left w:val="single" w:sz="4" w:space="0" w:color="BFBFBF"/>
-              <w:bottom w:val="single" w:sz="4" w:space="0" w:color="BFBFBF"/>
-              <w:right w:val="single" w:sz="4" w:space="0" w:color="BFBFBF"/>
-            </w:tcBorders>
-            <w:tcMar>
-              <w:top w:w="70" w:type="dxa"/>
-              <w:left w:w="110" w:type="dxa"/>
-              <w:bottom w:w="70" w:type="dxa"/>
-              <w:right w:w="110" w:type="dxa"/>
-            </w:tcMar>
-          </w:tcPr>
-          <w:p>
-            <w:r>
-              <w:rPr>
-                <w:i/>
-                <w:color w:val="7F7F7F"/>
-              </w:rPr>
-              <w:t>[One line per class: Class (src/main/java/ca/yorku/storyteller/&lt;package&gt;/Class.java): responsibility. Stage 1 planned: StoryController, CommandHistory, SubmitTurnCommand, StoryAgent, InputModeStrategy, MemoryManager, ToolRegistry, AgentTool, LLMClient.]</w:t>
-            </w:r>
-          </w:p>
-        </w:tc>
-      </w:tr>
-      <w:tr>
-        <w:trPr>
-          <w:cantSplit/>
-        </w:trPr>
-        <w:tc>
-          <w:tcPr>
-            <w:tcW w:w="2500" w:type="dxa"/>
-            <w:tcBorders>
-              <w:top w:val="single" w:sz="4" w:space="0" w:color="BFBFBF"/>
-              <w:left w:val="single" w:sz="4" w:space="0" w:color="BFBFBF"/>
-              <w:bottom w:val="single" w:sz="4" w:space="0" w:color="BFBFBF"/>
-              <w:right w:val="single" w:sz="4" w:space="0" w:color="BFBFBF"/>
-            </w:tcBorders>
-            <w:shd w:val="clear" w:color="auto" w:fill="F2F2F2"/>
-            <w:tcMar>
-              <w:top w:w="70" w:type="dxa"/>
-              <w:left w:w="110" w:type="dxa"/>
-              <w:bottom w:w="70" w:type="dxa"/>
-              <w:right w:w="110" w:type="dxa"/>
-            </w:tcMar>
-          </w:tcPr>
-          <w:p>
-            <w:r>
-              <w:rPr>
-                <w:b/>
-              </w:rPr>
-              <w:t>Key Methods</w:t>
-            </w:r>
-          </w:p>
-        </w:tc>
-        <w:tc>
-          <w:tcPr>
-            <w:tcW w:w="6860" w:type="dxa"/>
-            <w:tcBorders>
-              <w:top w:val="single" w:sz="4" w:space="0" w:color="BFBFBF"/>
-              <w:left w:val="single" w:sz="4" w:space="0" w:color="BFBFBF"/>
-              <w:bottom w:val="single" w:sz="4" w:space="0" w:color="BFBFBF"/>
-              <w:right w:val="single" w:sz="4" w:space="0" w:color="BFBFBF"/>
-            </w:tcBorders>
-            <w:tcMar>
-              <w:top w:w="70" w:type="dxa"/>
-              <w:left w:w="110" w:type="dxa"/>
-              <w:bottom w:w="70" w:type="dxa"/>
-              <w:right w:w="110" w:type="dxa"/>
-            </w:tcMar>
-          </w:tcPr>
-          <w:p>
-            <w:r>
-              <w:rPr>
-                <w:i/>
-                <w:color w:val="7F7F7F"/>
-              </w:rPr>
-              <w:t>[The methods that actually carry the feature, as Class.method(params).]</w:t>
-            </w:r>
-          </w:p>
-        </w:tc>
-      </w:tr>
-      <w:tr>
-        <w:trPr>
-          <w:cantSplit/>
-        </w:trPr>
-        <w:tc>
-          <w:tcPr>
-            <w:tcW w:w="2500" w:type="dxa"/>
-            <w:tcBorders>
-              <w:top w:val="single" w:sz="4" w:space="0" w:color="BFBFBF"/>
-              <w:left w:val="single" w:sz="4" w:space="0" w:color="BFBFBF"/>
-              <w:bottom w:val="single" w:sz="4" w:space="0" w:color="BFBFBF"/>
-              <w:right w:val="single" w:sz="4" w:space="0" w:color="BFBFBF"/>
-            </w:tcBorders>
-            <w:shd w:val="clear" w:color="auto" w:fill="F2F2F2"/>
-            <w:tcMar>
-              <w:top w:w="70" w:type="dxa"/>
-              <w:left w:w="110" w:type="dxa"/>
-              <w:bottom w:w="70" w:type="dxa"/>
-              <w:right w:w="110" w:type="dxa"/>
-            </w:tcMar>
-          </w:tcPr>
-          <w:p>
-            <w:r>
-              <w:rPr>
-                <w:b/>
-              </w:rPr>
-              <w:t>Design Patterns</w:t>
-            </w:r>
-          </w:p>
-        </w:tc>
-        <w:tc>
-          <w:tcPr>
-            <w:tcW w:w="6860" w:type="dxa"/>
-            <w:tcBorders>
-              <w:top w:val="single" w:sz="4" w:space="0" w:color="BFBFBF"/>
-              <w:left w:val="single" w:sz="4" w:space="0" w:color="BFBFBF"/>
-              <w:bottom w:val="single" w:sz="4" w:space="0" w:color="BFBFBF"/>
-              <w:right w:val="single" w:sz="4" w:space="0" w:color="BFBFBF"/>
-            </w:tcBorders>
-            <w:tcMar>
-              <w:top w:w="70" w:type="dxa"/>
-              <w:left w:w="110" w:type="dxa"/>
-              <w:bottom w:w="70" w:type="dxa"/>
-              <w:right w:w="110" w:type="dxa"/>
-            </w:tcMar>
-          </w:tcPr>
-          <w:p>
-            <w:r>
-              <w:rPr>
-                <w:i/>
-                <w:color w:val="7F7F7F"/>
-              </w:rPr>
-              <w:t>[Stage 1: Adapter, Command, Facade, MVC, Observer, Strategy. Confirm against the code.]</w:t>
-            </w:r>
-          </w:p>
-        </w:tc>
-      </w:tr>
-      <w:tr>
-        <w:trPr>
-          <w:cantSplit/>
-        </w:trPr>
-        <w:tc>
-          <w:tcPr>
-            <w:tcW w:w="2500" w:type="dxa"/>
-            <w:tcBorders>
-              <w:top w:val="single" w:sz="4" w:space="0" w:color="BFBFBF"/>
-              <w:left w:val="single" w:sz="4" w:space="0" w:color="BFBFBF"/>
-              <w:bottom w:val="single" w:sz="4" w:space="0" w:color="BFBFBF"/>
-              <w:right w:val="single" w:sz="4" w:space="0" w:color="BFBFBF"/>
-            </w:tcBorders>
-            <w:shd w:val="clear" w:color="auto" w:fill="F2F2F2"/>
-            <w:tcMar>
-              <w:top w:w="70" w:type="dxa"/>
-              <w:left w:w="110" w:type="dxa"/>
-              <w:bottom w:w="70" w:type="dxa"/>
-              <w:right w:w="110" w:type="dxa"/>
-            </w:tcMar>
-          </w:tcPr>
-          <w:p>
-            <w:r>
-              <w:rPr>
-                <w:b/>
-              </w:rPr>
-              <w:t>Collaboration (Input to Result)</w:t>
-            </w:r>
-          </w:p>
-        </w:tc>
-        <w:tc>
-          <w:tcPr>
-            <w:tcW w:w="6860" w:type="dxa"/>
-            <w:tcBorders>
-              <w:top w:val="single" w:sz="4" w:space="0" w:color="BFBFBF"/>
-              <w:left w:val="single" w:sz="4" w:space="0" w:color="BFBFBF"/>
-              <w:bottom w:val="single" w:sz="4" w:space="0" w:color="BFBFBF"/>
-              <w:right w:val="single" w:sz="4" w:space="0" w:color="BFBFBF"/>
-            </w:tcBorders>
-            <w:tcMar>
-              <w:top w:w="70" w:type="dxa"/>
-              <w:left w:w="110" w:type="dxa"/>
-              <w:bottom w:w="70" w:type="dxa"/>
-              <w:right w:w="110" w:type="dxa"/>
-            </w:tcMar>
-          </w:tcPr>
-          <w:p>
-            <w:r>
-              <w:rPr>
-                <w:i/>
-                <w:color w:val="7F7F7F"/>
-              </w:rPr>
-              <w:t>[Numbered walk-through from the user's action in StoryGUI / StoryCLI, through StoryController and the agent, to what the user sees.]</w:t>
-            </w:r>
-          </w:p>
-        </w:tc>
-      </w:tr>
-      <w:tr>
-        <w:trPr>
-          <w:cantSplit/>
-        </w:trPr>
-        <w:tc>
-          <w:tcPr>
-            <w:tcW w:w="2500" w:type="dxa"/>
-            <w:tcBorders>
-              <w:top w:val="single" w:sz="4" w:space="0" w:color="BFBFBF"/>
-              <w:left w:val="single" w:sz="4" w:space="0" w:color="BFBFBF"/>
-              <w:bottom w:val="single" w:sz="4" w:space="0" w:color="BFBFBF"/>
-              <w:right w:val="single" w:sz="4" w:space="0" w:color="BFBFBF"/>
-            </w:tcBorders>
-            <w:shd w:val="clear" w:color="auto" w:fill="F2F2F2"/>
-            <w:tcMar>
-              <w:top w:w="70" w:type="dxa"/>
-              <w:left w:w="110" w:type="dxa"/>
-              <w:bottom w:w="70" w:type="dxa"/>
-              <w:right w:w="110" w:type="dxa"/>
-            </w:tcMar>
-          </w:tcPr>
-          <w:p>
-            <w:r>
-              <w:rPr>
-                <w:b/>
-              </w:rPr>
-              <w:t>GUI and CLI Access</w:t>
-            </w:r>
-          </w:p>
-        </w:tc>
-        <w:tc>
-          <w:tcPr>
-            <w:tcW w:w="6860" w:type="dxa"/>
-            <w:tcBorders>
-              <w:top w:val="single" w:sz="4" w:space="0" w:color="BFBFBF"/>
-              <w:left w:val="single" w:sz="4" w:space="0" w:color="BFBFBF"/>
-              <w:bottom w:val="single" w:sz="4" w:space="0" w:color="BFBFBF"/>
-              <w:right w:val="single" w:sz="4" w:space="0" w:color="BFBFBF"/>
-            </w:tcBorders>
-            <w:tcMar>
-              <w:top w:w="70" w:type="dxa"/>
-              <w:left w:w="110" w:type="dxa"/>
-              <w:bottom w:w="70" w:type="dxa"/>
-              <w:right w:w="110" w:type="dxa"/>
-            </w:tcMar>
-          </w:tcPr>
-          <w:p>
-            <w:r>
-              <w:rPr>
-                <w:i/>
-                <w:color w:val="7F7F7F"/>
-              </w:rPr>
-              <w:t>[GUI: the menu, button or panel. CLI: the command and its arguments.]</w:t>
-            </w:r>
-          </w:p>
-        </w:tc>
-      </w:tr>
-      <w:tr>
-        <w:trPr>
-          <w:cantSplit/>
-        </w:trPr>
-        <w:tc>
-          <w:tcPr>
-            <w:tcW w:w="2500" w:type="dxa"/>
-            <w:tcBorders>
-              <w:top w:val="single" w:sz="4" w:space="0" w:color="BFBFBF"/>
-              <w:left w:val="single" w:sz="4" w:space="0" w:color="BFBFBF"/>
-              <w:bottom w:val="single" w:sz="4" w:space="0" w:color="BFBFBF"/>
-              <w:right w:val="single" w:sz="4" w:space="0" w:color="BFBFBF"/>
-            </w:tcBorders>
-            <w:shd w:val="clear" w:color="auto" w:fill="F2F2F2"/>
-            <w:tcMar>
-              <w:top w:w="70" w:type="dxa"/>
-              <w:left w:w="110" w:type="dxa"/>
-              <w:bottom w:w="70" w:type="dxa"/>
-              <w:right w:w="110" w:type="dxa"/>
-            </w:tcMar>
-          </w:tcPr>
-          <w:p>
-            <w:r>
-              <w:rPr>
-                <w:b/>
-              </w:rPr>
-              <w:t>Error / Alternative Behaviour</w:t>
-            </w:r>
-          </w:p>
-        </w:tc>
-        <w:tc>
-          <w:tcPr>
-            <w:tcW w:w="6860" w:type="dxa"/>
-            <w:tcBorders>
-              <w:top w:val="single" w:sz="4" w:space="0" w:color="BFBFBF"/>
-              <w:left w:val="single" w:sz="4" w:space="0" w:color="BFBFBF"/>
-              <w:bottom w:val="single" w:sz="4" w:space="0" w:color="BFBFBF"/>
-              <w:right w:val="single" w:sz="4" w:space="0" w:color="BFBFBF"/>
-            </w:tcBorders>
-            <w:tcMar>
-              <w:top w:w="70" w:type="dxa"/>
-              <w:left w:w="110" w:type="dxa"/>
-              <w:bottom w:w="70" w:type="dxa"/>
-              <w:right w:w="110" w:type="dxa"/>
-            </w:tcMar>
-          </w:tcPr>
-          <w:p>
-            <w:r>
-              <w:rPr>
-                <w:i/>
-                <w:color w:val="7F7F7F"/>
-              </w:rPr>
-              <w:t>[What happens on invalid input or a model failure, and how it is shown.]</w:t>
-            </w:r>
-          </w:p>
-        </w:tc>
-      </w:tr>
-      <w:tr>
-        <w:trPr>
-          <w:cantSplit/>
-        </w:trPr>
-        <w:tc>
-          <w:tcPr>
-            <w:tcW w:w="2500" w:type="dxa"/>
-            <w:tcBorders>
-              <w:top w:val="single" w:sz="4" w:space="0" w:color="BFBFBF"/>
-              <w:left w:val="single" w:sz="4" w:space="0" w:color="BFBFBF"/>
-              <w:bottom w:val="single" w:sz="4" w:space="0" w:color="BFBFBF"/>
-              <w:right w:val="single" w:sz="4" w:space="0" w:color="BFBFBF"/>
-            </w:tcBorders>
-            <w:shd w:val="clear" w:color="auto" w:fill="F2F2F2"/>
-            <w:tcMar>
-              <w:top w:w="70" w:type="dxa"/>
-              <w:left w:w="110" w:type="dxa"/>
-              <w:bottom w:w="70" w:type="dxa"/>
-              <w:right w:w="110" w:type="dxa"/>
-            </w:tcMar>
-          </w:tcPr>
-          <w:p>
-            <w:r>
-              <w:rPr>
-                <w:b/>
-              </w:rPr>
-              <w:t>Video Link and Timestamp</w:t>
-            </w:r>
-          </w:p>
-        </w:tc>
-        <w:tc>
-          <w:tcPr>
-            <w:tcW w:w="6860" w:type="dxa"/>
-            <w:tcBorders>
-              <w:top w:val="single" w:sz="4" w:space="0" w:color="BFBFBF"/>
-              <w:left w:val="single" w:sz="4" w:space="0" w:color="BFBFBF"/>
-              <w:bottom w:val="single" w:sz="4" w:space="0" w:color="BFBFBF"/>
-              <w:right w:val="single" w:sz="4" w:space="0" w:color="BFBFBF"/>
-            </w:tcBorders>
-            <w:tcMar>
-              <w:top w:w="70" w:type="dxa"/>
-              <w:left w:w="110" w:type="dxa"/>
-              <w:bottom w:w="70" w:type="dxa"/>
-              <w:right w:w="110" w:type="dxa"/>
-            </w:tcMar>
-          </w:tcPr>
-          <w:p>
-            <w:r>
-              <w:rPr>
-                <w:i/>
-                <w:color w:val="7F7F7F"/>
-              </w:rPr>
-              <w:t>[Link and mm:ss, matching Section 7.]</w:t>
-            </w:r>
-          </w:p>
-        </w:tc>
-      </w:tr>
-      <w:tr>
-        <w:trPr>
-          <w:cantSplit/>
-        </w:trPr>
-        <w:tc>
-          <w:tcPr>
-            <w:tcW w:w="2500" w:type="dxa"/>
-            <w:tcBorders>
-              <w:top w:val="single" w:sz="4" w:space="0" w:color="BFBFBF"/>
-              <w:left w:val="single" w:sz="4" w:space="0" w:color="BFBFBF"/>
-              <w:bottom w:val="single" w:sz="4" w:space="0" w:color="BFBFBF"/>
-              <w:right w:val="single" w:sz="4" w:space="0" w:color="BFBFBF"/>
-            </w:tcBorders>
-            <w:shd w:val="clear" w:color="auto" w:fill="F2F2F2"/>
-            <w:tcMar>
-              <w:top w:w="70" w:type="dxa"/>
-              <w:left w:w="110" w:type="dxa"/>
-              <w:bottom w:w="70" w:type="dxa"/>
-              <w:right w:w="110" w:type="dxa"/>
-            </w:tcMar>
-          </w:tcPr>
-          <w:p>
-            <w:r>
-              <w:rPr>
-                <w:b/>
-              </w:rPr>
-              <w:t>Changes from Stage 1</w:t>
-            </w:r>
-          </w:p>
-        </w:tc>
-        <w:tc>
-          <w:tcPr>
-            <w:tcW w:w="6860" w:type="dxa"/>
-            <w:tcBorders>
-              <w:top w:val="single" w:sz="4" w:space="0" w:color="BFBFBF"/>
-              <w:left w:val="single" w:sz="4" w:space="0" w:color="BFBFBF"/>
-              <w:bottom w:val="single" w:sz="4" w:space="0" w:color="BFBFBF"/>
-              <w:right w:val="single" w:sz="4" w:space="0" w:color="BFBFBF"/>
-            </w:tcBorders>
-            <w:tcMar>
-              <w:top w:w="70" w:type="dxa"/>
-              <w:left w:w="110" w:type="dxa"/>
-              <w:bottom w:w="70" w:type="dxa"/>
-              <w:right w:w="110" w:type="dxa"/>
-            </w:tcMar>
-          </w:tcPr>
-          <w:p>
-            <w:r>
-              <w:rPr>
-                <w:i/>
-                <w:color w:val="7F7F7F"/>
-              </w:rPr>
-              <w:t>[None, or a one-line summary with a pointer to the entry in Section 4.]</w:t>
+              <w:rPr/>
+              <w:t>Tool types gain descriptions, call ids and lore ids; planStep builds guidance without a model call; the loop is capped at 8 rounds (Section 4).</w:t>
             </w:r>
           </w:p>
         </w:tc>
@@ -5211,7 +5313,7 @@
           <w:p>
             <w:r>
               <w:rPr/>
-              <w:t>Partial: planning and the hidden plan work end to end from the CLI (start); the GUI new-story form follows in the GUI slice this week.</w:t>
+              <w:t>Done. Planned from the Start story form (GUI) and the start command (CLI); the plan is never displayed in either.</w:t>
             </w:r>
           </w:p>
         </w:tc>
@@ -5607,7 +5709,7 @@
           <w:p>
             <w:r>
               <w:rPr/>
-              <w:t>CLI: start (Title, Premise, Tone, Setting, Opening situation, Plot basis). GUI: the new-story form arrives with the GUI slice this week.</w:t>
+              <w:t>GUI: the Plot basis field of the Start story form (optional). CLI: the last question of start. Neither front end ever shows the events.</w:t>
             </w:r>
           </w:p>
         </w:tc>
@@ -6655,11 +6757,521 @@
           </w:tcPr>
           <w:p>
             <w:r>
+              <w:rPr/>
+              <w:t>Done. Reachable from the GUI (Lore tab, proposals list) and the CLI (proposals, approve, reject).</w:t>
+            </w:r>
+          </w:p>
+        </w:tc>
+      </w:tr>
+      <w:tr>
+        <w:trPr>
+          <w:cantSplit/>
+        </w:trPr>
+        <w:tc>
+          <w:tcPr>
+            <w:tcW w:w="2500" w:type="dxa"/>
+            <w:tcBorders>
+              <w:top w:val="single" w:sz="4" w:space="0" w:color="BFBFBF"/>
+              <w:left w:val="single" w:sz="4" w:space="0" w:color="BFBFBF"/>
+              <w:bottom w:val="single" w:sz="4" w:space="0" w:color="BFBFBF"/>
+              <w:right w:val="single" w:sz="4" w:space="0" w:color="BFBFBF"/>
+            </w:tcBorders>
+            <w:shd w:val="clear" w:color="auto" w:fill="F2F2F2"/>
+            <w:tcMar>
+              <w:top w:w="70" w:type="dxa"/>
+              <w:left w:w="110" w:type="dxa"/>
+              <w:bottom w:w="70" w:type="dxa"/>
+              <w:right w:w="110" w:type="dxa"/>
+            </w:tcMar>
+          </w:tcPr>
+          <w:p>
+            <w:r>
+              <w:rPr>
+                <w:b/>
+              </w:rPr>
+              <w:t>Type</w:t>
+            </w:r>
+          </w:p>
+        </w:tc>
+        <w:tc>
+          <w:tcPr>
+            <w:tcW w:w="6860" w:type="dxa"/>
+            <w:tcBorders>
+              <w:top w:val="single" w:sz="4" w:space="0" w:color="BFBFBF"/>
+              <w:left w:val="single" w:sz="4" w:space="0" w:color="BFBFBF"/>
+              <w:bottom w:val="single" w:sz="4" w:space="0" w:color="BFBFBF"/>
+              <w:right w:val="single" w:sz="4" w:space="0" w:color="BFBFBF"/>
+            </w:tcBorders>
+            <w:tcMar>
+              <w:top w:w="70" w:type="dxa"/>
+              <w:left w:w="110" w:type="dxa"/>
+              <w:bottom w:w="70" w:type="dxa"/>
+              <w:right w:w="110" w:type="dxa"/>
+            </w:tcMar>
+          </w:tcPr>
+          <w:p>
+            <w:r>
+              <w:rPr/>
+              <w:t>Hybrid, as in Stage 1. The model decides what to propose (propose_lore tool call); validating the proposal, queuing it as pending and applying the user's decision are deterministic code.</w:t>
+            </w:r>
+          </w:p>
+        </w:tc>
+      </w:tr>
+      <w:tr>
+        <w:trPr>
+          <w:cantSplit/>
+        </w:trPr>
+        <w:tc>
+          <w:tcPr>
+            <w:tcW w:w="2500" w:type="dxa"/>
+            <w:tcBorders>
+              <w:top w:val="single" w:sz="4" w:space="0" w:color="BFBFBF"/>
+              <w:left w:val="single" w:sz="4" w:space="0" w:color="BFBFBF"/>
+              <w:bottom w:val="single" w:sz="4" w:space="0" w:color="BFBFBF"/>
+              <w:right w:val="single" w:sz="4" w:space="0" w:color="BFBFBF"/>
+            </w:tcBorders>
+            <w:shd w:val="clear" w:color="auto" w:fill="F2F2F2"/>
+            <w:tcMar>
+              <w:top w:w="70" w:type="dxa"/>
+              <w:left w:w="110" w:type="dxa"/>
+              <w:bottom w:w="70" w:type="dxa"/>
+              <w:right w:w="110" w:type="dxa"/>
+            </w:tcMar>
+          </w:tcPr>
+          <w:p>
+            <w:r>
+              <w:rPr>
+                <w:b/>
+              </w:rPr>
+              <w:t>Classes / Files and Responsibilities</w:t>
+            </w:r>
+          </w:p>
+        </w:tc>
+        <w:tc>
+          <w:tcPr>
+            <w:tcW w:w="6860" w:type="dxa"/>
+            <w:tcBorders>
+              <w:top w:val="single" w:sz="4" w:space="0" w:color="BFBFBF"/>
+              <w:left w:val="single" w:sz="4" w:space="0" w:color="BFBFBF"/>
+              <w:bottom w:val="single" w:sz="4" w:space="0" w:color="BFBFBF"/>
+              <w:right w:val="single" w:sz="4" w:space="0" w:color="BFBFBF"/>
+            </w:tcBorders>
+            <w:tcMar>
+              <w:top w:w="70" w:type="dxa"/>
+              <w:left w:w="110" w:type="dxa"/>
+              <w:bottom w:w="70" w:type="dxa"/>
+              <w:right w:w="110" w:type="dxa"/>
+            </w:tcMar>
+          </w:tcPr>
+          <w:p>
+            <w:r>
+              <w:rPr/>
+              <w:t>ProposeLoreTool (src/main/java/ca/yorku/storyteller/agent/tools/ProposeLoreTool.java): validates title and content, refuses titles already in the lore book or pending, queues a LoreProposal.</w:t>
+            </w:r>
+          </w:p>
+          <w:p>
+            <w:r>
+              <w:rPr/>
+              <w:t>ToolRegistry (src/main/java/ca/yorku/storyteller/agent/tools/ToolRegistry.java): checks the required arguments and runs the tool.</w:t>
+            </w:r>
+          </w:p>
+          <w:p>
+            <w:r>
+              <w:rPr/>
+              <w:t>StoryAgent (src/main/java/ca/yorku/storyteller/agent/StoryAgent.java): registers the tool; the model calls it during a turn.</w:t>
+            </w:r>
+          </w:p>
+          <w:p>
+            <w:r>
+              <w:rPr/>
+              <w:t>StorySession (src/main/java/ca/yorku/storyteller/model/StorySession.java): addProposal, approveProposal, rejectProposal, getPendingProposals.</w:t>
+            </w:r>
+          </w:p>
+          <w:p>
+            <w:r>
+              <w:rPr/>
+              <w:t>LoreProposal, ProposalStatus (src/main/java/ca/yorku/storyteller/model/): the proposal and its state.</w:t>
+            </w:r>
+          </w:p>
+          <w:p>
+            <w:r>
+              <w:rPr/>
+              <w:t>StoryController (src/main/java/ca/yorku/storyteller/controller/StoryController.java): resolveProposal(id, approved), listPendingProposals.</w:t>
+            </w:r>
+          </w:p>
+          <w:p>
+            <w:r>
+              <w:rPr/>
+              <w:t>LoreBook, LoreEntry (src/main/java/ca/yorku/storyteller/model/): receive an approved proposal.</w:t>
+            </w:r>
+          </w:p>
+          <w:p>
+            <w:r>
+              <w:rPr/>
+              <w:t>StoryGUI (src/main/java/ca/yorku/storyteller/ui/StoryGUI.java): proposals list with Approve and Reject and a waiting count.</w:t>
+            </w:r>
+          </w:p>
+          <w:p>
+            <w:r>
+              <w:rPr/>
+              <w:t>StoryCLI (src/main/java/ca/yorku/storyteller/ui/StoryCLI.java): proposals, approve &lt;id&gt;, reject &lt;id&gt;; the status line counts waiting proposals.</w:t>
+            </w:r>
+          </w:p>
+        </w:tc>
+      </w:tr>
+      <w:tr>
+        <w:trPr>
+          <w:cantSplit/>
+        </w:trPr>
+        <w:tc>
+          <w:tcPr>
+            <w:tcW w:w="2500" w:type="dxa"/>
+            <w:tcBorders>
+              <w:top w:val="single" w:sz="4" w:space="0" w:color="BFBFBF"/>
+              <w:left w:val="single" w:sz="4" w:space="0" w:color="BFBFBF"/>
+              <w:bottom w:val="single" w:sz="4" w:space="0" w:color="BFBFBF"/>
+              <w:right w:val="single" w:sz="4" w:space="0" w:color="BFBFBF"/>
+            </w:tcBorders>
+            <w:shd w:val="clear" w:color="auto" w:fill="F2F2F2"/>
+            <w:tcMar>
+              <w:top w:w="70" w:type="dxa"/>
+              <w:left w:w="110" w:type="dxa"/>
+              <w:bottom w:w="70" w:type="dxa"/>
+              <w:right w:w="110" w:type="dxa"/>
+            </w:tcMar>
+          </w:tcPr>
+          <w:p>
+            <w:r>
+              <w:rPr>
+                <w:b/>
+              </w:rPr>
+              <w:t>Key Methods</w:t>
+            </w:r>
+          </w:p>
+        </w:tc>
+        <w:tc>
+          <w:tcPr>
+            <w:tcW w:w="6860" w:type="dxa"/>
+            <w:tcBorders>
+              <w:top w:val="single" w:sz="4" w:space="0" w:color="BFBFBF"/>
+              <w:left w:val="single" w:sz="4" w:space="0" w:color="BFBFBF"/>
+              <w:bottom w:val="single" w:sz="4" w:space="0" w:color="BFBFBF"/>
+              <w:right w:val="single" w:sz="4" w:space="0" w:color="BFBFBF"/>
+            </w:tcBorders>
+            <w:tcMar>
+              <w:top w:w="70" w:type="dxa"/>
+              <w:left w:w="110" w:type="dxa"/>
+              <w:bottom w:w="70" w:type="dxa"/>
+              <w:right w:w="110" w:type="dxa"/>
+            </w:tcMar>
+          </w:tcPr>
+          <w:p>
+            <w:r>
+              <w:rPr/>
+              <w:t>ProposeLoreTool.execute(Map, StorySession), ToolRegistry.execute(ToolCall, StorySession), StorySession.addProposal(LoreProposal), StoryController.listPendingProposals(), StoryController.resolveProposal(String, boolean), StorySession.approveProposal(String), LoreProposal.approve(), StorySession.rejectProposal(String), LoreBook.add(LoreEntry), StoryGUI.resolveSelected(boolean).</w:t>
+            </w:r>
+          </w:p>
+        </w:tc>
+      </w:tr>
+      <w:tr>
+        <w:trPr>
+          <w:cantSplit/>
+        </w:trPr>
+        <w:tc>
+          <w:tcPr>
+            <w:tcW w:w="2500" w:type="dxa"/>
+            <w:tcBorders>
+              <w:top w:val="single" w:sz="4" w:space="0" w:color="BFBFBF"/>
+              <w:left w:val="single" w:sz="4" w:space="0" w:color="BFBFBF"/>
+              <w:bottom w:val="single" w:sz="4" w:space="0" w:color="BFBFBF"/>
+              <w:right w:val="single" w:sz="4" w:space="0" w:color="BFBFBF"/>
+            </w:tcBorders>
+            <w:shd w:val="clear" w:color="auto" w:fill="F2F2F2"/>
+            <w:tcMar>
+              <w:top w:w="70" w:type="dxa"/>
+              <w:left w:w="110" w:type="dxa"/>
+              <w:bottom w:w="70" w:type="dxa"/>
+              <w:right w:w="110" w:type="dxa"/>
+            </w:tcMar>
+          </w:tcPr>
+          <w:p>
+            <w:r>
+              <w:rPr>
+                <w:b/>
+              </w:rPr>
+              <w:t>Design Patterns</w:t>
+            </w:r>
+          </w:p>
+        </w:tc>
+        <w:tc>
+          <w:tcPr>
+            <w:tcW w:w="6860" w:type="dxa"/>
+            <w:tcBorders>
+              <w:top w:val="single" w:sz="4" w:space="0" w:color="BFBFBF"/>
+              <w:left w:val="single" w:sz="4" w:space="0" w:color="BFBFBF"/>
+              <w:bottom w:val="single" w:sz="4" w:space="0" w:color="BFBFBF"/>
+              <w:right w:val="single" w:sz="4" w:space="0" w:color="BFBFBF"/>
+            </w:tcBorders>
+            <w:tcMar>
+              <w:top w:w="70" w:type="dxa"/>
+              <w:left w:w="110" w:type="dxa"/>
+              <w:bottom w:w="70" w:type="dxa"/>
+              <w:right w:w="110" w:type="dxa"/>
+            </w:tcMar>
+          </w:tcPr>
+          <w:p>
+            <w:r>
+              <w:rPr/>
+              <w:t>Facade and Adapter: the proposal comes from the model inside StoryAgent's tool loop. MVC: only StoryController.resolveProposal moves a proposal into the lore book. Observer: the views redraw the proposals list and the count on every notification.</w:t>
+            </w:r>
+          </w:p>
+        </w:tc>
+      </w:tr>
+      <w:tr>
+        <w:trPr>
+          <w:cantSplit/>
+        </w:trPr>
+        <w:tc>
+          <w:tcPr>
+            <w:tcW w:w="2500" w:type="dxa"/>
+            <w:tcBorders>
+              <w:top w:val="single" w:sz="4" w:space="0" w:color="BFBFBF"/>
+              <w:left w:val="single" w:sz="4" w:space="0" w:color="BFBFBF"/>
+              <w:bottom w:val="single" w:sz="4" w:space="0" w:color="BFBFBF"/>
+              <w:right w:val="single" w:sz="4" w:space="0" w:color="BFBFBF"/>
+            </w:tcBorders>
+            <w:shd w:val="clear" w:color="auto" w:fill="F2F2F2"/>
+            <w:tcMar>
+              <w:top w:w="70" w:type="dxa"/>
+              <w:left w:w="110" w:type="dxa"/>
+              <w:bottom w:w="70" w:type="dxa"/>
+              <w:right w:w="110" w:type="dxa"/>
+            </w:tcMar>
+          </w:tcPr>
+          <w:p>
+            <w:r>
+              <w:rPr>
+                <w:b/>
+              </w:rPr>
+              <w:t>Collaboration (Input to Result)</w:t>
+            </w:r>
+          </w:p>
+        </w:tc>
+        <w:tc>
+          <w:tcPr>
+            <w:tcW w:w="6860" w:type="dxa"/>
+            <w:tcBorders>
+              <w:top w:val="single" w:sz="4" w:space="0" w:color="BFBFBF"/>
+              <w:left w:val="single" w:sz="4" w:space="0" w:color="BFBFBF"/>
+              <w:bottom w:val="single" w:sz="4" w:space="0" w:color="BFBFBF"/>
+              <w:right w:val="single" w:sz="4" w:space="0" w:color="BFBFBF"/>
+            </w:tcBorders>
+            <w:tcMar>
+              <w:top w:w="70" w:type="dxa"/>
+              <w:left w:w="110" w:type="dxa"/>
+              <w:bottom w:w="70" w:type="dxa"/>
+              <w:right w:w="110" w:type="dxa"/>
+            </w:tcMar>
+          </w:tcPr>
+          <w:p>
+            <w:r>
+              <w:rPr/>
+              <w:t>1. During a turn the model calls propose_lore with a title and content.</w:t>
+            </w:r>
+          </w:p>
+          <w:p>
+            <w:r>
+              <w:rPr/>
+              <w:t>2. ToolRegistry.execute checks both are present and runs ProposeLoreTool.execute, which refuses a duplicate title or creates a LoreProposal (PENDING) and calls StorySession.addProposal; the lore book is not touched.</w:t>
+            </w:r>
+          </w:p>
+          <w:p>
+            <w:r>
+              <w:rPr/>
+              <w:t>3. When the turn ends the session notifies the observers; the GUI shows the proposal in the Lore tab with the count in the tab title and status bar (CLI: the status line says how many are waiting).</w:t>
+            </w:r>
+          </w:p>
+          <w:p>
+            <w:r>
+              <w:rPr/>
+              <w:t>4. The user selects it and clicks Approve or Reject (CLI: approve &lt;id&gt; / reject &lt;id&gt;).</w:t>
+            </w:r>
+          </w:p>
+          <w:p>
+            <w:r>
+              <w:rPr/>
+              <w:t>5. The view calls StoryController.resolveProposal(id, approved): approve calls StorySession.approveProposal, which calls LoreProposal.approve() and LoreBook.add(entry); reject calls rejectProposal.</w:t>
+            </w:r>
+          </w:p>
+          <w:p>
+            <w:r>
+              <w:rPr/>
+              <w:t>6. The controller notifies the observers and the lists refresh.</w:t>
+            </w:r>
+          </w:p>
+        </w:tc>
+      </w:tr>
+      <w:tr>
+        <w:trPr>
+          <w:cantSplit/>
+        </w:trPr>
+        <w:tc>
+          <w:tcPr>
+            <w:tcW w:w="2500" w:type="dxa"/>
+            <w:tcBorders>
+              <w:top w:val="single" w:sz="4" w:space="0" w:color="BFBFBF"/>
+              <w:left w:val="single" w:sz="4" w:space="0" w:color="BFBFBF"/>
+              <w:bottom w:val="single" w:sz="4" w:space="0" w:color="BFBFBF"/>
+              <w:right w:val="single" w:sz="4" w:space="0" w:color="BFBFBF"/>
+            </w:tcBorders>
+            <w:shd w:val="clear" w:color="auto" w:fill="F2F2F2"/>
+            <w:tcMar>
+              <w:top w:w="70" w:type="dxa"/>
+              <w:left w:w="110" w:type="dxa"/>
+              <w:bottom w:w="70" w:type="dxa"/>
+              <w:right w:w="110" w:type="dxa"/>
+            </w:tcMar>
+          </w:tcPr>
+          <w:p>
+            <w:r>
+              <w:rPr>
+                <w:b/>
+              </w:rPr>
+              <w:t>GUI and CLI Access</w:t>
+            </w:r>
+          </w:p>
+        </w:tc>
+        <w:tc>
+          <w:tcPr>
+            <w:tcW w:w="6860" w:type="dxa"/>
+            <w:tcBorders>
+              <w:top w:val="single" w:sz="4" w:space="0" w:color="BFBFBF"/>
+              <w:left w:val="single" w:sz="4" w:space="0" w:color="BFBFBF"/>
+              <w:bottom w:val="single" w:sz="4" w:space="0" w:color="BFBFBF"/>
+              <w:right w:val="single" w:sz="4" w:space="0" w:color="BFBFBF"/>
+            </w:tcBorders>
+            <w:tcMar>
+              <w:top w:w="70" w:type="dxa"/>
+              <w:left w:w="110" w:type="dxa"/>
+              <w:bottom w:w="70" w:type="dxa"/>
+              <w:right w:w="110" w:type="dxa"/>
+            </w:tcMar>
+          </w:tcPr>
+          <w:p>
+            <w:r>
+              <w:rPr/>
+              <w:t>GUI: Lore tab, "Proposals from the storyteller (N waiting)" with Approve and Reject; the tab title shows "Lore (N)". CLI: proposals, approve &lt;id&gt;, reject &lt;id&gt;.</w:t>
+            </w:r>
+          </w:p>
+        </w:tc>
+      </w:tr>
+      <w:tr>
+        <w:trPr>
+          <w:cantSplit/>
+        </w:trPr>
+        <w:tc>
+          <w:tcPr>
+            <w:tcW w:w="2500" w:type="dxa"/>
+            <w:tcBorders>
+              <w:top w:val="single" w:sz="4" w:space="0" w:color="BFBFBF"/>
+              <w:left w:val="single" w:sz="4" w:space="0" w:color="BFBFBF"/>
+              <w:bottom w:val="single" w:sz="4" w:space="0" w:color="BFBFBF"/>
+              <w:right w:val="single" w:sz="4" w:space="0" w:color="BFBFBF"/>
+            </w:tcBorders>
+            <w:shd w:val="clear" w:color="auto" w:fill="F2F2F2"/>
+            <w:tcMar>
+              <w:top w:w="70" w:type="dxa"/>
+              <w:left w:w="110" w:type="dxa"/>
+              <w:bottom w:w="70" w:type="dxa"/>
+              <w:right w:w="110" w:type="dxa"/>
+            </w:tcMar>
+          </w:tcPr>
+          <w:p>
+            <w:r>
+              <w:rPr>
+                <w:b/>
+              </w:rPr>
+              <w:t>Error / Alternative Behaviour</w:t>
+            </w:r>
+          </w:p>
+        </w:tc>
+        <w:tc>
+          <w:tcPr>
+            <w:tcW w:w="6860" w:type="dxa"/>
+            <w:tcBorders>
+              <w:top w:val="single" w:sz="4" w:space="0" w:color="BFBFBF"/>
+              <w:left w:val="single" w:sz="4" w:space="0" w:color="BFBFBF"/>
+              <w:bottom w:val="single" w:sz="4" w:space="0" w:color="BFBFBF"/>
+              <w:right w:val="single" w:sz="4" w:space="0" w:color="BFBFBF"/>
+            </w:tcBorders>
+            <w:tcMar>
+              <w:top w:w="70" w:type="dxa"/>
+              <w:left w:w="110" w:type="dxa"/>
+              <w:bottom w:w="70" w:type="dxa"/>
+              <w:right w:w="110" w:type="dxa"/>
+            </w:tcMar>
+          </w:tcPr>
+          <w:p>
+            <w:r>
+              <w:rPr/>
+              <w:t>Empty title or content, or a title already used: the tool call fails, the model is told why and nothing is shown to the user. Unanswered proposals stay pending. Approving a proposal whose title was taken meanwhile: an error and it stays pending. Unknown or already resolved id: "There is no pending proposal P2." Proposals raised during a turn that is undone, or that fails afterwards, stay in the list.</w:t>
+            </w:r>
+          </w:p>
+        </w:tc>
+      </w:tr>
+      <w:tr>
+        <w:trPr>
+          <w:cantSplit/>
+        </w:trPr>
+        <w:tc>
+          <w:tcPr>
+            <w:tcW w:w="2500" w:type="dxa"/>
+            <w:tcBorders>
+              <w:top w:val="single" w:sz="4" w:space="0" w:color="BFBFBF"/>
+              <w:left w:val="single" w:sz="4" w:space="0" w:color="BFBFBF"/>
+              <w:bottom w:val="single" w:sz="4" w:space="0" w:color="BFBFBF"/>
+              <w:right w:val="single" w:sz="4" w:space="0" w:color="BFBFBF"/>
+            </w:tcBorders>
+            <w:shd w:val="clear" w:color="auto" w:fill="F2F2F2"/>
+            <w:tcMar>
+              <w:top w:w="70" w:type="dxa"/>
+              <w:left w:w="110" w:type="dxa"/>
+              <w:bottom w:w="70" w:type="dxa"/>
+              <w:right w:w="110" w:type="dxa"/>
+            </w:tcMar>
+          </w:tcPr>
+          <w:p>
+            <w:r>
+              <w:rPr>
+                <w:b/>
+              </w:rPr>
+              <w:t>Video Link and Timestamp</w:t>
+            </w:r>
+          </w:p>
+        </w:tc>
+        <w:tc>
+          <w:tcPr>
+            <w:tcW w:w="6860" w:type="dxa"/>
+            <w:tcBorders>
+              <w:top w:val="single" w:sz="4" w:space="0" w:color="BFBFBF"/>
+              <w:left w:val="single" w:sz="4" w:space="0" w:color="BFBFBF"/>
+              <w:bottom w:val="single" w:sz="4" w:space="0" w:color="BFBFBF"/>
+              <w:right w:val="single" w:sz="4" w:space="0" w:color="BFBFBF"/>
+            </w:tcBorders>
+            <w:tcMar>
+              <w:top w:w="70" w:type="dxa"/>
+              <w:left w:w="110" w:type="dxa"/>
+              <w:bottom w:w="70" w:type="dxa"/>
+              <w:right w:w="110" w:type="dxa"/>
+            </w:tcMar>
+          </w:tcPr>
+          <w:p>
+            <w:r>
               <w:rPr>
                 <w:i/>
                 <w:color w:val="7F7F7F"/>
               </w:rPr>
-              <w:t>[Done / Partial / Changed / Dropped]</w:t>
+              <w:t>[Link and mm:ss, matching Section 7.]</w:t>
             </w:r>
           </w:p>
         </w:tc>
@@ -6690,7 +7302,7 @@
               <w:rPr>
                 <w:b/>
               </w:rPr>
-              <w:t>Type</w:t>
+              <w:t>Changes from Stage 1</w:t>
             </w:r>
           </w:p>
         </w:tc>
@@ -6712,467 +7324,8 @@
           </w:tcPr>
           <w:p>
             <w:r>
-              <w:rPr>
-                <w:i/>
-                <w:color w:val="7F7F7F"/>
-              </w:rPr>
-              <w:t>Hybrid (Stage 1). [Confirm, and say which steps are deterministic code and which call the model.]</w:t>
-            </w:r>
-          </w:p>
-        </w:tc>
-      </w:tr>
-      <w:tr>
-        <w:trPr>
-          <w:cantSplit/>
-        </w:trPr>
-        <w:tc>
-          <w:tcPr>
-            <w:tcW w:w="2500" w:type="dxa"/>
-            <w:tcBorders>
-              <w:top w:val="single" w:sz="4" w:space="0" w:color="BFBFBF"/>
-              <w:left w:val="single" w:sz="4" w:space="0" w:color="BFBFBF"/>
-              <w:bottom w:val="single" w:sz="4" w:space="0" w:color="BFBFBF"/>
-              <w:right w:val="single" w:sz="4" w:space="0" w:color="BFBFBF"/>
-            </w:tcBorders>
-            <w:shd w:val="clear" w:color="auto" w:fill="F2F2F2"/>
-            <w:tcMar>
-              <w:top w:w="70" w:type="dxa"/>
-              <w:left w:w="110" w:type="dxa"/>
-              <w:bottom w:w="70" w:type="dxa"/>
-              <w:right w:w="110" w:type="dxa"/>
-            </w:tcMar>
-          </w:tcPr>
-          <w:p>
-            <w:r>
-              <w:rPr>
-                <w:b/>
-              </w:rPr>
-              <w:t>Classes / Files and Responsibilities</w:t>
-            </w:r>
-          </w:p>
-        </w:tc>
-        <w:tc>
-          <w:tcPr>
-            <w:tcW w:w="6860" w:type="dxa"/>
-            <w:tcBorders>
-              <w:top w:val="single" w:sz="4" w:space="0" w:color="BFBFBF"/>
-              <w:left w:val="single" w:sz="4" w:space="0" w:color="BFBFBF"/>
-              <w:bottom w:val="single" w:sz="4" w:space="0" w:color="BFBFBF"/>
-              <w:right w:val="single" w:sz="4" w:space="0" w:color="BFBFBF"/>
-            </w:tcBorders>
-            <w:tcMar>
-              <w:top w:w="70" w:type="dxa"/>
-              <w:left w:w="110" w:type="dxa"/>
-              <w:bottom w:w="70" w:type="dxa"/>
-              <w:right w:w="110" w:type="dxa"/>
-            </w:tcMar>
-          </w:tcPr>
-          <w:p>
-            <w:r>
-              <w:rPr>
-                <w:i/>
-                <w:color w:val="7F7F7F"/>
-              </w:rPr>
-              <w:t>[One line per class: Class (src/main/java/ca/yorku/storyteller/&lt;package&gt;/Class.java): responsibility. Stage 1 planned: ProposeLoreTool, ToolRegistry, LoreProposal, StorySession, StoryController, LoreBook.]</w:t>
-            </w:r>
-          </w:p>
-        </w:tc>
-      </w:tr>
-      <w:tr>
-        <w:trPr>
-          <w:cantSplit/>
-        </w:trPr>
-        <w:tc>
-          <w:tcPr>
-            <w:tcW w:w="2500" w:type="dxa"/>
-            <w:tcBorders>
-              <w:top w:val="single" w:sz="4" w:space="0" w:color="BFBFBF"/>
-              <w:left w:val="single" w:sz="4" w:space="0" w:color="BFBFBF"/>
-              <w:bottom w:val="single" w:sz="4" w:space="0" w:color="BFBFBF"/>
-              <w:right w:val="single" w:sz="4" w:space="0" w:color="BFBFBF"/>
-            </w:tcBorders>
-            <w:shd w:val="clear" w:color="auto" w:fill="F2F2F2"/>
-            <w:tcMar>
-              <w:top w:w="70" w:type="dxa"/>
-              <w:left w:w="110" w:type="dxa"/>
-              <w:bottom w:w="70" w:type="dxa"/>
-              <w:right w:w="110" w:type="dxa"/>
-            </w:tcMar>
-          </w:tcPr>
-          <w:p>
-            <w:r>
-              <w:rPr>
-                <w:b/>
-              </w:rPr>
-              <w:t>Key Methods</w:t>
-            </w:r>
-          </w:p>
-        </w:tc>
-        <w:tc>
-          <w:tcPr>
-            <w:tcW w:w="6860" w:type="dxa"/>
-            <w:tcBorders>
-              <w:top w:val="single" w:sz="4" w:space="0" w:color="BFBFBF"/>
-              <w:left w:val="single" w:sz="4" w:space="0" w:color="BFBFBF"/>
-              <w:bottom w:val="single" w:sz="4" w:space="0" w:color="BFBFBF"/>
-              <w:right w:val="single" w:sz="4" w:space="0" w:color="BFBFBF"/>
-            </w:tcBorders>
-            <w:tcMar>
-              <w:top w:w="70" w:type="dxa"/>
-              <w:left w:w="110" w:type="dxa"/>
-              <w:bottom w:w="70" w:type="dxa"/>
-              <w:right w:w="110" w:type="dxa"/>
-            </w:tcMar>
-          </w:tcPr>
-          <w:p>
-            <w:r>
-              <w:rPr>
-                <w:i/>
-                <w:color w:val="7F7F7F"/>
-              </w:rPr>
-              <w:t>[The methods that actually carry the feature, as Class.method(params).]</w:t>
-            </w:r>
-          </w:p>
-        </w:tc>
-      </w:tr>
-      <w:tr>
-        <w:trPr>
-          <w:cantSplit/>
-        </w:trPr>
-        <w:tc>
-          <w:tcPr>
-            <w:tcW w:w="2500" w:type="dxa"/>
-            <w:tcBorders>
-              <w:top w:val="single" w:sz="4" w:space="0" w:color="BFBFBF"/>
-              <w:left w:val="single" w:sz="4" w:space="0" w:color="BFBFBF"/>
-              <w:bottom w:val="single" w:sz="4" w:space="0" w:color="BFBFBF"/>
-              <w:right w:val="single" w:sz="4" w:space="0" w:color="BFBFBF"/>
-            </w:tcBorders>
-            <w:shd w:val="clear" w:color="auto" w:fill="F2F2F2"/>
-            <w:tcMar>
-              <w:top w:w="70" w:type="dxa"/>
-              <w:left w:w="110" w:type="dxa"/>
-              <w:bottom w:w="70" w:type="dxa"/>
-              <w:right w:w="110" w:type="dxa"/>
-            </w:tcMar>
-          </w:tcPr>
-          <w:p>
-            <w:r>
-              <w:rPr>
-                <w:b/>
-              </w:rPr>
-              <w:t>Design Patterns</w:t>
-            </w:r>
-          </w:p>
-        </w:tc>
-        <w:tc>
-          <w:tcPr>
-            <w:tcW w:w="6860" w:type="dxa"/>
-            <w:tcBorders>
-              <w:top w:val="single" w:sz="4" w:space="0" w:color="BFBFBF"/>
-              <w:left w:val="single" w:sz="4" w:space="0" w:color="BFBFBF"/>
-              <w:bottom w:val="single" w:sz="4" w:space="0" w:color="BFBFBF"/>
-              <w:right w:val="single" w:sz="4" w:space="0" w:color="BFBFBF"/>
-            </w:tcBorders>
-            <w:tcMar>
-              <w:top w:w="70" w:type="dxa"/>
-              <w:left w:w="110" w:type="dxa"/>
-              <w:bottom w:w="70" w:type="dxa"/>
-              <w:right w:w="110" w:type="dxa"/>
-            </w:tcMar>
-          </w:tcPr>
-          <w:p>
-            <w:r>
-              <w:rPr>
-                <w:i/>
-                <w:color w:val="7F7F7F"/>
-              </w:rPr>
-              <w:t>[Stage 1: Adapter, Facade, MVC, Observer. Confirm against the code.]</w:t>
-            </w:r>
-          </w:p>
-        </w:tc>
-      </w:tr>
-      <w:tr>
-        <w:trPr>
-          <w:cantSplit/>
-        </w:trPr>
-        <w:tc>
-          <w:tcPr>
-            <w:tcW w:w="2500" w:type="dxa"/>
-            <w:tcBorders>
-              <w:top w:val="single" w:sz="4" w:space="0" w:color="BFBFBF"/>
-              <w:left w:val="single" w:sz="4" w:space="0" w:color="BFBFBF"/>
-              <w:bottom w:val="single" w:sz="4" w:space="0" w:color="BFBFBF"/>
-              <w:right w:val="single" w:sz="4" w:space="0" w:color="BFBFBF"/>
-            </w:tcBorders>
-            <w:shd w:val="clear" w:color="auto" w:fill="F2F2F2"/>
-            <w:tcMar>
-              <w:top w:w="70" w:type="dxa"/>
-              <w:left w:w="110" w:type="dxa"/>
-              <w:bottom w:w="70" w:type="dxa"/>
-              <w:right w:w="110" w:type="dxa"/>
-            </w:tcMar>
-          </w:tcPr>
-          <w:p>
-            <w:r>
-              <w:rPr>
-                <w:b/>
-              </w:rPr>
-              <w:t>Collaboration (Input to Result)</w:t>
-            </w:r>
-          </w:p>
-        </w:tc>
-        <w:tc>
-          <w:tcPr>
-            <w:tcW w:w="6860" w:type="dxa"/>
-            <w:tcBorders>
-              <w:top w:val="single" w:sz="4" w:space="0" w:color="BFBFBF"/>
-              <w:left w:val="single" w:sz="4" w:space="0" w:color="BFBFBF"/>
-              <w:bottom w:val="single" w:sz="4" w:space="0" w:color="BFBFBF"/>
-              <w:right w:val="single" w:sz="4" w:space="0" w:color="BFBFBF"/>
-            </w:tcBorders>
-            <w:tcMar>
-              <w:top w:w="70" w:type="dxa"/>
-              <w:left w:w="110" w:type="dxa"/>
-              <w:bottom w:w="70" w:type="dxa"/>
-              <w:right w:w="110" w:type="dxa"/>
-            </w:tcMar>
-          </w:tcPr>
-          <w:p>
-            <w:r>
-              <w:rPr>
-                <w:i/>
-                <w:color w:val="7F7F7F"/>
-              </w:rPr>
-              <w:t>[Numbered walk-through from the user's action in StoryGUI / StoryCLI, through StoryController and the agent, to what the user sees.]</w:t>
-            </w:r>
-          </w:p>
-        </w:tc>
-      </w:tr>
-      <w:tr>
-        <w:trPr>
-          <w:cantSplit/>
-        </w:trPr>
-        <w:tc>
-          <w:tcPr>
-            <w:tcW w:w="2500" w:type="dxa"/>
-            <w:tcBorders>
-              <w:top w:val="single" w:sz="4" w:space="0" w:color="BFBFBF"/>
-              <w:left w:val="single" w:sz="4" w:space="0" w:color="BFBFBF"/>
-              <w:bottom w:val="single" w:sz="4" w:space="0" w:color="BFBFBF"/>
-              <w:right w:val="single" w:sz="4" w:space="0" w:color="BFBFBF"/>
-            </w:tcBorders>
-            <w:shd w:val="clear" w:color="auto" w:fill="F2F2F2"/>
-            <w:tcMar>
-              <w:top w:w="70" w:type="dxa"/>
-              <w:left w:w="110" w:type="dxa"/>
-              <w:bottom w:w="70" w:type="dxa"/>
-              <w:right w:w="110" w:type="dxa"/>
-            </w:tcMar>
-          </w:tcPr>
-          <w:p>
-            <w:r>
-              <w:rPr>
-                <w:b/>
-              </w:rPr>
-              <w:t>GUI and CLI Access</w:t>
-            </w:r>
-          </w:p>
-        </w:tc>
-        <w:tc>
-          <w:tcPr>
-            <w:tcW w:w="6860" w:type="dxa"/>
-            <w:tcBorders>
-              <w:top w:val="single" w:sz="4" w:space="0" w:color="BFBFBF"/>
-              <w:left w:val="single" w:sz="4" w:space="0" w:color="BFBFBF"/>
-              <w:bottom w:val="single" w:sz="4" w:space="0" w:color="BFBFBF"/>
-              <w:right w:val="single" w:sz="4" w:space="0" w:color="BFBFBF"/>
-            </w:tcBorders>
-            <w:tcMar>
-              <w:top w:w="70" w:type="dxa"/>
-              <w:left w:w="110" w:type="dxa"/>
-              <w:bottom w:w="70" w:type="dxa"/>
-              <w:right w:w="110" w:type="dxa"/>
-            </w:tcMar>
-          </w:tcPr>
-          <w:p>
-            <w:r>
-              <w:rPr>
-                <w:i/>
-                <w:color w:val="7F7F7F"/>
-              </w:rPr>
-              <w:t>[GUI: the menu, button or panel. CLI: the command and its arguments.]</w:t>
-            </w:r>
-          </w:p>
-        </w:tc>
-      </w:tr>
-      <w:tr>
-        <w:trPr>
-          <w:cantSplit/>
-        </w:trPr>
-        <w:tc>
-          <w:tcPr>
-            <w:tcW w:w="2500" w:type="dxa"/>
-            <w:tcBorders>
-              <w:top w:val="single" w:sz="4" w:space="0" w:color="BFBFBF"/>
-              <w:left w:val="single" w:sz="4" w:space="0" w:color="BFBFBF"/>
-              <w:bottom w:val="single" w:sz="4" w:space="0" w:color="BFBFBF"/>
-              <w:right w:val="single" w:sz="4" w:space="0" w:color="BFBFBF"/>
-            </w:tcBorders>
-            <w:shd w:val="clear" w:color="auto" w:fill="F2F2F2"/>
-            <w:tcMar>
-              <w:top w:w="70" w:type="dxa"/>
-              <w:left w:w="110" w:type="dxa"/>
-              <w:bottom w:w="70" w:type="dxa"/>
-              <w:right w:w="110" w:type="dxa"/>
-            </w:tcMar>
-          </w:tcPr>
-          <w:p>
-            <w:r>
-              <w:rPr>
-                <w:b/>
-              </w:rPr>
-              <w:t>Error / Alternative Behaviour</w:t>
-            </w:r>
-          </w:p>
-        </w:tc>
-        <w:tc>
-          <w:tcPr>
-            <w:tcW w:w="6860" w:type="dxa"/>
-            <w:tcBorders>
-              <w:top w:val="single" w:sz="4" w:space="0" w:color="BFBFBF"/>
-              <w:left w:val="single" w:sz="4" w:space="0" w:color="BFBFBF"/>
-              <w:bottom w:val="single" w:sz="4" w:space="0" w:color="BFBFBF"/>
-              <w:right w:val="single" w:sz="4" w:space="0" w:color="BFBFBF"/>
-            </w:tcBorders>
-            <w:tcMar>
-              <w:top w:w="70" w:type="dxa"/>
-              <w:left w:w="110" w:type="dxa"/>
-              <w:bottom w:w="70" w:type="dxa"/>
-              <w:right w:w="110" w:type="dxa"/>
-            </w:tcMar>
-          </w:tcPr>
-          <w:p>
-            <w:r>
-              <w:rPr>
-                <w:i/>
-                <w:color w:val="7F7F7F"/>
-              </w:rPr>
-              <w:t>[What happens on invalid input or a model failure, and how it is shown.]</w:t>
-            </w:r>
-          </w:p>
-        </w:tc>
-      </w:tr>
-      <w:tr>
-        <w:trPr>
-          <w:cantSplit/>
-        </w:trPr>
-        <w:tc>
-          <w:tcPr>
-            <w:tcW w:w="2500" w:type="dxa"/>
-            <w:tcBorders>
-              <w:top w:val="single" w:sz="4" w:space="0" w:color="BFBFBF"/>
-              <w:left w:val="single" w:sz="4" w:space="0" w:color="BFBFBF"/>
-              <w:bottom w:val="single" w:sz="4" w:space="0" w:color="BFBFBF"/>
-              <w:right w:val="single" w:sz="4" w:space="0" w:color="BFBFBF"/>
-            </w:tcBorders>
-            <w:shd w:val="clear" w:color="auto" w:fill="F2F2F2"/>
-            <w:tcMar>
-              <w:top w:w="70" w:type="dxa"/>
-              <w:left w:w="110" w:type="dxa"/>
-              <w:bottom w:w="70" w:type="dxa"/>
-              <w:right w:w="110" w:type="dxa"/>
-            </w:tcMar>
-          </w:tcPr>
-          <w:p>
-            <w:r>
-              <w:rPr>
-                <w:b/>
-              </w:rPr>
-              <w:t>Video Link and Timestamp</w:t>
-            </w:r>
-          </w:p>
-        </w:tc>
-        <w:tc>
-          <w:tcPr>
-            <w:tcW w:w="6860" w:type="dxa"/>
-            <w:tcBorders>
-              <w:top w:val="single" w:sz="4" w:space="0" w:color="BFBFBF"/>
-              <w:left w:val="single" w:sz="4" w:space="0" w:color="BFBFBF"/>
-              <w:bottom w:val="single" w:sz="4" w:space="0" w:color="BFBFBF"/>
-              <w:right w:val="single" w:sz="4" w:space="0" w:color="BFBFBF"/>
-            </w:tcBorders>
-            <w:tcMar>
-              <w:top w:w="70" w:type="dxa"/>
-              <w:left w:w="110" w:type="dxa"/>
-              <w:bottom w:w="70" w:type="dxa"/>
-              <w:right w:w="110" w:type="dxa"/>
-            </w:tcMar>
-          </w:tcPr>
-          <w:p>
-            <w:r>
-              <w:rPr>
-                <w:i/>
-                <w:color w:val="7F7F7F"/>
-              </w:rPr>
-              <w:t>[Link and mm:ss, matching Section 7.]</w:t>
-            </w:r>
-          </w:p>
-        </w:tc>
-      </w:tr>
-      <w:tr>
-        <w:trPr>
-          <w:cantSplit/>
-        </w:trPr>
-        <w:tc>
-          <w:tcPr>
-            <w:tcW w:w="2500" w:type="dxa"/>
-            <w:tcBorders>
-              <w:top w:val="single" w:sz="4" w:space="0" w:color="BFBFBF"/>
-              <w:left w:val="single" w:sz="4" w:space="0" w:color="BFBFBF"/>
-              <w:bottom w:val="single" w:sz="4" w:space="0" w:color="BFBFBF"/>
-              <w:right w:val="single" w:sz="4" w:space="0" w:color="BFBFBF"/>
-            </w:tcBorders>
-            <w:shd w:val="clear" w:color="auto" w:fill="F2F2F2"/>
-            <w:tcMar>
-              <w:top w:w="70" w:type="dxa"/>
-              <w:left w:w="110" w:type="dxa"/>
-              <w:bottom w:w="70" w:type="dxa"/>
-              <w:right w:w="110" w:type="dxa"/>
-            </w:tcMar>
-          </w:tcPr>
-          <w:p>
-            <w:r>
-              <w:rPr>
-                <w:b/>
-              </w:rPr>
-              <w:t>Changes from Stage 1</w:t>
-            </w:r>
-          </w:p>
-        </w:tc>
-        <w:tc>
-          <w:tcPr>
-            <w:tcW w:w="6860" w:type="dxa"/>
-            <w:tcBorders>
-              <w:top w:val="single" w:sz="4" w:space="0" w:color="BFBFBF"/>
-              <w:left w:val="single" w:sz="4" w:space="0" w:color="BFBFBF"/>
-              <w:bottom w:val="single" w:sz="4" w:space="0" w:color="BFBFBF"/>
-              <w:right w:val="single" w:sz="4" w:space="0" w:color="BFBFBF"/>
-            </w:tcBorders>
-            <w:tcMar>
-              <w:top w:w="70" w:type="dxa"/>
-              <w:left w:w="110" w:type="dxa"/>
-              <w:bottom w:w="70" w:type="dxa"/>
-              <w:right w:w="110" w:type="dxa"/>
-            </w:tcMar>
-          </w:tcPr>
-          <w:p>
-            <w:r>
-              <w:rPr>
-                <w:i/>
-                <w:color w:val="7F7F7F"/>
-              </w:rPr>
-              <w:t>[None, or a one-line summary with a pointer to the entry in Section 4.]</w:t>
+              <w:rPr/>
+              <w:t>Duplicate-title check, listPendingProposals, and the list redrawn on notify instead of showProposal (Section 4).</w:t>
             </w:r>
           </w:p>
         </w:tc>
@@ -8755,11 +8908,497 @@
           </w:tcPr>
           <w:p>
             <w:r>
+              <w:rPr/>
+              <w:t>Done. Reachable from the GUI (Undo, Retry, Edit buttons) and the CLI (undo, retry, edit).</w:t>
+            </w:r>
+          </w:p>
+        </w:tc>
+      </w:tr>
+      <w:tr>
+        <w:trPr>
+          <w:cantSplit/>
+        </w:trPr>
+        <w:tc>
+          <w:tcPr>
+            <w:tcW w:w="2500" w:type="dxa"/>
+            <w:tcBorders>
+              <w:top w:val="single" w:sz="4" w:space="0" w:color="BFBFBF"/>
+              <w:left w:val="single" w:sz="4" w:space="0" w:color="BFBFBF"/>
+              <w:bottom w:val="single" w:sz="4" w:space="0" w:color="BFBFBF"/>
+              <w:right w:val="single" w:sz="4" w:space="0" w:color="BFBFBF"/>
+            </w:tcBorders>
+            <w:shd w:val="clear" w:color="auto" w:fill="F2F2F2"/>
+            <w:tcMar>
+              <w:top w:w="70" w:type="dxa"/>
+              <w:left w:w="110" w:type="dxa"/>
+              <w:bottom w:w="70" w:type="dxa"/>
+              <w:right w:w="110" w:type="dxa"/>
+            </w:tcMar>
+          </w:tcPr>
+          <w:p>
+            <w:r>
+              <w:rPr>
+                <w:b/>
+              </w:rPr>
+              <w:t>Type</w:t>
+            </w:r>
+          </w:p>
+        </w:tc>
+        <w:tc>
+          <w:tcPr>
+            <w:tcW w:w="6860" w:type="dxa"/>
+            <w:tcBorders>
+              <w:top w:val="single" w:sz="4" w:space="0" w:color="BFBFBF"/>
+              <w:left w:val="single" w:sz="4" w:space="0" w:color="BFBFBF"/>
+              <w:bottom w:val="single" w:sz="4" w:space="0" w:color="BFBFBF"/>
+              <w:right w:val="single" w:sz="4" w:space="0" w:color="BFBFBF"/>
+            </w:tcBorders>
+            <w:tcMar>
+              <w:top w:w="70" w:type="dxa"/>
+              <w:left w:w="110" w:type="dxa"/>
+              <w:bottom w:w="70" w:type="dxa"/>
+              <w:right w:w="110" w:type="dxa"/>
+            </w:tcMar>
+          </w:tcPr>
+          <w:p>
+            <w:r>
+              <w:rPr/>
+              <w:t>Hybrid, as in Stage 1: undo and edit are deterministic; retry calls the model again through a new SubmitTurnCommand.</w:t>
+            </w:r>
+          </w:p>
+        </w:tc>
+      </w:tr>
+      <w:tr>
+        <w:trPr>
+          <w:cantSplit/>
+        </w:trPr>
+        <w:tc>
+          <w:tcPr>
+            <w:tcW w:w="2500" w:type="dxa"/>
+            <w:tcBorders>
+              <w:top w:val="single" w:sz="4" w:space="0" w:color="BFBFBF"/>
+              <w:left w:val="single" w:sz="4" w:space="0" w:color="BFBFBF"/>
+              <w:bottom w:val="single" w:sz="4" w:space="0" w:color="BFBFBF"/>
+              <w:right w:val="single" w:sz="4" w:space="0" w:color="BFBFBF"/>
+            </w:tcBorders>
+            <w:shd w:val="clear" w:color="auto" w:fill="F2F2F2"/>
+            <w:tcMar>
+              <w:top w:w="70" w:type="dxa"/>
+              <w:left w:w="110" w:type="dxa"/>
+              <w:bottom w:w="70" w:type="dxa"/>
+              <w:right w:w="110" w:type="dxa"/>
+            </w:tcMar>
+          </w:tcPr>
+          <w:p>
+            <w:r>
+              <w:rPr>
+                <w:b/>
+              </w:rPr>
+              <w:t>Classes / Files and Responsibilities</w:t>
+            </w:r>
+          </w:p>
+        </w:tc>
+        <w:tc>
+          <w:tcPr>
+            <w:tcW w:w="6860" w:type="dxa"/>
+            <w:tcBorders>
+              <w:top w:val="single" w:sz="4" w:space="0" w:color="BFBFBF"/>
+              <w:left w:val="single" w:sz="4" w:space="0" w:color="BFBFBF"/>
+              <w:bottom w:val="single" w:sz="4" w:space="0" w:color="BFBFBF"/>
+              <w:right w:val="single" w:sz="4" w:space="0" w:color="BFBFBF"/>
+            </w:tcBorders>
+            <w:tcMar>
+              <w:top w:w="70" w:type="dxa"/>
+              <w:left w:w="110" w:type="dxa"/>
+              <w:bottom w:w="70" w:type="dxa"/>
+              <w:right w:w="110" w:type="dxa"/>
+            </w:tcMar>
+          </w:tcPr>
+          <w:p>
+            <w:r>
+              <w:rPr/>
+              <w:t>StoryGUI (src/main/java/ca/yorku/storyteller/ui/StoryGUI.java): Undo, Retry and Edit buttons, enabled only when they apply; Edit opens an editable box with OK and Cancel; a failed retry puts the input and mode back.</w:t>
+            </w:r>
+          </w:p>
+          <w:p>
+            <w:r>
+              <w:rPr/>
+              <w:t>StoryCLI (src/main/java/ca/yorku/storyteller/ui/StoryCLI.java): undo, retry, edit (multi-line, ends with a dot).</w:t>
+            </w:r>
+          </w:p>
+          <w:p>
+            <w:r>
+              <w:rPr/>
+              <w:t>StoryController (src/main/java/ca/yorku/storyteller/controller/StoryController.java): undoTurn, retryTurn, editTurn.</w:t>
+            </w:r>
+          </w:p>
+          <w:p>
+            <w:r>
+              <w:rPr/>
+              <w:t>CommandHistory (src/main/java/ca/yorku/storyteller/controller/CommandHistory.java): run, undoLast, canUndo, latest, peekLast, clear (on new, start and load).</w:t>
+            </w:r>
+          </w:p>
+          <w:p>
+            <w:r>
+              <w:rPr/>
+              <w:t>SubmitTurnCommand (src/main/java/ca/yorku/storyteller/controller/SubmitTurnCommand.java): undo removes the turn and restores plotBefore; getInput and getMode for retry.</w:t>
+            </w:r>
+          </w:p>
+          <w:p>
+            <w:r>
+              <w:rPr/>
+              <w:t>EditTurnCommand (src/main/java/ca/yorku/storyteller/controller/EditTurnCommand.java): swaps the narration and restores oldNarration.</w:t>
+            </w:r>
+          </w:p>
+          <w:p>
+            <w:r>
+              <w:rPr/>
+              <w:t>StorySession, Turn, Plot (src/main/java/ca/yorku/storyteller/model/): removeLastTurn, lastTurn, setNarration, copy.</w:t>
+            </w:r>
+          </w:p>
+        </w:tc>
+      </w:tr>
+      <w:tr>
+        <w:trPr>
+          <w:cantSplit/>
+        </w:trPr>
+        <w:tc>
+          <w:tcPr>
+            <w:tcW w:w="2500" w:type="dxa"/>
+            <w:tcBorders>
+              <w:top w:val="single" w:sz="4" w:space="0" w:color="BFBFBF"/>
+              <w:left w:val="single" w:sz="4" w:space="0" w:color="BFBFBF"/>
+              <w:bottom w:val="single" w:sz="4" w:space="0" w:color="BFBFBF"/>
+              <w:right w:val="single" w:sz="4" w:space="0" w:color="BFBFBF"/>
+            </w:tcBorders>
+            <w:shd w:val="clear" w:color="auto" w:fill="F2F2F2"/>
+            <w:tcMar>
+              <w:top w:w="70" w:type="dxa"/>
+              <w:left w:w="110" w:type="dxa"/>
+              <w:bottom w:w="70" w:type="dxa"/>
+              <w:right w:w="110" w:type="dxa"/>
+            </w:tcMar>
+          </w:tcPr>
+          <w:p>
+            <w:r>
+              <w:rPr>
+                <w:b/>
+              </w:rPr>
+              <w:t>Key Methods</w:t>
+            </w:r>
+          </w:p>
+        </w:tc>
+        <w:tc>
+          <w:tcPr>
+            <w:tcW w:w="6860" w:type="dxa"/>
+            <w:tcBorders>
+              <w:top w:val="single" w:sz="4" w:space="0" w:color="BFBFBF"/>
+              <w:left w:val="single" w:sz="4" w:space="0" w:color="BFBFBF"/>
+              <w:bottom w:val="single" w:sz="4" w:space="0" w:color="BFBFBF"/>
+              <w:right w:val="single" w:sz="4" w:space="0" w:color="BFBFBF"/>
+            </w:tcBorders>
+            <w:tcMar>
+              <w:top w:w="70" w:type="dxa"/>
+              <w:left w:w="110" w:type="dxa"/>
+              <w:bottom w:w="70" w:type="dxa"/>
+              <w:right w:w="110" w:type="dxa"/>
+            </w:tcMar>
+          </w:tcPr>
+          <w:p>
+            <w:r>
+              <w:rPr/>
+              <w:t>StoryController.undoTurn(), StoryController.retryTurn(), StoryController.editTurn(String), CommandHistory.canUndo(), CommandHistory.undoLast(), CommandHistory.latest(Class), CommandHistory.run(StoryCommand), SubmitTurnCommand.undo(), SubmitTurnCommand.getInput(), SubmitTurnCommand.getMode(), EditTurnCommand.execute(), EditTurnCommand.undo(), StorySession.removeLastTurn(), StorySession.lastTurn(), Plot.copy().</w:t>
+            </w:r>
+          </w:p>
+        </w:tc>
+      </w:tr>
+      <w:tr>
+        <w:trPr>
+          <w:cantSplit/>
+        </w:trPr>
+        <w:tc>
+          <w:tcPr>
+            <w:tcW w:w="2500" w:type="dxa"/>
+            <w:tcBorders>
+              <w:top w:val="single" w:sz="4" w:space="0" w:color="BFBFBF"/>
+              <w:left w:val="single" w:sz="4" w:space="0" w:color="BFBFBF"/>
+              <w:bottom w:val="single" w:sz="4" w:space="0" w:color="BFBFBF"/>
+              <w:right w:val="single" w:sz="4" w:space="0" w:color="BFBFBF"/>
+            </w:tcBorders>
+            <w:shd w:val="clear" w:color="auto" w:fill="F2F2F2"/>
+            <w:tcMar>
+              <w:top w:w="70" w:type="dxa"/>
+              <w:left w:w="110" w:type="dxa"/>
+              <w:bottom w:w="70" w:type="dxa"/>
+              <w:right w:w="110" w:type="dxa"/>
+            </w:tcMar>
+          </w:tcPr>
+          <w:p>
+            <w:r>
+              <w:rPr>
+                <w:b/>
+              </w:rPr>
+              <w:t>Design Patterns</w:t>
+            </w:r>
+          </w:p>
+        </w:tc>
+        <w:tc>
+          <w:tcPr>
+            <w:tcW w:w="6860" w:type="dxa"/>
+            <w:tcBorders>
+              <w:top w:val="single" w:sz="4" w:space="0" w:color="BFBFBF"/>
+              <w:left w:val="single" w:sz="4" w:space="0" w:color="BFBFBF"/>
+              <w:bottom w:val="single" w:sz="4" w:space="0" w:color="BFBFBF"/>
+              <w:right w:val="single" w:sz="4" w:space="0" w:color="BFBFBF"/>
+            </w:tcBorders>
+            <w:tcMar>
+              <w:top w:w="70" w:type="dxa"/>
+              <w:left w:w="110" w:type="dxa"/>
+              <w:bottom w:w="70" w:type="dxa"/>
+              <w:right w:w="110" w:type="dxa"/>
+            </w:tcMar>
+          </w:tcPr>
+          <w:p>
+            <w:r>
+              <w:rPr/>
+              <w:t>Command (as in Stage 1): each action is a StoryCommand that knows how to undo itself; CommandHistory is the invoker. Strategy: retry reuses the original InputModeStrategy. MVC and Observer: the views forward the button press and redraw on notify.</w:t>
+            </w:r>
+          </w:p>
+        </w:tc>
+      </w:tr>
+      <w:tr>
+        <w:trPr>
+          <w:cantSplit/>
+        </w:trPr>
+        <w:tc>
+          <w:tcPr>
+            <w:tcW w:w="2500" w:type="dxa"/>
+            <w:tcBorders>
+              <w:top w:val="single" w:sz="4" w:space="0" w:color="BFBFBF"/>
+              <w:left w:val="single" w:sz="4" w:space="0" w:color="BFBFBF"/>
+              <w:bottom w:val="single" w:sz="4" w:space="0" w:color="BFBFBF"/>
+              <w:right w:val="single" w:sz="4" w:space="0" w:color="BFBFBF"/>
+            </w:tcBorders>
+            <w:shd w:val="clear" w:color="auto" w:fill="F2F2F2"/>
+            <w:tcMar>
+              <w:top w:w="70" w:type="dxa"/>
+              <w:left w:w="110" w:type="dxa"/>
+              <w:bottom w:w="70" w:type="dxa"/>
+              <w:right w:w="110" w:type="dxa"/>
+            </w:tcMar>
+          </w:tcPr>
+          <w:p>
+            <w:r>
+              <w:rPr>
+                <w:b/>
+              </w:rPr>
+              <w:t>Collaboration (Input to Result)</w:t>
+            </w:r>
+          </w:p>
+        </w:tc>
+        <w:tc>
+          <w:tcPr>
+            <w:tcW w:w="6860" w:type="dxa"/>
+            <w:tcBorders>
+              <w:top w:val="single" w:sz="4" w:space="0" w:color="BFBFBF"/>
+              <w:left w:val="single" w:sz="4" w:space="0" w:color="BFBFBF"/>
+              <w:bottom w:val="single" w:sz="4" w:space="0" w:color="BFBFBF"/>
+              <w:right w:val="single" w:sz="4" w:space="0" w:color="BFBFBF"/>
+            </w:tcBorders>
+            <w:tcMar>
+              <w:top w:w="70" w:type="dxa"/>
+              <w:left w:w="110" w:type="dxa"/>
+              <w:bottom w:w="70" w:type="dxa"/>
+              <w:right w:w="110" w:type="dxa"/>
+            </w:tcMar>
+          </w:tcPr>
+          <w:p>
+            <w:r>
+              <w:rPr/>
+              <w:t>1. Undo: the user clicks Undo (CLI: undo); StoryController.undoTurn calls CommandHistory.undoLast. For a SubmitTurnCommand that removes the turn and restores the plot copy taken before it; for an EditTurnCommand it restores the original narration.</w:t>
+            </w:r>
+          </w:p>
+          <w:p>
+            <w:r>
+              <w:rPr/>
+              <w:t>2. Retry: StoryController.retryTurn finds the latest SubmitTurnCommand with CommandHistory.latest, undoes any edits above it and the turn itself, then runs a new SubmitTurnCommand with getInput() and getMode(), which narrates the turn again as in F04.</w:t>
+            </w:r>
+          </w:p>
+          <w:p>
+            <w:r>
+              <w:rPr/>
+              <w:t>3. Edit: the user clicks Edit, changes the text and clicks OK (CLI: edit, then the text and a line with a dot); StoryController.editTurn rejects empty text and runs an EditTurnCommand on StorySession.lastTurn().</w:t>
+            </w:r>
+          </w:p>
+          <w:p>
+            <w:r>
+              <w:rPr/>
+              <w:t>4. After each action the controller notifies the observers and the transcript and buttons refresh.</w:t>
+            </w:r>
+          </w:p>
+        </w:tc>
+      </w:tr>
+      <w:tr>
+        <w:trPr>
+          <w:cantSplit/>
+        </w:trPr>
+        <w:tc>
+          <w:tcPr>
+            <w:tcW w:w="2500" w:type="dxa"/>
+            <w:tcBorders>
+              <w:top w:val="single" w:sz="4" w:space="0" w:color="BFBFBF"/>
+              <w:left w:val="single" w:sz="4" w:space="0" w:color="BFBFBF"/>
+              <w:bottom w:val="single" w:sz="4" w:space="0" w:color="BFBFBF"/>
+              <w:right w:val="single" w:sz="4" w:space="0" w:color="BFBFBF"/>
+            </w:tcBorders>
+            <w:shd w:val="clear" w:color="auto" w:fill="F2F2F2"/>
+            <w:tcMar>
+              <w:top w:w="70" w:type="dxa"/>
+              <w:left w:w="110" w:type="dxa"/>
+              <w:bottom w:w="70" w:type="dxa"/>
+              <w:right w:w="110" w:type="dxa"/>
+            </w:tcMar>
+          </w:tcPr>
+          <w:p>
+            <w:r>
+              <w:rPr>
+                <w:b/>
+              </w:rPr>
+              <w:t>GUI and CLI Access</w:t>
+            </w:r>
+          </w:p>
+        </w:tc>
+        <w:tc>
+          <w:tcPr>
+            <w:tcW w:w="6860" w:type="dxa"/>
+            <w:tcBorders>
+              <w:top w:val="single" w:sz="4" w:space="0" w:color="BFBFBF"/>
+              <w:left w:val="single" w:sz="4" w:space="0" w:color="BFBFBF"/>
+              <w:bottom w:val="single" w:sz="4" w:space="0" w:color="BFBFBF"/>
+              <w:right w:val="single" w:sz="4" w:space="0" w:color="BFBFBF"/>
+            </w:tcBorders>
+            <w:tcMar>
+              <w:top w:w="70" w:type="dxa"/>
+              <w:left w:w="110" w:type="dxa"/>
+              <w:bottom w:w="70" w:type="dxa"/>
+              <w:right w:w="110" w:type="dxa"/>
+            </w:tcMar>
+          </w:tcPr>
+          <w:p>
+            <w:r>
+              <w:rPr/>
+              <w:t>GUI: Undo, Retry and Edit under the transcript in the Story tab. CLI: undo, retry, edit.</w:t>
+            </w:r>
+          </w:p>
+        </w:tc>
+      </w:tr>
+      <w:tr>
+        <w:trPr>
+          <w:cantSplit/>
+        </w:trPr>
+        <w:tc>
+          <w:tcPr>
+            <w:tcW w:w="2500" w:type="dxa"/>
+            <w:tcBorders>
+              <w:top w:val="single" w:sz="4" w:space="0" w:color="BFBFBF"/>
+              <w:left w:val="single" w:sz="4" w:space="0" w:color="BFBFBF"/>
+              <w:bottom w:val="single" w:sz="4" w:space="0" w:color="BFBFBF"/>
+              <w:right w:val="single" w:sz="4" w:space="0" w:color="BFBFBF"/>
+            </w:tcBorders>
+            <w:shd w:val="clear" w:color="auto" w:fill="F2F2F2"/>
+            <w:tcMar>
+              <w:top w:w="70" w:type="dxa"/>
+              <w:left w:w="110" w:type="dxa"/>
+              <w:bottom w:w="70" w:type="dxa"/>
+              <w:right w:w="110" w:type="dxa"/>
+            </w:tcMar>
+          </w:tcPr>
+          <w:p>
+            <w:r>
+              <w:rPr>
+                <w:b/>
+              </w:rPr>
+              <w:t>Error / Alternative Behaviour</w:t>
+            </w:r>
+          </w:p>
+        </w:tc>
+        <w:tc>
+          <w:tcPr>
+            <w:tcW w:w="6860" w:type="dxa"/>
+            <w:tcBorders>
+              <w:top w:val="single" w:sz="4" w:space="0" w:color="BFBFBF"/>
+              <w:left w:val="single" w:sz="4" w:space="0" w:color="BFBFBF"/>
+              <w:bottom w:val="single" w:sz="4" w:space="0" w:color="BFBFBF"/>
+              <w:right w:val="single" w:sz="4" w:space="0" w:color="BFBFBF"/>
+            </w:tcBorders>
+            <w:tcMar>
+              <w:top w:w="70" w:type="dxa"/>
+              <w:left w:w="110" w:type="dxa"/>
+              <w:bottom w:w="70" w:type="dxa"/>
+              <w:right w:w="110" w:type="dxa"/>
+            </w:tcMar>
+          </w:tcPr>
+          <w:p>
+            <w:r>
+              <w:rPr/>
+              <w:t>Nothing to undo or retry (including right after a load): the buttons are disabled (CLI: "There is nothing to undo." / "There is no turn to retry."). Retry fails: the turn stays undone, the error is shown and the input and mode are put back in the box (CLI: the input is printed). Edit left empty: "The narration cannot be empty..." and nothing changes. Edit cancelled: nothing changes. Undo after an edit: the original narration comes back and the turn stays.</w:t>
+            </w:r>
+          </w:p>
+        </w:tc>
+      </w:tr>
+      <w:tr>
+        <w:trPr>
+          <w:cantSplit/>
+        </w:trPr>
+        <w:tc>
+          <w:tcPr>
+            <w:tcW w:w="2500" w:type="dxa"/>
+            <w:tcBorders>
+              <w:top w:val="single" w:sz="4" w:space="0" w:color="BFBFBF"/>
+              <w:left w:val="single" w:sz="4" w:space="0" w:color="BFBFBF"/>
+              <w:bottom w:val="single" w:sz="4" w:space="0" w:color="BFBFBF"/>
+              <w:right w:val="single" w:sz="4" w:space="0" w:color="BFBFBF"/>
+            </w:tcBorders>
+            <w:shd w:val="clear" w:color="auto" w:fill="F2F2F2"/>
+            <w:tcMar>
+              <w:top w:w="70" w:type="dxa"/>
+              <w:left w:w="110" w:type="dxa"/>
+              <w:bottom w:w="70" w:type="dxa"/>
+              <w:right w:w="110" w:type="dxa"/>
+            </w:tcMar>
+          </w:tcPr>
+          <w:p>
+            <w:r>
+              <w:rPr>
+                <w:b/>
+              </w:rPr>
+              <w:t>Video Link and Timestamp</w:t>
+            </w:r>
+          </w:p>
+        </w:tc>
+        <w:tc>
+          <w:tcPr>
+            <w:tcW w:w="6860" w:type="dxa"/>
+            <w:tcBorders>
+              <w:top w:val="single" w:sz="4" w:space="0" w:color="BFBFBF"/>
+              <w:left w:val="single" w:sz="4" w:space="0" w:color="BFBFBF"/>
+              <w:bottom w:val="single" w:sz="4" w:space="0" w:color="BFBFBF"/>
+              <w:right w:val="single" w:sz="4" w:space="0" w:color="BFBFBF"/>
+            </w:tcBorders>
+            <w:tcMar>
+              <w:top w:w="70" w:type="dxa"/>
+              <w:left w:w="110" w:type="dxa"/>
+              <w:bottom w:w="70" w:type="dxa"/>
+              <w:right w:w="110" w:type="dxa"/>
+            </w:tcMar>
+          </w:tcPr>
+          <w:p>
+            <w:r>
               <w:rPr>
                 <w:i/>
                 <w:color w:val="7F7F7F"/>
               </w:rPr>
-              <w:t>[Done / Partial / Changed / Dropped]</w:t>
+              <w:t>[Link and mm:ss, matching Section 7.]</w:t>
             </w:r>
           </w:p>
         </w:tc>
@@ -8790,7 +9429,7 @@
               <w:rPr>
                 <w:b/>
               </w:rPr>
-              <w:t>Type</w:t>
+              <w:t>Changes from Stage 1</w:t>
             </w:r>
           </w:p>
         </w:tc>
@@ -8812,467 +9451,8 @@
           </w:tcPr>
           <w:p>
             <w:r>
-              <w:rPr>
-                <w:i/>
-                <w:color w:val="7F7F7F"/>
-              </w:rPr>
-              <w:t>Hybrid (Stage 1). [Confirm, and say which steps are deterministic code and which call the model.]</w:t>
-            </w:r>
-          </w:p>
-        </w:tc>
-      </w:tr>
-      <w:tr>
-        <w:trPr>
-          <w:cantSplit/>
-        </w:trPr>
-        <w:tc>
-          <w:tcPr>
-            <w:tcW w:w="2500" w:type="dxa"/>
-            <w:tcBorders>
-              <w:top w:val="single" w:sz="4" w:space="0" w:color="BFBFBF"/>
-              <w:left w:val="single" w:sz="4" w:space="0" w:color="BFBFBF"/>
-              <w:bottom w:val="single" w:sz="4" w:space="0" w:color="BFBFBF"/>
-              <w:right w:val="single" w:sz="4" w:space="0" w:color="BFBFBF"/>
-            </w:tcBorders>
-            <w:shd w:val="clear" w:color="auto" w:fill="F2F2F2"/>
-            <w:tcMar>
-              <w:top w:w="70" w:type="dxa"/>
-              <w:left w:w="110" w:type="dxa"/>
-              <w:bottom w:w="70" w:type="dxa"/>
-              <w:right w:w="110" w:type="dxa"/>
-            </w:tcMar>
-          </w:tcPr>
-          <w:p>
-            <w:r>
-              <w:rPr>
-                <w:b/>
-              </w:rPr>
-              <w:t>Classes / Files and Responsibilities</w:t>
-            </w:r>
-          </w:p>
-        </w:tc>
-        <w:tc>
-          <w:tcPr>
-            <w:tcW w:w="6860" w:type="dxa"/>
-            <w:tcBorders>
-              <w:top w:val="single" w:sz="4" w:space="0" w:color="BFBFBF"/>
-              <w:left w:val="single" w:sz="4" w:space="0" w:color="BFBFBF"/>
-              <w:bottom w:val="single" w:sz="4" w:space="0" w:color="BFBFBF"/>
-              <w:right w:val="single" w:sz="4" w:space="0" w:color="BFBFBF"/>
-            </w:tcBorders>
-            <w:tcMar>
-              <w:top w:w="70" w:type="dxa"/>
-              <w:left w:w="110" w:type="dxa"/>
-              <w:bottom w:w="70" w:type="dxa"/>
-              <w:right w:w="110" w:type="dxa"/>
-            </w:tcMar>
-          </w:tcPr>
-          <w:p>
-            <w:r>
-              <w:rPr>
-                <w:i/>
-                <w:color w:val="7F7F7F"/>
-              </w:rPr>
-              <w:t>[One line per class: Class (src/main/java/ca/yorku/storyteller/&lt;package&gt;/Class.java): responsibility. Stage 1 planned: StoryController, CommandHistory, SubmitTurnCommand, EditTurnCommand, StorySession, Plot.]</w:t>
-            </w:r>
-          </w:p>
-        </w:tc>
-      </w:tr>
-      <w:tr>
-        <w:trPr>
-          <w:cantSplit/>
-        </w:trPr>
-        <w:tc>
-          <w:tcPr>
-            <w:tcW w:w="2500" w:type="dxa"/>
-            <w:tcBorders>
-              <w:top w:val="single" w:sz="4" w:space="0" w:color="BFBFBF"/>
-              <w:left w:val="single" w:sz="4" w:space="0" w:color="BFBFBF"/>
-              <w:bottom w:val="single" w:sz="4" w:space="0" w:color="BFBFBF"/>
-              <w:right w:val="single" w:sz="4" w:space="0" w:color="BFBFBF"/>
-            </w:tcBorders>
-            <w:shd w:val="clear" w:color="auto" w:fill="F2F2F2"/>
-            <w:tcMar>
-              <w:top w:w="70" w:type="dxa"/>
-              <w:left w:w="110" w:type="dxa"/>
-              <w:bottom w:w="70" w:type="dxa"/>
-              <w:right w:w="110" w:type="dxa"/>
-            </w:tcMar>
-          </w:tcPr>
-          <w:p>
-            <w:r>
-              <w:rPr>
-                <w:b/>
-              </w:rPr>
-              <w:t>Key Methods</w:t>
-            </w:r>
-          </w:p>
-        </w:tc>
-        <w:tc>
-          <w:tcPr>
-            <w:tcW w:w="6860" w:type="dxa"/>
-            <w:tcBorders>
-              <w:top w:val="single" w:sz="4" w:space="0" w:color="BFBFBF"/>
-              <w:left w:val="single" w:sz="4" w:space="0" w:color="BFBFBF"/>
-              <w:bottom w:val="single" w:sz="4" w:space="0" w:color="BFBFBF"/>
-              <w:right w:val="single" w:sz="4" w:space="0" w:color="BFBFBF"/>
-            </w:tcBorders>
-            <w:tcMar>
-              <w:top w:w="70" w:type="dxa"/>
-              <w:left w:w="110" w:type="dxa"/>
-              <w:bottom w:w="70" w:type="dxa"/>
-              <w:right w:w="110" w:type="dxa"/>
-            </w:tcMar>
-          </w:tcPr>
-          <w:p>
-            <w:r>
-              <w:rPr>
-                <w:i/>
-                <w:color w:val="7F7F7F"/>
-              </w:rPr>
-              <w:t>[The methods that actually carry the feature, as Class.method(params).]</w:t>
-            </w:r>
-          </w:p>
-        </w:tc>
-      </w:tr>
-      <w:tr>
-        <w:trPr>
-          <w:cantSplit/>
-        </w:trPr>
-        <w:tc>
-          <w:tcPr>
-            <w:tcW w:w="2500" w:type="dxa"/>
-            <w:tcBorders>
-              <w:top w:val="single" w:sz="4" w:space="0" w:color="BFBFBF"/>
-              <w:left w:val="single" w:sz="4" w:space="0" w:color="BFBFBF"/>
-              <w:bottom w:val="single" w:sz="4" w:space="0" w:color="BFBFBF"/>
-              <w:right w:val="single" w:sz="4" w:space="0" w:color="BFBFBF"/>
-            </w:tcBorders>
-            <w:shd w:val="clear" w:color="auto" w:fill="F2F2F2"/>
-            <w:tcMar>
-              <w:top w:w="70" w:type="dxa"/>
-              <w:left w:w="110" w:type="dxa"/>
-              <w:bottom w:w="70" w:type="dxa"/>
-              <w:right w:w="110" w:type="dxa"/>
-            </w:tcMar>
-          </w:tcPr>
-          <w:p>
-            <w:r>
-              <w:rPr>
-                <w:b/>
-              </w:rPr>
-              <w:t>Design Patterns</w:t>
-            </w:r>
-          </w:p>
-        </w:tc>
-        <w:tc>
-          <w:tcPr>
-            <w:tcW w:w="6860" w:type="dxa"/>
-            <w:tcBorders>
-              <w:top w:val="single" w:sz="4" w:space="0" w:color="BFBFBF"/>
-              <w:left w:val="single" w:sz="4" w:space="0" w:color="BFBFBF"/>
-              <w:bottom w:val="single" w:sz="4" w:space="0" w:color="BFBFBF"/>
-              <w:right w:val="single" w:sz="4" w:space="0" w:color="BFBFBF"/>
-            </w:tcBorders>
-            <w:tcMar>
-              <w:top w:w="70" w:type="dxa"/>
-              <w:left w:w="110" w:type="dxa"/>
-              <w:bottom w:w="70" w:type="dxa"/>
-              <w:right w:w="110" w:type="dxa"/>
-            </w:tcMar>
-          </w:tcPr>
-          <w:p>
-            <w:r>
-              <w:rPr>
-                <w:i/>
-                <w:color w:val="7F7F7F"/>
-              </w:rPr>
-              <w:t>[Stage 1: Command, MVC, Observer, Strategy. Confirm against the code.]</w:t>
-            </w:r>
-          </w:p>
-        </w:tc>
-      </w:tr>
-      <w:tr>
-        <w:trPr>
-          <w:cantSplit/>
-        </w:trPr>
-        <w:tc>
-          <w:tcPr>
-            <w:tcW w:w="2500" w:type="dxa"/>
-            <w:tcBorders>
-              <w:top w:val="single" w:sz="4" w:space="0" w:color="BFBFBF"/>
-              <w:left w:val="single" w:sz="4" w:space="0" w:color="BFBFBF"/>
-              <w:bottom w:val="single" w:sz="4" w:space="0" w:color="BFBFBF"/>
-              <w:right w:val="single" w:sz="4" w:space="0" w:color="BFBFBF"/>
-            </w:tcBorders>
-            <w:shd w:val="clear" w:color="auto" w:fill="F2F2F2"/>
-            <w:tcMar>
-              <w:top w:w="70" w:type="dxa"/>
-              <w:left w:w="110" w:type="dxa"/>
-              <w:bottom w:w="70" w:type="dxa"/>
-              <w:right w:w="110" w:type="dxa"/>
-            </w:tcMar>
-          </w:tcPr>
-          <w:p>
-            <w:r>
-              <w:rPr>
-                <w:b/>
-              </w:rPr>
-              <w:t>Collaboration (Input to Result)</w:t>
-            </w:r>
-          </w:p>
-        </w:tc>
-        <w:tc>
-          <w:tcPr>
-            <w:tcW w:w="6860" w:type="dxa"/>
-            <w:tcBorders>
-              <w:top w:val="single" w:sz="4" w:space="0" w:color="BFBFBF"/>
-              <w:left w:val="single" w:sz="4" w:space="0" w:color="BFBFBF"/>
-              <w:bottom w:val="single" w:sz="4" w:space="0" w:color="BFBFBF"/>
-              <w:right w:val="single" w:sz="4" w:space="0" w:color="BFBFBF"/>
-            </w:tcBorders>
-            <w:tcMar>
-              <w:top w:w="70" w:type="dxa"/>
-              <w:left w:w="110" w:type="dxa"/>
-              <w:bottom w:w="70" w:type="dxa"/>
-              <w:right w:w="110" w:type="dxa"/>
-            </w:tcMar>
-          </w:tcPr>
-          <w:p>
-            <w:r>
-              <w:rPr>
-                <w:i/>
-                <w:color w:val="7F7F7F"/>
-              </w:rPr>
-              <w:t>[Numbered walk-through from the user's action in StoryGUI / StoryCLI, through StoryController and the agent, to what the user sees.]</w:t>
-            </w:r>
-          </w:p>
-        </w:tc>
-      </w:tr>
-      <w:tr>
-        <w:trPr>
-          <w:cantSplit/>
-        </w:trPr>
-        <w:tc>
-          <w:tcPr>
-            <w:tcW w:w="2500" w:type="dxa"/>
-            <w:tcBorders>
-              <w:top w:val="single" w:sz="4" w:space="0" w:color="BFBFBF"/>
-              <w:left w:val="single" w:sz="4" w:space="0" w:color="BFBFBF"/>
-              <w:bottom w:val="single" w:sz="4" w:space="0" w:color="BFBFBF"/>
-              <w:right w:val="single" w:sz="4" w:space="0" w:color="BFBFBF"/>
-            </w:tcBorders>
-            <w:shd w:val="clear" w:color="auto" w:fill="F2F2F2"/>
-            <w:tcMar>
-              <w:top w:w="70" w:type="dxa"/>
-              <w:left w:w="110" w:type="dxa"/>
-              <w:bottom w:w="70" w:type="dxa"/>
-              <w:right w:w="110" w:type="dxa"/>
-            </w:tcMar>
-          </w:tcPr>
-          <w:p>
-            <w:r>
-              <w:rPr>
-                <w:b/>
-              </w:rPr>
-              <w:t>GUI and CLI Access</w:t>
-            </w:r>
-          </w:p>
-        </w:tc>
-        <w:tc>
-          <w:tcPr>
-            <w:tcW w:w="6860" w:type="dxa"/>
-            <w:tcBorders>
-              <w:top w:val="single" w:sz="4" w:space="0" w:color="BFBFBF"/>
-              <w:left w:val="single" w:sz="4" w:space="0" w:color="BFBFBF"/>
-              <w:bottom w:val="single" w:sz="4" w:space="0" w:color="BFBFBF"/>
-              <w:right w:val="single" w:sz="4" w:space="0" w:color="BFBFBF"/>
-            </w:tcBorders>
-            <w:tcMar>
-              <w:top w:w="70" w:type="dxa"/>
-              <w:left w:w="110" w:type="dxa"/>
-              <w:bottom w:w="70" w:type="dxa"/>
-              <w:right w:w="110" w:type="dxa"/>
-            </w:tcMar>
-          </w:tcPr>
-          <w:p>
-            <w:r>
-              <w:rPr>
-                <w:i/>
-                <w:color w:val="7F7F7F"/>
-              </w:rPr>
-              <w:t>[GUI: the menu, button or panel. CLI: the command and its arguments.]</w:t>
-            </w:r>
-          </w:p>
-        </w:tc>
-      </w:tr>
-      <w:tr>
-        <w:trPr>
-          <w:cantSplit/>
-        </w:trPr>
-        <w:tc>
-          <w:tcPr>
-            <w:tcW w:w="2500" w:type="dxa"/>
-            <w:tcBorders>
-              <w:top w:val="single" w:sz="4" w:space="0" w:color="BFBFBF"/>
-              <w:left w:val="single" w:sz="4" w:space="0" w:color="BFBFBF"/>
-              <w:bottom w:val="single" w:sz="4" w:space="0" w:color="BFBFBF"/>
-              <w:right w:val="single" w:sz="4" w:space="0" w:color="BFBFBF"/>
-            </w:tcBorders>
-            <w:shd w:val="clear" w:color="auto" w:fill="F2F2F2"/>
-            <w:tcMar>
-              <w:top w:w="70" w:type="dxa"/>
-              <w:left w:w="110" w:type="dxa"/>
-              <w:bottom w:w="70" w:type="dxa"/>
-              <w:right w:w="110" w:type="dxa"/>
-            </w:tcMar>
-          </w:tcPr>
-          <w:p>
-            <w:r>
-              <w:rPr>
-                <w:b/>
-              </w:rPr>
-              <w:t>Error / Alternative Behaviour</w:t>
-            </w:r>
-          </w:p>
-        </w:tc>
-        <w:tc>
-          <w:tcPr>
-            <w:tcW w:w="6860" w:type="dxa"/>
-            <w:tcBorders>
-              <w:top w:val="single" w:sz="4" w:space="0" w:color="BFBFBF"/>
-              <w:left w:val="single" w:sz="4" w:space="0" w:color="BFBFBF"/>
-              <w:bottom w:val="single" w:sz="4" w:space="0" w:color="BFBFBF"/>
-              <w:right w:val="single" w:sz="4" w:space="0" w:color="BFBFBF"/>
-            </w:tcBorders>
-            <w:tcMar>
-              <w:top w:w="70" w:type="dxa"/>
-              <w:left w:w="110" w:type="dxa"/>
-              <w:bottom w:w="70" w:type="dxa"/>
-              <w:right w:w="110" w:type="dxa"/>
-            </w:tcMar>
-          </w:tcPr>
-          <w:p>
-            <w:r>
-              <w:rPr>
-                <w:i/>
-                <w:color w:val="7F7F7F"/>
-              </w:rPr>
-              <w:t>[What happens on invalid input or a model failure, and how it is shown.]</w:t>
-            </w:r>
-          </w:p>
-        </w:tc>
-      </w:tr>
-      <w:tr>
-        <w:trPr>
-          <w:cantSplit/>
-        </w:trPr>
-        <w:tc>
-          <w:tcPr>
-            <w:tcW w:w="2500" w:type="dxa"/>
-            <w:tcBorders>
-              <w:top w:val="single" w:sz="4" w:space="0" w:color="BFBFBF"/>
-              <w:left w:val="single" w:sz="4" w:space="0" w:color="BFBFBF"/>
-              <w:bottom w:val="single" w:sz="4" w:space="0" w:color="BFBFBF"/>
-              <w:right w:val="single" w:sz="4" w:space="0" w:color="BFBFBF"/>
-            </w:tcBorders>
-            <w:shd w:val="clear" w:color="auto" w:fill="F2F2F2"/>
-            <w:tcMar>
-              <w:top w:w="70" w:type="dxa"/>
-              <w:left w:w="110" w:type="dxa"/>
-              <w:bottom w:w="70" w:type="dxa"/>
-              <w:right w:w="110" w:type="dxa"/>
-            </w:tcMar>
-          </w:tcPr>
-          <w:p>
-            <w:r>
-              <w:rPr>
-                <w:b/>
-              </w:rPr>
-              <w:t>Video Link and Timestamp</w:t>
-            </w:r>
-          </w:p>
-        </w:tc>
-        <w:tc>
-          <w:tcPr>
-            <w:tcW w:w="6860" w:type="dxa"/>
-            <w:tcBorders>
-              <w:top w:val="single" w:sz="4" w:space="0" w:color="BFBFBF"/>
-              <w:left w:val="single" w:sz="4" w:space="0" w:color="BFBFBF"/>
-              <w:bottom w:val="single" w:sz="4" w:space="0" w:color="BFBFBF"/>
-              <w:right w:val="single" w:sz="4" w:space="0" w:color="BFBFBF"/>
-            </w:tcBorders>
-            <w:tcMar>
-              <w:top w:w="70" w:type="dxa"/>
-              <w:left w:w="110" w:type="dxa"/>
-              <w:bottom w:w="70" w:type="dxa"/>
-              <w:right w:w="110" w:type="dxa"/>
-            </w:tcMar>
-          </w:tcPr>
-          <w:p>
-            <w:r>
-              <w:rPr>
-                <w:i/>
-                <w:color w:val="7F7F7F"/>
-              </w:rPr>
-              <w:t>[Link and mm:ss, matching Section 7.]</w:t>
-            </w:r>
-          </w:p>
-        </w:tc>
-      </w:tr>
-      <w:tr>
-        <w:trPr>
-          <w:cantSplit/>
-        </w:trPr>
-        <w:tc>
-          <w:tcPr>
-            <w:tcW w:w="2500" w:type="dxa"/>
-            <w:tcBorders>
-              <w:top w:val="single" w:sz="4" w:space="0" w:color="BFBFBF"/>
-              <w:left w:val="single" w:sz="4" w:space="0" w:color="BFBFBF"/>
-              <w:bottom w:val="single" w:sz="4" w:space="0" w:color="BFBFBF"/>
-              <w:right w:val="single" w:sz="4" w:space="0" w:color="BFBFBF"/>
-            </w:tcBorders>
-            <w:shd w:val="clear" w:color="auto" w:fill="F2F2F2"/>
-            <w:tcMar>
-              <w:top w:w="70" w:type="dxa"/>
-              <w:left w:w="110" w:type="dxa"/>
-              <w:bottom w:w="70" w:type="dxa"/>
-              <w:right w:w="110" w:type="dxa"/>
-            </w:tcMar>
-          </w:tcPr>
-          <w:p>
-            <w:r>
-              <w:rPr>
-                <w:b/>
-              </w:rPr>
-              <w:t>Changes from Stage 1</w:t>
-            </w:r>
-          </w:p>
-        </w:tc>
-        <w:tc>
-          <w:tcPr>
-            <w:tcW w:w="6860" w:type="dxa"/>
-            <w:tcBorders>
-              <w:top w:val="single" w:sz="4" w:space="0" w:color="BFBFBF"/>
-              <w:left w:val="single" w:sz="4" w:space="0" w:color="BFBFBF"/>
-              <w:bottom w:val="single" w:sz="4" w:space="0" w:color="BFBFBF"/>
-              <w:right w:val="single" w:sz="4" w:space="0" w:color="BFBFBF"/>
-            </w:tcBorders>
-            <w:tcMar>
-              <w:top w:w="70" w:type="dxa"/>
-              <w:left w:w="110" w:type="dxa"/>
-              <w:bottom w:w="70" w:type="dxa"/>
-              <w:right w:w="110" w:type="dxa"/>
-            </w:tcMar>
-          </w:tcPr>
-          <w:p>
-            <w:r>
-              <w:rPr>
-                <w:i/>
-                <w:color w:val="7F7F7F"/>
-              </w:rPr>
-              <w:t>[None, or a one-line summary with a pointer to the entry in Section 4.]</w:t>
+              <w:rPr/>
+              <w:t>Retry also undoes edits of the turn; SubmitTurnCommand restores the plot when the agent fails; edit works after a load (Section 4).</w:t>
             </w:r>
           </w:p>
         </w:tc>
@@ -11658,11 +11838,8 @@
           </w:tcPr>
           <w:p>
             <w:r>
-              <w:rPr>
-                <w:i/>
-                <w:color w:val="7F7F7F"/>
-              </w:rPr>
-              <w:t>[The concrete design problem in this app that the pattern solves.]</w:t>
+              <w:rPr/>
+              <w:t>One story turn involves the input mode, the story context, the hidden plot guidance, several validated tool calls and the model, in a fixed order; starting a story needs a draft and a plan. The controller should ask for "a turn" or "a plan" without knowing that order.</w:t>
             </w:r>
           </w:p>
         </w:tc>
@@ -11715,11 +11892,8 @@
           </w:tcPr>
           <w:p>
             <w:r>
-              <w:rPr>
-                <w:i/>
-                <w:color w:val="7F7F7F"/>
-              </w:rPr>
-              <w:t>[Stage 1: Facade: StoryAgent. Subsystem: PlotPlanner, MemoryManager, ConsistencyChecker, ToolRegistry, LLMClient. Clients: StoryController, SubmitTurnCommand. Replace with the implemented roles.]</w:t>
+              <w:rPr/>
+              <w:t>Facade: StoryAgent (generateScenario, planPlot, takeTurn). Subsystem: PlotPlanner (createPlot, planStep), MemoryManager (buildContext), ToolRegistry and its tools, LLMClient. ConsistencyChecker joins the subsystem with F08. Clients: StoryController (generateScenario, startStory) and SubmitTurnCommand (execute).</w:t>
             </w:r>
           </w:p>
         </w:tc>
@@ -11772,11 +11946,8 @@
           </w:tcPr>
           <w:p>
             <w:r>
-              <w:rPr>
-                <w:i/>
-                <w:color w:val="7F7F7F"/>
-              </w:rPr>
-              <w:t>[File paths and the methods where the pattern is visible.]</w:t>
+              <w:rPr/>
+              <w:t>src/main/java/ca/yorku/storyteller/agent/StoryAgent.java: create(LLMClient) wires the subsystem; generateScenario(String); planPlot(Scenario, String); takeTurn(StorySession, String, InputModeStrategy); runToolLoop(...) and buildTurnPrompt(...) keep the step order in one place. src/main/java/ca/yorku/storyteller/agent/PlotPlanner.java, MemoryManager.java, tools/ToolRegistry.java: the subsystem classes. src/main/java/ca/yorku/storyteller/controller/SubmitTurnCommand.java and StoryController.java: the only callers.</w:t>
             </w:r>
           </w:p>
         </w:tc>
@@ -11829,11 +12000,8 @@
           </w:tcPr>
           <w:p>
             <w:r>
-              <w:rPr>
-                <w:i/>
-                <w:color w:val="7F7F7F"/>
-              </w:rPr>
-              <w:t>[Why this pattern, and what the code would look like without it.]</w:t>
+              <w:rPr/>
+              <w:t>The controller depends on one class with three operations; changing how a turn is built (a new tool, a different context, the consistency check next week) changes StoryAgent only. Without it, StoryController and SubmitTurnCommand would each call the planner, memory, registry and model in the right order and handle the tool loop themselves.</w:t>
             </w:r>
           </w:p>
         </w:tc>
@@ -11886,11 +12054,8 @@
           </w:tcPr>
           <w:p>
             <w:r>
-              <w:rPr>
-                <w:i/>
-                <w:color w:val="7F7F7F"/>
-              </w:rPr>
-              <w:t>[Matches the Stage 1 design / changed (see Section 4).]</w:t>
+              <w:rPr/>
+              <w:t>Matches the Stage 1 roles; recap and generateEnding arrive with F09 and F12, and ConsistencyChecker with F08. planStep makes no model call of its own (Section 4).</w:t>
             </w:r>
           </w:p>
         </w:tc>
@@ -23359,6 +23524,102 @@
           </w:p>
         </w:tc>
       </w:tr>
+      <w:tr>
+        <w:trPr>
+          <w:cantSplit/>
+        </w:trPr>
+        <w:tc>
+          <w:tcPr>
+            <w:tcW w:w="600" w:type="dxa"/>
+            <w:tcBorders>
+              <w:top w:val="single" w:sz="4" w:space="0" w:color="BFBFBF"/>
+              <w:left w:val="single" w:sz="4" w:space="0" w:color="BFBFBF"/>
+              <w:bottom w:val="single" w:sz="4" w:space="0" w:color="BFBFBF"/>
+              <w:right w:val="single" w:sz="4" w:space="0" w:color="BFBFBF"/>
+            </w:tcBorders>
+            <w:tcMar>
+              <w:top w:w="70" w:type="dxa"/>
+              <w:left w:w="110" w:type="dxa"/>
+              <w:bottom w:w="70" w:type="dxa"/>
+              <w:right w:w="110" w:type="dxa"/>
+            </w:tcMar>
+          </w:tcPr>
+          <w:p>
+            <w:r>
+              <w:t>7</w:t>
+            </w:r>
+          </w:p>
+        </w:tc>
+        <w:tc>
+          <w:tcPr>
+            <w:tcW w:w="2000" w:type="dxa"/>
+            <w:tcBorders>
+              <w:top w:val="single" w:sz="4" w:space="0" w:color="BFBFBF"/>
+              <w:left w:val="single" w:sz="4" w:space="0" w:color="BFBFBF"/>
+              <w:bottom w:val="single" w:sz="4" w:space="0" w:color="BFBFBF"/>
+              <w:right w:val="single" w:sz="4" w:space="0" w:color="BFBFBF"/>
+            </w:tcBorders>
+            <w:tcMar>
+              <w:top w:w="70" w:type="dxa"/>
+              <w:left w:w="110" w:type="dxa"/>
+              <w:bottom w:w="70" w:type="dxa"/>
+              <w:right w:w="110" w:type="dxa"/>
+            </w:tcMar>
+          </w:tcPr>
+          <w:p>
+            <w:r>
+              <w:rPr/>
+              <w:t>d86552d (https://github.com/Polarralop/EECS3311Project/commit/d86552d)</w:t>
+            </w:r>
+          </w:p>
+        </w:tc>
+        <w:tc>
+          <w:tcPr>
+            <w:tcW w:w="5160" w:type="dxa"/>
+            <w:tcBorders>
+              <w:top w:val="single" w:sz="4" w:space="0" w:color="BFBFBF"/>
+              <w:left w:val="single" w:sz="4" w:space="0" w:color="BFBFBF"/>
+              <w:bottom w:val="single" w:sz="4" w:space="0" w:color="BFBFBF"/>
+              <w:right w:val="single" w:sz="4" w:space="0" w:color="BFBFBF"/>
+            </w:tcBorders>
+            <w:tcMar>
+              <w:top w:w="70" w:type="dxa"/>
+              <w:left w:w="110" w:type="dxa"/>
+              <w:bottom w:w="70" w:type="dxa"/>
+              <w:right w:w="110" w:type="dxa"/>
+            </w:tcMar>
+          </w:tcPr>
+          <w:p>
+            <w:r>
+              <w:rPr/>
+              <w:t>feat(tools): raise lore proposals and resolve them in StoryController</w:t>
+            </w:r>
+          </w:p>
+        </w:tc>
+        <w:tc>
+          <w:tcPr>
+            <w:tcW w:w="1600" w:type="dxa"/>
+            <w:tcBorders>
+              <w:top w:val="single" w:sz="4" w:space="0" w:color="BFBFBF"/>
+              <w:left w:val="single" w:sz="4" w:space="0" w:color="BFBFBF"/>
+              <w:bottom w:val="single" w:sz="4" w:space="0" w:color="BFBFBF"/>
+              <w:right w:val="single" w:sz="4" w:space="0" w:color="BFBFBF"/>
+            </w:tcBorders>
+            <w:tcMar>
+              <w:top w:w="70" w:type="dxa"/>
+              <w:left w:w="110" w:type="dxa"/>
+              <w:bottom w:w="70" w:type="dxa"/>
+              <w:right w:w="110" w:type="dxa"/>
+            </w:tcMar>
+          </w:tcPr>
+          <w:p>
+            <w:r>
+              <w:rPr/>
+              <w:t>F07</w:t>
+            </w:r>
+          </w:p>
+        </w:tc>
+      </w:tr>
     </w:tbl>
     <w:p>
       <w:pPr>
@@ -23371,7 +23632,7 @@
       </w:pPr>
       <w:r>
         <w:rPr/>
-        <w:t>Count so far (period 2): 6 meaningful code commits, all on Oct 27 (each later commit logs the ones before it).</w:t>
+        <w:t>Count so far (period 2): 7 meaningful code commits, all on Oct 27 (each later commit logs the ones before it).</w:t>
       </w:r>
     </w:p>
     <w:p>
@@ -23796,7 +24057,7 @@
           </w:tcPr>
           <w:p>
             <w:r>
-              <w:t>91 tests, all passing (Oct 20, 2026). ClaudeAdapterTest runs the adapter against a local HTTP server that plays the Messages API; no test makes a paid call.</w:t>
+              <w:t>184 tests, all passing (Oct 27, 2026). Agent, tool, controller and front-end tests script the model with FakeLLMClient; ClaudeAdapterTest runs the adapter against a local HTTP server that plays the Messages API; no test makes a paid call.</w:t>
             </w:r>
           </w:p>
         </w:tc>
@@ -23942,7 +24203,7 @@
           </w:tcPr>
           <w:p>
             <w:r>
-              <w:t>Oct 20: Lore and Characters tabs checked on screen with the sample story (samples/sample-ashfall.json); StoryGUITest drives the forms and buttons headless. Story turns not built yet.</w:t>
+              <w:t>Oct 20: Lore and Characters tabs checked on screen with the sample story. Oct 27: Story tab, Start story form and proposals list rendered under Xvfb with a scripted model and checked by screenshot; StoryGUITest drives every button headless (start, send, undo, retry, edit, approve, reject).</w:t>
             </w:r>
           </w:p>
         </w:tc>
@@ -24013,7 +24274,7 @@
           </w:tcPr>
           <w:p>
             <w:r>
-              <w:t>Oct 20: new, lore add/list, save and sessions run through mvn compile exec:java@cli; StoryCLITest scripts every F02, F03 and F11 command. Story turns not built yet.</w:t>
+              <w:t>Oct 20: new, lore add/list, save and sessions run through mvn compile exec:java@cli. Oct 27: new, lore add, start and do run through mvn compile exec:java@cli without a key (the start reports the missing key; the app keeps working); StoryCLITest scripts every F01, F04, F05, F07 and F10 command with FakeLLMClient.</w:t>
             </w:r>
           </w:p>
         </w:tc>

--- a/Stage2_Report.docx
+++ b/Stage2_Report.docx
@@ -13381,11 +13381,8 @@
         <w:spacing w:after="120"/>
       </w:pPr>
       <w:r>
-        <w:rPr>
-          <w:i/>
-          <w:color w:val="7F7F7F"/>
-        </w:rPr>
-        <w:t>[Redraw each diagram that no longer matches the code and save it under figures/stage2/class-diagram/ with the same file name. Keep the Stage 1 figure where nothing changed, and say so in the caption.]</w:t>
+        <w:rPr/>
+        <w:t>Figures 2 to 8 are redrawn from the code as of Oct 27 (end of the F04, F05, F07 and F10 work) and saved under figures/stage2/class-diagram/ with the Stage 1 file names. Pattern roles are shown under each class name. A dashed box is a class from another package shown for context, or a class that is designed but not built yet (its feature is named). Figures 1 and 9 are checked again in week 3, after F06, F08 and F09 add their classes.</w:t>
       </w:r>
     </w:p>
     <w:p>
@@ -13426,7 +13423,38 @@
           <w:i/>
           <w:color w:val="7F7F7F"/>
         </w:rPr>
-        <w:t>[Insert figure: figures/stage2/class-diagram/02-ui.png (or figures/class-diagram/02-ui.png if unchanged)]</w:t>
+        <w:drawing>
+          <wp:inline xmlns:a="http://schemas.openxmlformats.org/drawingml/2006/main" xmlns:pic="http://schemas.openxmlformats.org/drawingml/2006/picture">
+            <wp:extent cx="5760720" cy="4180788"/>
+            <wp:docPr id="1" name="Picture 1"/>
+            <wp:cNvGraphicFramePr>
+              <a:graphicFrameLocks noChangeAspect="1"/>
+            </wp:cNvGraphicFramePr>
+            <a:graphic>
+              <a:graphicData uri="http://schemas.openxmlformats.org/drawingml/2006/picture">
+                <pic:pic>
+                  <pic:nvPicPr>
+                    <pic:cNvPr id="0" name="02-ui.png"/>
+                    <pic:cNvPicPr/>
+                  </pic:nvPicPr>
+                  <pic:blipFill>
+                    <a:blip r:embed="rId8"/>
+                    <a:stretch>
+                      <a:fillRect/>
+                    </a:stretch>
+                  </pic:blipFill>
+                  <pic:spPr>
+                    <a:xfrm>
+                      <a:off x="0" y="0"/>
+                      <a:ext cx="5760720" cy="4180788"/>
+                    </a:xfrm>
+                    <a:prstGeom prst="rect"/>
+                  </pic:spPr>
+                </pic:pic>
+              </a:graphicData>
+            </a:graphic>
+          </wp:inline>
+        </w:drawing>
       </w:r>
     </w:p>
     <w:p>
@@ -13453,7 +13481,38 @@
           <w:i/>
           <w:color w:val="7F7F7F"/>
         </w:rPr>
-        <w:t>[Insert figure: figures/stage2/class-diagram/03-controller.png (or figures/class-diagram/03-controller.png if unchanged)]</w:t>
+        <w:drawing>
+          <wp:inline xmlns:a="http://schemas.openxmlformats.org/drawingml/2006/main" xmlns:pic="http://schemas.openxmlformats.org/drawingml/2006/picture">
+            <wp:extent cx="5760720" cy="4620373"/>
+            <wp:docPr id="2" name="Picture 2"/>
+            <wp:cNvGraphicFramePr>
+              <a:graphicFrameLocks noChangeAspect="1"/>
+            </wp:cNvGraphicFramePr>
+            <a:graphic>
+              <a:graphicData uri="http://schemas.openxmlformats.org/drawingml/2006/picture">
+                <pic:pic>
+                  <pic:nvPicPr>
+                    <pic:cNvPr id="0" name="03-controller.png"/>
+                    <pic:cNvPicPr/>
+                  </pic:nvPicPr>
+                  <pic:blipFill>
+                    <a:blip r:embed="rId10"/>
+                    <a:stretch>
+                      <a:fillRect/>
+                    </a:stretch>
+                  </pic:blipFill>
+                  <pic:spPr>
+                    <a:xfrm>
+                      <a:off x="0" y="0"/>
+                      <a:ext cx="5760720" cy="4620373"/>
+                    </a:xfrm>
+                    <a:prstGeom prst="rect"/>
+                  </pic:spPr>
+                </pic:pic>
+              </a:graphicData>
+            </a:graphic>
+          </wp:inline>
+        </w:drawing>
       </w:r>
     </w:p>
     <w:p>
@@ -13480,7 +13539,38 @@
           <w:i/>
           <w:color w:val="7F7F7F"/>
         </w:rPr>
-        <w:t>[Insert figure: figures/stage2/class-diagram/04-model-story-and-lore.png (or figures/class-diagram/04-model-story-and-lore.png if unchanged)]</w:t>
+        <w:drawing>
+          <wp:inline xmlns:a="http://schemas.openxmlformats.org/drawingml/2006/main" xmlns:pic="http://schemas.openxmlformats.org/drawingml/2006/picture">
+            <wp:extent cx="5760720" cy="5557341"/>
+            <wp:docPr id="3" name="Picture 3"/>
+            <wp:cNvGraphicFramePr>
+              <a:graphicFrameLocks noChangeAspect="1"/>
+            </wp:cNvGraphicFramePr>
+            <a:graphic>
+              <a:graphicData uri="http://schemas.openxmlformats.org/drawingml/2006/picture">
+                <pic:pic>
+                  <pic:nvPicPr>
+                    <pic:cNvPr id="0" name="04-model-story-and-lore.png"/>
+                    <pic:cNvPicPr/>
+                  </pic:nvPicPr>
+                  <pic:blipFill>
+                    <a:blip r:embed="rId11"/>
+                    <a:stretch>
+                      <a:fillRect/>
+                    </a:stretch>
+                  </pic:blipFill>
+                  <pic:spPr>
+                    <a:xfrm>
+                      <a:off x="0" y="0"/>
+                      <a:ext cx="5760720" cy="5557341"/>
+                    </a:xfrm>
+                    <a:prstGeom prst="rect"/>
+                  </pic:spPr>
+                </pic:pic>
+              </a:graphicData>
+            </a:graphic>
+          </wp:inline>
+        </w:drawing>
       </w:r>
     </w:p>
     <w:p>
@@ -13507,7 +13597,38 @@
           <w:i/>
           <w:color w:val="7F7F7F"/>
         </w:rPr>
-        <w:t>[Insert figure: figures/stage2/class-diagram/05-model-characters-and-events.png (or figures/class-diagram/05-model-characters-and-events.png if unchanged)]</w:t>
+        <w:drawing>
+          <wp:inline xmlns:a="http://schemas.openxmlformats.org/drawingml/2006/main" xmlns:pic="http://schemas.openxmlformats.org/drawingml/2006/picture">
+            <wp:extent cx="5760720" cy="5246764"/>
+            <wp:docPr id="4" name="Picture 4"/>
+            <wp:cNvGraphicFramePr>
+              <a:graphicFrameLocks noChangeAspect="1"/>
+            </wp:cNvGraphicFramePr>
+            <a:graphic>
+              <a:graphicData uri="http://schemas.openxmlformats.org/drawingml/2006/picture">
+                <pic:pic>
+                  <pic:nvPicPr>
+                    <pic:cNvPr id="0" name="05-model-characters-and-events.png"/>
+                    <pic:cNvPicPr/>
+                  </pic:nvPicPr>
+                  <pic:blipFill>
+                    <a:blip r:embed="rId13"/>
+                    <a:stretch>
+                      <a:fillRect/>
+                    </a:stretch>
+                  </pic:blipFill>
+                  <pic:spPr>
+                    <a:xfrm>
+                      <a:off x="0" y="0"/>
+                      <a:ext cx="5760720" cy="5246764"/>
+                    </a:xfrm>
+                    <a:prstGeom prst="rect"/>
+                  </pic:spPr>
+                </pic:pic>
+              </a:graphicData>
+            </a:graphic>
+          </wp:inline>
+        </w:drawing>
       </w:r>
     </w:p>
     <w:p>
@@ -13534,7 +13655,38 @@
           <w:i/>
           <w:color w:val="7F7F7F"/>
         </w:rPr>
-        <w:t>[Insert figure: figures/stage2/class-diagram/06-agent.png (or figures/class-diagram/06-agent.png if unchanged)]</w:t>
+        <w:drawing>
+          <wp:inline xmlns:a="http://schemas.openxmlformats.org/drawingml/2006/main" xmlns:pic="http://schemas.openxmlformats.org/drawingml/2006/picture">
+            <wp:extent cx="5760720" cy="4094377"/>
+            <wp:docPr id="5" name="Picture 5"/>
+            <wp:cNvGraphicFramePr>
+              <a:graphicFrameLocks noChangeAspect="1"/>
+            </wp:cNvGraphicFramePr>
+            <a:graphic>
+              <a:graphicData uri="http://schemas.openxmlformats.org/drawingml/2006/picture">
+                <pic:pic>
+                  <pic:nvPicPr>
+                    <pic:cNvPr id="0" name="06-agent.png"/>
+                    <pic:cNvPicPr/>
+                  </pic:nvPicPr>
+                  <pic:blipFill>
+                    <a:blip r:embed="rId15"/>
+                    <a:stretch>
+                      <a:fillRect/>
+                    </a:stretch>
+                  </pic:blipFill>
+                  <pic:spPr>
+                    <a:xfrm>
+                      <a:off x="0" y="0"/>
+                      <a:ext cx="5760720" cy="4094377"/>
+                    </a:xfrm>
+                    <a:prstGeom prst="rect"/>
+                  </pic:spPr>
+                </pic:pic>
+              </a:graphicData>
+            </a:graphic>
+          </wp:inline>
+        </w:drawing>
       </w:r>
     </w:p>
     <w:p>
@@ -13561,7 +13713,38 @@
           <w:i/>
           <w:color w:val="7F7F7F"/>
         </w:rPr>
-        <w:t>[Insert figure: figures/stage2/class-diagram/07-agent-tools.png (or figures/class-diagram/07-agent-tools.png if unchanged)]</w:t>
+        <w:drawing>
+          <wp:inline xmlns:a="http://schemas.openxmlformats.org/drawingml/2006/main" xmlns:pic="http://schemas.openxmlformats.org/drawingml/2006/picture">
+            <wp:extent cx="5760720" cy="3014150"/>
+            <wp:docPr id="6" name="Picture 6"/>
+            <wp:cNvGraphicFramePr>
+              <a:graphicFrameLocks noChangeAspect="1"/>
+            </wp:cNvGraphicFramePr>
+            <a:graphic>
+              <a:graphicData uri="http://schemas.openxmlformats.org/drawingml/2006/picture">
+                <pic:pic>
+                  <pic:nvPicPr>
+                    <pic:cNvPr id="0" name="07-agent-tools.png"/>
+                    <pic:cNvPicPr/>
+                  </pic:nvPicPr>
+                  <pic:blipFill>
+                    <a:blip r:embed="rId17"/>
+                    <a:stretch>
+                      <a:fillRect/>
+                    </a:stretch>
+                  </pic:blipFill>
+                  <pic:spPr>
+                    <a:xfrm>
+                      <a:off x="0" y="0"/>
+                      <a:ext cx="5760720" cy="3014150"/>
+                    </a:xfrm>
+                    <a:prstGeom prst="rect"/>
+                  </pic:spPr>
+                </pic:pic>
+              </a:graphicData>
+            </a:graphic>
+          </wp:inline>
+        </w:drawing>
       </w:r>
     </w:p>
     <w:p>
@@ -13588,7 +13771,38 @@
           <w:i/>
           <w:color w:val="7F7F7F"/>
         </w:rPr>
-        <w:t>[Insert figure: figures/stage2/class-diagram/08-llm.png (or figures/class-diagram/08-llm.png if unchanged)]</w:t>
+        <w:drawing>
+          <wp:inline xmlns:a="http://schemas.openxmlformats.org/drawingml/2006/main" xmlns:pic="http://schemas.openxmlformats.org/drawingml/2006/picture">
+            <wp:extent cx="5760720" cy="3804699"/>
+            <wp:docPr id="7" name="Picture 7"/>
+            <wp:cNvGraphicFramePr>
+              <a:graphicFrameLocks noChangeAspect="1"/>
+            </wp:cNvGraphicFramePr>
+            <a:graphic>
+              <a:graphicData uri="http://schemas.openxmlformats.org/drawingml/2006/picture">
+                <pic:pic>
+                  <pic:nvPicPr>
+                    <pic:cNvPr id="0" name="08-llm.png"/>
+                    <pic:cNvPicPr/>
+                  </pic:nvPicPr>
+                  <pic:blipFill>
+                    <a:blip r:embed="rId18"/>
+                    <a:stretch>
+                      <a:fillRect/>
+                    </a:stretch>
+                  </pic:blipFill>
+                  <pic:spPr>
+                    <a:xfrm>
+                      <a:off x="0" y="0"/>
+                      <a:ext cx="5760720" cy="3804699"/>
+                    </a:xfrm>
+                    <a:prstGeom prst="rect"/>
+                  </pic:spPr>
+                </pic:pic>
+              </a:graphicData>
+            </a:graphic>
+          </wp:inline>
+        </w:drawing>
       </w:r>
     </w:p>
     <w:p>
@@ -13786,11 +14000,8 @@
           </w:tcPr>
           <w:p>
             <w:r>
-              <w:rPr>
-                <w:i/>
-                <w:color w:val="7F7F7F"/>
-              </w:rPr>
-              <w:t>[Yes / No]</w:t>
+              <w:rPr/>
+              <w:t>Yes</w:t>
             </w:r>
           </w:p>
         </w:tc>
@@ -13812,11 +14023,8 @@
           </w:tcPr>
           <w:p>
             <w:r>
-              <w:rPr>
-                <w:i/>
-                <w:color w:val="7F7F7F"/>
-              </w:rPr>
-              <w:t>[-]</w:t>
+              <w:rPr/>
+              <w:t>No change; all ten use cases are still planned.</w:t>
             </w:r>
           </w:p>
         </w:tc>
@@ -13865,11 +14073,8 @@
           </w:tcPr>
           <w:p>
             <w:r>
-              <w:rPr>
-                <w:i/>
-                <w:color w:val="7F7F7F"/>
-              </w:rPr>
-              <w:t>[Yes / No]</w:t>
+              <w:rPr/>
+              <w:t>No</w:t>
             </w:r>
           </w:p>
         </w:tc>
@@ -13891,11 +14096,8 @@
           </w:tcPr>
           <w:p>
             <w:r>
-              <w:rPr>
-                <w:i/>
-                <w:color w:val="7F7F7F"/>
-              </w:rPr>
-              <w:t>[-]</w:t>
+              <w:rPr/>
+              <w:t>Errors come back as exceptions that the view shows; the adapter calls messages().create(params) on the SDK. To redraw in week 3.</w:t>
             </w:r>
           </w:p>
         </w:tc>
@@ -13944,11 +14146,8 @@
           </w:tcPr>
           <w:p>
             <w:r>
-              <w:rPr>
-                <w:i/>
-                <w:color w:val="7F7F7F"/>
-              </w:rPr>
-              <w:t>[Yes / No]</w:t>
+              <w:rPr/>
+              <w:t>No</w:t>
             </w:r>
           </w:p>
         </w:tc>
@@ -13970,11 +14169,8 @@
           </w:tcPr>
           <w:p>
             <w:r>
-              <w:rPr>
-                <w:i/>
-                <w:color w:val="7F7F7F"/>
-              </w:rPr>
-              <w:t>[-]</w:t>
+              <w:rPr/>
+              <w:t>startStory plans the pivotal events first and reuses an empty, unstarted session so prepared lore is kept. To redraw in week 3.</w:t>
             </w:r>
           </w:p>
         </w:tc>
@@ -14023,11 +14219,8 @@
           </w:tcPr>
           <w:p>
             <w:r>
-              <w:rPr>
-                <w:i/>
-                <w:color w:val="7F7F7F"/>
-              </w:rPr>
-              <w:t>[Yes / No]</w:t>
+              <w:rPr/>
+              <w:t>No</w:t>
             </w:r>
           </w:p>
         </w:tc>
@@ -14049,11 +14242,8 @@
           </w:tcPr>
           <w:p>
             <w:r>
-              <w:rPr>
-                <w:i/>
-                <w:color w:val="7F7F7F"/>
-              </w:rPr>
-              <w:t>[-]</w:t>
+              <w:rPr/>
+              <w:t>Figure 10.</w:t>
             </w:r>
           </w:p>
         </w:tc>
@@ -14102,11 +14292,8 @@
           </w:tcPr>
           <w:p>
             <w:r>
-              <w:rPr>
-                <w:i/>
-                <w:color w:val="7F7F7F"/>
-              </w:rPr>
-              <w:t>[Yes / No]</w:t>
+              <w:rPr/>
+              <w:t>No</w:t>
             </w:r>
           </w:p>
         </w:tc>
@@ -14128,11 +14315,8 @@
           </w:tcPr>
           <w:p>
             <w:r>
-              <w:rPr>
-                <w:i/>
-                <w:color w:val="7F7F7F"/>
-              </w:rPr>
-              <w:t>[-]</w:t>
+              <w:rPr/>
+              <w:t>Errors come back as exceptions; the GUI runs the turn in the background and redraws from onStoryChanged. To redraw in week 3.</w:t>
             </w:r>
           </w:p>
         </w:tc>
@@ -14181,11 +14365,8 @@
           </w:tcPr>
           <w:p>
             <w:r>
-              <w:rPr>
-                <w:i/>
-                <w:color w:val="7F7F7F"/>
-              </w:rPr>
-              <w:t>[Yes / No]</w:t>
+              <w:rPr/>
+              <w:t>No</w:t>
             </w:r>
           </w:p>
         </w:tc>
@@ -14207,11 +14388,8 @@
           </w:tcPr>
           <w:p>
             <w:r>
-              <w:rPr>
-                <w:i/>
-                <w:color w:val="7F7F7F"/>
-              </w:rPr>
-              <w:t>[-]</w:t>
+              <w:rPr/>
+              <w:t>planStep makes no model call; the tool loop is capped at 8 rounds. The consistency step waits for F08. To redraw after F08.</w:t>
             </w:r>
           </w:p>
         </w:tc>
@@ -14260,11 +14438,8 @@
           </w:tcPr>
           <w:p>
             <w:r>
-              <w:rPr>
-                <w:i/>
-                <w:color w:val="7F7F7F"/>
-              </w:rPr>
-              <w:t>[Yes / No]</w:t>
+              <w:rPr/>
+              <w:t>Not built yet</w:t>
             </w:r>
           </w:p>
         </w:tc>
@@ -14286,11 +14461,8 @@
           </w:tcPr>
           <w:p>
             <w:r>
-              <w:rPr>
-                <w:i/>
-                <w:color w:val="7F7F7F"/>
-              </w:rPr>
-              <w:t>[-]</w:t>
+              <w:rPr/>
+              <w:t>F08 and F09 are planned for week 3.</w:t>
             </w:r>
           </w:p>
         </w:tc>
@@ -14339,11 +14511,8 @@
           </w:tcPr>
           <w:p>
             <w:r>
-              <w:rPr>
-                <w:i/>
-                <w:color w:val="7F7F7F"/>
-              </w:rPr>
-              <w:t>[Yes / No]</w:t>
+              <w:rPr/>
+              <w:t>No</w:t>
             </w:r>
           </w:p>
         </w:tc>
@@ -14365,11 +14534,8 @@
           </w:tcPr>
           <w:p>
             <w:r>
-              <w:rPr>
-                <w:i/>
-                <w:color w:val="7F7F7F"/>
-              </w:rPr>
-              <w:t>[-]</w:t>
+              <w:rPr/>
+              <w:t>No showProposal call: the proposals list is redrawn when observers are notified. To redraw in week 3.</w:t>
             </w:r>
           </w:p>
         </w:tc>
@@ -14418,11 +14584,8 @@
           </w:tcPr>
           <w:p>
             <w:r>
-              <w:rPr>
-                <w:i/>
-                <w:color w:val="7F7F7F"/>
-              </w:rPr>
-              <w:t>[Yes / No]</w:t>
+              <w:rPr/>
+              <w:t>No</w:t>
             </w:r>
           </w:p>
         </w:tc>
@@ -14444,11 +14607,8 @@
           </w:tcPr>
           <w:p>
             <w:r>
-              <w:rPr>
-                <w:i/>
-                <w:color w:val="7F7F7F"/>
-              </w:rPr>
-              <w:t>[-]</w:t>
+              <w:rPr/>
+              <w:t>Retry first undoes any edits made after the last turn, then the turn, then runs it again. To redraw in week 3.</w:t>
             </w:r>
           </w:p>
         </w:tc>
@@ -14497,11 +14657,8 @@
           </w:tcPr>
           <w:p>
             <w:r>
-              <w:rPr>
-                <w:i/>
-                <w:color w:val="7F7F7F"/>
-              </w:rPr>
-              <w:t>[Yes / No]</w:t>
+              <w:rPr/>
+              <w:t>No</w:t>
             </w:r>
           </w:p>
         </w:tc>
@@ -14523,11 +14680,8 @@
           </w:tcPr>
           <w:p>
             <w:r>
-              <w:rPr>
-                <w:i/>
-                <w:color w:val="7F7F7F"/>
-              </w:rPr>
-              <w:t>[-]</w:t>
+              <w:rPr/>
+              <w:t>Figure 11.</w:t>
             </w:r>
           </w:p>
         </w:tc>
@@ -14576,11 +14730,8 @@
           </w:tcPr>
           <w:p>
             <w:r>
-              <w:rPr>
-                <w:i/>
-                <w:color w:val="7F7F7F"/>
-              </w:rPr>
-              <w:t>[Yes / No]</w:t>
+              <w:rPr/>
+              <w:t>Not built yet</w:t>
             </w:r>
           </w:p>
         </w:tc>
@@ -14602,11 +14753,8 @@
           </w:tcPr>
           <w:p>
             <w:r>
-              <w:rPr>
-                <w:i/>
-                <w:color w:val="7F7F7F"/>
-              </w:rPr>
-              <w:t>[-]</w:t>
+              <w:rPr/>
+              <w:t>F12 is planned for week 3.</w:t>
             </w:r>
           </w:p>
         </w:tc>
@@ -14620,13 +14768,113 @@
     <w:p>
       <w:pPr>
         <w:spacing w:after="120"/>
+        <w:jc w:val="center"/>
       </w:pPr>
       <w:r>
         <w:rPr>
           <w:i/>
           <w:color w:val="7F7F7F"/>
         </w:rPr>
-        <w:t>[Insert each redrawn diagram here with a numbered caption continuing from Figure 9.]</w:t>
+        <w:drawing>
+          <wp:inline xmlns:a="http://schemas.openxmlformats.org/drawingml/2006/main" xmlns:pic="http://schemas.openxmlformats.org/drawingml/2006/picture">
+            <wp:extent cx="5120640" cy="7508952"/>
+            <wp:docPr id="8" name="Picture 8"/>
+            <wp:cNvGraphicFramePr>
+              <a:graphicFrameLocks noChangeAspect="1"/>
+            </wp:cNvGraphicFramePr>
+            <a:graphic>
+              <a:graphicData uri="http://schemas.openxmlformats.org/drawingml/2006/picture">
+                <pic:pic>
+                  <pic:nvPicPr>
+                    <pic:cNvPr id="0" name="SD03-manage-lore-entries-and-characters.png"/>
+                    <pic:cNvPicPr/>
+                  </pic:nvPicPr>
+                  <pic:blipFill>
+                    <a:blip r:embed="rId19"/>
+                    <a:stretch>
+                      <a:fillRect/>
+                    </a:stretch>
+                  </pic:blipFill>
+                  <pic:spPr>
+                    <a:xfrm>
+                      <a:off x="0" y="0"/>
+                      <a:ext cx="5120640" cy="7508952"/>
+                    </a:xfrm>
+                    <a:prstGeom prst="rect"/>
+                  </pic:spPr>
+                </pic:pic>
+              </a:graphicData>
+            </a:graphic>
+          </wp:inline>
+        </w:drawing>
+      </w:r>
+    </w:p>
+    <w:p>
+      <w:pPr>
+        <w:spacing w:after="200"/>
+        <w:jc w:val="center"/>
+      </w:pPr>
+      <w:r>
+        <w:rPr>
+          <w:sz w:val="20"/>
+        </w:rPr>
+        <w:t>Figure 10. SD03 redrawn: invalid lore or characters throw an exception that the view catches and shows; the controller never calls showError.</w:t>
+      </w:r>
+    </w:p>
+    <w:p>
+      <w:pPr>
+        <w:spacing w:after="120"/>
+        <w:jc w:val="center"/>
+      </w:pPr>
+      <w:r>
+        <w:rPr>
+          <w:i/>
+          <w:color w:val="7F7F7F"/>
+        </w:rPr>
+        <w:drawing>
+          <wp:inline xmlns:a="http://schemas.openxmlformats.org/drawingml/2006/main" xmlns:pic="http://schemas.openxmlformats.org/drawingml/2006/picture">
+            <wp:extent cx="5760720" cy="6458197"/>
+            <wp:docPr id="9" name="Picture 9"/>
+            <wp:cNvGraphicFramePr>
+              <a:graphicFrameLocks noChangeAspect="1"/>
+            </wp:cNvGraphicFramePr>
+            <a:graphic>
+              <a:graphicData uri="http://schemas.openxmlformats.org/drawingml/2006/picture">
+                <pic:pic>
+                  <pic:nvPicPr>
+                    <pic:cNvPr id="0" name="SD09-save-and-load-a-story.png"/>
+                    <pic:cNvPicPr/>
+                  </pic:nvPicPr>
+                  <pic:blipFill>
+                    <a:blip r:embed="rId21"/>
+                    <a:stretch>
+                      <a:fillRect/>
+                    </a:stretch>
+                  </pic:blipFill>
+                  <pic:spPr>
+                    <a:xfrm>
+                      <a:off x="0" y="0"/>
+                      <a:ext cx="5760720" cy="6458197"/>
+                    </a:xfrm>
+                    <a:prstGeom prst="rect"/>
+                  </pic:spPr>
+                </pic:pic>
+              </a:graphicData>
+            </a:graphic>
+          </wp:inline>
+        </w:drawing>
+      </w:r>
+    </w:p>
+    <w:p>
+      <w:pPr>
+        <w:spacing w:after="200"/>
+        <w:jc w:val="center"/>
+      </w:pPr>
+      <w:r>
+        <w:rPr>
+          <w:sz w:val="20"/>
+        </w:rPr>
+        <w:t>Figure 11. SD09 redrawn: save and load errors come back as exceptions; loading swaps the observers onto the loaded session, clears the undo history, and returns a recap built from the saved data (the model-written recap arrives with F09).</w:t>
       </w:r>
     </w:p>
     <w:p>
@@ -21431,7 +21679,7 @@
           </w:tcPr>
           <w:p>
             <w:r>
-              <w:t>Project scaffolding; Stage 2 report scaffold; week 1 implementation (model, F02, F03, F11, ClaudeAdapter, controller, CLI and GUI tabs, with tests and docs)</w:t>
+              <w:t>Project scaffolding; Stage 2 report scaffold; week 1 (F02, F03, F11, Adapter, controller, both front ends); week 2 (F04 tool-use turn, F05 hidden events, F01 scenario draft, F07 lore proposals, F10 undo/retry/edit, GUI story tab, redrawn UML diagrams)</w:t>
             </w:r>
           </w:p>
         </w:tc>
@@ -21453,7 +21701,7 @@
           </w:tcPr>
           <w:p>
             <w:r>
-              <w:t>~11.6M input incl. cache reads, ~145K output (three sessions to Oct 20)</w:t>
+              <w:t>~36M input incl. cache reads, ~400K output</w:t>
             </w:r>
           </w:p>
         </w:tc>
@@ -21475,7 +21723,7 @@
           </w:tcPr>
           <w:p>
             <w:r>
-              <w:t>~$7.00</w:t>
+              <w:t>~$17.50</w:t>
             </w:r>
           </w:p>
         </w:tc>
@@ -23620,6 +23868,102 @@
           </w:p>
         </w:tc>
       </w:tr>
+      <w:tr>
+        <w:trPr>
+          <w:cantSplit/>
+        </w:trPr>
+        <w:tc>
+          <w:tcPr>
+            <w:tcW w:w="600" w:type="dxa"/>
+            <w:tcBorders>
+              <w:top w:val="single" w:sz="4" w:space="0" w:color="BFBFBF"/>
+              <w:left w:val="single" w:sz="4" w:space="0" w:color="BFBFBF"/>
+              <w:bottom w:val="single" w:sz="4" w:space="0" w:color="BFBFBF"/>
+              <w:right w:val="single" w:sz="4" w:space="0" w:color="BFBFBF"/>
+            </w:tcBorders>
+            <w:tcMar>
+              <w:top w:w="70" w:type="dxa"/>
+              <w:left w:w="110" w:type="dxa"/>
+              <w:bottom w:w="70" w:type="dxa"/>
+              <w:right w:w="110" w:type="dxa"/>
+            </w:tcMar>
+          </w:tcPr>
+          <w:p>
+            <w:r>
+              <w:t>8</w:t>
+            </w:r>
+          </w:p>
+        </w:tc>
+        <w:tc>
+          <w:tcPr>
+            <w:tcW w:w="2000" w:type="dxa"/>
+            <w:tcBorders>
+              <w:top w:val="single" w:sz="4" w:space="0" w:color="BFBFBF"/>
+              <w:left w:val="single" w:sz="4" w:space="0" w:color="BFBFBF"/>
+              <w:bottom w:val="single" w:sz="4" w:space="0" w:color="BFBFBF"/>
+              <w:right w:val="single" w:sz="4" w:space="0" w:color="BFBFBF"/>
+            </w:tcBorders>
+            <w:tcMar>
+              <w:top w:w="70" w:type="dxa"/>
+              <w:left w:w="110" w:type="dxa"/>
+              <w:bottom w:w="70" w:type="dxa"/>
+              <w:right w:w="110" w:type="dxa"/>
+            </w:tcMar>
+          </w:tcPr>
+          <w:p>
+            <w:r>
+              <w:rPr/>
+              <w:t>70e760d (https://github.com/Polarralop/EECS3311Project/commit/70e760d)</w:t>
+            </w:r>
+          </w:p>
+        </w:tc>
+        <w:tc>
+          <w:tcPr>
+            <w:tcW w:w="5160" w:type="dxa"/>
+            <w:tcBorders>
+              <w:top w:val="single" w:sz="4" w:space="0" w:color="BFBFBF"/>
+              <w:left w:val="single" w:sz="4" w:space="0" w:color="BFBFBF"/>
+              <w:bottom w:val="single" w:sz="4" w:space="0" w:color="BFBFBF"/>
+              <w:right w:val="single" w:sz="4" w:space="0" w:color="BFBFBF"/>
+            </w:tcBorders>
+            <w:tcMar>
+              <w:top w:w="70" w:type="dxa"/>
+              <w:left w:w="110" w:type="dxa"/>
+              <w:bottom w:w="70" w:type="dxa"/>
+              <w:right w:w="110" w:type="dxa"/>
+            </w:tcMar>
+          </w:tcPr>
+          <w:p>
+            <w:r>
+              <w:rPr/>
+              <w:t>feat(ui): play turns and review proposals in StoryGUI</w:t>
+            </w:r>
+          </w:p>
+        </w:tc>
+        <w:tc>
+          <w:tcPr>
+            <w:tcW w:w="1600" w:type="dxa"/>
+            <w:tcBorders>
+              <w:top w:val="single" w:sz="4" w:space="0" w:color="BFBFBF"/>
+              <w:left w:val="single" w:sz="4" w:space="0" w:color="BFBFBF"/>
+              <w:bottom w:val="single" w:sz="4" w:space="0" w:color="BFBFBF"/>
+              <w:right w:val="single" w:sz="4" w:space="0" w:color="BFBFBF"/>
+            </w:tcBorders>
+            <w:tcMar>
+              <w:top w:w="70" w:type="dxa"/>
+              <w:left w:w="110" w:type="dxa"/>
+              <w:bottom w:w="70" w:type="dxa"/>
+              <w:right w:w="110" w:type="dxa"/>
+            </w:tcMar>
+          </w:tcPr>
+          <w:p>
+            <w:r>
+              <w:rPr/>
+              <w:t>F04, F07, F10, F01 (GUI)</w:t>
+            </w:r>
+          </w:p>
+        </w:tc>
+      </w:tr>
     </w:tbl>
     <w:p>
       <w:pPr>
@@ -23632,7 +23976,7 @@
       </w:pPr>
       <w:r>
         <w:rPr/>
-        <w:t>Count so far (period 2): 7 meaningful code commits, all on Oct 27 (each later commit logs the ones before it).</w:t>
+        <w:t>Count so far (period 2): 8 meaningful code commits, all on Oct 27 (each later commit logs the ones before it).</w:t>
       </w:r>
     </w:p>
     <w:p>
